--- a/Lab3/LELA1_LAB3_Rah_Sal.docx
+++ b/Lab3/LELA1_LAB3_Rah_Sal.docx
@@ -85,12 +85,6 @@
         <w:gridCol w:w="3064"/>
       </w:tblGrid>
       <w:tr>
-        <w:tblPrEx>
-          <w:tblCellMar>
-            <w:top w:w="0" w:type="dxa"/>
-            <w:bottom w:w="0" w:type="dxa"/>
-          </w:tblCellMar>
-        </w:tblPrEx>
         <w:tc>
           <w:tcPr>
             <w:tcW w:w="2499" w:type="dxa"/>
@@ -216,12 +210,6 @@
         </w:tc>
       </w:tr>
       <w:tr>
-        <w:tblPrEx>
-          <w:tblCellMar>
-            <w:top w:w="0" w:type="dxa"/>
-            <w:bottom w:w="0" w:type="dxa"/>
-          </w:tblCellMar>
-        </w:tblPrEx>
         <w:tc>
           <w:tcPr>
             <w:tcW w:w="9643" w:type="dxa"/>
@@ -283,12 +271,6 @@
         </w:tc>
       </w:tr>
       <w:tr>
-        <w:tblPrEx>
-          <w:tblCellMar>
-            <w:top w:w="0" w:type="dxa"/>
-            <w:bottom w:w="0" w:type="dxa"/>
-          </w:tblCellMar>
-        </w:tblPrEx>
         <w:tc>
           <w:tcPr>
             <w:tcW w:w="3686" w:type="dxa"/>
@@ -459,12 +441,6 @@
         </w:tc>
       </w:tr>
       <w:tr>
-        <w:tblPrEx>
-          <w:tblCellMar>
-            <w:top w:w="0" w:type="dxa"/>
-            <w:bottom w:w="0" w:type="dxa"/>
-          </w:tblCellMar>
-        </w:tblPrEx>
         <w:tc>
           <w:tcPr>
             <w:tcW w:w="3686" w:type="dxa"/>
@@ -594,12 +570,6 @@
         </w:tc>
       </w:tr>
       <w:tr>
-        <w:tblPrEx>
-          <w:tblCellMar>
-            <w:top w:w="0" w:type="dxa"/>
-            <w:bottom w:w="0" w:type="dxa"/>
-          </w:tblCellMar>
-        </w:tblPrEx>
         <w:tc>
           <w:tcPr>
             <w:tcW w:w="3686" w:type="dxa"/>
@@ -695,12 +665,6 @@
         </w:tc>
       </w:tr>
       <w:tr>
-        <w:tblPrEx>
-          <w:tblCellMar>
-            <w:top w:w="0" w:type="dxa"/>
-            <w:bottom w:w="0" w:type="dxa"/>
-          </w:tblCellMar>
-        </w:tblPrEx>
         <w:tc>
           <w:tcPr>
             <w:tcW w:w="5100" w:type="dxa"/>
@@ -818,12 +782,6 @@
         <w:gridCol w:w="1119"/>
       </w:tblGrid>
       <w:tr>
-        <w:tblPrEx>
-          <w:tblCellMar>
-            <w:top w:w="0" w:type="dxa"/>
-            <w:bottom w:w="0" w:type="dxa"/>
-          </w:tblCellMar>
-        </w:tblPrEx>
         <w:trPr>
           <w:cantSplit/>
         </w:trPr>
@@ -1103,12 +1061,6 @@
         </w:tc>
       </w:tr>
       <w:tr>
-        <w:tblPrEx>
-          <w:tblCellMar>
-            <w:top w:w="0" w:type="dxa"/>
-            <w:bottom w:w="0" w:type="dxa"/>
-          </w:tblCellMar>
-        </w:tblPrEx>
         <w:trPr>
           <w:cantSplit/>
         </w:trPr>
@@ -1533,6 +1485,8 @@
           <w:rFonts w:ascii="Calibri" w:hAnsi="Calibri"/>
           <w:b/>
           <w:bCs/>
+          <w:noProof/>
+          <w:lang w:val="ru-RU" w:eastAsia="ru-RU" w:bidi="ar-SA"/>
         </w:rPr>
         <w:drawing>
           <wp:inline distT="0" distB="0" distL="0" distR="0" wp14:anchorId="641738E7" wp14:editId="06F59F1B">
@@ -2019,13 +1973,7 @@
             <w:rPr>
               <w:rFonts w:ascii="Cambria Math" w:hAnsi="Cambria Math" w:cstheme="minorHAnsi"/>
             </w:rPr>
-            <m:t>=</m:t>
-          </m:r>
-          <m:r>
-            <w:rPr>
-              <w:rFonts w:ascii="Cambria Math" w:hAnsi="Cambria Math" w:cstheme="minorHAnsi"/>
-            </w:rPr>
-            <m:t>GND-</m:t>
+            <m:t>=GND-</m:t>
           </m:r>
           <m:sSub>
             <m:sSubPr>
@@ -2057,37 +2005,7 @@
             <w:rPr>
               <w:rFonts w:ascii="Cambria Math" w:hAnsi="Cambria Math" w:cstheme="minorHAnsi"/>
             </w:rPr>
-            <m:t> =</m:t>
-          </m:r>
-          <m:r>
-            <w:rPr>
-              <w:rFonts w:ascii="Cambria Math" w:hAnsi="Cambria Math" w:cstheme="minorHAnsi"/>
-            </w:rPr>
-            <m:t>0 V</m:t>
-          </m:r>
-          <m:r>
-            <w:rPr>
-              <w:rFonts w:ascii="Cambria Math" w:hAnsi="Cambria Math" w:cstheme="minorHAnsi"/>
-            </w:rPr>
-            <m:t xml:space="preserve">- </m:t>
-          </m:r>
-          <m:r>
-            <w:rPr>
-              <w:rFonts w:ascii="Cambria Math" w:hAnsi="Cambria Math" w:cstheme="minorHAnsi"/>
-            </w:rPr>
-            <m:t>1,52</m:t>
-          </m:r>
-          <m:r>
-            <w:rPr>
-              <w:rFonts w:ascii="Cambria Math" w:hAnsi="Cambria Math" w:cstheme="minorHAnsi"/>
-            </w:rPr>
-            <m:t xml:space="preserve"> V</m:t>
-          </m:r>
-          <m:r>
-            <w:rPr>
-              <w:rFonts w:ascii="Cambria Math" w:hAnsi="Cambria Math" w:cstheme="minorHAnsi"/>
-            </w:rPr>
-            <m:t>=-1,52 V</m:t>
+            <m:t> =0 V- 1,52 V=-1,52 V</m:t>
           </m:r>
         </m:oMath>
       </m:oMathPara>
@@ -2208,19 +2126,7 @@
             <w:rPr>
               <w:rFonts w:ascii="Cambria Math" w:hAnsi="Cambria Math" w:cstheme="minorHAnsi"/>
             </w:rPr>
-            <m:t xml:space="preserve"> = -9</m:t>
-          </m:r>
-          <m:r>
-            <w:rPr>
-              <w:rFonts w:ascii="Cambria Math" w:hAnsi="Cambria Math" w:cstheme="minorHAnsi"/>
-            </w:rPr>
-            <m:t>,00 V+</m:t>
-          </m:r>
-          <m:r>
-            <w:rPr>
-              <w:rFonts w:ascii="Cambria Math" w:hAnsi="Cambria Math" w:cstheme="minorHAnsi"/>
-            </w:rPr>
-            <m:t>6</m:t>
+            <m:t xml:space="preserve"> = -9,00 V+6</m:t>
           </m:r>
           <m:r>
             <w:rPr>
@@ -2233,19 +2139,7 @@
             <w:rPr>
               <w:rFonts w:ascii="Cambria Math" w:hAnsi="Cambria Math" w:cstheme="minorHAnsi"/>
             </w:rPr>
-            <m:t xml:space="preserve"> V</m:t>
-          </m:r>
-          <m:r>
-            <w:rPr>
-              <w:rFonts w:ascii="Cambria Math" w:hAnsi="Cambria Math" w:cstheme="minorHAnsi"/>
-            </w:rPr>
-            <m:t xml:space="preserve"> =- 2,28</m:t>
-          </m:r>
-          <m:r>
-            <w:rPr>
-              <w:rFonts w:ascii="Cambria Math" w:hAnsi="Cambria Math" w:cstheme="minorHAnsi"/>
-            </w:rPr>
-            <m:t xml:space="preserve"> V</m:t>
+            <m:t xml:space="preserve"> V =- 2,28 V</m:t>
           </m:r>
         </m:oMath>
       </m:oMathPara>
@@ -2378,13 +2272,7 @@
             <w:rPr>
               <w:rFonts w:ascii="Cambria Math" w:hAnsi="Cambria Math" w:cstheme="minorHAnsi"/>
             </w:rPr>
-            <m:t>=-1,52</m:t>
-          </m:r>
-          <m:r>
-            <w:rPr>
-              <w:rFonts w:ascii="Cambria Math" w:hAnsi="Cambria Math" w:cstheme="minorHAnsi"/>
-            </w:rPr>
-            <m:t xml:space="preserve"> V -</m:t>
+            <m:t>=-1,52 V -</m:t>
           </m:r>
           <m:d>
             <m:dPr>
@@ -2400,19 +2288,7 @@
                 <w:rPr>
                   <w:rFonts w:ascii="Cambria Math" w:hAnsi="Cambria Math" w:cstheme="minorHAnsi"/>
                 </w:rPr>
-                <m:t>-</m:t>
-              </m:r>
-              <m:r>
-                <w:rPr>
-                  <w:rFonts w:ascii="Cambria Math" w:hAnsi="Cambria Math" w:cstheme="minorHAnsi"/>
-                </w:rPr>
-                <m:t>2,28</m:t>
-              </m:r>
-              <m:r>
-                <w:rPr>
-                  <w:rFonts w:ascii="Cambria Math" w:hAnsi="Cambria Math" w:cstheme="minorHAnsi"/>
-                </w:rPr>
-                <m:t xml:space="preserve"> V</m:t>
+                <m:t>-2,28 V</m:t>
               </m:r>
             </m:e>
           </m:d>
@@ -2420,13 +2296,7 @@
             <w:rPr>
               <w:rFonts w:ascii="Cambria Math" w:hAnsi="Cambria Math" w:cstheme="minorHAnsi"/>
             </w:rPr>
-            <m:t>=0,76</m:t>
-          </m:r>
-          <m:r>
-            <w:rPr>
-              <w:rFonts w:ascii="Cambria Math" w:hAnsi="Cambria Math" w:cstheme="minorHAnsi"/>
-            </w:rPr>
-            <m:t> V</m:t>
+            <m:t>=0,76 V</m:t>
           </m:r>
         </m:oMath>
       </m:oMathPara>
@@ -2581,13 +2451,7 @@
                     <w:rPr>
                       <w:rFonts w:ascii="Cambria Math" w:hAnsi="Cambria Math" w:cstheme="minorHAnsi"/>
                     </w:rPr>
-                    <m:t>R</m:t>
-                  </m:r>
-                  <m:r>
-                    <w:rPr>
-                      <w:rFonts w:ascii="Cambria Math" w:hAnsi="Cambria Math" w:cstheme="minorHAnsi"/>
-                    </w:rPr>
-                    <m:t>4</m:t>
+                    <m:t>R4</m:t>
                   </m:r>
                 </m:sub>
               </m:sSub>
@@ -2641,13 +2505,7 @@
                 <w:rPr>
                   <w:rFonts w:ascii="Cambria Math" w:hAnsi="Cambria Math" w:cstheme="minorHAnsi"/>
                 </w:rPr>
-                <m:t>6,72</m:t>
-              </m:r>
-              <m:r>
-                <w:rPr>
-                  <w:rFonts w:ascii="Cambria Math" w:hAnsi="Cambria Math" w:cstheme="minorHAnsi"/>
-                </w:rPr>
-                <m:t xml:space="preserve"> V</m:t>
+                <m:t>6,72 V</m:t>
               </m:r>
             </m:num>
             <m:den>
@@ -2655,13 +2513,7 @@
                 <w:rPr>
                   <w:rFonts w:ascii="Cambria Math" w:hAnsi="Cambria Math" w:cstheme="minorHAnsi"/>
                 </w:rPr>
-                <m:t>1,3</m:t>
-              </m:r>
-              <m:r>
-                <w:rPr>
-                  <w:rFonts w:ascii="Cambria Math" w:hAnsi="Cambria Math" w:cstheme="minorHAnsi"/>
-                </w:rPr>
-                <m:t>0 kΩ</m:t>
+                <m:t>1,30 kΩ</m:t>
               </m:r>
             </m:den>
           </m:f>
@@ -2669,13 +2521,7 @@
             <w:rPr>
               <w:rFonts w:ascii="Cambria Math" w:hAnsi="Cambria Math" w:cstheme="minorHAnsi"/>
             </w:rPr>
-            <m:t xml:space="preserve"> =  5,16</m:t>
-          </m:r>
-          <m:r>
-            <w:rPr>
-              <w:rFonts w:ascii="Cambria Math" w:hAnsi="Cambria Math" w:cstheme="minorHAnsi"/>
-            </w:rPr>
-            <m:t xml:space="preserve"> mA</m:t>
+            <m:t xml:space="preserve"> =  5,16 mA</m:t>
           </m:r>
         </m:oMath>
       </m:oMathPara>
@@ -2996,13 +2842,7 @@
             <w:rPr>
               <w:rFonts w:ascii="Cambria Math" w:hAnsi="Cambria Math" w:cstheme="minorHAnsi"/>
             </w:rPr>
-            <m:t xml:space="preserve"> =  132,4</m:t>
-          </m:r>
-          <m:r>
-            <w:rPr>
-              <w:rFonts w:ascii="Cambria Math" w:hAnsi="Cambria Math" w:cstheme="minorHAnsi"/>
-            </w:rPr>
-            <m:t>1</m:t>
+            <m:t xml:space="preserve"> =  132,41</m:t>
           </m:r>
           <m:f>
             <m:fPr>
@@ -3259,13 +3099,7 @@
             <w:rPr>
               <w:rFonts w:ascii="Cambria Math" w:hAnsi="Cambria Math" w:cstheme="minorHAnsi"/>
             </w:rPr>
-            <m:t>+</m:t>
-          </m:r>
-          <m:r>
-            <w:rPr>
-              <w:rFonts w:ascii="Cambria Math" w:hAnsi="Cambria Math" w:cstheme="minorHAnsi"/>
-            </w:rPr>
-            <m:t xml:space="preserve"> </m:t>
+            <m:t xml:space="preserve">+ </m:t>
           </m:r>
           <m:sSub>
             <m:sSubPr>
@@ -3492,8 +3326,34 @@
             <w:rPr>
               <w:rFonts w:ascii="Cambria Math" w:hAnsi="Cambria Math" w:cstheme="minorHAnsi"/>
             </w:rPr>
-            <m:t>∙R2</m:t>
+            <m:t>∙</m:t>
           </m:r>
+          <m:sSub>
+            <m:sSubPr>
+              <m:ctrlPr>
+                <w:rPr>
+                  <w:rFonts w:ascii="Cambria Math" w:hAnsi="Cambria Math" w:cstheme="minorHAnsi"/>
+                  <w:i/>
+                </w:rPr>
+              </m:ctrlPr>
+            </m:sSubPr>
+            <m:e>
+              <m:r>
+                <w:rPr>
+                  <w:rFonts w:ascii="Cambria Math" w:hAnsi="Cambria Math" w:cstheme="minorHAnsi"/>
+                </w:rPr>
+                <m:t>R</m:t>
+              </m:r>
+            </m:e>
+            <m:sub>
+              <m:r>
+                <w:rPr>
+                  <w:rFonts w:ascii="Cambria Math" w:hAnsi="Cambria Math" w:cstheme="minorHAnsi"/>
+                </w:rPr>
+                <m:t>2</m:t>
+              </m:r>
+            </m:sub>
+          </m:sSub>
           <m:r>
             <w:rPr>
               <w:rFonts w:ascii="Cambria Math" w:hAnsi="Cambria Math" w:cstheme="minorHAnsi"/>
@@ -3558,19 +3418,7 @@
             <w:rPr>
               <w:rFonts w:ascii="Cambria Math" w:hAnsi="Cambria Math" w:cstheme="minorHAnsi"/>
             </w:rPr>
-            <m:t>+</m:t>
-          </m:r>
-          <m:r>
-            <w:rPr>
-              <w:rFonts w:ascii="Cambria Math" w:hAnsi="Cambria Math" w:cstheme="minorHAnsi"/>
-            </w:rPr>
-            <m:t>β</m:t>
-          </m:r>
-          <m:r>
-            <w:rPr>
-              <w:rFonts w:ascii="Cambria Math" w:hAnsi="Cambria Math" w:cstheme="minorHAnsi"/>
-            </w:rPr>
-            <m:t>∙</m:t>
+            <m:t>+β∙</m:t>
           </m:r>
           <m:sSub>
             <m:sSubPr>
@@ -3624,13 +3472,7 @@
             <w:rPr>
               <w:rFonts w:ascii="Cambria Math" w:hAnsi="Cambria Math" w:cstheme="minorHAnsi"/>
             </w:rPr>
-            <m:t>∙R4</m:t>
-          </m:r>
-          <m:r>
-            <w:rPr>
-              <w:rFonts w:ascii="Cambria Math" w:hAnsi="Cambria Math" w:cstheme="minorHAnsi"/>
-            </w:rPr>
-            <m:t>+</m:t>
+            <m:t>∙R4+</m:t>
           </m:r>
           <m:sSub>
             <m:sSubPr>
@@ -3792,13 +3634,7 @@
                 <w:rPr>
                   <w:rFonts w:ascii="Cambria Math" w:hAnsi="Cambria Math" w:cstheme="minorHAnsi"/>
                 </w:rPr>
-                <m:t>-</m:t>
-              </m:r>
-              <m:r>
-                <w:rPr>
-                  <w:rFonts w:ascii="Cambria Math" w:hAnsi="Cambria Math" w:cstheme="minorHAnsi"/>
-                </w:rPr>
-                <m:t xml:space="preserve"> </m:t>
+                <m:t xml:space="preserve">- </m:t>
               </m:r>
               <m:sSub>
                 <m:sSubPr>
@@ -3887,26 +3723,34 @@
                 <w:rPr>
                   <w:rFonts w:ascii="Cambria Math" w:hAnsi="Cambria Math" w:cstheme="minorHAnsi"/>
                 </w:rPr>
-                <m:t>+</m:t>
+                <m:t xml:space="preserve">+ β ∙ </m:t>
               </m:r>
-              <m:r>
-                <w:rPr>
-                  <w:rFonts w:ascii="Cambria Math" w:hAnsi="Cambria Math" w:cstheme="minorHAnsi"/>
-                </w:rPr>
-                <m:t xml:space="preserve"> β</m:t>
-              </m:r>
-              <m:r>
-                <w:rPr>
-                  <w:rFonts w:ascii="Cambria Math" w:hAnsi="Cambria Math" w:cstheme="minorHAnsi"/>
-                </w:rPr>
-                <m:t xml:space="preserve"> ∙</m:t>
-              </m:r>
-              <m:r>
-                <w:rPr>
-                  <w:rFonts w:ascii="Cambria Math" w:hAnsi="Cambria Math" w:cstheme="minorHAnsi"/>
-                </w:rPr>
-                <m:t xml:space="preserve"> R4</m:t>
-              </m:r>
+              <m:sSub>
+                <m:sSubPr>
+                  <m:ctrlPr>
+                    <w:rPr>
+                      <w:rFonts w:ascii="Cambria Math" w:hAnsi="Cambria Math" w:cstheme="minorHAnsi"/>
+                      <w:i/>
+                    </w:rPr>
+                  </m:ctrlPr>
+                </m:sSubPr>
+                <m:e>
+                  <m:r>
+                    <w:rPr>
+                      <w:rFonts w:ascii="Cambria Math" w:hAnsi="Cambria Math" w:cstheme="minorHAnsi"/>
+                    </w:rPr>
+                    <m:t>R</m:t>
+                  </m:r>
+                </m:e>
+                <m:sub>
+                  <m:r>
+                    <w:rPr>
+                      <w:rFonts w:ascii="Cambria Math" w:hAnsi="Cambria Math" w:cstheme="minorHAnsi"/>
+                    </w:rPr>
+                    <m:t>4</m:t>
+                  </m:r>
+                </m:sub>
+              </m:sSub>
             </m:den>
           </m:f>
           <m:r>
@@ -3930,25 +3774,7 @@
                 <w:rPr>
                   <w:rFonts w:ascii="Cambria Math" w:hAnsi="Cambria Math" w:cstheme="minorHAnsi"/>
                 </w:rPr>
-                <m:t>-(</m:t>
-              </m:r>
-              <m:r>
-                <w:rPr>
-                  <w:rFonts w:ascii="Cambria Math" w:hAnsi="Cambria Math" w:cstheme="minorHAnsi"/>
-                </w:rPr>
-                <m:t>-9,00 V</m:t>
-              </m:r>
-              <m:r>
-                <w:rPr>
-                  <w:rFonts w:ascii="Cambria Math" w:hAnsi="Cambria Math" w:cstheme="minorHAnsi"/>
-                </w:rPr>
-                <m:t>)-</m:t>
-              </m:r>
-              <m:r>
-                <w:rPr>
-                  <w:rFonts w:ascii="Cambria Math" w:hAnsi="Cambria Math" w:cstheme="minorHAnsi"/>
-                </w:rPr>
-                <m:t>0,70 V</m:t>
+                <m:t>-(-9,00 V)-0,70 V</m:t>
               </m:r>
             </m:num>
             <m:den>
@@ -3956,25 +3782,7 @@
                 <w:rPr>
                   <w:rFonts w:ascii="Cambria Math" w:hAnsi="Cambria Math" w:cstheme="minorHAnsi"/>
                 </w:rPr>
-                <m:t>39,00kΩ</m:t>
-              </m:r>
-              <m:r>
-                <w:rPr>
-                  <w:rFonts w:ascii="Cambria Math" w:hAnsi="Cambria Math" w:cstheme="minorHAnsi"/>
-                </w:rPr>
-                <m:t>+</m:t>
-              </m:r>
-              <m:r>
-                <w:rPr>
-                  <w:rFonts w:ascii="Cambria Math" w:hAnsi="Cambria Math" w:cstheme="minorHAnsi"/>
-                </w:rPr>
-                <m:t>132,4</m:t>
-              </m:r>
-              <m:r>
-                <w:rPr>
-                  <w:rFonts w:ascii="Cambria Math" w:hAnsi="Cambria Math" w:cstheme="minorHAnsi"/>
-                </w:rPr>
-                <m:t>1</m:t>
+                <m:t>39,00kΩ+132,41</m:t>
               </m:r>
               <m:f>
                 <m:fPr>
@@ -4015,25 +3823,7 @@
             <w:rPr>
               <w:rFonts w:ascii="Cambria Math" w:hAnsi="Cambria Math" w:cstheme="minorHAnsi"/>
             </w:rPr>
-            <m:t>=</m:t>
-          </m:r>
-          <m:r>
-            <w:rPr>
-              <w:rFonts w:ascii="Cambria Math" w:hAnsi="Cambria Math" w:cstheme="minorHAnsi"/>
-            </w:rPr>
-            <m:t>39,31</m:t>
-          </m:r>
-          <m:r>
-            <w:rPr>
-              <w:rFonts w:ascii="Cambria Math" w:hAnsi="Cambria Math" w:cstheme="minorHAnsi"/>
-            </w:rPr>
-            <m:t xml:space="preserve"> </m:t>
-          </m:r>
-          <m:r>
-            <w:rPr>
-              <w:rFonts w:ascii="Cambria Math" w:hAnsi="Cambria Math" w:cstheme="minorHAnsi"/>
-            </w:rPr>
-            <m:t>µA</m:t>
+            <m:t>=39,31 µA</m:t>
           </m:r>
         </m:oMath>
       </m:oMathPara>
@@ -4219,19 +4009,7 @@
             <w:rPr>
               <w:rFonts w:ascii="Cambria Math" w:hAnsi="Cambria Math" w:cstheme="minorHAnsi"/>
             </w:rPr>
-            <m:t xml:space="preserve">=132,41∙39,31 </m:t>
-          </m:r>
-          <m:r>
-            <w:rPr>
-              <w:rFonts w:ascii="Cambria Math" w:hAnsi="Cambria Math" w:cstheme="minorHAnsi"/>
-            </w:rPr>
-            <m:t>µA</m:t>
-          </m:r>
-          <m:r>
-            <w:rPr>
-              <w:rFonts w:ascii="Cambria Math" w:hAnsi="Cambria Math" w:cstheme="minorHAnsi"/>
-            </w:rPr>
-            <m:t>=5,21 mA</m:t>
+            <m:t>=132,41∙39,31 µA=5,21 mA</m:t>
           </m:r>
         </m:oMath>
       </m:oMathPara>
@@ -4315,7 +4093,39 @@
             <w:rPr>
               <w:rFonts w:ascii="Cambria Math" w:hAnsi="Cambria Math" w:cstheme="minorHAnsi"/>
             </w:rPr>
-            <m:t>=R4∙</m:t>
+            <m:t>=</m:t>
+          </m:r>
+          <m:sSub>
+            <m:sSubPr>
+              <m:ctrlPr>
+                <w:rPr>
+                  <w:rFonts w:ascii="Cambria Math" w:hAnsi="Cambria Math" w:cstheme="minorHAnsi"/>
+                  <w:i/>
+                </w:rPr>
+              </m:ctrlPr>
+            </m:sSubPr>
+            <m:e>
+              <m:r>
+                <w:rPr>
+                  <w:rFonts w:ascii="Cambria Math" w:hAnsi="Cambria Math" w:cstheme="minorHAnsi"/>
+                </w:rPr>
+                <m:t>R</m:t>
+              </m:r>
+            </m:e>
+            <m:sub>
+              <m:r>
+                <w:rPr>
+                  <w:rFonts w:ascii="Cambria Math" w:hAnsi="Cambria Math" w:cstheme="minorHAnsi"/>
+                </w:rPr>
+                <m:t>4</m:t>
+              </m:r>
+            </m:sub>
+          </m:sSub>
+          <m:r>
+            <w:rPr>
+              <w:rFonts w:ascii="Cambria Math" w:hAnsi="Cambria Math" w:cstheme="minorHAnsi"/>
+            </w:rPr>
+            <m:t>∙</m:t>
           </m:r>
           <m:sSub>
             <m:sSubPr>
@@ -4369,37 +4179,7 @@
             <w:rPr>
               <w:rFonts w:ascii="Cambria Math" w:hAnsi="Cambria Math" w:cstheme="minorHAnsi"/>
             </w:rPr>
-            <m:t>=</m:t>
-          </m:r>
-          <m:r>
-            <w:rPr>
-              <w:rFonts w:ascii="Cambria Math" w:hAnsi="Cambria Math" w:cstheme="minorHAnsi"/>
-            </w:rPr>
-            <m:t>1,30</m:t>
-          </m:r>
-          <m:r>
-            <w:rPr>
-              <w:rFonts w:ascii="Cambria Math" w:hAnsi="Cambria Math" w:cstheme="minorHAnsi"/>
-            </w:rPr>
-            <m:t>kΩ</m:t>
-          </m:r>
-          <m:r>
-            <w:rPr>
-              <w:rFonts w:ascii="Cambria Math" w:hAnsi="Cambria Math" w:cstheme="minorHAnsi"/>
-            </w:rPr>
-            <m:t>∙</m:t>
-          </m:r>
-          <m:r>
-            <w:rPr>
-              <w:rFonts w:ascii="Cambria Math" w:hAnsi="Cambria Math" w:cstheme="minorHAnsi"/>
-            </w:rPr>
-            <m:t>5,21 mA</m:t>
-          </m:r>
-          <m:r>
-            <w:rPr>
-              <w:rFonts w:ascii="Cambria Math" w:hAnsi="Cambria Math" w:cstheme="minorHAnsi"/>
-            </w:rPr>
-            <m:t>=6,78 V</m:t>
+            <m:t>=1,30kΩ∙5,21 mA=6,78 V</m:t>
           </m:r>
         </m:oMath>
       </m:oMathPara>
@@ -4479,26 +4259,34 @@
             <w:rPr>
               <w:rFonts w:ascii="Cambria Math" w:hAnsi="Cambria Math" w:cstheme="minorHAnsi"/>
             </w:rPr>
-            <m:t>=</m:t>
+            <m:t>=-</m:t>
           </m:r>
-          <m:r>
-            <w:rPr>
-              <w:rFonts w:ascii="Cambria Math" w:hAnsi="Cambria Math" w:cstheme="minorHAnsi"/>
-            </w:rPr>
-            <m:t>-</m:t>
-          </m:r>
-          <m:r>
-            <w:rPr>
-              <w:rFonts w:ascii="Cambria Math" w:hAnsi="Cambria Math" w:cstheme="minorHAnsi"/>
-            </w:rPr>
-            <m:t>R</m:t>
-          </m:r>
-          <m:r>
-            <w:rPr>
-              <w:rFonts w:ascii="Cambria Math" w:hAnsi="Cambria Math" w:cstheme="minorHAnsi"/>
-            </w:rPr>
-            <m:t>4</m:t>
-          </m:r>
+          <m:sSub>
+            <m:sSubPr>
+              <m:ctrlPr>
+                <w:rPr>
+                  <w:rFonts w:ascii="Cambria Math" w:hAnsi="Cambria Math" w:cstheme="minorHAnsi"/>
+                  <w:i/>
+                </w:rPr>
+              </m:ctrlPr>
+            </m:sSubPr>
+            <m:e>
+              <m:r>
+                <w:rPr>
+                  <w:rFonts w:ascii="Cambria Math" w:hAnsi="Cambria Math" w:cstheme="minorHAnsi"/>
+                </w:rPr>
+                <m:t>R</m:t>
+              </m:r>
+            </m:e>
+            <m:sub>
+              <m:r>
+                <w:rPr>
+                  <w:rFonts w:ascii="Cambria Math" w:hAnsi="Cambria Math" w:cstheme="minorHAnsi"/>
+                </w:rPr>
+                <m:t>4</m:t>
+              </m:r>
+            </m:sub>
+          </m:sSub>
           <m:r>
             <w:rPr>
               <w:rFonts w:ascii="Cambria Math" w:hAnsi="Cambria Math" w:cstheme="minorHAnsi"/>
@@ -4650,31 +4438,7 @@
             <w:rPr>
               <w:rFonts w:ascii="Cambria Math" w:hAnsi="Cambria Math" w:cstheme="minorHAnsi"/>
             </w:rPr>
-            <m:t>=-1,3</m:t>
-          </m:r>
-          <m:r>
-            <w:rPr>
-              <w:rFonts w:ascii="Cambria Math" w:hAnsi="Cambria Math" w:cstheme="minorHAnsi"/>
-            </w:rPr>
-            <m:t>0 kΩ ∙</m:t>
-          </m:r>
-          <m:r>
-            <w:rPr>
-              <w:rFonts w:ascii="Cambria Math" w:hAnsi="Cambria Math" w:cstheme="minorHAnsi"/>
-            </w:rPr>
-            <m:t>5,21mA-0,7 V-</m:t>
-          </m:r>
-          <m:r>
-            <w:rPr>
-              <w:rFonts w:ascii="Cambria Math" w:hAnsi="Cambria Math" w:cstheme="minorHAnsi"/>
-            </w:rPr>
-            <m:t>(-9,00V)</m:t>
-          </m:r>
-          <m:r>
-            <w:rPr>
-              <w:rFonts w:ascii="Cambria Math" w:hAnsi="Cambria Math" w:cstheme="minorHAnsi"/>
-            </w:rPr>
-            <m:t>=1,53 V</m:t>
+            <m:t>=-1,30 kΩ ∙5,21mA-0,7 V-(-9,00V)=1,53 V</m:t>
           </m:r>
         </m:oMath>
       </m:oMathPara>
@@ -4882,16 +4646,6 @@
           <w:rFonts w:ascii="Calibri" w:hAnsi="Calibri"/>
         </w:rPr>
       </w:pPr>
-      <w:bookmarkStart w:id="0" w:name="_GoBack"/>
-      <w:bookmarkEnd w:id="0"/>
-    </w:p>
-    <w:p>
-      <w:pPr>
-        <w:pStyle w:val="Standard"/>
-        <w:rPr>
-          <w:rFonts w:ascii="Calibri" w:hAnsi="Calibri"/>
-        </w:rPr>
-      </w:pPr>
       <w:r>
         <w:rPr>
           <w:rFonts w:ascii="Calibri" w:hAnsi="Calibri"/>
@@ -4900,6 +4654,7 @@
           <w:sz w:val="28"/>
           <w:szCs w:val="28"/>
         </w:rPr>
+        <w:lastRenderedPageBreak/>
         <w:t>2.</w:t>
       </w:r>
       <w:r>
@@ -4930,18 +4685,13 @@
         <w:rPr>
           <w:rFonts w:ascii="Calibri" w:hAnsi="Calibri"/>
         </w:rPr>
-        <w:t xml:space="preserve">Dokumentacja przeprowadzonej obserwacji </w:t>
-      </w:r>
-      <w:r>
-        <w:rPr>
-          <w:rFonts w:ascii="Calibri" w:hAnsi="Calibri"/>
-          <w:i/>
-          <w:iCs/>
-          <w:color w:val="FF0000"/>
-          <w:sz w:val="21"/>
-          <w:szCs w:val="21"/>
-        </w:rPr>
-        <w:t>(obraz ekranu oscyloskopu)</w:t>
+        <w:t>Dokument</w:t>
+      </w:r>
+      <w:r>
+        <w:rPr>
+          <w:rFonts w:ascii="Calibri" w:hAnsi="Calibri"/>
+        </w:rPr>
+        <w:t>acja przeprowadzonej obserwacji</w:t>
       </w:r>
       <w:r>
         <w:rPr>
@@ -4953,6 +4703,113 @@
     <w:p>
       <w:pPr>
         <w:pStyle w:val="Standard"/>
+        <w:rPr>
+          <w:rFonts w:asciiTheme="minorHAnsi" w:hAnsiTheme="minorHAnsi" w:cstheme="minorHAnsi"/>
+        </w:rPr>
+      </w:pPr>
+      <w:r>
+        <w:rPr>
+          <w:rFonts w:asciiTheme="minorHAnsi" w:hAnsiTheme="minorHAnsi" w:cstheme="minorHAnsi"/>
+        </w:rPr>
+        <w:t>W generatorze ustawiono:</w:t>
+      </w:r>
+      <w:r>
+        <w:rPr>
+          <w:rFonts w:asciiTheme="minorHAnsi" w:hAnsiTheme="minorHAnsi" w:cstheme="minorHAnsi"/>
+        </w:rPr>
+        <w:tab/>
+        <w:t xml:space="preserve">częstotliwość sygnału </w:t>
+      </w:r>
+      <w:r>
+        <w:rPr>
+          <w:rFonts w:asciiTheme="minorHAnsi" w:hAnsiTheme="minorHAnsi" w:cstheme="minorHAnsi"/>
+          <w:i/>
+          <w:iCs/>
+        </w:rPr>
+        <w:t>f</w:t>
+      </w:r>
+      <w:r>
+        <w:rPr>
+          <w:rFonts w:asciiTheme="minorHAnsi" w:hAnsiTheme="minorHAnsi" w:cstheme="minorHAnsi"/>
+          <w:i/>
+          <w:iCs/>
+          <w:vertAlign w:val="subscript"/>
+        </w:rPr>
+        <w:t>1</w:t>
+      </w:r>
+      <w:r>
+        <w:rPr>
+          <w:rFonts w:asciiTheme="minorHAnsi" w:hAnsiTheme="minorHAnsi" w:cstheme="minorHAnsi"/>
+        </w:rPr>
+        <w:t> = 1</w:t>
+      </w:r>
+      <w:r>
+        <w:rPr>
+          <w:rFonts w:asciiTheme="minorHAnsi" w:hAnsiTheme="minorHAnsi" w:cstheme="minorHAnsi"/>
+        </w:rPr>
+        <w:t>0 kHz;</w:t>
+      </w:r>
+    </w:p>
+    <w:p>
+      <w:pPr>
+        <w:pStyle w:val="Standard"/>
+        <w:rPr>
+          <w:rFonts w:asciiTheme="minorHAnsi" w:hAnsiTheme="minorHAnsi" w:cstheme="minorHAnsi"/>
+        </w:rPr>
+      </w:pPr>
+      <w:r>
+        <w:rPr>
+          <w:rFonts w:asciiTheme="minorHAnsi" w:hAnsiTheme="minorHAnsi" w:cstheme="minorHAnsi"/>
+        </w:rPr>
+        <w:tab/>
+      </w:r>
+      <w:r>
+        <w:rPr>
+          <w:rFonts w:asciiTheme="minorHAnsi" w:hAnsiTheme="minorHAnsi" w:cstheme="minorHAnsi"/>
+        </w:rPr>
+        <w:tab/>
+      </w:r>
+      <w:r>
+        <w:rPr>
+          <w:rFonts w:asciiTheme="minorHAnsi" w:hAnsiTheme="minorHAnsi" w:cstheme="minorHAnsi"/>
+        </w:rPr>
+        <w:tab/>
+      </w:r>
+      <w:r>
+        <w:rPr>
+          <w:rFonts w:asciiTheme="minorHAnsi" w:hAnsiTheme="minorHAnsi" w:cstheme="minorHAnsi"/>
+        </w:rPr>
+        <w:tab/>
+        <w:t xml:space="preserve">wartość międzyszczytową </w:t>
+      </w:r>
+      <w:r>
+        <w:rPr>
+          <w:rFonts w:asciiTheme="minorHAnsi" w:hAnsiTheme="minorHAnsi" w:cstheme="minorHAnsi"/>
+          <w:i/>
+          <w:iCs/>
+        </w:rPr>
+        <w:t>E</w:t>
+      </w:r>
+      <w:r>
+        <w:rPr>
+          <w:rFonts w:asciiTheme="minorHAnsi" w:hAnsiTheme="minorHAnsi" w:cstheme="minorHAnsi"/>
+          <w:i/>
+          <w:iCs/>
+          <w:vertAlign w:val="subscript"/>
+        </w:rPr>
+        <w:t>g</w:t>
+      </w:r>
+      <w:r>
+        <w:rPr>
+          <w:rFonts w:asciiTheme="minorHAnsi" w:hAnsiTheme="minorHAnsi" w:cstheme="minorHAnsi"/>
+        </w:rPr>
+        <w:t> = 10 mV.</w:t>
+      </w:r>
+    </w:p>
+    <w:p>
+      <w:pPr>
+        <w:pStyle w:val="Standard"/>
+        <w:jc w:val="center"/>
         <w:rPr>
           <w:rFonts w:ascii="Calibri" w:hAnsi="Calibri"/>
         </w:rPr>
@@ -4964,17 +4821,9 @@
           <w:lang w:val="ru-RU" w:eastAsia="ru-RU" w:bidi="ar-SA"/>
         </w:rPr>
         <w:drawing>
-          <wp:anchor distT="0" distB="0" distL="114300" distR="114300" simplePos="0" relativeHeight="251659264" behindDoc="0" locked="0" layoutInCell="1" allowOverlap="1">
-            <wp:simplePos x="0" y="0"/>
-            <wp:positionH relativeFrom="column">
-              <wp:align>center</wp:align>
-            </wp:positionH>
-            <wp:positionV relativeFrom="paragraph">
-              <wp:align>top</wp:align>
-            </wp:positionV>
-            <wp:extent cx="6120000" cy="3585960"/>
-            <wp:effectExtent l="0" t="0" r="0" b="0"/>
-            <wp:wrapSquare wrapText="bothSides"/>
+          <wp:inline distT="0" distB="0" distL="0" distR="0">
+            <wp:extent cx="4086225" cy="2394287"/>
+            <wp:effectExtent l="0" t="0" r="0" b="6350"/>
             <wp:docPr id="2" name="Obraz2"/>
             <wp:cNvGraphicFramePr/>
             <a:graphic xmlns:a="http://schemas.openxmlformats.org/drawingml/2006/main">
@@ -4985,9 +4834,14 @@
                     <pic:cNvPicPr/>
                   </pic:nvPicPr>
                   <pic:blipFill>
-                    <a:blip r:embed="rId8">
+                    <a:blip r:embed="rId8" cstate="print">
                       <a:lum/>
                       <a:alphaModFix/>
+                      <a:extLst>
+                        <a:ext uri="{28A0092B-C50C-407E-A947-70E740481C1C}">
+                          <a14:useLocalDpi xmlns:a14="http://schemas.microsoft.com/office/drawing/2010/main" val="0"/>
+                        </a:ext>
+                      </a:extLst>
                     </a:blip>
                     <a:srcRect/>
                     <a:stretch>
@@ -4997,7 +4851,7 @@
                   <pic:spPr>
                     <a:xfrm>
                       <a:off x="0" y="0"/>
-                      <a:ext cx="6120000" cy="3585960"/>
+                      <a:ext cx="4092078" cy="2397716"/>
                     </a:xfrm>
                     <a:prstGeom prst="rect">
                       <a:avLst/>
@@ -5007,8 +4861,35 @@
                 </pic:pic>
               </a:graphicData>
             </a:graphic>
-          </wp:anchor>
+          </wp:inline>
         </w:drawing>
+      </w:r>
+    </w:p>
+    <w:p>
+      <w:pPr>
+        <w:pStyle w:val="Standard"/>
+        <w:jc w:val="center"/>
+        <w:rPr>
+          <w:rFonts w:ascii="Calibri" w:hAnsi="Calibri"/>
+        </w:rPr>
+      </w:pPr>
+      <w:r>
+        <w:rPr>
+          <w:rFonts w:ascii="Calibri" w:hAnsi="Calibri"/>
+        </w:rPr>
+        <w:t xml:space="preserve">Rys. 2.1 </w:t>
+      </w:r>
+      <w:r>
+        <w:rPr>
+          <w:rFonts w:ascii="Calibri" w:hAnsi="Calibri"/>
+        </w:rPr>
+        <w:t>CH1 – sygnał z generator</w:t>
+      </w:r>
+      <w:r>
+        <w:rPr>
+          <w:rFonts w:ascii="Calibri" w:hAnsi="Calibri"/>
+        </w:rPr>
+        <w:t>a, CH2 – napięcie wyjściowe</w:t>
       </w:r>
     </w:p>
     <w:p>
@@ -5106,6 +4987,375 @@
         <w:pStyle w:val="Standard"/>
         <w:rPr>
           <w:rFonts w:ascii="Calibri" w:hAnsi="Calibri"/>
+        </w:rPr>
+      </w:pPr>
+      <w:r>
+        <w:rPr>
+          <w:rFonts w:ascii="Calibri" w:hAnsi="Calibri"/>
+        </w:rPr>
+        <w:t>Wartość zmierzonego</w:t>
+      </w:r>
+      <w:r>
+        <w:rPr>
+          <w:rFonts w:ascii="Calibri" w:hAnsi="Calibri"/>
+        </w:rPr>
+        <w:t xml:space="preserve"> napięcia na emiterze</w:t>
+      </w:r>
+      <w:r>
+        <w:rPr>
+          <w:rFonts w:ascii="Calibri" w:hAnsi="Calibri"/>
+        </w:rPr>
+        <w:t xml:space="preserve"> zaczyna się odcinać od dołu i uzyskuje wartość:</w:t>
+      </w:r>
+    </w:p>
+    <w:p>
+      <w:pPr>
+        <w:pStyle w:val="Standard"/>
+        <w:rPr>
+          <w:rFonts w:ascii="Calibri" w:hAnsi="Calibri"/>
+        </w:rPr>
+      </w:pPr>
+    </w:p>
+    <w:p>
+      <w:pPr>
+        <w:pStyle w:val="Standard"/>
+        <w:rPr>
+          <w:rFonts w:ascii="Calibri" w:hAnsi="Calibri"/>
+        </w:rPr>
+      </w:pPr>
+      <m:oMathPara>
+        <m:oMath>
+          <m:sSub>
+            <m:sSubPr>
+              <m:ctrlPr>
+                <w:rPr>
+                  <w:rFonts w:ascii="Cambria Math" w:hAnsi="Cambria Math"/>
+                  <w:i/>
+                </w:rPr>
+              </m:ctrlPr>
+            </m:sSubPr>
+            <m:e>
+              <m:r>
+                <w:rPr>
+                  <w:rFonts w:ascii="Cambria Math" w:hAnsi="Cambria Math"/>
+                </w:rPr>
+                <m:t>V</m:t>
+              </m:r>
+            </m:e>
+            <m:sub>
+              <m:r>
+                <w:rPr>
+                  <w:rFonts w:ascii="Cambria Math" w:hAnsi="Cambria Math"/>
+                  <w:vertAlign w:val="subscript"/>
+                </w:rPr>
+                <m:t>min2</m:t>
+              </m:r>
+            </m:sub>
+          </m:sSub>
+          <m:r>
+            <w:rPr>
+              <w:rFonts w:ascii="Cambria Math" w:hAnsi="Cambria Math"/>
+            </w:rPr>
+            <m:t> = -3,03 V</m:t>
+          </m:r>
+        </m:oMath>
+      </m:oMathPara>
+    </w:p>
+    <w:p>
+      <w:pPr>
+        <w:pStyle w:val="Standard"/>
+        <w:rPr>
+          <w:rFonts w:ascii="Calibri" w:hAnsi="Calibri"/>
+        </w:rPr>
+      </w:pPr>
+    </w:p>
+    <w:p>
+      <w:pPr>
+        <w:pStyle w:val="Standard"/>
+        <w:rPr>
+          <w:rFonts w:ascii="Calibri" w:hAnsi="Calibri"/>
+        </w:rPr>
+      </w:pPr>
+      <w:r>
+        <w:rPr>
+          <w:rFonts w:ascii="Calibri" w:hAnsi="Calibri"/>
+        </w:rPr>
+        <w:t>Natomiast przesuniecie skladowej stalej wynioslo</w:t>
+      </w:r>
+      <w:r>
+        <w:rPr>
+          <w:rFonts w:ascii="Calibri" w:hAnsi="Calibri"/>
+        </w:rPr>
+        <w:t xml:space="preserve"> zza punktu pracy tranzystora</w:t>
+      </w:r>
+      <w:r>
+        <w:rPr>
+          <w:rFonts w:ascii="Calibri" w:hAnsi="Calibri"/>
+        </w:rPr>
+        <w:t>:</w:t>
+      </w:r>
+    </w:p>
+    <w:p>
+      <w:pPr>
+        <w:pStyle w:val="Standard"/>
+        <w:rPr>
+          <w:rFonts w:ascii="Calibri" w:hAnsi="Calibri"/>
+        </w:rPr>
+      </w:pPr>
+    </w:p>
+    <w:p>
+      <w:pPr>
+        <w:pStyle w:val="Standard"/>
+        <w:rPr>
+          <w:rFonts w:ascii="Calibri" w:hAnsi="Calibri"/>
+        </w:rPr>
+      </w:pPr>
+      <m:oMathPara>
+        <m:oMath>
+          <m:sSub>
+            <m:sSubPr>
+              <m:ctrlPr>
+                <w:rPr>
+                  <w:rFonts w:ascii="Cambria Math" w:hAnsi="Cambria Math"/>
+                  <w:i/>
+                </w:rPr>
+              </m:ctrlPr>
+            </m:sSubPr>
+            <m:e>
+              <m:r>
+                <w:rPr>
+                  <w:rFonts w:ascii="Cambria Math" w:hAnsi="Cambria Math"/>
+                </w:rPr>
+                <m:t>U</m:t>
+              </m:r>
+            </m:e>
+            <m:sub>
+              <m:r>
+                <w:rPr>
+                  <w:rFonts w:ascii="Cambria Math" w:hAnsi="Cambria Math"/>
+                </w:rPr>
+                <m:t>E</m:t>
+              </m:r>
+            </m:sub>
+          </m:sSub>
+          <m:r>
+            <w:rPr>
+              <w:rFonts w:ascii="Cambria Math" w:hAnsi="Cambria Math"/>
+            </w:rPr>
+            <m:t>≈-</m:t>
+          </m:r>
+          <m:r>
+            <w:rPr>
+              <w:rFonts w:ascii="Cambria Math" w:hAnsi="Cambria Math"/>
+            </w:rPr>
+            <m:t>2,28</m:t>
+          </m:r>
+          <m:r>
+            <w:rPr>
+              <w:rFonts w:ascii="Cambria Math" w:hAnsi="Cambria Math"/>
+            </w:rPr>
+            <m:t xml:space="preserve"> V</m:t>
+          </m:r>
+        </m:oMath>
+      </m:oMathPara>
+    </w:p>
+    <w:p>
+      <w:pPr>
+        <w:pStyle w:val="Standard"/>
+        <w:rPr>
+          <w:rFonts w:ascii="Calibri" w:hAnsi="Calibri"/>
+        </w:rPr>
+      </w:pPr>
+    </w:p>
+    <w:p>
+      <w:pPr>
+        <w:pStyle w:val="Standard"/>
+        <w:rPr>
+          <w:rFonts w:ascii="Calibri" w:hAnsi="Calibri"/>
+        </w:rPr>
+      </w:pPr>
+      <w:r>
+        <w:rPr>
+          <w:rFonts w:ascii="Calibri" w:hAnsi="Calibri"/>
+        </w:rPr>
+        <w:t>Z tego możemy obliczyć:</w:t>
+      </w:r>
+    </w:p>
+    <w:p>
+      <w:pPr>
+        <w:pStyle w:val="Standard"/>
+        <w:rPr>
+          <w:rFonts w:ascii="Calibri" w:hAnsi="Calibri"/>
+          <w:iCs/>
+        </w:rPr>
+      </w:pPr>
+      <w:r>
+        <w:rPr>
+          <w:rFonts w:ascii="Calibri" w:hAnsi="Calibri"/>
+        </w:rPr>
+        <w:br/>
+      </w:r>
+      <m:oMathPara>
+        <m:oMath>
+          <m:sSub>
+            <m:sSubPr>
+              <m:ctrlPr>
+                <w:rPr>
+                  <w:rFonts w:ascii="Cambria Math" w:hAnsi="Cambria Math"/>
+                  <w:i/>
+                  <w:iCs/>
+                </w:rPr>
+              </m:ctrlPr>
+            </m:sSubPr>
+            <m:e>
+              <m:r>
+                <w:rPr>
+                  <w:rFonts w:ascii="Cambria Math" w:hAnsi="Cambria Math"/>
+                </w:rPr>
+                <m:t>U</m:t>
+              </m:r>
+            </m:e>
+            <m:sub>
+              <m:r>
+                <w:rPr>
+                  <w:rFonts w:ascii="Cambria Math" w:hAnsi="Cambria Math"/>
+                  <w:vertAlign w:val="subscript"/>
+                </w:rPr>
+                <m:t>OmaxBJT</m:t>
+              </m:r>
+            </m:sub>
+          </m:sSub>
+          <m:r>
+            <w:rPr>
+              <w:rFonts w:ascii="Cambria Math" w:hAnsi="Cambria Math"/>
+            </w:rPr>
+            <m:t>=</m:t>
+          </m:r>
+          <m:sSub>
+            <m:sSubPr>
+              <m:ctrlPr>
+                <w:rPr>
+                  <w:rFonts w:ascii="Cambria Math" w:hAnsi="Cambria Math"/>
+                  <w:i/>
+                  <w:iCs/>
+                </w:rPr>
+              </m:ctrlPr>
+            </m:sSubPr>
+            <m:e>
+              <m:r>
+                <w:rPr>
+                  <w:rFonts w:ascii="Cambria Math" w:hAnsi="Cambria Math"/>
+                </w:rPr>
+                <m:t>U</m:t>
+              </m:r>
+            </m:e>
+            <m:sub>
+              <m:r>
+                <w:rPr>
+                  <w:rFonts w:ascii="Cambria Math" w:hAnsi="Cambria Math"/>
+                </w:rPr>
+                <m:t>E</m:t>
+              </m:r>
+            </m:sub>
+          </m:sSub>
+          <m:r>
+            <w:rPr>
+              <w:rFonts w:ascii="Cambria Math" w:hAnsi="Cambria Math"/>
+            </w:rPr>
+            <m:t>-</m:t>
+          </m:r>
+          <m:sSub>
+            <m:sSubPr>
+              <m:ctrlPr>
+                <w:rPr>
+                  <w:rFonts w:ascii="Cambria Math" w:hAnsi="Cambria Math"/>
+                  <w:i/>
+                  <w:iCs/>
+                </w:rPr>
+              </m:ctrlPr>
+            </m:sSubPr>
+            <m:e>
+              <m:r>
+                <w:rPr>
+                  <w:rFonts w:ascii="Cambria Math" w:hAnsi="Cambria Math"/>
+                </w:rPr>
+                <m:t>V</m:t>
+              </m:r>
+            </m:e>
+            <m:sub>
+              <m:r>
+                <w:rPr>
+                  <w:rFonts w:ascii="Cambria Math" w:hAnsi="Cambria Math"/>
+                </w:rPr>
+                <m:t>min2</m:t>
+              </m:r>
+            </m:sub>
+          </m:sSub>
+          <m:r>
+            <w:rPr>
+              <w:rFonts w:ascii="Cambria Math" w:hAnsi="Cambria Math"/>
+            </w:rPr>
+            <m:t>=-2</m:t>
+          </m:r>
+          <m:r>
+            <w:rPr>
+              <w:rFonts w:ascii="Cambria Math" w:hAnsi="Cambria Math"/>
+            </w:rPr>
+            <m:t>,28</m:t>
+          </m:r>
+          <m:r>
+            <w:rPr>
+              <w:rFonts w:ascii="Cambria Math" w:hAnsi="Cambria Math"/>
+            </w:rPr>
+            <m:t xml:space="preserve"> V-</m:t>
+          </m:r>
+          <m:d>
+            <m:dPr>
+              <m:ctrlPr>
+                <w:rPr>
+                  <w:rFonts w:ascii="Cambria Math" w:hAnsi="Cambria Math"/>
+                  <w:i/>
+                  <w:iCs/>
+                </w:rPr>
+              </m:ctrlPr>
+            </m:dPr>
+            <m:e>
+              <m:r>
+                <w:rPr>
+                  <w:rFonts w:ascii="Cambria Math" w:hAnsi="Cambria Math"/>
+                </w:rPr>
+                <m:t>-3,03 V</m:t>
+              </m:r>
+            </m:e>
+          </m:d>
+          <m:r>
+            <w:rPr>
+              <w:rFonts w:ascii="Cambria Math" w:hAnsi="Cambria Math"/>
+            </w:rPr>
+            <m:t>=0,75</m:t>
+          </m:r>
+          <m:r>
+            <w:rPr>
+              <w:rFonts w:ascii="Cambria Math" w:hAnsi="Cambria Math"/>
+            </w:rPr>
+            <m:t xml:space="preserve"> V</m:t>
+          </m:r>
+        </m:oMath>
+      </m:oMathPara>
+    </w:p>
+    <w:p>
+      <w:pPr>
+        <w:pStyle w:val="Standard"/>
+        <w:rPr>
+          <w:rFonts w:ascii="Calibri" w:hAnsi="Calibri"/>
+        </w:rPr>
+      </w:pPr>
+    </w:p>
+    <w:p>
+      <w:pPr>
+        <w:pStyle w:val="Standard"/>
+        <w:rPr>
+          <w:rFonts w:ascii="Calibri" w:hAnsi="Calibri"/>
           <w:i/>
           <w:iCs/>
         </w:rPr>
@@ -5126,6 +5376,414 @@
           <w:rFonts w:ascii="Calibri" w:hAnsi="Calibri"/>
         </w:rPr>
       </w:pPr>
+    </w:p>
+    <w:p>
+      <w:pPr>
+        <w:pStyle w:val="Standard"/>
+        <w:rPr>
+          <w:rFonts w:ascii="Calibri" w:hAnsi="Calibri"/>
+          <w:i/>
+          <w:iCs/>
+        </w:rPr>
+      </w:pPr>
+      <m:oMathPara>
+        <m:oMath>
+          <m:sSub>
+            <m:sSubPr>
+              <m:ctrlPr>
+                <w:rPr>
+                  <w:rFonts w:ascii="Cambria Math" w:hAnsi="Cambria Math"/>
+                  <w:i/>
+                  <w:iCs/>
+                </w:rPr>
+              </m:ctrlPr>
+            </m:sSubPr>
+            <m:e>
+              <m:r>
+                <w:rPr>
+                  <w:rFonts w:ascii="Cambria Math" w:hAnsi="Cambria Math"/>
+                </w:rPr>
+                <m:t>U</m:t>
+              </m:r>
+            </m:e>
+            <m:sub>
+              <m:r>
+                <w:rPr>
+                  <w:rFonts w:ascii="Cambria Math" w:hAnsi="Cambria Math"/>
+                </w:rPr>
+                <m:t>OmaxBJ</m:t>
+              </m:r>
+              <m:sSub>
+                <m:sSubPr>
+                  <m:ctrlPr>
+                    <w:rPr>
+                      <w:rFonts w:ascii="Cambria Math" w:hAnsi="Cambria Math"/>
+                      <w:i/>
+                      <w:iCs/>
+                    </w:rPr>
+                  </m:ctrlPr>
+                </m:sSubPr>
+                <m:e>
+                  <m:r>
+                    <w:rPr>
+                      <w:rFonts w:ascii="Cambria Math" w:hAnsi="Cambria Math"/>
+                    </w:rPr>
+                    <m:t>T</m:t>
+                  </m:r>
+                </m:e>
+                <m:sub>
+                  <m:r>
+                    <w:rPr>
+                      <w:rFonts w:ascii="Cambria Math" w:hAnsi="Cambria Math"/>
+                    </w:rPr>
+                    <m:t>teor</m:t>
+                  </m:r>
+                </m:sub>
+              </m:sSub>
+            </m:sub>
+          </m:sSub>
+          <m:r>
+            <w:rPr>
+              <w:rFonts w:ascii="Cambria Math" w:hAnsi="Cambria Math"/>
+            </w:rPr>
+            <m:t xml:space="preserve"> = </m:t>
+          </m:r>
+          <m:sSub>
+            <m:sSubPr>
+              <m:ctrlPr>
+                <w:rPr>
+                  <w:rFonts w:ascii="Cambria Math" w:hAnsi="Cambria Math"/>
+                  <w:i/>
+                  <w:iCs/>
+                </w:rPr>
+              </m:ctrlPr>
+            </m:sSubPr>
+            <m:e>
+              <m:r>
+                <w:rPr>
+                  <w:rFonts w:ascii="Cambria Math" w:hAnsi="Cambria Math"/>
+                </w:rPr>
+                <m:t>I</m:t>
+              </m:r>
+            </m:e>
+            <m:sub>
+              <m:sSub>
+                <m:sSubPr>
+                  <m:ctrlPr>
+                    <w:rPr>
+                      <w:rFonts w:ascii="Cambria Math" w:hAnsi="Cambria Math"/>
+                      <w:i/>
+                      <w:iCs/>
+                    </w:rPr>
+                  </m:ctrlPr>
+                </m:sSubPr>
+                <m:e>
+                  <m:r>
+                    <w:rPr>
+                      <w:rFonts w:ascii="Cambria Math" w:hAnsi="Cambria Math"/>
+                    </w:rPr>
+                    <m:t>E</m:t>
+                  </m:r>
+                </m:e>
+                <m:sub>
+                  <m:r>
+                    <w:rPr>
+                      <w:rFonts w:ascii="Cambria Math" w:hAnsi="Cambria Math"/>
+                    </w:rPr>
+                    <m:t>teor</m:t>
+                  </m:r>
+                </m:sub>
+              </m:sSub>
+            </m:sub>
+          </m:sSub>
+          <m:r>
+            <w:rPr>
+              <w:rFonts w:ascii="Cambria Math" w:hAnsi="Cambria Math"/>
+            </w:rPr>
+            <m:t xml:space="preserve"> ∙</m:t>
+          </m:r>
+          <m:r>
+            <w:rPr>
+              <w:rFonts w:ascii="Cambria Math" w:hAnsi="Cambria Math"/>
+            </w:rPr>
+            <m:t xml:space="preserve"> </m:t>
+          </m:r>
+          <m:sSub>
+            <m:sSubPr>
+              <m:ctrlPr>
+                <w:rPr>
+                  <w:rFonts w:ascii="Cambria Math" w:hAnsi="Cambria Math"/>
+                  <w:i/>
+                  <w:iCs/>
+                </w:rPr>
+              </m:ctrlPr>
+            </m:sSubPr>
+            <m:e>
+              <m:r>
+                <w:rPr>
+                  <w:rFonts w:ascii="Cambria Math" w:hAnsi="Cambria Math"/>
+                </w:rPr>
+                <m:t>R</m:t>
+              </m:r>
+            </m:e>
+            <m:sub>
+              <m:r>
+                <w:rPr>
+                  <w:rFonts w:ascii="Cambria Math" w:hAnsi="Cambria Math"/>
+                </w:rPr>
+                <m:t>4</m:t>
+              </m:r>
+            </m:sub>
+          </m:sSub>
+          <m:r>
+            <w:rPr>
+              <w:rFonts w:ascii="Cambria Math" w:hAnsi="Cambria Math"/>
+            </w:rPr>
+            <m:t>||</m:t>
+          </m:r>
+          <m:sSub>
+            <m:sSubPr>
+              <m:ctrlPr>
+                <w:rPr>
+                  <w:rFonts w:ascii="Cambria Math" w:hAnsi="Cambria Math"/>
+                  <w:i/>
+                  <w:iCs/>
+                </w:rPr>
+              </m:ctrlPr>
+            </m:sSubPr>
+            <m:e>
+              <m:r>
+                <w:rPr>
+                  <w:rFonts w:ascii="Cambria Math" w:hAnsi="Cambria Math"/>
+                </w:rPr>
+                <m:t>R</m:t>
+              </m:r>
+            </m:e>
+            <m:sub>
+              <m:r>
+                <w:rPr>
+                  <w:rFonts w:ascii="Cambria Math" w:hAnsi="Cambria Math"/>
+                </w:rPr>
+                <m:t>6</m:t>
+              </m:r>
+            </m:sub>
+          </m:sSub>
+          <m:r>
+            <w:rPr>
+              <w:rFonts w:ascii="Cambria Math" w:hAnsi="Cambria Math"/>
+            </w:rPr>
+            <m:t xml:space="preserve"> = 5,16</m:t>
+          </m:r>
+          <m:r>
+            <w:rPr>
+              <w:rFonts w:ascii="Cambria Math" w:hAnsi="Cambria Math"/>
+            </w:rPr>
+            <m:t xml:space="preserve"> mA</m:t>
+          </m:r>
+          <m:r>
+            <w:rPr>
+              <w:rFonts w:ascii="Cambria Math" w:hAnsi="Cambria Math"/>
+            </w:rPr>
+            <m:t xml:space="preserve"> ∙ 1,3</m:t>
+          </m:r>
+          <m:r>
+            <w:rPr>
+              <w:rFonts w:ascii="Cambria Math" w:hAnsi="Cambria Math"/>
+            </w:rPr>
+            <m:t>0</m:t>
+          </m:r>
+          <m:r>
+            <w:rPr>
+              <w:rFonts w:ascii="Cambria Math" w:hAnsi="Cambria Math"/>
+            </w:rPr>
+            <m:t xml:space="preserve"> kΩ</m:t>
+          </m:r>
+          <m:r>
+            <w:rPr>
+              <w:rFonts w:ascii="Cambria Math" w:hAnsi="Cambria Math"/>
+            </w:rPr>
+            <m:t>||20</m:t>
+          </m:r>
+          <m:r>
+            <w:rPr>
+              <w:rFonts w:ascii="Cambria Math" w:hAnsi="Cambria Math"/>
+            </w:rPr>
+            <m:t>0</m:t>
+          </m:r>
+          <m:r>
+            <w:rPr>
+              <w:rFonts w:ascii="Cambria Math" w:hAnsi="Cambria Math"/>
+            </w:rPr>
+            <m:t>,00</m:t>
+          </m:r>
+          <m:r>
+            <w:rPr>
+              <w:rFonts w:ascii="Cambria Math" w:hAnsi="Cambria Math"/>
+            </w:rPr>
+            <m:t xml:space="preserve"> Ω</m:t>
+          </m:r>
+          <m:r>
+            <w:rPr>
+              <w:rFonts w:ascii="Cambria Math" w:hAnsi="Cambria Math"/>
+            </w:rPr>
+            <m:t xml:space="preserve"> = 0,89</m:t>
+          </m:r>
+          <m:r>
+            <w:rPr>
+              <w:rFonts w:ascii="Cambria Math" w:hAnsi="Cambria Math"/>
+            </w:rPr>
+            <m:t xml:space="preserve"> V</m:t>
+          </m:r>
+        </m:oMath>
+      </m:oMathPara>
+    </w:p>
+    <w:p>
+      <w:pPr>
+        <w:pStyle w:val="Standard"/>
+        <w:rPr>
+          <w:rFonts w:ascii="Calibri" w:hAnsi="Calibri"/>
+          <w:i/>
+          <w:iCs/>
+        </w:rPr>
+      </w:pPr>
+    </w:p>
+    <w:p>
+      <w:pPr>
+        <w:pStyle w:val="Standard"/>
+        <w:rPr>
+          <w:rFonts w:ascii="Calibri" w:hAnsi="Calibri"/>
+          <w:i/>
+          <w:iCs/>
+        </w:rPr>
+      </w:pPr>
+      <w:r>
+        <w:rPr>
+          <w:rFonts w:ascii="Calibri" w:hAnsi="Calibri"/>
+          <w:i/>
+          <w:iCs/>
+          <w:highlight w:val="red"/>
+        </w:rPr>
+        <w:t>Wartość oczekiwana</w:t>
+      </w:r>
+      <w:r>
+        <w:rPr>
+          <w:rFonts w:ascii="Calibri" w:hAnsi="Calibri"/>
+          <w:i/>
+          <w:iCs/>
+          <w:highlight w:val="red"/>
+        </w:rPr>
+        <w:t xml:space="preserve"> różni się od wartości praktycznej o</w:t>
+      </w:r>
+      <m:oMath>
+        <m:r>
+          <w:rPr>
+            <w:rFonts w:ascii="Cambria Math" w:hAnsi="Cambria Math"/>
+            <w:highlight w:val="red"/>
+          </w:rPr>
+          <m:t xml:space="preserve"> ~</m:t>
+        </m:r>
+      </m:oMath>
+      <w:r>
+        <w:rPr>
+          <w:rFonts w:ascii="Calibri" w:hAnsi="Calibri"/>
+          <w:i/>
+          <w:iCs/>
+          <w:highlight w:val="red"/>
+        </w:rPr>
+        <w:t>15</w:t>
+      </w:r>
+      <w:r>
+        <w:rPr>
+          <w:rFonts w:ascii="Calibri" w:hAnsi="Calibri"/>
+          <w:i/>
+          <w:iCs/>
+          <w:highlight w:val="red"/>
+        </w:rPr>
+        <w:t xml:space="preserve">%, </w:t>
+      </w:r>
+      <w:r>
+        <w:rPr>
+          <w:rFonts w:ascii="Calibri" w:hAnsi="Calibri"/>
+          <w:i/>
+          <w:iCs/>
+          <w:highlight w:val="red"/>
+        </w:rPr>
+        <w:t>przy dokładniejszej analizi</w:t>
+      </w:r>
+      <w:r>
+        <w:rPr>
+          <w:rFonts w:ascii="Calibri" w:hAnsi="Calibri"/>
+          <w:i/>
+          <w:iCs/>
+          <w:highlight w:val="red"/>
+        </w:rPr>
+        <w:t>e zauważono, że taki błą</w:t>
+      </w:r>
+      <w:r>
+        <w:rPr>
+          <w:rFonts w:ascii="Calibri" w:hAnsi="Calibri"/>
+          <w:i/>
+          <w:iCs/>
+          <w:highlight w:val="red"/>
+        </w:rPr>
+        <w:t>d może dać</w:t>
+      </w:r>
+      <w:r>
+        <w:rPr>
+          <w:rFonts w:ascii="Calibri" w:hAnsi="Calibri"/>
+          <w:i/>
+          <w:iCs/>
+          <w:highlight w:val="red"/>
+        </w:rPr>
+        <w:t xml:space="preserve"> rozrzut wartości U</w:t>
+      </w:r>
+      <w:r>
+        <w:rPr>
+          <w:rFonts w:ascii="Calibri" w:hAnsi="Calibri"/>
+          <w:i/>
+          <w:iCs/>
+          <w:highlight w:val="red"/>
+          <w:vertAlign w:val="subscript"/>
+        </w:rPr>
+        <w:t xml:space="preserve">E </w:t>
+      </w:r>
+      <w:r>
+        <w:rPr>
+          <w:rFonts w:ascii="Calibri" w:hAnsi="Calibri"/>
+          <w:i/>
+          <w:iCs/>
+          <w:highlight w:val="red"/>
+        </w:rPr>
+        <w:t>o</w:t>
+      </w:r>
+      <w:r>
+        <w:rPr>
+          <w:rFonts w:ascii="Calibri" w:hAnsi="Calibri"/>
+          <w:i/>
+          <w:iCs/>
+          <w:highlight w:val="red"/>
+          <w:vertAlign w:val="subscript"/>
+        </w:rPr>
+        <w:t xml:space="preserve"> </w:t>
+      </w:r>
+      <m:oMath>
+        <m:r>
+          <w:rPr>
+            <w:rFonts w:ascii="Cambria Math" w:hAnsi="Cambria Math"/>
+            <w:highlight w:val="red"/>
+          </w:rPr>
+          <m:t>~</m:t>
+        </m:r>
+      </m:oMath>
+      <w:r>
+        <w:rPr>
+          <w:rFonts w:ascii="Calibri" w:hAnsi="Calibri"/>
+          <w:i/>
+          <w:iCs/>
+          <w:highlight w:val="red"/>
+        </w:rPr>
+        <w:t>6%</w:t>
+      </w:r>
     </w:p>
     <w:p>
       <w:pPr>
@@ -5174,6 +5832,8 @@
         </w:rPr>
         <w:t xml:space="preserve"> Parametry małosygnałowe wtórnika emiterowego</w:t>
       </w:r>
+      <w:bookmarkStart w:id="0" w:name="_GoBack"/>
+      <w:bookmarkEnd w:id="0"/>
     </w:p>
     <w:p>
       <w:pPr>
@@ -5380,12 +6040,6 @@
         <w:gridCol w:w="2200"/>
       </w:tblGrid>
       <w:tr>
-        <w:tblPrEx>
-          <w:tblCellMar>
-            <w:top w:w="0" w:type="dxa"/>
-            <w:bottom w:w="0" w:type="dxa"/>
-          </w:tblCellMar>
-        </w:tblPrEx>
         <w:trPr>
           <w:cantSplit/>
         </w:trPr>
@@ -5486,12 +6140,6 @@
         </w:tc>
       </w:tr>
       <w:tr>
-        <w:tblPrEx>
-          <w:tblCellMar>
-            <w:top w:w="0" w:type="dxa"/>
-            <w:bottom w:w="0" w:type="dxa"/>
-          </w:tblCellMar>
-        </w:tblPrEx>
         <w:trPr>
           <w:cantSplit/>
         </w:trPr>
@@ -5520,7 +6168,6 @@
               <w:rPr>
                 <w:rFonts w:ascii="Calibri" w:hAnsi="Calibri"/>
               </w:rPr>
-              <w:lastRenderedPageBreak/>
               <w:t>Amplituda</w:t>
             </w:r>
             <w:r>
@@ -5635,12 +6282,6 @@
         </w:tc>
       </w:tr>
       <w:tr>
-        <w:tblPrEx>
-          <w:tblCellMar>
-            <w:top w:w="0" w:type="dxa"/>
-            <w:bottom w:w="0" w:type="dxa"/>
-          </w:tblCellMar>
-        </w:tblPrEx>
         <w:trPr>
           <w:cantSplit/>
         </w:trPr>
@@ -5770,12 +6411,6 @@
         </w:tc>
       </w:tr>
       <w:tr>
-        <w:tblPrEx>
-          <w:tblCellMar>
-            <w:top w:w="0" w:type="dxa"/>
-            <w:bottom w:w="0" w:type="dxa"/>
-          </w:tblCellMar>
-        </w:tblPrEx>
         <w:trPr>
           <w:cantSplit/>
         </w:trPr>
@@ -5898,12 +6533,6 @@
         </w:tc>
       </w:tr>
       <w:tr>
-        <w:tblPrEx>
-          <w:tblCellMar>
-            <w:top w:w="0" w:type="dxa"/>
-            <w:bottom w:w="0" w:type="dxa"/>
-          </w:tblCellMar>
-        </w:tblPrEx>
         <w:trPr>
           <w:cantSplit/>
         </w:trPr>
@@ -6038,12 +6667,6 @@
         </w:tc>
       </w:tr>
       <w:tr>
-        <w:tblPrEx>
-          <w:tblCellMar>
-            <w:top w:w="0" w:type="dxa"/>
-            <w:bottom w:w="0" w:type="dxa"/>
-          </w:tblCellMar>
-        </w:tblPrEx>
         <w:trPr>
           <w:cantSplit/>
         </w:trPr>
@@ -6178,12 +6801,6 @@
         </w:tc>
       </w:tr>
       <w:tr>
-        <w:tblPrEx>
-          <w:tblCellMar>
-            <w:top w:w="0" w:type="dxa"/>
-            <w:bottom w:w="0" w:type="dxa"/>
-          </w:tblCellMar>
-        </w:tblPrEx>
         <w:trPr>
           <w:cantSplit/>
         </w:trPr>
@@ -6796,12 +7413,6 @@
         <w:gridCol w:w="2238"/>
       </w:tblGrid>
       <w:tr>
-        <w:tblPrEx>
-          <w:tblCellMar>
-            <w:top w:w="0" w:type="dxa"/>
-            <w:bottom w:w="0" w:type="dxa"/>
-          </w:tblCellMar>
-        </w:tblPrEx>
         <w:trPr>
           <w:cantSplit/>
         </w:trPr>
@@ -6902,12 +7513,6 @@
         </w:tc>
       </w:tr>
       <w:tr>
-        <w:tblPrEx>
-          <w:tblCellMar>
-            <w:top w:w="0" w:type="dxa"/>
-            <w:bottom w:w="0" w:type="dxa"/>
-          </w:tblCellMar>
-        </w:tblPrEx>
         <w:trPr>
           <w:cantSplit/>
         </w:trPr>
@@ -7037,12 +7642,6 @@
         </w:tc>
       </w:tr>
       <w:tr>
-        <w:tblPrEx>
-          <w:tblCellMar>
-            <w:top w:w="0" w:type="dxa"/>
-            <w:bottom w:w="0" w:type="dxa"/>
-          </w:tblCellMar>
-        </w:tblPrEx>
         <w:trPr>
           <w:cantSplit/>
         </w:trPr>
@@ -7172,12 +7771,6 @@
         </w:tc>
       </w:tr>
       <w:tr>
-        <w:tblPrEx>
-          <w:tblCellMar>
-            <w:top w:w="0" w:type="dxa"/>
-            <w:bottom w:w="0" w:type="dxa"/>
-          </w:tblCellMar>
-        </w:tblPrEx>
         <w:trPr>
           <w:cantSplit/>
         </w:trPr>
@@ -7300,12 +7893,6 @@
         </w:tc>
       </w:tr>
       <w:tr>
-        <w:tblPrEx>
-          <w:tblCellMar>
-            <w:top w:w="0" w:type="dxa"/>
-            <w:bottom w:w="0" w:type="dxa"/>
-          </w:tblCellMar>
-        </w:tblPrEx>
         <w:trPr>
           <w:cantSplit/>
         </w:trPr>
@@ -7440,12 +8027,6 @@
         </w:tc>
       </w:tr>
       <w:tr>
-        <w:tblPrEx>
-          <w:tblCellMar>
-            <w:top w:w="0" w:type="dxa"/>
-            <w:bottom w:w="0" w:type="dxa"/>
-          </w:tblCellMar>
-        </w:tblPrEx>
         <w:trPr>
           <w:cantSplit/>
         </w:trPr>
@@ -7580,12 +8161,6 @@
         </w:tc>
       </w:tr>
       <w:tr>
-        <w:tblPrEx>
-          <w:tblCellMar>
-            <w:top w:w="0" w:type="dxa"/>
-            <w:bottom w:w="0" w:type="dxa"/>
-          </w:tblCellMar>
-        </w:tblPrEx>
         <w:trPr>
           <w:trHeight w:val="570"/>
         </w:trPr>
@@ -8037,12 +8612,6 @@
         <w:gridCol w:w="2238"/>
       </w:tblGrid>
       <w:tr>
-        <w:tblPrEx>
-          <w:tblCellMar>
-            <w:top w:w="0" w:type="dxa"/>
-            <w:bottom w:w="0" w:type="dxa"/>
-          </w:tblCellMar>
-        </w:tblPrEx>
         <w:trPr>
           <w:cantSplit/>
         </w:trPr>
@@ -8143,12 +8712,6 @@
         </w:tc>
       </w:tr>
       <w:tr>
-        <w:tblPrEx>
-          <w:tblCellMar>
-            <w:top w:w="0" w:type="dxa"/>
-            <w:bottom w:w="0" w:type="dxa"/>
-          </w:tblCellMar>
-        </w:tblPrEx>
         <w:trPr>
           <w:cantSplit/>
         </w:trPr>
@@ -8266,12 +8829,6 @@
         </w:tc>
       </w:tr>
       <w:tr>
-        <w:tblPrEx>
-          <w:tblCellMar>
-            <w:top w:w="0" w:type="dxa"/>
-            <w:bottom w:w="0" w:type="dxa"/>
-          </w:tblCellMar>
-        </w:tblPrEx>
         <w:trPr>
           <w:cantSplit/>
         </w:trPr>
@@ -8389,12 +8946,6 @@
         </w:tc>
       </w:tr>
       <w:tr>
-        <w:tblPrEx>
-          <w:tblCellMar>
-            <w:top w:w="0" w:type="dxa"/>
-            <w:bottom w:w="0" w:type="dxa"/>
-          </w:tblCellMar>
-        </w:tblPrEx>
         <w:trPr>
           <w:cantSplit/>
         </w:trPr>
@@ -10443,12 +10994,6 @@
         <w:gridCol w:w="2300"/>
       </w:tblGrid>
       <w:tr>
-        <w:tblPrEx>
-          <w:tblCellMar>
-            <w:top w:w="0" w:type="dxa"/>
-            <w:bottom w:w="0" w:type="dxa"/>
-          </w:tblCellMar>
-        </w:tblPrEx>
         <w:trPr>
           <w:cantSplit/>
         </w:trPr>
@@ -10549,12 +11094,6 @@
         </w:tc>
       </w:tr>
       <w:tr>
-        <w:tblPrEx>
-          <w:tblCellMar>
-            <w:top w:w="0" w:type="dxa"/>
-            <w:bottom w:w="0" w:type="dxa"/>
-          </w:tblCellMar>
-        </w:tblPrEx>
         <w:trPr>
           <w:cantSplit/>
         </w:trPr>
@@ -10672,12 +11211,6 @@
         </w:tc>
       </w:tr>
       <w:tr>
-        <w:tblPrEx>
-          <w:tblCellMar>
-            <w:top w:w="0" w:type="dxa"/>
-            <w:bottom w:w="0" w:type="dxa"/>
-          </w:tblCellMar>
-        </w:tblPrEx>
         <w:trPr>
           <w:cantSplit/>
         </w:trPr>
@@ -10795,12 +11328,6 @@
         </w:tc>
       </w:tr>
       <w:tr>
-        <w:tblPrEx>
-          <w:tblCellMar>
-            <w:top w:w="0" w:type="dxa"/>
-            <w:bottom w:w="0" w:type="dxa"/>
-          </w:tblCellMar>
-        </w:tblPrEx>
         <w:trPr>
           <w:cantSplit/>
         </w:trPr>
@@ -10923,12 +11450,6 @@
         </w:tc>
       </w:tr>
       <w:tr>
-        <w:tblPrEx>
-          <w:tblCellMar>
-            <w:top w:w="0" w:type="dxa"/>
-            <w:bottom w:w="0" w:type="dxa"/>
-          </w:tblCellMar>
-        </w:tblPrEx>
         <w:trPr>
           <w:cantSplit/>
         </w:trPr>
@@ -11051,12 +11572,6 @@
         </w:tc>
       </w:tr>
       <w:tr>
-        <w:tblPrEx>
-          <w:tblCellMar>
-            <w:top w:w="0" w:type="dxa"/>
-            <w:bottom w:w="0" w:type="dxa"/>
-          </w:tblCellMar>
-        </w:tblPrEx>
         <w:trPr>
           <w:cantSplit/>
         </w:trPr>
@@ -11179,12 +11694,6 @@
         </w:tc>
       </w:tr>
       <w:tr>
-        <w:tblPrEx>
-          <w:tblCellMar>
-            <w:top w:w="0" w:type="dxa"/>
-            <w:bottom w:w="0" w:type="dxa"/>
-          </w:tblCellMar>
-        </w:tblPrEx>
         <w:trPr>
           <w:cantSplit/>
         </w:trPr>
@@ -11606,12 +12115,6 @@
         <w:gridCol w:w="2238"/>
       </w:tblGrid>
       <w:tr>
-        <w:tblPrEx>
-          <w:tblCellMar>
-            <w:top w:w="0" w:type="dxa"/>
-            <w:bottom w:w="0" w:type="dxa"/>
-          </w:tblCellMar>
-        </w:tblPrEx>
         <w:trPr>
           <w:cantSplit/>
         </w:trPr>
@@ -11712,12 +12215,6 @@
         </w:tc>
       </w:tr>
       <w:tr>
-        <w:tblPrEx>
-          <w:tblCellMar>
-            <w:top w:w="0" w:type="dxa"/>
-            <w:bottom w:w="0" w:type="dxa"/>
-          </w:tblCellMar>
-        </w:tblPrEx>
         <w:trPr>
           <w:cantSplit/>
         </w:trPr>
@@ -11835,12 +12332,6 @@
         </w:tc>
       </w:tr>
       <w:tr>
-        <w:tblPrEx>
-          <w:tblCellMar>
-            <w:top w:w="0" w:type="dxa"/>
-            <w:bottom w:w="0" w:type="dxa"/>
-          </w:tblCellMar>
-        </w:tblPrEx>
         <w:trPr>
           <w:cantSplit/>
         </w:trPr>
@@ -11958,12 +12449,6 @@
         </w:tc>
       </w:tr>
       <w:tr>
-        <w:tblPrEx>
-          <w:tblCellMar>
-            <w:top w:w="0" w:type="dxa"/>
-            <w:bottom w:w="0" w:type="dxa"/>
-          </w:tblCellMar>
-        </w:tblPrEx>
         <w:trPr>
           <w:cantSplit/>
         </w:trPr>
@@ -12086,12 +12571,6 @@
         </w:tc>
       </w:tr>
       <w:tr>
-        <w:tblPrEx>
-          <w:tblCellMar>
-            <w:top w:w="0" w:type="dxa"/>
-            <w:bottom w:w="0" w:type="dxa"/>
-          </w:tblCellMar>
-        </w:tblPrEx>
         <w:trPr>
           <w:cantSplit/>
         </w:trPr>
@@ -12214,12 +12693,6 @@
         </w:tc>
       </w:tr>
       <w:tr>
-        <w:tblPrEx>
-          <w:tblCellMar>
-            <w:top w:w="0" w:type="dxa"/>
-            <w:bottom w:w="0" w:type="dxa"/>
-          </w:tblCellMar>
-        </w:tblPrEx>
         <w:trPr>
           <w:cantSplit/>
         </w:trPr>
@@ -12342,12 +12815,6 @@
         </w:tc>
       </w:tr>
       <w:tr>
-        <w:tblPrEx>
-          <w:tblCellMar>
-            <w:top w:w="0" w:type="dxa"/>
-            <w:bottom w:w="0" w:type="dxa"/>
-          </w:tblCellMar>
-        </w:tblPrEx>
         <w:trPr>
           <w:cantSplit/>
         </w:trPr>
@@ -12794,12 +13261,6 @@
         <w:gridCol w:w="2238"/>
       </w:tblGrid>
       <w:tr>
-        <w:tblPrEx>
-          <w:tblCellMar>
-            <w:top w:w="0" w:type="dxa"/>
-            <w:bottom w:w="0" w:type="dxa"/>
-          </w:tblCellMar>
-        </w:tblPrEx>
         <w:trPr>
           <w:cantSplit/>
         </w:trPr>
@@ -12900,12 +13361,6 @@
         </w:tc>
       </w:tr>
       <w:tr>
-        <w:tblPrEx>
-          <w:tblCellMar>
-            <w:top w:w="0" w:type="dxa"/>
-            <w:bottom w:w="0" w:type="dxa"/>
-          </w:tblCellMar>
-        </w:tblPrEx>
         <w:trPr>
           <w:cantSplit/>
         </w:trPr>
@@ -13023,12 +13478,6 @@
         </w:tc>
       </w:tr>
       <w:tr>
-        <w:tblPrEx>
-          <w:tblCellMar>
-            <w:top w:w="0" w:type="dxa"/>
-            <w:bottom w:w="0" w:type="dxa"/>
-          </w:tblCellMar>
-        </w:tblPrEx>
         <w:trPr>
           <w:cantSplit/>
         </w:trPr>
@@ -13146,12 +13595,6 @@
         </w:tc>
       </w:tr>
       <w:tr>
-        <w:tblPrEx>
-          <w:tblCellMar>
-            <w:top w:w="0" w:type="dxa"/>
-            <w:bottom w:w="0" w:type="dxa"/>
-          </w:tblCellMar>
-        </w:tblPrEx>
         <w:trPr>
           <w:cantSplit/>
         </w:trPr>
@@ -14308,6 +14751,44 @@
       <w:color w:val="808080"/>
     </w:rPr>
   </w:style>
+  <w:style w:type="paragraph" w:styleId="a8">
+    <w:name w:val="endnote text"/>
+    <w:basedOn w:val="a"/>
+    <w:link w:val="a9"/>
+    <w:uiPriority w:val="99"/>
+    <w:semiHidden/>
+    <w:unhideWhenUsed/>
+    <w:rsid w:val="006E1DBD"/>
+    <w:rPr>
+      <w:rFonts w:cs="Mangal"/>
+      <w:sz w:val="20"/>
+      <w:szCs w:val="18"/>
+    </w:rPr>
+  </w:style>
+  <w:style w:type="character" w:customStyle="1" w:styleId="a9">
+    <w:name w:val="Текст концевой сноски Знак"/>
+    <w:basedOn w:val="a0"/>
+    <w:link w:val="a8"/>
+    <w:uiPriority w:val="99"/>
+    <w:semiHidden/>
+    <w:rsid w:val="006E1DBD"/>
+    <w:rPr>
+      <w:rFonts w:cs="Mangal"/>
+      <w:sz w:val="20"/>
+      <w:szCs w:val="18"/>
+    </w:rPr>
+  </w:style>
+  <w:style w:type="character" w:styleId="aa">
+    <w:name w:val="endnote reference"/>
+    <w:basedOn w:val="a0"/>
+    <w:uiPriority w:val="99"/>
+    <w:semiHidden/>
+    <w:unhideWhenUsed/>
+    <w:rsid w:val="006E1DBD"/>
+    <w:rPr>
+      <w:vertAlign w:val="superscript"/>
+    </w:rPr>
+  </w:style>
 </w:styles>
 </file>
 

--- a/Lab3/LELA1_LAB3_Rah_Sal.docx
+++ b/Lab3/LELA1_LAB3_Rah_Sal.docx
@@ -2038,6 +2038,7 @@
                 <w:rPr>
                   <w:rFonts w:ascii="Cambria Math" w:hAnsi="Cambria Math" w:cstheme="minorHAnsi"/>
                   <w:i/>
+                  <w:highlight w:val="yellow"/>
                 </w:rPr>
               </m:ctrlPr>
             </m:sSubPr>
@@ -2045,6 +2046,7 @@
               <m:r>
                 <w:rPr>
                   <w:rFonts w:ascii="Cambria Math" w:hAnsi="Cambria Math" w:cstheme="minorHAnsi"/>
+                  <w:highlight w:val="yellow"/>
                 </w:rPr>
                 <m:t>U</m:t>
               </m:r>
@@ -2053,6 +2055,7 @@
               <m:r>
                 <w:rPr>
                   <w:rFonts w:ascii="Cambria Math" w:hAnsi="Cambria Math" w:cstheme="minorHAnsi"/>
+                  <w:highlight w:val="yellow"/>
                 </w:rPr>
                 <m:t>E</m:t>
               </m:r>
@@ -2061,6 +2064,7 @@
           <m:r>
             <w:rPr>
               <w:rFonts w:ascii="Cambria Math" w:hAnsi="Cambria Math" w:cstheme="minorHAnsi"/>
+              <w:highlight w:val="yellow"/>
             </w:rPr>
             <m:t>=</m:t>
           </m:r>
@@ -2070,6 +2074,7 @@
                 <w:rPr>
                   <w:rFonts w:ascii="Cambria Math" w:hAnsi="Cambria Math" w:cstheme="minorHAnsi"/>
                   <w:i/>
+                  <w:highlight w:val="yellow"/>
                 </w:rPr>
               </m:ctrlPr>
             </m:sSubPr>
@@ -2077,6 +2082,7 @@
               <m:r>
                 <w:rPr>
                   <w:rFonts w:ascii="Cambria Math" w:hAnsi="Cambria Math" w:cstheme="minorHAnsi"/>
+                  <w:highlight w:val="yellow"/>
                 </w:rPr>
                 <m:t>U</m:t>
               </m:r>
@@ -2085,14 +2091,16 @@
               <m:r>
                 <w:rPr>
                   <w:rFonts w:ascii="Cambria Math" w:hAnsi="Cambria Math" w:cstheme="minorHAnsi"/>
-                </w:rPr>
-                <m:t>2</m:t>
+                  <w:highlight w:val="yellow"/>
+                </w:rPr>
+                <m:t>1</m:t>
               </m:r>
             </m:sub>
           </m:sSub>
           <m:r>
             <w:rPr>
               <w:rFonts w:ascii="Cambria Math" w:hAnsi="Cambria Math" w:cstheme="minorHAnsi"/>
+              <w:highlight w:val="yellow"/>
             </w:rPr>
             <m:t>+</m:t>
           </m:r>
@@ -2102,6 +2110,7 @@
                 <w:rPr>
                   <w:rFonts w:ascii="Cambria Math" w:hAnsi="Cambria Math" w:cstheme="minorHAnsi"/>
                   <w:i/>
+                  <w:highlight w:val="yellow"/>
                 </w:rPr>
               </m:ctrlPr>
             </m:sSubPr>
@@ -2109,6 +2118,7 @@
               <m:r>
                 <w:rPr>
                   <w:rFonts w:ascii="Cambria Math" w:hAnsi="Cambria Math" w:cstheme="minorHAnsi"/>
+                  <w:highlight w:val="yellow"/>
                 </w:rPr>
                 <m:t>U</m:t>
               </m:r>
@@ -2117,29 +2127,69 @@
               <m:r>
                 <w:rPr>
                   <w:rFonts w:ascii="Cambria Math" w:hAnsi="Cambria Math" w:cstheme="minorHAnsi"/>
-                </w:rPr>
-                <m:t>R4</m:t>
+                  <w:highlight w:val="yellow"/>
+                  <w:lang w:val="en-US"/>
+                </w:rPr>
+                <m:t>CE</m:t>
               </m:r>
             </m:sub>
           </m:sSub>
           <m:r>
             <w:rPr>
               <w:rFonts w:ascii="Cambria Math" w:hAnsi="Cambria Math" w:cstheme="minorHAnsi"/>
+              <w:highlight w:val="yellow"/>
             </w:rPr>
-            <m:t xml:space="preserve"> = -9,00 V+6</m:t>
+            <m:t xml:space="preserve"> = 4,00</m:t>
           </m:r>
           <m:r>
             <w:rPr>
               <w:rFonts w:ascii="Cambria Math" w:hAnsi="Cambria Math" w:cstheme="minorHAnsi"/>
-              <w:lang w:val="en-US"/>
+              <w:highlight w:val="yellow"/>
             </w:rPr>
-            <m:t>,72</m:t>
+            <m:t xml:space="preserve"> V</m:t>
           </m:r>
           <m:r>
             <w:rPr>
               <w:rFonts w:ascii="Cambria Math" w:hAnsi="Cambria Math" w:cstheme="minorHAnsi"/>
+              <w:highlight w:val="yellow"/>
             </w:rPr>
-            <m:t xml:space="preserve"> V =- 2,28 V</m:t>
+            <m:t>-</m:t>
+          </m:r>
+          <m:r>
+            <w:rPr>
+              <w:rFonts w:ascii="Cambria Math" w:hAnsi="Cambria Math" w:cstheme="minorHAnsi"/>
+              <w:highlight w:val="yellow"/>
+            </w:rPr>
+            <m:t>6</m:t>
+          </m:r>
+          <m:r>
+            <w:rPr>
+              <w:rFonts w:ascii="Cambria Math" w:hAnsi="Cambria Math" w:cstheme="minorHAnsi"/>
+              <w:highlight w:val="yellow"/>
+              <w:lang w:val="en-US"/>
+            </w:rPr>
+            <m:t>,19</m:t>
+          </m:r>
+          <m:r>
+            <w:rPr>
+              <w:rFonts w:ascii="Cambria Math" w:hAnsi="Cambria Math" w:cstheme="minorHAnsi"/>
+              <w:highlight w:val="yellow"/>
+            </w:rPr>
+            <m:t xml:space="preserve"> V</m:t>
+          </m:r>
+          <m:r>
+            <w:rPr>
+              <w:rFonts w:ascii="Cambria Math" w:hAnsi="Cambria Math" w:cstheme="minorHAnsi"/>
+              <w:highlight w:val="yellow"/>
+            </w:rPr>
+            <m:t xml:space="preserve"> =- 2,19</m:t>
+          </m:r>
+          <m:r>
+            <w:rPr>
+              <w:rFonts w:ascii="Cambria Math" w:hAnsi="Cambria Math" w:cstheme="minorHAnsi"/>
+              <w:highlight w:val="yellow"/>
+            </w:rPr>
+            <m:t xml:space="preserve"> V</m:t>
           </m:r>
         </m:oMath>
       </m:oMathPara>
@@ -2172,6 +2222,7 @@
                 <w:rPr>
                   <w:rFonts w:ascii="Cambria Math" w:hAnsi="Cambria Math" w:cstheme="minorHAnsi"/>
                   <w:i/>
+                  <w:highlight w:val="yellow"/>
                 </w:rPr>
               </m:ctrlPr>
             </m:sSubPr>
@@ -2179,6 +2230,7 @@
               <m:r>
                 <w:rPr>
                   <w:rFonts w:ascii="Cambria Math" w:hAnsi="Cambria Math" w:cstheme="minorHAnsi"/>
+                  <w:highlight w:val="yellow"/>
                 </w:rPr>
                 <m:t>U</m:t>
               </m:r>
@@ -2187,6 +2239,7 @@
               <m:r>
                 <w:rPr>
                   <w:rFonts w:ascii="Cambria Math" w:hAnsi="Cambria Math" w:cstheme="minorHAnsi"/>
+                  <w:highlight w:val="yellow"/>
                 </w:rPr>
                 <m:t>BE</m:t>
               </m:r>
@@ -2195,6 +2248,7 @@
           <m:r>
             <w:rPr>
               <w:rFonts w:ascii="Cambria Math" w:hAnsi="Cambria Math" w:cstheme="minorHAnsi"/>
+              <w:highlight w:val="yellow"/>
             </w:rPr>
             <m:t xml:space="preserve">= </m:t>
           </m:r>
@@ -2204,6 +2258,7 @@
                 <w:rPr>
                   <w:rFonts w:ascii="Cambria Math" w:hAnsi="Cambria Math" w:cstheme="minorHAnsi"/>
                   <w:i/>
+                  <w:highlight w:val="yellow"/>
                 </w:rPr>
               </m:ctrlPr>
             </m:dPr>
@@ -2214,6 +2269,7 @@
                     <w:rPr>
                       <w:rFonts w:ascii="Cambria Math" w:hAnsi="Cambria Math" w:cstheme="minorHAnsi"/>
                       <w:i/>
+                      <w:highlight w:val="yellow"/>
                     </w:rPr>
                   </m:ctrlPr>
                 </m:sSubPr>
@@ -2221,6 +2277,7 @@
                   <m:r>
                     <w:rPr>
                       <w:rFonts w:ascii="Cambria Math" w:hAnsi="Cambria Math" w:cstheme="minorHAnsi"/>
+                      <w:highlight w:val="yellow"/>
                     </w:rPr>
                     <m:t>U</m:t>
                   </m:r>
@@ -2229,6 +2286,7 @@
                   <m:r>
                     <w:rPr>
                       <w:rFonts w:ascii="Cambria Math" w:hAnsi="Cambria Math" w:cstheme="minorHAnsi"/>
+                      <w:highlight w:val="yellow"/>
                     </w:rPr>
                     <m:t>B</m:t>
                   </m:r>
@@ -2237,6 +2295,7 @@
               <m:r>
                 <w:rPr>
                   <w:rFonts w:ascii="Cambria Math" w:hAnsi="Cambria Math" w:cstheme="minorHAnsi"/>
+                  <w:highlight w:val="yellow"/>
                 </w:rPr>
                 <m:t>-</m:t>
               </m:r>
@@ -2246,6 +2305,7 @@
                     <w:rPr>
                       <w:rFonts w:ascii="Cambria Math" w:hAnsi="Cambria Math" w:cstheme="minorHAnsi"/>
                       <w:i/>
+                      <w:highlight w:val="yellow"/>
                     </w:rPr>
                   </m:ctrlPr>
                 </m:sSubPr>
@@ -2253,6 +2313,7 @@
                   <m:r>
                     <w:rPr>
                       <w:rFonts w:ascii="Cambria Math" w:hAnsi="Cambria Math" w:cstheme="minorHAnsi"/>
+                      <w:highlight w:val="yellow"/>
                     </w:rPr>
                     <m:t>U</m:t>
                   </m:r>
@@ -2261,6 +2322,7 @@
                   <m:r>
                     <w:rPr>
                       <w:rFonts w:ascii="Cambria Math" w:hAnsi="Cambria Math" w:cstheme="minorHAnsi"/>
+                      <w:highlight w:val="yellow"/>
                     </w:rPr>
                     <m:t>E</m:t>
                   </m:r>
@@ -2271,6 +2333,7 @@
           <m:r>
             <w:rPr>
               <w:rFonts w:ascii="Cambria Math" w:hAnsi="Cambria Math" w:cstheme="minorHAnsi"/>
+              <w:highlight w:val="yellow"/>
             </w:rPr>
             <m:t>=-1,52 V -</m:t>
           </m:r>
@@ -2280,6 +2343,7 @@
                 <w:rPr>
                   <w:rFonts w:ascii="Cambria Math" w:hAnsi="Cambria Math" w:cstheme="minorHAnsi"/>
                   <w:i/>
+                  <w:highlight w:val="yellow"/>
                 </w:rPr>
               </m:ctrlPr>
             </m:dPr>
@@ -2287,16 +2351,39 @@
               <m:r>
                 <w:rPr>
                   <w:rFonts w:ascii="Cambria Math" w:hAnsi="Cambria Math" w:cstheme="minorHAnsi"/>
-                </w:rPr>
-                <m:t>-2,28 V</m:t>
+                  <w:highlight w:val="yellow"/>
+                </w:rPr>
+                <m:t>-</m:t>
+              </m:r>
+              <m:r>
+                <w:rPr>
+                  <w:rFonts w:ascii="Cambria Math" w:hAnsi="Cambria Math" w:cstheme="minorHAnsi"/>
+                  <w:highlight w:val="yellow"/>
+                </w:rPr>
+                <m:t>2,19</m:t>
+              </m:r>
+              <m:r>
+                <w:rPr>
+                  <w:rFonts w:ascii="Cambria Math" w:hAnsi="Cambria Math" w:cstheme="minorHAnsi"/>
+                  <w:highlight w:val="yellow"/>
+                </w:rPr>
+                <m:t xml:space="preserve"> V</m:t>
               </m:r>
             </m:e>
           </m:d>
           <m:r>
             <w:rPr>
               <w:rFonts w:ascii="Cambria Math" w:hAnsi="Cambria Math" w:cstheme="minorHAnsi"/>
+              <w:highlight w:val="yellow"/>
             </w:rPr>
-            <m:t>=0,76 V</m:t>
+            <m:t>=0,67</m:t>
+          </m:r>
+          <m:r>
+            <w:rPr>
+              <w:rFonts w:ascii="Cambria Math" w:hAnsi="Cambria Math" w:cstheme="minorHAnsi"/>
+              <w:highlight w:val="yellow"/>
+            </w:rPr>
+            <m:t> V</m:t>
           </m:r>
         </m:oMath>
       </m:oMathPara>
@@ -2521,7 +2608,13 @@
             <w:rPr>
               <w:rFonts w:ascii="Cambria Math" w:hAnsi="Cambria Math" w:cstheme="minorHAnsi"/>
             </w:rPr>
-            <m:t xml:space="preserve"> =  5,16 mA</m:t>
+            <m:t xml:space="preserve"> =  5,17</m:t>
+          </m:r>
+          <m:r>
+            <w:rPr>
+              <w:rFonts w:ascii="Cambria Math" w:hAnsi="Cambria Math" w:cstheme="minorHAnsi"/>
+            </w:rPr>
+            <m:t xml:space="preserve"> mA</m:t>
           </m:r>
         </m:oMath>
       </m:oMathPara>
@@ -5148,7 +5241,7 @@
             <w:rPr>
               <w:rFonts w:ascii="Cambria Math" w:hAnsi="Cambria Math"/>
             </w:rPr>
-            <m:t>2,28</m:t>
+            <m:t>2,19</m:t>
           </m:r>
           <m:r>
             <w:rPr>
@@ -5301,7 +5394,7 @@
             <w:rPr>
               <w:rFonts w:ascii="Cambria Math" w:hAnsi="Cambria Math"/>
             </w:rPr>
-            <m:t>,28</m:t>
+            <m:t>,19</m:t>
           </m:r>
           <m:r>
             <w:rPr>
@@ -5332,7 +5425,7 @@
             <w:rPr>
               <w:rFonts w:ascii="Cambria Math" w:hAnsi="Cambria Math"/>
             </w:rPr>
-            <m:t>=0,75</m:t>
+            <m:t>=0,84</m:t>
           </m:r>
           <m:r>
             <w:rPr>
@@ -5572,7 +5665,7 @@
             <w:rPr>
               <w:rFonts w:ascii="Cambria Math" w:hAnsi="Cambria Math"/>
             </w:rPr>
-            <m:t xml:space="preserve"> = 5,16</m:t>
+            <m:t xml:space="preserve"> = 5,17</m:t>
           </m:r>
           <m:r>
             <w:rPr>
@@ -5626,7 +5719,7 @@
             <w:rPr>
               <w:rFonts w:ascii="Cambria Math" w:hAnsi="Cambria Math"/>
             </w:rPr>
-            <m:t xml:space="preserve"> = 0,89</m:t>
+            <m:t xml:space="preserve"> = 0,90</m:t>
           </m:r>
           <m:r>
             <w:rPr>
@@ -5654,14 +5747,17 @@
           <w:rFonts w:ascii="Calibri" w:hAnsi="Calibri"/>
           <w:i/>
           <w:iCs/>
-        </w:rPr>
-      </w:pPr>
-      <w:r>
-        <w:rPr>
-          <w:rFonts w:ascii="Calibri" w:hAnsi="Calibri"/>
-          <w:i/>
-          <w:iCs/>
-          <w:highlight w:val="red"/>
+          <w:highlight w:val="yellow"/>
+        </w:rPr>
+      </w:pPr>
+      <w:bookmarkStart w:id="0" w:name="_GoBack"/>
+      <w:bookmarkEnd w:id="0"/>
+      <w:r>
+        <w:rPr>
+          <w:rFonts w:ascii="Calibri" w:hAnsi="Calibri"/>
+          <w:i/>
+          <w:iCs/>
+          <w:highlight w:val="yellow"/>
         </w:rPr>
         <w:t>Wartość oczekiwana</w:t>
       </w:r>
@@ -5670,7 +5766,7 @@
           <w:rFonts w:ascii="Calibri" w:hAnsi="Calibri"/>
           <w:i/>
           <w:iCs/>
-          <w:highlight w:val="red"/>
+          <w:highlight w:val="yellow"/>
         </w:rPr>
         <w:t xml:space="preserve"> różni się od wartości praktycznej o</w:t>
       </w:r>
@@ -5678,7 +5774,7 @@
         <m:r>
           <w:rPr>
             <w:rFonts w:ascii="Cambria Math" w:hAnsi="Cambria Math"/>
-            <w:highlight w:val="red"/>
+            <w:highlight w:val="yellow"/>
           </w:rPr>
           <m:t xml:space="preserve"> ~</m:t>
         </m:r>
@@ -5688,101 +5784,120 @@
           <w:rFonts w:ascii="Calibri" w:hAnsi="Calibri"/>
           <w:i/>
           <w:iCs/>
-          <w:highlight w:val="red"/>
-        </w:rPr>
-        <w:t>15</w:t>
-      </w:r>
-      <w:r>
-        <w:rPr>
-          <w:rFonts w:ascii="Calibri" w:hAnsi="Calibri"/>
-          <w:i/>
-          <w:iCs/>
-          <w:highlight w:val="red"/>
-        </w:rPr>
-        <w:t xml:space="preserve">%, </w:t>
-      </w:r>
-      <w:r>
-        <w:rPr>
-          <w:rFonts w:ascii="Calibri" w:hAnsi="Calibri"/>
-          <w:i/>
-          <w:iCs/>
-          <w:highlight w:val="red"/>
-        </w:rPr>
-        <w:t>przy dokładniejszej analizi</w:t>
-      </w:r>
-      <w:r>
-        <w:rPr>
-          <w:rFonts w:ascii="Calibri" w:hAnsi="Calibri"/>
-          <w:i/>
-          <w:iCs/>
-          <w:highlight w:val="red"/>
-        </w:rPr>
-        <w:t>e zauważono, że taki błą</w:t>
-      </w:r>
-      <w:r>
-        <w:rPr>
-          <w:rFonts w:ascii="Calibri" w:hAnsi="Calibri"/>
-          <w:i/>
-          <w:iCs/>
-          <w:highlight w:val="red"/>
-        </w:rPr>
-        <w:t>d może dać</w:t>
-      </w:r>
-      <w:r>
-        <w:rPr>
-          <w:rFonts w:ascii="Calibri" w:hAnsi="Calibri"/>
-          <w:i/>
-          <w:iCs/>
-          <w:highlight w:val="red"/>
-        </w:rPr>
-        <w:t xml:space="preserve"> rozrzut wartości U</w:t>
-      </w:r>
-      <w:r>
-        <w:rPr>
-          <w:rFonts w:ascii="Calibri" w:hAnsi="Calibri"/>
-          <w:i/>
-          <w:iCs/>
-          <w:highlight w:val="red"/>
-          <w:vertAlign w:val="subscript"/>
-        </w:rPr>
-        <w:t xml:space="preserve">E </w:t>
-      </w:r>
-      <w:r>
-        <w:rPr>
-          <w:rFonts w:ascii="Calibri" w:hAnsi="Calibri"/>
-          <w:i/>
-          <w:iCs/>
-          <w:highlight w:val="red"/>
-        </w:rPr>
-        <w:t>o</w:t>
-      </w:r>
-      <w:r>
-        <w:rPr>
-          <w:rFonts w:ascii="Calibri" w:hAnsi="Calibri"/>
-          <w:i/>
-          <w:iCs/>
-          <w:highlight w:val="red"/>
-          <w:vertAlign w:val="subscript"/>
+          <w:highlight w:val="yellow"/>
+        </w:rPr>
+        <w:t>6</w:t>
+      </w:r>
+      <w:r>
+        <w:rPr>
+          <w:rFonts w:ascii="Calibri" w:hAnsi="Calibri"/>
+          <w:i/>
+          <w:iCs/>
+          <w:highlight w:val="yellow"/>
+        </w:rPr>
+        <w:t>%.</w:t>
+      </w:r>
+      <w:r>
+        <w:rPr>
+          <w:rFonts w:ascii="Calibri" w:hAnsi="Calibri"/>
+          <w:i/>
+          <w:iCs/>
+          <w:highlight w:val="yellow"/>
         </w:rPr>
         <w:t xml:space="preserve"> </w:t>
       </w:r>
-      <m:oMath>
-        <m:r>
-          <w:rPr>
-            <w:rFonts w:ascii="Cambria Math" w:hAnsi="Cambria Math"/>
-            <w:highlight w:val="red"/>
-          </w:rPr>
-          <m:t>~</m:t>
-        </m:r>
-      </m:oMath>
-      <w:r>
-        <w:rPr>
-          <w:rFonts w:ascii="Calibri" w:hAnsi="Calibri"/>
-          <w:i/>
-          <w:iCs/>
-          <w:highlight w:val="red"/>
-        </w:rPr>
-        <w:t>6%</w:t>
+      <w:r>
+        <w:rPr>
+          <w:rFonts w:ascii="Calibri" w:hAnsi="Calibri"/>
+          <w:i/>
+          <w:iCs/>
+          <w:highlight w:val="yellow"/>
+        </w:rPr>
+        <w:t>Najprawdopodobniej wynika to z różnicy pomiędzy zmierz</w:t>
+      </w:r>
+      <w:r>
+        <w:rPr>
+          <w:rFonts w:ascii="Calibri" w:hAnsi="Calibri"/>
+          <w:i/>
+          <w:iCs/>
+          <w:highlight w:val="yellow"/>
+        </w:rPr>
+        <w:t xml:space="preserve">onym a teoretycznie wyznaczonym </w:t>
+      </w:r>
+      <w:r>
+        <w:rPr>
+          <w:rFonts w:ascii="Calibri" w:hAnsi="Calibri"/>
+          <w:i/>
+          <w:iCs/>
+          <w:highlight w:val="yellow"/>
+        </w:rPr>
+        <w:t>punktem pracy.</w:t>
+      </w:r>
+    </w:p>
+    <w:p>
+      <w:pPr>
+        <w:pStyle w:val="Standard"/>
+        <w:rPr>
+          <w:rFonts w:ascii="Calibri" w:hAnsi="Calibri"/>
+          <w:i/>
+          <w:iCs/>
+          <w:highlight w:val="yellow"/>
+        </w:rPr>
+      </w:pPr>
+      <w:r>
+        <w:rPr>
+          <w:rFonts w:ascii="Calibri" w:hAnsi="Calibri"/>
+          <w:i/>
+          <w:iCs/>
+          <w:highlight w:val="yellow"/>
+        </w:rPr>
+        <w:t>Aby zwiększyć</w:t>
+      </w:r>
+      <w:r>
+        <w:rPr>
+          <w:rFonts w:ascii="Calibri" w:hAnsi="Calibri"/>
+          <w:i/>
+          <w:iCs/>
+          <w:highlight w:val="yellow"/>
+        </w:rPr>
+        <w:t xml:space="preserve"> maksymalną amplitudę sygnału wyjściowego</w:t>
+      </w:r>
+      <w:r>
+        <w:rPr>
+          <w:rFonts w:ascii="Calibri" w:hAnsi="Calibri"/>
+          <w:i/>
+          <w:iCs/>
+          <w:highlight w:val="yellow"/>
+        </w:rPr>
+        <w:t xml:space="preserve"> trzeba zmniejszyć</w:t>
+      </w:r>
+      <w:r>
+        <w:rPr>
+          <w:rFonts w:ascii="Calibri" w:hAnsi="Calibri"/>
+          <w:i/>
+          <w:iCs/>
+          <w:highlight w:val="yellow"/>
+        </w:rPr>
+        <w:t xml:space="preserve"> rezystor R4 pilnując,</w:t>
+      </w:r>
+    </w:p>
+    <w:p>
+      <w:pPr>
+        <w:pStyle w:val="Standard"/>
+        <w:rPr>
+          <w:rFonts w:ascii="Calibri" w:hAnsi="Calibri"/>
+          <w:i/>
+          <w:iCs/>
+        </w:rPr>
+      </w:pPr>
+      <w:r>
+        <w:rPr>
+          <w:rFonts w:ascii="Calibri" w:hAnsi="Calibri"/>
+          <w:i/>
+          <w:iCs/>
+          <w:highlight w:val="yellow"/>
+        </w:rPr>
+        <w:t>aby tranzystor nie wyszedł ze stanu aktywnego.</w:t>
       </w:r>
     </w:p>
     <w:p>
@@ -5812,6 +5927,7 @@
           <w:bCs/>
           <w:sz w:val="28"/>
           <w:szCs w:val="28"/>
+          <w:lang w:val="ru-RU"/>
         </w:rPr>
       </w:pPr>
       <w:r>
@@ -5832,8 +5948,6 @@
         </w:rPr>
         <w:t xml:space="preserve"> Parametry małosygnałowe wtórnika emiterowego</w:t>
       </w:r>
-      <w:bookmarkStart w:id="0" w:name="_GoBack"/>
-      <w:bookmarkEnd w:id="0"/>
     </w:p>
     <w:p>
       <w:pPr>
@@ -5884,6 +5998,7 @@
           <w:i/>
           <w:iCs/>
         </w:rPr>
+        <w:lastRenderedPageBreak/>
         <w:t>E</w:t>
       </w:r>
       <w:r>
@@ -14789,6 +14904,45 @@
       <w:vertAlign w:val="superscript"/>
     </w:rPr>
   </w:style>
+  <w:style w:type="paragraph" w:styleId="ab">
+    <w:name w:val="footer"/>
+    <w:basedOn w:val="a"/>
+    <w:link w:val="ac"/>
+    <w:uiPriority w:val="99"/>
+    <w:semiHidden/>
+    <w:unhideWhenUsed/>
+    <w:rsid w:val="00D839B1"/>
+    <w:pPr>
+      <w:tabs>
+        <w:tab w:val="center" w:pos="4677"/>
+        <w:tab w:val="right" w:pos="9355"/>
+      </w:tabs>
+    </w:pPr>
+    <w:rPr>
+      <w:rFonts w:cs="Mangal"/>
+      <w:szCs w:val="21"/>
+    </w:rPr>
+  </w:style>
+  <w:style w:type="character" w:customStyle="1" w:styleId="ac">
+    <w:name w:val="Нижний колонтитул Знак"/>
+    <w:basedOn w:val="a0"/>
+    <w:link w:val="ab"/>
+    <w:uiPriority w:val="99"/>
+    <w:semiHidden/>
+    <w:rsid w:val="00D839B1"/>
+    <w:rPr>
+      <w:rFonts w:cs="Mangal"/>
+      <w:szCs w:val="21"/>
+    </w:rPr>
+  </w:style>
+  <w:style w:type="character" w:styleId="ad">
+    <w:name w:val="page number"/>
+    <w:basedOn w:val="a0"/>
+    <w:uiPriority w:val="99"/>
+    <w:semiHidden/>
+    <w:unhideWhenUsed/>
+    <w:rsid w:val="00D839B1"/>
+  </w:style>
 </w:styles>
 </file>
 

--- a/Lab3/LELA1_LAB3_Rah_Sal.docx
+++ b/Lab3/LELA1_LAB3_Rah_Sal.docx
@@ -2139,28 +2139,7 @@
               <w:rFonts w:ascii="Cambria Math" w:hAnsi="Cambria Math" w:cstheme="minorHAnsi"/>
               <w:highlight w:val="yellow"/>
             </w:rPr>
-            <m:t xml:space="preserve"> = 4,00</m:t>
-          </m:r>
-          <m:r>
-            <w:rPr>
-              <w:rFonts w:ascii="Cambria Math" w:hAnsi="Cambria Math" w:cstheme="minorHAnsi"/>
-              <w:highlight w:val="yellow"/>
-            </w:rPr>
-            <m:t xml:space="preserve"> V</m:t>
-          </m:r>
-          <m:r>
-            <w:rPr>
-              <w:rFonts w:ascii="Cambria Math" w:hAnsi="Cambria Math" w:cstheme="minorHAnsi"/>
-              <w:highlight w:val="yellow"/>
-            </w:rPr>
-            <m:t>-</m:t>
-          </m:r>
-          <m:r>
-            <w:rPr>
-              <w:rFonts w:ascii="Cambria Math" w:hAnsi="Cambria Math" w:cstheme="minorHAnsi"/>
-              <w:highlight w:val="yellow"/>
-            </w:rPr>
-            <m:t>6</m:t>
+            <m:t xml:space="preserve"> = 4,00 V-6</m:t>
           </m:r>
           <m:r>
             <w:rPr>
@@ -2175,21 +2154,7 @@
               <w:rFonts w:ascii="Cambria Math" w:hAnsi="Cambria Math" w:cstheme="minorHAnsi"/>
               <w:highlight w:val="yellow"/>
             </w:rPr>
-            <m:t xml:space="preserve"> V</m:t>
-          </m:r>
-          <m:r>
-            <w:rPr>
-              <w:rFonts w:ascii="Cambria Math" w:hAnsi="Cambria Math" w:cstheme="minorHAnsi"/>
-              <w:highlight w:val="yellow"/>
-            </w:rPr>
-            <m:t xml:space="preserve"> =- 2,19</m:t>
-          </m:r>
-          <m:r>
-            <w:rPr>
-              <w:rFonts w:ascii="Cambria Math" w:hAnsi="Cambria Math" w:cstheme="minorHAnsi"/>
-              <w:highlight w:val="yellow"/>
-            </w:rPr>
-            <m:t xml:space="preserve"> V</m:t>
+            <m:t xml:space="preserve"> V =- 2,19 V</m:t>
           </m:r>
         </m:oMath>
       </m:oMathPara>
@@ -2353,21 +2318,7 @@
                   <w:rFonts w:ascii="Cambria Math" w:hAnsi="Cambria Math" w:cstheme="minorHAnsi"/>
                   <w:highlight w:val="yellow"/>
                 </w:rPr>
-                <m:t>-</m:t>
-              </m:r>
-              <m:r>
-                <w:rPr>
-                  <w:rFonts w:ascii="Cambria Math" w:hAnsi="Cambria Math" w:cstheme="minorHAnsi"/>
-                  <w:highlight w:val="yellow"/>
-                </w:rPr>
-                <m:t>2,19</m:t>
-              </m:r>
-              <m:r>
-                <w:rPr>
-                  <w:rFonts w:ascii="Cambria Math" w:hAnsi="Cambria Math" w:cstheme="minorHAnsi"/>
-                  <w:highlight w:val="yellow"/>
-                </w:rPr>
-                <m:t xml:space="preserve"> V</m:t>
+                <m:t>-2,19 V</m:t>
               </m:r>
             </m:e>
           </m:d>
@@ -2376,14 +2327,7 @@
               <w:rFonts w:ascii="Cambria Math" w:hAnsi="Cambria Math" w:cstheme="minorHAnsi"/>
               <w:highlight w:val="yellow"/>
             </w:rPr>
-            <m:t>=0,67</m:t>
-          </m:r>
-          <m:r>
-            <w:rPr>
-              <w:rFonts w:ascii="Cambria Math" w:hAnsi="Cambria Math" w:cstheme="minorHAnsi"/>
-              <w:highlight w:val="yellow"/>
-            </w:rPr>
-            <m:t> V</m:t>
+            <m:t>=0,67 V</m:t>
           </m:r>
         </m:oMath>
       </m:oMathPara>
@@ -2608,13 +2552,7 @@
             <w:rPr>
               <w:rFonts w:ascii="Cambria Math" w:hAnsi="Cambria Math" w:cstheme="minorHAnsi"/>
             </w:rPr>
-            <m:t xml:space="preserve"> =  5,17</m:t>
-          </m:r>
-          <m:r>
-            <w:rPr>
-              <w:rFonts w:ascii="Cambria Math" w:hAnsi="Cambria Math" w:cstheme="minorHAnsi"/>
-            </w:rPr>
-            <m:t xml:space="preserve"> mA</m:t>
+            <m:t xml:space="preserve"> =  5,17 mA</m:t>
           </m:r>
         </m:oMath>
       </m:oMathPara>
@@ -4850,54 +4788,6 @@
           <w:rFonts w:asciiTheme="minorHAnsi" w:hAnsiTheme="minorHAnsi" w:cstheme="minorHAnsi"/>
         </w:rPr>
       </w:pPr>
-      <w:r>
-        <w:rPr>
-          <w:rFonts w:asciiTheme="minorHAnsi" w:hAnsiTheme="minorHAnsi" w:cstheme="minorHAnsi"/>
-        </w:rPr>
-        <w:tab/>
-      </w:r>
-      <w:r>
-        <w:rPr>
-          <w:rFonts w:asciiTheme="minorHAnsi" w:hAnsiTheme="minorHAnsi" w:cstheme="minorHAnsi"/>
-        </w:rPr>
-        <w:tab/>
-      </w:r>
-      <w:r>
-        <w:rPr>
-          <w:rFonts w:asciiTheme="minorHAnsi" w:hAnsiTheme="minorHAnsi" w:cstheme="minorHAnsi"/>
-        </w:rPr>
-        <w:tab/>
-      </w:r>
-      <w:r>
-        <w:rPr>
-          <w:rFonts w:asciiTheme="minorHAnsi" w:hAnsiTheme="minorHAnsi" w:cstheme="minorHAnsi"/>
-        </w:rPr>
-        <w:tab/>
-        <w:t xml:space="preserve">wartość międzyszczytową </w:t>
-      </w:r>
-      <w:r>
-        <w:rPr>
-          <w:rFonts w:asciiTheme="minorHAnsi" w:hAnsiTheme="minorHAnsi" w:cstheme="minorHAnsi"/>
-          <w:i/>
-          <w:iCs/>
-        </w:rPr>
-        <w:t>E</w:t>
-      </w:r>
-      <w:r>
-        <w:rPr>
-          <w:rFonts w:asciiTheme="minorHAnsi" w:hAnsiTheme="minorHAnsi" w:cstheme="minorHAnsi"/>
-          <w:i/>
-          <w:iCs/>
-          <w:vertAlign w:val="subscript"/>
-        </w:rPr>
-        <w:t>g</w:t>
-      </w:r>
-      <w:r>
-        <w:rPr>
-          <w:rFonts w:asciiTheme="minorHAnsi" w:hAnsiTheme="minorHAnsi" w:cstheme="minorHAnsi"/>
-        </w:rPr>
-        <w:t> = 10 mV.</w:t>
-      </w:r>
     </w:p>
     <w:p>
       <w:pPr>
@@ -5235,19 +5125,7 @@
             <w:rPr>
               <w:rFonts w:ascii="Cambria Math" w:hAnsi="Cambria Math"/>
             </w:rPr>
-            <m:t>≈-</m:t>
-          </m:r>
-          <m:r>
-            <w:rPr>
-              <w:rFonts w:ascii="Cambria Math" w:hAnsi="Cambria Math"/>
-            </w:rPr>
-            <m:t>2,19</m:t>
-          </m:r>
-          <m:r>
-            <w:rPr>
-              <w:rFonts w:ascii="Cambria Math" w:hAnsi="Cambria Math"/>
-            </w:rPr>
-            <m:t xml:space="preserve"> V</m:t>
+            <m:t>≈-2,19 V</m:t>
           </m:r>
         </m:oMath>
       </m:oMathPara>
@@ -5388,19 +5266,7 @@
             <w:rPr>
               <w:rFonts w:ascii="Cambria Math" w:hAnsi="Cambria Math"/>
             </w:rPr>
-            <m:t>=-2</m:t>
-          </m:r>
-          <m:r>
-            <w:rPr>
-              <w:rFonts w:ascii="Cambria Math" w:hAnsi="Cambria Math"/>
-            </w:rPr>
-            <m:t>,19</m:t>
-          </m:r>
-          <m:r>
-            <w:rPr>
-              <w:rFonts w:ascii="Cambria Math" w:hAnsi="Cambria Math"/>
-            </w:rPr>
-            <m:t xml:space="preserve"> V-</m:t>
+            <m:t>=-2,19 V-</m:t>
           </m:r>
           <m:d>
             <m:dPr>
@@ -5425,13 +5291,7 @@
             <w:rPr>
               <w:rFonts w:ascii="Cambria Math" w:hAnsi="Cambria Math"/>
             </w:rPr>
-            <m:t>=0,84</m:t>
-          </m:r>
-          <m:r>
-            <w:rPr>
-              <w:rFonts w:ascii="Cambria Math" w:hAnsi="Cambria Math"/>
-            </w:rPr>
-            <m:t xml:space="preserve"> V</m:t>
+            <m:t>=0,84 V</m:t>
           </m:r>
         </m:oMath>
       </m:oMathPara>
@@ -5593,13 +5453,7 @@
             <w:rPr>
               <w:rFonts w:ascii="Cambria Math" w:hAnsi="Cambria Math"/>
             </w:rPr>
-            <m:t xml:space="preserve"> ∙</m:t>
-          </m:r>
-          <m:r>
-            <w:rPr>
-              <w:rFonts w:ascii="Cambria Math" w:hAnsi="Cambria Math"/>
-            </w:rPr>
-            <m:t xml:space="preserve"> </m:t>
+            <m:t xml:space="preserve"> ∙ </m:t>
           </m:r>
           <m:sSub>
             <m:sSubPr>
@@ -5665,67 +5519,7 @@
             <w:rPr>
               <w:rFonts w:ascii="Cambria Math" w:hAnsi="Cambria Math"/>
             </w:rPr>
-            <m:t xml:space="preserve"> = 5,17</m:t>
-          </m:r>
-          <m:r>
-            <w:rPr>
-              <w:rFonts w:ascii="Cambria Math" w:hAnsi="Cambria Math"/>
-            </w:rPr>
-            <m:t xml:space="preserve"> mA</m:t>
-          </m:r>
-          <m:r>
-            <w:rPr>
-              <w:rFonts w:ascii="Cambria Math" w:hAnsi="Cambria Math"/>
-            </w:rPr>
-            <m:t xml:space="preserve"> ∙ 1,3</m:t>
-          </m:r>
-          <m:r>
-            <w:rPr>
-              <w:rFonts w:ascii="Cambria Math" w:hAnsi="Cambria Math"/>
-            </w:rPr>
-            <m:t>0</m:t>
-          </m:r>
-          <m:r>
-            <w:rPr>
-              <w:rFonts w:ascii="Cambria Math" w:hAnsi="Cambria Math"/>
-            </w:rPr>
-            <m:t xml:space="preserve"> kΩ</m:t>
-          </m:r>
-          <m:r>
-            <w:rPr>
-              <w:rFonts w:ascii="Cambria Math" w:hAnsi="Cambria Math"/>
-            </w:rPr>
-            <m:t>||20</m:t>
-          </m:r>
-          <m:r>
-            <w:rPr>
-              <w:rFonts w:ascii="Cambria Math" w:hAnsi="Cambria Math"/>
-            </w:rPr>
-            <m:t>0</m:t>
-          </m:r>
-          <m:r>
-            <w:rPr>
-              <w:rFonts w:ascii="Cambria Math" w:hAnsi="Cambria Math"/>
-            </w:rPr>
-            <m:t>,00</m:t>
-          </m:r>
-          <m:r>
-            <w:rPr>
-              <w:rFonts w:ascii="Cambria Math" w:hAnsi="Cambria Math"/>
-            </w:rPr>
-            <m:t xml:space="preserve"> Ω</m:t>
-          </m:r>
-          <m:r>
-            <w:rPr>
-              <w:rFonts w:ascii="Cambria Math" w:hAnsi="Cambria Math"/>
-            </w:rPr>
-            <m:t xml:space="preserve"> = 0,90</m:t>
-          </m:r>
-          <m:r>
-            <w:rPr>
-              <w:rFonts w:ascii="Cambria Math" w:hAnsi="Cambria Math"/>
-            </w:rPr>
-            <m:t xml:space="preserve"> V</m:t>
+            <m:t xml:space="preserve"> = 5,17 mA ∙ 1,30 kΩ||200,00 Ω = 0,90 V</m:t>
           </m:r>
         </m:oMath>
       </m:oMathPara>
@@ -5747,17 +5541,13 @@
           <w:rFonts w:ascii="Calibri" w:hAnsi="Calibri"/>
           <w:i/>
           <w:iCs/>
-          <w:highlight w:val="yellow"/>
-        </w:rPr>
-      </w:pPr>
-      <w:bookmarkStart w:id="0" w:name="_GoBack"/>
-      <w:bookmarkEnd w:id="0"/>
-      <w:r>
-        <w:rPr>
-          <w:rFonts w:ascii="Calibri" w:hAnsi="Calibri"/>
-          <w:i/>
-          <w:iCs/>
-          <w:highlight w:val="yellow"/>
+        </w:rPr>
+      </w:pPr>
+      <w:r>
+        <w:rPr>
+          <w:rFonts w:ascii="Calibri" w:hAnsi="Calibri"/>
+          <w:i/>
+          <w:iCs/>
         </w:rPr>
         <w:t>Wartość oczekiwana</w:t>
       </w:r>
@@ -5766,7 +5556,6 @@
           <w:rFonts w:ascii="Calibri" w:hAnsi="Calibri"/>
           <w:i/>
           <w:iCs/>
-          <w:highlight w:val="yellow"/>
         </w:rPr>
         <w:t xml:space="preserve"> różni się od wartości praktycznej o</w:t>
       </w:r>
@@ -5774,7 +5563,6 @@
         <m:r>
           <w:rPr>
             <w:rFonts w:ascii="Cambria Math" w:hAnsi="Cambria Math"/>
-            <w:highlight w:val="yellow"/>
           </w:rPr>
           <m:t xml:space="preserve"> ~</m:t>
         </m:r>
@@ -5784,7 +5572,6 @@
           <w:rFonts w:ascii="Calibri" w:hAnsi="Calibri"/>
           <w:i/>
           <w:iCs/>
-          <w:highlight w:val="yellow"/>
         </w:rPr>
         <w:t>6</w:t>
       </w:r>
@@ -5793,7 +5580,6 @@
           <w:rFonts w:ascii="Calibri" w:hAnsi="Calibri"/>
           <w:i/>
           <w:iCs/>
-          <w:highlight w:val="yellow"/>
         </w:rPr>
         <w:t>%.</w:t>
       </w:r>
@@ -5802,7 +5588,6 @@
           <w:rFonts w:ascii="Calibri" w:hAnsi="Calibri"/>
           <w:i/>
           <w:iCs/>
-          <w:highlight w:val="yellow"/>
         </w:rPr>
         <w:t xml:space="preserve"> </w:t>
       </w:r>
@@ -5811,7 +5596,6 @@
           <w:rFonts w:ascii="Calibri" w:hAnsi="Calibri"/>
           <w:i/>
           <w:iCs/>
-          <w:highlight w:val="yellow"/>
         </w:rPr>
         <w:t>Najprawdopodobniej wynika to z różnicy pomiędzy zmierz</w:t>
       </w:r>
@@ -5820,7 +5604,6 @@
           <w:rFonts w:ascii="Calibri" w:hAnsi="Calibri"/>
           <w:i/>
           <w:iCs/>
-          <w:highlight w:val="yellow"/>
         </w:rPr>
         <w:t xml:space="preserve">onym a teoretycznie wyznaczonym </w:t>
       </w:r>
@@ -5829,45 +5612,103 @@
           <w:rFonts w:ascii="Calibri" w:hAnsi="Calibri"/>
           <w:i/>
           <w:iCs/>
-          <w:highlight w:val="yellow"/>
-        </w:rPr>
-        <w:t>punktem pracy.</w:t>
-      </w:r>
-    </w:p>
-    <w:p>
-      <w:pPr>
-        <w:pStyle w:val="Standard"/>
-        <w:rPr>
-          <w:rFonts w:ascii="Calibri" w:hAnsi="Calibri"/>
-          <w:i/>
-          <w:iCs/>
-          <w:highlight w:val="yellow"/>
-        </w:rPr>
-      </w:pPr>
-      <w:r>
-        <w:rPr>
-          <w:rFonts w:ascii="Calibri" w:hAnsi="Calibri"/>
-          <w:i/>
-          <w:iCs/>
-          <w:highlight w:val="yellow"/>
-        </w:rPr>
-        <w:t>Aby zwiększyć</w:t>
-      </w:r>
-      <w:r>
-        <w:rPr>
-          <w:rFonts w:ascii="Calibri" w:hAnsi="Calibri"/>
-          <w:i/>
-          <w:iCs/>
-          <w:highlight w:val="yellow"/>
-        </w:rPr>
-        <w:t xml:space="preserve"> maksymalną amplitudę sygnału wyjściowego</w:t>
-      </w:r>
-      <w:r>
-        <w:rPr>
-          <w:rFonts w:ascii="Calibri" w:hAnsi="Calibri"/>
-          <w:i/>
-          <w:iCs/>
-          <w:highlight w:val="yellow"/>
+        </w:rPr>
+        <w:t>punktem pracy</w:t>
+      </w:r>
+      <w:r>
+        <w:rPr>
+          <w:rFonts w:ascii="Calibri" w:hAnsi="Calibri"/>
+          <w:i/>
+          <w:iCs/>
+        </w:rPr>
+        <w:t>, gdyż nawet 1% blędu U</w:t>
+      </w:r>
+      <w:r>
+        <w:rPr>
+          <w:rFonts w:ascii="Calibri" w:hAnsi="Calibri"/>
+          <w:i/>
+          <w:iCs/>
+          <w:vertAlign w:val="subscript"/>
+        </w:rPr>
+        <w:t xml:space="preserve">E </w:t>
+      </w:r>
+      <w:r>
+        <w:rPr>
+          <w:rFonts w:ascii="Calibri" w:hAnsi="Calibri"/>
+          <w:i/>
+          <w:iCs/>
+        </w:rPr>
+        <w:t xml:space="preserve">zmienia wartość </w:t>
+      </w:r>
+      <m:oMath>
+        <m:sSub>
+          <m:sSubPr>
+            <m:ctrlPr>
+              <w:rPr>
+                <w:rFonts w:ascii="Cambria Math" w:hAnsi="Cambria Math"/>
+                <w:i/>
+                <w:iCs/>
+              </w:rPr>
+            </m:ctrlPr>
+          </m:sSubPr>
+          <m:e>
+            <m:r>
+              <w:rPr>
+                <w:rFonts w:ascii="Cambria Math" w:hAnsi="Cambria Math"/>
+              </w:rPr>
+              <m:t>U</m:t>
+            </m:r>
+          </m:e>
+          <m:sub>
+            <m:r>
+              <w:rPr>
+                <w:rFonts w:ascii="Cambria Math" w:hAnsi="Cambria Math"/>
+                <w:vertAlign w:val="subscript"/>
+              </w:rPr>
+              <m:t>OmaxBJT</m:t>
+            </m:r>
+          </m:sub>
+        </m:sSub>
+      </m:oMath>
+      <w:r>
+        <w:rPr>
+          <w:rFonts w:ascii="Calibri" w:hAnsi="Calibri"/>
+          <w:i/>
+          <w:iCs/>
+        </w:rPr>
+        <w:t xml:space="preserve"> o 2,62%</w:t>
+      </w:r>
+      <w:r>
+        <w:rPr>
+          <w:rFonts w:ascii="Calibri" w:hAnsi="Calibri"/>
+          <w:i/>
+          <w:iCs/>
+        </w:rPr>
+        <w:t>.</w:t>
+      </w:r>
+    </w:p>
+    <w:p>
+      <w:pPr>
+        <w:pStyle w:val="Standard"/>
+        <w:rPr>
+          <w:rFonts w:ascii="Calibri" w:hAnsi="Calibri"/>
+          <w:i/>
+          <w:iCs/>
+        </w:rPr>
+      </w:pPr>
+      <w:r>
+        <w:rPr>
+          <w:rFonts w:ascii="Calibri" w:hAnsi="Calibri"/>
+          <w:i/>
+          <w:iCs/>
+        </w:rPr>
+        <w:t>Aby zwiększyć maksymalną amplitudę sygnału wyjściowego</w:t>
+      </w:r>
+      <w:r>
+        <w:rPr>
+          <w:rFonts w:ascii="Calibri" w:hAnsi="Calibri"/>
+          <w:i/>
+          <w:iCs/>
         </w:rPr>
         <w:t xml:space="preserve"> trzeba zmniejszyć</w:t>
       </w:r>
@@ -5876,7 +5717,6 @@
           <w:rFonts w:ascii="Calibri" w:hAnsi="Calibri"/>
           <w:i/>
           <w:iCs/>
-          <w:highlight w:val="yellow"/>
         </w:rPr>
         <w:t xml:space="preserve"> rezystor R4 pilnując,</w:t>
       </w:r>
@@ -5895,7 +5735,6 @@
           <w:rFonts w:ascii="Calibri" w:hAnsi="Calibri"/>
           <w:i/>
           <w:iCs/>
-          <w:highlight w:val="yellow"/>
         </w:rPr>
         <w:t>aby tranzystor nie wyszedł ze stanu aktywnego.</w:t>
       </w:r>
@@ -5907,14 +5746,6 @@
           <w:rFonts w:ascii="Calibri" w:hAnsi="Calibri"/>
           <w:i/>
           <w:iCs/>
-        </w:rPr>
-      </w:pPr>
-    </w:p>
-    <w:p>
-      <w:pPr>
-        <w:pStyle w:val="Standard"/>
-        <w:rPr>
-          <w:rFonts w:ascii="Calibri" w:hAnsi="Calibri"/>
         </w:rPr>
       </w:pPr>
     </w:p>
@@ -5927,7 +5758,6 @@
           <w:bCs/>
           <w:sz w:val="28"/>
           <w:szCs w:val="28"/>
-          <w:lang w:val="ru-RU"/>
         </w:rPr>
       </w:pPr>
       <w:r>
@@ -5978,16 +5808,6 @@
         <w:pStyle w:val="Standard"/>
         <w:rPr>
           <w:rFonts w:ascii="Calibri" w:hAnsi="Calibri"/>
-          <w:i/>
-          <w:iCs/>
-        </w:rPr>
-      </w:pPr>
-    </w:p>
-    <w:p>
-      <w:pPr>
-        <w:pStyle w:val="Standard"/>
-        <w:rPr>
-          <w:rFonts w:ascii="Calibri" w:hAnsi="Calibri"/>
         </w:rPr>
       </w:pPr>
       <w:r>
@@ -5998,7 +5818,6 @@
           <w:i/>
           <w:iCs/>
         </w:rPr>
-        <w:lastRenderedPageBreak/>
         <w:t>E</w:t>
       </w:r>
       <w:r>
@@ -6076,16 +5895,241 @@
         <w:rPr>
           <w:rFonts w:ascii="Calibri" w:hAnsi="Calibri"/>
         </w:rPr>
-        <w:t>:mierzymy sygnal sonda więc bierzemy pod uwage rozdzielczosc sygnalu ale tez nie dużo zeby była an malosygnalowa</w:t>
-      </w:r>
-    </w:p>
-    <w:p>
-      <w:pPr>
-        <w:pStyle w:val="Standard"/>
-        <w:rPr>
-          <w:rFonts w:ascii="Calibri" w:hAnsi="Calibri"/>
-        </w:rPr>
-      </w:pPr>
+        <w:t>:</w:t>
+      </w:r>
+    </w:p>
+    <w:p>
+      <w:pPr>
+        <w:pStyle w:val="Standard"/>
+        <w:rPr>
+          <w:rFonts w:ascii="Calibri" w:hAnsi="Calibri"/>
+        </w:rPr>
+      </w:pPr>
+      <w:r>
+        <w:rPr>
+          <w:rFonts w:ascii="Calibri" w:hAnsi="Calibri"/>
+        </w:rPr>
+        <w:t>W</w:t>
+      </w:r>
+      <w:r>
+        <w:rPr>
+          <w:rFonts w:ascii="Calibri" w:hAnsi="Calibri"/>
+        </w:rPr>
+        <w:t>artość amplitudy sygnał</w:t>
+      </w:r>
+      <w:r>
+        <w:rPr>
+          <w:rFonts w:ascii="Calibri" w:hAnsi="Calibri"/>
+        </w:rPr>
+        <w:t xml:space="preserve">u wejściowego </w:t>
+      </w:r>
+      <w:r>
+        <w:rPr>
+          <w:rFonts w:ascii="Calibri" w:hAnsi="Calibri"/>
+          <w:i/>
+          <w:iCs/>
+        </w:rPr>
+        <w:t>E</w:t>
+      </w:r>
+      <w:r>
+        <w:rPr>
+          <w:rFonts w:ascii="Calibri" w:hAnsi="Calibri"/>
+          <w:i/>
+          <w:iCs/>
+          <w:vertAlign w:val="subscript"/>
+        </w:rPr>
+        <w:t>g</w:t>
+      </w:r>
+      <w:r>
+        <w:rPr>
+          <w:rFonts w:ascii="Calibri" w:hAnsi="Calibri"/>
+        </w:rPr>
+        <w:t xml:space="preserve"> </w:t>
+      </w:r>
+      <w:r>
+        <w:rPr>
+          <w:rFonts w:ascii="Calibri" w:hAnsi="Calibri"/>
+        </w:rPr>
+        <w:t>nie może być przyjęta taka sama jak w przypadku wzmacniacza WE, ponieważ wtórnik emiterowy charakteryzuje się wzmocnieniem napięciowym nieco mniejszym od jedności. Dodatkowo sygnał obserwowany na oscyl</w:t>
+      </w:r>
+      <w:r>
+        <w:rPr>
+          <w:rFonts w:ascii="Calibri" w:hAnsi="Calibri"/>
+        </w:rPr>
+        <w:t>oskopie jest mierzony sondą (zmniejsza sygnał</w:t>
+      </w:r>
+      <w:r>
+        <w:rPr>
+          <w:rFonts w:ascii="Calibri" w:hAnsi="Calibri"/>
+        </w:rPr>
+        <w:t xml:space="preserve"> </w:t>
+      </w:r>
+      <w:r>
+        <w:rPr>
+          <w:rFonts w:ascii="Calibri" w:hAnsi="Calibri"/>
+        </w:rPr>
+        <w:t>10-krotnie</w:t>
+      </w:r>
+      <w:r>
+        <w:rPr>
+          <w:rFonts w:ascii="Calibri" w:hAnsi="Calibri"/>
+        </w:rPr>
+        <w:t>), co powoduje jego dalsze zmniejszenie, a tym samym pogorszenie rozdzielczości pomiaru dla zbyt małych amplitud.</w:t>
+      </w:r>
+    </w:p>
+    <w:p>
+      <w:pPr>
+        <w:pStyle w:val="Standard"/>
+        <w:rPr>
+          <w:rFonts w:ascii="Calibri" w:hAnsi="Calibri"/>
+        </w:rPr>
+      </w:pPr>
+    </w:p>
+    <w:p>
+      <w:pPr>
+        <w:pStyle w:val="Standard"/>
+        <w:rPr>
+          <w:rFonts w:ascii="Calibri" w:hAnsi="Calibri"/>
+        </w:rPr>
+      </w:pPr>
+      <w:r>
+        <w:rPr>
+          <w:rFonts w:ascii="Calibri" w:hAnsi="Calibri"/>
+        </w:rPr>
+        <w:t xml:space="preserve">Z drugiej strony amplituda </w:t>
+      </w:r>
+      <w:r>
+        <w:rPr>
+          <w:rFonts w:ascii="Calibri" w:hAnsi="Calibri"/>
+          <w:i/>
+          <w:iCs/>
+        </w:rPr>
+        <w:t>E</w:t>
+      </w:r>
+      <w:r>
+        <w:rPr>
+          <w:rFonts w:ascii="Calibri" w:hAnsi="Calibri"/>
+          <w:i/>
+          <w:iCs/>
+          <w:vertAlign w:val="subscript"/>
+        </w:rPr>
+        <w:t>g</w:t>
+      </w:r>
+      <w:r>
+        <w:rPr>
+          <w:rFonts w:ascii="Calibri" w:hAnsi="Calibri"/>
+        </w:rPr>
+        <w:t xml:space="preserve"> </w:t>
+      </w:r>
+      <w:r>
+        <w:rPr>
+          <w:rFonts w:ascii="Calibri" w:hAnsi="Calibri"/>
+        </w:rPr>
+        <w:t xml:space="preserve">nie może być zbyt duża, ponieważ mogłoby to prowadzić do pojawienia się nieliniowości układu, szczególnie związanych z pracą tranzystora oraz obecnością elementów reaktywnych w obwodzie emitera. Wtórnik emiterowy, dzięki większej </w:t>
+      </w:r>
+      <w:r>
+        <w:rPr>
+          <w:rFonts w:ascii="Calibri" w:hAnsi="Calibri"/>
+        </w:rPr>
+        <w:t xml:space="preserve">rezystancji w obwodzie emitera r4 </w:t>
+      </w:r>
+      <w:r>
+        <w:rPr>
+          <w:rFonts w:ascii="Calibri" w:hAnsi="Calibri"/>
+        </w:rPr>
+        <w:t xml:space="preserve">w porównaniu do rezystancji dynamicznej złącza </w:t>
+      </w:r>
+      <w:r>
+        <w:rPr>
+          <w:rFonts w:ascii="Calibri" w:hAnsi="Calibri"/>
+        </w:rPr>
+        <w:t>r</w:t>
+      </w:r>
+      <w:r>
+        <w:rPr>
+          <w:rFonts w:ascii="Calibri" w:hAnsi="Calibri"/>
+          <w:vertAlign w:val="subscript"/>
+        </w:rPr>
+        <w:t>eb’</w:t>
+      </w:r>
+      <w:r>
+        <w:rPr>
+          <w:rFonts w:ascii="Calibri" w:hAnsi="Calibri"/>
+        </w:rPr>
+        <w:t>,</w:t>
+      </w:r>
+      <w:r>
+        <w:rPr>
+          <w:rFonts w:ascii="Calibri" w:hAnsi="Calibri"/>
+        </w:rPr>
+        <w:t xml:space="preserve"> </w:t>
+      </w:r>
+      <w:r>
+        <w:rPr>
+          <w:rFonts w:ascii="Calibri" w:hAnsi="Calibri"/>
+        </w:rPr>
+        <w:t>pozwala</w:t>
+      </w:r>
+      <w:r>
+        <w:rPr>
+          <w:rFonts w:ascii="Calibri" w:hAnsi="Calibri"/>
+        </w:rPr>
+        <w:t xml:space="preserve"> na pracę z większymi amplitudami niż wzmacniacz WE, ponieważ wpływ nieliniowej rezystancji złącza jest względnie mały.</w:t>
+      </w:r>
+    </w:p>
+    <w:p>
+      <w:pPr>
+        <w:pStyle w:val="Standard"/>
+        <w:rPr>
+          <w:rFonts w:ascii="Calibri" w:hAnsi="Calibri"/>
+        </w:rPr>
+      </w:pPr>
+    </w:p>
+    <w:p>
+      <w:pPr>
+        <w:pStyle w:val="Standard"/>
+        <w:rPr>
+          <w:rFonts w:ascii="Calibri" w:hAnsi="Calibri"/>
+        </w:rPr>
+      </w:pPr>
+      <w:r>
+        <w:rPr>
+          <w:rFonts w:ascii="Calibri" w:hAnsi="Calibri"/>
+        </w:rPr>
+        <w:t xml:space="preserve">Ostatecznie amplituda </w:t>
+      </w:r>
+      <w:r>
+        <w:rPr>
+          <w:rFonts w:ascii="Calibri" w:hAnsi="Calibri"/>
+          <w:i/>
+          <w:iCs/>
+        </w:rPr>
+        <w:t>E</w:t>
+      </w:r>
+      <w:r>
+        <w:rPr>
+          <w:rFonts w:ascii="Calibri" w:hAnsi="Calibri"/>
+          <w:i/>
+          <w:iCs/>
+          <w:vertAlign w:val="subscript"/>
+        </w:rPr>
+        <w:t>g</w:t>
+      </w:r>
+      <w:r>
+        <w:rPr>
+          <w:rFonts w:ascii="Calibri" w:hAnsi="Calibri"/>
+          <w:i/>
+          <w:iCs/>
+          <w:vertAlign w:val="subscript"/>
+        </w:rPr>
+        <w:t xml:space="preserve"> </w:t>
+      </w:r>
+      <w:r>
+        <w:rPr>
+          <w:rFonts w:ascii="Calibri" w:hAnsi="Calibri"/>
+        </w:rPr>
+        <w:t>została dobrana jako kompromis: na tyle duża, aby zapewnić dobrą dokładność pomiaru, ale jednocześnie na tyle mała, aby układ pracował w zakresie liniowym.</w:t>
+      </w:r>
     </w:p>
     <w:p>
       <w:pPr>
@@ -6129,6 +6173,18 @@
           <w:rFonts w:ascii="Calibri" w:hAnsi="Calibri"/>
         </w:rPr>
         <w:t> = </w:t>
+      </w:r>
+      <w:r>
+        <w:rPr>
+          <w:rFonts w:ascii="Calibri" w:hAnsi="Calibri"/>
+        </w:rPr>
+        <w:t>2 k</w:t>
+      </w:r>
+      <w:r>
+        <w:rPr>
+          <w:rFonts w:ascii="Calibri" w:hAnsi="Calibri" w:cs="Calibri"/>
+        </w:rPr>
+        <w:t>Ω</w:t>
       </w:r>
     </w:p>
     <w:p>
@@ -6620,6 +6676,12 @@
                 <w:rFonts w:ascii="Calibri" w:hAnsi="Calibri"/>
               </w:rPr>
             </w:pPr>
+            <w:r>
+              <w:rPr>
+                <w:rFonts w:ascii="Calibri" w:hAnsi="Calibri"/>
+              </w:rPr>
+              <w:t>16,67</w:t>
+            </w:r>
           </w:p>
         </w:tc>
         <w:tc>
@@ -6746,8 +6808,10 @@
               <w:rPr>
                 <w:rFonts w:ascii="Calibri" w:hAnsi="Calibri"/>
               </w:rPr>
-              <w:t>12</w:t>
-            </w:r>
+              <w:t>14,45</w:t>
+            </w:r>
+            <w:bookmarkStart w:id="0" w:name="_GoBack"/>
+            <w:bookmarkEnd w:id="0"/>
           </w:p>
         </w:tc>
         <w:tc>
@@ -7063,11 +7127,6 @@
     <w:p>
       <w:pPr>
         <w:pStyle w:val="Standard"/>
-        <w:rPr>
-          <w:rFonts w:ascii="Calibri" w:hAnsi="Calibri"/>
-          <w:i/>
-          <w:iCs/>
-        </w:rPr>
       </w:pPr>
       <w:r>
         <w:rPr>
@@ -7077,77 +7136,608 @@
         </w:rPr>
         <w:t>Obliczenia:</w:t>
       </w:r>
-    </w:p>
-    <w:p>
-      <w:pPr>
-        <w:pStyle w:val="Standard"/>
-        <w:rPr>
-          <w:rFonts w:ascii="Calibri" w:hAnsi="Calibri"/>
-          <w:i/>
-          <w:iCs/>
-          <w:color w:val="FF0000"/>
-          <w:sz w:val="21"/>
-          <w:szCs w:val="21"/>
-        </w:rPr>
-      </w:pPr>
-      <w:r>
-        <w:rPr>
-          <w:rFonts w:ascii="Calibri" w:hAnsi="Calibri"/>
-          <w:i/>
-          <w:iCs/>
-          <w:color w:val="FF0000"/>
-          <w:sz w:val="21"/>
-          <w:szCs w:val="21"/>
-        </w:rPr>
-        <w:t xml:space="preserve">Uwaga: za każdym razem należy zapisywać </w:t>
-      </w:r>
-      <w:r>
-        <w:rPr>
-          <w:rFonts w:ascii="Calibri" w:hAnsi="Calibri"/>
-          <w:i/>
-          <w:iCs/>
-          <w:color w:val="FF0000"/>
-          <w:sz w:val="21"/>
-          <w:szCs w:val="21"/>
-          <w:u w:val="single"/>
-        </w:rPr>
-        <w:t>wszystkie</w:t>
-      </w:r>
-      <w:r>
-        <w:rPr>
-          <w:rFonts w:ascii="Calibri" w:hAnsi="Calibri"/>
-          <w:i/>
-          <w:iCs/>
-          <w:color w:val="FF0000"/>
-          <w:sz w:val="21"/>
-          <w:szCs w:val="21"/>
-        </w:rPr>
-        <w:t xml:space="preserve"> przeprowadzane obliczenia w formacie:</w:t>
-      </w:r>
-    </w:p>
-    <w:p>
-      <w:pPr>
-        <w:pStyle w:val="Standard"/>
-        <w:rPr>
-          <w:rFonts w:ascii="Calibri" w:hAnsi="Calibri"/>
-          <w:i/>
-          <w:iCs/>
-          <w:color w:val="FF0000"/>
-          <w:sz w:val="21"/>
-          <w:szCs w:val="21"/>
-        </w:rPr>
-      </w:pPr>
-      <w:r>
-        <w:rPr>
-          <w:rFonts w:ascii="Calibri" w:hAnsi="Calibri"/>
-          <w:i/>
-          <w:iCs/>
-          <w:color w:val="FF0000"/>
-          <w:sz w:val="21"/>
-          <w:szCs w:val="21"/>
-        </w:rPr>
-        <w:t>wzór - podstawienie - wynik</w:t>
-      </w:r>
+      <w:r>
+        <w:t xml:space="preserve"> </w:t>
+      </w:r>
+    </w:p>
+    <w:p>
+      <w:pPr>
+        <w:pStyle w:val="Standard"/>
+      </w:pPr>
+      <w:r>
+        <w:t>Wtórnik obciążony</w:t>
+      </w:r>
+    </w:p>
+    <w:p>
+      <w:pPr>
+        <w:pStyle w:val="Standard"/>
+        <w:rPr>
+          <w:rFonts w:ascii="Calibri" w:hAnsi="Calibri"/>
+          <w:i/>
+          <w:iCs/>
+          <w:lang w:val="en-US"/>
+        </w:rPr>
+      </w:pPr>
+      <m:oMathPara>
+        <m:oMath>
+          <m:sSub>
+            <m:sSubPr>
+              <m:ctrlPr>
+                <w:rPr>
+                  <w:rFonts w:ascii="Cambria Math" w:hAnsi="Cambria Math"/>
+                  <w:i/>
+                  <w:iCs/>
+                </w:rPr>
+              </m:ctrlPr>
+            </m:sSubPr>
+            <m:e>
+              <m:r>
+                <w:rPr>
+                  <w:rFonts w:ascii="Cambria Math" w:hAnsi="Cambria Math"/>
+                </w:rPr>
+                <m:t>r</m:t>
+              </m:r>
+            </m:e>
+            <m:sub>
+              <m:r>
+                <w:rPr>
+                  <w:rFonts w:ascii="Cambria Math" w:hAnsi="Cambria Math"/>
+                  <w:vertAlign w:val="subscript"/>
+                </w:rPr>
+                <m:t>we1BJTt</m:t>
+              </m:r>
+            </m:sub>
+          </m:sSub>
+          <m:r>
+            <w:rPr>
+              <w:rFonts w:ascii="Cambria Math" w:hAnsi="Cambria Math"/>
+            </w:rPr>
+            <m:t>=</m:t>
+          </m:r>
+          <m:sSub>
+            <m:sSubPr>
+              <m:ctrlPr>
+                <w:rPr>
+                  <w:rFonts w:ascii="Cambria Math" w:hAnsi="Cambria Math"/>
+                </w:rPr>
+              </m:ctrlPr>
+            </m:sSubPr>
+            <m:e>
+              <m:r>
+                <m:rPr>
+                  <m:sty m:val="p"/>
+                </m:rPr>
+                <w:rPr>
+                  <w:rFonts w:ascii="Cambria Math" w:hAnsi="Cambria Math"/>
+                </w:rPr>
+                <m:t>R</m:t>
+              </m:r>
+            </m:e>
+            <m:sub>
+              <m:r>
+                <m:rPr>
+                  <m:sty m:val="p"/>
+                </m:rPr>
+                <w:rPr>
+                  <w:rFonts w:ascii="Cambria Math" w:hAnsi="Cambria Math"/>
+                </w:rPr>
+                <m:t>2</m:t>
+              </m:r>
+            </m:sub>
+          </m:sSub>
+          <m:r>
+            <m:rPr>
+              <m:sty m:val="p"/>
+            </m:rPr>
+            <w:rPr>
+              <w:rFonts w:ascii="Cambria Math" w:hAnsi="Cambria Math" w:cs="Cambria Math"/>
+            </w:rPr>
+            <m:t>||</m:t>
+          </m:r>
+          <m:r>
+            <m:rPr>
+              <m:sty m:val="p"/>
+            </m:rPr>
+            <w:rPr>
+              <w:rFonts w:ascii="Cambria Math" w:hAnsi="Cambria Math"/>
+            </w:rPr>
+            <m:t>(</m:t>
+          </m:r>
+          <m:r>
+            <m:rPr>
+              <m:sty m:val="p"/>
+            </m:rPr>
+            <w:rPr>
+              <w:rFonts w:ascii="Cambria Math" w:hAnsi="Cambria Math" w:cs="Times New Roman"/>
+            </w:rPr>
+            <m:t>β</m:t>
+          </m:r>
+          <m:r>
+            <m:rPr>
+              <m:sty m:val="p"/>
+            </m:rPr>
+            <w:rPr>
+              <w:rFonts w:ascii="Cambria Math" w:hAnsi="Cambria Math" w:cs="Cambria Math"/>
+            </w:rPr>
+            <m:t>⋅</m:t>
+          </m:r>
+          <m:d>
+            <m:dPr>
+              <m:ctrlPr>
+                <w:rPr>
+                  <w:rFonts w:ascii="Cambria Math" w:hAnsi="Cambria Math"/>
+                </w:rPr>
+              </m:ctrlPr>
+            </m:dPr>
+            <m:e>
+              <m:sSub>
+                <m:sSubPr>
+                  <m:ctrlPr>
+                    <w:rPr>
+                      <w:rFonts w:ascii="Cambria Math" w:hAnsi="Cambria Math"/>
+                    </w:rPr>
+                  </m:ctrlPr>
+                </m:sSubPr>
+                <m:e>
+                  <m:r>
+                    <m:rPr>
+                      <m:sty m:val="p"/>
+                    </m:rPr>
+                    <w:rPr>
+                      <w:rFonts w:ascii="Cambria Math" w:hAnsi="Cambria Math"/>
+                    </w:rPr>
+                    <m:t>R</m:t>
+                  </m:r>
+                </m:e>
+                <m:sub>
+                  <m:r>
+                    <m:rPr>
+                      <m:sty m:val="p"/>
+                    </m:rPr>
+                    <w:rPr>
+                      <w:rFonts w:ascii="Cambria Math" w:hAnsi="Cambria Math"/>
+                    </w:rPr>
+                    <m:t>4</m:t>
+                  </m:r>
+                </m:sub>
+              </m:sSub>
+              <m:ctrlPr>
+                <w:rPr>
+                  <w:rFonts w:ascii="Cambria Math" w:hAnsi="Cambria Math" w:cs="Cambria Math"/>
+                </w:rPr>
+              </m:ctrlPr>
+            </m:e>
+            <m:e>
+              <m:d>
+                <m:dPr>
+                  <m:begChr m:val="|"/>
+                  <m:ctrlPr>
+                    <w:rPr>
+                      <w:rFonts w:ascii="Cambria Math" w:hAnsi="Cambria Math" w:cs="Cambria Math"/>
+                    </w:rPr>
+                  </m:ctrlPr>
+                </m:dPr>
+                <m:e>
+                  <m:sSub>
+                    <m:sSubPr>
+                      <m:ctrlPr>
+                        <w:rPr>
+                          <w:rFonts w:ascii="Cambria Math" w:hAnsi="Cambria Math"/>
+                        </w:rPr>
+                      </m:ctrlPr>
+                    </m:sSubPr>
+                    <m:e>
+                      <m:r>
+                        <m:rPr>
+                          <m:sty m:val="p"/>
+                        </m:rPr>
+                        <w:rPr>
+                          <w:rFonts w:ascii="Cambria Math" w:hAnsi="Cambria Math"/>
+                        </w:rPr>
+                        <m:t>R</m:t>
+                      </m:r>
+                      <m:ctrlPr>
+                        <w:rPr>
+                          <w:rFonts w:ascii="Cambria Math" w:hAnsi="Cambria Math" w:cs="Cambria Math"/>
+                        </w:rPr>
+                      </m:ctrlPr>
+                    </m:e>
+                    <m:sub>
+                      <m:r>
+                        <m:rPr>
+                          <m:sty m:val="p"/>
+                        </m:rPr>
+                        <w:rPr>
+                          <w:rFonts w:ascii="Cambria Math" w:hAnsi="Cambria Math"/>
+                        </w:rPr>
+                        <m:t>6</m:t>
+                      </m:r>
+                    </m:sub>
+                  </m:sSub>
+                  <m:ctrlPr>
+                    <w:rPr>
+                      <w:rFonts w:ascii="Cambria Math" w:hAnsi="Cambria Math"/>
+                    </w:rPr>
+                  </m:ctrlPr>
+                </m:e>
+              </m:d>
+            </m:e>
+          </m:d>
+          <m:r>
+            <m:rPr>
+              <m:sty m:val="p"/>
+            </m:rPr>
+            <w:rPr>
+              <w:rFonts w:ascii="Cambria Math" w:hAnsi="Cambria Math"/>
+            </w:rPr>
+            <m:t>=</m:t>
+          </m:r>
+          <m:r>
+            <w:rPr>
+              <w:rFonts w:ascii="Cambria Math" w:hAnsi="Cambria Math"/>
+            </w:rPr>
+            <m:t>39,00</m:t>
+          </m:r>
+          <m:r>
+            <w:rPr>
+              <w:rFonts w:ascii="Cambria Math" w:hAnsi="Cambria Math"/>
+            </w:rPr>
+            <m:t xml:space="preserve"> </m:t>
+          </m:r>
+          <m:r>
+            <w:rPr>
+              <w:rFonts w:ascii="Cambria Math" w:hAnsi="Cambria Math"/>
+            </w:rPr>
+            <m:t>kΩ</m:t>
+          </m:r>
+          <m:r>
+            <w:rPr>
+              <w:rFonts w:ascii="Cambria Math" w:hAnsi="Cambria Math"/>
+            </w:rPr>
+            <m:t>||(132,41</m:t>
+          </m:r>
+          <m:r>
+            <m:rPr>
+              <m:sty m:val="p"/>
+            </m:rPr>
+            <w:rPr>
+              <w:rFonts w:ascii="Cambria Math" w:hAnsi="Cambria Math"/>
+            </w:rPr>
+            <m:t xml:space="preserve"> </m:t>
+          </m:r>
+          <m:f>
+            <m:fPr>
+              <m:ctrlPr>
+                <w:rPr>
+                  <w:rFonts w:ascii="Cambria Math" w:hAnsi="Cambria Math"/>
+                  <w:i/>
+                  <w:iCs/>
+                </w:rPr>
+              </m:ctrlPr>
+            </m:fPr>
+            <m:num>
+              <m:r>
+                <w:rPr>
+                  <w:rFonts w:ascii="Cambria Math" w:hAnsi="Cambria Math"/>
+                </w:rPr>
+                <m:t>A</m:t>
+              </m:r>
+            </m:num>
+            <m:den>
+              <m:r>
+                <w:rPr>
+                  <w:rFonts w:ascii="Cambria Math" w:hAnsi="Cambria Math"/>
+                </w:rPr>
+                <m:t>A</m:t>
+              </m:r>
+            </m:den>
+          </m:f>
+          <m:r>
+            <w:rPr>
+              <w:rFonts w:ascii="Cambria Math" w:hAnsi="Cambria Math"/>
+            </w:rPr>
+            <m:t>∙</m:t>
+          </m:r>
+          <m:d>
+            <m:dPr>
+              <m:ctrlPr>
+                <w:rPr>
+                  <w:rFonts w:ascii="Cambria Math" w:hAnsi="Cambria Math"/>
+                  <w:i/>
+                  <w:iCs/>
+                </w:rPr>
+              </m:ctrlPr>
+            </m:dPr>
+            <m:e>
+              <m:r>
+                <w:rPr>
+                  <w:rFonts w:ascii="Cambria Math" w:hAnsi="Cambria Math"/>
+                </w:rPr>
+                <m:t>200,00</m:t>
+              </m:r>
+              <m:r>
+                <w:rPr>
+                  <w:rFonts w:ascii="Cambria Math" w:hAnsi="Cambria Math"/>
+                </w:rPr>
+                <m:t xml:space="preserve"> Ω||</m:t>
+              </m:r>
+              <m:r>
+                <w:rPr>
+                  <w:rFonts w:ascii="Cambria Math" w:hAnsi="Cambria Math"/>
+                </w:rPr>
+                <m:t>1,30</m:t>
+              </m:r>
+              <m:r>
+                <w:rPr>
+                  <w:rFonts w:ascii="Cambria Math" w:hAnsi="Cambria Math"/>
+                </w:rPr>
+                <m:t xml:space="preserve"> </m:t>
+              </m:r>
+              <m:r>
+                <w:rPr>
+                  <w:rFonts w:ascii="Cambria Math" w:hAnsi="Cambria Math"/>
+                </w:rPr>
+                <m:t>kΩ</m:t>
+              </m:r>
+            </m:e>
+          </m:d>
+          <m:r>
+            <w:rPr>
+              <w:rFonts w:ascii="Cambria Math" w:hAnsi="Cambria Math"/>
+            </w:rPr>
+            <m:t>)</m:t>
+          </m:r>
+          <m:r>
+            <w:rPr>
+              <w:rFonts w:ascii="Cambria Math" w:hAnsi="Cambria Math"/>
+            </w:rPr>
+            <m:t xml:space="preserve">= </m:t>
+          </m:r>
+          <m:r>
+            <w:rPr>
+              <w:rFonts w:ascii="Cambria Math" w:hAnsi="Cambria Math"/>
+            </w:rPr>
+            <m:t xml:space="preserve">14,45 </m:t>
+          </m:r>
+          <m:r>
+            <w:rPr>
+              <w:rFonts w:ascii="Cambria Math" w:hAnsi="Cambria Math"/>
+              <w:lang w:val="en-US"/>
+            </w:rPr>
+            <m:t>kΩ</m:t>
+          </m:r>
+        </m:oMath>
+      </m:oMathPara>
+    </w:p>
+    <w:p>
+      <w:pPr>
+        <w:pStyle w:val="Standard"/>
+        <w:rPr>
+          <w:rFonts w:ascii="Calibri" w:hAnsi="Calibri"/>
+          <w:i/>
+          <w:iCs/>
+        </w:rPr>
+      </w:pPr>
+      <m:oMathPara>
+        <m:oMath>
+          <m:sSub>
+            <m:sSubPr>
+              <m:ctrlPr>
+                <w:rPr>
+                  <w:rFonts w:ascii="Cambria Math" w:hAnsi="Cambria Math"/>
+                  <w:i/>
+                  <w:iCs/>
+                </w:rPr>
+              </m:ctrlPr>
+            </m:sSubPr>
+            <m:e>
+              <m:r>
+                <w:rPr>
+                  <w:rFonts w:ascii="Cambria Math" w:hAnsi="Cambria Math"/>
+                </w:rPr>
+                <m:t>r</m:t>
+              </m:r>
+            </m:e>
+            <m:sub>
+              <m:r>
+                <w:rPr>
+                  <w:rFonts w:ascii="Cambria Math" w:hAnsi="Cambria Math"/>
+                  <w:vertAlign w:val="subscript"/>
+                </w:rPr>
+                <m:t>we1BJTp</m:t>
+              </m:r>
+            </m:sub>
+          </m:sSub>
+          <m:r>
+            <w:rPr>
+              <w:rFonts w:ascii="Cambria Math" w:hAnsi="Cambria Math"/>
+            </w:rPr>
+            <m:t>=</m:t>
+          </m:r>
+          <m:r>
+            <w:rPr>
+              <w:rFonts w:ascii="Cambria Math" w:hAnsi="Cambria Math"/>
+            </w:rPr>
+            <m:t>RG</m:t>
+          </m:r>
+          <m:d>
+            <m:dPr>
+              <m:ctrlPr>
+                <w:rPr>
+                  <w:rFonts w:ascii="Cambria Math" w:hAnsi="Cambria Math"/>
+                  <w:i/>
+                  <w:iCs/>
+                </w:rPr>
+              </m:ctrlPr>
+            </m:dPr>
+            <m:e>
+              <m:r>
+                <w:rPr>
+                  <w:rFonts w:ascii="Cambria Math" w:hAnsi="Cambria Math"/>
+                </w:rPr>
+                <m:t>1</m:t>
+              </m:r>
+            </m:e>
+          </m:d>
+          <m:r>
+            <w:rPr>
+              <w:rFonts w:ascii="Cambria Math" w:hAnsi="Cambria Math"/>
+            </w:rPr>
+            <m:t>∙</m:t>
+          </m:r>
+          <m:f>
+            <m:fPr>
+              <m:ctrlPr>
+                <w:rPr>
+                  <w:rFonts w:ascii="Cambria Math" w:hAnsi="Cambria Math"/>
+                  <w:i/>
+                  <w:iCs/>
+                </w:rPr>
+              </m:ctrlPr>
+            </m:fPr>
+            <m:num>
+              <m:sSub>
+                <m:sSubPr>
+                  <m:ctrlPr>
+                    <w:rPr>
+                      <w:rFonts w:ascii="Cambria Math" w:hAnsi="Cambria Math"/>
+                      <w:i/>
+                      <w:iCs/>
+                    </w:rPr>
+                  </m:ctrlPr>
+                </m:sSubPr>
+                <m:e>
+                  <m:r>
+                    <w:rPr>
+                      <w:rFonts w:ascii="Cambria Math" w:hAnsi="Cambria Math"/>
+                    </w:rPr>
+                    <m:t>U</m:t>
+                  </m:r>
+                </m:e>
+                <m:sub>
+                  <m:r>
+                    <w:rPr>
+                      <w:rFonts w:ascii="Cambria Math" w:hAnsi="Cambria Math"/>
+                    </w:rPr>
+                    <m:t>b</m:t>
+                  </m:r>
+                </m:sub>
+              </m:sSub>
+            </m:num>
+            <m:den>
+              <m:sSub>
+                <m:sSubPr>
+                  <m:ctrlPr>
+                    <w:rPr>
+                      <w:rFonts w:ascii="Cambria Math" w:hAnsi="Cambria Math"/>
+                      <w:i/>
+                      <w:iCs/>
+                    </w:rPr>
+                  </m:ctrlPr>
+                </m:sSubPr>
+                <m:e>
+                  <m:sSub>
+                    <m:sSubPr>
+                      <m:ctrlPr>
+                        <w:rPr>
+                          <w:rFonts w:ascii="Cambria Math" w:hAnsi="Cambria Math"/>
+                          <w:i/>
+                          <w:iCs/>
+                        </w:rPr>
+                      </m:ctrlPr>
+                    </m:sSubPr>
+                    <m:e>
+                      <m:r>
+                        <w:rPr>
+                          <w:rFonts w:ascii="Cambria Math" w:hAnsi="Cambria Math"/>
+                        </w:rPr>
+                        <m:t>E</m:t>
+                      </m:r>
+                    </m:e>
+                    <m:sub>
+                      <m:r>
+                        <w:rPr>
+                          <w:rFonts w:ascii="Cambria Math" w:hAnsi="Cambria Math"/>
+                        </w:rPr>
+                        <m:t>g</m:t>
+                      </m:r>
+                    </m:sub>
+                  </m:sSub>
+                  <m:r>
+                    <w:rPr>
+                      <w:rFonts w:ascii="Cambria Math" w:hAnsi="Cambria Math"/>
+                    </w:rPr>
+                    <m:t>-U</m:t>
+                  </m:r>
+                </m:e>
+                <m:sub>
+                  <m:r>
+                    <w:rPr>
+                      <w:rFonts w:ascii="Cambria Math" w:hAnsi="Cambria Math"/>
+                    </w:rPr>
+                    <m:t>b</m:t>
+                  </m:r>
+                </m:sub>
+              </m:sSub>
+            </m:den>
+          </m:f>
+          <m:r>
+            <w:rPr>
+              <w:rFonts w:ascii="Cambria Math" w:hAnsi="Cambria Math"/>
+            </w:rPr>
+            <m:t>=2kΩ∙</m:t>
+          </m:r>
+          <m:f>
+            <m:fPr>
+              <m:ctrlPr>
+                <w:rPr>
+                  <w:rFonts w:ascii="Cambria Math" w:hAnsi="Cambria Math"/>
+                  <w:i/>
+                  <w:iCs/>
+                </w:rPr>
+              </m:ctrlPr>
+            </m:fPr>
+            <m:num>
+              <m:r>
+                <w:rPr>
+                  <w:rFonts w:ascii="Cambria Math" w:hAnsi="Cambria Math"/>
+                </w:rPr>
+                <m:t>446,43mV</m:t>
+              </m:r>
+            </m:num>
+            <m:den>
+              <m:r>
+                <w:rPr>
+                  <w:rFonts w:ascii="Cambria Math" w:hAnsi="Cambria Math"/>
+                </w:rPr>
+                <m:t>500,00mV-</m:t>
+              </m:r>
+              <m:r>
+                <w:rPr>
+                  <w:rFonts w:ascii="Cambria Math" w:hAnsi="Cambria Math"/>
+                </w:rPr>
+                <m:t>446,43mV</m:t>
+              </m:r>
+            </m:den>
+          </m:f>
+          <m:r>
+            <w:rPr>
+              <w:rFonts w:ascii="Cambria Math" w:hAnsi="Cambria Math"/>
+            </w:rPr>
+            <m:t>=16,67kΩ</m:t>
+          </m:r>
+        </m:oMath>
+      </m:oMathPara>
+    </w:p>
+    <w:p>
+      <w:pPr>
+        <w:pStyle w:val="Standard"/>
+        <w:rPr>
+          <w:rFonts w:ascii="Calibri" w:hAnsi="Calibri"/>
+          <w:i/>
+          <w:iCs/>
+        </w:rPr>
+      </w:pPr>
     </w:p>
     <w:p>
       <w:pPr>
@@ -7166,6 +7756,7 @@
           <w:noProof/>
           <w:lang w:val="ru-RU" w:eastAsia="ru-RU" w:bidi="ar-SA"/>
         </w:rPr>
+        <w:lastRenderedPageBreak/>
         <w:drawing>
           <wp:anchor distT="0" distB="0" distL="114300" distR="114300" simplePos="0" relativeHeight="2" behindDoc="0" locked="0" layoutInCell="1" allowOverlap="1">
             <wp:simplePos x="0" y="0"/>
@@ -7265,7 +7856,6 @@
           <w:i/>
           <w:iCs/>
         </w:rPr>
-        <w:lastRenderedPageBreak/>
         <w:t xml:space="preserve">bez R6 </w:t>
       </w:r>
       <w:r>
@@ -8439,7 +9029,6 @@
           <w:noProof/>
           <w:lang w:val="ru-RU" w:eastAsia="ru-RU" w:bidi="ar-SA"/>
         </w:rPr>
-        <w:lastRenderedPageBreak/>
         <w:drawing>
           <wp:anchor distT="0" distB="0" distL="114300" distR="114300" simplePos="0" relativeHeight="4" behindDoc="0" locked="0" layoutInCell="1" allowOverlap="1">
             <wp:simplePos x="0" y="0"/>
@@ -8507,6 +9096,7 @@
           <w:noProof/>
           <w:lang w:val="ru-RU" w:eastAsia="ru-RU" w:bidi="ar-SA"/>
         </w:rPr>
+        <w:lastRenderedPageBreak/>
         <w:drawing>
           <wp:anchor distT="0" distB="0" distL="114300" distR="114300" simplePos="0" relativeHeight="5" behindDoc="0" locked="0" layoutInCell="1" allowOverlap="1">
             <wp:simplePos x="0" y="0"/>
@@ -8684,7 +9274,6 @@
           <w:i/>
           <w:iCs/>
         </w:rPr>
-        <w:lastRenderedPageBreak/>
         <w:t>R2</w:t>
       </w:r>
       <w:r>
@@ -9200,6 +9789,7 @@
           <w:noProof/>
           <w:lang w:val="ru-RU" w:eastAsia="ru-RU" w:bidi="ar-SA"/>
         </w:rPr>
+        <w:lastRenderedPageBreak/>
         <w:drawing>
           <wp:anchor distT="0" distB="0" distL="114300" distR="114300" simplePos="0" relativeHeight="7" behindDoc="0" locked="0" layoutInCell="1" allowOverlap="1">
             <wp:simplePos x="0" y="0"/>
@@ -9344,7 +9934,6 @@
         <w:rPr>
           <w:rFonts w:ascii="Calibri" w:hAnsi="Calibri"/>
         </w:rPr>
-        <w:lastRenderedPageBreak/>
         <w:t>Maksymalna amplituda nieobciętego sygnału:</w:t>
       </w:r>
       <w:r>
@@ -9412,6 +10001,7 @@
           <w:noProof/>
           <w:lang w:val="ru-RU" w:eastAsia="ru-RU" w:bidi="ar-SA"/>
         </w:rPr>
+        <w:lastRenderedPageBreak/>
         <w:drawing>
           <wp:anchor distT="0" distB="0" distL="114300" distR="114300" simplePos="0" relativeHeight="21" behindDoc="0" locked="0" layoutInCell="1" allowOverlap="1">
             <wp:simplePos x="0" y="0"/>

--- a/Lab3/LELA1_LAB3_Rah_Sal.docx
+++ b/Lab3/LELA1_LAB3_Rah_Sal.docx
@@ -820,7 +820,18 @@
                 <w:i/>
                 <w:iCs/>
               </w:rPr>
-              <w:t>R2</w:t>
+              <w:t>R</w:t>
+            </w:r>
+            <w:r>
+              <w:rPr>
+                <w:rFonts w:ascii="Calibri" w:hAnsi="Calibri"/>
+                <w:b/>
+                <w:bCs/>
+                <w:i/>
+                <w:iCs/>
+                <w:vertAlign w:val="subscript"/>
+              </w:rPr>
+              <w:t>2</w:t>
             </w:r>
           </w:p>
         </w:tc>
@@ -859,7 +870,18 @@
                 <w:i/>
                 <w:iCs/>
               </w:rPr>
-              <w:t>R4</w:t>
+              <w:t>R</w:t>
+            </w:r>
+            <w:r>
+              <w:rPr>
+                <w:rFonts w:ascii="Calibri" w:hAnsi="Calibri"/>
+                <w:b/>
+                <w:bCs/>
+                <w:i/>
+                <w:iCs/>
+                <w:vertAlign w:val="subscript"/>
+              </w:rPr>
+              <w:t>4</w:t>
             </w:r>
           </w:p>
         </w:tc>
@@ -976,7 +998,18 @@
                 <w:i/>
                 <w:iCs/>
               </w:rPr>
-              <w:t>R6</w:t>
+              <w:t>R</w:t>
+            </w:r>
+            <w:r>
+              <w:rPr>
+                <w:rFonts w:ascii="Calibri" w:hAnsi="Calibri"/>
+                <w:b/>
+                <w:bCs/>
+                <w:i/>
+                <w:iCs/>
+                <w:vertAlign w:val="subscript"/>
+              </w:rPr>
+              <w:t>6</w:t>
             </w:r>
           </w:p>
         </w:tc>
@@ -1015,7 +1048,18 @@
                 <w:i/>
                 <w:iCs/>
               </w:rPr>
-              <w:t>C1</w:t>
+              <w:t>C</w:t>
+            </w:r>
+            <w:r>
+              <w:rPr>
+                <w:rFonts w:ascii="Calibri" w:hAnsi="Calibri"/>
+                <w:b/>
+                <w:bCs/>
+                <w:i/>
+                <w:iCs/>
+                <w:vertAlign w:val="subscript"/>
+              </w:rPr>
+              <w:t>1</w:t>
             </w:r>
           </w:p>
         </w:tc>
@@ -1055,7 +1099,18 @@
                 <w:i/>
                 <w:iCs/>
               </w:rPr>
-              <w:t>C3</w:t>
+              <w:t>C</w:t>
+            </w:r>
+            <w:r>
+              <w:rPr>
+                <w:rFonts w:ascii="Calibri" w:hAnsi="Calibri"/>
+                <w:b/>
+                <w:bCs/>
+                <w:i/>
+                <w:iCs/>
+                <w:vertAlign w:val="subscript"/>
+              </w:rPr>
+              <w:t>3</w:t>
             </w:r>
           </w:p>
         </w:tc>
@@ -1090,7 +1145,25 @@
               <w:rPr>
                 <w:rFonts w:ascii="Calibri" w:hAnsi="Calibri"/>
               </w:rPr>
-              <w:t>39k</w:t>
+              <w:t>39</w:t>
+            </w:r>
+            <w:r>
+              <w:rPr>
+                <w:rFonts w:ascii="Calibri" w:hAnsi="Calibri"/>
+              </w:rPr>
+              <w:t xml:space="preserve">,00 </w:t>
+            </w:r>
+            <w:r>
+              <w:rPr>
+                <w:rFonts w:ascii="Calibri" w:hAnsi="Calibri"/>
+              </w:rPr>
+              <w:t>k</w:t>
+            </w:r>
+            <w:r>
+              <w:rPr>
+                <w:rFonts w:ascii="Calibri" w:hAnsi="Calibri"/>
+              </w:rPr>
+              <w:t>Ω</w:t>
             </w:r>
           </w:p>
         </w:tc>
@@ -1120,7 +1193,25 @@
               <w:rPr>
                 <w:rFonts w:ascii="Calibri" w:hAnsi="Calibri"/>
               </w:rPr>
-              <w:t>1,3k</w:t>
+              <w:t>1,3</w:t>
+            </w:r>
+            <w:r>
+              <w:rPr>
+                <w:rFonts w:ascii="Calibri" w:hAnsi="Calibri"/>
+              </w:rPr>
+              <w:t xml:space="preserve">0 </w:t>
+            </w:r>
+            <w:r>
+              <w:rPr>
+                <w:rFonts w:ascii="Calibri" w:hAnsi="Calibri"/>
+              </w:rPr>
+              <w:t>k</w:t>
+            </w:r>
+            <w:r>
+              <w:rPr>
+                <w:rFonts w:ascii="Calibri" w:hAnsi="Calibri"/>
+              </w:rPr>
+              <w:t>Ω</w:t>
             </w:r>
           </w:p>
         </w:tc>
@@ -1150,7 +1241,25 @@
               <w:rPr>
                 <w:rFonts w:ascii="Calibri" w:hAnsi="Calibri"/>
               </w:rPr>
-              <w:t>2k</w:t>
+              <w:t>2</w:t>
+            </w:r>
+            <w:r>
+              <w:rPr>
+                <w:rFonts w:ascii="Calibri" w:hAnsi="Calibri"/>
+              </w:rPr>
+              <w:t xml:space="preserve">,00 </w:t>
+            </w:r>
+            <w:r>
+              <w:rPr>
+                <w:rFonts w:ascii="Calibri" w:hAnsi="Calibri"/>
+              </w:rPr>
+              <w:t>k</w:t>
+            </w:r>
+            <w:r>
+              <w:rPr>
+                <w:rFonts w:ascii="Calibri" w:hAnsi="Calibri"/>
+              </w:rPr>
+              <w:t>Ω</w:t>
             </w:r>
           </w:p>
         </w:tc>
@@ -1180,7 +1289,25 @@
               <w:rPr>
                 <w:rFonts w:ascii="Calibri" w:hAnsi="Calibri"/>
               </w:rPr>
-              <w:t>20k</w:t>
+              <w:t>20</w:t>
+            </w:r>
+            <w:r>
+              <w:rPr>
+                <w:rFonts w:ascii="Calibri" w:hAnsi="Calibri"/>
+              </w:rPr>
+              <w:t xml:space="preserve">,00 </w:t>
+            </w:r>
+            <w:r>
+              <w:rPr>
+                <w:rFonts w:ascii="Calibri" w:hAnsi="Calibri"/>
+              </w:rPr>
+              <w:t>k</w:t>
+            </w:r>
+            <w:r>
+              <w:rPr>
+                <w:rFonts w:ascii="Calibri" w:hAnsi="Calibri"/>
+              </w:rPr>
+              <w:t>Ω</w:t>
             </w:r>
           </w:p>
         </w:tc>
@@ -1212,6 +1339,12 @@
               </w:rPr>
               <w:t>200</w:t>
             </w:r>
+            <w:r>
+              <w:rPr>
+                <w:rFonts w:ascii="Calibri" w:hAnsi="Calibri"/>
+              </w:rPr>
+              <w:t>,00 Ω</w:t>
+            </w:r>
           </w:p>
         </w:tc>
         <w:tc>
@@ -1240,7 +1373,19 @@
               <w:rPr>
                 <w:rFonts w:ascii="Calibri" w:hAnsi="Calibri"/>
               </w:rPr>
-              <w:t>1mkF</w:t>
+              <w:t>1</w:t>
+            </w:r>
+            <w:r>
+              <w:rPr>
+                <w:rFonts w:ascii="Calibri" w:hAnsi="Calibri"/>
+              </w:rPr>
+              <w:t>,00 µ</w:t>
+            </w:r>
+            <w:r>
+              <w:rPr>
+                <w:rFonts w:ascii="Calibri" w:hAnsi="Calibri"/>
+              </w:rPr>
+              <w:t>F</w:t>
             </w:r>
           </w:p>
         </w:tc>
@@ -1271,7 +1416,13 @@
               <w:rPr>
                 <w:rFonts w:ascii="Calibri" w:hAnsi="Calibri"/>
               </w:rPr>
-              <w:t>22mkF</w:t>
+              <w:t>22,00 µ</w:t>
+            </w:r>
+            <w:r>
+              <w:rPr>
+                <w:rFonts w:ascii="Calibri" w:hAnsi="Calibri"/>
+              </w:rPr>
+              <w:t>F</w:t>
             </w:r>
           </w:p>
         </w:tc>
@@ -2038,7 +2189,6 @@
                 <w:rPr>
                   <w:rFonts w:ascii="Cambria Math" w:hAnsi="Cambria Math" w:cstheme="minorHAnsi"/>
                   <w:i/>
-                  <w:highlight w:val="yellow"/>
                 </w:rPr>
               </m:ctrlPr>
             </m:sSubPr>
@@ -2046,7 +2196,6 @@
               <m:r>
                 <w:rPr>
                   <w:rFonts w:ascii="Cambria Math" w:hAnsi="Cambria Math" w:cstheme="minorHAnsi"/>
-                  <w:highlight w:val="yellow"/>
                 </w:rPr>
                 <m:t>U</m:t>
               </m:r>
@@ -2055,7 +2204,6 @@
               <m:r>
                 <w:rPr>
                   <w:rFonts w:ascii="Cambria Math" w:hAnsi="Cambria Math" w:cstheme="minorHAnsi"/>
-                  <w:highlight w:val="yellow"/>
                 </w:rPr>
                 <m:t>E</m:t>
               </m:r>
@@ -2064,7 +2212,6 @@
           <m:r>
             <w:rPr>
               <w:rFonts w:ascii="Cambria Math" w:hAnsi="Cambria Math" w:cstheme="minorHAnsi"/>
-              <w:highlight w:val="yellow"/>
             </w:rPr>
             <m:t>=</m:t>
           </m:r>
@@ -2074,7 +2221,6 @@
                 <w:rPr>
                   <w:rFonts w:ascii="Cambria Math" w:hAnsi="Cambria Math" w:cstheme="minorHAnsi"/>
                   <w:i/>
-                  <w:highlight w:val="yellow"/>
                 </w:rPr>
               </m:ctrlPr>
             </m:sSubPr>
@@ -2082,7 +2228,6 @@
               <m:r>
                 <w:rPr>
                   <w:rFonts w:ascii="Cambria Math" w:hAnsi="Cambria Math" w:cstheme="minorHAnsi"/>
-                  <w:highlight w:val="yellow"/>
                 </w:rPr>
                 <m:t>U</m:t>
               </m:r>
@@ -2091,7 +2236,6 @@
               <m:r>
                 <w:rPr>
                   <w:rFonts w:ascii="Cambria Math" w:hAnsi="Cambria Math" w:cstheme="minorHAnsi"/>
-                  <w:highlight w:val="yellow"/>
                 </w:rPr>
                 <m:t>1</m:t>
               </m:r>
@@ -2100,9 +2244,8 @@
           <m:r>
             <w:rPr>
               <w:rFonts w:ascii="Cambria Math" w:hAnsi="Cambria Math" w:cstheme="minorHAnsi"/>
-              <w:highlight w:val="yellow"/>
             </w:rPr>
-            <m:t>+</m:t>
+            <m:t>-</m:t>
           </m:r>
           <m:sSub>
             <m:sSubPr>
@@ -2110,7 +2253,6 @@
                 <w:rPr>
                   <w:rFonts w:ascii="Cambria Math" w:hAnsi="Cambria Math" w:cstheme="minorHAnsi"/>
                   <w:i/>
-                  <w:highlight w:val="yellow"/>
                 </w:rPr>
               </m:ctrlPr>
             </m:sSubPr>
@@ -2118,7 +2260,6 @@
               <m:r>
                 <w:rPr>
                   <w:rFonts w:ascii="Cambria Math" w:hAnsi="Cambria Math" w:cstheme="minorHAnsi"/>
-                  <w:highlight w:val="yellow"/>
                 </w:rPr>
                 <m:t>U</m:t>
               </m:r>
@@ -2127,7 +2268,6 @@
               <m:r>
                 <w:rPr>
                   <w:rFonts w:ascii="Cambria Math" w:hAnsi="Cambria Math" w:cstheme="minorHAnsi"/>
-                  <w:highlight w:val="yellow"/>
                   <w:lang w:val="en-US"/>
                 </w:rPr>
                 <m:t>CE</m:t>
@@ -2137,14 +2277,12 @@
           <m:r>
             <w:rPr>
               <w:rFonts w:ascii="Cambria Math" w:hAnsi="Cambria Math" w:cstheme="minorHAnsi"/>
-              <w:highlight w:val="yellow"/>
             </w:rPr>
             <m:t xml:space="preserve"> = 4,00 V-6</m:t>
           </m:r>
           <m:r>
             <w:rPr>
               <w:rFonts w:ascii="Cambria Math" w:hAnsi="Cambria Math" w:cstheme="minorHAnsi"/>
-              <w:highlight w:val="yellow"/>
               <w:lang w:val="en-US"/>
             </w:rPr>
             <m:t>,19</m:t>
@@ -2152,7 +2290,6 @@
           <m:r>
             <w:rPr>
               <w:rFonts w:ascii="Cambria Math" w:hAnsi="Cambria Math" w:cstheme="minorHAnsi"/>
-              <w:highlight w:val="yellow"/>
             </w:rPr>
             <m:t xml:space="preserve"> V =- 2,19 V</m:t>
           </m:r>
@@ -2187,7 +2324,6 @@
                 <w:rPr>
                   <w:rFonts w:ascii="Cambria Math" w:hAnsi="Cambria Math" w:cstheme="minorHAnsi"/>
                   <w:i/>
-                  <w:highlight w:val="yellow"/>
                 </w:rPr>
               </m:ctrlPr>
             </m:sSubPr>
@@ -2195,7 +2331,6 @@
               <m:r>
                 <w:rPr>
                   <w:rFonts w:ascii="Cambria Math" w:hAnsi="Cambria Math" w:cstheme="minorHAnsi"/>
-                  <w:highlight w:val="yellow"/>
                 </w:rPr>
                 <m:t>U</m:t>
               </m:r>
@@ -2204,7 +2339,6 @@
               <m:r>
                 <w:rPr>
                   <w:rFonts w:ascii="Cambria Math" w:hAnsi="Cambria Math" w:cstheme="minorHAnsi"/>
-                  <w:highlight w:val="yellow"/>
                 </w:rPr>
                 <m:t>BE</m:t>
               </m:r>
@@ -2213,7 +2347,6 @@
           <m:r>
             <w:rPr>
               <w:rFonts w:ascii="Cambria Math" w:hAnsi="Cambria Math" w:cstheme="minorHAnsi"/>
-              <w:highlight w:val="yellow"/>
             </w:rPr>
             <m:t xml:space="preserve">= </m:t>
           </m:r>
@@ -2223,7 +2356,6 @@
                 <w:rPr>
                   <w:rFonts w:ascii="Cambria Math" w:hAnsi="Cambria Math" w:cstheme="minorHAnsi"/>
                   <w:i/>
-                  <w:highlight w:val="yellow"/>
                 </w:rPr>
               </m:ctrlPr>
             </m:dPr>
@@ -2234,7 +2366,6 @@
                     <w:rPr>
                       <w:rFonts w:ascii="Cambria Math" w:hAnsi="Cambria Math" w:cstheme="minorHAnsi"/>
                       <w:i/>
-                      <w:highlight w:val="yellow"/>
                     </w:rPr>
                   </m:ctrlPr>
                 </m:sSubPr>
@@ -2242,7 +2373,6 @@
                   <m:r>
                     <w:rPr>
                       <w:rFonts w:ascii="Cambria Math" w:hAnsi="Cambria Math" w:cstheme="minorHAnsi"/>
-                      <w:highlight w:val="yellow"/>
                     </w:rPr>
                     <m:t>U</m:t>
                   </m:r>
@@ -2251,7 +2381,6 @@
                   <m:r>
                     <w:rPr>
                       <w:rFonts w:ascii="Cambria Math" w:hAnsi="Cambria Math" w:cstheme="minorHAnsi"/>
-                      <w:highlight w:val="yellow"/>
                     </w:rPr>
                     <m:t>B</m:t>
                   </m:r>
@@ -2260,7 +2389,6 @@
               <m:r>
                 <w:rPr>
                   <w:rFonts w:ascii="Cambria Math" w:hAnsi="Cambria Math" w:cstheme="minorHAnsi"/>
-                  <w:highlight w:val="yellow"/>
                 </w:rPr>
                 <m:t>-</m:t>
               </m:r>
@@ -2270,7 +2398,6 @@
                     <w:rPr>
                       <w:rFonts w:ascii="Cambria Math" w:hAnsi="Cambria Math" w:cstheme="minorHAnsi"/>
                       <w:i/>
-                      <w:highlight w:val="yellow"/>
                     </w:rPr>
                   </m:ctrlPr>
                 </m:sSubPr>
@@ -2278,7 +2405,6 @@
                   <m:r>
                     <w:rPr>
                       <w:rFonts w:ascii="Cambria Math" w:hAnsi="Cambria Math" w:cstheme="minorHAnsi"/>
-                      <w:highlight w:val="yellow"/>
                     </w:rPr>
                     <m:t>U</m:t>
                   </m:r>
@@ -2287,7 +2413,6 @@
                   <m:r>
                     <w:rPr>
                       <w:rFonts w:ascii="Cambria Math" w:hAnsi="Cambria Math" w:cstheme="minorHAnsi"/>
-                      <w:highlight w:val="yellow"/>
                     </w:rPr>
                     <m:t>E</m:t>
                   </m:r>
@@ -2298,7 +2423,6 @@
           <m:r>
             <w:rPr>
               <w:rFonts w:ascii="Cambria Math" w:hAnsi="Cambria Math" w:cstheme="minorHAnsi"/>
-              <w:highlight w:val="yellow"/>
             </w:rPr>
             <m:t>=-1,52 V -</m:t>
           </m:r>
@@ -2308,7 +2432,6 @@
                 <w:rPr>
                   <w:rFonts w:ascii="Cambria Math" w:hAnsi="Cambria Math" w:cstheme="minorHAnsi"/>
                   <w:i/>
-                  <w:highlight w:val="yellow"/>
                 </w:rPr>
               </m:ctrlPr>
             </m:dPr>
@@ -2316,7 +2439,6 @@
               <m:r>
                 <w:rPr>
                   <w:rFonts w:ascii="Cambria Math" w:hAnsi="Cambria Math" w:cstheme="minorHAnsi"/>
-                  <w:highlight w:val="yellow"/>
                 </w:rPr>
                 <m:t>-2,19 V</m:t>
               </m:r>
@@ -2325,7 +2447,6 @@
           <m:r>
             <w:rPr>
               <w:rFonts w:ascii="Cambria Math" w:hAnsi="Cambria Math" w:cstheme="minorHAnsi"/>
-              <w:highlight w:val="yellow"/>
             </w:rPr>
             <m:t>=0,67 V</m:t>
           </m:r>
@@ -5944,19 +6065,101 @@
         <w:rPr>
           <w:rFonts w:ascii="Calibri" w:hAnsi="Calibri"/>
         </w:rPr>
+        <w:t xml:space="preserve"> nie może być przyjęta taka sama jak w przypadku wzmacniacza WE, ponieważ wtórnik emiterowy charakteryzuje się wzmocnieniem napięciowym nieco mniejszym od jedności. Dodatkowo sygnał obserwowany na oscyl</w:t>
+      </w:r>
+      <w:r>
+        <w:rPr>
+          <w:rFonts w:ascii="Calibri" w:hAnsi="Calibri"/>
+        </w:rPr>
+        <w:t>oskopie jest mierzony sondą (zmniejsza sygnał</w:t>
+      </w:r>
+      <w:r>
+        <w:rPr>
+          <w:rFonts w:ascii="Calibri" w:hAnsi="Calibri"/>
+        </w:rPr>
         <w:t xml:space="preserve"> </w:t>
       </w:r>
       <w:r>
         <w:rPr>
           <w:rFonts w:ascii="Calibri" w:hAnsi="Calibri"/>
         </w:rPr>
-        <w:t>nie może być przyjęta taka sama jak w przypadku wzmacniacza WE, ponieważ wtórnik emiterowy charakteryzuje się wzmocnieniem napięciowym nieco mniejszym od jedności. Dodatkowo sygnał obserwowany na oscyl</w:t>
-      </w:r>
-      <w:r>
-        <w:rPr>
-          <w:rFonts w:ascii="Calibri" w:hAnsi="Calibri"/>
-        </w:rPr>
-        <w:t>oskopie jest mierzony sondą (zmniejsza sygnał</w:t>
+        <w:t>10-krotnie</w:t>
+      </w:r>
+      <w:r>
+        <w:rPr>
+          <w:rFonts w:ascii="Calibri" w:hAnsi="Calibri"/>
+        </w:rPr>
+        <w:t>), co powoduje jego dalsze zmniejszenie, a tym samym pogorszenie rozdzielczości pomiaru dla zbyt małych amplitud.</w:t>
+      </w:r>
+    </w:p>
+    <w:p>
+      <w:pPr>
+        <w:pStyle w:val="Standard"/>
+        <w:rPr>
+          <w:rFonts w:ascii="Calibri" w:hAnsi="Calibri"/>
+        </w:rPr>
+      </w:pPr>
+    </w:p>
+    <w:p>
+      <w:pPr>
+        <w:pStyle w:val="Standard"/>
+        <w:rPr>
+          <w:rFonts w:ascii="Calibri" w:hAnsi="Calibri"/>
+        </w:rPr>
+      </w:pPr>
+      <w:r>
+        <w:rPr>
+          <w:rFonts w:ascii="Calibri" w:hAnsi="Calibri"/>
+        </w:rPr>
+        <w:t xml:space="preserve">Z drugiej strony amplituda </w:t>
+      </w:r>
+      <w:r>
+        <w:rPr>
+          <w:rFonts w:ascii="Calibri" w:hAnsi="Calibri"/>
+          <w:i/>
+          <w:iCs/>
+        </w:rPr>
+        <w:t>E</w:t>
+      </w:r>
+      <w:r>
+        <w:rPr>
+          <w:rFonts w:ascii="Calibri" w:hAnsi="Calibri"/>
+          <w:i/>
+          <w:iCs/>
+          <w:vertAlign w:val="subscript"/>
+        </w:rPr>
+        <w:t>g</w:t>
+      </w:r>
+      <w:r>
+        <w:rPr>
+          <w:rFonts w:ascii="Calibri" w:hAnsi="Calibri"/>
+        </w:rPr>
+        <w:t xml:space="preserve"> nie może być zbyt duża, ponieważ mogłoby to prowadzić do pojawienia się nieliniowości układu, szczególnie związanych z pracą tranzystora oraz obecnością elementów reaktywnych w obwodzie emitera. Wtórnik emiterowy, dzięki większej </w:t>
+      </w:r>
+      <w:r>
+        <w:rPr>
+          <w:rFonts w:ascii="Calibri" w:hAnsi="Calibri"/>
+        </w:rPr>
+        <w:t xml:space="preserve">rezystancji w obwodzie emitera r4 </w:t>
+      </w:r>
+      <w:r>
+        <w:rPr>
+          <w:rFonts w:ascii="Calibri" w:hAnsi="Calibri"/>
+        </w:rPr>
+        <w:t>w porównaniu do rezystancji dynamicznej złącza r</w:t>
+      </w:r>
+      <w:r>
+        <w:rPr>
+          <w:rFonts w:ascii="Calibri" w:hAnsi="Calibri"/>
+          <w:vertAlign w:val="subscript"/>
+        </w:rPr>
+        <w:t>eb’</w:t>
+      </w:r>
+      <w:r>
+        <w:rPr>
+          <w:rFonts w:ascii="Calibri" w:hAnsi="Calibri"/>
+        </w:rPr>
+        <w:t>,</w:t>
       </w:r>
       <w:r>
         <w:rPr>
@@ -5968,35 +6171,35 @@
         <w:rPr>
           <w:rFonts w:ascii="Calibri" w:hAnsi="Calibri"/>
         </w:rPr>
-        <w:t>10-krotnie</w:t>
-      </w:r>
-      <w:r>
-        <w:rPr>
-          <w:rFonts w:ascii="Calibri" w:hAnsi="Calibri"/>
-        </w:rPr>
-        <w:t>), co powoduje jego dalsze zmniejszenie, a tym samym pogorszenie rozdzielczości pomiaru dla zbyt małych amplitud.</w:t>
-      </w:r>
-    </w:p>
-    <w:p>
-      <w:pPr>
-        <w:pStyle w:val="Standard"/>
-        <w:rPr>
-          <w:rFonts w:ascii="Calibri" w:hAnsi="Calibri"/>
-        </w:rPr>
-      </w:pPr>
-    </w:p>
-    <w:p>
-      <w:pPr>
-        <w:pStyle w:val="Standard"/>
-        <w:rPr>
-          <w:rFonts w:ascii="Calibri" w:hAnsi="Calibri"/>
-        </w:rPr>
-      </w:pPr>
-      <w:r>
-        <w:rPr>
-          <w:rFonts w:ascii="Calibri" w:hAnsi="Calibri"/>
-        </w:rPr>
-        <w:t xml:space="preserve">Z drugiej strony amplituda </w:t>
+        <w:t>pozwala</w:t>
+      </w:r>
+      <w:r>
+        <w:rPr>
+          <w:rFonts w:ascii="Calibri" w:hAnsi="Calibri"/>
+        </w:rPr>
+        <w:t xml:space="preserve"> na pracę z większymi amplitudami niż wzmacniacz WE, ponieważ wpływ nieliniowej rezystancji złącza jest względnie mały.</w:t>
+      </w:r>
+    </w:p>
+    <w:p>
+      <w:pPr>
+        <w:pStyle w:val="Standard"/>
+        <w:rPr>
+          <w:rFonts w:ascii="Calibri" w:hAnsi="Calibri"/>
+        </w:rPr>
+      </w:pPr>
+    </w:p>
+    <w:p>
+      <w:pPr>
+        <w:pStyle w:val="Standard"/>
+        <w:rPr>
+          <w:rFonts w:ascii="Calibri" w:hAnsi="Calibri"/>
+        </w:rPr>
+      </w:pPr>
+      <w:r>
+        <w:rPr>
+          <w:rFonts w:ascii="Calibri" w:hAnsi="Calibri"/>
+        </w:rPr>
+        <w:t xml:space="preserve">Ostatecznie amplituda </w:t>
       </w:r>
       <w:r>
         <w:rPr>
@@ -6013,116 +6216,7 @@
           <w:iCs/>
           <w:vertAlign w:val="subscript"/>
         </w:rPr>
-        <w:t>g</w:t>
-      </w:r>
-      <w:r>
-        <w:rPr>
-          <w:rFonts w:ascii="Calibri" w:hAnsi="Calibri"/>
-        </w:rPr>
-        <w:t xml:space="preserve"> </w:t>
-      </w:r>
-      <w:r>
-        <w:rPr>
-          <w:rFonts w:ascii="Calibri" w:hAnsi="Calibri"/>
-        </w:rPr>
-        <w:t xml:space="preserve">nie może być zbyt duża, ponieważ mogłoby to prowadzić do pojawienia się nieliniowości układu, szczególnie związanych z pracą tranzystora oraz obecnością elementów reaktywnych w obwodzie emitera. Wtórnik emiterowy, dzięki większej </w:t>
-      </w:r>
-      <w:r>
-        <w:rPr>
-          <w:rFonts w:ascii="Calibri" w:hAnsi="Calibri"/>
-        </w:rPr>
-        <w:t xml:space="preserve">rezystancji w obwodzie emitera r4 </w:t>
-      </w:r>
-      <w:r>
-        <w:rPr>
-          <w:rFonts w:ascii="Calibri" w:hAnsi="Calibri"/>
-        </w:rPr>
-        <w:t xml:space="preserve">w porównaniu do rezystancji dynamicznej złącza </w:t>
-      </w:r>
-      <w:r>
-        <w:rPr>
-          <w:rFonts w:ascii="Calibri" w:hAnsi="Calibri"/>
-        </w:rPr>
-        <w:t>r</w:t>
-      </w:r>
-      <w:r>
-        <w:rPr>
-          <w:rFonts w:ascii="Calibri" w:hAnsi="Calibri"/>
-          <w:vertAlign w:val="subscript"/>
-        </w:rPr>
-        <w:t>eb’</w:t>
-      </w:r>
-      <w:r>
-        <w:rPr>
-          <w:rFonts w:ascii="Calibri" w:hAnsi="Calibri"/>
-        </w:rPr>
-        <w:t>,</w:t>
-      </w:r>
-      <w:r>
-        <w:rPr>
-          <w:rFonts w:ascii="Calibri" w:hAnsi="Calibri"/>
-        </w:rPr>
-        <w:t xml:space="preserve"> </w:t>
-      </w:r>
-      <w:r>
-        <w:rPr>
-          <w:rFonts w:ascii="Calibri" w:hAnsi="Calibri"/>
-        </w:rPr>
-        <w:t>pozwala</w:t>
-      </w:r>
-      <w:r>
-        <w:rPr>
-          <w:rFonts w:ascii="Calibri" w:hAnsi="Calibri"/>
-        </w:rPr>
-        <w:t xml:space="preserve"> na pracę z większymi amplitudami niż wzmacniacz WE, ponieważ wpływ nieliniowej rezystancji złącza jest względnie mały.</w:t>
-      </w:r>
-    </w:p>
-    <w:p>
-      <w:pPr>
-        <w:pStyle w:val="Standard"/>
-        <w:rPr>
-          <w:rFonts w:ascii="Calibri" w:hAnsi="Calibri"/>
-        </w:rPr>
-      </w:pPr>
-    </w:p>
-    <w:p>
-      <w:pPr>
-        <w:pStyle w:val="Standard"/>
-        <w:rPr>
-          <w:rFonts w:ascii="Calibri" w:hAnsi="Calibri"/>
-        </w:rPr>
-      </w:pPr>
-      <w:r>
-        <w:rPr>
-          <w:rFonts w:ascii="Calibri" w:hAnsi="Calibri"/>
-        </w:rPr>
-        <w:t xml:space="preserve">Ostatecznie amplituda </w:t>
-      </w:r>
-      <w:r>
-        <w:rPr>
-          <w:rFonts w:ascii="Calibri" w:hAnsi="Calibri"/>
-          <w:i/>
-          <w:iCs/>
-        </w:rPr>
-        <w:t>E</w:t>
-      </w:r>
-      <w:r>
-        <w:rPr>
-          <w:rFonts w:ascii="Calibri" w:hAnsi="Calibri"/>
-          <w:i/>
-          <w:iCs/>
-          <w:vertAlign w:val="subscript"/>
-        </w:rPr>
-        <w:t>g</w:t>
-      </w:r>
-      <w:r>
-        <w:rPr>
-          <w:rFonts w:ascii="Calibri" w:hAnsi="Calibri"/>
-          <w:i/>
-          <w:iCs/>
-          <w:vertAlign w:val="subscript"/>
-        </w:rPr>
-        <w:t xml:space="preserve"> </w:t>
+        <w:t xml:space="preserve">g </w:t>
       </w:r>
       <w:r>
         <w:rPr>
@@ -6178,7 +6272,19 @@
         <w:rPr>
           <w:rFonts w:ascii="Calibri" w:hAnsi="Calibri"/>
         </w:rPr>
-        <w:t>2 k</w:t>
+        <w:t>2</w:t>
+      </w:r>
+      <w:r>
+        <w:rPr>
+          <w:rFonts w:ascii="Calibri" w:hAnsi="Calibri"/>
+        </w:rPr>
+        <w:t>,00</w:t>
+      </w:r>
+      <w:r>
+        <w:rPr>
+          <w:rFonts w:ascii="Calibri" w:hAnsi="Calibri"/>
+        </w:rPr>
+        <w:t xml:space="preserve"> k</w:t>
       </w:r>
       <w:r>
         <w:rPr>
@@ -6706,6 +6812,12 @@
                 <w:rFonts w:ascii="Calibri" w:hAnsi="Calibri"/>
               </w:rPr>
             </w:pPr>
+            <w:r>
+              <w:rPr>
+                <w:rFonts w:ascii="Calibri" w:hAnsi="Calibri"/>
+              </w:rPr>
+              <w:t>36,97</w:t>
+            </w:r>
           </w:p>
         </w:tc>
       </w:tr>
@@ -6808,10 +6920,8 @@
               <w:rPr>
                 <w:rFonts w:ascii="Calibri" w:hAnsi="Calibri"/>
               </w:rPr>
-              <w:t>14,45</w:t>
-            </w:r>
-            <w:bookmarkStart w:id="0" w:name="_GoBack"/>
-            <w:bookmarkEnd w:id="0"/>
+              <w:t>14,77</w:t>
+            </w:r>
           </w:p>
         </w:tc>
         <w:tc>
@@ -6840,7 +6950,7 @@
               <w:rPr>
                 <w:rFonts w:ascii="Calibri" w:hAnsi="Calibri"/>
               </w:rPr>
-              <w:t>30</w:t>
+              <w:t>31,86</w:t>
             </w:r>
           </w:p>
         </w:tc>
@@ -6944,7 +7054,7 @@
               <w:rPr>
                 <w:rFonts w:ascii="Calibri" w:hAnsi="Calibri"/>
               </w:rPr>
-              <w:t>0,949</w:t>
+              <w:t>0,95</w:t>
             </w:r>
           </w:p>
         </w:tc>
@@ -6974,7 +7084,7 @@
               <w:rPr>
                 <w:rFonts w:ascii="Calibri" w:hAnsi="Calibri"/>
               </w:rPr>
-              <w:t>0,9819</w:t>
+              <w:t>0,98</w:t>
             </w:r>
           </w:p>
         </w:tc>
@@ -7078,7 +7188,7 @@
               <w:rPr>
                 <w:rFonts w:ascii="Calibri" w:hAnsi="Calibri"/>
               </w:rPr>
-              <w:t>0,838</w:t>
+              <w:t>0,97</w:t>
             </w:r>
           </w:p>
         </w:tc>
@@ -7108,7 +7218,7 @@
               <w:rPr>
                 <w:rFonts w:ascii="Calibri" w:hAnsi="Calibri"/>
               </w:rPr>
-              <w:t>0,854</w:t>
+              <w:t>0,99</w:t>
             </w:r>
           </w:p>
         </w:tc>
@@ -7143,6 +7253,304 @@
     <w:p>
       <w:pPr>
         <w:pStyle w:val="Standard"/>
+        <w:jc w:val="center"/>
+      </w:pPr>
+      <m:oMath>
+        <m:sSub>
+          <m:sSubPr>
+            <m:ctrlPr>
+              <w:rPr>
+                <w:rFonts w:ascii="Cambria Math" w:hAnsi="Cambria Math"/>
+                <w:i/>
+              </w:rPr>
+            </m:ctrlPr>
+          </m:sSubPr>
+          <m:e>
+            <m:r>
+              <w:rPr>
+                <w:rFonts w:ascii="Cambria Math" w:hAnsi="Cambria Math"/>
+              </w:rPr>
+              <m:t>r</m:t>
+            </m:r>
+          </m:e>
+          <m:sub>
+            <m:r>
+              <w:rPr>
+                <w:rFonts w:ascii="Cambria Math" w:hAnsi="Cambria Math"/>
+              </w:rPr>
+              <m:t>e</m:t>
+            </m:r>
+            <m:sSup>
+              <m:sSupPr>
+                <m:ctrlPr>
+                  <w:rPr>
+                    <w:rFonts w:ascii="Cambria Math" w:hAnsi="Cambria Math"/>
+                    <w:i/>
+                  </w:rPr>
+                </m:ctrlPr>
+              </m:sSupPr>
+              <m:e>
+                <m:r>
+                  <w:rPr>
+                    <w:rFonts w:ascii="Cambria Math" w:hAnsi="Cambria Math"/>
+                  </w:rPr>
+                  <m:t>b</m:t>
+                </m:r>
+              </m:e>
+              <m:sup>
+                <m:r>
+                  <w:rPr>
+                    <w:rFonts w:ascii="Cambria Math" w:hAnsi="Cambria Math"/>
+                  </w:rPr>
+                  <m:t>'</m:t>
+                </m:r>
+              </m:sup>
+            </m:sSup>
+          </m:sub>
+        </m:sSub>
+        <m:r>
+          <w:rPr>
+            <w:rFonts w:ascii="Cambria Math" w:hAnsi="Cambria Math"/>
+          </w:rPr>
+          <m:t>=</m:t>
+        </m:r>
+        <m:f>
+          <m:fPr>
+            <m:ctrlPr>
+              <w:rPr>
+                <w:rFonts w:ascii="Cambria Math" w:hAnsi="Cambria Math"/>
+                <w:i/>
+                <w:iCs/>
+              </w:rPr>
+            </m:ctrlPr>
+          </m:fPr>
+          <m:num>
+            <m:sSub>
+              <m:sSubPr>
+                <m:ctrlPr>
+                  <w:rPr>
+                    <w:rFonts w:ascii="Cambria Math" w:hAnsi="Cambria Math"/>
+                    <w:i/>
+                    <w:iCs/>
+                  </w:rPr>
+                </m:ctrlPr>
+              </m:sSubPr>
+              <m:e>
+                <m:r>
+                  <w:rPr>
+                    <w:rFonts w:ascii="Cambria Math" w:hAnsi="Cambria Math"/>
+                  </w:rPr>
+                  <m:t>φ</m:t>
+                </m:r>
+              </m:e>
+              <m:sub>
+                <m:r>
+                  <w:rPr>
+                    <w:rFonts w:ascii="Cambria Math" w:hAnsi="Cambria Math"/>
+                  </w:rPr>
+                  <m:t>t</m:t>
+                </m:r>
+              </m:sub>
+            </m:sSub>
+          </m:num>
+          <m:den>
+            <m:sSub>
+              <m:sSubPr>
+                <m:ctrlPr>
+                  <w:rPr>
+                    <w:rFonts w:ascii="Cambria Math" w:hAnsi="Cambria Math"/>
+                    <w:i/>
+                    <w:iCs/>
+                  </w:rPr>
+                </m:ctrlPr>
+              </m:sSubPr>
+              <m:e>
+                <m:r>
+                  <w:rPr>
+                    <w:rFonts w:ascii="Cambria Math" w:hAnsi="Cambria Math"/>
+                  </w:rPr>
+                  <m:t>I</m:t>
+                </m:r>
+              </m:e>
+              <m:sub>
+                <m:r>
+                  <w:rPr>
+                    <w:rFonts w:ascii="Cambria Math" w:hAnsi="Cambria Math"/>
+                  </w:rPr>
+                  <m:t>c</m:t>
+                </m:r>
+              </m:sub>
+            </m:sSub>
+          </m:den>
+        </m:f>
+        <m:r>
+          <w:rPr>
+            <w:rFonts w:ascii="Cambria Math" w:hAnsi="Cambria Math"/>
+          </w:rPr>
+          <m:t>=</m:t>
+        </m:r>
+        <m:f>
+          <m:fPr>
+            <m:ctrlPr>
+              <w:rPr>
+                <w:rFonts w:ascii="Cambria Math" w:hAnsi="Cambria Math"/>
+                <w:i/>
+                <w:iCs/>
+              </w:rPr>
+            </m:ctrlPr>
+          </m:fPr>
+          <m:num>
+            <m:r>
+              <w:rPr>
+                <w:rFonts w:ascii="Cambria Math" w:hAnsi="Cambria Math"/>
+              </w:rPr>
+              <m:t>25,00mV</m:t>
+            </m:r>
+            <m:ctrlPr>
+              <w:rPr>
+                <w:rFonts w:ascii="Cambria Math" w:hAnsi="Cambria Math"/>
+                <w:i/>
+              </w:rPr>
+            </m:ctrlPr>
+          </m:num>
+          <m:den>
+            <m:r>
+              <w:rPr>
+                <w:rFonts w:ascii="Cambria Math" w:hAnsi="Cambria Math"/>
+              </w:rPr>
+              <m:t>5,17mA</m:t>
+            </m:r>
+          </m:den>
+        </m:f>
+        <m:r>
+          <w:rPr>
+            <w:rFonts w:ascii="Cambria Math" w:hAnsi="Cambria Math"/>
+          </w:rPr>
+          <m:t>=4,84 Ω</m:t>
+        </m:r>
+      </m:oMath>
+      <w:r>
+        <w:rPr>
+          <w:iCs/>
+        </w:rPr>
+        <w:tab/>
+      </w:r>
+      <m:oMath>
+        <m:sSub>
+          <m:sSubPr>
+            <m:ctrlPr>
+              <w:rPr>
+                <w:rFonts w:ascii="Cambria Math" w:hAnsi="Cambria Math"/>
+                <w:i/>
+                <w:iCs/>
+              </w:rPr>
+            </m:ctrlPr>
+          </m:sSubPr>
+          <m:e>
+            <m:r>
+              <w:rPr>
+                <w:rFonts w:ascii="Cambria Math" w:hAnsi="Cambria Math"/>
+              </w:rPr>
+              <m:t>R</m:t>
+            </m:r>
+          </m:e>
+          <m:sub>
+            <m:r>
+              <w:rPr>
+                <w:rFonts w:ascii="Cambria Math" w:hAnsi="Cambria Math"/>
+              </w:rPr>
+              <m:t>L</m:t>
+            </m:r>
+          </m:sub>
+        </m:sSub>
+        <m:r>
+          <w:rPr>
+            <w:rFonts w:ascii="Cambria Math" w:hAnsi="Cambria Math"/>
+          </w:rPr>
+          <m:t>=</m:t>
+        </m:r>
+        <m:sSub>
+          <m:sSubPr>
+            <m:ctrlPr>
+              <w:rPr>
+                <w:rFonts w:ascii="Cambria Math" w:hAnsi="Cambria Math"/>
+              </w:rPr>
+            </m:ctrlPr>
+          </m:sSubPr>
+          <m:e>
+            <m:r>
+              <m:rPr>
+                <m:sty m:val="p"/>
+              </m:rPr>
+              <w:rPr>
+                <w:rFonts w:ascii="Cambria Math" w:hAnsi="Cambria Math"/>
+              </w:rPr>
+              <m:t>R</m:t>
+            </m:r>
+            <m:ctrlPr>
+              <w:rPr>
+                <w:rFonts w:ascii="Cambria Math" w:hAnsi="Cambria Math"/>
+                <w:i/>
+                <w:iCs/>
+                <w:vertAlign w:val="subscript"/>
+              </w:rPr>
+            </m:ctrlPr>
+          </m:e>
+          <m:sub>
+            <m:r>
+              <m:rPr>
+                <m:sty m:val="p"/>
+              </m:rPr>
+              <w:rPr>
+                <w:rFonts w:ascii="Cambria Math" w:hAnsi="Cambria Math"/>
+              </w:rPr>
+              <m:t>4</m:t>
+            </m:r>
+          </m:sub>
+        </m:sSub>
+        <m:r>
+          <w:rPr>
+            <w:rFonts w:ascii="Cambria Math" w:hAnsi="Cambria Math"/>
+          </w:rPr>
+          <m:t>||</m:t>
+        </m:r>
+        <m:sSub>
+          <m:sSubPr>
+            <m:ctrlPr>
+              <w:rPr>
+                <w:rFonts w:ascii="Cambria Math" w:hAnsi="Cambria Math"/>
+                <w:i/>
+              </w:rPr>
+            </m:ctrlPr>
+          </m:sSubPr>
+          <m:e>
+            <m:r>
+              <w:rPr>
+                <w:rFonts w:ascii="Cambria Math" w:hAnsi="Cambria Math"/>
+              </w:rPr>
+              <m:t>R</m:t>
+            </m:r>
+          </m:e>
+          <m:sub>
+            <m:r>
+              <w:rPr>
+                <w:rFonts w:ascii="Cambria Math" w:hAnsi="Cambria Math"/>
+              </w:rPr>
+              <m:t>6</m:t>
+            </m:r>
+          </m:sub>
+        </m:sSub>
+        <m:r>
+          <w:rPr>
+            <w:rFonts w:ascii="Cambria Math" w:hAnsi="Cambria Math"/>
+          </w:rPr>
+          <m:t>=200,00 Ω||1,30 kΩ=173,33 Ω</m:t>
+        </m:r>
+      </m:oMath>
+    </w:p>
+    <w:p>
+      <w:pPr>
+        <w:pStyle w:val="Standard"/>
       </w:pPr>
       <w:r>
         <w:t>Wtórnik obciążony</w:t>
@@ -7151,12 +7559,6 @@
     <w:p>
       <w:pPr>
         <w:pStyle w:val="Standard"/>
-        <w:rPr>
-          <w:rFonts w:ascii="Calibri" w:hAnsi="Calibri"/>
-          <w:i/>
-          <w:iCs/>
-          <w:lang w:val="en-US"/>
-        </w:rPr>
       </w:pPr>
       <m:oMathPara>
         <m:oMath>
@@ -7233,6 +7635,15 @@
               <w:rFonts w:ascii="Cambria Math" w:hAnsi="Cambria Math" w:cs="Cambria Math"/>
             </w:rPr>
             <m:t>||</m:t>
+          </m:r>
+          <m:r>
+            <m:rPr>
+              <m:sty m:val="p"/>
+            </m:rPr>
+            <w:rPr>
+              <w:rFonts w:ascii="Cambria Math" w:hAnsi="Cambria Math" w:cs="Cambria Math"/>
+            </w:rPr>
+            <m:t>(</m:t>
           </m:r>
           <m:r>
             <m:rPr>
@@ -7257,19 +7668,37 @@
               <m:sty m:val="p"/>
             </m:rPr>
             <w:rPr>
+              <w:rFonts w:ascii="Cambria Math" w:hAnsi="Cambria Math" w:cs="Times New Roman"/>
+            </w:rPr>
+            <m:t>+1)</m:t>
+          </m:r>
+          <m:r>
+            <m:rPr>
+              <m:sty m:val="p"/>
+            </m:rPr>
+            <w:rPr>
               <w:rFonts w:ascii="Cambria Math" w:hAnsi="Cambria Math" w:cs="Cambria Math"/>
             </w:rPr>
             <m:t>⋅</m:t>
           </m:r>
-          <m:d>
-            <m:dPr>
+          <m:sSub>
+            <m:sSubPr>
               <m:ctrlPr>
                 <w:rPr>
                   <w:rFonts w:ascii="Cambria Math" w:hAnsi="Cambria Math"/>
                 </w:rPr>
               </m:ctrlPr>
-            </m:dPr>
+            </m:sSubPr>
             <m:e>
+              <m:r>
+                <m:rPr>
+                  <m:sty m:val="p"/>
+                </m:rPr>
+                <w:rPr>
+                  <w:rFonts w:ascii="Cambria Math" w:hAnsi="Cambria Math"/>
+                </w:rPr>
+                <m:t>(</m:t>
+              </m:r>
               <m:sSub>
                 <m:sSubPr>
                   <m:ctrlPr>
@@ -7286,46 +7715,18 @@
                     <w:rPr>
                       <w:rFonts w:ascii="Cambria Math" w:hAnsi="Cambria Math"/>
                     </w:rPr>
-                    <m:t>R</m:t>
+                    <m:t>r</m:t>
                   </m:r>
                 </m:e>
                 <m:sub>
-                  <m:r>
-                    <m:rPr>
-                      <m:sty m:val="p"/>
-                    </m:rPr>
-                    <w:rPr>
-                      <w:rFonts w:ascii="Cambria Math" w:hAnsi="Cambria Math"/>
-                    </w:rPr>
-                    <m:t>4</m:t>
-                  </m:r>
-                </m:sub>
-              </m:sSub>
-              <m:ctrlPr>
-                <w:rPr>
-                  <w:rFonts w:ascii="Cambria Math" w:hAnsi="Cambria Math" w:cs="Cambria Math"/>
-                </w:rPr>
-              </m:ctrlPr>
-            </m:e>
-            <m:e>
-              <m:d>
-                <m:dPr>
-                  <m:begChr m:val="|"/>
-                  <m:ctrlPr>
-                    <w:rPr>
-                      <w:rFonts w:ascii="Cambria Math" w:hAnsi="Cambria Math" w:cs="Cambria Math"/>
-                    </w:rPr>
-                  </m:ctrlPr>
-                </m:dPr>
-                <m:e>
-                  <m:sSub>
-                    <m:sSubPr>
+                  <m:sSup>
+                    <m:sSupPr>
                       <m:ctrlPr>
                         <w:rPr>
                           <w:rFonts w:ascii="Cambria Math" w:hAnsi="Cambria Math"/>
                         </w:rPr>
                       </m:ctrlPr>
-                    </m:sSubPr>
+                    </m:sSupPr>
                     <m:e>
                       <m:r>
                         <m:rPr>
@@ -7334,15 +7735,10 @@
                         <w:rPr>
                           <w:rFonts w:ascii="Cambria Math" w:hAnsi="Cambria Math"/>
                         </w:rPr>
-                        <m:t>R</m:t>
+                        <m:t>eb</m:t>
                       </m:r>
-                      <m:ctrlPr>
-                        <w:rPr>
-                          <w:rFonts w:ascii="Cambria Math" w:hAnsi="Cambria Math" w:cs="Cambria Math"/>
-                        </w:rPr>
-                      </m:ctrlPr>
                     </m:e>
-                    <m:sub>
+                    <m:sup>
                       <m:r>
                         <m:rPr>
                           <m:sty m:val="p"/>
@@ -7350,19 +7746,60 @@
                         <w:rPr>
                           <w:rFonts w:ascii="Cambria Math" w:hAnsi="Cambria Math"/>
                         </w:rPr>
-                        <m:t>6</m:t>
+                        <m:t>'</m:t>
                       </m:r>
-                    </m:sub>
-                  </m:sSub>
-                  <m:ctrlPr>
-                    <w:rPr>
-                      <w:rFonts w:ascii="Cambria Math" w:hAnsi="Cambria Math"/>
-                    </w:rPr>
-                  </m:ctrlPr>
-                </m:e>
-              </m:d>
+                    </m:sup>
+                  </m:sSup>
+                </m:sub>
+              </m:sSub>
+              <m:r>
+                <m:rPr>
+                  <m:sty m:val="p"/>
+                </m:rPr>
+                <w:rPr>
+                  <w:rFonts w:ascii="Cambria Math" w:hAnsi="Cambria Math"/>
+                </w:rPr>
+                <m:t>+</m:t>
+              </m:r>
+              <m:r>
+                <m:rPr>
+                  <m:sty m:val="p"/>
+                </m:rPr>
+                <w:rPr>
+                  <w:rFonts w:ascii="Cambria Math" w:hAnsi="Cambria Math"/>
+                </w:rPr>
+                <m:t>R</m:t>
+              </m:r>
+              <m:ctrlPr>
+                <w:rPr>
+                  <w:rFonts w:ascii="Cambria Math" w:hAnsi="Cambria Math"/>
+                  <w:i/>
+                  <w:iCs/>
+                  <w:vertAlign w:val="subscript"/>
+                </w:rPr>
+              </m:ctrlPr>
             </m:e>
-          </m:d>
+            <m:sub>
+              <m:r>
+                <m:rPr>
+                  <m:sty m:val="p"/>
+                </m:rPr>
+                <w:rPr>
+                  <w:rFonts w:ascii="Cambria Math" w:hAnsi="Cambria Math"/>
+                </w:rPr>
+                <m:t>L</m:t>
+              </m:r>
+            </m:sub>
+          </m:sSub>
+          <m:r>
+            <m:rPr>
+              <m:sty m:val="p"/>
+            </m:rPr>
+            <w:rPr>
+              <w:rFonts w:ascii="Cambria Math" w:hAnsi="Cambria Math"/>
+            </w:rPr>
+            <m:t>)</m:t>
+          </m:r>
           <m:r>
             <m:rPr>
               <m:sty m:val="p"/>
@@ -7372,29 +7809,43 @@
             </w:rPr>
             <m:t>=</m:t>
           </m:r>
+        </m:oMath>
+      </m:oMathPara>
+    </w:p>
+    <w:p>
+      <w:pPr>
+        <w:pStyle w:val="Standard"/>
+        <w:rPr>
+          <w:rFonts w:ascii="Calibri" w:hAnsi="Calibri"/>
+          <w:i/>
+          <w:lang w:val="en-US"/>
+        </w:rPr>
+      </w:pPr>
+      <m:oMathPara>
+        <m:oMath>
           <m:r>
             <w:rPr>
               <w:rFonts w:ascii="Cambria Math" w:hAnsi="Cambria Math"/>
             </w:rPr>
-            <m:t>39,00</m:t>
+            <m:t>=</m:t>
           </m:r>
           <m:r>
             <w:rPr>
               <w:rFonts w:ascii="Cambria Math" w:hAnsi="Cambria Math"/>
             </w:rPr>
-            <m:t xml:space="preserve"> </m:t>
+            <m:t>39,00 kΩ||(</m:t>
           </m:r>
           <m:r>
             <w:rPr>
               <w:rFonts w:ascii="Cambria Math" w:hAnsi="Cambria Math"/>
             </w:rPr>
-            <m:t>kΩ</m:t>
+            <m:t>(</m:t>
           </m:r>
           <m:r>
             <w:rPr>
               <w:rFonts w:ascii="Cambria Math" w:hAnsi="Cambria Math"/>
             </w:rPr>
-            <m:t>||(132,41</m:t>
+            <m:t>132,41</m:t>
           </m:r>
           <m:r>
             <m:rPr>
@@ -7436,6 +7887,12 @@
             <w:rPr>
               <w:rFonts w:ascii="Cambria Math" w:hAnsi="Cambria Math"/>
             </w:rPr>
+            <m:t>+1)</m:t>
+          </m:r>
+          <m:r>
+            <w:rPr>
+              <w:rFonts w:ascii="Cambria Math" w:hAnsi="Cambria Math"/>
+            </w:rPr>
             <m:t>∙</m:t>
           </m:r>
           <m:d>
@@ -7453,31 +7910,13 @@
                 <w:rPr>
                   <w:rFonts w:ascii="Cambria Math" w:hAnsi="Cambria Math"/>
                 </w:rPr>
-                <m:t>200,00</m:t>
-              </m:r>
-              <m:r>
-                <w:rPr>
-                  <w:rFonts w:ascii="Cambria Math" w:hAnsi="Cambria Math"/>
-                </w:rPr>
-                <m:t xml:space="preserve"> Ω||</m:t>
-              </m:r>
-              <m:r>
-                <w:rPr>
-                  <w:rFonts w:ascii="Cambria Math" w:hAnsi="Cambria Math"/>
-                </w:rPr>
-                <m:t>1,30</m:t>
-              </m:r>
-              <m:r>
-                <w:rPr>
-                  <w:rFonts w:ascii="Cambria Math" w:hAnsi="Cambria Math"/>
-                </w:rPr>
-                <m:t xml:space="preserve"> </m:t>
-              </m:r>
-              <m:r>
-                <w:rPr>
-                  <w:rFonts w:ascii="Cambria Math" w:hAnsi="Cambria Math"/>
-                </w:rPr>
-                <m:t>kΩ</m:t>
+                <m:t>4,84 Ω+</m:t>
+              </m:r>
+              <m:r>
+                <w:rPr>
+                  <w:rFonts w:ascii="Cambria Math" w:hAnsi="Cambria Math"/>
+                </w:rPr>
+                <m:t>173,33 Ω</m:t>
               </m:r>
             </m:e>
           </m:d>
@@ -7485,19 +7924,19 @@
             <w:rPr>
               <w:rFonts w:ascii="Cambria Math" w:hAnsi="Cambria Math"/>
             </w:rPr>
-            <m:t>)</m:t>
+            <m:t xml:space="preserve">)= </m:t>
           </m:r>
           <m:r>
             <w:rPr>
               <w:rFonts w:ascii="Cambria Math" w:hAnsi="Cambria Math"/>
             </w:rPr>
-            <m:t xml:space="preserve">= </m:t>
+            <m:t>14,77</m:t>
           </m:r>
           <m:r>
             <w:rPr>
               <w:rFonts w:ascii="Cambria Math" w:hAnsi="Cambria Math"/>
             </w:rPr>
-            <m:t xml:space="preserve">14,45 </m:t>
+            <m:t xml:space="preserve"> </m:t>
           </m:r>
           <m:r>
             <w:rPr>
@@ -7516,6 +7955,16 @@
           <w:rFonts w:ascii="Calibri" w:hAnsi="Calibri"/>
           <w:i/>
           <w:iCs/>
+          <w:lang w:val="en-US"/>
+        </w:rPr>
+      </w:pPr>
+    </w:p>
+    <w:p>
+      <w:pPr>
+        <w:pStyle w:val="Standard"/>
+        <w:rPr>
+          <w:rFonts w:ascii="Calibri" w:hAnsi="Calibri"/>
+          <w:i/>
         </w:rPr>
       </w:pPr>
       <m:oMathPara>
@@ -7552,13 +8001,7 @@
             <w:rPr>
               <w:rFonts w:ascii="Cambria Math" w:hAnsi="Cambria Math"/>
             </w:rPr>
-            <m:t>=</m:t>
-          </m:r>
-          <m:r>
-            <w:rPr>
-              <w:rFonts w:ascii="Cambria Math" w:hAnsi="Cambria Math"/>
-            </w:rPr>
-            <m:t>RG</m:t>
+            <m:t>=RG</m:t>
           </m:r>
           <m:d>
             <m:dPr>
@@ -7620,6 +8063,12 @@
                       <w:rFonts w:ascii="Cambria Math" w:hAnsi="Cambria Math"/>
                     </w:rPr>
                     <m:t>b</m:t>
+                  </m:r>
+                  <m:r>
+                    <w:rPr>
+                      <w:rFonts w:ascii="Cambria Math" w:hAnsi="Cambria Math"/>
+                    </w:rPr>
+                    <m:t>1</m:t>
                   </m:r>
                 </m:sub>
               </m:sSub>
@@ -7677,6 +8126,12 @@
                     </w:rPr>
                     <m:t>b</m:t>
                   </m:r>
+                  <m:r>
+                    <w:rPr>
+                      <w:rFonts w:ascii="Cambria Math" w:hAnsi="Cambria Math"/>
+                    </w:rPr>
+                    <m:t>1</m:t>
+                  </m:r>
                 </m:sub>
               </m:sSub>
             </m:den>
@@ -7685,7 +8140,19 @@
             <w:rPr>
               <w:rFonts w:ascii="Cambria Math" w:hAnsi="Cambria Math"/>
             </w:rPr>
-            <m:t>=2kΩ∙</m:t>
+            <m:t>=2</m:t>
+          </m:r>
+          <m:r>
+            <w:rPr>
+              <w:rFonts w:ascii="Cambria Math" w:hAnsi="Cambria Math"/>
+            </w:rPr>
+            <m:t>,00</m:t>
+          </m:r>
+          <m:r>
+            <w:rPr>
+              <w:rFonts w:ascii="Cambria Math" w:hAnsi="Cambria Math"/>
+            </w:rPr>
+            <m:t>kΩ∙</m:t>
           </m:r>
           <m:f>
             <m:fPr>
@@ -7710,13 +8177,7 @@
                 <w:rPr>
                   <w:rFonts w:ascii="Cambria Math" w:hAnsi="Cambria Math"/>
                 </w:rPr>
-                <m:t>500,00mV-</m:t>
-              </m:r>
-              <m:r>
-                <w:rPr>
-                  <w:rFonts w:ascii="Cambria Math" w:hAnsi="Cambria Math"/>
-                </w:rPr>
-                <m:t>446,43mV</m:t>
+                <m:t>500,00mV-446,43mV</m:t>
               </m:r>
             </m:den>
           </m:f>
@@ -7746,209 +8207,1659 @@
           <w:rFonts w:ascii="Calibri" w:hAnsi="Calibri"/>
           <w:i/>
           <w:iCs/>
-        </w:rPr>
-      </w:pPr>
-      <w:r>
-        <w:rPr>
-          <w:rFonts w:ascii="Calibri" w:hAnsi="Calibri"/>
-          <w:i/>
-          <w:iCs/>
-          <w:noProof/>
-          <w:lang w:val="ru-RU" w:eastAsia="ru-RU" w:bidi="ar-SA"/>
-        </w:rPr>
-        <w:lastRenderedPageBreak/>
-        <w:drawing>
-          <wp:anchor distT="0" distB="0" distL="114300" distR="114300" simplePos="0" relativeHeight="2" behindDoc="0" locked="0" layoutInCell="1" allowOverlap="1">
-            <wp:simplePos x="0" y="0"/>
-            <wp:positionH relativeFrom="column">
-              <wp:align>center</wp:align>
-            </wp:positionH>
-            <wp:positionV relativeFrom="paragraph">
-              <wp:align>top</wp:align>
-            </wp:positionV>
-            <wp:extent cx="6120000" cy="3585960"/>
-            <wp:effectExtent l="0" t="0" r="0" b="0"/>
-            <wp:wrapSquare wrapText="bothSides"/>
-            <wp:docPr id="3" name="Obraz3"/>
-            <wp:cNvGraphicFramePr/>
-            <a:graphic xmlns:a="http://schemas.openxmlformats.org/drawingml/2006/main">
-              <a:graphicData uri="http://schemas.openxmlformats.org/drawingml/2006/picture">
-                <pic:pic xmlns:pic="http://schemas.openxmlformats.org/drawingml/2006/picture">
-                  <pic:nvPicPr>
-                    <pic:cNvPr id="0" name=""/>
-                    <pic:cNvPicPr/>
-                  </pic:nvPicPr>
-                  <pic:blipFill>
-                    <a:blip r:embed="rId9">
-                      <a:lum/>
-                      <a:alphaModFix/>
-                    </a:blip>
-                    <a:srcRect/>
-                    <a:stretch>
-                      <a:fillRect/>
-                    </a:stretch>
-                  </pic:blipFill>
-                  <pic:spPr>
-                    <a:xfrm>
-                      <a:off x="0" y="0"/>
-                      <a:ext cx="6120000" cy="3585960"/>
-                    </a:xfrm>
-                    <a:prstGeom prst="rect">
-                      <a:avLst/>
-                    </a:prstGeom>
-                    <a:noFill/>
-                  </pic:spPr>
-                </pic:pic>
-              </a:graphicData>
-            </a:graphic>
-          </wp:anchor>
-        </w:drawing>
-      </w:r>
-      <w:r>
-        <w:rPr>
-          <w:rFonts w:ascii="Calibri" w:hAnsi="Calibri"/>
-          <w:i/>
-          <w:iCs/>
-        </w:rPr>
-        <w:t>ch3 baza</w:t>
-      </w:r>
-    </w:p>
-    <w:p>
-      <w:pPr>
-        <w:pStyle w:val="Standard"/>
-        <w:rPr>
-          <w:rFonts w:ascii="Calibri" w:hAnsi="Calibri"/>
-          <w:i/>
-          <w:iCs/>
-        </w:rPr>
-      </w:pPr>
-      <w:r>
-        <w:rPr>
-          <w:rFonts w:ascii="Calibri" w:hAnsi="Calibri"/>
-          <w:i/>
-          <w:iCs/>
-        </w:rPr>
-        <w:t>ch2 emiter</w:t>
-      </w:r>
-    </w:p>
-    <w:p>
-      <w:pPr>
-        <w:pStyle w:val="Standard"/>
-        <w:rPr>
-          <w:rFonts w:ascii="Calibri" w:hAnsi="Calibri"/>
-          <w:i/>
-          <w:iCs/>
-        </w:rPr>
-      </w:pPr>
-    </w:p>
-    <w:p>
-      <w:pPr>
-        <w:pStyle w:val="Standard"/>
-        <w:rPr>
-          <w:rFonts w:ascii="Calibri" w:hAnsi="Calibri"/>
-          <w:i/>
-          <w:iCs/>
-        </w:rPr>
-      </w:pPr>
-      <w:r>
-        <w:rPr>
-          <w:rFonts w:ascii="Calibri" w:hAnsi="Calibri"/>
-          <w:i/>
-          <w:iCs/>
-        </w:rPr>
-        <w:t xml:space="preserve">bez R6 </w:t>
-      </w:r>
-      <w:r>
-        <w:rPr>
-          <w:rFonts w:ascii="Calibri" w:hAnsi="Calibri"/>
-          <w:i/>
-          <w:iCs/>
-          <w:noProof/>
-          <w:lang w:val="ru-RU" w:eastAsia="ru-RU" w:bidi="ar-SA"/>
-        </w:rPr>
-        <w:drawing>
-          <wp:anchor distT="0" distB="0" distL="114300" distR="114300" simplePos="0" relativeHeight="3" behindDoc="0" locked="0" layoutInCell="1" allowOverlap="1">
-            <wp:simplePos x="0" y="0"/>
-            <wp:positionH relativeFrom="column">
-              <wp:align>center</wp:align>
-            </wp:positionH>
-            <wp:positionV relativeFrom="paragraph">
-              <wp:align>top</wp:align>
-            </wp:positionV>
-            <wp:extent cx="6120000" cy="3585960"/>
-            <wp:effectExtent l="0" t="0" r="0" b="0"/>
-            <wp:wrapTopAndBottom/>
-            <wp:docPr id="4" name="Obraz4"/>
-            <wp:cNvGraphicFramePr/>
-            <a:graphic xmlns:a="http://schemas.openxmlformats.org/drawingml/2006/main">
-              <a:graphicData uri="http://schemas.openxmlformats.org/drawingml/2006/picture">
-                <pic:pic xmlns:pic="http://schemas.openxmlformats.org/drawingml/2006/picture">
-                  <pic:nvPicPr>
-                    <pic:cNvPr id="0" name=""/>
-                    <pic:cNvPicPr/>
-                  </pic:nvPicPr>
-                  <pic:blipFill>
-                    <a:blip r:embed="rId10">
-                      <a:lum/>
-                      <a:alphaModFix/>
-                    </a:blip>
-                    <a:srcRect/>
-                    <a:stretch>
-                      <a:fillRect/>
-                    </a:stretch>
-                  </pic:blipFill>
-                  <pic:spPr>
-                    <a:xfrm>
-                      <a:off x="0" y="0"/>
-                      <a:ext cx="6120000" cy="3585960"/>
-                    </a:xfrm>
-                    <a:prstGeom prst="rect">
-                      <a:avLst/>
-                    </a:prstGeom>
-                    <a:noFill/>
-                  </pic:spPr>
-                </pic:pic>
-              </a:graphicData>
-            </a:graphic>
-          </wp:anchor>
-        </w:drawing>
-      </w:r>
-      <w:r>
-        <w:rPr>
-          <w:rFonts w:ascii="Calibri" w:hAnsi="Calibri"/>
-          <w:i/>
-          <w:iCs/>
-        </w:rPr>
-        <w:t>ch3 baza</w:t>
-      </w:r>
-    </w:p>
-    <w:p>
-      <w:pPr>
-        <w:pStyle w:val="Standard"/>
-        <w:rPr>
-          <w:rFonts w:ascii="Calibri" w:hAnsi="Calibri"/>
-          <w:i/>
-          <w:iCs/>
-        </w:rPr>
-      </w:pPr>
-      <w:r>
-        <w:rPr>
-          <w:rFonts w:ascii="Calibri" w:hAnsi="Calibri"/>
-          <w:i/>
-          <w:iCs/>
-        </w:rPr>
-        <w:t>ch2 emiter</w:t>
-      </w:r>
-    </w:p>
-    <w:p>
-      <w:pPr>
-        <w:pStyle w:val="Standard"/>
-        <w:rPr>
-          <w:rFonts w:ascii="Calibri" w:hAnsi="Calibri"/>
-          <w:i/>
-          <w:iCs/>
-        </w:rPr>
-      </w:pPr>
+          <w:vertAlign w:val="subscript"/>
+        </w:rPr>
+      </w:pPr>
+      <m:oMathPara>
+        <m:oMath>
+          <m:sSub>
+            <m:sSubPr>
+              <m:ctrlPr>
+                <w:rPr>
+                  <w:rFonts w:ascii="Cambria Math" w:hAnsi="Cambria Math"/>
+                  <w:i/>
+                  <w:iCs/>
+                </w:rPr>
+              </m:ctrlPr>
+            </m:sSubPr>
+            <m:e>
+              <m:r>
+                <w:rPr>
+                  <w:rFonts w:ascii="Cambria Math" w:hAnsi="Cambria Math"/>
+                </w:rPr>
+                <m:t>k</m:t>
+              </m:r>
+            </m:e>
+            <m:sub>
+              <m:r>
+                <w:rPr>
+                  <w:rFonts w:ascii="Cambria Math" w:hAnsi="Cambria Math"/>
+                  <w:vertAlign w:val="subscript"/>
+                </w:rPr>
+                <m:t>us1BJTt</m:t>
+              </m:r>
+            </m:sub>
+          </m:sSub>
+          <m:r>
+            <w:rPr>
+              <w:rFonts w:ascii="Cambria Math" w:hAnsi="Calibri"/>
+              <w:vertAlign w:val="subscript"/>
+            </w:rPr>
+            <m:t>=</m:t>
+          </m:r>
+          <m:f>
+            <m:fPr>
+              <m:ctrlPr>
+                <w:rPr>
+                  <w:rFonts w:ascii="Cambria Math" w:hAnsi="Calibri"/>
+                  <w:i/>
+                  <w:iCs/>
+                  <w:vertAlign w:val="subscript"/>
+                </w:rPr>
+              </m:ctrlPr>
+            </m:fPr>
+            <m:num>
+              <m:sSub>
+                <m:sSubPr>
+                  <m:ctrlPr>
+                    <w:rPr>
+                      <w:rFonts w:ascii="Cambria Math" w:hAnsi="Cambria Math"/>
+                    </w:rPr>
+                  </m:ctrlPr>
+                </m:sSubPr>
+                <m:e>
+                  <m:r>
+                    <m:rPr>
+                      <m:sty m:val="p"/>
+                    </m:rPr>
+                    <w:rPr>
+                      <w:rFonts w:ascii="Cambria Math" w:hAnsi="Cambria Math"/>
+                    </w:rPr>
+                    <m:t>R</m:t>
+                  </m:r>
+                  <m:ctrlPr>
+                    <w:rPr>
+                      <w:rFonts w:ascii="Cambria Math" w:hAnsi="Cambria Math"/>
+                      <w:i/>
+                      <w:iCs/>
+                      <w:vertAlign w:val="subscript"/>
+                    </w:rPr>
+                  </m:ctrlPr>
+                </m:e>
+                <m:sub>
+                  <m:r>
+                    <m:rPr>
+                      <m:sty m:val="p"/>
+                    </m:rPr>
+                    <w:rPr>
+                      <w:rFonts w:ascii="Cambria Math" w:hAnsi="Cambria Math"/>
+                    </w:rPr>
+                    <m:t>4</m:t>
+                  </m:r>
+                </m:sub>
+              </m:sSub>
+              <m:r>
+                <w:rPr>
+                  <w:rFonts w:ascii="Cambria Math" w:hAnsi="Cambria Math"/>
+                </w:rPr>
+                <m:t>||</m:t>
+              </m:r>
+              <m:sSub>
+                <m:sSubPr>
+                  <m:ctrlPr>
+                    <w:rPr>
+                      <w:rFonts w:ascii="Cambria Math" w:hAnsi="Cambria Math"/>
+                      <w:i/>
+                    </w:rPr>
+                  </m:ctrlPr>
+                </m:sSubPr>
+                <m:e>
+                  <m:r>
+                    <w:rPr>
+                      <w:rFonts w:ascii="Cambria Math" w:hAnsi="Cambria Math"/>
+                    </w:rPr>
+                    <m:t>R</m:t>
+                  </m:r>
+                </m:e>
+                <m:sub>
+                  <m:r>
+                    <w:rPr>
+                      <w:rFonts w:ascii="Cambria Math" w:hAnsi="Cambria Math"/>
+                    </w:rPr>
+                    <m:t>6</m:t>
+                  </m:r>
+                </m:sub>
+              </m:sSub>
+              <m:ctrlPr>
+                <w:rPr>
+                  <w:rFonts w:ascii="Cambria Math" w:hAnsi="Cambria Math"/>
+                  <w:i/>
+                  <w:iCs/>
+                </w:rPr>
+              </m:ctrlPr>
+            </m:num>
+            <m:den>
+              <m:sSub>
+                <m:sSubPr>
+                  <m:ctrlPr>
+                    <w:rPr>
+                      <w:rFonts w:ascii="Cambria Math" w:hAnsi="Cambria Math"/>
+                      <w:i/>
+                      <w:iCs/>
+                    </w:rPr>
+                  </m:ctrlPr>
+                </m:sSubPr>
+                <m:e>
+                  <m:r>
+                    <w:rPr>
+                      <w:rFonts w:ascii="Cambria Math" w:hAnsi="Cambria Math"/>
+                    </w:rPr>
+                    <m:t>r</m:t>
+                  </m:r>
+                </m:e>
+                <m:sub>
+                  <m:r>
+                    <w:rPr>
+                      <w:rFonts w:ascii="Cambria Math" w:hAnsi="Cambria Math"/>
+                    </w:rPr>
+                    <m:t>eb'</m:t>
+                  </m:r>
+                </m:sub>
+              </m:sSub>
+              <m:r>
+                <w:rPr>
+                  <w:rFonts w:ascii="Cambria Math" w:hAnsi="Cambria Math"/>
+                </w:rPr>
+                <m:t xml:space="preserve">+ </m:t>
+              </m:r>
+              <m:sSub>
+                <m:sSubPr>
+                  <m:ctrlPr>
+                    <w:rPr>
+                      <w:rFonts w:ascii="Cambria Math" w:hAnsi="Cambria Math"/>
+                    </w:rPr>
+                  </m:ctrlPr>
+                </m:sSubPr>
+                <m:e>
+                  <m:r>
+                    <m:rPr>
+                      <m:sty m:val="p"/>
+                    </m:rPr>
+                    <w:rPr>
+                      <w:rFonts w:ascii="Cambria Math" w:hAnsi="Cambria Math"/>
+                    </w:rPr>
+                    <m:t>R</m:t>
+                  </m:r>
+                  <m:ctrlPr>
+                    <w:rPr>
+                      <w:rFonts w:ascii="Cambria Math" w:hAnsi="Cambria Math"/>
+                      <w:i/>
+                      <w:iCs/>
+                      <w:vertAlign w:val="subscript"/>
+                    </w:rPr>
+                  </m:ctrlPr>
+                </m:e>
+                <m:sub>
+                  <m:r>
+                    <m:rPr>
+                      <m:sty m:val="p"/>
+                    </m:rPr>
+                    <w:rPr>
+                      <w:rFonts w:ascii="Cambria Math" w:hAnsi="Cambria Math"/>
+                    </w:rPr>
+                    <m:t>4</m:t>
+                  </m:r>
+                </m:sub>
+              </m:sSub>
+              <m:r>
+                <w:rPr>
+                  <w:rFonts w:ascii="Cambria Math" w:hAnsi="Cambria Math"/>
+                </w:rPr>
+                <m:t>||</m:t>
+              </m:r>
+              <m:sSub>
+                <m:sSubPr>
+                  <m:ctrlPr>
+                    <w:rPr>
+                      <w:rFonts w:ascii="Cambria Math" w:hAnsi="Cambria Math"/>
+                      <w:i/>
+                    </w:rPr>
+                  </m:ctrlPr>
+                </m:sSubPr>
+                <m:e>
+                  <m:r>
+                    <w:rPr>
+                      <w:rFonts w:ascii="Cambria Math" w:hAnsi="Cambria Math"/>
+                    </w:rPr>
+                    <m:t>R</m:t>
+                  </m:r>
+                </m:e>
+                <m:sub>
+                  <m:r>
+                    <w:rPr>
+                      <w:rFonts w:ascii="Cambria Math" w:hAnsi="Cambria Math"/>
+                    </w:rPr>
+                    <m:t>6</m:t>
+                  </m:r>
+                </m:sub>
+              </m:sSub>
+            </m:den>
+          </m:f>
+          <m:r>
+            <w:rPr>
+              <w:rFonts w:ascii="Cambria Math" w:hAnsi="Calibri"/>
+              <w:vertAlign w:val="subscript"/>
+            </w:rPr>
+            <m:t>=</m:t>
+          </m:r>
+          <m:f>
+            <m:fPr>
+              <m:ctrlPr>
+                <w:rPr>
+                  <w:rFonts w:ascii="Cambria Math" w:hAnsi="Calibri"/>
+                  <w:i/>
+                  <w:iCs/>
+                  <w:vertAlign w:val="subscript"/>
+                </w:rPr>
+              </m:ctrlPr>
+            </m:fPr>
+            <m:num>
+              <m:r>
+                <w:rPr>
+                  <w:rFonts w:ascii="Cambria Math" w:hAnsi="Cambria Math"/>
+                </w:rPr>
+                <m:t>200,00 Ω||1,30 kΩ</m:t>
+              </m:r>
+              <m:ctrlPr>
+                <w:rPr>
+                  <w:rFonts w:ascii="Cambria Math" w:hAnsi="Cambria Math"/>
+                  <w:i/>
+                  <w:iCs/>
+                  <w:vertAlign w:val="subscript"/>
+                </w:rPr>
+              </m:ctrlPr>
+            </m:num>
+            <m:den>
+              <m:r>
+                <w:rPr>
+                  <w:rFonts w:ascii="Cambria Math" w:hAnsi="Cambria Math"/>
+                </w:rPr>
+                <m:t>4,84Ω</m:t>
+              </m:r>
+              <m:r>
+                <w:rPr>
+                  <w:rFonts w:ascii="Cambria Math" w:hAnsi="Cambria Math"/>
+                </w:rPr>
+                <m:t>+200,00 Ω||1,30 kΩ</m:t>
+              </m:r>
+            </m:den>
+          </m:f>
+          <m:r>
+            <w:rPr>
+              <w:rFonts w:ascii="Cambria Math" w:hAnsi="Calibri"/>
+              <w:vertAlign w:val="subscript"/>
+            </w:rPr>
+            <m:t>=0,97</m:t>
+          </m:r>
+          <m:f>
+            <m:fPr>
+              <m:ctrlPr>
+                <w:rPr>
+                  <w:rFonts w:ascii="Cambria Math" w:hAnsi="Cambria Math"/>
+                  <w:i/>
+                  <w:iCs/>
+                  <w:vertAlign w:val="subscript"/>
+                </w:rPr>
+              </m:ctrlPr>
+            </m:fPr>
+            <m:num>
+              <m:r>
+                <w:rPr>
+                  <w:rFonts w:ascii="Cambria Math" w:hAnsi="Cambria Math"/>
+                  <w:vertAlign w:val="subscript"/>
+                </w:rPr>
+                <m:t>V</m:t>
+              </m:r>
+              <m:ctrlPr>
+                <w:rPr>
+                  <w:rFonts w:ascii="Cambria Math" w:hAnsi="Calibri"/>
+                  <w:i/>
+                  <w:iCs/>
+                  <w:vertAlign w:val="subscript"/>
+                </w:rPr>
+              </m:ctrlPr>
+            </m:num>
+            <m:den>
+              <m:r>
+                <w:rPr>
+                  <w:rFonts w:ascii="Cambria Math" w:hAnsi="Cambria Math"/>
+                  <w:vertAlign w:val="subscript"/>
+                </w:rPr>
+                <m:t>V</m:t>
+              </m:r>
+            </m:den>
+          </m:f>
+        </m:oMath>
+      </m:oMathPara>
+    </w:p>
+    <w:p>
+      <w:pPr>
+        <w:pStyle w:val="Standard"/>
+        <w:rPr>
+          <w:rFonts w:ascii="Calibri" w:hAnsi="Calibri"/>
+          <w:i/>
+          <w:iCs/>
+        </w:rPr>
+      </w:pPr>
+      <m:oMathPara>
+        <m:oMath>
+          <m:sSub>
+            <m:sSubPr>
+              <m:ctrlPr>
+                <w:rPr>
+                  <w:rFonts w:ascii="Cambria Math" w:hAnsi="Cambria Math"/>
+                  <w:i/>
+                  <w:iCs/>
+                </w:rPr>
+              </m:ctrlPr>
+            </m:sSubPr>
+            <m:e>
+              <m:r>
+                <w:rPr>
+                  <w:rFonts w:ascii="Cambria Math" w:hAnsi="Cambria Math"/>
+                </w:rPr>
+                <m:t>k</m:t>
+              </m:r>
+            </m:e>
+            <m:sub>
+              <m:r>
+                <w:rPr>
+                  <w:rFonts w:ascii="Cambria Math" w:hAnsi="Cambria Math"/>
+                  <w:vertAlign w:val="subscript"/>
+                </w:rPr>
+                <m:t>us1BJTp</m:t>
+              </m:r>
+            </m:sub>
+          </m:sSub>
+          <m:r>
+            <w:rPr>
+              <w:rFonts w:ascii="Cambria Math" w:hAnsi="Cambria Math"/>
+            </w:rPr>
+            <m:t>=</m:t>
+          </m:r>
+          <m:f>
+            <m:fPr>
+              <m:ctrlPr>
+                <w:rPr>
+                  <w:rFonts w:ascii="Cambria Math" w:hAnsi="Cambria Math"/>
+                  <w:i/>
+                  <w:iCs/>
+                </w:rPr>
+              </m:ctrlPr>
+            </m:fPr>
+            <m:num>
+              <m:sSub>
+                <m:sSubPr>
+                  <m:ctrlPr>
+                    <w:rPr>
+                      <w:rFonts w:ascii="Cambria Math" w:hAnsi="Cambria Math"/>
+                      <w:i/>
+                      <w:iCs/>
+                    </w:rPr>
+                  </m:ctrlPr>
+                </m:sSubPr>
+                <m:e>
+                  <m:r>
+                    <w:rPr>
+                      <w:rFonts w:ascii="Cambria Math" w:hAnsi="Cambria Math"/>
+                    </w:rPr>
+                    <m:t>U</m:t>
+                  </m:r>
+                </m:e>
+                <m:sub>
+                  <m:r>
+                    <w:rPr>
+                      <w:rFonts w:ascii="Cambria Math" w:hAnsi="Cambria Math"/>
+                    </w:rPr>
+                    <m:t>e1</m:t>
+                  </m:r>
+                </m:sub>
+              </m:sSub>
+            </m:num>
+            <m:den>
+              <m:sSub>
+                <m:sSubPr>
+                  <m:ctrlPr>
+                    <w:rPr>
+                      <w:rFonts w:ascii="Cambria Math" w:hAnsi="Cambria Math"/>
+                      <w:i/>
+                      <w:iCs/>
+                    </w:rPr>
+                  </m:ctrlPr>
+                </m:sSubPr>
+                <m:e>
+                  <m:r>
+                    <w:rPr>
+                      <w:rFonts w:ascii="Cambria Math" w:hAnsi="Cambria Math"/>
+                    </w:rPr>
+                    <m:t>U</m:t>
+                  </m:r>
+                </m:e>
+                <m:sub>
+                  <m:r>
+                    <w:rPr>
+                      <w:rFonts w:ascii="Cambria Math" w:hAnsi="Cambria Math"/>
+                    </w:rPr>
+                    <m:t>b1</m:t>
+                  </m:r>
+                </m:sub>
+              </m:sSub>
+            </m:den>
+          </m:f>
+          <m:r>
+            <w:rPr>
+              <w:rFonts w:ascii="Cambria Math" w:hAnsi="Cambria Math"/>
+            </w:rPr>
+            <m:t>=</m:t>
+          </m:r>
+          <m:f>
+            <m:fPr>
+              <m:ctrlPr>
+                <w:rPr>
+                  <w:rFonts w:ascii="Cambria Math" w:hAnsi="Cambria Math"/>
+                  <w:i/>
+                  <w:iCs/>
+                </w:rPr>
+              </m:ctrlPr>
+            </m:fPr>
+            <m:num>
+              <m:r>
+                <w:rPr>
+                  <w:rFonts w:ascii="Cambria Math" w:hAnsi="Cambria Math"/>
+                </w:rPr>
+                <m:t>423,84 mV</m:t>
+              </m:r>
+            </m:num>
+            <m:den>
+              <m:r>
+                <w:rPr>
+                  <w:rFonts w:ascii="Cambria Math" w:hAnsi="Cambria Math"/>
+                </w:rPr>
+                <m:t>446,43 mV</m:t>
+              </m:r>
+            </m:den>
+          </m:f>
+          <m:r>
+            <w:rPr>
+              <w:rFonts w:ascii="Cambria Math" w:hAnsi="Cambria Math"/>
+            </w:rPr>
+            <m:t>=0,95</m:t>
+          </m:r>
+          <m:f>
+            <m:fPr>
+              <m:ctrlPr>
+                <w:rPr>
+                  <w:rFonts w:ascii="Cambria Math" w:hAnsi="Cambria Math"/>
+                  <w:i/>
+                  <w:iCs/>
+                </w:rPr>
+              </m:ctrlPr>
+            </m:fPr>
+            <m:num>
+              <m:r>
+                <w:rPr>
+                  <w:rFonts w:ascii="Cambria Math" w:hAnsi="Cambria Math"/>
+                </w:rPr>
+                <m:t>V</m:t>
+              </m:r>
+            </m:num>
+            <m:den>
+              <m:r>
+                <w:rPr>
+                  <w:rFonts w:ascii="Cambria Math" w:hAnsi="Cambria Math"/>
+                </w:rPr>
+                <m:t>V</m:t>
+              </m:r>
+            </m:den>
+          </m:f>
+        </m:oMath>
+      </m:oMathPara>
+    </w:p>
+    <w:p>
+      <w:pPr>
+        <w:pStyle w:val="Standard"/>
+        <w:rPr>
+          <w:rFonts w:ascii="Calibri" w:hAnsi="Calibri"/>
+          <w:i/>
+          <w:iCs/>
+          <w:vertAlign w:val="subscript"/>
+        </w:rPr>
+      </w:pPr>
+    </w:p>
+    <w:p>
+      <w:pPr>
+        <w:pStyle w:val="Standard"/>
+        <w:rPr>
+          <w:rFonts w:ascii="Calibri" w:hAnsi="Calibri"/>
+          <w:i/>
+          <w:iCs/>
+          <w:vertAlign w:val="subscript"/>
+        </w:rPr>
+      </w:pPr>
+      <w:r>
+        <w:t>Wtórnik nieobciążony</w:t>
+      </w:r>
+    </w:p>
+    <w:p>
+      <w:pPr>
+        <w:pStyle w:val="Standard"/>
+      </w:pPr>
+      <m:oMathPara>
+        <m:oMath>
+          <m:sSub>
+            <m:sSubPr>
+              <m:ctrlPr>
+                <w:rPr>
+                  <w:rFonts w:ascii="Cambria Math" w:hAnsi="Cambria Math"/>
+                  <w:i/>
+                  <w:iCs/>
+                </w:rPr>
+              </m:ctrlPr>
+            </m:sSubPr>
+            <m:e>
+              <m:r>
+                <w:rPr>
+                  <w:rFonts w:ascii="Cambria Math" w:hAnsi="Cambria Math"/>
+                </w:rPr>
+                <m:t>r</m:t>
+              </m:r>
+            </m:e>
+            <m:sub>
+              <m:r>
+                <w:rPr>
+                  <w:rFonts w:ascii="Cambria Math" w:hAnsi="Cambria Math"/>
+                  <w:vertAlign w:val="subscript"/>
+                </w:rPr>
+                <m:t>we1BJTt</m:t>
+              </m:r>
+            </m:sub>
+          </m:sSub>
+          <m:r>
+            <w:rPr>
+              <w:rFonts w:ascii="Cambria Math" w:hAnsi="Cambria Math"/>
+            </w:rPr>
+            <m:t>=</m:t>
+          </m:r>
+          <m:sSub>
+            <m:sSubPr>
+              <m:ctrlPr>
+                <w:rPr>
+                  <w:rFonts w:ascii="Cambria Math" w:hAnsi="Cambria Math"/>
+                </w:rPr>
+              </m:ctrlPr>
+            </m:sSubPr>
+            <m:e>
+              <m:r>
+                <m:rPr>
+                  <m:sty m:val="p"/>
+                </m:rPr>
+                <w:rPr>
+                  <w:rFonts w:ascii="Cambria Math" w:hAnsi="Cambria Math"/>
+                </w:rPr>
+                <m:t>R</m:t>
+              </m:r>
+            </m:e>
+            <m:sub>
+              <m:r>
+                <m:rPr>
+                  <m:sty m:val="p"/>
+                </m:rPr>
+                <w:rPr>
+                  <w:rFonts w:ascii="Cambria Math" w:hAnsi="Cambria Math"/>
+                </w:rPr>
+                <m:t>2</m:t>
+              </m:r>
+            </m:sub>
+          </m:sSub>
+          <m:r>
+            <m:rPr>
+              <m:sty m:val="p"/>
+            </m:rPr>
+            <w:rPr>
+              <w:rFonts w:ascii="Cambria Math" w:hAnsi="Cambria Math" w:cs="Cambria Math"/>
+            </w:rPr>
+            <m:t>||(</m:t>
+          </m:r>
+          <m:r>
+            <m:rPr>
+              <m:sty m:val="p"/>
+            </m:rPr>
+            <w:rPr>
+              <w:rFonts w:ascii="Cambria Math" w:hAnsi="Cambria Math"/>
+            </w:rPr>
+            <m:t>(</m:t>
+          </m:r>
+          <m:r>
+            <m:rPr>
+              <m:sty m:val="p"/>
+            </m:rPr>
+            <w:rPr>
+              <w:rFonts w:ascii="Cambria Math" w:hAnsi="Cambria Math" w:cs="Times New Roman"/>
+            </w:rPr>
+            <m:t>β+1)</m:t>
+          </m:r>
+          <m:r>
+            <m:rPr>
+              <m:sty m:val="p"/>
+            </m:rPr>
+            <w:rPr>
+              <w:rFonts w:ascii="Cambria Math" w:hAnsi="Cambria Math" w:cs="Cambria Math"/>
+            </w:rPr>
+            <m:t>⋅</m:t>
+          </m:r>
+          <m:sSub>
+            <m:sSubPr>
+              <m:ctrlPr>
+                <w:rPr>
+                  <w:rFonts w:ascii="Cambria Math" w:hAnsi="Cambria Math"/>
+                </w:rPr>
+              </m:ctrlPr>
+            </m:sSubPr>
+            <m:e>
+              <m:r>
+                <m:rPr>
+                  <m:sty m:val="p"/>
+                </m:rPr>
+                <w:rPr>
+                  <w:rFonts w:ascii="Cambria Math" w:hAnsi="Cambria Math"/>
+                </w:rPr>
+                <m:t>(</m:t>
+              </m:r>
+              <m:sSub>
+                <m:sSubPr>
+                  <m:ctrlPr>
+                    <w:rPr>
+                      <w:rFonts w:ascii="Cambria Math" w:hAnsi="Cambria Math"/>
+                    </w:rPr>
+                  </m:ctrlPr>
+                </m:sSubPr>
+                <m:e>
+                  <m:r>
+                    <m:rPr>
+                      <m:sty m:val="p"/>
+                    </m:rPr>
+                    <w:rPr>
+                      <w:rFonts w:ascii="Cambria Math" w:hAnsi="Cambria Math"/>
+                    </w:rPr>
+                    <m:t>r</m:t>
+                  </m:r>
+                </m:e>
+                <m:sub>
+                  <m:sSup>
+                    <m:sSupPr>
+                      <m:ctrlPr>
+                        <w:rPr>
+                          <w:rFonts w:ascii="Cambria Math" w:hAnsi="Cambria Math"/>
+                        </w:rPr>
+                      </m:ctrlPr>
+                    </m:sSupPr>
+                    <m:e>
+                      <m:r>
+                        <m:rPr>
+                          <m:sty m:val="p"/>
+                        </m:rPr>
+                        <w:rPr>
+                          <w:rFonts w:ascii="Cambria Math" w:hAnsi="Cambria Math"/>
+                        </w:rPr>
+                        <m:t>eb</m:t>
+                      </m:r>
+                    </m:e>
+                    <m:sup>
+                      <m:r>
+                        <m:rPr>
+                          <m:sty m:val="p"/>
+                        </m:rPr>
+                        <w:rPr>
+                          <w:rFonts w:ascii="Cambria Math" w:hAnsi="Cambria Math"/>
+                        </w:rPr>
+                        <m:t>'</m:t>
+                      </m:r>
+                    </m:sup>
+                  </m:sSup>
+                </m:sub>
+              </m:sSub>
+              <m:r>
+                <m:rPr>
+                  <m:sty m:val="p"/>
+                </m:rPr>
+                <w:rPr>
+                  <w:rFonts w:ascii="Cambria Math" w:hAnsi="Cambria Math"/>
+                </w:rPr>
+                <m:t>+R</m:t>
+              </m:r>
+              <m:ctrlPr>
+                <w:rPr>
+                  <w:rFonts w:ascii="Cambria Math" w:hAnsi="Cambria Math"/>
+                  <w:i/>
+                  <w:iCs/>
+                  <w:vertAlign w:val="subscript"/>
+                </w:rPr>
+              </m:ctrlPr>
+            </m:e>
+            <m:sub>
+              <m:r>
+                <m:rPr>
+                  <m:sty m:val="p"/>
+                </m:rPr>
+                <w:rPr>
+                  <w:rFonts w:ascii="Cambria Math" w:hAnsi="Cambria Math"/>
+                </w:rPr>
+                <m:t>4</m:t>
+              </m:r>
+            </m:sub>
+          </m:sSub>
+          <m:r>
+            <m:rPr>
+              <m:sty m:val="p"/>
+            </m:rPr>
+            <w:rPr>
+              <w:rFonts w:ascii="Cambria Math" w:hAnsi="Cambria Math"/>
+            </w:rPr>
+            <m:t>)=</m:t>
+          </m:r>
+        </m:oMath>
+      </m:oMathPara>
+    </w:p>
+    <w:p>
+      <w:pPr>
+        <w:pStyle w:val="Standard"/>
+        <w:rPr>
+          <w:rFonts w:ascii="Calibri" w:hAnsi="Calibri"/>
+          <w:i/>
+          <w:lang w:val="en-US"/>
+        </w:rPr>
+      </w:pPr>
+      <m:oMathPara>
+        <m:oMath>
+          <m:r>
+            <w:rPr>
+              <w:rFonts w:ascii="Cambria Math" w:hAnsi="Cambria Math"/>
+            </w:rPr>
+            <m:t>=39,00 kΩ||((132,41</m:t>
+          </m:r>
+          <m:r>
+            <m:rPr>
+              <m:sty m:val="p"/>
+            </m:rPr>
+            <w:rPr>
+              <w:rFonts w:ascii="Cambria Math" w:hAnsi="Cambria Math"/>
+            </w:rPr>
+            <m:t xml:space="preserve"> </m:t>
+          </m:r>
+          <m:f>
+            <m:fPr>
+              <m:ctrlPr>
+                <w:rPr>
+                  <w:rFonts w:ascii="Cambria Math" w:hAnsi="Cambria Math"/>
+                  <w:i/>
+                  <w:iCs/>
+                </w:rPr>
+              </m:ctrlPr>
+            </m:fPr>
+            <m:num>
+              <m:r>
+                <w:rPr>
+                  <w:rFonts w:ascii="Cambria Math" w:hAnsi="Cambria Math"/>
+                </w:rPr>
+                <m:t>A</m:t>
+              </m:r>
+            </m:num>
+            <m:den>
+              <m:r>
+                <w:rPr>
+                  <w:rFonts w:ascii="Cambria Math" w:hAnsi="Cambria Math"/>
+                </w:rPr>
+                <m:t>A</m:t>
+              </m:r>
+            </m:den>
+          </m:f>
+          <m:r>
+            <w:rPr>
+              <w:rFonts w:ascii="Cambria Math" w:hAnsi="Cambria Math"/>
+            </w:rPr>
+            <m:t>+1)∙</m:t>
+          </m:r>
+          <m:d>
+            <m:dPr>
+              <m:ctrlPr>
+                <w:rPr>
+                  <w:rFonts w:ascii="Cambria Math" w:hAnsi="Cambria Math"/>
+                  <w:i/>
+                  <w:iCs/>
+                </w:rPr>
+              </m:ctrlPr>
+            </m:dPr>
+            <m:e>
+              <m:r>
+                <w:rPr>
+                  <w:rFonts w:ascii="Cambria Math" w:hAnsi="Cambria Math"/>
+                </w:rPr>
+                <m:t>4,84 Ω+</m:t>
+              </m:r>
+              <m:r>
+                <w:rPr>
+                  <w:rFonts w:ascii="Cambria Math" w:hAnsi="Cambria Math"/>
+                </w:rPr>
+                <m:t>1,3 k</m:t>
+              </m:r>
+              <m:r>
+                <w:rPr>
+                  <w:rFonts w:ascii="Cambria Math" w:hAnsi="Cambria Math"/>
+                </w:rPr>
+                <m:t>Ω</m:t>
+              </m:r>
+            </m:e>
+          </m:d>
+          <m:r>
+            <w:rPr>
+              <w:rFonts w:ascii="Cambria Math" w:hAnsi="Cambria Math"/>
+            </w:rPr>
+            <m:t xml:space="preserve">)= </m:t>
+          </m:r>
+          <m:r>
+            <w:rPr>
+              <w:rFonts w:ascii="Cambria Math" w:hAnsi="Cambria Math"/>
+            </w:rPr>
+            <m:t>31,86</m:t>
+          </m:r>
+          <m:r>
+            <w:rPr>
+              <w:rFonts w:ascii="Cambria Math" w:hAnsi="Cambria Math"/>
+            </w:rPr>
+            <m:t xml:space="preserve"> </m:t>
+          </m:r>
+          <m:r>
+            <w:rPr>
+              <w:rFonts w:ascii="Cambria Math" w:hAnsi="Cambria Math"/>
+              <w:lang w:val="en-US"/>
+            </w:rPr>
+            <m:t>kΩ</m:t>
+          </m:r>
+        </m:oMath>
+      </m:oMathPara>
+    </w:p>
+    <w:p>
+      <w:pPr>
+        <w:pStyle w:val="Standard"/>
+        <w:rPr>
+          <w:rFonts w:ascii="Calibri" w:hAnsi="Calibri"/>
+          <w:i/>
+          <w:iCs/>
+          <w:lang w:val="en-US"/>
+        </w:rPr>
+      </w:pPr>
+    </w:p>
+    <w:p>
+      <w:pPr>
+        <w:pStyle w:val="Standard"/>
+        <w:rPr>
+          <w:rFonts w:ascii="Calibri" w:hAnsi="Calibri"/>
+          <w:i/>
+        </w:rPr>
+      </w:pPr>
+      <m:oMathPara>
+        <m:oMath>
+          <m:sSub>
+            <m:sSubPr>
+              <m:ctrlPr>
+                <w:rPr>
+                  <w:rFonts w:ascii="Cambria Math" w:hAnsi="Cambria Math"/>
+                  <w:i/>
+                  <w:iCs/>
+                </w:rPr>
+              </m:ctrlPr>
+            </m:sSubPr>
+            <m:e>
+              <m:r>
+                <w:rPr>
+                  <w:rFonts w:ascii="Cambria Math" w:hAnsi="Cambria Math"/>
+                </w:rPr>
+                <m:t>r</m:t>
+              </m:r>
+            </m:e>
+            <m:sub>
+              <m:r>
+                <w:rPr>
+                  <w:rFonts w:ascii="Cambria Math" w:hAnsi="Cambria Math"/>
+                  <w:vertAlign w:val="subscript"/>
+                </w:rPr>
+                <m:t>we1BJTp</m:t>
+              </m:r>
+            </m:sub>
+          </m:sSub>
+          <m:r>
+            <w:rPr>
+              <w:rFonts w:ascii="Cambria Math" w:hAnsi="Cambria Math"/>
+            </w:rPr>
+            <m:t>=RG</m:t>
+          </m:r>
+          <m:d>
+            <m:dPr>
+              <m:ctrlPr>
+                <w:rPr>
+                  <w:rFonts w:ascii="Cambria Math" w:hAnsi="Cambria Math"/>
+                  <w:i/>
+                  <w:iCs/>
+                </w:rPr>
+              </m:ctrlPr>
+            </m:dPr>
+            <m:e>
+              <m:r>
+                <w:rPr>
+                  <w:rFonts w:ascii="Cambria Math" w:hAnsi="Cambria Math"/>
+                </w:rPr>
+                <m:t>1</m:t>
+              </m:r>
+            </m:e>
+          </m:d>
+          <m:r>
+            <w:rPr>
+              <w:rFonts w:ascii="Cambria Math" w:hAnsi="Cambria Math"/>
+            </w:rPr>
+            <m:t>∙</m:t>
+          </m:r>
+          <m:f>
+            <m:fPr>
+              <m:ctrlPr>
+                <w:rPr>
+                  <w:rFonts w:ascii="Cambria Math" w:hAnsi="Cambria Math"/>
+                  <w:i/>
+                  <w:iCs/>
+                </w:rPr>
+              </m:ctrlPr>
+            </m:fPr>
+            <m:num>
+              <m:sSub>
+                <m:sSubPr>
+                  <m:ctrlPr>
+                    <w:rPr>
+                      <w:rFonts w:ascii="Cambria Math" w:hAnsi="Cambria Math"/>
+                      <w:i/>
+                      <w:iCs/>
+                    </w:rPr>
+                  </m:ctrlPr>
+                </m:sSubPr>
+                <m:e>
+                  <m:r>
+                    <w:rPr>
+                      <w:rFonts w:ascii="Cambria Math" w:hAnsi="Cambria Math"/>
+                    </w:rPr>
+                    <m:t>U</m:t>
+                  </m:r>
+                </m:e>
+                <m:sub>
+                  <m:r>
+                    <w:rPr>
+                      <w:rFonts w:ascii="Cambria Math" w:hAnsi="Cambria Math"/>
+                    </w:rPr>
+                    <m:t>b</m:t>
+                  </m:r>
+                  <m:r>
+                    <w:rPr>
+                      <w:rFonts w:ascii="Cambria Math" w:hAnsi="Cambria Math"/>
+                    </w:rPr>
+                    <m:t>1</m:t>
+                  </m:r>
+                </m:sub>
+              </m:sSub>
+            </m:num>
+            <m:den>
+              <m:sSub>
+                <m:sSubPr>
+                  <m:ctrlPr>
+                    <w:rPr>
+                      <w:rFonts w:ascii="Cambria Math" w:hAnsi="Cambria Math"/>
+                      <w:i/>
+                      <w:iCs/>
+                    </w:rPr>
+                  </m:ctrlPr>
+                </m:sSubPr>
+                <m:e>
+                  <m:sSub>
+                    <m:sSubPr>
+                      <m:ctrlPr>
+                        <w:rPr>
+                          <w:rFonts w:ascii="Cambria Math" w:hAnsi="Cambria Math"/>
+                          <w:i/>
+                          <w:iCs/>
+                        </w:rPr>
+                      </m:ctrlPr>
+                    </m:sSubPr>
+                    <m:e>
+                      <m:r>
+                        <w:rPr>
+                          <w:rFonts w:ascii="Cambria Math" w:hAnsi="Cambria Math"/>
+                        </w:rPr>
+                        <m:t>E</m:t>
+                      </m:r>
+                    </m:e>
+                    <m:sub>
+                      <m:r>
+                        <w:rPr>
+                          <w:rFonts w:ascii="Cambria Math" w:hAnsi="Cambria Math"/>
+                        </w:rPr>
+                        <m:t>g</m:t>
+                      </m:r>
+                    </m:sub>
+                  </m:sSub>
+                  <m:r>
+                    <w:rPr>
+                      <w:rFonts w:ascii="Cambria Math" w:hAnsi="Cambria Math"/>
+                    </w:rPr>
+                    <m:t>-U</m:t>
+                  </m:r>
+                </m:e>
+                <m:sub>
+                  <m:r>
+                    <w:rPr>
+                      <w:rFonts w:ascii="Cambria Math" w:hAnsi="Cambria Math"/>
+                    </w:rPr>
+                    <m:t>b</m:t>
+                  </m:r>
+                  <m:r>
+                    <w:rPr>
+                      <w:rFonts w:ascii="Cambria Math" w:hAnsi="Cambria Math"/>
+                    </w:rPr>
+                    <m:t>1</m:t>
+                  </m:r>
+                </m:sub>
+              </m:sSub>
+            </m:den>
+          </m:f>
+          <m:r>
+            <w:rPr>
+              <w:rFonts w:ascii="Cambria Math" w:hAnsi="Cambria Math"/>
+            </w:rPr>
+            <m:t>=2</m:t>
+          </m:r>
+          <m:r>
+            <w:rPr>
+              <w:rFonts w:ascii="Cambria Math" w:hAnsi="Cambria Math"/>
+            </w:rPr>
+            <m:t>,00</m:t>
+          </m:r>
+          <m:r>
+            <w:rPr>
+              <w:rFonts w:ascii="Cambria Math" w:hAnsi="Cambria Math"/>
+            </w:rPr>
+            <m:t>kΩ∙</m:t>
+          </m:r>
+          <m:f>
+            <m:fPr>
+              <m:ctrlPr>
+                <w:rPr>
+                  <w:rFonts w:ascii="Cambria Math" w:hAnsi="Cambria Math"/>
+                  <w:i/>
+                  <w:iCs/>
+                </w:rPr>
+              </m:ctrlPr>
+            </m:fPr>
+            <m:num>
+              <m:r>
+                <m:rPr>
+                  <m:sty m:val="p"/>
+                </m:rPr>
+                <w:rPr>
+                  <w:rFonts w:ascii="Cambria Math" w:hAnsi="Cambria Math"/>
+                </w:rPr>
+                <m:t>474,34</m:t>
+              </m:r>
+              <m:r>
+                <w:rPr>
+                  <w:rFonts w:ascii="Cambria Math" w:hAnsi="Cambria Math"/>
+                </w:rPr>
+                <m:t>mV</m:t>
+              </m:r>
+            </m:num>
+            <m:den>
+              <m:r>
+                <w:rPr>
+                  <w:rFonts w:ascii="Cambria Math" w:hAnsi="Cambria Math"/>
+                </w:rPr>
+                <m:t>500,00mV-</m:t>
+              </m:r>
+              <m:r>
+                <m:rPr>
+                  <m:sty m:val="p"/>
+                </m:rPr>
+                <w:rPr>
+                  <w:rFonts w:ascii="Cambria Math" w:hAnsi="Cambria Math"/>
+                </w:rPr>
+                <m:t>474,34</m:t>
+              </m:r>
+              <m:r>
+                <w:rPr>
+                  <w:rFonts w:ascii="Cambria Math" w:hAnsi="Cambria Math"/>
+                </w:rPr>
+                <m:t>mV</m:t>
+              </m:r>
+            </m:den>
+          </m:f>
+          <m:r>
+            <w:rPr>
+              <w:rFonts w:ascii="Cambria Math" w:hAnsi="Cambria Math"/>
+            </w:rPr>
+            <m:t xml:space="preserve">=36,97 </m:t>
+          </m:r>
+          <m:r>
+            <w:rPr>
+              <w:rFonts w:ascii="Cambria Math" w:hAnsi="Cambria Math"/>
+            </w:rPr>
+            <m:t>kΩ</m:t>
+          </m:r>
+        </m:oMath>
+      </m:oMathPara>
+    </w:p>
+    <w:p>
+      <w:pPr>
+        <w:pStyle w:val="Standard"/>
+        <w:rPr>
+          <w:rFonts w:ascii="Calibri" w:hAnsi="Calibri"/>
+          <w:i/>
+          <w:iCs/>
+        </w:rPr>
+      </w:pPr>
+    </w:p>
+    <w:p>
+      <w:pPr>
+        <w:pStyle w:val="Standard"/>
+        <w:rPr>
+          <w:rFonts w:ascii="Calibri" w:hAnsi="Calibri"/>
+          <w:i/>
+          <w:iCs/>
+          <w:vertAlign w:val="subscript"/>
+        </w:rPr>
+      </w:pPr>
+      <m:oMathPara>
+        <m:oMath>
+          <m:sSub>
+            <m:sSubPr>
+              <m:ctrlPr>
+                <w:rPr>
+                  <w:rFonts w:ascii="Cambria Math" w:hAnsi="Cambria Math"/>
+                  <w:i/>
+                  <w:iCs/>
+                </w:rPr>
+              </m:ctrlPr>
+            </m:sSubPr>
+            <m:e>
+              <m:r>
+                <w:rPr>
+                  <w:rFonts w:ascii="Cambria Math" w:hAnsi="Cambria Math"/>
+                </w:rPr>
+                <m:t>k</m:t>
+              </m:r>
+            </m:e>
+            <m:sub>
+              <m:r>
+                <w:rPr>
+                  <w:rFonts w:ascii="Cambria Math" w:hAnsi="Cambria Math"/>
+                  <w:vertAlign w:val="subscript"/>
+                </w:rPr>
+                <m:t>us1BJTt</m:t>
+              </m:r>
+            </m:sub>
+          </m:sSub>
+          <m:r>
+            <w:rPr>
+              <w:rFonts w:ascii="Cambria Math" w:hAnsi="Calibri"/>
+              <w:vertAlign w:val="subscript"/>
+            </w:rPr>
+            <m:t>=</m:t>
+          </m:r>
+          <m:f>
+            <m:fPr>
+              <m:ctrlPr>
+                <w:rPr>
+                  <w:rFonts w:ascii="Cambria Math" w:hAnsi="Calibri"/>
+                  <w:i/>
+                  <w:iCs/>
+                  <w:vertAlign w:val="subscript"/>
+                </w:rPr>
+              </m:ctrlPr>
+            </m:fPr>
+            <m:num>
+              <m:sSub>
+                <m:sSubPr>
+                  <m:ctrlPr>
+                    <w:rPr>
+                      <w:rFonts w:ascii="Cambria Math" w:hAnsi="Cambria Math"/>
+                    </w:rPr>
+                  </m:ctrlPr>
+                </m:sSubPr>
+                <m:e>
+                  <m:r>
+                    <m:rPr>
+                      <m:sty m:val="p"/>
+                    </m:rPr>
+                    <w:rPr>
+                      <w:rFonts w:ascii="Cambria Math" w:hAnsi="Cambria Math"/>
+                    </w:rPr>
+                    <m:t>R</m:t>
+                  </m:r>
+                  <m:ctrlPr>
+                    <w:rPr>
+                      <w:rFonts w:ascii="Cambria Math" w:hAnsi="Cambria Math"/>
+                      <w:i/>
+                      <w:iCs/>
+                      <w:vertAlign w:val="subscript"/>
+                    </w:rPr>
+                  </m:ctrlPr>
+                </m:e>
+                <m:sub>
+                  <m:r>
+                    <m:rPr>
+                      <m:sty m:val="p"/>
+                    </m:rPr>
+                    <w:rPr>
+                      <w:rFonts w:ascii="Cambria Math" w:hAnsi="Cambria Math"/>
+                    </w:rPr>
+                    <m:t>4</m:t>
+                  </m:r>
+                </m:sub>
+              </m:sSub>
+              <m:ctrlPr>
+                <w:rPr>
+                  <w:rFonts w:ascii="Cambria Math" w:hAnsi="Cambria Math"/>
+                  <w:i/>
+                  <w:iCs/>
+                </w:rPr>
+              </m:ctrlPr>
+            </m:num>
+            <m:den>
+              <m:sSub>
+                <m:sSubPr>
+                  <m:ctrlPr>
+                    <w:rPr>
+                      <w:rFonts w:ascii="Cambria Math" w:hAnsi="Cambria Math"/>
+                      <w:i/>
+                      <w:iCs/>
+                    </w:rPr>
+                  </m:ctrlPr>
+                </m:sSubPr>
+                <m:e>
+                  <m:r>
+                    <w:rPr>
+                      <w:rFonts w:ascii="Cambria Math" w:hAnsi="Cambria Math"/>
+                    </w:rPr>
+                    <m:t>r</m:t>
+                  </m:r>
+                </m:e>
+                <m:sub>
+                  <m:r>
+                    <w:rPr>
+                      <w:rFonts w:ascii="Cambria Math" w:hAnsi="Cambria Math"/>
+                    </w:rPr>
+                    <m:t>eb'</m:t>
+                  </m:r>
+                </m:sub>
+              </m:sSub>
+              <m:r>
+                <w:rPr>
+                  <w:rFonts w:ascii="Cambria Math" w:hAnsi="Cambria Math"/>
+                </w:rPr>
+                <m:t xml:space="preserve">+ </m:t>
+              </m:r>
+              <m:sSub>
+                <m:sSubPr>
+                  <m:ctrlPr>
+                    <w:rPr>
+                      <w:rFonts w:ascii="Cambria Math" w:hAnsi="Cambria Math"/>
+                    </w:rPr>
+                  </m:ctrlPr>
+                </m:sSubPr>
+                <m:e>
+                  <m:r>
+                    <m:rPr>
+                      <m:sty m:val="p"/>
+                    </m:rPr>
+                    <w:rPr>
+                      <w:rFonts w:ascii="Cambria Math" w:hAnsi="Cambria Math"/>
+                    </w:rPr>
+                    <m:t>R</m:t>
+                  </m:r>
+                  <m:ctrlPr>
+                    <w:rPr>
+                      <w:rFonts w:ascii="Cambria Math" w:hAnsi="Cambria Math"/>
+                      <w:i/>
+                      <w:iCs/>
+                      <w:vertAlign w:val="subscript"/>
+                    </w:rPr>
+                  </m:ctrlPr>
+                </m:e>
+                <m:sub>
+                  <m:r>
+                    <m:rPr>
+                      <m:sty m:val="p"/>
+                    </m:rPr>
+                    <w:rPr>
+                      <w:rFonts w:ascii="Cambria Math" w:hAnsi="Cambria Math"/>
+                    </w:rPr>
+                    <m:t>4</m:t>
+                  </m:r>
+                </m:sub>
+              </m:sSub>
+            </m:den>
+          </m:f>
+          <m:r>
+            <w:rPr>
+              <w:rFonts w:ascii="Cambria Math" w:hAnsi="Calibri"/>
+              <w:vertAlign w:val="subscript"/>
+            </w:rPr>
+            <m:t>=</m:t>
+          </m:r>
+          <m:f>
+            <m:fPr>
+              <m:ctrlPr>
+                <w:rPr>
+                  <w:rFonts w:ascii="Cambria Math" w:hAnsi="Calibri"/>
+                  <w:i/>
+                  <w:iCs/>
+                  <w:vertAlign w:val="subscript"/>
+                </w:rPr>
+              </m:ctrlPr>
+            </m:fPr>
+            <m:num>
+              <m:r>
+                <w:rPr>
+                  <w:rFonts w:ascii="Cambria Math" w:hAnsi="Cambria Math"/>
+                </w:rPr>
+                <m:t>1,30 kΩ</m:t>
+              </m:r>
+              <m:ctrlPr>
+                <w:rPr>
+                  <w:rFonts w:ascii="Cambria Math" w:hAnsi="Cambria Math"/>
+                  <w:i/>
+                  <w:iCs/>
+                  <w:vertAlign w:val="subscript"/>
+                </w:rPr>
+              </m:ctrlPr>
+            </m:num>
+            <m:den>
+              <m:r>
+                <w:rPr>
+                  <w:rFonts w:ascii="Cambria Math" w:hAnsi="Cambria Math"/>
+                </w:rPr>
+                <m:t>4,84Ω+</m:t>
+              </m:r>
+              <m:r>
+                <w:rPr>
+                  <w:rFonts w:ascii="Cambria Math" w:hAnsi="Cambria Math"/>
+                </w:rPr>
+                <m:t>1,30 kΩ</m:t>
+              </m:r>
+            </m:den>
+          </m:f>
+          <m:r>
+            <w:rPr>
+              <w:rFonts w:ascii="Cambria Math" w:hAnsi="Calibri"/>
+              <w:vertAlign w:val="subscript"/>
+            </w:rPr>
+            <m:t>=0,99</m:t>
+          </m:r>
+          <m:f>
+            <m:fPr>
+              <m:ctrlPr>
+                <w:rPr>
+                  <w:rFonts w:ascii="Cambria Math" w:hAnsi="Cambria Math"/>
+                  <w:i/>
+                  <w:iCs/>
+                  <w:vertAlign w:val="subscript"/>
+                </w:rPr>
+              </m:ctrlPr>
+            </m:fPr>
+            <m:num>
+              <m:r>
+                <w:rPr>
+                  <w:rFonts w:ascii="Cambria Math" w:hAnsi="Cambria Math"/>
+                  <w:vertAlign w:val="subscript"/>
+                </w:rPr>
+                <m:t>V</m:t>
+              </m:r>
+              <m:ctrlPr>
+                <w:rPr>
+                  <w:rFonts w:ascii="Cambria Math" w:hAnsi="Calibri"/>
+                  <w:i/>
+                  <w:iCs/>
+                  <w:vertAlign w:val="subscript"/>
+                </w:rPr>
+              </m:ctrlPr>
+            </m:num>
+            <m:den>
+              <m:r>
+                <w:rPr>
+                  <w:rFonts w:ascii="Cambria Math" w:hAnsi="Cambria Math"/>
+                  <w:vertAlign w:val="subscript"/>
+                </w:rPr>
+                <m:t>V</m:t>
+              </m:r>
+            </m:den>
+          </m:f>
+          <m:r>
+            <w:rPr>
+              <w:rFonts w:ascii="Cambria Math" w:hAnsi="Cambria Math"/>
+              <w:vertAlign w:val="subscript"/>
+            </w:rPr>
+            <m:t xml:space="preserve"> </m:t>
+          </m:r>
+        </m:oMath>
+      </m:oMathPara>
+    </w:p>
+    <w:p>
+      <w:pPr>
+        <w:pStyle w:val="Standard"/>
+        <w:rPr>
+          <w:rFonts w:ascii="Calibri" w:hAnsi="Calibri"/>
+          <w:i/>
+          <w:iCs/>
+          <w:vertAlign w:val="subscript"/>
+        </w:rPr>
+      </w:pPr>
+    </w:p>
+    <w:p>
+      <w:pPr>
+        <w:pStyle w:val="Standard"/>
+        <w:rPr>
+          <w:rFonts w:ascii="Calibri" w:hAnsi="Calibri"/>
+          <w:i/>
+          <w:iCs/>
+        </w:rPr>
+      </w:pPr>
+      <m:oMathPara>
+        <m:oMath>
+          <m:sSub>
+            <m:sSubPr>
+              <m:ctrlPr>
+                <w:rPr>
+                  <w:rFonts w:ascii="Cambria Math" w:hAnsi="Cambria Math"/>
+                  <w:i/>
+                  <w:iCs/>
+                </w:rPr>
+              </m:ctrlPr>
+            </m:sSubPr>
+            <m:e>
+              <m:r>
+                <w:rPr>
+                  <w:rFonts w:ascii="Cambria Math" w:hAnsi="Cambria Math"/>
+                </w:rPr>
+                <m:t>k</m:t>
+              </m:r>
+            </m:e>
+            <m:sub>
+              <m:r>
+                <w:rPr>
+                  <w:rFonts w:ascii="Cambria Math" w:hAnsi="Cambria Math"/>
+                  <w:vertAlign w:val="subscript"/>
+                </w:rPr>
+                <m:t>us1BJTp</m:t>
+              </m:r>
+            </m:sub>
+          </m:sSub>
+          <m:r>
+            <w:rPr>
+              <w:rFonts w:ascii="Cambria Math" w:hAnsi="Cambria Math"/>
+            </w:rPr>
+            <m:t>=</m:t>
+          </m:r>
+          <m:f>
+            <m:fPr>
+              <m:ctrlPr>
+                <w:rPr>
+                  <w:rFonts w:ascii="Cambria Math" w:hAnsi="Cambria Math"/>
+                  <w:i/>
+                  <w:iCs/>
+                </w:rPr>
+              </m:ctrlPr>
+            </m:fPr>
+            <m:num>
+              <m:sSub>
+                <m:sSubPr>
+                  <m:ctrlPr>
+                    <w:rPr>
+                      <w:rFonts w:ascii="Cambria Math" w:hAnsi="Cambria Math"/>
+                      <w:i/>
+                      <w:iCs/>
+                    </w:rPr>
+                  </m:ctrlPr>
+                </m:sSubPr>
+                <m:e>
+                  <m:r>
+                    <w:rPr>
+                      <w:rFonts w:ascii="Cambria Math" w:hAnsi="Cambria Math"/>
+                    </w:rPr>
+                    <m:t>U</m:t>
+                  </m:r>
+                </m:e>
+                <m:sub>
+                  <m:r>
+                    <w:rPr>
+                      <w:rFonts w:ascii="Cambria Math" w:hAnsi="Cambria Math"/>
+                    </w:rPr>
+                    <m:t>e1</m:t>
+                  </m:r>
+                </m:sub>
+              </m:sSub>
+            </m:num>
+            <m:den>
+              <m:sSub>
+                <m:sSubPr>
+                  <m:ctrlPr>
+                    <w:rPr>
+                      <w:rFonts w:ascii="Cambria Math" w:hAnsi="Cambria Math"/>
+                      <w:i/>
+                      <w:iCs/>
+                    </w:rPr>
+                  </m:ctrlPr>
+                </m:sSubPr>
+                <m:e>
+                  <m:r>
+                    <w:rPr>
+                      <w:rFonts w:ascii="Cambria Math" w:hAnsi="Cambria Math"/>
+                    </w:rPr>
+                    <m:t>U</m:t>
+                  </m:r>
+                </m:e>
+                <m:sub>
+                  <m:r>
+                    <w:rPr>
+                      <w:rFonts w:ascii="Cambria Math" w:hAnsi="Cambria Math"/>
+                    </w:rPr>
+                    <m:t>b1</m:t>
+                  </m:r>
+                </m:sub>
+              </m:sSub>
+            </m:den>
+          </m:f>
+          <m:r>
+            <w:rPr>
+              <w:rFonts w:ascii="Cambria Math" w:hAnsi="Cambria Math"/>
+            </w:rPr>
+            <m:t>=</m:t>
+          </m:r>
+          <m:f>
+            <m:fPr>
+              <m:ctrlPr>
+                <w:rPr>
+                  <w:rFonts w:ascii="Cambria Math" w:hAnsi="Cambria Math"/>
+                  <w:i/>
+                  <w:iCs/>
+                </w:rPr>
+              </m:ctrlPr>
+            </m:fPr>
+            <m:num>
+              <m:r>
+                <w:rPr>
+                  <w:rFonts w:ascii="Cambria Math" w:hAnsi="Cambria Math"/>
+                </w:rPr>
+                <m:t>465,76</m:t>
+              </m:r>
+              <m:r>
+                <w:rPr>
+                  <w:rFonts w:ascii="Cambria Math" w:hAnsi="Cambria Math"/>
+                </w:rPr>
+                <m:t xml:space="preserve"> mV</m:t>
+              </m:r>
+            </m:num>
+            <m:den>
+              <m:r>
+                <w:rPr>
+                  <w:rFonts w:ascii="Cambria Math" w:hAnsi="Cambria Math"/>
+                </w:rPr>
+                <m:t>474,34</m:t>
+              </m:r>
+              <m:r>
+                <w:rPr>
+                  <w:rFonts w:ascii="Cambria Math" w:hAnsi="Cambria Math"/>
+                </w:rPr>
+                <m:t xml:space="preserve"> mV</m:t>
+              </m:r>
+            </m:den>
+          </m:f>
+          <m:r>
+            <w:rPr>
+              <w:rFonts w:ascii="Cambria Math" w:hAnsi="Cambria Math"/>
+            </w:rPr>
+            <m:t>=0,98</m:t>
+          </m:r>
+          <m:f>
+            <m:fPr>
+              <m:ctrlPr>
+                <w:rPr>
+                  <w:rFonts w:ascii="Cambria Math" w:hAnsi="Cambria Math"/>
+                  <w:i/>
+                  <w:iCs/>
+                </w:rPr>
+              </m:ctrlPr>
+            </m:fPr>
+            <m:num>
+              <m:r>
+                <w:rPr>
+                  <w:rFonts w:ascii="Cambria Math" w:hAnsi="Cambria Math"/>
+                </w:rPr>
+                <m:t>V</m:t>
+              </m:r>
+            </m:num>
+            <m:den>
+              <m:r>
+                <w:rPr>
+                  <w:rFonts w:ascii="Cambria Math" w:hAnsi="Cambria Math"/>
+                </w:rPr>
+                <m:t>V</m:t>
+              </m:r>
+            </m:den>
+          </m:f>
+        </m:oMath>
+      </m:oMathPara>
     </w:p>
     <w:p>
       <w:pPr>
@@ -7983,70 +9894,78 @@
         <w:pStyle w:val="Standard"/>
         <w:rPr>
           <w:rFonts w:ascii="Calibri" w:hAnsi="Calibri"/>
-          <w:i/>
-          <w:iCs/>
-        </w:rPr>
-      </w:pPr>
-    </w:p>
-    <w:p>
-      <w:pPr>
-        <w:pStyle w:val="Standard"/>
-        <w:rPr>
-          <w:rFonts w:ascii="Calibri" w:hAnsi="Calibri"/>
-          <w:i/>
-          <w:iCs/>
-        </w:rPr>
-      </w:pPr>
-    </w:p>
-    <w:p>
-      <w:pPr>
-        <w:pStyle w:val="Standard"/>
-        <w:rPr>
-          <w:rFonts w:ascii="Calibri" w:hAnsi="Calibri"/>
-          <w:i/>
-          <w:iCs/>
-        </w:rPr>
-      </w:pPr>
-    </w:p>
-    <w:p>
-      <w:pPr>
-        <w:pStyle w:val="Standard"/>
-        <w:rPr>
-          <w:rFonts w:ascii="Calibri" w:hAnsi="Calibri"/>
-          <w:i/>
-          <w:iCs/>
-        </w:rPr>
-      </w:pPr>
-    </w:p>
-    <w:p>
-      <w:pPr>
-        <w:pStyle w:val="Standard"/>
-        <w:rPr>
-          <w:rFonts w:ascii="Calibri" w:hAnsi="Calibri"/>
-          <w:i/>
-          <w:iCs/>
-        </w:rPr>
-      </w:pPr>
-    </w:p>
-    <w:p>
-      <w:pPr>
-        <w:pStyle w:val="Standard"/>
-        <w:rPr>
-          <w:rFonts w:ascii="Calibri" w:hAnsi="Calibri"/>
-          <w:i/>
-          <w:iCs/>
-        </w:rPr>
-      </w:pPr>
-    </w:p>
-    <w:p>
-      <w:pPr>
-        <w:pStyle w:val="Standard"/>
-        <w:rPr>
-          <w:rFonts w:ascii="Calibri" w:hAnsi="Calibri"/>
-          <w:i/>
-          <w:iCs/>
-        </w:rPr>
-      </w:pPr>
+          <w:iCs/>
+        </w:rPr>
+      </w:pPr>
+      <w:r>
+        <w:rPr>
+          <w:rFonts w:ascii="Calibri" w:hAnsi="Calibri"/>
+          <w:iCs/>
+        </w:rPr>
+        <w:t>W przypadku wyznaczania rezystancji wejściowej błędy pomiarowe wyniosły około 16% dla wtórnika nieobciążonego oraz około 11% dla wtórnika obciążonego. Wynika to z faktu, że konieczne jest odejmowanie bardzo zbliżonych wartości napięć E</w:t>
+      </w:r>
+      <w:r>
+        <w:rPr>
+          <w:rFonts w:ascii="Calibri" w:hAnsi="Calibri"/>
+          <w:iCs/>
+          <w:vertAlign w:val="subscript"/>
+        </w:rPr>
+        <w:t xml:space="preserve">g </w:t>
+      </w:r>
+      <w:r>
+        <w:rPr>
+          <w:rFonts w:ascii="Calibri" w:hAnsi="Calibri"/>
+          <w:iCs/>
+        </w:rPr>
+        <w:t>i U</w:t>
+      </w:r>
+      <w:r>
+        <w:rPr>
+          <w:rFonts w:ascii="Calibri" w:hAnsi="Calibri"/>
+          <w:iCs/>
+          <w:vertAlign w:val="subscript"/>
+        </w:rPr>
+        <w:t xml:space="preserve">b1 </w:t>
+      </w:r>
+      <w:r>
+        <w:rPr>
+          <w:rFonts w:ascii="Calibri" w:hAnsi="Calibri"/>
+          <w:iCs/>
+        </w:rPr>
+        <w:t>, co powoduje dużą wrażliwość wyniku na błędy pomiarowe.</w:t>
+      </w:r>
+    </w:p>
+    <w:p>
+      <w:pPr>
+        <w:pStyle w:val="Standard"/>
+        <w:rPr>
+          <w:rFonts w:ascii="Calibri" w:hAnsi="Calibri"/>
+          <w:iCs/>
+        </w:rPr>
+      </w:pPr>
+      <w:r>
+        <w:rPr>
+          <w:rFonts w:ascii="Calibri" w:hAnsi="Calibri"/>
+          <w:iCs/>
+        </w:rPr>
+        <w:t>W przypadku uwzględnienia błędu sondy oscyloskopowej rzędu 1% (przy czym sonda dodatkowo tłumi sygnał 10-krotnie), błąd wyznaczonej rezystancji wejściowej może wzrosnąć nawet do około 24% dla wtórnika nieobciążonego oraz około 10% dla wtórnika obciążonego. Pokazuje to, że metoda ta jest szczególnie wrażliwa na dokładność pomiaru napięcia.</w:t>
+      </w:r>
+    </w:p>
+    <w:p>
+      <w:pPr>
+        <w:pStyle w:val="Standard"/>
+        <w:rPr>
+          <w:rFonts w:ascii="Calibri" w:hAnsi="Calibri"/>
+          <w:iCs/>
+        </w:rPr>
+      </w:pPr>
+      <w:r>
+        <w:rPr>
+          <w:rFonts w:ascii="Calibri" w:hAnsi="Calibri"/>
+          <w:iCs/>
+        </w:rPr>
+        <w:t>Natomiast w przypadku skutecznych wzmocnień napięciowych błędy wyniosły jedynie kilka procent, co wynika z tego, że nie występuje tam odejmowanie bliskich wartości. W związku z tym uzyskane wyniki pomiarów można uznać za zgodne z oczekiwaniami.</w:t>
+      </w:r>
     </w:p>
     <w:p>
       <w:pPr>
@@ -8092,6 +10011,12 @@
           <w:rFonts w:ascii="Calibri" w:hAnsi="Calibri"/>
         </w:rPr>
         <w:t> = </w:t>
+      </w:r>
+      <w:r>
+        <w:rPr>
+          <w:rFonts w:ascii="Calibri" w:hAnsi="Calibri"/>
+        </w:rPr>
+        <w:t>20,00 kΩ</w:t>
       </w:r>
     </w:p>
     <w:p>
@@ -8570,6 +10495,12 @@
                 <w:rFonts w:ascii="Calibri" w:hAnsi="Calibri"/>
               </w:rPr>
             </w:pPr>
+            <w:r>
+              <w:rPr>
+                <w:rFonts w:ascii="Calibri" w:hAnsi="Calibri"/>
+              </w:rPr>
+              <w:t>14,77</w:t>
+            </w:r>
           </w:p>
         </w:tc>
         <w:tc>
@@ -8594,6 +10525,12 @@
                 <w:rFonts w:ascii="Calibri" w:hAnsi="Calibri"/>
               </w:rPr>
             </w:pPr>
+            <w:r>
+              <w:rPr>
+                <w:rFonts w:ascii="Calibri" w:hAnsi="Calibri"/>
+              </w:rPr>
+              <w:t>31,82</w:t>
+            </w:r>
           </w:p>
         </w:tc>
       </w:tr>
@@ -8696,7 +10633,7 @@
               <w:rPr>
                 <w:rFonts w:ascii="Calibri" w:hAnsi="Calibri"/>
               </w:rPr>
-              <w:t>64,83</w:t>
+              <w:t>15,83</w:t>
             </w:r>
           </w:p>
         </w:tc>
@@ -8726,7 +10663,7 @@
               <w:rPr>
                 <w:rFonts w:ascii="Calibri" w:hAnsi="Calibri"/>
               </w:rPr>
-              <w:t>103,73</w:t>
+              <w:t>31,86</w:t>
             </w:r>
           </w:p>
         </w:tc>
@@ -8830,7 +10767,7 @@
               <w:rPr>
                 <w:rFonts w:ascii="Calibri" w:hAnsi="Calibri"/>
               </w:rPr>
-              <w:t>0,957</w:t>
+              <w:t>0,96</w:t>
             </w:r>
           </w:p>
         </w:tc>
@@ -8860,7 +10797,7 @@
               <w:rPr>
                 <w:rFonts w:ascii="Calibri" w:hAnsi="Calibri"/>
               </w:rPr>
-              <w:t>0,984</w:t>
+              <w:t>0,98</w:t>
             </w:r>
           </w:p>
         </w:tc>
@@ -8960,6 +10897,12 @@
                 <w:rFonts w:ascii="Calibri" w:hAnsi="Calibri"/>
               </w:rPr>
             </w:pPr>
+            <w:r>
+              <w:rPr>
+                <w:rFonts w:ascii="Calibri" w:hAnsi="Calibri"/>
+              </w:rPr>
+              <w:t>0,97</w:t>
+            </w:r>
           </w:p>
         </w:tc>
         <w:tc>
@@ -8984,8 +10927,16 @@
                 <w:rFonts w:ascii="Calibri" w:hAnsi="Calibri"/>
               </w:rPr>
             </w:pPr>
+            <w:r>
+              <w:rPr>
+                <w:rFonts w:ascii="Calibri" w:hAnsi="Calibri"/>
+              </w:rPr>
+              <w:t>0,99</w:t>
+            </w:r>
           </w:p>
         </w:tc>
+        <w:bookmarkStart w:id="0" w:name="_GoBack"/>
+        <w:bookmarkEnd w:id="0"/>
       </w:tr>
     </w:tbl>
     <w:p>
@@ -9001,11 +10952,6 @@
     <w:p>
       <w:pPr>
         <w:pStyle w:val="Standard"/>
-        <w:rPr>
-          <w:rFonts w:ascii="Calibri" w:hAnsi="Calibri"/>
-          <w:i/>
-          <w:iCs/>
-        </w:rPr>
       </w:pPr>
       <w:r>
         <w:rPr>
@@ -9015,135 +10961,2606 @@
         </w:rPr>
         <w:t>Obliczenia:</w:t>
       </w:r>
-    </w:p>
-    <w:p>
-      <w:pPr>
-        <w:pStyle w:val="Standard"/>
-        <w:rPr>
-          <w:rFonts w:ascii="Calibri" w:hAnsi="Calibri"/>
-        </w:rPr>
-      </w:pPr>
-      <w:r>
-        <w:rPr>
-          <w:rFonts w:ascii="Calibri" w:hAnsi="Calibri"/>
-          <w:noProof/>
-          <w:lang w:val="ru-RU" w:eastAsia="ru-RU" w:bidi="ar-SA"/>
-        </w:rPr>
-        <w:drawing>
-          <wp:anchor distT="0" distB="0" distL="114300" distR="114300" simplePos="0" relativeHeight="4" behindDoc="0" locked="0" layoutInCell="1" allowOverlap="1">
-            <wp:simplePos x="0" y="0"/>
-            <wp:positionH relativeFrom="column">
-              <wp:align>center</wp:align>
-            </wp:positionH>
-            <wp:positionV relativeFrom="paragraph">
-              <wp:align>top</wp:align>
-            </wp:positionV>
-            <wp:extent cx="6120000" cy="3585960"/>
-            <wp:effectExtent l="0" t="0" r="0" b="0"/>
-            <wp:wrapSquare wrapText="bothSides"/>
-            <wp:docPr id="5" name="Obraz5"/>
-            <wp:cNvGraphicFramePr/>
-            <a:graphic xmlns:a="http://schemas.openxmlformats.org/drawingml/2006/main">
-              <a:graphicData uri="http://schemas.openxmlformats.org/drawingml/2006/picture">
-                <pic:pic xmlns:pic="http://schemas.openxmlformats.org/drawingml/2006/picture">
-                  <pic:nvPicPr>
-                    <pic:cNvPr id="0" name=""/>
-                    <pic:cNvPicPr/>
-                  </pic:nvPicPr>
-                  <pic:blipFill>
-                    <a:blip r:embed="rId11">
-                      <a:lum/>
-                      <a:alphaModFix/>
-                    </a:blip>
-                    <a:srcRect/>
-                    <a:stretch>
-                      <a:fillRect/>
-                    </a:stretch>
-                  </pic:blipFill>
-                  <pic:spPr>
-                    <a:xfrm>
-                      <a:off x="0" y="0"/>
-                      <a:ext cx="6120000" cy="3585960"/>
-                    </a:xfrm>
-                    <a:prstGeom prst="rect">
-                      <a:avLst/>
-                    </a:prstGeom>
-                    <a:noFill/>
-                  </pic:spPr>
-                </pic:pic>
-              </a:graphicData>
-            </a:graphic>
-          </wp:anchor>
-        </w:drawing>
-      </w:r>
-      <w:r>
-        <w:rPr>
-          <w:rFonts w:ascii="Calibri" w:hAnsi="Calibri"/>
-        </w:rPr>
-        <w:t>Bez obc:</w:t>
-      </w:r>
-    </w:p>
-    <w:p>
-      <w:pPr>
-        <w:pStyle w:val="Standard"/>
-        <w:rPr>
-          <w:rFonts w:ascii="Calibri" w:hAnsi="Calibri"/>
-        </w:rPr>
-      </w:pPr>
-      <w:r>
-        <w:rPr>
-          <w:rFonts w:ascii="Calibri" w:hAnsi="Calibri"/>
-          <w:noProof/>
-          <w:lang w:val="ru-RU" w:eastAsia="ru-RU" w:bidi="ar-SA"/>
-        </w:rPr>
+      <w:r>
+        <w:t xml:space="preserve"> </w:t>
+      </w:r>
+    </w:p>
+    <w:p>
+      <w:pPr>
+        <w:pStyle w:val="Standard"/>
+        <w:jc w:val="center"/>
+      </w:pPr>
+    </w:p>
+    <w:p>
+      <w:pPr>
+        <w:pStyle w:val="Standard"/>
+        <w:jc w:val="center"/>
+      </w:pPr>
+      <m:oMath>
+        <m:sSub>
+          <m:sSubPr>
+            <m:ctrlPr>
+              <w:rPr>
+                <w:rFonts w:ascii="Cambria Math" w:hAnsi="Cambria Math"/>
+                <w:i/>
+              </w:rPr>
+            </m:ctrlPr>
+          </m:sSubPr>
+          <m:e>
+            <m:r>
+              <w:rPr>
+                <w:rFonts w:ascii="Cambria Math" w:hAnsi="Cambria Math"/>
+              </w:rPr>
+              <m:t>r</m:t>
+            </m:r>
+          </m:e>
+          <m:sub>
+            <m:r>
+              <w:rPr>
+                <w:rFonts w:ascii="Cambria Math" w:hAnsi="Cambria Math"/>
+              </w:rPr>
+              <m:t>e</m:t>
+            </m:r>
+            <m:sSup>
+              <m:sSupPr>
+                <m:ctrlPr>
+                  <w:rPr>
+                    <w:rFonts w:ascii="Cambria Math" w:hAnsi="Cambria Math"/>
+                    <w:i/>
+                  </w:rPr>
+                </m:ctrlPr>
+              </m:sSupPr>
+              <m:e>
+                <m:r>
+                  <w:rPr>
+                    <w:rFonts w:ascii="Cambria Math" w:hAnsi="Cambria Math"/>
+                  </w:rPr>
+                  <m:t>b</m:t>
+                </m:r>
+              </m:e>
+              <m:sup>
+                <m:r>
+                  <w:rPr>
+                    <w:rFonts w:ascii="Cambria Math" w:hAnsi="Cambria Math"/>
+                  </w:rPr>
+                  <m:t>'</m:t>
+                </m:r>
+              </m:sup>
+            </m:sSup>
+          </m:sub>
+        </m:sSub>
+        <m:r>
+          <w:rPr>
+            <w:rFonts w:ascii="Cambria Math" w:hAnsi="Cambria Math"/>
+          </w:rPr>
+          <m:t>=</m:t>
+        </m:r>
+        <m:f>
+          <m:fPr>
+            <m:ctrlPr>
+              <w:rPr>
+                <w:rFonts w:ascii="Cambria Math" w:hAnsi="Cambria Math"/>
+                <w:i/>
+                <w:iCs/>
+              </w:rPr>
+            </m:ctrlPr>
+          </m:fPr>
+          <m:num>
+            <m:sSub>
+              <m:sSubPr>
+                <m:ctrlPr>
+                  <w:rPr>
+                    <w:rFonts w:ascii="Cambria Math" w:hAnsi="Cambria Math"/>
+                    <w:i/>
+                    <w:iCs/>
+                  </w:rPr>
+                </m:ctrlPr>
+              </m:sSubPr>
+              <m:e>
+                <m:r>
+                  <w:rPr>
+                    <w:rFonts w:ascii="Cambria Math" w:hAnsi="Cambria Math"/>
+                  </w:rPr>
+                  <m:t>φ</m:t>
+                </m:r>
+              </m:e>
+              <m:sub>
+                <m:r>
+                  <w:rPr>
+                    <w:rFonts w:ascii="Cambria Math" w:hAnsi="Cambria Math"/>
+                  </w:rPr>
+                  <m:t>t</m:t>
+                </m:r>
+              </m:sub>
+            </m:sSub>
+          </m:num>
+          <m:den>
+            <m:sSub>
+              <m:sSubPr>
+                <m:ctrlPr>
+                  <w:rPr>
+                    <w:rFonts w:ascii="Cambria Math" w:hAnsi="Cambria Math"/>
+                    <w:i/>
+                    <w:iCs/>
+                  </w:rPr>
+                </m:ctrlPr>
+              </m:sSubPr>
+              <m:e>
+                <m:r>
+                  <w:rPr>
+                    <w:rFonts w:ascii="Cambria Math" w:hAnsi="Cambria Math"/>
+                  </w:rPr>
+                  <m:t>I</m:t>
+                </m:r>
+              </m:e>
+              <m:sub>
+                <m:r>
+                  <w:rPr>
+                    <w:rFonts w:ascii="Cambria Math" w:hAnsi="Cambria Math"/>
+                  </w:rPr>
+                  <m:t>c</m:t>
+                </m:r>
+              </m:sub>
+            </m:sSub>
+          </m:den>
+        </m:f>
+        <m:r>
+          <w:rPr>
+            <w:rFonts w:ascii="Cambria Math" w:hAnsi="Cambria Math"/>
+          </w:rPr>
+          <m:t>=</m:t>
+        </m:r>
+        <m:f>
+          <m:fPr>
+            <m:ctrlPr>
+              <w:rPr>
+                <w:rFonts w:ascii="Cambria Math" w:hAnsi="Cambria Math"/>
+                <w:i/>
+                <w:iCs/>
+              </w:rPr>
+            </m:ctrlPr>
+          </m:fPr>
+          <m:num>
+            <m:r>
+              <w:rPr>
+                <w:rFonts w:ascii="Cambria Math" w:hAnsi="Cambria Math"/>
+              </w:rPr>
+              <m:t>25,00mV</m:t>
+            </m:r>
+            <m:ctrlPr>
+              <w:rPr>
+                <w:rFonts w:ascii="Cambria Math" w:hAnsi="Cambria Math"/>
+                <w:i/>
+              </w:rPr>
+            </m:ctrlPr>
+          </m:num>
+          <m:den>
+            <m:r>
+              <w:rPr>
+                <w:rFonts w:ascii="Cambria Math" w:hAnsi="Cambria Math"/>
+              </w:rPr>
+              <m:t>5,17mA</m:t>
+            </m:r>
+          </m:den>
+        </m:f>
+        <m:r>
+          <w:rPr>
+            <w:rFonts w:ascii="Cambria Math" w:hAnsi="Cambria Math"/>
+          </w:rPr>
+          <m:t>=4,84 Ω</m:t>
+        </m:r>
+      </m:oMath>
+      <w:r>
+        <w:rPr>
+          <w:iCs/>
+        </w:rPr>
+        <w:tab/>
+      </w:r>
+      <m:oMath>
+        <m:sSub>
+          <m:sSubPr>
+            <m:ctrlPr>
+              <w:rPr>
+                <w:rFonts w:ascii="Cambria Math" w:hAnsi="Cambria Math"/>
+                <w:i/>
+                <w:iCs/>
+              </w:rPr>
+            </m:ctrlPr>
+          </m:sSubPr>
+          <m:e>
+            <m:r>
+              <w:rPr>
+                <w:rFonts w:ascii="Cambria Math" w:hAnsi="Cambria Math"/>
+              </w:rPr>
+              <m:t>R</m:t>
+            </m:r>
+          </m:e>
+          <m:sub>
+            <m:r>
+              <w:rPr>
+                <w:rFonts w:ascii="Cambria Math" w:hAnsi="Cambria Math"/>
+              </w:rPr>
+              <m:t>L</m:t>
+            </m:r>
+          </m:sub>
+        </m:sSub>
+        <m:r>
+          <w:rPr>
+            <w:rFonts w:ascii="Cambria Math" w:hAnsi="Cambria Math"/>
+          </w:rPr>
+          <m:t>=</m:t>
+        </m:r>
+        <m:sSub>
+          <m:sSubPr>
+            <m:ctrlPr>
+              <w:rPr>
+                <w:rFonts w:ascii="Cambria Math" w:hAnsi="Cambria Math"/>
+              </w:rPr>
+            </m:ctrlPr>
+          </m:sSubPr>
+          <m:e>
+            <m:r>
+              <m:rPr>
+                <m:sty m:val="p"/>
+              </m:rPr>
+              <w:rPr>
+                <w:rFonts w:ascii="Cambria Math" w:hAnsi="Cambria Math"/>
+              </w:rPr>
+              <m:t>R</m:t>
+            </m:r>
+            <m:ctrlPr>
+              <w:rPr>
+                <w:rFonts w:ascii="Cambria Math" w:hAnsi="Cambria Math"/>
+                <w:i/>
+                <w:iCs/>
+                <w:vertAlign w:val="subscript"/>
+              </w:rPr>
+            </m:ctrlPr>
+          </m:e>
+          <m:sub>
+            <m:r>
+              <m:rPr>
+                <m:sty m:val="p"/>
+              </m:rPr>
+              <w:rPr>
+                <w:rFonts w:ascii="Cambria Math" w:hAnsi="Cambria Math"/>
+              </w:rPr>
+              <m:t>4</m:t>
+            </m:r>
+          </m:sub>
+        </m:sSub>
+        <m:r>
+          <w:rPr>
+            <w:rFonts w:ascii="Cambria Math" w:hAnsi="Cambria Math"/>
+          </w:rPr>
+          <m:t>||</m:t>
+        </m:r>
+        <m:sSub>
+          <m:sSubPr>
+            <m:ctrlPr>
+              <w:rPr>
+                <w:rFonts w:ascii="Cambria Math" w:hAnsi="Cambria Math"/>
+                <w:i/>
+              </w:rPr>
+            </m:ctrlPr>
+          </m:sSubPr>
+          <m:e>
+            <m:r>
+              <w:rPr>
+                <w:rFonts w:ascii="Cambria Math" w:hAnsi="Cambria Math"/>
+              </w:rPr>
+              <m:t>R</m:t>
+            </m:r>
+          </m:e>
+          <m:sub>
+            <m:r>
+              <w:rPr>
+                <w:rFonts w:ascii="Cambria Math" w:hAnsi="Cambria Math"/>
+              </w:rPr>
+              <m:t>6</m:t>
+            </m:r>
+          </m:sub>
+        </m:sSub>
+        <m:r>
+          <w:rPr>
+            <w:rFonts w:ascii="Cambria Math" w:hAnsi="Cambria Math"/>
+          </w:rPr>
+          <m:t>=200,00 Ω||1,30 kΩ=173,33 Ω</m:t>
+        </m:r>
+      </m:oMath>
+    </w:p>
+    <w:p>
+      <w:pPr>
+        <w:pStyle w:val="Standard"/>
+      </w:pPr>
+    </w:p>
+    <w:p>
+      <w:pPr>
+        <w:pStyle w:val="Standard"/>
+      </w:pPr>
+    </w:p>
+    <w:p>
+      <w:pPr>
+        <w:pStyle w:val="Standard"/>
+      </w:pPr>
+      <w:r>
         <w:lastRenderedPageBreak/>
-        <w:drawing>
-          <wp:anchor distT="0" distB="0" distL="114300" distR="114300" simplePos="0" relativeHeight="5" behindDoc="0" locked="0" layoutInCell="1" allowOverlap="1">
-            <wp:simplePos x="0" y="0"/>
-            <wp:positionH relativeFrom="column">
-              <wp:align>center</wp:align>
-            </wp:positionH>
-            <wp:positionV relativeFrom="paragraph">
-              <wp:align>top</wp:align>
-            </wp:positionV>
-            <wp:extent cx="6120000" cy="3585960"/>
-            <wp:effectExtent l="0" t="0" r="0" b="0"/>
-            <wp:wrapSquare wrapText="bothSides"/>
-            <wp:docPr id="6" name="Obraz6"/>
-            <wp:cNvGraphicFramePr/>
-            <a:graphic xmlns:a="http://schemas.openxmlformats.org/drawingml/2006/main">
-              <a:graphicData uri="http://schemas.openxmlformats.org/drawingml/2006/picture">
-                <pic:pic xmlns:pic="http://schemas.openxmlformats.org/drawingml/2006/picture">
-                  <pic:nvPicPr>
-                    <pic:cNvPr id="0" name=""/>
-                    <pic:cNvPicPr/>
-                  </pic:nvPicPr>
-                  <pic:blipFill>
-                    <a:blip r:embed="rId12">
-                      <a:lum/>
-                      <a:alphaModFix/>
-                    </a:blip>
-                    <a:srcRect/>
-                    <a:stretch>
-                      <a:fillRect/>
-                    </a:stretch>
-                  </pic:blipFill>
-                  <pic:spPr>
-                    <a:xfrm>
-                      <a:off x="0" y="0"/>
-                      <a:ext cx="6120000" cy="3585960"/>
-                    </a:xfrm>
-                    <a:prstGeom prst="rect">
-                      <a:avLst/>
-                    </a:prstGeom>
-                    <a:noFill/>
-                  </pic:spPr>
-                </pic:pic>
-              </a:graphicData>
-            </a:graphic>
-          </wp:anchor>
-        </w:drawing>
-      </w:r>
+        <w:t>Wtórnik obciążony</w:t>
+      </w:r>
+    </w:p>
+    <w:p>
+      <w:pPr>
+        <w:pStyle w:val="Standard"/>
+      </w:pPr>
+      <m:oMathPara>
+        <m:oMath>
+          <m:sSub>
+            <m:sSubPr>
+              <m:ctrlPr>
+                <w:rPr>
+                  <w:rFonts w:ascii="Cambria Math" w:hAnsi="Cambria Math"/>
+                  <w:i/>
+                  <w:iCs/>
+                </w:rPr>
+              </m:ctrlPr>
+            </m:sSubPr>
+            <m:e>
+              <m:r>
+                <w:rPr>
+                  <w:rFonts w:ascii="Cambria Math" w:hAnsi="Cambria Math"/>
+                </w:rPr>
+                <m:t>r</m:t>
+              </m:r>
+            </m:e>
+            <m:sub>
+              <m:r>
+                <w:rPr>
+                  <w:rFonts w:ascii="Cambria Math" w:hAnsi="Cambria Math"/>
+                  <w:vertAlign w:val="subscript"/>
+                </w:rPr>
+                <m:t>we1BJTt</m:t>
+              </m:r>
+            </m:sub>
+          </m:sSub>
+          <m:r>
+            <w:rPr>
+              <w:rFonts w:ascii="Cambria Math" w:hAnsi="Cambria Math"/>
+            </w:rPr>
+            <m:t>=</m:t>
+          </m:r>
+          <m:sSub>
+            <m:sSubPr>
+              <m:ctrlPr>
+                <w:rPr>
+                  <w:rFonts w:ascii="Cambria Math" w:hAnsi="Cambria Math"/>
+                </w:rPr>
+              </m:ctrlPr>
+            </m:sSubPr>
+            <m:e>
+              <m:r>
+                <m:rPr>
+                  <m:sty m:val="p"/>
+                </m:rPr>
+                <w:rPr>
+                  <w:rFonts w:ascii="Cambria Math" w:hAnsi="Cambria Math"/>
+                </w:rPr>
+                <m:t>R</m:t>
+              </m:r>
+            </m:e>
+            <m:sub>
+              <m:r>
+                <m:rPr>
+                  <m:sty m:val="p"/>
+                </m:rPr>
+                <w:rPr>
+                  <w:rFonts w:ascii="Cambria Math" w:hAnsi="Cambria Math"/>
+                </w:rPr>
+                <m:t>2</m:t>
+              </m:r>
+            </m:sub>
+          </m:sSub>
+          <m:r>
+            <m:rPr>
+              <m:sty m:val="p"/>
+            </m:rPr>
+            <w:rPr>
+              <w:rFonts w:ascii="Cambria Math" w:hAnsi="Cambria Math" w:cs="Cambria Math"/>
+            </w:rPr>
+            <m:t>||(</m:t>
+          </m:r>
+          <m:r>
+            <m:rPr>
+              <m:sty m:val="p"/>
+            </m:rPr>
+            <w:rPr>
+              <w:rFonts w:ascii="Cambria Math" w:hAnsi="Cambria Math"/>
+            </w:rPr>
+            <m:t>(</m:t>
+          </m:r>
+          <m:r>
+            <m:rPr>
+              <m:sty m:val="p"/>
+            </m:rPr>
+            <w:rPr>
+              <w:rFonts w:ascii="Cambria Math" w:hAnsi="Cambria Math" w:cs="Times New Roman"/>
+            </w:rPr>
+            <m:t>β+1)</m:t>
+          </m:r>
+          <m:r>
+            <m:rPr>
+              <m:sty m:val="p"/>
+            </m:rPr>
+            <w:rPr>
+              <w:rFonts w:ascii="Cambria Math" w:hAnsi="Cambria Math" w:cs="Cambria Math"/>
+            </w:rPr>
+            <m:t>⋅</m:t>
+          </m:r>
+          <m:sSub>
+            <m:sSubPr>
+              <m:ctrlPr>
+                <w:rPr>
+                  <w:rFonts w:ascii="Cambria Math" w:hAnsi="Cambria Math"/>
+                </w:rPr>
+              </m:ctrlPr>
+            </m:sSubPr>
+            <m:e>
+              <m:r>
+                <m:rPr>
+                  <m:sty m:val="p"/>
+                </m:rPr>
+                <w:rPr>
+                  <w:rFonts w:ascii="Cambria Math" w:hAnsi="Cambria Math"/>
+                </w:rPr>
+                <m:t>(</m:t>
+              </m:r>
+              <m:sSub>
+                <m:sSubPr>
+                  <m:ctrlPr>
+                    <w:rPr>
+                      <w:rFonts w:ascii="Cambria Math" w:hAnsi="Cambria Math"/>
+                    </w:rPr>
+                  </m:ctrlPr>
+                </m:sSubPr>
+                <m:e>
+                  <m:r>
+                    <m:rPr>
+                      <m:sty m:val="p"/>
+                    </m:rPr>
+                    <w:rPr>
+                      <w:rFonts w:ascii="Cambria Math" w:hAnsi="Cambria Math"/>
+                    </w:rPr>
+                    <m:t>r</m:t>
+                  </m:r>
+                </m:e>
+                <m:sub>
+                  <m:sSup>
+                    <m:sSupPr>
+                      <m:ctrlPr>
+                        <w:rPr>
+                          <w:rFonts w:ascii="Cambria Math" w:hAnsi="Cambria Math"/>
+                        </w:rPr>
+                      </m:ctrlPr>
+                    </m:sSupPr>
+                    <m:e>
+                      <m:r>
+                        <m:rPr>
+                          <m:sty m:val="p"/>
+                        </m:rPr>
+                        <w:rPr>
+                          <w:rFonts w:ascii="Cambria Math" w:hAnsi="Cambria Math"/>
+                        </w:rPr>
+                        <m:t>eb</m:t>
+                      </m:r>
+                    </m:e>
+                    <m:sup>
+                      <m:r>
+                        <m:rPr>
+                          <m:sty m:val="p"/>
+                        </m:rPr>
+                        <w:rPr>
+                          <w:rFonts w:ascii="Cambria Math" w:hAnsi="Cambria Math"/>
+                        </w:rPr>
+                        <m:t>'</m:t>
+                      </m:r>
+                    </m:sup>
+                  </m:sSup>
+                </m:sub>
+              </m:sSub>
+              <m:r>
+                <m:rPr>
+                  <m:sty m:val="p"/>
+                </m:rPr>
+                <w:rPr>
+                  <w:rFonts w:ascii="Cambria Math" w:hAnsi="Cambria Math"/>
+                </w:rPr>
+                <m:t>+R</m:t>
+              </m:r>
+              <m:ctrlPr>
+                <w:rPr>
+                  <w:rFonts w:ascii="Cambria Math" w:hAnsi="Cambria Math"/>
+                  <w:i/>
+                  <w:iCs/>
+                  <w:vertAlign w:val="subscript"/>
+                </w:rPr>
+              </m:ctrlPr>
+            </m:e>
+            <m:sub>
+              <m:r>
+                <m:rPr>
+                  <m:sty m:val="p"/>
+                </m:rPr>
+                <w:rPr>
+                  <w:rFonts w:ascii="Cambria Math" w:hAnsi="Cambria Math"/>
+                </w:rPr>
+                <m:t>L</m:t>
+              </m:r>
+            </m:sub>
+          </m:sSub>
+          <m:r>
+            <m:rPr>
+              <m:sty m:val="p"/>
+            </m:rPr>
+            <w:rPr>
+              <w:rFonts w:ascii="Cambria Math" w:hAnsi="Cambria Math"/>
+            </w:rPr>
+            <m:t>)=</m:t>
+          </m:r>
+        </m:oMath>
+      </m:oMathPara>
+    </w:p>
+    <w:p>
+      <w:pPr>
+        <w:pStyle w:val="Standard"/>
+        <w:rPr>
+          <w:rFonts w:ascii="Calibri" w:hAnsi="Calibri"/>
+          <w:i/>
+          <w:lang w:val="en-US"/>
+        </w:rPr>
+      </w:pPr>
+      <m:oMathPara>
+        <m:oMath>
+          <m:r>
+            <w:rPr>
+              <w:rFonts w:ascii="Cambria Math" w:hAnsi="Cambria Math"/>
+            </w:rPr>
+            <m:t>=39,00 kΩ||((132,41</m:t>
+          </m:r>
+          <m:r>
+            <m:rPr>
+              <m:sty m:val="p"/>
+            </m:rPr>
+            <w:rPr>
+              <w:rFonts w:ascii="Cambria Math" w:hAnsi="Cambria Math"/>
+            </w:rPr>
+            <m:t xml:space="preserve"> </m:t>
+          </m:r>
+          <m:f>
+            <m:fPr>
+              <m:ctrlPr>
+                <w:rPr>
+                  <w:rFonts w:ascii="Cambria Math" w:hAnsi="Cambria Math"/>
+                  <w:i/>
+                  <w:iCs/>
+                </w:rPr>
+              </m:ctrlPr>
+            </m:fPr>
+            <m:num>
+              <m:r>
+                <w:rPr>
+                  <w:rFonts w:ascii="Cambria Math" w:hAnsi="Cambria Math"/>
+                </w:rPr>
+                <m:t>A</m:t>
+              </m:r>
+            </m:num>
+            <m:den>
+              <m:r>
+                <w:rPr>
+                  <w:rFonts w:ascii="Cambria Math" w:hAnsi="Cambria Math"/>
+                </w:rPr>
+                <m:t>A</m:t>
+              </m:r>
+            </m:den>
+          </m:f>
+          <m:r>
+            <w:rPr>
+              <w:rFonts w:ascii="Cambria Math" w:hAnsi="Cambria Math"/>
+            </w:rPr>
+            <m:t>+1)∙</m:t>
+          </m:r>
+          <m:d>
+            <m:dPr>
+              <m:ctrlPr>
+                <w:rPr>
+                  <w:rFonts w:ascii="Cambria Math" w:hAnsi="Cambria Math"/>
+                  <w:i/>
+                  <w:iCs/>
+                </w:rPr>
+              </m:ctrlPr>
+            </m:dPr>
+            <m:e>
+              <m:r>
+                <w:rPr>
+                  <w:rFonts w:ascii="Cambria Math" w:hAnsi="Cambria Math"/>
+                </w:rPr>
+                <m:t>4,84 Ω+</m:t>
+              </m:r>
+              <m:r>
+                <w:rPr>
+                  <w:rFonts w:ascii="Cambria Math" w:hAnsi="Cambria Math"/>
+                </w:rPr>
+                <m:t>173,33 Ω</m:t>
+              </m:r>
+            </m:e>
+          </m:d>
+          <m:r>
+            <w:rPr>
+              <w:rFonts w:ascii="Cambria Math" w:hAnsi="Cambria Math"/>
+            </w:rPr>
+            <m:t xml:space="preserve">)= 14,77 </m:t>
+          </m:r>
+          <m:r>
+            <w:rPr>
+              <w:rFonts w:ascii="Cambria Math" w:hAnsi="Cambria Math"/>
+              <w:lang w:val="en-US"/>
+            </w:rPr>
+            <m:t>kΩ</m:t>
+          </m:r>
+        </m:oMath>
+      </m:oMathPara>
+    </w:p>
+    <w:p>
+      <w:pPr>
+        <w:pStyle w:val="Standard"/>
+        <w:rPr>
+          <w:rFonts w:ascii="Calibri" w:hAnsi="Calibri"/>
+          <w:i/>
+          <w:iCs/>
+          <w:lang w:val="en-US"/>
+        </w:rPr>
+      </w:pPr>
+    </w:p>
+    <w:p>
+      <w:pPr>
+        <w:pStyle w:val="Standard"/>
+        <w:rPr>
+          <w:rFonts w:ascii="Calibri" w:hAnsi="Calibri"/>
+          <w:i/>
+        </w:rPr>
+      </w:pPr>
+      <m:oMathPara>
+        <m:oMath>
+          <m:sSub>
+            <m:sSubPr>
+              <m:ctrlPr>
+                <w:rPr>
+                  <w:rFonts w:ascii="Cambria Math" w:hAnsi="Cambria Math"/>
+                  <w:i/>
+                  <w:iCs/>
+                </w:rPr>
+              </m:ctrlPr>
+            </m:sSubPr>
+            <m:e>
+              <m:r>
+                <w:rPr>
+                  <w:rFonts w:ascii="Cambria Math" w:hAnsi="Cambria Math"/>
+                </w:rPr>
+                <m:t>r</m:t>
+              </m:r>
+            </m:e>
+            <m:sub>
+              <m:r>
+                <w:rPr>
+                  <w:rFonts w:ascii="Cambria Math" w:hAnsi="Cambria Math"/>
+                  <w:vertAlign w:val="subscript"/>
+                </w:rPr>
+                <m:t>we1BJTp</m:t>
+              </m:r>
+            </m:sub>
+          </m:sSub>
+          <m:r>
+            <w:rPr>
+              <w:rFonts w:ascii="Cambria Math" w:hAnsi="Cambria Math"/>
+            </w:rPr>
+            <m:t>=RG</m:t>
+          </m:r>
+          <m:d>
+            <m:dPr>
+              <m:ctrlPr>
+                <w:rPr>
+                  <w:rFonts w:ascii="Cambria Math" w:hAnsi="Cambria Math"/>
+                  <w:i/>
+                  <w:iCs/>
+                </w:rPr>
+              </m:ctrlPr>
+            </m:dPr>
+            <m:e>
+              <m:r>
+                <w:rPr>
+                  <w:rFonts w:ascii="Cambria Math" w:hAnsi="Cambria Math"/>
+                </w:rPr>
+                <m:t>2</m:t>
+              </m:r>
+            </m:e>
+          </m:d>
+          <m:r>
+            <w:rPr>
+              <w:rFonts w:ascii="Cambria Math" w:hAnsi="Cambria Math"/>
+            </w:rPr>
+            <m:t>∙</m:t>
+          </m:r>
+          <m:f>
+            <m:fPr>
+              <m:ctrlPr>
+                <w:rPr>
+                  <w:rFonts w:ascii="Cambria Math" w:hAnsi="Cambria Math"/>
+                  <w:i/>
+                  <w:iCs/>
+                </w:rPr>
+              </m:ctrlPr>
+            </m:fPr>
+            <m:num>
+              <m:sSub>
+                <m:sSubPr>
+                  <m:ctrlPr>
+                    <w:rPr>
+                      <w:rFonts w:ascii="Cambria Math" w:hAnsi="Cambria Math"/>
+                      <w:i/>
+                      <w:iCs/>
+                    </w:rPr>
+                  </m:ctrlPr>
+                </m:sSubPr>
+                <m:e>
+                  <m:r>
+                    <w:rPr>
+                      <w:rFonts w:ascii="Cambria Math" w:hAnsi="Cambria Math"/>
+                    </w:rPr>
+                    <m:t>U</m:t>
+                  </m:r>
+                </m:e>
+                <m:sub>
+                  <m:r>
+                    <w:rPr>
+                      <w:rFonts w:ascii="Cambria Math" w:hAnsi="Cambria Math"/>
+                    </w:rPr>
+                    <m:t>b</m:t>
+                  </m:r>
+                  <m:r>
+                    <w:rPr>
+                      <w:rFonts w:ascii="Cambria Math" w:hAnsi="Cambria Math"/>
+                    </w:rPr>
+                    <m:t>2</m:t>
+                  </m:r>
+                </m:sub>
+              </m:sSub>
+            </m:num>
+            <m:den>
+              <m:sSub>
+                <m:sSubPr>
+                  <m:ctrlPr>
+                    <w:rPr>
+                      <w:rFonts w:ascii="Cambria Math" w:hAnsi="Cambria Math"/>
+                      <w:i/>
+                      <w:iCs/>
+                    </w:rPr>
+                  </m:ctrlPr>
+                </m:sSubPr>
+                <m:e>
+                  <m:sSub>
+                    <m:sSubPr>
+                      <m:ctrlPr>
+                        <w:rPr>
+                          <w:rFonts w:ascii="Cambria Math" w:hAnsi="Cambria Math"/>
+                          <w:i/>
+                          <w:iCs/>
+                        </w:rPr>
+                      </m:ctrlPr>
+                    </m:sSubPr>
+                    <m:e>
+                      <m:r>
+                        <w:rPr>
+                          <w:rFonts w:ascii="Cambria Math" w:hAnsi="Cambria Math"/>
+                        </w:rPr>
+                        <m:t>E</m:t>
+                      </m:r>
+                    </m:e>
+                    <m:sub>
+                      <m:r>
+                        <w:rPr>
+                          <w:rFonts w:ascii="Cambria Math" w:hAnsi="Cambria Math"/>
+                        </w:rPr>
+                        <m:t>g</m:t>
+                      </m:r>
+                    </m:sub>
+                  </m:sSub>
+                  <m:r>
+                    <w:rPr>
+                      <w:rFonts w:ascii="Cambria Math" w:hAnsi="Cambria Math"/>
+                    </w:rPr>
+                    <m:t>-U</m:t>
+                  </m:r>
+                </m:e>
+                <m:sub>
+                  <m:r>
+                    <w:rPr>
+                      <w:rFonts w:ascii="Cambria Math" w:hAnsi="Cambria Math"/>
+                    </w:rPr>
+                    <m:t>b</m:t>
+                  </m:r>
+                  <m:r>
+                    <w:rPr>
+                      <w:rFonts w:ascii="Cambria Math" w:hAnsi="Cambria Math"/>
+                    </w:rPr>
+                    <m:t>2</m:t>
+                  </m:r>
+                </m:sub>
+              </m:sSub>
+            </m:den>
+          </m:f>
+          <m:r>
+            <w:rPr>
+              <w:rFonts w:ascii="Cambria Math" w:hAnsi="Cambria Math"/>
+            </w:rPr>
+            <m:t>=2</m:t>
+          </m:r>
+          <m:r>
+            <w:rPr>
+              <w:rFonts w:ascii="Cambria Math" w:hAnsi="Cambria Math"/>
+            </w:rPr>
+            <m:t>0,00</m:t>
+          </m:r>
+          <m:r>
+            <w:rPr>
+              <w:rFonts w:ascii="Cambria Math" w:hAnsi="Cambria Math"/>
+            </w:rPr>
+            <m:t>kΩ∙</m:t>
+          </m:r>
+          <m:f>
+            <m:fPr>
+              <m:ctrlPr>
+                <w:rPr>
+                  <w:rFonts w:ascii="Cambria Math" w:hAnsi="Cambria Math"/>
+                  <w:i/>
+                  <w:iCs/>
+                </w:rPr>
+              </m:ctrlPr>
+            </m:fPr>
+            <m:num>
+              <m:r>
+                <w:rPr>
+                  <w:rFonts w:ascii="Cambria Math" w:hAnsi="Cambria Math"/>
+                </w:rPr>
+                <m:t>220,97</m:t>
+              </m:r>
+              <m:r>
+                <w:rPr>
+                  <w:rFonts w:ascii="Cambria Math" w:hAnsi="Cambria Math"/>
+                </w:rPr>
+                <m:t>mV</m:t>
+              </m:r>
+            </m:num>
+            <m:den>
+              <m:r>
+                <w:rPr>
+                  <w:rFonts w:ascii="Cambria Math" w:hAnsi="Cambria Math"/>
+                </w:rPr>
+                <m:t>500,00</m:t>
+              </m:r>
+              <m:r>
+                <w:rPr>
+                  <w:rFonts w:ascii="Cambria Math" w:hAnsi="Cambria Math"/>
+                </w:rPr>
+                <m:t>mV-</m:t>
+              </m:r>
+              <m:r>
+                <w:rPr>
+                  <w:rFonts w:ascii="Cambria Math" w:hAnsi="Cambria Math"/>
+                </w:rPr>
+                <m:t>220,97</m:t>
+              </m:r>
+              <m:r>
+                <w:rPr>
+                  <w:rFonts w:ascii="Cambria Math" w:hAnsi="Cambria Math"/>
+                </w:rPr>
+                <m:t>mV</m:t>
+              </m:r>
+            </m:den>
+          </m:f>
+          <m:r>
+            <w:rPr>
+              <w:rFonts w:ascii="Cambria Math" w:hAnsi="Cambria Math"/>
+            </w:rPr>
+            <m:t>=15,83</m:t>
+          </m:r>
+          <m:r>
+            <w:rPr>
+              <w:rFonts w:ascii="Cambria Math" w:hAnsi="Cambria Math"/>
+            </w:rPr>
+            <m:t>kΩ</m:t>
+          </m:r>
+        </m:oMath>
+      </m:oMathPara>
+    </w:p>
+    <w:p>
+      <w:pPr>
+        <w:pStyle w:val="Standard"/>
+        <w:rPr>
+          <w:rFonts w:ascii="Calibri" w:hAnsi="Calibri"/>
+          <w:i/>
+          <w:iCs/>
+          <w:highlight w:val="yellow"/>
+        </w:rPr>
+      </w:pPr>
+    </w:p>
+    <w:p>
+      <w:pPr>
+        <w:pStyle w:val="Standard"/>
+        <w:rPr>
+          <w:rFonts w:ascii="Calibri" w:hAnsi="Calibri"/>
+          <w:i/>
+          <w:iCs/>
+          <w:vertAlign w:val="subscript"/>
+        </w:rPr>
+      </w:pPr>
+      <m:oMathPara>
+        <m:oMath>
+          <m:sSub>
+            <m:sSubPr>
+              <m:ctrlPr>
+                <w:rPr>
+                  <w:rFonts w:ascii="Cambria Math" w:hAnsi="Cambria Math"/>
+                  <w:i/>
+                  <w:iCs/>
+                </w:rPr>
+              </m:ctrlPr>
+            </m:sSubPr>
+            <m:e>
+              <m:r>
+                <w:rPr>
+                  <w:rFonts w:ascii="Cambria Math" w:hAnsi="Cambria Math"/>
+                </w:rPr>
+                <m:t>k</m:t>
+              </m:r>
+            </m:e>
+            <m:sub>
+              <m:r>
+                <w:rPr>
+                  <w:rFonts w:ascii="Cambria Math" w:hAnsi="Cambria Math"/>
+                  <w:vertAlign w:val="subscript"/>
+                </w:rPr>
+                <m:t>us1BJTt</m:t>
+              </m:r>
+            </m:sub>
+          </m:sSub>
+          <m:r>
+            <w:rPr>
+              <w:rFonts w:ascii="Cambria Math" w:hAnsi="Calibri"/>
+              <w:vertAlign w:val="subscript"/>
+            </w:rPr>
+            <m:t>=</m:t>
+          </m:r>
+          <m:f>
+            <m:fPr>
+              <m:ctrlPr>
+                <w:rPr>
+                  <w:rFonts w:ascii="Cambria Math" w:hAnsi="Calibri"/>
+                  <w:i/>
+                  <w:iCs/>
+                  <w:vertAlign w:val="subscript"/>
+                </w:rPr>
+              </m:ctrlPr>
+            </m:fPr>
+            <m:num>
+              <m:sSub>
+                <m:sSubPr>
+                  <m:ctrlPr>
+                    <w:rPr>
+                      <w:rFonts w:ascii="Cambria Math" w:hAnsi="Cambria Math"/>
+                    </w:rPr>
+                  </m:ctrlPr>
+                </m:sSubPr>
+                <m:e>
+                  <m:r>
+                    <m:rPr>
+                      <m:sty m:val="p"/>
+                    </m:rPr>
+                    <w:rPr>
+                      <w:rFonts w:ascii="Cambria Math" w:hAnsi="Cambria Math"/>
+                    </w:rPr>
+                    <m:t>R</m:t>
+                  </m:r>
+                  <m:ctrlPr>
+                    <w:rPr>
+                      <w:rFonts w:ascii="Cambria Math" w:hAnsi="Cambria Math"/>
+                      <w:i/>
+                      <w:iCs/>
+                      <w:vertAlign w:val="subscript"/>
+                    </w:rPr>
+                  </m:ctrlPr>
+                </m:e>
+                <m:sub>
+                  <m:r>
+                    <m:rPr>
+                      <m:sty m:val="p"/>
+                    </m:rPr>
+                    <w:rPr>
+                      <w:rFonts w:ascii="Cambria Math" w:hAnsi="Cambria Math"/>
+                    </w:rPr>
+                    <m:t>4</m:t>
+                  </m:r>
+                </m:sub>
+              </m:sSub>
+              <m:r>
+                <w:rPr>
+                  <w:rFonts w:ascii="Cambria Math" w:hAnsi="Cambria Math"/>
+                </w:rPr>
+                <m:t>||</m:t>
+              </m:r>
+              <m:sSub>
+                <m:sSubPr>
+                  <m:ctrlPr>
+                    <w:rPr>
+                      <w:rFonts w:ascii="Cambria Math" w:hAnsi="Cambria Math"/>
+                      <w:i/>
+                    </w:rPr>
+                  </m:ctrlPr>
+                </m:sSubPr>
+                <m:e>
+                  <m:r>
+                    <w:rPr>
+                      <w:rFonts w:ascii="Cambria Math" w:hAnsi="Cambria Math"/>
+                    </w:rPr>
+                    <m:t>R</m:t>
+                  </m:r>
+                </m:e>
+                <m:sub>
+                  <m:r>
+                    <w:rPr>
+                      <w:rFonts w:ascii="Cambria Math" w:hAnsi="Cambria Math"/>
+                    </w:rPr>
+                    <m:t>6</m:t>
+                  </m:r>
+                </m:sub>
+              </m:sSub>
+              <m:ctrlPr>
+                <w:rPr>
+                  <w:rFonts w:ascii="Cambria Math" w:hAnsi="Cambria Math"/>
+                  <w:i/>
+                  <w:iCs/>
+                </w:rPr>
+              </m:ctrlPr>
+            </m:num>
+            <m:den>
+              <m:sSub>
+                <m:sSubPr>
+                  <m:ctrlPr>
+                    <w:rPr>
+                      <w:rFonts w:ascii="Cambria Math" w:hAnsi="Cambria Math"/>
+                      <w:i/>
+                      <w:iCs/>
+                    </w:rPr>
+                  </m:ctrlPr>
+                </m:sSubPr>
+                <m:e>
+                  <m:r>
+                    <w:rPr>
+                      <w:rFonts w:ascii="Cambria Math" w:hAnsi="Cambria Math"/>
+                    </w:rPr>
+                    <m:t>r</m:t>
+                  </m:r>
+                </m:e>
+                <m:sub>
+                  <m:r>
+                    <w:rPr>
+                      <w:rFonts w:ascii="Cambria Math" w:hAnsi="Cambria Math"/>
+                    </w:rPr>
+                    <m:t>e</m:t>
+                  </m:r>
+                  <m:sSup>
+                    <m:sSupPr>
+                      <m:ctrlPr>
+                        <w:rPr>
+                          <w:rFonts w:ascii="Cambria Math" w:hAnsi="Cambria Math"/>
+                          <w:i/>
+                          <w:iCs/>
+                        </w:rPr>
+                      </m:ctrlPr>
+                    </m:sSupPr>
+                    <m:e>
+                      <m:r>
+                        <w:rPr>
+                          <w:rFonts w:ascii="Cambria Math" w:hAnsi="Cambria Math"/>
+                        </w:rPr>
+                        <m:t>b</m:t>
+                      </m:r>
+                    </m:e>
+                    <m:sup>
+                      <m:r>
+                        <w:rPr>
+                          <w:rFonts w:ascii="Cambria Math" w:hAnsi="Cambria Math"/>
+                        </w:rPr>
+                        <m:t>'</m:t>
+                      </m:r>
+                    </m:sup>
+                  </m:sSup>
+                </m:sub>
+              </m:sSub>
+              <m:r>
+                <w:rPr>
+                  <w:rFonts w:ascii="Cambria Math" w:hAnsi="Cambria Math"/>
+                </w:rPr>
+                <m:t xml:space="preserve">+ </m:t>
+              </m:r>
+              <m:sSub>
+                <m:sSubPr>
+                  <m:ctrlPr>
+                    <w:rPr>
+                      <w:rFonts w:ascii="Cambria Math" w:hAnsi="Cambria Math"/>
+                    </w:rPr>
+                  </m:ctrlPr>
+                </m:sSubPr>
+                <m:e>
+                  <m:r>
+                    <m:rPr>
+                      <m:sty m:val="p"/>
+                    </m:rPr>
+                    <w:rPr>
+                      <w:rFonts w:ascii="Cambria Math" w:hAnsi="Cambria Math"/>
+                    </w:rPr>
+                    <m:t>R</m:t>
+                  </m:r>
+                  <m:ctrlPr>
+                    <w:rPr>
+                      <w:rFonts w:ascii="Cambria Math" w:hAnsi="Cambria Math"/>
+                      <w:i/>
+                      <w:iCs/>
+                      <w:vertAlign w:val="subscript"/>
+                    </w:rPr>
+                  </m:ctrlPr>
+                </m:e>
+                <m:sub>
+                  <m:r>
+                    <m:rPr>
+                      <m:sty m:val="p"/>
+                    </m:rPr>
+                    <w:rPr>
+                      <w:rFonts w:ascii="Cambria Math" w:hAnsi="Cambria Math"/>
+                    </w:rPr>
+                    <m:t>4</m:t>
+                  </m:r>
+                </m:sub>
+              </m:sSub>
+              <m:r>
+                <w:rPr>
+                  <w:rFonts w:ascii="Cambria Math" w:hAnsi="Cambria Math"/>
+                </w:rPr>
+                <m:t>||</m:t>
+              </m:r>
+              <m:sSub>
+                <m:sSubPr>
+                  <m:ctrlPr>
+                    <w:rPr>
+                      <w:rFonts w:ascii="Cambria Math" w:hAnsi="Cambria Math"/>
+                      <w:i/>
+                    </w:rPr>
+                  </m:ctrlPr>
+                </m:sSubPr>
+                <m:e>
+                  <m:r>
+                    <w:rPr>
+                      <w:rFonts w:ascii="Cambria Math" w:hAnsi="Cambria Math"/>
+                    </w:rPr>
+                    <m:t>R</m:t>
+                  </m:r>
+                </m:e>
+                <m:sub>
+                  <m:r>
+                    <w:rPr>
+                      <w:rFonts w:ascii="Cambria Math" w:hAnsi="Cambria Math"/>
+                    </w:rPr>
+                    <m:t>6</m:t>
+                  </m:r>
+                </m:sub>
+              </m:sSub>
+            </m:den>
+          </m:f>
+          <m:r>
+            <w:rPr>
+              <w:rFonts w:ascii="Cambria Math" w:hAnsi="Calibri"/>
+              <w:vertAlign w:val="subscript"/>
+            </w:rPr>
+            <m:t>=</m:t>
+          </m:r>
+          <m:f>
+            <m:fPr>
+              <m:ctrlPr>
+                <w:rPr>
+                  <w:rFonts w:ascii="Cambria Math" w:hAnsi="Calibri"/>
+                  <w:i/>
+                  <w:iCs/>
+                  <w:vertAlign w:val="subscript"/>
+                </w:rPr>
+              </m:ctrlPr>
+            </m:fPr>
+            <m:num>
+              <m:r>
+                <w:rPr>
+                  <w:rFonts w:ascii="Cambria Math" w:hAnsi="Cambria Math"/>
+                </w:rPr>
+                <m:t>200,00 Ω||1,30 kΩ</m:t>
+              </m:r>
+              <m:ctrlPr>
+                <w:rPr>
+                  <w:rFonts w:ascii="Cambria Math" w:hAnsi="Cambria Math"/>
+                  <w:i/>
+                  <w:iCs/>
+                  <w:vertAlign w:val="subscript"/>
+                </w:rPr>
+              </m:ctrlPr>
+            </m:num>
+            <m:den>
+              <m:r>
+                <w:rPr>
+                  <w:rFonts w:ascii="Cambria Math" w:hAnsi="Cambria Math"/>
+                </w:rPr>
+                <m:t>4,84Ω+200,00 Ω||1,30 kΩ</m:t>
+              </m:r>
+            </m:den>
+          </m:f>
+          <m:r>
+            <w:rPr>
+              <w:rFonts w:ascii="Cambria Math" w:hAnsi="Calibri"/>
+              <w:vertAlign w:val="subscript"/>
+            </w:rPr>
+            <m:t>=0,97</m:t>
+          </m:r>
+          <m:f>
+            <m:fPr>
+              <m:ctrlPr>
+                <w:rPr>
+                  <w:rFonts w:ascii="Cambria Math" w:hAnsi="Cambria Math"/>
+                  <w:i/>
+                  <w:iCs/>
+                  <w:vertAlign w:val="subscript"/>
+                </w:rPr>
+              </m:ctrlPr>
+            </m:fPr>
+            <m:num>
+              <m:r>
+                <w:rPr>
+                  <w:rFonts w:ascii="Cambria Math" w:hAnsi="Cambria Math"/>
+                  <w:vertAlign w:val="subscript"/>
+                </w:rPr>
+                <m:t>V</m:t>
+              </m:r>
+              <m:ctrlPr>
+                <w:rPr>
+                  <w:rFonts w:ascii="Cambria Math" w:hAnsi="Calibri"/>
+                  <w:i/>
+                  <w:iCs/>
+                  <w:vertAlign w:val="subscript"/>
+                </w:rPr>
+              </m:ctrlPr>
+            </m:num>
+            <m:den>
+              <m:r>
+                <w:rPr>
+                  <w:rFonts w:ascii="Cambria Math" w:hAnsi="Cambria Math"/>
+                  <w:vertAlign w:val="subscript"/>
+                </w:rPr>
+                <m:t>V</m:t>
+              </m:r>
+            </m:den>
+          </m:f>
+        </m:oMath>
+      </m:oMathPara>
+    </w:p>
+    <w:p>
+      <w:pPr>
+        <w:pStyle w:val="Standard"/>
+        <w:rPr>
+          <w:rFonts w:ascii="Calibri" w:hAnsi="Calibri"/>
+          <w:i/>
+          <w:iCs/>
+          <w:vertAlign w:val="subscript"/>
+        </w:rPr>
+      </w:pPr>
+    </w:p>
+    <w:p>
+      <w:pPr>
+        <w:pStyle w:val="Standard"/>
+        <w:rPr>
+          <w:rFonts w:ascii="Calibri" w:hAnsi="Calibri"/>
+          <w:i/>
+          <w:iCs/>
+        </w:rPr>
+      </w:pPr>
+      <m:oMathPara>
+        <m:oMath>
+          <m:sSub>
+            <m:sSubPr>
+              <m:ctrlPr>
+                <w:rPr>
+                  <w:rFonts w:ascii="Cambria Math" w:hAnsi="Cambria Math"/>
+                  <w:i/>
+                  <w:iCs/>
+                </w:rPr>
+              </m:ctrlPr>
+            </m:sSubPr>
+            <m:e>
+              <m:r>
+                <w:rPr>
+                  <w:rFonts w:ascii="Cambria Math" w:hAnsi="Cambria Math"/>
+                </w:rPr>
+                <m:t>k</m:t>
+              </m:r>
+            </m:e>
+            <m:sub>
+              <m:r>
+                <w:rPr>
+                  <w:rFonts w:ascii="Cambria Math" w:hAnsi="Cambria Math"/>
+                  <w:vertAlign w:val="subscript"/>
+                </w:rPr>
+                <m:t>us1BJTp</m:t>
+              </m:r>
+            </m:sub>
+          </m:sSub>
+          <m:r>
+            <w:rPr>
+              <w:rFonts w:ascii="Cambria Math" w:hAnsi="Cambria Math"/>
+            </w:rPr>
+            <m:t>=</m:t>
+          </m:r>
+          <m:f>
+            <m:fPr>
+              <m:ctrlPr>
+                <w:rPr>
+                  <w:rFonts w:ascii="Cambria Math" w:hAnsi="Cambria Math"/>
+                  <w:i/>
+                  <w:iCs/>
+                </w:rPr>
+              </m:ctrlPr>
+            </m:fPr>
+            <m:num>
+              <m:sSub>
+                <m:sSubPr>
+                  <m:ctrlPr>
+                    <w:rPr>
+                      <w:rFonts w:ascii="Cambria Math" w:hAnsi="Cambria Math"/>
+                      <w:i/>
+                      <w:iCs/>
+                    </w:rPr>
+                  </m:ctrlPr>
+                </m:sSubPr>
+                <m:e>
+                  <m:r>
+                    <w:rPr>
+                      <w:rFonts w:ascii="Cambria Math" w:hAnsi="Cambria Math"/>
+                    </w:rPr>
+                    <m:t>U</m:t>
+                  </m:r>
+                </m:e>
+                <m:sub>
+                  <m:r>
+                    <w:rPr>
+                      <w:rFonts w:ascii="Cambria Math" w:hAnsi="Cambria Math"/>
+                    </w:rPr>
+                    <m:t>e1</m:t>
+                  </m:r>
+                </m:sub>
+              </m:sSub>
+            </m:num>
+            <m:den>
+              <m:sSub>
+                <m:sSubPr>
+                  <m:ctrlPr>
+                    <w:rPr>
+                      <w:rFonts w:ascii="Cambria Math" w:hAnsi="Cambria Math"/>
+                      <w:i/>
+                      <w:iCs/>
+                    </w:rPr>
+                  </m:ctrlPr>
+                </m:sSubPr>
+                <m:e>
+                  <m:r>
+                    <w:rPr>
+                      <w:rFonts w:ascii="Cambria Math" w:hAnsi="Cambria Math"/>
+                    </w:rPr>
+                    <m:t>U</m:t>
+                  </m:r>
+                </m:e>
+                <m:sub>
+                  <m:r>
+                    <w:rPr>
+                      <w:rFonts w:ascii="Cambria Math" w:hAnsi="Cambria Math"/>
+                    </w:rPr>
+                    <m:t>b1</m:t>
+                  </m:r>
+                </m:sub>
+              </m:sSub>
+            </m:den>
+          </m:f>
+          <m:r>
+            <w:rPr>
+              <w:rFonts w:ascii="Cambria Math" w:hAnsi="Cambria Math"/>
+            </w:rPr>
+            <m:t>=</m:t>
+          </m:r>
+          <m:f>
+            <m:fPr>
+              <m:ctrlPr>
+                <w:rPr>
+                  <w:rFonts w:ascii="Cambria Math" w:hAnsi="Cambria Math"/>
+                  <w:i/>
+                  <w:iCs/>
+                </w:rPr>
+              </m:ctrlPr>
+            </m:fPr>
+            <m:num>
+              <m:r>
+                <w:rPr>
+                  <w:rFonts w:ascii="Cambria Math" w:hAnsi="Cambria Math"/>
+                </w:rPr>
+                <m:t>211,55 mV</m:t>
+              </m:r>
+            </m:num>
+            <m:den>
+              <m:r>
+                <w:rPr>
+                  <w:rFonts w:ascii="Cambria Math" w:hAnsi="Cambria Math"/>
+                </w:rPr>
+                <m:t>220,97 mV</m:t>
+              </m:r>
+            </m:den>
+          </m:f>
+          <m:r>
+            <w:rPr>
+              <w:rFonts w:ascii="Cambria Math" w:hAnsi="Cambria Math"/>
+            </w:rPr>
+            <m:t>=0,96</m:t>
+          </m:r>
+          <m:f>
+            <m:fPr>
+              <m:ctrlPr>
+                <w:rPr>
+                  <w:rFonts w:ascii="Cambria Math" w:hAnsi="Cambria Math"/>
+                  <w:i/>
+                  <w:iCs/>
+                </w:rPr>
+              </m:ctrlPr>
+            </m:fPr>
+            <m:num>
+              <m:r>
+                <w:rPr>
+                  <w:rFonts w:ascii="Cambria Math" w:hAnsi="Cambria Math"/>
+                </w:rPr>
+                <m:t>V</m:t>
+              </m:r>
+            </m:num>
+            <m:den>
+              <m:r>
+                <w:rPr>
+                  <w:rFonts w:ascii="Cambria Math" w:hAnsi="Cambria Math"/>
+                </w:rPr>
+                <m:t>V</m:t>
+              </m:r>
+            </m:den>
+          </m:f>
+        </m:oMath>
+      </m:oMathPara>
+    </w:p>
+    <w:p>
+      <w:pPr>
+        <w:pStyle w:val="Standard"/>
+        <w:rPr>
+          <w:rFonts w:ascii="Calibri" w:hAnsi="Calibri"/>
+          <w:i/>
+          <w:iCs/>
+          <w:vertAlign w:val="subscript"/>
+        </w:rPr>
+      </w:pPr>
+    </w:p>
+    <w:p>
+      <w:pPr>
+        <w:pStyle w:val="Standard"/>
+        <w:rPr>
+          <w:rFonts w:ascii="Calibri" w:hAnsi="Calibri"/>
+          <w:i/>
+          <w:iCs/>
+          <w:vertAlign w:val="subscript"/>
+        </w:rPr>
+      </w:pPr>
+      <w:r>
+        <w:t>Wtórnik nieobciążony</w:t>
+      </w:r>
+    </w:p>
+    <w:p>
+      <w:pPr>
+        <w:pStyle w:val="Standard"/>
+      </w:pPr>
+      <m:oMathPara>
+        <m:oMath>
+          <m:sSub>
+            <m:sSubPr>
+              <m:ctrlPr>
+                <w:rPr>
+                  <w:rFonts w:ascii="Cambria Math" w:hAnsi="Cambria Math"/>
+                  <w:i/>
+                  <w:iCs/>
+                </w:rPr>
+              </m:ctrlPr>
+            </m:sSubPr>
+            <m:e>
+              <m:r>
+                <w:rPr>
+                  <w:rFonts w:ascii="Cambria Math" w:hAnsi="Cambria Math"/>
+                </w:rPr>
+                <m:t>r</m:t>
+              </m:r>
+            </m:e>
+            <m:sub>
+              <m:r>
+                <w:rPr>
+                  <w:rFonts w:ascii="Cambria Math" w:hAnsi="Cambria Math"/>
+                  <w:vertAlign w:val="subscript"/>
+                </w:rPr>
+                <m:t>we1BJTt</m:t>
+              </m:r>
+            </m:sub>
+          </m:sSub>
+          <m:r>
+            <w:rPr>
+              <w:rFonts w:ascii="Cambria Math" w:hAnsi="Cambria Math"/>
+            </w:rPr>
+            <m:t>=</m:t>
+          </m:r>
+          <m:sSub>
+            <m:sSubPr>
+              <m:ctrlPr>
+                <w:rPr>
+                  <w:rFonts w:ascii="Cambria Math" w:hAnsi="Cambria Math"/>
+                </w:rPr>
+              </m:ctrlPr>
+            </m:sSubPr>
+            <m:e>
+              <m:r>
+                <m:rPr>
+                  <m:sty m:val="p"/>
+                </m:rPr>
+                <w:rPr>
+                  <w:rFonts w:ascii="Cambria Math" w:hAnsi="Cambria Math"/>
+                </w:rPr>
+                <m:t>R</m:t>
+              </m:r>
+            </m:e>
+            <m:sub>
+              <m:r>
+                <m:rPr>
+                  <m:sty m:val="p"/>
+                </m:rPr>
+                <w:rPr>
+                  <w:rFonts w:ascii="Cambria Math" w:hAnsi="Cambria Math"/>
+                </w:rPr>
+                <m:t>2</m:t>
+              </m:r>
+            </m:sub>
+          </m:sSub>
+          <m:r>
+            <m:rPr>
+              <m:sty m:val="p"/>
+            </m:rPr>
+            <w:rPr>
+              <w:rFonts w:ascii="Cambria Math" w:hAnsi="Cambria Math" w:cs="Cambria Math"/>
+            </w:rPr>
+            <m:t>||(</m:t>
+          </m:r>
+          <m:r>
+            <m:rPr>
+              <m:sty m:val="p"/>
+            </m:rPr>
+            <w:rPr>
+              <w:rFonts w:ascii="Cambria Math" w:hAnsi="Cambria Math"/>
+            </w:rPr>
+            <m:t>(</m:t>
+          </m:r>
+          <m:r>
+            <m:rPr>
+              <m:sty m:val="p"/>
+            </m:rPr>
+            <w:rPr>
+              <w:rFonts w:ascii="Cambria Math" w:hAnsi="Cambria Math" w:cs="Times New Roman"/>
+            </w:rPr>
+            <m:t>β+1)</m:t>
+          </m:r>
+          <m:r>
+            <m:rPr>
+              <m:sty m:val="p"/>
+            </m:rPr>
+            <w:rPr>
+              <w:rFonts w:ascii="Cambria Math" w:hAnsi="Cambria Math" w:cs="Cambria Math"/>
+            </w:rPr>
+            <m:t>⋅</m:t>
+          </m:r>
+          <m:sSub>
+            <m:sSubPr>
+              <m:ctrlPr>
+                <w:rPr>
+                  <w:rFonts w:ascii="Cambria Math" w:hAnsi="Cambria Math"/>
+                </w:rPr>
+              </m:ctrlPr>
+            </m:sSubPr>
+            <m:e>
+              <m:r>
+                <m:rPr>
+                  <m:sty m:val="p"/>
+                </m:rPr>
+                <w:rPr>
+                  <w:rFonts w:ascii="Cambria Math" w:hAnsi="Cambria Math"/>
+                </w:rPr>
+                <m:t>(</m:t>
+              </m:r>
+              <m:sSub>
+                <m:sSubPr>
+                  <m:ctrlPr>
+                    <w:rPr>
+                      <w:rFonts w:ascii="Cambria Math" w:hAnsi="Cambria Math"/>
+                    </w:rPr>
+                  </m:ctrlPr>
+                </m:sSubPr>
+                <m:e>
+                  <m:r>
+                    <m:rPr>
+                      <m:sty m:val="p"/>
+                    </m:rPr>
+                    <w:rPr>
+                      <w:rFonts w:ascii="Cambria Math" w:hAnsi="Cambria Math"/>
+                    </w:rPr>
+                    <m:t>r</m:t>
+                  </m:r>
+                </m:e>
+                <m:sub>
+                  <m:sSup>
+                    <m:sSupPr>
+                      <m:ctrlPr>
+                        <w:rPr>
+                          <w:rFonts w:ascii="Cambria Math" w:hAnsi="Cambria Math"/>
+                        </w:rPr>
+                      </m:ctrlPr>
+                    </m:sSupPr>
+                    <m:e>
+                      <m:r>
+                        <m:rPr>
+                          <m:sty m:val="p"/>
+                        </m:rPr>
+                        <w:rPr>
+                          <w:rFonts w:ascii="Cambria Math" w:hAnsi="Cambria Math"/>
+                        </w:rPr>
+                        <m:t>eb</m:t>
+                      </m:r>
+                    </m:e>
+                    <m:sup>
+                      <m:r>
+                        <m:rPr>
+                          <m:sty m:val="p"/>
+                        </m:rPr>
+                        <w:rPr>
+                          <w:rFonts w:ascii="Cambria Math" w:hAnsi="Cambria Math"/>
+                        </w:rPr>
+                        <m:t>'</m:t>
+                      </m:r>
+                    </m:sup>
+                  </m:sSup>
+                </m:sub>
+              </m:sSub>
+              <m:r>
+                <m:rPr>
+                  <m:sty m:val="p"/>
+                </m:rPr>
+                <w:rPr>
+                  <w:rFonts w:ascii="Cambria Math" w:hAnsi="Cambria Math"/>
+                </w:rPr>
+                <m:t>+R</m:t>
+              </m:r>
+              <m:ctrlPr>
+                <w:rPr>
+                  <w:rFonts w:ascii="Cambria Math" w:hAnsi="Cambria Math"/>
+                  <w:i/>
+                  <w:iCs/>
+                  <w:vertAlign w:val="subscript"/>
+                </w:rPr>
+              </m:ctrlPr>
+            </m:e>
+            <m:sub>
+              <m:r>
+                <m:rPr>
+                  <m:sty m:val="p"/>
+                </m:rPr>
+                <w:rPr>
+                  <w:rFonts w:ascii="Cambria Math" w:hAnsi="Cambria Math"/>
+                </w:rPr>
+                <m:t>4</m:t>
+              </m:r>
+            </m:sub>
+          </m:sSub>
+          <m:r>
+            <m:rPr>
+              <m:sty m:val="p"/>
+            </m:rPr>
+            <w:rPr>
+              <w:rFonts w:ascii="Cambria Math" w:hAnsi="Cambria Math"/>
+            </w:rPr>
+            <m:t>)=</m:t>
+          </m:r>
+        </m:oMath>
+      </m:oMathPara>
+    </w:p>
+    <w:p>
+      <w:pPr>
+        <w:pStyle w:val="Standard"/>
+        <w:rPr>
+          <w:rFonts w:ascii="Calibri" w:hAnsi="Calibri"/>
+          <w:i/>
+          <w:lang w:val="en-US"/>
+        </w:rPr>
+      </w:pPr>
+      <m:oMathPara>
+        <m:oMath>
+          <m:r>
+            <w:rPr>
+              <w:rFonts w:ascii="Cambria Math" w:hAnsi="Cambria Math"/>
+            </w:rPr>
+            <m:t>=39,00 kΩ||((132,41</m:t>
+          </m:r>
+          <m:r>
+            <m:rPr>
+              <m:sty m:val="p"/>
+            </m:rPr>
+            <w:rPr>
+              <w:rFonts w:ascii="Cambria Math" w:hAnsi="Cambria Math"/>
+            </w:rPr>
+            <m:t xml:space="preserve"> </m:t>
+          </m:r>
+          <m:f>
+            <m:fPr>
+              <m:ctrlPr>
+                <w:rPr>
+                  <w:rFonts w:ascii="Cambria Math" w:hAnsi="Cambria Math"/>
+                  <w:i/>
+                  <w:iCs/>
+                </w:rPr>
+              </m:ctrlPr>
+            </m:fPr>
+            <m:num>
+              <m:r>
+                <w:rPr>
+                  <w:rFonts w:ascii="Cambria Math" w:hAnsi="Cambria Math"/>
+                </w:rPr>
+                <m:t>A</m:t>
+              </m:r>
+            </m:num>
+            <m:den>
+              <m:r>
+                <w:rPr>
+                  <w:rFonts w:ascii="Cambria Math" w:hAnsi="Cambria Math"/>
+                </w:rPr>
+                <m:t>A</m:t>
+              </m:r>
+            </m:den>
+          </m:f>
+          <m:r>
+            <w:rPr>
+              <w:rFonts w:ascii="Cambria Math" w:hAnsi="Cambria Math"/>
+            </w:rPr>
+            <m:t>+1)∙</m:t>
+          </m:r>
+          <m:d>
+            <m:dPr>
+              <m:ctrlPr>
+                <w:rPr>
+                  <w:rFonts w:ascii="Cambria Math" w:hAnsi="Cambria Math"/>
+                  <w:i/>
+                  <w:iCs/>
+                </w:rPr>
+              </m:ctrlPr>
+            </m:dPr>
+            <m:e>
+              <m:r>
+                <w:rPr>
+                  <w:rFonts w:ascii="Cambria Math" w:hAnsi="Cambria Math"/>
+                </w:rPr>
+                <m:t>4,84 Ω+</m:t>
+              </m:r>
+              <m:r>
+                <w:rPr>
+                  <w:rFonts w:ascii="Cambria Math" w:hAnsi="Cambria Math"/>
+                </w:rPr>
+                <m:t>1,3 kΩ</m:t>
+              </m:r>
+            </m:e>
+          </m:d>
+          <m:r>
+            <w:rPr>
+              <w:rFonts w:ascii="Cambria Math" w:hAnsi="Cambria Math"/>
+            </w:rPr>
+            <m:t xml:space="preserve">)= 31,86 </m:t>
+          </m:r>
+          <m:r>
+            <w:rPr>
+              <w:rFonts w:ascii="Cambria Math" w:hAnsi="Cambria Math"/>
+              <w:lang w:val="en-US"/>
+            </w:rPr>
+            <m:t>kΩ</m:t>
+          </m:r>
+        </m:oMath>
+      </m:oMathPara>
+    </w:p>
+    <w:p>
+      <w:pPr>
+        <w:pStyle w:val="Standard"/>
+        <w:rPr>
+          <w:rFonts w:ascii="Calibri" w:hAnsi="Calibri"/>
+          <w:i/>
+          <w:iCs/>
+          <w:highlight w:val="yellow"/>
+          <w:lang w:val="en-US"/>
+        </w:rPr>
+      </w:pPr>
+    </w:p>
+    <w:p>
+      <w:pPr>
+        <w:pStyle w:val="Standard"/>
+        <w:rPr>
+          <w:rFonts w:ascii="Calibri" w:hAnsi="Calibri"/>
+          <w:i/>
+        </w:rPr>
+      </w:pPr>
+      <m:oMathPara>
+        <m:oMath>
+          <m:sSub>
+            <m:sSubPr>
+              <m:ctrlPr>
+                <w:rPr>
+                  <w:rFonts w:ascii="Cambria Math" w:hAnsi="Cambria Math"/>
+                  <w:i/>
+                  <w:iCs/>
+                </w:rPr>
+              </m:ctrlPr>
+            </m:sSubPr>
+            <m:e>
+              <m:r>
+                <w:rPr>
+                  <w:rFonts w:ascii="Cambria Math" w:hAnsi="Cambria Math"/>
+                </w:rPr>
+                <m:t>r</m:t>
+              </m:r>
+            </m:e>
+            <m:sub>
+              <m:r>
+                <w:rPr>
+                  <w:rFonts w:ascii="Cambria Math" w:hAnsi="Cambria Math"/>
+                  <w:vertAlign w:val="subscript"/>
+                </w:rPr>
+                <m:t>we1BJTp</m:t>
+              </m:r>
+            </m:sub>
+          </m:sSub>
+          <m:r>
+            <w:rPr>
+              <w:rFonts w:ascii="Cambria Math" w:hAnsi="Cambria Math"/>
+            </w:rPr>
+            <m:t>=RG</m:t>
+          </m:r>
+          <m:d>
+            <m:dPr>
+              <m:ctrlPr>
+                <w:rPr>
+                  <w:rFonts w:ascii="Cambria Math" w:hAnsi="Cambria Math"/>
+                  <w:i/>
+                  <w:iCs/>
+                </w:rPr>
+              </m:ctrlPr>
+            </m:dPr>
+            <m:e>
+              <m:r>
+                <w:rPr>
+                  <w:rFonts w:ascii="Cambria Math" w:hAnsi="Cambria Math"/>
+                </w:rPr>
+                <m:t>2</m:t>
+              </m:r>
+            </m:e>
+          </m:d>
+          <m:r>
+            <w:rPr>
+              <w:rFonts w:ascii="Cambria Math" w:hAnsi="Cambria Math"/>
+            </w:rPr>
+            <m:t>∙</m:t>
+          </m:r>
+          <m:f>
+            <m:fPr>
+              <m:ctrlPr>
+                <w:rPr>
+                  <w:rFonts w:ascii="Cambria Math" w:hAnsi="Cambria Math"/>
+                  <w:i/>
+                  <w:iCs/>
+                </w:rPr>
+              </m:ctrlPr>
+            </m:fPr>
+            <m:num>
+              <m:sSub>
+                <m:sSubPr>
+                  <m:ctrlPr>
+                    <w:rPr>
+                      <w:rFonts w:ascii="Cambria Math" w:hAnsi="Cambria Math"/>
+                      <w:i/>
+                      <w:iCs/>
+                    </w:rPr>
+                  </m:ctrlPr>
+                </m:sSubPr>
+                <m:e>
+                  <m:r>
+                    <w:rPr>
+                      <w:rFonts w:ascii="Cambria Math" w:hAnsi="Cambria Math"/>
+                    </w:rPr>
+                    <m:t>U</m:t>
+                  </m:r>
+                </m:e>
+                <m:sub>
+                  <m:r>
+                    <w:rPr>
+                      <w:rFonts w:ascii="Cambria Math" w:hAnsi="Cambria Math"/>
+                    </w:rPr>
+                    <m:t>b</m:t>
+                  </m:r>
+                  <m:r>
+                    <w:rPr>
+                      <w:rFonts w:ascii="Cambria Math" w:hAnsi="Cambria Math"/>
+                    </w:rPr>
+                    <m:t>2</m:t>
+                  </m:r>
+                </m:sub>
+              </m:sSub>
+            </m:num>
+            <m:den>
+              <m:sSub>
+                <m:sSubPr>
+                  <m:ctrlPr>
+                    <w:rPr>
+                      <w:rFonts w:ascii="Cambria Math" w:hAnsi="Cambria Math"/>
+                      <w:i/>
+                      <w:iCs/>
+                    </w:rPr>
+                  </m:ctrlPr>
+                </m:sSubPr>
+                <m:e>
+                  <m:sSub>
+                    <m:sSubPr>
+                      <m:ctrlPr>
+                        <w:rPr>
+                          <w:rFonts w:ascii="Cambria Math" w:hAnsi="Cambria Math"/>
+                          <w:i/>
+                          <w:iCs/>
+                        </w:rPr>
+                      </m:ctrlPr>
+                    </m:sSubPr>
+                    <m:e>
+                      <m:r>
+                        <w:rPr>
+                          <w:rFonts w:ascii="Cambria Math" w:hAnsi="Cambria Math"/>
+                        </w:rPr>
+                        <m:t>E</m:t>
+                      </m:r>
+                    </m:e>
+                    <m:sub>
+                      <m:r>
+                        <w:rPr>
+                          <w:rFonts w:ascii="Cambria Math" w:hAnsi="Cambria Math"/>
+                        </w:rPr>
+                        <m:t>g</m:t>
+                      </m:r>
+                    </m:sub>
+                  </m:sSub>
+                  <m:r>
+                    <w:rPr>
+                      <w:rFonts w:ascii="Cambria Math" w:hAnsi="Cambria Math"/>
+                    </w:rPr>
+                    <m:t>-U</m:t>
+                  </m:r>
+                </m:e>
+                <m:sub>
+                  <m:r>
+                    <w:rPr>
+                      <w:rFonts w:ascii="Cambria Math" w:hAnsi="Cambria Math"/>
+                    </w:rPr>
+                    <m:t>b</m:t>
+                  </m:r>
+                  <m:r>
+                    <w:rPr>
+                      <w:rFonts w:ascii="Cambria Math" w:hAnsi="Cambria Math"/>
+                    </w:rPr>
+                    <m:t>2</m:t>
+                  </m:r>
+                </m:sub>
+              </m:sSub>
+            </m:den>
+          </m:f>
+          <m:r>
+            <w:rPr>
+              <w:rFonts w:ascii="Cambria Math" w:hAnsi="Cambria Math"/>
+            </w:rPr>
+            <m:t>=2</m:t>
+          </m:r>
+          <m:r>
+            <w:rPr>
+              <w:rFonts w:ascii="Cambria Math" w:hAnsi="Cambria Math"/>
+            </w:rPr>
+            <m:t>0,00</m:t>
+          </m:r>
+          <m:r>
+            <w:rPr>
+              <w:rFonts w:ascii="Cambria Math" w:hAnsi="Cambria Math"/>
+            </w:rPr>
+            <m:t>kΩ∙</m:t>
+          </m:r>
+          <m:f>
+            <m:fPr>
+              <m:ctrlPr>
+                <w:rPr>
+                  <w:rFonts w:ascii="Cambria Math" w:hAnsi="Cambria Math"/>
+                  <w:i/>
+                  <w:iCs/>
+                </w:rPr>
+              </m:ctrlPr>
+            </m:fPr>
+            <m:num>
+              <m:r>
+                <m:rPr>
+                  <m:sty m:val="p"/>
+                </m:rPr>
+                <w:rPr>
+                  <w:rFonts w:ascii="Cambria Math" w:hAnsi="Cambria Math"/>
+                </w:rPr>
+                <m:t>307,03</m:t>
+              </m:r>
+              <m:r>
+                <w:rPr>
+                  <w:rFonts w:ascii="Cambria Math" w:hAnsi="Cambria Math"/>
+                </w:rPr>
+                <m:t>mV</m:t>
+              </m:r>
+            </m:num>
+            <m:den>
+              <m:r>
+                <w:rPr>
+                  <w:rFonts w:ascii="Cambria Math" w:hAnsi="Cambria Math"/>
+                </w:rPr>
+                <m:t>500,00mV-</m:t>
+              </m:r>
+              <m:r>
+                <m:rPr>
+                  <m:sty m:val="p"/>
+                </m:rPr>
+                <w:rPr>
+                  <w:rFonts w:ascii="Cambria Math" w:hAnsi="Cambria Math"/>
+                </w:rPr>
+                <m:t>307,03</m:t>
+              </m:r>
+              <m:r>
+                <w:rPr>
+                  <w:rFonts w:ascii="Cambria Math" w:hAnsi="Cambria Math"/>
+                </w:rPr>
+                <m:t>mV</m:t>
+              </m:r>
+            </m:den>
+          </m:f>
+          <m:r>
+            <w:rPr>
+              <w:rFonts w:ascii="Cambria Math" w:hAnsi="Cambria Math"/>
+            </w:rPr>
+            <m:t>=31,82</m:t>
+          </m:r>
+          <m:r>
+            <w:rPr>
+              <w:rFonts w:ascii="Cambria Math" w:hAnsi="Cambria Math"/>
+            </w:rPr>
+            <m:t xml:space="preserve"> kΩ</m:t>
+          </m:r>
+        </m:oMath>
+      </m:oMathPara>
+    </w:p>
+    <w:p>
+      <w:pPr>
+        <w:pStyle w:val="Standard"/>
+        <w:rPr>
+          <w:rFonts w:ascii="Calibri" w:hAnsi="Calibri"/>
+          <w:i/>
+          <w:iCs/>
+        </w:rPr>
+      </w:pPr>
+    </w:p>
+    <w:p>
+      <w:pPr>
+        <w:pStyle w:val="Standard"/>
+        <w:rPr>
+          <w:rFonts w:ascii="Calibri" w:hAnsi="Calibri"/>
+          <w:i/>
+          <w:iCs/>
+          <w:vertAlign w:val="subscript"/>
+        </w:rPr>
+      </w:pPr>
+      <m:oMathPara>
+        <m:oMath>
+          <m:sSub>
+            <m:sSubPr>
+              <m:ctrlPr>
+                <w:rPr>
+                  <w:rFonts w:ascii="Cambria Math" w:hAnsi="Cambria Math"/>
+                  <w:i/>
+                  <w:iCs/>
+                </w:rPr>
+              </m:ctrlPr>
+            </m:sSubPr>
+            <m:e>
+              <m:r>
+                <w:rPr>
+                  <w:rFonts w:ascii="Cambria Math" w:hAnsi="Cambria Math"/>
+                </w:rPr>
+                <m:t>k</m:t>
+              </m:r>
+            </m:e>
+            <m:sub>
+              <m:r>
+                <w:rPr>
+                  <w:rFonts w:ascii="Cambria Math" w:hAnsi="Cambria Math"/>
+                  <w:vertAlign w:val="subscript"/>
+                </w:rPr>
+                <m:t>us1BJTt</m:t>
+              </m:r>
+            </m:sub>
+          </m:sSub>
+          <m:r>
+            <w:rPr>
+              <w:rFonts w:ascii="Cambria Math" w:hAnsi="Calibri"/>
+              <w:vertAlign w:val="subscript"/>
+            </w:rPr>
+            <m:t>=</m:t>
+          </m:r>
+          <m:f>
+            <m:fPr>
+              <m:ctrlPr>
+                <w:rPr>
+                  <w:rFonts w:ascii="Cambria Math" w:hAnsi="Calibri"/>
+                  <w:i/>
+                  <w:iCs/>
+                  <w:vertAlign w:val="subscript"/>
+                </w:rPr>
+              </m:ctrlPr>
+            </m:fPr>
+            <m:num>
+              <m:sSub>
+                <m:sSubPr>
+                  <m:ctrlPr>
+                    <w:rPr>
+                      <w:rFonts w:ascii="Cambria Math" w:hAnsi="Cambria Math"/>
+                    </w:rPr>
+                  </m:ctrlPr>
+                </m:sSubPr>
+                <m:e>
+                  <m:r>
+                    <m:rPr>
+                      <m:sty m:val="p"/>
+                    </m:rPr>
+                    <w:rPr>
+                      <w:rFonts w:ascii="Cambria Math" w:hAnsi="Cambria Math"/>
+                    </w:rPr>
+                    <m:t>R</m:t>
+                  </m:r>
+                  <m:ctrlPr>
+                    <w:rPr>
+                      <w:rFonts w:ascii="Cambria Math" w:hAnsi="Cambria Math"/>
+                      <w:i/>
+                      <w:iCs/>
+                      <w:vertAlign w:val="subscript"/>
+                    </w:rPr>
+                  </m:ctrlPr>
+                </m:e>
+                <m:sub>
+                  <m:r>
+                    <m:rPr>
+                      <m:sty m:val="p"/>
+                    </m:rPr>
+                    <w:rPr>
+                      <w:rFonts w:ascii="Cambria Math" w:hAnsi="Cambria Math"/>
+                    </w:rPr>
+                    <m:t>4</m:t>
+                  </m:r>
+                </m:sub>
+              </m:sSub>
+              <m:ctrlPr>
+                <w:rPr>
+                  <w:rFonts w:ascii="Cambria Math" w:hAnsi="Cambria Math"/>
+                  <w:i/>
+                  <w:iCs/>
+                </w:rPr>
+              </m:ctrlPr>
+            </m:num>
+            <m:den>
+              <m:sSub>
+                <m:sSubPr>
+                  <m:ctrlPr>
+                    <w:rPr>
+                      <w:rFonts w:ascii="Cambria Math" w:hAnsi="Cambria Math"/>
+                      <w:i/>
+                      <w:iCs/>
+                    </w:rPr>
+                  </m:ctrlPr>
+                </m:sSubPr>
+                <m:e>
+                  <m:r>
+                    <w:rPr>
+                      <w:rFonts w:ascii="Cambria Math" w:hAnsi="Cambria Math"/>
+                    </w:rPr>
+                    <m:t>r</m:t>
+                  </m:r>
+                </m:e>
+                <m:sub>
+                  <m:r>
+                    <w:rPr>
+                      <w:rFonts w:ascii="Cambria Math" w:hAnsi="Cambria Math"/>
+                    </w:rPr>
+                    <m:t>eb'</m:t>
+                  </m:r>
+                </m:sub>
+              </m:sSub>
+              <m:r>
+                <w:rPr>
+                  <w:rFonts w:ascii="Cambria Math" w:hAnsi="Cambria Math"/>
+                </w:rPr>
+                <m:t xml:space="preserve">+ </m:t>
+              </m:r>
+              <m:sSub>
+                <m:sSubPr>
+                  <m:ctrlPr>
+                    <w:rPr>
+                      <w:rFonts w:ascii="Cambria Math" w:hAnsi="Cambria Math"/>
+                    </w:rPr>
+                  </m:ctrlPr>
+                </m:sSubPr>
+                <m:e>
+                  <m:r>
+                    <m:rPr>
+                      <m:sty m:val="p"/>
+                    </m:rPr>
+                    <w:rPr>
+                      <w:rFonts w:ascii="Cambria Math" w:hAnsi="Cambria Math"/>
+                    </w:rPr>
+                    <m:t>R</m:t>
+                  </m:r>
+                  <m:ctrlPr>
+                    <w:rPr>
+                      <w:rFonts w:ascii="Cambria Math" w:hAnsi="Cambria Math"/>
+                      <w:i/>
+                      <w:iCs/>
+                      <w:vertAlign w:val="subscript"/>
+                    </w:rPr>
+                  </m:ctrlPr>
+                </m:e>
+                <m:sub>
+                  <m:r>
+                    <m:rPr>
+                      <m:sty m:val="p"/>
+                    </m:rPr>
+                    <w:rPr>
+                      <w:rFonts w:ascii="Cambria Math" w:hAnsi="Cambria Math"/>
+                    </w:rPr>
+                    <m:t>4</m:t>
+                  </m:r>
+                </m:sub>
+              </m:sSub>
+            </m:den>
+          </m:f>
+          <m:r>
+            <w:rPr>
+              <w:rFonts w:ascii="Cambria Math" w:hAnsi="Calibri"/>
+              <w:vertAlign w:val="subscript"/>
+            </w:rPr>
+            <m:t>=</m:t>
+          </m:r>
+          <m:f>
+            <m:fPr>
+              <m:ctrlPr>
+                <w:rPr>
+                  <w:rFonts w:ascii="Cambria Math" w:hAnsi="Calibri"/>
+                  <w:i/>
+                  <w:iCs/>
+                  <w:vertAlign w:val="subscript"/>
+                </w:rPr>
+              </m:ctrlPr>
+            </m:fPr>
+            <m:num>
+              <m:r>
+                <w:rPr>
+                  <w:rFonts w:ascii="Cambria Math" w:hAnsi="Cambria Math"/>
+                </w:rPr>
+                <m:t>1,30 kΩ</m:t>
+              </m:r>
+              <m:ctrlPr>
+                <w:rPr>
+                  <w:rFonts w:ascii="Cambria Math" w:hAnsi="Cambria Math"/>
+                  <w:i/>
+                  <w:iCs/>
+                  <w:vertAlign w:val="subscript"/>
+                </w:rPr>
+              </m:ctrlPr>
+            </m:num>
+            <m:den>
+              <m:r>
+                <w:rPr>
+                  <w:rFonts w:ascii="Cambria Math" w:hAnsi="Cambria Math"/>
+                </w:rPr>
+                <m:t>4,84Ω+1,30 kΩ</m:t>
+              </m:r>
+            </m:den>
+          </m:f>
+          <m:r>
+            <w:rPr>
+              <w:rFonts w:ascii="Cambria Math" w:hAnsi="Calibri"/>
+              <w:vertAlign w:val="subscript"/>
+            </w:rPr>
+            <m:t>=0,99</m:t>
+          </m:r>
+          <m:f>
+            <m:fPr>
+              <m:ctrlPr>
+                <w:rPr>
+                  <w:rFonts w:ascii="Cambria Math" w:hAnsi="Cambria Math"/>
+                  <w:i/>
+                  <w:iCs/>
+                  <w:vertAlign w:val="subscript"/>
+                </w:rPr>
+              </m:ctrlPr>
+            </m:fPr>
+            <m:num>
+              <m:r>
+                <w:rPr>
+                  <w:rFonts w:ascii="Cambria Math" w:hAnsi="Cambria Math"/>
+                  <w:vertAlign w:val="subscript"/>
+                </w:rPr>
+                <m:t>V</m:t>
+              </m:r>
+              <m:ctrlPr>
+                <w:rPr>
+                  <w:rFonts w:ascii="Cambria Math" w:hAnsi="Calibri"/>
+                  <w:i/>
+                  <w:iCs/>
+                  <w:vertAlign w:val="subscript"/>
+                </w:rPr>
+              </m:ctrlPr>
+            </m:num>
+            <m:den>
+              <m:r>
+                <w:rPr>
+                  <w:rFonts w:ascii="Cambria Math" w:hAnsi="Cambria Math"/>
+                  <w:vertAlign w:val="subscript"/>
+                </w:rPr>
+                <m:t>V</m:t>
+              </m:r>
+            </m:den>
+          </m:f>
+          <m:r>
+            <w:rPr>
+              <w:rFonts w:ascii="Cambria Math" w:hAnsi="Cambria Math"/>
+              <w:vertAlign w:val="subscript"/>
+            </w:rPr>
+            <m:t xml:space="preserve"> </m:t>
+          </m:r>
+        </m:oMath>
+      </m:oMathPara>
+    </w:p>
+    <w:p>
+      <w:pPr>
+        <w:pStyle w:val="Standard"/>
+        <w:rPr>
+          <w:rFonts w:ascii="Calibri" w:hAnsi="Calibri"/>
+          <w:i/>
+          <w:iCs/>
+          <w:vertAlign w:val="subscript"/>
+        </w:rPr>
+      </w:pPr>
+    </w:p>
+    <w:p>
+      <w:pPr>
+        <w:pStyle w:val="Standard"/>
+        <w:jc w:val="center"/>
+        <w:rPr>
+          <w:rFonts w:ascii="Calibri" w:hAnsi="Calibri"/>
+          <w:i/>
+          <w:iCs/>
+        </w:rPr>
+      </w:pPr>
+      <m:oMathPara>
+        <m:oMath>
+          <m:sSub>
+            <m:sSubPr>
+              <m:ctrlPr>
+                <w:rPr>
+                  <w:rFonts w:ascii="Cambria Math" w:hAnsi="Cambria Math"/>
+                  <w:i/>
+                  <w:iCs/>
+                </w:rPr>
+              </m:ctrlPr>
+            </m:sSubPr>
+            <m:e>
+              <m:r>
+                <w:rPr>
+                  <w:rFonts w:ascii="Cambria Math" w:hAnsi="Cambria Math"/>
+                </w:rPr>
+                <m:t>k</m:t>
+              </m:r>
+            </m:e>
+            <m:sub>
+              <m:r>
+                <w:rPr>
+                  <w:rFonts w:ascii="Cambria Math" w:hAnsi="Cambria Math"/>
+                  <w:vertAlign w:val="subscript"/>
+                </w:rPr>
+                <m:t>us1BJTp</m:t>
+              </m:r>
+            </m:sub>
+          </m:sSub>
+          <m:r>
+            <w:rPr>
+              <w:rFonts w:ascii="Cambria Math" w:hAnsi="Cambria Math"/>
+            </w:rPr>
+            <m:t>=</m:t>
+          </m:r>
+          <m:f>
+            <m:fPr>
+              <m:ctrlPr>
+                <w:rPr>
+                  <w:rFonts w:ascii="Cambria Math" w:hAnsi="Cambria Math"/>
+                  <w:i/>
+                  <w:iCs/>
+                </w:rPr>
+              </m:ctrlPr>
+            </m:fPr>
+            <m:num>
+              <m:sSub>
+                <m:sSubPr>
+                  <m:ctrlPr>
+                    <w:rPr>
+                      <w:rFonts w:ascii="Cambria Math" w:hAnsi="Cambria Math"/>
+                      <w:i/>
+                      <w:iCs/>
+                    </w:rPr>
+                  </m:ctrlPr>
+                </m:sSubPr>
+                <m:e>
+                  <m:r>
+                    <w:rPr>
+                      <w:rFonts w:ascii="Cambria Math" w:hAnsi="Cambria Math"/>
+                    </w:rPr>
+                    <m:t>U</m:t>
+                  </m:r>
+                </m:e>
+                <m:sub>
+                  <m:r>
+                    <w:rPr>
+                      <w:rFonts w:ascii="Cambria Math" w:hAnsi="Cambria Math"/>
+                    </w:rPr>
+                    <m:t>e1</m:t>
+                  </m:r>
+                </m:sub>
+              </m:sSub>
+            </m:num>
+            <m:den>
+              <m:sSub>
+                <m:sSubPr>
+                  <m:ctrlPr>
+                    <w:rPr>
+                      <w:rFonts w:ascii="Cambria Math" w:hAnsi="Cambria Math"/>
+                      <w:i/>
+                      <w:iCs/>
+                    </w:rPr>
+                  </m:ctrlPr>
+                </m:sSubPr>
+                <m:e>
+                  <m:r>
+                    <w:rPr>
+                      <w:rFonts w:ascii="Cambria Math" w:hAnsi="Cambria Math"/>
+                    </w:rPr>
+                    <m:t>U</m:t>
+                  </m:r>
+                </m:e>
+                <m:sub>
+                  <m:r>
+                    <w:rPr>
+                      <w:rFonts w:ascii="Cambria Math" w:hAnsi="Cambria Math"/>
+                    </w:rPr>
+                    <m:t>b1</m:t>
+                  </m:r>
+                </m:sub>
+              </m:sSub>
+            </m:den>
+          </m:f>
+          <m:r>
+            <w:rPr>
+              <w:rFonts w:ascii="Cambria Math" w:hAnsi="Cambria Math"/>
+            </w:rPr>
+            <m:t>=</m:t>
+          </m:r>
+          <m:f>
+            <m:fPr>
+              <m:ctrlPr>
+                <w:rPr>
+                  <w:rFonts w:ascii="Cambria Math" w:hAnsi="Cambria Math"/>
+                  <w:i/>
+                  <w:iCs/>
+                </w:rPr>
+              </m:ctrlPr>
+            </m:fPr>
+            <m:num>
+              <m:r>
+                <w:rPr>
+                  <w:rFonts w:ascii="Cambria Math" w:hAnsi="Cambria Math"/>
+                </w:rPr>
+                <m:t>302,22</m:t>
+              </m:r>
+              <m:r>
+                <w:rPr>
+                  <w:rFonts w:ascii="Cambria Math" w:hAnsi="Cambria Math"/>
+                </w:rPr>
+                <m:t xml:space="preserve"> mV</m:t>
+              </m:r>
+            </m:num>
+            <m:den>
+              <m:r>
+                <w:rPr>
+                  <w:rFonts w:ascii="Cambria Math" w:hAnsi="Cambria Math"/>
+                </w:rPr>
+                <m:t>307,03</m:t>
+              </m:r>
+              <m:r>
+                <w:rPr>
+                  <w:rFonts w:ascii="Cambria Math" w:hAnsi="Cambria Math"/>
+                </w:rPr>
+                <m:t xml:space="preserve"> mV</m:t>
+              </m:r>
+            </m:den>
+          </m:f>
+          <m:r>
+            <w:rPr>
+              <w:rFonts w:ascii="Cambria Math" w:hAnsi="Cambria Math"/>
+            </w:rPr>
+            <m:t>=0,98</m:t>
+          </m:r>
+          <m:f>
+            <m:fPr>
+              <m:ctrlPr>
+                <w:rPr>
+                  <w:rFonts w:ascii="Cambria Math" w:hAnsi="Cambria Math"/>
+                  <w:i/>
+                  <w:iCs/>
+                </w:rPr>
+              </m:ctrlPr>
+            </m:fPr>
+            <m:num>
+              <m:r>
+                <w:rPr>
+                  <w:rFonts w:ascii="Cambria Math" w:hAnsi="Cambria Math"/>
+                </w:rPr>
+                <m:t>V</m:t>
+              </m:r>
+            </m:num>
+            <m:den>
+              <m:r>
+                <w:rPr>
+                  <w:rFonts w:ascii="Cambria Math" w:hAnsi="Cambria Math"/>
+                </w:rPr>
+                <m:t>V</m:t>
+              </m:r>
+            </m:den>
+          </m:f>
+        </m:oMath>
+      </m:oMathPara>
     </w:p>
     <w:p>
       <w:pPr>
@@ -9182,12 +13599,84 @@
           <w:rFonts w:ascii="Calibri" w:hAnsi="Calibri"/>
         </w:rPr>
       </w:pPr>
-    </w:p>
-    <w:p>
-      <w:pPr>
-        <w:pStyle w:val="Standard"/>
-        <w:rPr>
-          <w:rFonts w:ascii="Calibri" w:hAnsi="Calibri"/>
+      <w:r>
+        <w:rPr>
+          <w:rFonts w:ascii="Calibri" w:hAnsi="Calibri"/>
+        </w:rPr>
+        <w:t>W porównaniu do przypadku RG(1)</w:t>
+      </w:r>
+      <w:r>
+        <w:rPr>
+          <w:rFonts w:ascii="Calibri" w:hAnsi="Calibri"/>
+        </w:rPr>
+        <w:t xml:space="preserve"> </w:t>
+      </w:r>
+      <w:r>
+        <w:rPr>
+          <w:rFonts w:ascii="Calibri" w:hAnsi="Calibri"/>
+        </w:rPr>
+        <w:t>sytuacja dotycząca błędów uległa poprawie. Dla przykładu, przy błędzie pomiaru napięcia rzędu 1% na sondzie, błąd wyznaczon</w:t>
+      </w:r>
+      <w:r>
+        <w:rPr>
+          <w:rFonts w:ascii="Calibri" w:hAnsi="Calibri"/>
+        </w:rPr>
+        <w:t xml:space="preserve">ej rezystancji wejściowej wyniósłby </w:t>
+      </w:r>
+      <w:r>
+        <w:rPr>
+          <w:rFonts w:ascii="Calibri" w:hAnsi="Calibri"/>
+        </w:rPr>
+        <w:t>około 2–3%. Wynika to z faktu, że różnica  Eg−Ub jest większa niż w poprzednim przypadku, co zmniejsza wrażli</w:t>
+      </w:r>
+      <w:r>
+        <w:rPr>
+          <w:rFonts w:ascii="Calibri" w:hAnsi="Calibri"/>
+        </w:rPr>
+        <w:t>wość wyniku na błędy pomiarowe.</w:t>
+      </w:r>
+    </w:p>
+    <w:p>
+      <w:pPr>
+        <w:pStyle w:val="Standard"/>
+        <w:rPr>
+          <w:rFonts w:ascii="Calibri" w:hAnsi="Calibri"/>
+        </w:rPr>
+      </w:pPr>
+      <w:r>
+        <w:rPr>
+          <w:rFonts w:ascii="Calibri" w:hAnsi="Calibri"/>
+        </w:rPr>
+        <w:t>Błędy wyznaczania skutecznych wzmocnień napięciowych pozostały na poziomie kilku procent</w:t>
+      </w:r>
+      <w:r>
+        <w:rPr>
+          <w:rFonts w:ascii="Calibri" w:hAnsi="Calibri"/>
+        </w:rPr>
+        <w:t>.</w:t>
+      </w:r>
+    </w:p>
+    <w:p>
+      <w:pPr>
+        <w:pStyle w:val="Standard"/>
+        <w:rPr>
+          <w:rFonts w:ascii="Calibri" w:hAnsi="Calibri"/>
+        </w:rPr>
+      </w:pPr>
+      <w:r>
+        <w:rPr>
+          <w:rFonts w:ascii="Calibri" w:hAnsi="Calibri"/>
+        </w:rPr>
+        <w:t>W związku z tym uzyskane wyniki pomiarów można uznać za zgodne z oczekiwaniami.</w:t>
+      </w:r>
+    </w:p>
+    <w:p>
+      <w:pPr>
+        <w:pStyle w:val="Standard"/>
+        <w:rPr>
+          <w:rFonts w:ascii="Calibri" w:hAnsi="Calibri"/>
+          <w:i/>
+          <w:iCs/>
         </w:rPr>
       </w:pPr>
     </w:p>
@@ -9214,10 +13703,19 @@
         <w:pStyle w:val="Standard"/>
         <w:rPr>
           <w:rFonts w:ascii="Calibri" w:hAnsi="Calibri"/>
-          <w:b/>
           <w:bCs/>
         </w:rPr>
       </w:pPr>
+      <w:r>
+        <w:rPr>
+          <w:rFonts w:ascii="Calibri" w:hAnsi="Calibri"/>
+          <w:bCs/>
+        </w:rPr>
+        <w:t xml:space="preserve">Wyniki obserwacji udowodniają teorje. Ktora mowi ze </w:t>
+      </w:r>
+      <w:r>
+        <w:t>rezystancja wejściowa wtórnika emiterowego oraz jego wzmocnienie napięciowe zależą tylko od elementów, z których ten wtórnik jest zbudowany</w:t>
+      </w:r>
     </w:p>
     <w:p>
       <w:pPr>
@@ -9678,6 +14176,7 @@
               <w:rPr>
                 <w:rFonts w:ascii="Calibri" w:hAnsi="Calibri"/>
               </w:rPr>
+              <w:lastRenderedPageBreak/>
               <w:t xml:space="preserve">Skuteczne wzmocnienie napięciowe </w:t>
             </w:r>
             <w:r>
@@ -9789,7 +14288,6 @@
           <w:noProof/>
           <w:lang w:val="ru-RU" w:eastAsia="ru-RU" w:bidi="ar-SA"/>
         </w:rPr>
-        <w:lastRenderedPageBreak/>
         <w:drawing>
           <wp:anchor distT="0" distB="0" distL="114300" distR="114300" simplePos="0" relativeHeight="7" behindDoc="0" locked="0" layoutInCell="1" allowOverlap="1">
             <wp:simplePos x="0" y="0"/>
@@ -9803,6 +14301,501 @@
             <wp:effectExtent l="0" t="0" r="0" b="0"/>
             <wp:wrapSquare wrapText="bothSides"/>
             <wp:docPr id="7" name="Obraz8"/>
+            <wp:cNvGraphicFramePr/>
+            <a:graphic xmlns:a="http://schemas.openxmlformats.org/drawingml/2006/main">
+              <a:graphicData uri="http://schemas.openxmlformats.org/drawingml/2006/picture">
+                <pic:pic xmlns:pic="http://schemas.openxmlformats.org/drawingml/2006/picture">
+                  <pic:nvPicPr>
+                    <pic:cNvPr id="0" name=""/>
+                    <pic:cNvPicPr/>
+                  </pic:nvPicPr>
+                  <pic:blipFill>
+                    <a:blip r:embed="rId9">
+                      <a:lum/>
+                      <a:alphaModFix/>
+                    </a:blip>
+                    <a:srcRect/>
+                    <a:stretch>
+                      <a:fillRect/>
+                    </a:stretch>
+                  </pic:blipFill>
+                  <pic:spPr>
+                    <a:xfrm>
+                      <a:off x="0" y="0"/>
+                      <a:ext cx="6120000" cy="3585960"/>
+                    </a:xfrm>
+                    <a:prstGeom prst="rect">
+                      <a:avLst/>
+                    </a:prstGeom>
+                    <a:noFill/>
+                  </pic:spPr>
+                </pic:pic>
+              </a:graphicData>
+            </a:graphic>
+          </wp:anchor>
+        </w:drawing>
+      </w:r>
+    </w:p>
+    <w:p>
+      <w:pPr>
+        <w:pStyle w:val="Standard"/>
+        <w:rPr>
+          <w:rFonts w:ascii="Calibri" w:hAnsi="Calibri"/>
+          <w:i/>
+          <w:iCs/>
+        </w:rPr>
+      </w:pPr>
+      <w:r>
+        <w:rPr>
+          <w:rFonts w:ascii="Calibri" w:hAnsi="Calibri"/>
+          <w:i/>
+          <w:iCs/>
+        </w:rPr>
+        <w:t>Bez obc:</w:t>
+      </w:r>
+    </w:p>
+    <w:p>
+      <w:pPr>
+        <w:pStyle w:val="Standard"/>
+        <w:rPr>
+          <w:rFonts w:ascii="Calibri" w:hAnsi="Calibri"/>
+          <w:i/>
+          <w:iCs/>
+        </w:rPr>
+      </w:pPr>
+      <w:r>
+        <w:rPr>
+          <w:rFonts w:ascii="Calibri" w:hAnsi="Calibri"/>
+          <w:i/>
+          <w:iCs/>
+          <w:noProof/>
+          <w:lang w:val="ru-RU" w:eastAsia="ru-RU" w:bidi="ar-SA"/>
+        </w:rPr>
+        <w:drawing>
+          <wp:anchor distT="0" distB="0" distL="114300" distR="114300" simplePos="0" relativeHeight="6" behindDoc="0" locked="0" layoutInCell="1" allowOverlap="1">
+            <wp:simplePos x="0" y="0"/>
+            <wp:positionH relativeFrom="column">
+              <wp:align>center</wp:align>
+            </wp:positionH>
+            <wp:positionV relativeFrom="paragraph">
+              <wp:align>top</wp:align>
+            </wp:positionV>
+            <wp:extent cx="6120000" cy="3585960"/>
+            <wp:effectExtent l="0" t="0" r="0" b="0"/>
+            <wp:wrapSquare wrapText="bothSides"/>
+            <wp:docPr id="8" name="Obraz7"/>
+            <wp:cNvGraphicFramePr/>
+            <a:graphic xmlns:a="http://schemas.openxmlformats.org/drawingml/2006/main">
+              <a:graphicData uri="http://schemas.openxmlformats.org/drawingml/2006/picture">
+                <pic:pic xmlns:pic="http://schemas.openxmlformats.org/drawingml/2006/picture">
+                  <pic:nvPicPr>
+                    <pic:cNvPr id="0" name=""/>
+                    <pic:cNvPicPr/>
+                  </pic:nvPicPr>
+                  <pic:blipFill>
+                    <a:blip r:embed="rId10">
+                      <a:lum/>
+                      <a:alphaModFix/>
+                    </a:blip>
+                    <a:srcRect/>
+                    <a:stretch>
+                      <a:fillRect/>
+                    </a:stretch>
+                  </pic:blipFill>
+                  <pic:spPr>
+                    <a:xfrm>
+                      <a:off x="0" y="0"/>
+                      <a:ext cx="6120000" cy="3585960"/>
+                    </a:xfrm>
+                    <a:prstGeom prst="rect">
+                      <a:avLst/>
+                    </a:prstGeom>
+                    <a:noFill/>
+                  </pic:spPr>
+                </pic:pic>
+              </a:graphicData>
+            </a:graphic>
+          </wp:anchor>
+        </w:drawing>
+      </w:r>
+    </w:p>
+    <w:p>
+      <w:pPr>
+        <w:pStyle w:val="Standard"/>
+        <w:rPr>
+          <w:rFonts w:ascii="Calibri" w:hAnsi="Calibri"/>
+          <w:i/>
+          <w:iCs/>
+        </w:rPr>
+      </w:pPr>
+      <w:r>
+        <w:rPr>
+          <w:rFonts w:ascii="Calibri" w:hAnsi="Calibri"/>
+        </w:rPr>
+        <w:t>Maksymalna amplituda nieobciętego sygnału:</w:t>
+      </w:r>
+      <w:r>
+        <w:rPr>
+          <w:rFonts w:ascii="Calibri" w:hAnsi="Calibri"/>
+          <w:i/>
+          <w:iCs/>
+        </w:rPr>
+        <w:t xml:space="preserve"> </w:t>
+      </w:r>
+      <w:r>
+        <w:rPr>
+          <w:rFonts w:ascii="Calibri" w:hAnsi="Calibri"/>
+          <w:i/>
+          <w:iCs/>
+          <w:sz w:val="21"/>
+          <w:szCs w:val="21"/>
+        </w:rPr>
+        <w:t>U</w:t>
+      </w:r>
+      <w:r>
+        <w:rPr>
+          <w:rFonts w:ascii="Calibri" w:hAnsi="Calibri"/>
+          <w:i/>
+          <w:iCs/>
+          <w:sz w:val="21"/>
+          <w:szCs w:val="21"/>
+          <w:vertAlign w:val="subscript"/>
+        </w:rPr>
+        <w:t>Omax1BJT</w:t>
+      </w:r>
+      <w:r>
+        <w:rPr>
+          <w:rFonts w:ascii="Calibri" w:hAnsi="Calibri"/>
+          <w:i/>
+          <w:iCs/>
+          <w:sz w:val="21"/>
+          <w:szCs w:val="21"/>
+        </w:rPr>
+        <w:t xml:space="preserve"> </w:t>
+      </w:r>
+      <w:r>
+        <w:rPr>
+          <w:rFonts w:ascii="Calibri" w:hAnsi="Calibri"/>
+          <w:sz w:val="21"/>
+          <w:szCs w:val="21"/>
+        </w:rPr>
+        <w:t> = 1,5</w:t>
+      </w:r>
+    </w:p>
+    <w:p>
+      <w:pPr>
+        <w:pStyle w:val="Standard"/>
+        <w:rPr>
+          <w:rFonts w:ascii="Calibri" w:hAnsi="Calibri"/>
+          <w:i/>
+          <w:iCs/>
+        </w:rPr>
+      </w:pPr>
+      <w:r>
+        <w:rPr>
+          <w:rFonts w:ascii="Calibri" w:hAnsi="Calibri"/>
+          <w:i/>
+          <w:iCs/>
+          <w:noProof/>
+          <w:lang w:val="ru-RU" w:eastAsia="ru-RU" w:bidi="ar-SA"/>
+        </w:rPr>
+        <w:lastRenderedPageBreak/>
+        <w:drawing>
+          <wp:anchor distT="0" distB="0" distL="114300" distR="114300" simplePos="0" relativeHeight="21" behindDoc="0" locked="0" layoutInCell="1" allowOverlap="1">
+            <wp:simplePos x="0" y="0"/>
+            <wp:positionH relativeFrom="column">
+              <wp:align>center</wp:align>
+            </wp:positionH>
+            <wp:positionV relativeFrom="paragraph">
+              <wp:align>top</wp:align>
+            </wp:positionV>
+            <wp:extent cx="6120000" cy="3585960"/>
+            <wp:effectExtent l="0" t="0" r="0" b="0"/>
+            <wp:wrapSquare wrapText="bothSides"/>
+            <wp:docPr id="9" name="Obraz9"/>
+            <wp:cNvGraphicFramePr/>
+            <a:graphic xmlns:a="http://schemas.openxmlformats.org/drawingml/2006/main">
+              <a:graphicData uri="http://schemas.openxmlformats.org/drawingml/2006/picture">
+                <pic:pic xmlns:pic="http://schemas.openxmlformats.org/drawingml/2006/picture">
+                  <pic:nvPicPr>
+                    <pic:cNvPr id="0" name=""/>
+                    <pic:cNvPicPr/>
+                  </pic:nvPicPr>
+                  <pic:blipFill>
+                    <a:blip r:embed="rId11">
+                      <a:lum/>
+                      <a:alphaModFix/>
+                    </a:blip>
+                    <a:srcRect/>
+                    <a:stretch>
+                      <a:fillRect/>
+                    </a:stretch>
+                  </pic:blipFill>
+                  <pic:spPr>
+                    <a:xfrm>
+                      <a:off x="0" y="0"/>
+                      <a:ext cx="6120000" cy="3585960"/>
+                    </a:xfrm>
+                    <a:prstGeom prst="rect">
+                      <a:avLst/>
+                    </a:prstGeom>
+                    <a:noFill/>
+                  </pic:spPr>
+                </pic:pic>
+              </a:graphicData>
+            </a:graphic>
+          </wp:anchor>
+        </w:drawing>
+      </w:r>
+    </w:p>
+    <w:p>
+      <w:pPr>
+        <w:pStyle w:val="Standard"/>
+        <w:rPr>
+          <w:rFonts w:ascii="Calibri" w:hAnsi="Calibri"/>
+          <w:i/>
+          <w:iCs/>
+          <w:color w:val="FF0000"/>
+          <w:sz w:val="21"/>
+          <w:szCs w:val="21"/>
+        </w:rPr>
+      </w:pPr>
+      <w:r>
+        <w:rPr>
+          <w:rFonts w:ascii="Calibri" w:hAnsi="Calibri"/>
+          <w:i/>
+          <w:iCs/>
+          <w:color w:val="FF0000"/>
+          <w:sz w:val="21"/>
+          <w:szCs w:val="21"/>
+        </w:rPr>
+        <w:t>(zrzut ekranu, obliczenia)</w:t>
+      </w:r>
+    </w:p>
+    <w:p>
+      <w:pPr>
+        <w:pStyle w:val="Standard"/>
+        <w:rPr>
+          <w:rFonts w:ascii="Calibri" w:hAnsi="Calibri"/>
+          <w:i/>
+          <w:iCs/>
+        </w:rPr>
+      </w:pPr>
+    </w:p>
+    <w:p>
+      <w:pPr>
+        <w:pStyle w:val="Standard"/>
+        <w:rPr>
+          <w:rFonts w:ascii="Calibri" w:hAnsi="Calibri"/>
+          <w:i/>
+          <w:iCs/>
+          <w:sz w:val="28"/>
+          <w:szCs w:val="28"/>
+        </w:rPr>
+      </w:pPr>
+      <w:r>
+        <w:rPr>
+          <w:rFonts w:ascii="Calibri" w:hAnsi="Calibri"/>
+          <w:i/>
+          <w:iCs/>
+        </w:rPr>
+        <w:t>Wnioski:</w:t>
+      </w:r>
+    </w:p>
+    <w:p>
+      <w:pPr>
+        <w:pStyle w:val="Standard"/>
+        <w:rPr>
+          <w:rFonts w:ascii="Calibri" w:hAnsi="Calibri"/>
+          <w:b/>
+          <w:bCs/>
+          <w:sz w:val="28"/>
+          <w:szCs w:val="28"/>
+        </w:rPr>
+      </w:pPr>
+    </w:p>
+    <w:p>
+      <w:pPr>
+        <w:pStyle w:val="Standard"/>
+        <w:rPr>
+          <w:rFonts w:ascii="Calibri" w:hAnsi="Calibri"/>
+          <w:b/>
+          <w:bCs/>
+          <w:sz w:val="28"/>
+          <w:szCs w:val="28"/>
+        </w:rPr>
+      </w:pPr>
+    </w:p>
+    <w:p>
+      <w:pPr>
+        <w:pStyle w:val="Standard"/>
+        <w:jc w:val="both"/>
+        <w:rPr>
+          <w:rFonts w:ascii="Calibri" w:hAnsi="Calibri"/>
+          <w:b/>
+          <w:bCs/>
+          <w:color w:val="000000"/>
+        </w:rPr>
+      </w:pPr>
+      <w:r>
+        <w:rPr>
+          <w:rFonts w:ascii="Calibri" w:hAnsi="Calibri"/>
+          <w:b/>
+          <w:bCs/>
+          <w:color w:val="000000"/>
+          <w:sz w:val="28"/>
+          <w:szCs w:val="28"/>
+        </w:rPr>
+        <w:t>4.</w:t>
+      </w:r>
+      <w:r>
+        <w:rPr>
+          <w:rFonts w:ascii="Calibri" w:hAnsi="Calibri"/>
+          <w:b/>
+          <w:bCs/>
+          <w:color w:val="000000"/>
+        </w:rPr>
+        <w:t xml:space="preserve"> Wtórnik emiterowy a sygnał impulsowy</w:t>
+      </w:r>
+    </w:p>
+    <w:p>
+      <w:pPr>
+        <w:pStyle w:val="Standard"/>
+        <w:jc w:val="both"/>
+        <w:rPr>
+          <w:rFonts w:ascii="Calibri" w:hAnsi="Calibri"/>
+          <w:b/>
+          <w:bCs/>
+          <w:color w:val="000000"/>
+        </w:rPr>
+      </w:pPr>
+    </w:p>
+    <w:p>
+      <w:pPr>
+        <w:pStyle w:val="Standard"/>
+        <w:spacing w:before="170" w:after="57"/>
+        <w:jc w:val="both"/>
+        <w:rPr>
+          <w:rFonts w:ascii="Calibri" w:hAnsi="Calibri"/>
+          <w:b/>
+          <w:bCs/>
+        </w:rPr>
+      </w:pPr>
+      <w:r>
+        <w:rPr>
+          <w:rFonts w:ascii="Calibri" w:hAnsi="Calibri"/>
+          <w:b/>
+          <w:bCs/>
+        </w:rPr>
+        <w:t>A.</w:t>
+      </w:r>
+      <w:r>
+        <w:rPr>
+          <w:rFonts w:ascii="Calibri" w:hAnsi="Calibri"/>
+        </w:rPr>
+        <w:t xml:space="preserve"> Obserwacje bez pojemności obciążającej.</w:t>
+      </w:r>
+    </w:p>
+    <w:p>
+      <w:pPr>
+        <w:pStyle w:val="Standard"/>
+        <w:spacing w:before="170" w:after="57"/>
+        <w:jc w:val="both"/>
+        <w:rPr>
+          <w:rFonts w:ascii="Calibri" w:hAnsi="Calibri"/>
+          <w:b/>
+          <w:bCs/>
+        </w:rPr>
+      </w:pPr>
+      <w:r>
+        <w:rPr>
+          <w:rFonts w:ascii="Calibri" w:hAnsi="Calibri"/>
+          <w:b/>
+          <w:bCs/>
+          <w:noProof/>
+          <w:lang w:val="ru-RU" w:eastAsia="ru-RU" w:bidi="ar-SA"/>
+        </w:rPr>
+        <w:lastRenderedPageBreak/>
+        <w:drawing>
+          <wp:anchor distT="0" distB="0" distL="114300" distR="114300" simplePos="0" relativeHeight="10" behindDoc="0" locked="0" layoutInCell="1" allowOverlap="1">
+            <wp:simplePos x="0" y="0"/>
+            <wp:positionH relativeFrom="column">
+              <wp:align>center</wp:align>
+            </wp:positionH>
+            <wp:positionV relativeFrom="paragraph">
+              <wp:align>top</wp:align>
+            </wp:positionV>
+            <wp:extent cx="6120000" cy="3585960"/>
+            <wp:effectExtent l="0" t="0" r="0" b="0"/>
+            <wp:wrapSquare wrapText="bothSides"/>
+            <wp:docPr id="10" name="Obraz14"/>
+            <wp:cNvGraphicFramePr/>
+            <a:graphic xmlns:a="http://schemas.openxmlformats.org/drawingml/2006/main">
+              <a:graphicData uri="http://schemas.openxmlformats.org/drawingml/2006/picture">
+                <pic:pic xmlns:pic="http://schemas.openxmlformats.org/drawingml/2006/picture">
+                  <pic:nvPicPr>
+                    <pic:cNvPr id="0" name=""/>
+                    <pic:cNvPicPr/>
+                  </pic:nvPicPr>
+                  <pic:blipFill>
+                    <a:blip r:embed="rId12">
+                      <a:lum/>
+                      <a:alphaModFix/>
+                    </a:blip>
+                    <a:srcRect/>
+                    <a:stretch>
+                      <a:fillRect/>
+                    </a:stretch>
+                  </pic:blipFill>
+                  <pic:spPr>
+                    <a:xfrm>
+                      <a:off x="0" y="0"/>
+                      <a:ext cx="6120000" cy="3585960"/>
+                    </a:xfrm>
+                    <a:prstGeom prst="rect">
+                      <a:avLst/>
+                    </a:prstGeom>
+                    <a:noFill/>
+                  </pic:spPr>
+                </pic:pic>
+              </a:graphicData>
+            </a:graphic>
+          </wp:anchor>
+        </w:drawing>
+      </w:r>
+    </w:p>
+    <w:p>
+      <w:pPr>
+        <w:pStyle w:val="Standard"/>
+        <w:spacing w:before="170" w:after="57"/>
+        <w:jc w:val="both"/>
+        <w:rPr>
+          <w:rFonts w:ascii="Calibri" w:hAnsi="Calibri"/>
+          <w:b/>
+          <w:bCs/>
+        </w:rPr>
+      </w:pPr>
+      <w:r>
+        <w:rPr>
+          <w:rFonts w:ascii="Calibri" w:hAnsi="Calibri"/>
+          <w:b/>
+          <w:bCs/>
+          <w:noProof/>
+          <w:lang w:val="ru-RU" w:eastAsia="ru-RU" w:bidi="ar-SA"/>
+        </w:rPr>
+        <w:drawing>
+          <wp:anchor distT="0" distB="0" distL="114300" distR="114300" simplePos="0" relativeHeight="8" behindDoc="0" locked="0" layoutInCell="1" allowOverlap="1">
+            <wp:simplePos x="0" y="0"/>
+            <wp:positionH relativeFrom="column">
+              <wp:align>center</wp:align>
+            </wp:positionH>
+            <wp:positionV relativeFrom="paragraph">
+              <wp:align>top</wp:align>
+            </wp:positionV>
+            <wp:extent cx="6120000" cy="3585960"/>
+            <wp:effectExtent l="0" t="0" r="0" b="0"/>
+            <wp:wrapSquare wrapText="bothSides"/>
+            <wp:docPr id="11" name="Obraz12"/>
             <wp:cNvGraphicFramePr/>
             <a:graphic xmlns:a="http://schemas.openxmlformats.org/drawingml/2006/main">
               <a:graphicData uri="http://schemas.openxmlformats.org/drawingml/2006/picture">
@@ -9837,44 +14830,16 @@
           </wp:anchor>
         </w:drawing>
       </w:r>
-    </w:p>
-    <w:p>
-      <w:pPr>
-        <w:pStyle w:val="Standard"/>
-        <w:rPr>
-          <w:rFonts w:ascii="Calibri" w:hAnsi="Calibri"/>
-          <w:i/>
-          <w:iCs/>
-        </w:rPr>
-      </w:pPr>
-      <w:r>
-        <w:rPr>
-          <w:rFonts w:ascii="Calibri" w:hAnsi="Calibri"/>
-          <w:i/>
-          <w:iCs/>
-        </w:rPr>
-        <w:t>Bez obc:</w:t>
-      </w:r>
-    </w:p>
-    <w:p>
-      <w:pPr>
-        <w:pStyle w:val="Standard"/>
-        <w:rPr>
-          <w:rFonts w:ascii="Calibri" w:hAnsi="Calibri"/>
-          <w:i/>
-          <w:iCs/>
-        </w:rPr>
-      </w:pPr>
-      <w:r>
-        <w:rPr>
-          <w:rFonts w:ascii="Calibri" w:hAnsi="Calibri"/>
-          <w:i/>
-          <w:iCs/>
+      <w:r>
+        <w:rPr>
+          <w:rFonts w:ascii="Calibri" w:hAnsi="Calibri"/>
+          <w:b/>
+          <w:bCs/>
           <w:noProof/>
           <w:lang w:val="ru-RU" w:eastAsia="ru-RU" w:bidi="ar-SA"/>
         </w:rPr>
         <w:drawing>
-          <wp:anchor distT="0" distB="0" distL="114300" distR="114300" simplePos="0" relativeHeight="6" behindDoc="0" locked="0" layoutInCell="1" allowOverlap="1">
+          <wp:anchor distT="0" distB="0" distL="114300" distR="114300" simplePos="0" relativeHeight="9" behindDoc="0" locked="0" layoutInCell="1" allowOverlap="1">
             <wp:simplePos x="0" y="0"/>
             <wp:positionH relativeFrom="column">
               <wp:align>center</wp:align>
@@ -9885,7 +14850,7 @@
             <wp:extent cx="6120000" cy="3585960"/>
             <wp:effectExtent l="0" t="0" r="0" b="0"/>
             <wp:wrapSquare wrapText="bothSides"/>
-            <wp:docPr id="8" name="Obraz7"/>
+            <wp:docPr id="12" name="Obraz13"/>
             <wp:cNvGraphicFramePr/>
             <a:graphic xmlns:a="http://schemas.openxmlformats.org/drawingml/2006/main">
               <a:graphicData uri="http://schemas.openxmlformats.org/drawingml/2006/picture">
@@ -9924,86 +14889,139 @@
     <w:p>
       <w:pPr>
         <w:pStyle w:val="Standard"/>
-        <w:rPr>
-          <w:rFonts w:ascii="Calibri" w:hAnsi="Calibri"/>
-          <w:i/>
-          <w:iCs/>
-        </w:rPr>
-      </w:pPr>
-      <w:r>
-        <w:rPr>
-          <w:rFonts w:ascii="Calibri" w:hAnsi="Calibri"/>
-        </w:rPr>
-        <w:t>Maksymalna amplituda nieobciętego sygnału:</w:t>
-      </w:r>
-      <w:r>
-        <w:rPr>
-          <w:rFonts w:ascii="Calibri" w:hAnsi="Calibri"/>
-          <w:i/>
-          <w:iCs/>
-        </w:rPr>
-        <w:t xml:space="preserve"> </w:t>
-      </w:r>
-      <w:r>
-        <w:rPr>
-          <w:rFonts w:ascii="Calibri" w:hAnsi="Calibri"/>
-          <w:i/>
-          <w:iCs/>
-          <w:sz w:val="21"/>
-          <w:szCs w:val="21"/>
-        </w:rPr>
-        <w:t>U</w:t>
-      </w:r>
-      <w:r>
-        <w:rPr>
-          <w:rFonts w:ascii="Calibri" w:hAnsi="Calibri"/>
-          <w:i/>
-          <w:iCs/>
-          <w:sz w:val="21"/>
-          <w:szCs w:val="21"/>
-          <w:vertAlign w:val="subscript"/>
-        </w:rPr>
-        <w:t>Omax1BJT</w:t>
-      </w:r>
-      <w:r>
-        <w:rPr>
-          <w:rFonts w:ascii="Calibri" w:hAnsi="Calibri"/>
-          <w:i/>
-          <w:iCs/>
-          <w:sz w:val="21"/>
-          <w:szCs w:val="21"/>
-        </w:rPr>
-        <w:t xml:space="preserve"> </w:t>
-      </w:r>
-      <w:r>
-        <w:rPr>
-          <w:rFonts w:ascii="Calibri" w:hAnsi="Calibri"/>
-          <w:sz w:val="21"/>
-          <w:szCs w:val="21"/>
-        </w:rPr>
-        <w:t> = 1,5</w:t>
-      </w:r>
-    </w:p>
-    <w:p>
-      <w:pPr>
-        <w:pStyle w:val="Standard"/>
-        <w:rPr>
-          <w:rFonts w:ascii="Calibri" w:hAnsi="Calibri"/>
-          <w:i/>
-          <w:iCs/>
-        </w:rPr>
-      </w:pPr>
-      <w:r>
-        <w:rPr>
-          <w:rFonts w:ascii="Calibri" w:hAnsi="Calibri"/>
-          <w:i/>
-          <w:iCs/>
+        <w:spacing w:before="170" w:after="57"/>
+        <w:jc w:val="both"/>
+        <w:rPr>
+          <w:rFonts w:ascii="Calibri" w:hAnsi="Calibri"/>
+          <w:i/>
+          <w:iCs/>
+        </w:rPr>
+      </w:pPr>
+      <w:r>
+        <w:rPr>
+          <w:rFonts w:ascii="Calibri" w:hAnsi="Calibri"/>
+          <w:i/>
+          <w:iCs/>
+        </w:rPr>
+        <w:t>Obserwacje:</w:t>
+      </w:r>
+    </w:p>
+    <w:p>
+      <w:pPr>
+        <w:pStyle w:val="Standard"/>
+        <w:spacing w:before="170" w:after="57"/>
+        <w:jc w:val="both"/>
+        <w:rPr>
+          <w:rFonts w:ascii="Calibri" w:hAnsi="Calibri"/>
+        </w:rPr>
+      </w:pPr>
+    </w:p>
+    <w:p>
+      <w:pPr>
+        <w:pStyle w:val="Standard"/>
+        <w:spacing w:before="170" w:after="57"/>
+        <w:jc w:val="both"/>
+        <w:rPr>
+          <w:rFonts w:ascii="Calibri" w:hAnsi="Calibri"/>
+          <w:i/>
+          <w:iCs/>
+        </w:rPr>
+      </w:pPr>
+      <w:r>
+        <w:rPr>
+          <w:rFonts w:ascii="Calibri" w:hAnsi="Calibri"/>
+          <w:i/>
+          <w:iCs/>
+        </w:rPr>
+        <w:t>Wnioski:</w:t>
+      </w:r>
+    </w:p>
+    <w:p>
+      <w:pPr>
+        <w:pStyle w:val="Standard"/>
+        <w:spacing w:before="170" w:after="57"/>
+        <w:jc w:val="both"/>
+        <w:rPr>
+          <w:rFonts w:ascii="Calibri" w:hAnsi="Calibri"/>
+          <w:b/>
+          <w:bCs/>
+        </w:rPr>
+      </w:pPr>
+    </w:p>
+    <w:p>
+      <w:pPr>
+        <w:pStyle w:val="Standard"/>
+        <w:spacing w:before="170" w:after="57"/>
+        <w:jc w:val="both"/>
+        <w:rPr>
+          <w:rFonts w:ascii="Calibri" w:hAnsi="Calibri"/>
+          <w:b/>
+          <w:bCs/>
+        </w:rPr>
+      </w:pPr>
+      <w:r>
+        <w:rPr>
+          <w:rFonts w:ascii="Calibri" w:hAnsi="Calibri"/>
+          <w:b/>
+          <w:bCs/>
+        </w:rPr>
+        <w:t>B.</w:t>
+      </w:r>
+      <w:r>
+        <w:rPr>
+          <w:rFonts w:ascii="Calibri" w:hAnsi="Calibri"/>
+        </w:rPr>
+        <w:t xml:space="preserve"> Wtórnik obciążony pojemnością.</w:t>
+      </w:r>
+    </w:p>
+    <w:p>
+      <w:pPr>
+        <w:pStyle w:val="Standard"/>
+        <w:spacing w:before="170" w:after="57"/>
+        <w:jc w:val="both"/>
+        <w:rPr>
+          <w:rFonts w:ascii="Calibri" w:hAnsi="Calibri"/>
+        </w:rPr>
+      </w:pPr>
+      <w:r>
+        <w:rPr>
+          <w:rFonts w:ascii="Calibri" w:hAnsi="Calibri"/>
+        </w:rPr>
+        <w:lastRenderedPageBreak/>
+        <w:t xml:space="preserve">Do obciążania wtórnika została użyta pojemność </w:t>
+      </w:r>
+      <w:r>
+        <w:rPr>
+          <w:rFonts w:ascii="Calibri" w:hAnsi="Calibri"/>
+          <w:i/>
+          <w:iCs/>
+        </w:rPr>
+        <w:t>C</w:t>
+      </w:r>
+      <w:r>
+        <w:rPr>
+          <w:rFonts w:ascii="Calibri" w:hAnsi="Calibri"/>
+        </w:rPr>
+        <w:t> = 8,2 nF</w:t>
+      </w:r>
+    </w:p>
+    <w:p>
+      <w:pPr>
+        <w:pStyle w:val="Standard"/>
+        <w:spacing w:before="170" w:after="57"/>
+        <w:jc w:val="both"/>
+        <w:rPr>
+          <w:rFonts w:ascii="Calibri" w:hAnsi="Calibri"/>
+        </w:rPr>
+      </w:pPr>
+      <w:r>
+        <w:rPr>
+          <w:rFonts w:ascii="Calibri" w:hAnsi="Calibri"/>
           <w:noProof/>
           <w:lang w:val="ru-RU" w:eastAsia="ru-RU" w:bidi="ar-SA"/>
         </w:rPr>
-        <w:lastRenderedPageBreak/>
         <w:drawing>
-          <wp:anchor distT="0" distB="0" distL="114300" distR="114300" simplePos="0" relativeHeight="21" behindDoc="0" locked="0" layoutInCell="1" allowOverlap="1">
+          <wp:anchor distT="0" distB="0" distL="114300" distR="114300" simplePos="0" relativeHeight="11" behindDoc="0" locked="0" layoutInCell="1" allowOverlap="1">
             <wp:simplePos x="0" y="0"/>
             <wp:positionH relativeFrom="column">
               <wp:align>center</wp:align>
@@ -10014,7 +15032,7 @@
             <wp:extent cx="6120000" cy="3585960"/>
             <wp:effectExtent l="0" t="0" r="0" b="0"/>
             <wp:wrapSquare wrapText="bothSides"/>
-            <wp:docPr id="9" name="Obraz9"/>
+            <wp:docPr id="13" name="Obraz15"/>
             <wp:cNvGraphicFramePr/>
             <a:graphic xmlns:a="http://schemas.openxmlformats.org/drawingml/2006/main">
               <a:graphicData uri="http://schemas.openxmlformats.org/drawingml/2006/picture">
@@ -10053,84 +15071,6 @@
     <w:p>
       <w:pPr>
         <w:pStyle w:val="Standard"/>
-        <w:rPr>
-          <w:rFonts w:ascii="Calibri" w:hAnsi="Calibri"/>
-          <w:i/>
-          <w:iCs/>
-          <w:color w:val="FF0000"/>
-          <w:sz w:val="21"/>
-          <w:szCs w:val="21"/>
-        </w:rPr>
-      </w:pPr>
-      <w:r>
-        <w:rPr>
-          <w:rFonts w:ascii="Calibri" w:hAnsi="Calibri"/>
-          <w:i/>
-          <w:iCs/>
-          <w:color w:val="FF0000"/>
-          <w:sz w:val="21"/>
-          <w:szCs w:val="21"/>
-        </w:rPr>
-        <w:t>(zrzut ekranu, obliczenia)</w:t>
-      </w:r>
-    </w:p>
-    <w:p>
-      <w:pPr>
-        <w:pStyle w:val="Standard"/>
-        <w:rPr>
-          <w:rFonts w:ascii="Calibri" w:hAnsi="Calibri"/>
-          <w:i/>
-          <w:iCs/>
-        </w:rPr>
-      </w:pPr>
-    </w:p>
-    <w:p>
-      <w:pPr>
-        <w:pStyle w:val="Standard"/>
-        <w:rPr>
-          <w:rFonts w:ascii="Calibri" w:hAnsi="Calibri"/>
-          <w:i/>
-          <w:iCs/>
-          <w:sz w:val="28"/>
-          <w:szCs w:val="28"/>
-        </w:rPr>
-      </w:pPr>
-      <w:r>
-        <w:rPr>
-          <w:rFonts w:ascii="Calibri" w:hAnsi="Calibri"/>
-          <w:i/>
-          <w:iCs/>
-        </w:rPr>
-        <w:t>Wnioski:</w:t>
-      </w:r>
-    </w:p>
-    <w:p>
-      <w:pPr>
-        <w:pStyle w:val="Standard"/>
-        <w:rPr>
-          <w:rFonts w:ascii="Calibri" w:hAnsi="Calibri"/>
-          <w:b/>
-          <w:bCs/>
-          <w:sz w:val="28"/>
-          <w:szCs w:val="28"/>
-        </w:rPr>
-      </w:pPr>
-    </w:p>
-    <w:p>
-      <w:pPr>
-        <w:pStyle w:val="Standard"/>
-        <w:rPr>
-          <w:rFonts w:ascii="Calibri" w:hAnsi="Calibri"/>
-          <w:b/>
-          <w:bCs/>
-          <w:sz w:val="28"/>
-          <w:szCs w:val="28"/>
-        </w:rPr>
-      </w:pPr>
-    </w:p>
-    <w:p>
-      <w:pPr>
-        <w:pStyle w:val="Standard"/>
         <w:jc w:val="both"/>
         <w:rPr>
           <w:rFonts w:ascii="Calibri" w:hAnsi="Calibri"/>
@@ -10144,82 +15084,12 @@
           <w:rFonts w:ascii="Calibri" w:hAnsi="Calibri"/>
           <w:b/>
           <w:bCs/>
+          <w:noProof/>
           <w:color w:val="000000"/>
-          <w:sz w:val="28"/>
-          <w:szCs w:val="28"/>
-        </w:rPr>
-        <w:t>4.</w:t>
-      </w:r>
-      <w:r>
-        <w:rPr>
-          <w:rFonts w:ascii="Calibri" w:hAnsi="Calibri"/>
-          <w:b/>
-          <w:bCs/>
-          <w:color w:val="000000"/>
-        </w:rPr>
-        <w:t xml:space="preserve"> Wtórnik emiterowy a sygnał impulsowy</w:t>
-      </w:r>
-    </w:p>
-    <w:p>
-      <w:pPr>
-        <w:pStyle w:val="Standard"/>
-        <w:jc w:val="both"/>
-        <w:rPr>
-          <w:rFonts w:ascii="Calibri" w:hAnsi="Calibri"/>
-          <w:b/>
-          <w:bCs/>
-          <w:color w:val="000000"/>
-        </w:rPr>
-      </w:pPr>
-    </w:p>
-    <w:p>
-      <w:pPr>
-        <w:pStyle w:val="Standard"/>
-        <w:spacing w:before="170" w:after="57"/>
-        <w:jc w:val="both"/>
-        <w:rPr>
-          <w:rFonts w:ascii="Calibri" w:hAnsi="Calibri"/>
-          <w:b/>
-          <w:bCs/>
-        </w:rPr>
-      </w:pPr>
-      <w:r>
-        <w:rPr>
-          <w:rFonts w:ascii="Calibri" w:hAnsi="Calibri"/>
-          <w:b/>
-          <w:bCs/>
-        </w:rPr>
-        <w:t>A.</w:t>
-      </w:r>
-      <w:r>
-        <w:rPr>
-          <w:rFonts w:ascii="Calibri" w:hAnsi="Calibri"/>
-        </w:rPr>
-        <w:t xml:space="preserve"> Obserwacje bez pojemności obciążającej.</w:t>
-      </w:r>
-    </w:p>
-    <w:p>
-      <w:pPr>
-        <w:pStyle w:val="Standard"/>
-        <w:spacing w:before="170" w:after="57"/>
-        <w:jc w:val="both"/>
-        <w:rPr>
-          <w:rFonts w:ascii="Calibri" w:hAnsi="Calibri"/>
-          <w:b/>
-          <w:bCs/>
-        </w:rPr>
-      </w:pPr>
-      <w:r>
-        <w:rPr>
-          <w:rFonts w:ascii="Calibri" w:hAnsi="Calibri"/>
-          <w:b/>
-          <w:bCs/>
-          <w:noProof/>
           <w:lang w:val="ru-RU" w:eastAsia="ru-RU" w:bidi="ar-SA"/>
         </w:rPr>
-        <w:lastRenderedPageBreak/>
         <w:drawing>
-          <wp:anchor distT="0" distB="0" distL="114300" distR="114300" simplePos="0" relativeHeight="10" behindDoc="0" locked="0" layoutInCell="1" allowOverlap="1">
+          <wp:anchor distT="0" distB="0" distL="114300" distR="114300" simplePos="0" relativeHeight="12" behindDoc="0" locked="0" layoutInCell="1" allowOverlap="1">
             <wp:simplePos x="0" y="0"/>
             <wp:positionH relativeFrom="column">
               <wp:align>center</wp:align>
@@ -10230,7 +15100,7 @@
             <wp:extent cx="6120000" cy="3585960"/>
             <wp:effectExtent l="0" t="0" r="0" b="0"/>
             <wp:wrapSquare wrapText="bothSides"/>
-            <wp:docPr id="10" name="Obraz14"/>
+            <wp:docPr id="14" name="Obraz16"/>
             <wp:cNvGraphicFramePr/>
             <a:graphic xmlns:a="http://schemas.openxmlformats.org/drawingml/2006/main">
               <a:graphicData uri="http://schemas.openxmlformats.org/drawingml/2006/picture">
@@ -10273,378 +15143,6 @@
         <w:jc w:val="both"/>
         <w:rPr>
           <w:rFonts w:ascii="Calibri" w:hAnsi="Calibri"/>
-          <w:b/>
-          <w:bCs/>
-        </w:rPr>
-      </w:pPr>
-      <w:r>
-        <w:rPr>
-          <w:rFonts w:ascii="Calibri" w:hAnsi="Calibri"/>
-          <w:b/>
-          <w:bCs/>
-          <w:noProof/>
-          <w:lang w:val="ru-RU" w:eastAsia="ru-RU" w:bidi="ar-SA"/>
-        </w:rPr>
-        <w:drawing>
-          <wp:anchor distT="0" distB="0" distL="114300" distR="114300" simplePos="0" relativeHeight="8" behindDoc="0" locked="0" layoutInCell="1" allowOverlap="1">
-            <wp:simplePos x="0" y="0"/>
-            <wp:positionH relativeFrom="column">
-              <wp:align>center</wp:align>
-            </wp:positionH>
-            <wp:positionV relativeFrom="paragraph">
-              <wp:align>top</wp:align>
-            </wp:positionV>
-            <wp:extent cx="6120000" cy="3585960"/>
-            <wp:effectExtent l="0" t="0" r="0" b="0"/>
-            <wp:wrapSquare wrapText="bothSides"/>
-            <wp:docPr id="11" name="Obraz12"/>
-            <wp:cNvGraphicFramePr/>
-            <a:graphic xmlns:a="http://schemas.openxmlformats.org/drawingml/2006/main">
-              <a:graphicData uri="http://schemas.openxmlformats.org/drawingml/2006/picture">
-                <pic:pic xmlns:pic="http://schemas.openxmlformats.org/drawingml/2006/picture">
-                  <pic:nvPicPr>
-                    <pic:cNvPr id="0" name=""/>
-                    <pic:cNvPicPr/>
-                  </pic:nvPicPr>
-                  <pic:blipFill>
-                    <a:blip r:embed="rId17">
-                      <a:lum/>
-                      <a:alphaModFix/>
-                    </a:blip>
-                    <a:srcRect/>
-                    <a:stretch>
-                      <a:fillRect/>
-                    </a:stretch>
-                  </pic:blipFill>
-                  <pic:spPr>
-                    <a:xfrm>
-                      <a:off x="0" y="0"/>
-                      <a:ext cx="6120000" cy="3585960"/>
-                    </a:xfrm>
-                    <a:prstGeom prst="rect">
-                      <a:avLst/>
-                    </a:prstGeom>
-                    <a:noFill/>
-                  </pic:spPr>
-                </pic:pic>
-              </a:graphicData>
-            </a:graphic>
-          </wp:anchor>
-        </w:drawing>
-      </w:r>
-      <w:r>
-        <w:rPr>
-          <w:rFonts w:ascii="Calibri" w:hAnsi="Calibri"/>
-          <w:b/>
-          <w:bCs/>
-          <w:noProof/>
-          <w:lang w:val="ru-RU" w:eastAsia="ru-RU" w:bidi="ar-SA"/>
-        </w:rPr>
-        <w:drawing>
-          <wp:anchor distT="0" distB="0" distL="114300" distR="114300" simplePos="0" relativeHeight="9" behindDoc="0" locked="0" layoutInCell="1" allowOverlap="1">
-            <wp:simplePos x="0" y="0"/>
-            <wp:positionH relativeFrom="column">
-              <wp:align>center</wp:align>
-            </wp:positionH>
-            <wp:positionV relativeFrom="paragraph">
-              <wp:align>top</wp:align>
-            </wp:positionV>
-            <wp:extent cx="6120000" cy="3585960"/>
-            <wp:effectExtent l="0" t="0" r="0" b="0"/>
-            <wp:wrapSquare wrapText="bothSides"/>
-            <wp:docPr id="12" name="Obraz13"/>
-            <wp:cNvGraphicFramePr/>
-            <a:graphic xmlns:a="http://schemas.openxmlformats.org/drawingml/2006/main">
-              <a:graphicData uri="http://schemas.openxmlformats.org/drawingml/2006/picture">
-                <pic:pic xmlns:pic="http://schemas.openxmlformats.org/drawingml/2006/picture">
-                  <pic:nvPicPr>
-                    <pic:cNvPr id="0" name=""/>
-                    <pic:cNvPicPr/>
-                  </pic:nvPicPr>
-                  <pic:blipFill>
-                    <a:blip r:embed="rId18">
-                      <a:lum/>
-                      <a:alphaModFix/>
-                    </a:blip>
-                    <a:srcRect/>
-                    <a:stretch>
-                      <a:fillRect/>
-                    </a:stretch>
-                  </pic:blipFill>
-                  <pic:spPr>
-                    <a:xfrm>
-                      <a:off x="0" y="0"/>
-                      <a:ext cx="6120000" cy="3585960"/>
-                    </a:xfrm>
-                    <a:prstGeom prst="rect">
-                      <a:avLst/>
-                    </a:prstGeom>
-                    <a:noFill/>
-                  </pic:spPr>
-                </pic:pic>
-              </a:graphicData>
-            </a:graphic>
-          </wp:anchor>
-        </w:drawing>
-      </w:r>
-    </w:p>
-    <w:p>
-      <w:pPr>
-        <w:pStyle w:val="Standard"/>
-        <w:spacing w:before="170" w:after="57"/>
-        <w:jc w:val="both"/>
-        <w:rPr>
-          <w:rFonts w:ascii="Calibri" w:hAnsi="Calibri"/>
-          <w:i/>
-          <w:iCs/>
-        </w:rPr>
-      </w:pPr>
-      <w:r>
-        <w:rPr>
-          <w:rFonts w:ascii="Calibri" w:hAnsi="Calibri"/>
-          <w:i/>
-          <w:iCs/>
-        </w:rPr>
-        <w:t>Obserwacje:</w:t>
-      </w:r>
-    </w:p>
-    <w:p>
-      <w:pPr>
-        <w:pStyle w:val="Standard"/>
-        <w:spacing w:before="170" w:after="57"/>
-        <w:jc w:val="both"/>
-        <w:rPr>
-          <w:rFonts w:ascii="Calibri" w:hAnsi="Calibri"/>
-        </w:rPr>
-      </w:pPr>
-    </w:p>
-    <w:p>
-      <w:pPr>
-        <w:pStyle w:val="Standard"/>
-        <w:spacing w:before="170" w:after="57"/>
-        <w:jc w:val="both"/>
-        <w:rPr>
-          <w:rFonts w:ascii="Calibri" w:hAnsi="Calibri"/>
-          <w:i/>
-          <w:iCs/>
-        </w:rPr>
-      </w:pPr>
-      <w:r>
-        <w:rPr>
-          <w:rFonts w:ascii="Calibri" w:hAnsi="Calibri"/>
-          <w:i/>
-          <w:iCs/>
-        </w:rPr>
-        <w:t>Wnioski:</w:t>
-      </w:r>
-    </w:p>
-    <w:p>
-      <w:pPr>
-        <w:pStyle w:val="Standard"/>
-        <w:spacing w:before="170" w:after="57"/>
-        <w:jc w:val="both"/>
-        <w:rPr>
-          <w:rFonts w:ascii="Calibri" w:hAnsi="Calibri"/>
-          <w:b/>
-          <w:bCs/>
-        </w:rPr>
-      </w:pPr>
-    </w:p>
-    <w:p>
-      <w:pPr>
-        <w:pStyle w:val="Standard"/>
-        <w:spacing w:before="170" w:after="57"/>
-        <w:jc w:val="both"/>
-        <w:rPr>
-          <w:rFonts w:ascii="Calibri" w:hAnsi="Calibri"/>
-          <w:b/>
-          <w:bCs/>
-        </w:rPr>
-      </w:pPr>
-      <w:r>
-        <w:rPr>
-          <w:rFonts w:ascii="Calibri" w:hAnsi="Calibri"/>
-          <w:b/>
-          <w:bCs/>
-        </w:rPr>
-        <w:t>B.</w:t>
-      </w:r>
-      <w:r>
-        <w:rPr>
-          <w:rFonts w:ascii="Calibri" w:hAnsi="Calibri"/>
-        </w:rPr>
-        <w:t xml:space="preserve"> Wtórnik obciążony pojemnością.</w:t>
-      </w:r>
-    </w:p>
-    <w:p>
-      <w:pPr>
-        <w:pStyle w:val="Standard"/>
-        <w:spacing w:before="170" w:after="57"/>
-        <w:jc w:val="both"/>
-        <w:rPr>
-          <w:rFonts w:ascii="Calibri" w:hAnsi="Calibri"/>
-        </w:rPr>
-      </w:pPr>
-      <w:r>
-        <w:rPr>
-          <w:rFonts w:ascii="Calibri" w:hAnsi="Calibri"/>
-        </w:rPr>
-        <w:lastRenderedPageBreak/>
-        <w:t xml:space="preserve">Do obciążania wtórnika została użyta pojemność </w:t>
-      </w:r>
-      <w:r>
-        <w:rPr>
-          <w:rFonts w:ascii="Calibri" w:hAnsi="Calibri"/>
-          <w:i/>
-          <w:iCs/>
-        </w:rPr>
-        <w:t>C</w:t>
-      </w:r>
-      <w:r>
-        <w:rPr>
-          <w:rFonts w:ascii="Calibri" w:hAnsi="Calibri"/>
-        </w:rPr>
-        <w:t> = 8,2 nF</w:t>
-      </w:r>
-    </w:p>
-    <w:p>
-      <w:pPr>
-        <w:pStyle w:val="Standard"/>
-        <w:spacing w:before="170" w:after="57"/>
-        <w:jc w:val="both"/>
-        <w:rPr>
-          <w:rFonts w:ascii="Calibri" w:hAnsi="Calibri"/>
-        </w:rPr>
-      </w:pPr>
-      <w:r>
-        <w:rPr>
-          <w:rFonts w:ascii="Calibri" w:hAnsi="Calibri"/>
-          <w:noProof/>
-          <w:lang w:val="ru-RU" w:eastAsia="ru-RU" w:bidi="ar-SA"/>
-        </w:rPr>
-        <w:drawing>
-          <wp:anchor distT="0" distB="0" distL="114300" distR="114300" simplePos="0" relativeHeight="11" behindDoc="0" locked="0" layoutInCell="1" allowOverlap="1">
-            <wp:simplePos x="0" y="0"/>
-            <wp:positionH relativeFrom="column">
-              <wp:align>center</wp:align>
-            </wp:positionH>
-            <wp:positionV relativeFrom="paragraph">
-              <wp:align>top</wp:align>
-            </wp:positionV>
-            <wp:extent cx="6120000" cy="3585960"/>
-            <wp:effectExtent l="0" t="0" r="0" b="0"/>
-            <wp:wrapSquare wrapText="bothSides"/>
-            <wp:docPr id="13" name="Obraz15"/>
-            <wp:cNvGraphicFramePr/>
-            <a:graphic xmlns:a="http://schemas.openxmlformats.org/drawingml/2006/main">
-              <a:graphicData uri="http://schemas.openxmlformats.org/drawingml/2006/picture">
-                <pic:pic xmlns:pic="http://schemas.openxmlformats.org/drawingml/2006/picture">
-                  <pic:nvPicPr>
-                    <pic:cNvPr id="0" name=""/>
-                    <pic:cNvPicPr/>
-                  </pic:nvPicPr>
-                  <pic:blipFill>
-                    <a:blip r:embed="rId19">
-                      <a:lum/>
-                      <a:alphaModFix/>
-                    </a:blip>
-                    <a:srcRect/>
-                    <a:stretch>
-                      <a:fillRect/>
-                    </a:stretch>
-                  </pic:blipFill>
-                  <pic:spPr>
-                    <a:xfrm>
-                      <a:off x="0" y="0"/>
-                      <a:ext cx="6120000" cy="3585960"/>
-                    </a:xfrm>
-                    <a:prstGeom prst="rect">
-                      <a:avLst/>
-                    </a:prstGeom>
-                    <a:noFill/>
-                  </pic:spPr>
-                </pic:pic>
-              </a:graphicData>
-            </a:graphic>
-          </wp:anchor>
-        </w:drawing>
-      </w:r>
-    </w:p>
-    <w:p>
-      <w:pPr>
-        <w:pStyle w:val="Standard"/>
-        <w:jc w:val="both"/>
-        <w:rPr>
-          <w:rFonts w:ascii="Calibri" w:hAnsi="Calibri"/>
-          <w:b/>
-          <w:bCs/>
-          <w:color w:val="000000"/>
-        </w:rPr>
-      </w:pPr>
-      <w:r>
-        <w:rPr>
-          <w:rFonts w:ascii="Calibri" w:hAnsi="Calibri"/>
-          <w:b/>
-          <w:bCs/>
-          <w:noProof/>
-          <w:color w:val="000000"/>
-          <w:lang w:val="ru-RU" w:eastAsia="ru-RU" w:bidi="ar-SA"/>
-        </w:rPr>
-        <w:drawing>
-          <wp:anchor distT="0" distB="0" distL="114300" distR="114300" simplePos="0" relativeHeight="12" behindDoc="0" locked="0" layoutInCell="1" allowOverlap="1">
-            <wp:simplePos x="0" y="0"/>
-            <wp:positionH relativeFrom="column">
-              <wp:align>center</wp:align>
-            </wp:positionH>
-            <wp:positionV relativeFrom="paragraph">
-              <wp:align>top</wp:align>
-            </wp:positionV>
-            <wp:extent cx="6120000" cy="3585960"/>
-            <wp:effectExtent l="0" t="0" r="0" b="0"/>
-            <wp:wrapSquare wrapText="bothSides"/>
-            <wp:docPr id="14" name="Obraz16"/>
-            <wp:cNvGraphicFramePr/>
-            <a:graphic xmlns:a="http://schemas.openxmlformats.org/drawingml/2006/main">
-              <a:graphicData uri="http://schemas.openxmlformats.org/drawingml/2006/picture">
-                <pic:pic xmlns:pic="http://schemas.openxmlformats.org/drawingml/2006/picture">
-                  <pic:nvPicPr>
-                    <pic:cNvPr id="0" name=""/>
-                    <pic:cNvPicPr/>
-                  </pic:nvPicPr>
-                  <pic:blipFill>
-                    <a:blip r:embed="rId20">
-                      <a:lum/>
-                      <a:alphaModFix/>
-                    </a:blip>
-                    <a:srcRect/>
-                    <a:stretch>
-                      <a:fillRect/>
-                    </a:stretch>
-                  </pic:blipFill>
-                  <pic:spPr>
-                    <a:xfrm>
-                      <a:off x="0" y="0"/>
-                      <a:ext cx="6120000" cy="3585960"/>
-                    </a:xfrm>
-                    <a:prstGeom prst="rect">
-                      <a:avLst/>
-                    </a:prstGeom>
-                    <a:noFill/>
-                  </pic:spPr>
-                </pic:pic>
-              </a:graphicData>
-            </a:graphic>
-          </wp:anchor>
-        </w:drawing>
-      </w:r>
-    </w:p>
-    <w:p>
-      <w:pPr>
-        <w:pStyle w:val="Standard"/>
-        <w:spacing w:before="170" w:after="57"/>
-        <w:jc w:val="both"/>
-        <w:rPr>
-          <w:rFonts w:ascii="Calibri" w:hAnsi="Calibri"/>
           <w:i/>
           <w:iCs/>
         </w:rPr>
@@ -11357,7 +15855,7 @@
                     <pic:cNvPicPr/>
                   </pic:nvPicPr>
                   <pic:blipFill>
-                    <a:blip r:embed="rId21">
+                    <a:blip r:embed="rId17">
                       <a:lum/>
                       <a:alphaModFix/>
                     </a:blip>
@@ -12586,7 +17084,7 @@
                     <pic:cNvPicPr/>
                   </pic:nvPicPr>
                   <pic:blipFill>
-                    <a:blip r:embed="rId22">
+                    <a:blip r:embed="rId18">
                       <a:lum/>
                       <a:alphaModFix/>
                     </a:blip>
@@ -12656,7 +17154,7 @@
                     <pic:cNvPicPr/>
                   </pic:nvPicPr>
                   <pic:blipFill>
-                    <a:blip r:embed="rId23">
+                    <a:blip r:embed="rId19">
                       <a:lum/>
                       <a:alphaModFix/>
                     </a:blip>
@@ -13714,7 +18212,7 @@
                     <pic:cNvPicPr/>
                   </pic:nvPicPr>
                   <pic:blipFill>
-                    <a:blip r:embed="rId24">
+                    <a:blip r:embed="rId20">
                       <a:lum/>
                       <a:alphaModFix/>
                     </a:blip>
@@ -13797,7 +18295,7 @@
                     <pic:cNvPicPr/>
                   </pic:nvPicPr>
                   <pic:blipFill>
-                    <a:blip r:embed="rId25">
+                    <a:blip r:embed="rId21">
                       <a:lum/>
                       <a:alphaModFix/>
                     </a:blip>
@@ -14461,7 +18959,7 @@
                     <pic:cNvPicPr/>
                   </pic:nvPicPr>
                   <pic:blipFill>
-                    <a:blip r:embed="rId26">
+                    <a:blip r:embed="rId22">
                       <a:lum/>
                       <a:alphaModFix/>
                     </a:blip>
@@ -14534,7 +19032,7 @@
                     <pic:cNvPicPr/>
                   </pic:nvPicPr>
                   <pic:blipFill>
-                    <a:blip r:embed="rId27">
+                    <a:blip r:embed="rId23">
                       <a:lum/>
                       <a:alphaModFix/>
                     </a:blip>
@@ -14673,7 +19171,7 @@
                     <pic:cNvPicPr/>
                   </pic:nvPicPr>
                   <pic:blipFill>
-                    <a:blip r:embed="rId28">
+                    <a:blip r:embed="rId24">
                       <a:lum/>
                       <a:alphaModFix/>
                     </a:blip>

--- a/Lab3/LELA1_LAB3_Rah_Sal.docx
+++ b/Lab3/LELA1_LAB3_Rah_Sal.docx
@@ -6303,7 +6303,7 @@
     </w:p>
     <w:tbl>
       <w:tblPr>
-        <w:tblW w:w="9600" w:type="dxa"/>
+        <w:tblW w:w="9807" w:type="dxa"/>
         <w:tblLayout w:type="fixed"/>
         <w:tblCellMar>
           <w:left w:w="10" w:type="dxa"/>
@@ -6314,7 +6314,7 @@
       <w:tblGrid>
         <w:gridCol w:w="5125"/>
         <w:gridCol w:w="2275"/>
-        <w:gridCol w:w="2200"/>
+        <w:gridCol w:w="2407"/>
       </w:tblGrid>
       <w:tr>
         <w:trPr>
@@ -6381,7 +6381,7 @@
         </w:tc>
         <w:tc>
           <w:tcPr>
-            <w:tcW w:w="2200" w:type="dxa"/>
+            <w:tcW w:w="2407" w:type="dxa"/>
             <w:tcBorders>
               <w:top w:val="single" w:sz="2" w:space="0" w:color="000000"/>
               <w:left w:val="single" w:sz="2" w:space="0" w:color="000000"/>
@@ -6529,7 +6529,7 @@
         </w:tc>
         <w:tc>
           <w:tcPr>
-            <w:tcW w:w="2200" w:type="dxa"/>
+            <w:tcW w:w="2407" w:type="dxa"/>
             <w:tcBorders>
               <w:left w:val="single" w:sz="2" w:space="0" w:color="000000"/>
               <w:bottom w:val="single" w:sz="2" w:space="0" w:color="000000"/>
@@ -6658,7 +6658,7 @@
         </w:tc>
         <w:tc>
           <w:tcPr>
-            <w:tcW w:w="2200" w:type="dxa"/>
+            <w:tcW w:w="2407" w:type="dxa"/>
             <w:tcBorders>
               <w:left w:val="single" w:sz="2" w:space="0" w:color="000000"/>
               <w:bottom w:val="single" w:sz="2" w:space="0" w:color="000000"/>
@@ -6792,7 +6792,7 @@
         </w:tc>
         <w:tc>
           <w:tcPr>
-            <w:tcW w:w="2200" w:type="dxa"/>
+            <w:tcW w:w="2407" w:type="dxa"/>
             <w:tcBorders>
               <w:left w:val="single" w:sz="2" w:space="0" w:color="000000"/>
               <w:bottom w:val="single" w:sz="2" w:space="0" w:color="000000"/>
@@ -6926,7 +6926,7 @@
         </w:tc>
         <w:tc>
           <w:tcPr>
-            <w:tcW w:w="2200" w:type="dxa"/>
+            <w:tcW w:w="2407" w:type="dxa"/>
             <w:tcBorders>
               <w:left w:val="single" w:sz="2" w:space="0" w:color="000000"/>
               <w:bottom w:val="single" w:sz="2" w:space="0" w:color="000000"/>
@@ -7060,7 +7060,7 @@
         </w:tc>
         <w:tc>
           <w:tcPr>
-            <w:tcW w:w="2200" w:type="dxa"/>
+            <w:tcW w:w="2407" w:type="dxa"/>
             <w:tcBorders>
               <w:left w:val="single" w:sz="2" w:space="0" w:color="000000"/>
               <w:bottom w:val="single" w:sz="2" w:space="0" w:color="000000"/>
@@ -7194,7 +7194,7 @@
         </w:tc>
         <w:tc>
           <w:tcPr>
-            <w:tcW w:w="2200" w:type="dxa"/>
+            <w:tcW w:w="2407" w:type="dxa"/>
             <w:tcBorders>
               <w:left w:val="single" w:sz="2" w:space="0" w:color="000000"/>
               <w:bottom w:val="single" w:sz="2" w:space="0" w:color="000000"/>
@@ -10935,8 +10935,6 @@
             </w:r>
           </w:p>
         </w:tc>
-        <w:bookmarkStart w:id="0" w:name="_GoBack"/>
-        <w:bookmarkEnd w:id="0"/>
       </w:tr>
     </w:tbl>
     <w:p>
@@ -11229,43 +11227,77 @@
             </m:r>
           </m:sub>
         </m:sSub>
+        <m:d>
+          <m:dPr>
+            <m:begChr m:val="|"/>
+            <m:endChr m:val="|"/>
+            <m:ctrlPr>
+              <w:rPr>
+                <w:rFonts w:ascii="Cambria Math" w:hAnsi="Cambria Math"/>
+                <w:i/>
+              </w:rPr>
+            </m:ctrlPr>
+          </m:dPr>
+          <m:e>
+            <m:d>
+              <m:dPr>
+                <m:begChr m:val="|"/>
+                <m:endChr m:val="|"/>
+                <m:ctrlPr>
+                  <w:rPr>
+                    <w:rFonts w:ascii="Cambria Math" w:hAnsi="Cambria Math"/>
+                    <w:i/>
+                  </w:rPr>
+                </m:ctrlPr>
+              </m:dPr>
+              <m:e>
+                <m:sSub>
+                  <m:sSubPr>
+                    <m:ctrlPr>
+                      <w:rPr>
+                        <w:rFonts w:ascii="Cambria Math" w:hAnsi="Cambria Math"/>
+                        <w:i/>
+                      </w:rPr>
+                    </m:ctrlPr>
+                  </m:sSubPr>
+                  <m:e>
+                    <m:r>
+                      <w:rPr>
+                        <w:rFonts w:ascii="Cambria Math" w:hAnsi="Cambria Math"/>
+                      </w:rPr>
+                      <m:t>R</m:t>
+                    </m:r>
+                  </m:e>
+                  <m:sub>
+                    <m:r>
+                      <w:rPr>
+                        <w:rFonts w:ascii="Cambria Math" w:hAnsi="Cambria Math"/>
+                      </w:rPr>
+                      <m:t>6</m:t>
+                    </m:r>
+                  </m:sub>
+                </m:sSub>
+                <m:r>
+                  <w:rPr>
+                    <w:rFonts w:ascii="Cambria Math" w:hAnsi="Cambria Math"/>
+                  </w:rPr>
+                  <m:t>=1,30 Ω</m:t>
+                </m:r>
+              </m:e>
+            </m:d>
+          </m:e>
+        </m:d>
         <m:r>
           <w:rPr>
             <w:rFonts w:ascii="Cambria Math" w:hAnsi="Cambria Math"/>
           </w:rPr>
-          <m:t>||</m:t>
+          <m:t>200,0</m:t>
         </m:r>
-        <m:sSub>
-          <m:sSubPr>
-            <m:ctrlPr>
-              <w:rPr>
-                <w:rFonts w:ascii="Cambria Math" w:hAnsi="Cambria Math"/>
-                <w:i/>
-              </w:rPr>
-            </m:ctrlPr>
-          </m:sSubPr>
-          <m:e>
-            <m:r>
-              <w:rPr>
-                <w:rFonts w:ascii="Cambria Math" w:hAnsi="Cambria Math"/>
-              </w:rPr>
-              <m:t>R</m:t>
-            </m:r>
-          </m:e>
-          <m:sub>
-            <m:r>
-              <w:rPr>
-                <w:rFonts w:ascii="Cambria Math" w:hAnsi="Cambria Math"/>
-              </w:rPr>
-              <m:t>6</m:t>
-            </m:r>
-          </m:sub>
-        </m:sSub>
         <m:r>
           <w:rPr>
             <w:rFonts w:ascii="Cambria Math" w:hAnsi="Cambria Math"/>
           </w:rPr>
-          <m:t>=200,00 Ω||1,30 kΩ=173,33 Ω</m:t>
+          <m:t>0 kΩ=173,33 Ω</m:t>
         </m:r>
       </m:oMath>
     </w:p>
@@ -13748,24 +13780,12 @@
         </w:rPr>
         <w:t xml:space="preserve"> Zwiększanie rezystancji wejściowej</w:t>
       </w:r>
-    </w:p>
-    <w:p>
-      <w:pPr>
-        <w:pStyle w:val="Standard"/>
-        <w:rPr>
-          <w:rFonts w:ascii="Calibri" w:hAnsi="Calibri"/>
-          <w:i/>
-          <w:iCs/>
-        </w:rPr>
-      </w:pPr>
-    </w:p>
-    <w:p>
-      <w:pPr>
-        <w:pStyle w:val="Standard"/>
-        <w:rPr>
-          <w:rFonts w:ascii="Calibri" w:hAnsi="Calibri"/>
-        </w:rPr>
-      </w:pPr>
+      <w:r>
+        <w:rPr>
+          <w:rFonts w:ascii="Calibri" w:hAnsi="Calibri"/>
+        </w:rPr>
+        <w:t xml:space="preserve"> </w:t>
+      </w:r>
       <w:r>
         <w:rPr>
           <w:rFonts w:ascii="Calibri" w:hAnsi="Calibri"/>
@@ -13787,7 +13807,13 @@
         <w:rPr>
           <w:rFonts w:ascii="Calibri" w:hAnsi="Calibri"/>
         </w:rPr>
-        <w:t> = </w:t>
+        <w:t> = 390 k</w:t>
+      </w:r>
+      <w:r>
+        <w:rPr>
+          <w:rFonts w:ascii="Calibri" w:hAnsi="Calibri" w:cs="Calibri"/>
+        </w:rPr>
+        <w:t>Ω</w:t>
       </w:r>
     </w:p>
     <w:p>
@@ -14003,6 +14029,12 @@
                 <w:rFonts w:ascii="Calibri" w:hAnsi="Calibri"/>
               </w:rPr>
             </w:pPr>
+            <w:r>
+              <w:rPr>
+                <w:rFonts w:ascii="Calibri" w:hAnsi="Calibri"/>
+              </w:rPr>
+              <w:t>272,14</w:t>
+            </w:r>
           </w:p>
         </w:tc>
         <w:tc>
@@ -14027,6 +14059,12 @@
                 <w:rFonts w:ascii="Calibri" w:hAnsi="Calibri"/>
               </w:rPr>
             </w:pPr>
+            <w:r>
+              <w:rPr>
+                <w:rFonts w:ascii="Calibri" w:hAnsi="Calibri"/>
+              </w:rPr>
+              <w:t>427,83</w:t>
+            </w:r>
           </w:p>
         </w:tc>
       </w:tr>
@@ -14120,6 +14158,12 @@
                 <w:rFonts w:ascii="Calibri" w:hAnsi="Calibri"/>
               </w:rPr>
             </w:pPr>
+            <w:r>
+              <w:rPr>
+                <w:rFonts w:ascii="Calibri" w:hAnsi="Calibri"/>
+              </w:rPr>
+              <w:t>246,42</w:t>
+            </w:r>
           </w:p>
         </w:tc>
         <w:tc>
@@ -14144,6 +14188,12 @@
                 <w:rFonts w:ascii="Calibri" w:hAnsi="Calibri"/>
               </w:rPr>
             </w:pPr>
+            <w:r>
+              <w:rPr>
+                <w:rFonts w:ascii="Calibri" w:hAnsi="Calibri"/>
+              </w:rPr>
+              <w:t>414,52</w:t>
+            </w:r>
           </w:p>
         </w:tc>
       </w:tr>
@@ -14176,7 +14226,6 @@
               <w:rPr>
                 <w:rFonts w:ascii="Calibri" w:hAnsi="Calibri"/>
               </w:rPr>
-              <w:lastRenderedPageBreak/>
               <w:t xml:space="preserve">Skuteczne wzmocnienie napięciowe </w:t>
             </w:r>
             <w:r>
@@ -14243,6 +14292,12 @@
                 <w:rFonts w:ascii="Calibri" w:hAnsi="Calibri"/>
               </w:rPr>
             </w:pPr>
+            <w:r>
+              <w:rPr>
+                <w:rFonts w:ascii="Calibri" w:hAnsi="Calibri"/>
+              </w:rPr>
+              <w:t>0,91</w:t>
+            </w:r>
           </w:p>
         </w:tc>
         <w:tc>
@@ -14267,6 +14322,12 @@
                 <w:rFonts w:ascii="Calibri" w:hAnsi="Calibri"/>
               </w:rPr>
             </w:pPr>
+            <w:r>
+              <w:rPr>
+                <w:rFonts w:ascii="Calibri" w:hAnsi="Calibri"/>
+              </w:rPr>
+              <w:t>0,97</w:t>
+            </w:r>
           </w:p>
         </w:tc>
       </w:tr>
@@ -14280,6 +14341,34 @@
           <w:iCs/>
         </w:rPr>
       </w:pPr>
+    </w:p>
+    <w:p>
+      <w:pPr>
+        <w:pStyle w:val="Standard"/>
+        <w:rPr>
+          <w:rFonts w:ascii="Calibri" w:hAnsi="Calibri"/>
+          <w:i/>
+          <w:iCs/>
+        </w:rPr>
+      </w:pPr>
+      <w:r>
+        <w:rPr>
+          <w:rFonts w:ascii="Calibri" w:hAnsi="Calibri"/>
+        </w:rPr>
+        <w:lastRenderedPageBreak/>
+        <w:t>Maksymalna amplituda nieobciętego sygnału:</w:t>
+      </w:r>
+    </w:p>
+    <w:p>
+      <w:pPr>
+        <w:pStyle w:val="Standard"/>
+        <w:jc w:val="center"/>
+        <w:rPr>
+          <w:rFonts w:ascii="Calibri" w:hAnsi="Calibri"/>
+          <w:i/>
+          <w:iCs/>
+        </w:rPr>
+      </w:pPr>
       <w:r>
         <w:rPr>
           <w:rFonts w:ascii="Calibri" w:hAnsi="Calibri"/>
@@ -14289,18 +14378,10 @@
           <w:lang w:val="ru-RU" w:eastAsia="ru-RU" w:bidi="ar-SA"/>
         </w:rPr>
         <w:drawing>
-          <wp:anchor distT="0" distB="0" distL="114300" distR="114300" simplePos="0" relativeHeight="7" behindDoc="0" locked="0" layoutInCell="1" allowOverlap="1">
-            <wp:simplePos x="0" y="0"/>
-            <wp:positionH relativeFrom="column">
-              <wp:align>center</wp:align>
-            </wp:positionH>
-            <wp:positionV relativeFrom="paragraph">
-              <wp:align>top</wp:align>
-            </wp:positionV>
-            <wp:extent cx="6120000" cy="3585960"/>
-            <wp:effectExtent l="0" t="0" r="0" b="0"/>
-            <wp:wrapSquare wrapText="bothSides"/>
-            <wp:docPr id="7" name="Obraz8"/>
+          <wp:inline distT="0" distB="0" distL="0" distR="0">
+            <wp:extent cx="4660024" cy="2730500"/>
+            <wp:effectExtent l="0" t="0" r="7620" b="0"/>
+            <wp:docPr id="9" name="Obraz9"/>
             <wp:cNvGraphicFramePr/>
             <a:graphic xmlns:a="http://schemas.openxmlformats.org/drawingml/2006/main">
               <a:graphicData uri="http://schemas.openxmlformats.org/drawingml/2006/picture">
@@ -14313,6 +14394,11 @@
                     <a:blip r:embed="rId9">
                       <a:lum/>
                       <a:alphaModFix/>
+                      <a:extLst>
+                        <a:ext uri="{28A0092B-C50C-407E-A947-70E740481C1C}">
+                          <a14:useLocalDpi xmlns:a14="http://schemas.microsoft.com/office/drawing/2010/main" val="0"/>
+                        </a:ext>
+                      </a:extLst>
                     </a:blip>
                     <a:srcRect/>
                     <a:stretch>
@@ -14322,7 +14408,7 @@
                   <pic:spPr>
                     <a:xfrm>
                       <a:off x="0" y="0"/>
-                      <a:ext cx="6120000" cy="3585960"/>
+                      <a:ext cx="4665562" cy="2733745"/>
                     </a:xfrm>
                     <a:prstGeom prst="rect">
                       <a:avLst/>
@@ -14332,47 +14418,1248 @@
                 </pic:pic>
               </a:graphicData>
             </a:graphic>
-          </wp:anchor>
+          </wp:inline>
         </w:drawing>
       </w:r>
     </w:p>
     <w:p>
       <w:pPr>
         <w:pStyle w:val="Standard"/>
+        <w:jc w:val="center"/>
+        <w:rPr>
+          <w:rFonts w:ascii="Calibri" w:hAnsi="Calibri"/>
+        </w:rPr>
+      </w:pPr>
+      <w:r>
+        <w:rPr>
+          <w:rFonts w:ascii="Calibri" w:hAnsi="Calibri"/>
+        </w:rPr>
+        <w:t>Rys. 3</w:t>
+      </w:r>
+      <w:r>
+        <w:rPr>
+          <w:rFonts w:ascii="Calibri" w:hAnsi="Calibri"/>
+        </w:rPr>
+        <w:t xml:space="preserve">.1 </w:t>
+      </w:r>
+      <w:r>
+        <w:rPr>
+          <w:rFonts w:ascii="Calibri" w:hAnsi="Calibri"/>
+        </w:rPr>
+        <w:t>CH1 – sygnał z generator</w:t>
+      </w:r>
+      <w:r>
+        <w:rPr>
+          <w:rFonts w:ascii="Calibri" w:hAnsi="Calibri"/>
+        </w:rPr>
+        <w:t>a, CH2 – napięcie wyjściowe</w:t>
+      </w:r>
+    </w:p>
+    <w:p>
+      <w:pPr>
+        <w:pStyle w:val="Standard"/>
+        <w:rPr>
+          <w:rFonts w:ascii="Calibri" w:hAnsi="Calibri"/>
+        </w:rPr>
+      </w:pPr>
+      <w:r>
+        <w:rPr>
+          <w:rFonts w:ascii="Calibri" w:hAnsi="Calibri"/>
+        </w:rPr>
+        <w:t>Obliczenia:</w:t>
+      </w:r>
+    </w:p>
+    <w:p>
+      <w:pPr>
+        <w:pStyle w:val="Standard"/>
+        <w:rPr>
+          <w:rFonts w:ascii="Calibri" w:hAnsi="Calibri"/>
+        </w:rPr>
+      </w:pPr>
+    </w:p>
+    <w:p>
+      <w:pPr>
+        <w:pStyle w:val="Standard"/>
+        <w:jc w:val="center"/>
+        <w:rPr>
+          <w:rFonts w:ascii="Calibri" w:hAnsi="Calibri"/>
+        </w:rPr>
+      </w:pPr>
+      <w:r>
         <w:rPr>
           <w:rFonts w:ascii="Calibri" w:hAnsi="Calibri"/>
           <w:i/>
           <w:iCs/>
         </w:rPr>
-      </w:pPr>
+        <w:t>U</w:t>
+      </w:r>
       <w:r>
         <w:rPr>
           <w:rFonts w:ascii="Calibri" w:hAnsi="Calibri"/>
           <w:i/>
           <w:iCs/>
-        </w:rPr>
-        <w:t>Bez obc:</w:t>
-      </w:r>
-    </w:p>
-    <w:p>
-      <w:pPr>
-        <w:pStyle w:val="Standard"/>
+          <w:vertAlign w:val="subscript"/>
+        </w:rPr>
+        <w:t>Omax1BJT</w:t>
+      </w:r>
+      <w:r>
         <w:rPr>
           <w:rFonts w:ascii="Calibri" w:hAnsi="Calibri"/>
           <w:i/>
           <w:iCs/>
         </w:rPr>
-      </w:pPr>
-      <w:r>
+        <w:t xml:space="preserve"> </w:t>
+      </w:r>
+      <w:r>
+        <w:rPr>
+          <w:rFonts w:ascii="Calibri" w:hAnsi="Calibri"/>
+        </w:rPr>
+        <w:t> = </w:t>
+      </w:r>
+      <m:oMath>
+        <m:r>
+          <w:rPr>
+            <w:rFonts w:ascii="Cambria Math" w:hAnsi="Cambria Math" w:cstheme="minorHAnsi"/>
+          </w:rPr>
+          <m:t>-</m:t>
+        </m:r>
+      </m:oMath>
+      <w:r>
+        <w:rPr>
+          <w:rFonts w:ascii="Calibri" w:hAnsi="Calibri"/>
+        </w:rPr>
+        <w:t>V</w:t>
+      </w:r>
+      <w:r>
+        <w:rPr>
+          <w:rFonts w:ascii="Calibri" w:hAnsi="Calibri"/>
+          <w:vertAlign w:val="subscript"/>
+        </w:rPr>
+        <w:t>min2</w:t>
+      </w:r>
+      <w:r>
+        <w:rPr>
+          <w:rFonts w:ascii="Calibri" w:hAnsi="Calibri"/>
+        </w:rPr>
+        <w:t xml:space="preserve"> = </w:t>
+      </w:r>
+      <w:r>
+        <w:rPr>
+          <w:rFonts w:ascii="Calibri" w:hAnsi="Calibri"/>
+        </w:rPr>
+        <w:t>312,05 mV</w:t>
+      </w:r>
+    </w:p>
+    <w:p>
+      <w:pPr>
+        <w:pStyle w:val="Standard"/>
+        <w:rPr>
+          <w:rFonts w:ascii="Calibri" w:hAnsi="Calibri"/>
+        </w:rPr>
+      </w:pPr>
+    </w:p>
+    <w:p>
+      <w:pPr>
+        <w:pStyle w:val="Standard"/>
+        <w:rPr>
+          <w:rFonts w:ascii="Calibri" w:hAnsi="Calibri"/>
+        </w:rPr>
+      </w:pPr>
+      <w:r>
+        <w:rPr>
+          <w:rFonts w:ascii="Calibri" w:hAnsi="Calibri"/>
+        </w:rPr>
+        <w:t>Obliczymy</w:t>
+      </w:r>
+      <w:r>
+        <w:rPr>
+          <w:rFonts w:ascii="Calibri" w:hAnsi="Calibri"/>
+        </w:rPr>
+        <w:t xml:space="preserve"> przesu</w:t>
+      </w:r>
+      <w:r>
+        <w:rPr>
+          <w:rFonts w:ascii="Calibri" w:hAnsi="Calibri"/>
+        </w:rPr>
+        <w:t>niecie skladowej stalej</w:t>
+      </w:r>
+      <w:r>
+        <w:rPr>
+          <w:rFonts w:ascii="Calibri" w:hAnsi="Calibri"/>
+        </w:rPr>
+        <w:t xml:space="preserve"> zza punktu pracy tranzystora:</w:t>
+      </w:r>
+    </w:p>
+    <w:p>
+      <w:pPr>
+        <w:pStyle w:val="Standard"/>
+        <w:rPr>
+          <w:rFonts w:ascii="Calibri" w:hAnsi="Calibri"/>
+        </w:rPr>
+      </w:pPr>
+    </w:p>
+    <w:p>
+      <w:pPr>
+        <w:pStyle w:val="Standard"/>
+        <w:rPr>
+          <w:rFonts w:ascii="Calibri" w:hAnsi="Calibri"/>
+          <w:iCs/>
+        </w:rPr>
+      </w:pPr>
+      <m:oMathPara>
+        <m:oMath>
+          <m:sSub>
+            <m:sSubPr>
+              <m:ctrlPr>
+                <w:rPr>
+                  <w:rFonts w:ascii="Cambria Math" w:hAnsi="Cambria Math" w:cstheme="minorHAnsi"/>
+                  <w:i/>
+                  <w:iCs/>
+                </w:rPr>
+              </m:ctrlPr>
+            </m:sSubPr>
+            <m:e>
+              <m:r>
+                <w:rPr>
+                  <w:rFonts w:ascii="Cambria Math" w:hAnsi="Cambria Math" w:cstheme="minorHAnsi"/>
+                </w:rPr>
+                <m:t>I</m:t>
+              </m:r>
+            </m:e>
+            <m:sub>
+              <m:r>
+                <w:rPr>
+                  <w:rFonts w:ascii="Cambria Math" w:hAnsi="Cambria Math" w:cstheme="minorHAnsi"/>
+                </w:rPr>
+                <m:t>C</m:t>
+              </m:r>
+            </m:sub>
+          </m:sSub>
+          <m:r>
+            <w:rPr>
+              <w:rFonts w:ascii="Cambria Math" w:hAnsi="Cambria Math" w:cstheme="minorHAnsi"/>
+            </w:rPr>
+            <m:t>≈</m:t>
+          </m:r>
+          <m:sSub>
+            <m:sSubPr>
+              <m:ctrlPr>
+                <w:rPr>
+                  <w:rFonts w:ascii="Cambria Math" w:hAnsi="Cambria Math" w:cstheme="minorHAnsi"/>
+                  <w:i/>
+                  <w:iCs/>
+                </w:rPr>
+              </m:ctrlPr>
+            </m:sSubPr>
+            <m:e>
+              <m:r>
+                <w:rPr>
+                  <w:rFonts w:ascii="Cambria Math" w:hAnsi="Cambria Math" w:cstheme="minorHAnsi"/>
+                </w:rPr>
+                <m:t>I</m:t>
+              </m:r>
+            </m:e>
+            <m:sub>
+              <m:r>
+                <w:rPr>
+                  <w:rFonts w:ascii="Cambria Math" w:hAnsi="Cambria Math" w:cstheme="minorHAnsi"/>
+                </w:rPr>
+                <m:t>E</m:t>
+              </m:r>
+            </m:sub>
+          </m:sSub>
+          <m:r>
+            <w:rPr>
+              <w:rFonts w:ascii="Cambria Math" w:hAnsi="Cambria Math" w:cstheme="minorHAnsi"/>
+            </w:rPr>
+            <m:t>=β∙</m:t>
+          </m:r>
+          <m:sSub>
+            <m:sSubPr>
+              <m:ctrlPr>
+                <w:rPr>
+                  <w:rFonts w:ascii="Cambria Math" w:hAnsi="Cambria Math" w:cstheme="minorHAnsi"/>
+                  <w:i/>
+                  <w:iCs/>
+                </w:rPr>
+              </m:ctrlPr>
+            </m:sSubPr>
+            <m:e>
+              <m:r>
+                <w:rPr>
+                  <w:rFonts w:ascii="Cambria Math" w:hAnsi="Cambria Math" w:cstheme="minorHAnsi"/>
+                </w:rPr>
+                <m:t>I</m:t>
+              </m:r>
+            </m:e>
+            <m:sub>
+              <m:r>
+                <w:rPr>
+                  <w:rFonts w:ascii="Cambria Math" w:hAnsi="Cambria Math" w:cstheme="minorHAnsi"/>
+                </w:rPr>
+                <m:t>B</m:t>
+              </m:r>
+            </m:sub>
+          </m:sSub>
+          <m:r>
+            <w:rPr>
+              <w:rFonts w:ascii="Cambria Math" w:hAnsi="Cambria Math" w:cstheme="minorHAnsi"/>
+            </w:rPr>
+            <m:t>=</m:t>
+          </m:r>
+          <m:r>
+            <w:rPr>
+              <w:rFonts w:ascii="Cambria Math" w:hAnsi="Cambria Math" w:cstheme="minorHAnsi"/>
+            </w:rPr>
+            <m:t>β∙</m:t>
+          </m:r>
+          <m:f>
+            <m:fPr>
+              <m:ctrlPr>
+                <w:rPr>
+                  <w:rFonts w:ascii="Cambria Math" w:hAnsi="Cambria Math" w:cstheme="minorHAnsi"/>
+                  <w:i/>
+                  <w:iCs/>
+                </w:rPr>
+              </m:ctrlPr>
+            </m:fPr>
+            <m:num>
+              <m:r>
+                <w:rPr>
+                  <w:rFonts w:ascii="Cambria Math" w:hAnsi="Cambria Math" w:cstheme="minorHAnsi"/>
+                </w:rPr>
+                <m:t>-</m:t>
+              </m:r>
+              <m:sSub>
+                <m:sSubPr>
+                  <m:ctrlPr>
+                    <w:rPr>
+                      <w:rFonts w:ascii="Cambria Math" w:hAnsi="Cambria Math" w:cstheme="minorHAnsi"/>
+                      <w:i/>
+                      <w:iCs/>
+                    </w:rPr>
+                  </m:ctrlPr>
+                </m:sSubPr>
+                <m:e>
+                  <m:r>
+                    <w:rPr>
+                      <w:rFonts w:ascii="Cambria Math" w:hAnsi="Cambria Math" w:cstheme="minorHAnsi"/>
+                    </w:rPr>
+                    <m:t>U</m:t>
+                  </m:r>
+                </m:e>
+                <m:sub>
+                  <m:r>
+                    <w:rPr>
+                      <w:rFonts w:ascii="Cambria Math" w:hAnsi="Cambria Math" w:cstheme="minorHAnsi"/>
+                    </w:rPr>
+                    <m:t>2</m:t>
+                  </m:r>
+                </m:sub>
+              </m:sSub>
+              <m:r>
+                <w:rPr>
+                  <w:rFonts w:ascii="Cambria Math" w:hAnsi="Cambria Math" w:cstheme="minorHAnsi"/>
+                </w:rPr>
+                <m:t xml:space="preserve">- </m:t>
+              </m:r>
+              <m:sSub>
+                <m:sSubPr>
+                  <m:ctrlPr>
+                    <w:rPr>
+                      <w:rFonts w:ascii="Cambria Math" w:hAnsi="Cambria Math" w:cstheme="minorHAnsi"/>
+                      <w:i/>
+                      <w:iCs/>
+                    </w:rPr>
+                  </m:ctrlPr>
+                </m:sSubPr>
+                <m:e>
+                  <m:r>
+                    <w:rPr>
+                      <w:rFonts w:ascii="Cambria Math" w:hAnsi="Cambria Math" w:cstheme="minorHAnsi"/>
+                    </w:rPr>
+                    <m:t>U</m:t>
+                  </m:r>
+                </m:e>
+                <m:sub>
+                  <m:r>
+                    <w:rPr>
+                      <w:rFonts w:ascii="Cambria Math" w:hAnsi="Cambria Math" w:cstheme="minorHAnsi"/>
+                    </w:rPr>
+                    <m:t>B</m:t>
+                  </m:r>
+                  <m:r>
+                    <w:rPr>
+                      <w:rFonts w:ascii="Cambria Math" w:hAnsi="Cambria Math" w:cstheme="minorHAnsi"/>
+                    </w:rPr>
+                    <m:t>E</m:t>
+                  </m:r>
+                </m:sub>
+              </m:sSub>
+            </m:num>
+            <m:den>
+              <m:sSub>
+                <m:sSubPr>
+                  <m:ctrlPr>
+                    <w:rPr>
+                      <w:rFonts w:ascii="Cambria Math" w:hAnsi="Cambria Math" w:cstheme="minorHAnsi"/>
+                      <w:i/>
+                      <w:iCs/>
+                    </w:rPr>
+                  </m:ctrlPr>
+                </m:sSubPr>
+                <m:e>
+                  <m:r>
+                    <w:rPr>
+                      <w:rFonts w:ascii="Cambria Math" w:hAnsi="Cambria Math" w:cstheme="minorHAnsi"/>
+                    </w:rPr>
+                    <m:t>R</m:t>
+                  </m:r>
+                </m:e>
+                <m:sub>
+                  <m:r>
+                    <w:rPr>
+                      <w:rFonts w:ascii="Cambria Math" w:hAnsi="Cambria Math" w:cstheme="minorHAnsi"/>
+                    </w:rPr>
+                    <m:t>2</m:t>
+                  </m:r>
+                  <m:d>
+                    <m:dPr>
+                      <m:ctrlPr>
+                        <w:rPr>
+                          <w:rFonts w:ascii="Cambria Math" w:hAnsi="Cambria Math"/>
+                          <w:i/>
+                          <w:iCs/>
+                          <w:vertAlign w:val="subscript"/>
+                        </w:rPr>
+                      </m:ctrlPr>
+                    </m:dPr>
+                    <m:e>
+                      <m:r>
+                        <w:rPr>
+                          <w:rFonts w:ascii="Cambria Math" w:hAnsi="Cambria Math"/>
+                          <w:vertAlign w:val="subscript"/>
+                        </w:rPr>
+                        <m:t>x10</m:t>
+                      </m:r>
+                    </m:e>
+                  </m:d>
+                </m:sub>
+              </m:sSub>
+              <m:r>
+                <w:rPr>
+                  <w:rFonts w:ascii="Cambria Math" w:hAnsi="Cambria Math" w:cstheme="minorHAnsi"/>
+                </w:rPr>
+                <m:t xml:space="preserve">+ β ∙ </m:t>
+              </m:r>
+              <m:sSub>
+                <m:sSubPr>
+                  <m:ctrlPr>
+                    <w:rPr>
+                      <w:rFonts w:ascii="Cambria Math" w:hAnsi="Cambria Math" w:cstheme="minorHAnsi"/>
+                      <w:i/>
+                    </w:rPr>
+                  </m:ctrlPr>
+                </m:sSubPr>
+                <m:e>
+                  <m:r>
+                    <w:rPr>
+                      <w:rFonts w:ascii="Cambria Math" w:hAnsi="Cambria Math" w:cstheme="minorHAnsi"/>
+                    </w:rPr>
+                    <m:t>R</m:t>
+                  </m:r>
+                </m:e>
+                <m:sub>
+                  <m:r>
+                    <w:rPr>
+                      <w:rFonts w:ascii="Cambria Math" w:hAnsi="Cambria Math" w:cstheme="minorHAnsi"/>
+                    </w:rPr>
+                    <m:t>4</m:t>
+                  </m:r>
+                </m:sub>
+              </m:sSub>
+            </m:den>
+          </m:f>
+          <m:r>
+            <w:rPr>
+              <w:rFonts w:ascii="Cambria Math" w:hAnsi="Cambria Math" w:cstheme="minorHAnsi"/>
+            </w:rPr>
+            <m:t>=</m:t>
+          </m:r>
+        </m:oMath>
+      </m:oMathPara>
+    </w:p>
+    <w:p>
+      <w:pPr>
+        <w:pStyle w:val="Standard"/>
+        <w:rPr>
+          <w:rFonts w:ascii="Calibri" w:hAnsi="Calibri"/>
+          <w:iCs/>
+        </w:rPr>
+      </w:pPr>
+      <m:oMathPara>
+        <m:oMath>
+          <m:r>
+            <w:rPr>
+              <w:rFonts w:ascii="Cambria Math" w:hAnsi="Cambria Math" w:cstheme="minorHAnsi"/>
+            </w:rPr>
+            <m:t>=</m:t>
+          </m:r>
+          <m:r>
+            <w:rPr>
+              <w:rFonts w:ascii="Cambria Math" w:hAnsi="Cambria Math" w:cstheme="minorHAnsi"/>
+            </w:rPr>
+            <m:t>132,41</m:t>
+          </m:r>
+          <m:f>
+            <m:fPr>
+              <m:ctrlPr>
+                <w:rPr>
+                  <w:rFonts w:ascii="Cambria Math" w:hAnsi="Cambria Math" w:cstheme="minorHAnsi"/>
+                  <w:i/>
+                </w:rPr>
+              </m:ctrlPr>
+            </m:fPr>
+            <m:num>
+              <m:r>
+                <w:rPr>
+                  <w:rFonts w:ascii="Cambria Math" w:hAnsi="Cambria Math" w:cstheme="minorHAnsi"/>
+                </w:rPr>
+                <m:t>A</m:t>
+              </m:r>
+            </m:num>
+            <m:den>
+              <m:r>
+                <w:rPr>
+                  <w:rFonts w:ascii="Cambria Math" w:hAnsi="Cambria Math" w:cstheme="minorHAnsi"/>
+                </w:rPr>
+                <m:t>A</m:t>
+              </m:r>
+            </m:den>
+          </m:f>
+          <m:r>
+            <w:rPr>
+              <w:rFonts w:ascii="Cambria Math" w:hAnsi="Cambria Math" w:cstheme="minorHAnsi"/>
+            </w:rPr>
+            <m:t>∙</m:t>
+          </m:r>
+          <m:f>
+            <m:fPr>
+              <m:ctrlPr>
+                <w:rPr>
+                  <w:rFonts w:ascii="Cambria Math" w:hAnsi="Cambria Math" w:cstheme="minorHAnsi"/>
+                  <w:i/>
+                  <w:iCs/>
+                </w:rPr>
+              </m:ctrlPr>
+            </m:fPr>
+            <m:num>
+              <m:r>
+                <w:rPr>
+                  <w:rFonts w:ascii="Cambria Math" w:hAnsi="Cambria Math" w:cstheme="minorHAnsi"/>
+                </w:rPr>
+                <m:t>-</m:t>
+              </m:r>
+              <m:d>
+                <m:dPr>
+                  <m:ctrlPr>
+                    <w:rPr>
+                      <w:rFonts w:ascii="Cambria Math" w:hAnsi="Cambria Math" w:cstheme="minorHAnsi"/>
+                      <w:i/>
+                      <w:iCs/>
+                    </w:rPr>
+                  </m:ctrlPr>
+                </m:dPr>
+                <m:e>
+                  <m:r>
+                    <w:rPr>
+                      <w:rFonts w:ascii="Cambria Math" w:hAnsi="Cambria Math" w:cstheme="minorHAnsi"/>
+                    </w:rPr>
+                    <m:t>-9,00 V</m:t>
+                  </m:r>
+                </m:e>
+              </m:d>
+              <m:r>
+                <w:rPr>
+                  <w:rFonts w:ascii="Cambria Math" w:hAnsi="Cambria Math" w:cstheme="minorHAnsi"/>
+                </w:rPr>
+                <m:t xml:space="preserve">- </m:t>
+              </m:r>
+              <m:r>
+                <w:rPr>
+                  <w:rFonts w:ascii="Cambria Math" w:hAnsi="Cambria Math" w:cstheme="minorHAnsi"/>
+                </w:rPr>
+                <m:t>0,70 V</m:t>
+              </m:r>
+            </m:num>
+            <m:den>
+              <m:r>
+                <w:rPr>
+                  <w:rFonts w:ascii="Cambria Math" w:hAnsi="Cambria Math" w:cstheme="minorHAnsi"/>
+                </w:rPr>
+                <m:t>390,00 kΩ</m:t>
+              </m:r>
+              <m:r>
+                <w:rPr>
+                  <w:rFonts w:ascii="Cambria Math" w:hAnsi="Cambria Math" w:cstheme="minorHAnsi"/>
+                </w:rPr>
+                <m:t>+</m:t>
+              </m:r>
+              <m:r>
+                <w:rPr>
+                  <w:rFonts w:ascii="Cambria Math" w:hAnsi="Cambria Math" w:cstheme="minorHAnsi"/>
+                </w:rPr>
+                <m:t>132,41</m:t>
+              </m:r>
+              <m:f>
+                <m:fPr>
+                  <m:ctrlPr>
+                    <w:rPr>
+                      <w:rFonts w:ascii="Cambria Math" w:hAnsi="Cambria Math" w:cstheme="minorHAnsi"/>
+                      <w:i/>
+                    </w:rPr>
+                  </m:ctrlPr>
+                </m:fPr>
+                <m:num>
+                  <m:r>
+                    <w:rPr>
+                      <w:rFonts w:ascii="Cambria Math" w:hAnsi="Cambria Math" w:cstheme="minorHAnsi"/>
+                    </w:rPr>
+                    <m:t>A</m:t>
+                  </m:r>
+                </m:num>
+                <m:den>
+                  <m:r>
+                    <w:rPr>
+                      <w:rFonts w:ascii="Cambria Math" w:hAnsi="Cambria Math" w:cstheme="minorHAnsi"/>
+                    </w:rPr>
+                    <m:t>A</m:t>
+                  </m:r>
+                </m:den>
+              </m:f>
+              <m:r>
+                <w:rPr>
+                  <w:rFonts w:ascii="Cambria Math" w:hAnsi="Cambria Math" w:cstheme="minorHAnsi"/>
+                </w:rPr>
+                <m:t xml:space="preserve">∙ </m:t>
+              </m:r>
+              <m:r>
+                <w:rPr>
+                  <w:rFonts w:ascii="Cambria Math" w:hAnsi="Cambria Math" w:cstheme="minorHAnsi"/>
+                </w:rPr>
+                <m:t>1,30 kΩ</m:t>
+              </m:r>
+            </m:den>
+          </m:f>
+          <m:r>
+            <w:rPr>
+              <w:rFonts w:ascii="Cambria Math" w:hAnsi="Cambria Math" w:cstheme="minorHAnsi"/>
+            </w:rPr>
+            <m:t>=</m:t>
+          </m:r>
+          <m:r>
+            <w:rPr>
+              <w:rFonts w:ascii="Cambria Math" w:hAnsi="Cambria Math" w:cstheme="minorHAnsi"/>
+            </w:rPr>
+            <m:t>1,95</m:t>
+          </m:r>
+          <m:r>
+            <w:rPr>
+              <w:rFonts w:ascii="Cambria Math" w:hAnsi="Cambria Math" w:cstheme="minorHAnsi"/>
+            </w:rPr>
+            <m:t xml:space="preserve"> </m:t>
+          </m:r>
+          <m:r>
+            <w:rPr>
+              <w:rFonts w:ascii="Cambria Math" w:hAnsi="Cambria Math" w:cstheme="minorHAnsi"/>
+            </w:rPr>
+            <m:t>mA</m:t>
+          </m:r>
+        </m:oMath>
+      </m:oMathPara>
+    </w:p>
+    <w:p>
+      <w:pPr>
+        <w:pStyle w:val="Standard"/>
+        <w:rPr>
+          <w:rFonts w:ascii="Calibri" w:hAnsi="Calibri"/>
+        </w:rPr>
+      </w:pPr>
+    </w:p>
+    <w:p>
+      <w:pPr>
+        <w:pStyle w:val="Standard"/>
         <w:rPr>
           <w:rFonts w:ascii="Calibri" w:hAnsi="Calibri"/>
           <w:i/>
           <w:iCs/>
+        </w:rPr>
+      </w:pPr>
+      <m:oMathPara>
+        <m:oMath>
+          <m:sSub>
+            <m:sSubPr>
+              <m:ctrlPr>
+                <w:rPr>
+                  <w:rFonts w:ascii="Cambria Math" w:hAnsi="Cambria Math" w:cstheme="minorHAnsi"/>
+                  <w:i/>
+                  <w:iCs/>
+                </w:rPr>
+              </m:ctrlPr>
+            </m:sSubPr>
+            <m:e>
+              <m:r>
+                <w:rPr>
+                  <w:rFonts w:ascii="Cambria Math" w:hAnsi="Cambria Math" w:cstheme="minorHAnsi"/>
+                </w:rPr>
+                <m:t>U</m:t>
+              </m:r>
+            </m:e>
+            <m:sub>
+              <m:r>
+                <w:rPr>
+                  <w:rFonts w:ascii="Cambria Math" w:hAnsi="Cambria Math" w:cstheme="minorHAnsi"/>
+                </w:rPr>
+                <m:t>E</m:t>
+              </m:r>
+            </m:sub>
+          </m:sSub>
+          <m:r>
+            <w:rPr>
+              <w:rFonts w:ascii="Cambria Math" w:hAnsi="Cambria Math" w:cstheme="minorHAnsi"/>
+            </w:rPr>
+            <m:t>=</m:t>
+          </m:r>
+          <m:sSub>
+            <m:sSubPr>
+              <m:ctrlPr>
+                <w:rPr>
+                  <w:rFonts w:ascii="Cambria Math" w:hAnsi="Cambria Math" w:cstheme="minorHAnsi"/>
+                  <w:i/>
+                </w:rPr>
+              </m:ctrlPr>
+            </m:sSubPr>
+            <m:e>
+              <m:r>
+                <w:rPr>
+                  <w:rFonts w:ascii="Cambria Math" w:hAnsi="Cambria Math" w:cstheme="minorHAnsi"/>
+                </w:rPr>
+                <m:t>U</m:t>
+              </m:r>
+            </m:e>
+            <m:sub>
+              <m:r>
+                <w:rPr>
+                  <w:rFonts w:ascii="Cambria Math" w:hAnsi="Cambria Math" w:cstheme="minorHAnsi"/>
+                </w:rPr>
+                <m:t>2</m:t>
+              </m:r>
+            </m:sub>
+          </m:sSub>
+          <m:r>
+            <w:rPr>
+              <w:rFonts w:ascii="Cambria Math" w:hAnsi="Cambria Math" w:cstheme="minorHAnsi"/>
+            </w:rPr>
+            <m:t>+</m:t>
+          </m:r>
+          <m:sSub>
+            <m:sSubPr>
+              <m:ctrlPr>
+                <w:rPr>
+                  <w:rFonts w:ascii="Cambria Math" w:hAnsi="Cambria Math" w:cstheme="minorHAnsi"/>
+                  <w:i/>
+                </w:rPr>
+              </m:ctrlPr>
+            </m:sSubPr>
+            <m:e>
+              <m:r>
+                <w:rPr>
+                  <w:rFonts w:ascii="Cambria Math" w:hAnsi="Cambria Math" w:cstheme="minorHAnsi"/>
+                </w:rPr>
+                <m:t>R</m:t>
+              </m:r>
+            </m:e>
+            <m:sub>
+              <m:r>
+                <w:rPr>
+                  <w:rFonts w:ascii="Cambria Math" w:hAnsi="Cambria Math" w:cstheme="minorHAnsi"/>
+                </w:rPr>
+                <m:t>4</m:t>
+              </m:r>
+            </m:sub>
+          </m:sSub>
+          <m:r>
+            <w:rPr>
+              <w:rFonts w:ascii="Cambria Math" w:hAnsi="Cambria Math" w:cstheme="minorHAnsi"/>
+            </w:rPr>
+            <m:t>∙</m:t>
+          </m:r>
+          <m:sSub>
+            <m:sSubPr>
+              <m:ctrlPr>
+                <w:rPr>
+                  <w:rFonts w:ascii="Cambria Math" w:hAnsi="Cambria Math" w:cstheme="minorHAnsi"/>
+                  <w:i/>
+                  <w:iCs/>
+                </w:rPr>
+              </m:ctrlPr>
+            </m:sSubPr>
+            <m:e>
+              <m:r>
+                <w:rPr>
+                  <w:rFonts w:ascii="Cambria Math" w:hAnsi="Cambria Math" w:cstheme="minorHAnsi"/>
+                </w:rPr>
+                <m:t>I</m:t>
+              </m:r>
+            </m:e>
+            <m:sub>
+              <m:r>
+                <w:rPr>
+                  <w:rFonts w:ascii="Cambria Math" w:hAnsi="Cambria Math" w:cstheme="minorHAnsi"/>
+                </w:rPr>
+                <m:t>E</m:t>
+              </m:r>
+            </m:sub>
+          </m:sSub>
+          <m:r>
+            <w:rPr>
+              <w:rFonts w:ascii="Cambria Math" w:hAnsi="Cambria Math" w:cstheme="minorHAnsi"/>
+            </w:rPr>
+            <m:t>=</m:t>
+          </m:r>
+          <m:r>
+            <w:rPr>
+              <w:rFonts w:ascii="Cambria Math" w:hAnsi="Cambria Math" w:cstheme="minorHAnsi"/>
+            </w:rPr>
+            <m:t>-9,00 V+1,30 kΩ∙</m:t>
+          </m:r>
+          <m:r>
+            <w:rPr>
+              <w:rFonts w:ascii="Cambria Math" w:hAnsi="Cambria Math" w:cstheme="minorHAnsi"/>
+            </w:rPr>
+            <m:t>1,95 mA</m:t>
+          </m:r>
+          <m:r>
+            <w:rPr>
+              <w:rFonts w:ascii="Cambria Math" w:hAnsi="Cambria Math" w:cstheme="minorHAnsi"/>
+            </w:rPr>
+            <m:t>=</m:t>
+          </m:r>
+          <m:r>
+            <w:rPr>
+              <w:rFonts w:ascii="Cambria Math" w:hAnsi="Cambria Math" w:cstheme="minorHAnsi"/>
+            </w:rPr>
+            <m:t>-6,46</m:t>
+          </m:r>
+          <m:r>
+            <w:rPr>
+              <w:rFonts w:ascii="Cambria Math" w:hAnsi="Cambria Math" w:cstheme="minorHAnsi"/>
+            </w:rPr>
+            <m:t xml:space="preserve"> V</m:t>
+          </m:r>
+        </m:oMath>
+      </m:oMathPara>
+    </w:p>
+    <w:p>
+      <w:pPr>
+        <w:pStyle w:val="Standard"/>
+        <w:rPr>
+          <w:rFonts w:ascii="Calibri" w:hAnsi="Calibri"/>
+          <w:i/>
+          <w:iCs/>
+        </w:rPr>
+      </w:pPr>
+    </w:p>
+    <w:p>
+      <w:pPr>
+        <w:pStyle w:val="Standard"/>
+        <w:rPr>
+          <w:rFonts w:ascii="Calibri" w:hAnsi="Calibri"/>
+          <w:iCs/>
+        </w:rPr>
+      </w:pPr>
+      <w:r>
+        <w:rPr>
+          <w:rFonts w:ascii="Calibri" w:hAnsi="Calibri"/>
+          <w:iCs/>
+        </w:rPr>
+        <w:t>Obliczymy wartość oczekiwaną:</w:t>
+      </w:r>
+    </w:p>
+    <w:p>
+      <w:pPr>
+        <w:pStyle w:val="Standard"/>
+        <w:rPr>
+          <w:rFonts w:ascii="Calibri" w:hAnsi="Calibri"/>
+          <w:i/>
+          <w:iCs/>
+        </w:rPr>
+      </w:pPr>
+    </w:p>
+    <w:p>
+      <w:pPr>
+        <w:pStyle w:val="Standard"/>
+        <w:rPr>
+          <w:rFonts w:ascii="Calibri" w:hAnsi="Calibri"/>
+          <w:i/>
+          <w:iCs/>
+        </w:rPr>
+      </w:pPr>
+      <m:oMathPara>
+        <m:oMath>
+          <m:sSub>
+            <m:sSubPr>
+              <m:ctrlPr>
+                <w:rPr>
+                  <w:rFonts w:ascii="Cambria Math" w:hAnsi="Cambria Math"/>
+                  <w:i/>
+                  <w:iCs/>
+                </w:rPr>
+              </m:ctrlPr>
+            </m:sSubPr>
+            <m:e>
+              <m:r>
+                <w:rPr>
+                  <w:rFonts w:ascii="Cambria Math" w:hAnsi="Cambria Math"/>
+                </w:rPr>
+                <m:t>U</m:t>
+              </m:r>
+            </m:e>
+            <m:sub>
+              <m:r>
+                <w:rPr>
+                  <w:rFonts w:ascii="Cambria Math" w:hAnsi="Cambria Math"/>
+                </w:rPr>
+                <m:t>OmaxBJ</m:t>
+              </m:r>
+              <m:sSub>
+                <m:sSubPr>
+                  <m:ctrlPr>
+                    <w:rPr>
+                      <w:rFonts w:ascii="Cambria Math" w:hAnsi="Cambria Math"/>
+                      <w:i/>
+                      <w:iCs/>
+                    </w:rPr>
+                  </m:ctrlPr>
+                </m:sSubPr>
+                <m:e>
+                  <m:r>
+                    <w:rPr>
+                      <w:rFonts w:ascii="Cambria Math" w:hAnsi="Cambria Math"/>
+                    </w:rPr>
+                    <m:t>T</m:t>
+                  </m:r>
+                </m:e>
+                <m:sub>
+                  <m:r>
+                    <w:rPr>
+                      <w:rFonts w:ascii="Cambria Math" w:hAnsi="Cambria Math"/>
+                    </w:rPr>
+                    <m:t>teor</m:t>
+                  </m:r>
+                </m:sub>
+              </m:sSub>
+            </m:sub>
+          </m:sSub>
+          <m:r>
+            <w:rPr>
+              <w:rFonts w:ascii="Cambria Math" w:hAnsi="Cambria Math"/>
+            </w:rPr>
+            <m:t xml:space="preserve"> = </m:t>
+          </m:r>
+          <m:sSub>
+            <m:sSubPr>
+              <m:ctrlPr>
+                <w:rPr>
+                  <w:rFonts w:ascii="Cambria Math" w:hAnsi="Cambria Math"/>
+                  <w:i/>
+                  <w:iCs/>
+                </w:rPr>
+              </m:ctrlPr>
+            </m:sSubPr>
+            <m:e>
+              <m:r>
+                <w:rPr>
+                  <w:rFonts w:ascii="Cambria Math" w:hAnsi="Cambria Math"/>
+                </w:rPr>
+                <m:t>I</m:t>
+              </m:r>
+            </m:e>
+            <m:sub>
+              <m:r>
+                <w:rPr>
+                  <w:rFonts w:ascii="Cambria Math" w:hAnsi="Cambria Math"/>
+                </w:rPr>
+                <m:t>E</m:t>
+              </m:r>
+            </m:sub>
+          </m:sSub>
+          <m:r>
+            <w:rPr>
+              <w:rFonts w:ascii="Cambria Math" w:hAnsi="Cambria Math"/>
+            </w:rPr>
+            <m:t xml:space="preserve"> ∙ </m:t>
+          </m:r>
+          <m:sSub>
+            <m:sSubPr>
+              <m:ctrlPr>
+                <w:rPr>
+                  <w:rFonts w:ascii="Cambria Math" w:hAnsi="Cambria Math"/>
+                  <w:i/>
+                  <w:iCs/>
+                </w:rPr>
+              </m:ctrlPr>
+            </m:sSubPr>
+            <m:e>
+              <m:r>
+                <w:rPr>
+                  <w:rFonts w:ascii="Cambria Math" w:hAnsi="Cambria Math"/>
+                </w:rPr>
+                <m:t>R</m:t>
+              </m:r>
+            </m:e>
+            <m:sub>
+              <m:r>
+                <w:rPr>
+                  <w:rFonts w:ascii="Cambria Math" w:hAnsi="Cambria Math"/>
+                </w:rPr>
+                <m:t>4</m:t>
+              </m:r>
+            </m:sub>
+          </m:sSub>
+          <m:r>
+            <w:rPr>
+              <w:rFonts w:ascii="Cambria Math" w:hAnsi="Cambria Math"/>
+            </w:rPr>
+            <m:t>||</m:t>
+          </m:r>
+          <m:sSub>
+            <m:sSubPr>
+              <m:ctrlPr>
+                <w:rPr>
+                  <w:rFonts w:ascii="Cambria Math" w:hAnsi="Cambria Math"/>
+                  <w:i/>
+                  <w:iCs/>
+                </w:rPr>
+              </m:ctrlPr>
+            </m:sSubPr>
+            <m:e>
+              <m:r>
+                <w:rPr>
+                  <w:rFonts w:ascii="Cambria Math" w:hAnsi="Cambria Math"/>
+                </w:rPr>
+                <m:t>R</m:t>
+              </m:r>
+            </m:e>
+            <m:sub>
+              <m:r>
+                <w:rPr>
+                  <w:rFonts w:ascii="Cambria Math" w:hAnsi="Cambria Math"/>
+                </w:rPr>
+                <m:t>6</m:t>
+              </m:r>
+            </m:sub>
+          </m:sSub>
+          <m:r>
+            <w:rPr>
+              <w:rFonts w:ascii="Cambria Math" w:hAnsi="Cambria Math"/>
+            </w:rPr>
+            <m:t xml:space="preserve"> = 1,95</m:t>
+          </m:r>
+          <m:r>
+            <w:rPr>
+              <w:rFonts w:ascii="Cambria Math" w:hAnsi="Cambria Math"/>
+            </w:rPr>
+            <m:t xml:space="preserve"> mA</m:t>
+          </m:r>
+          <m:r>
+            <w:rPr>
+              <w:rFonts w:ascii="Cambria Math" w:hAnsi="Cambria Math"/>
+            </w:rPr>
+            <m:t xml:space="preserve"> ∙ 173,33</m:t>
+          </m:r>
+          <m:r>
+            <w:rPr>
+              <w:rFonts w:ascii="Cambria Math" w:hAnsi="Cambria Math"/>
+            </w:rPr>
+            <m:t xml:space="preserve"> Ω</m:t>
+          </m:r>
+          <m:r>
+            <w:rPr>
+              <w:rFonts w:ascii="Cambria Math" w:hAnsi="Cambria Math"/>
+            </w:rPr>
+            <m:t xml:space="preserve"> = 337,99</m:t>
+          </m:r>
+          <m:r>
+            <w:rPr>
+              <w:rFonts w:ascii="Cambria Math" w:hAnsi="Cambria Math"/>
+            </w:rPr>
+            <m:t xml:space="preserve"> </m:t>
+          </m:r>
+          <m:r>
+            <w:rPr>
+              <w:rFonts w:ascii="Cambria Math" w:hAnsi="Cambria Math"/>
+            </w:rPr>
+            <m:t>m</m:t>
+          </m:r>
+          <m:r>
+            <w:rPr>
+              <w:rFonts w:ascii="Cambria Math" w:hAnsi="Cambria Math"/>
+            </w:rPr>
+            <m:t>V</m:t>
+          </m:r>
+        </m:oMath>
+      </m:oMathPara>
+    </w:p>
+    <w:p>
+      <w:pPr>
+        <w:pStyle w:val="Standard"/>
+        <w:jc w:val="center"/>
+        <w:rPr>
+          <w:rFonts w:ascii="Calibri" w:hAnsi="Calibri"/>
+          <w:i/>
+          <w:iCs/>
+        </w:rPr>
+      </w:pPr>
+    </w:p>
+    <w:p>
+      <w:pPr>
+        <w:pStyle w:val="Standard"/>
+        <w:rPr>
+          <w:rFonts w:ascii="Calibri" w:hAnsi="Calibri"/>
+          <w:i/>
+          <w:iCs/>
+          <w:sz w:val="28"/>
+          <w:szCs w:val="28"/>
+        </w:rPr>
+      </w:pPr>
+      <w:r>
+        <w:rPr>
+          <w:rFonts w:ascii="Calibri" w:hAnsi="Calibri"/>
+          <w:i/>
+          <w:iCs/>
+        </w:rPr>
+        <w:t>Wnioski:</w:t>
+      </w:r>
+    </w:p>
+    <w:p>
+      <w:pPr>
+        <w:pStyle w:val="Standard"/>
+        <w:rPr>
+          <w:rFonts w:ascii="Calibri" w:hAnsi="Calibri"/>
+          <w:b/>
+          <w:bCs/>
+          <w:sz w:val="28"/>
+          <w:szCs w:val="28"/>
+        </w:rPr>
+      </w:pPr>
+    </w:p>
+    <w:p>
+      <w:pPr>
+        <w:pStyle w:val="Standard"/>
+        <w:rPr>
+          <w:rFonts w:ascii="Calibri" w:hAnsi="Calibri"/>
+          <w:b/>
+          <w:bCs/>
+          <w:sz w:val="28"/>
+          <w:szCs w:val="28"/>
+        </w:rPr>
+      </w:pPr>
+    </w:p>
+    <w:p>
+      <w:pPr>
+        <w:pStyle w:val="Standard"/>
+        <w:jc w:val="both"/>
+        <w:rPr>
+          <w:rFonts w:ascii="Calibri" w:hAnsi="Calibri"/>
+          <w:b/>
+          <w:bCs/>
+          <w:color w:val="000000"/>
+        </w:rPr>
+      </w:pPr>
+      <w:r>
+        <w:rPr>
+          <w:rFonts w:ascii="Calibri" w:hAnsi="Calibri"/>
+          <w:b/>
+          <w:bCs/>
+          <w:color w:val="000000"/>
+          <w:sz w:val="28"/>
+          <w:szCs w:val="28"/>
+        </w:rPr>
+        <w:t>4.</w:t>
+      </w:r>
+      <w:r>
+        <w:rPr>
+          <w:rFonts w:ascii="Calibri" w:hAnsi="Calibri"/>
+          <w:b/>
+          <w:bCs/>
+          <w:color w:val="000000"/>
+        </w:rPr>
+        <w:t xml:space="preserve"> Wtórnik emiterowy a sygnał impulsowy</w:t>
+      </w:r>
+    </w:p>
+    <w:p>
+      <w:pPr>
+        <w:pStyle w:val="Standard"/>
+        <w:jc w:val="both"/>
+        <w:rPr>
+          <w:rFonts w:ascii="Calibri" w:hAnsi="Calibri"/>
+          <w:b/>
+          <w:bCs/>
+          <w:color w:val="000000"/>
+        </w:rPr>
+      </w:pPr>
+      <w:bookmarkStart w:id="0" w:name="_GoBack"/>
+      <w:bookmarkEnd w:id="0"/>
+    </w:p>
+    <w:p>
+      <w:pPr>
+        <w:pStyle w:val="Standard"/>
+        <w:spacing w:before="170" w:after="57"/>
+        <w:jc w:val="both"/>
+        <w:rPr>
+          <w:rFonts w:ascii="Calibri" w:hAnsi="Calibri"/>
+          <w:b/>
+          <w:bCs/>
+        </w:rPr>
+      </w:pPr>
+      <w:r>
+        <w:rPr>
+          <w:rFonts w:ascii="Calibri" w:hAnsi="Calibri"/>
+          <w:b/>
+          <w:bCs/>
+        </w:rPr>
+        <w:t>A.</w:t>
+      </w:r>
+      <w:r>
+        <w:rPr>
+          <w:rFonts w:ascii="Calibri" w:hAnsi="Calibri"/>
+        </w:rPr>
+        <w:t xml:space="preserve"> Obserwacje bez pojemności obciążającej.</w:t>
+      </w:r>
+    </w:p>
+    <w:p>
+      <w:pPr>
+        <w:pStyle w:val="Standard"/>
+        <w:spacing w:before="170" w:after="57"/>
+        <w:jc w:val="both"/>
+        <w:rPr>
+          <w:rFonts w:ascii="Calibri" w:hAnsi="Calibri"/>
+          <w:b/>
+          <w:bCs/>
+        </w:rPr>
+      </w:pPr>
+      <w:r>
+        <w:rPr>
+          <w:rFonts w:ascii="Calibri" w:hAnsi="Calibri"/>
+          <w:b/>
+          <w:bCs/>
           <w:noProof/>
           <w:lang w:val="ru-RU" w:eastAsia="ru-RU" w:bidi="ar-SA"/>
         </w:rPr>
+        <w:lastRenderedPageBreak/>
         <w:drawing>
-          <wp:anchor distT="0" distB="0" distL="114300" distR="114300" simplePos="0" relativeHeight="6" behindDoc="0" locked="0" layoutInCell="1" allowOverlap="1">
+          <wp:anchor distT="0" distB="0" distL="114300" distR="114300" simplePos="0" relativeHeight="10" behindDoc="0" locked="0" layoutInCell="1" allowOverlap="1">
             <wp:simplePos x="0" y="0"/>
             <wp:positionH relativeFrom="column">
               <wp:align>center</wp:align>
@@ -14383,7 +15670,7 @@
             <wp:extent cx="6120000" cy="3585960"/>
             <wp:effectExtent l="0" t="0" r="0" b="0"/>
             <wp:wrapSquare wrapText="bothSides"/>
-            <wp:docPr id="8" name="Obraz7"/>
+            <wp:docPr id="10" name="Obraz14"/>
             <wp:cNvGraphicFramePr/>
             <a:graphic xmlns:a="http://schemas.openxmlformats.org/drawingml/2006/main">
               <a:graphicData uri="http://schemas.openxmlformats.org/drawingml/2006/picture">
@@ -14422,86 +15709,24 @@
     <w:p>
       <w:pPr>
         <w:pStyle w:val="Standard"/>
-        <w:rPr>
-          <w:rFonts w:ascii="Calibri" w:hAnsi="Calibri"/>
-          <w:i/>
-          <w:iCs/>
-        </w:rPr>
-      </w:pPr>
-      <w:r>
-        <w:rPr>
-          <w:rFonts w:ascii="Calibri" w:hAnsi="Calibri"/>
-        </w:rPr>
-        <w:t>Maksymalna amplituda nieobciętego sygnału:</w:t>
-      </w:r>
-      <w:r>
-        <w:rPr>
-          <w:rFonts w:ascii="Calibri" w:hAnsi="Calibri"/>
-          <w:i/>
-          <w:iCs/>
-        </w:rPr>
-        <w:t xml:space="preserve"> </w:t>
-      </w:r>
-      <w:r>
-        <w:rPr>
-          <w:rFonts w:ascii="Calibri" w:hAnsi="Calibri"/>
-          <w:i/>
-          <w:iCs/>
-          <w:sz w:val="21"/>
-          <w:szCs w:val="21"/>
-        </w:rPr>
-        <w:t>U</w:t>
-      </w:r>
-      <w:r>
-        <w:rPr>
-          <w:rFonts w:ascii="Calibri" w:hAnsi="Calibri"/>
-          <w:i/>
-          <w:iCs/>
-          <w:sz w:val="21"/>
-          <w:szCs w:val="21"/>
-          <w:vertAlign w:val="subscript"/>
-        </w:rPr>
-        <w:t>Omax1BJT</w:t>
-      </w:r>
-      <w:r>
-        <w:rPr>
-          <w:rFonts w:ascii="Calibri" w:hAnsi="Calibri"/>
-          <w:i/>
-          <w:iCs/>
-          <w:sz w:val="21"/>
-          <w:szCs w:val="21"/>
-        </w:rPr>
-        <w:t xml:space="preserve"> </w:t>
-      </w:r>
-      <w:r>
-        <w:rPr>
-          <w:rFonts w:ascii="Calibri" w:hAnsi="Calibri"/>
-          <w:sz w:val="21"/>
-          <w:szCs w:val="21"/>
-        </w:rPr>
-        <w:t> = 1,5</w:t>
-      </w:r>
-    </w:p>
-    <w:p>
-      <w:pPr>
-        <w:pStyle w:val="Standard"/>
-        <w:rPr>
-          <w:rFonts w:ascii="Calibri" w:hAnsi="Calibri"/>
-          <w:i/>
-          <w:iCs/>
-        </w:rPr>
-      </w:pPr>
-      <w:r>
-        <w:rPr>
-          <w:rFonts w:ascii="Calibri" w:hAnsi="Calibri"/>
-          <w:i/>
-          <w:iCs/>
+        <w:spacing w:before="170" w:after="57"/>
+        <w:jc w:val="both"/>
+        <w:rPr>
+          <w:rFonts w:ascii="Calibri" w:hAnsi="Calibri"/>
+          <w:b/>
+          <w:bCs/>
+        </w:rPr>
+      </w:pPr>
+      <w:r>
+        <w:rPr>
+          <w:rFonts w:ascii="Calibri" w:hAnsi="Calibri"/>
+          <w:b/>
+          <w:bCs/>
           <w:noProof/>
           <w:lang w:val="ru-RU" w:eastAsia="ru-RU" w:bidi="ar-SA"/>
         </w:rPr>
-        <w:lastRenderedPageBreak/>
         <w:drawing>
-          <wp:anchor distT="0" distB="0" distL="114300" distR="114300" simplePos="0" relativeHeight="21" behindDoc="0" locked="0" layoutInCell="1" allowOverlap="1">
+          <wp:anchor distT="0" distB="0" distL="114300" distR="114300" simplePos="0" relativeHeight="8" behindDoc="0" locked="0" layoutInCell="1" allowOverlap="1">
             <wp:simplePos x="0" y="0"/>
             <wp:positionH relativeFrom="column">
               <wp:align>center</wp:align>
@@ -14512,7 +15737,7 @@
             <wp:extent cx="6120000" cy="3585960"/>
             <wp:effectExtent l="0" t="0" r="0" b="0"/>
             <wp:wrapSquare wrapText="bothSides"/>
-            <wp:docPr id="9" name="Obraz9"/>
+            <wp:docPr id="11" name="Obraz12"/>
             <wp:cNvGraphicFramePr/>
             <a:graphic xmlns:a="http://schemas.openxmlformats.org/drawingml/2006/main">
               <a:graphicData uri="http://schemas.openxmlformats.org/drawingml/2006/picture">
@@ -14547,166 +15772,6 @@
           </wp:anchor>
         </w:drawing>
       </w:r>
-    </w:p>
-    <w:p>
-      <w:pPr>
-        <w:pStyle w:val="Standard"/>
-        <w:rPr>
-          <w:rFonts w:ascii="Calibri" w:hAnsi="Calibri"/>
-          <w:i/>
-          <w:iCs/>
-          <w:color w:val="FF0000"/>
-          <w:sz w:val="21"/>
-          <w:szCs w:val="21"/>
-        </w:rPr>
-      </w:pPr>
-      <w:r>
-        <w:rPr>
-          <w:rFonts w:ascii="Calibri" w:hAnsi="Calibri"/>
-          <w:i/>
-          <w:iCs/>
-          <w:color w:val="FF0000"/>
-          <w:sz w:val="21"/>
-          <w:szCs w:val="21"/>
-        </w:rPr>
-        <w:t>(zrzut ekranu, obliczenia)</w:t>
-      </w:r>
-    </w:p>
-    <w:p>
-      <w:pPr>
-        <w:pStyle w:val="Standard"/>
-        <w:rPr>
-          <w:rFonts w:ascii="Calibri" w:hAnsi="Calibri"/>
-          <w:i/>
-          <w:iCs/>
-        </w:rPr>
-      </w:pPr>
-    </w:p>
-    <w:p>
-      <w:pPr>
-        <w:pStyle w:val="Standard"/>
-        <w:rPr>
-          <w:rFonts w:ascii="Calibri" w:hAnsi="Calibri"/>
-          <w:i/>
-          <w:iCs/>
-          <w:sz w:val="28"/>
-          <w:szCs w:val="28"/>
-        </w:rPr>
-      </w:pPr>
-      <w:r>
-        <w:rPr>
-          <w:rFonts w:ascii="Calibri" w:hAnsi="Calibri"/>
-          <w:i/>
-          <w:iCs/>
-        </w:rPr>
-        <w:t>Wnioski:</w:t>
-      </w:r>
-    </w:p>
-    <w:p>
-      <w:pPr>
-        <w:pStyle w:val="Standard"/>
-        <w:rPr>
-          <w:rFonts w:ascii="Calibri" w:hAnsi="Calibri"/>
-          <w:b/>
-          <w:bCs/>
-          <w:sz w:val="28"/>
-          <w:szCs w:val="28"/>
-        </w:rPr>
-      </w:pPr>
-    </w:p>
-    <w:p>
-      <w:pPr>
-        <w:pStyle w:val="Standard"/>
-        <w:rPr>
-          <w:rFonts w:ascii="Calibri" w:hAnsi="Calibri"/>
-          <w:b/>
-          <w:bCs/>
-          <w:sz w:val="28"/>
-          <w:szCs w:val="28"/>
-        </w:rPr>
-      </w:pPr>
-    </w:p>
-    <w:p>
-      <w:pPr>
-        <w:pStyle w:val="Standard"/>
-        <w:jc w:val="both"/>
-        <w:rPr>
-          <w:rFonts w:ascii="Calibri" w:hAnsi="Calibri"/>
-          <w:b/>
-          <w:bCs/>
-          <w:color w:val="000000"/>
-        </w:rPr>
-      </w:pPr>
-      <w:r>
-        <w:rPr>
-          <w:rFonts w:ascii="Calibri" w:hAnsi="Calibri"/>
-          <w:b/>
-          <w:bCs/>
-          <w:color w:val="000000"/>
-          <w:sz w:val="28"/>
-          <w:szCs w:val="28"/>
-        </w:rPr>
-        <w:t>4.</w:t>
-      </w:r>
-      <w:r>
-        <w:rPr>
-          <w:rFonts w:ascii="Calibri" w:hAnsi="Calibri"/>
-          <w:b/>
-          <w:bCs/>
-          <w:color w:val="000000"/>
-        </w:rPr>
-        <w:t xml:space="preserve"> Wtórnik emiterowy a sygnał impulsowy</w:t>
-      </w:r>
-    </w:p>
-    <w:p>
-      <w:pPr>
-        <w:pStyle w:val="Standard"/>
-        <w:jc w:val="both"/>
-        <w:rPr>
-          <w:rFonts w:ascii="Calibri" w:hAnsi="Calibri"/>
-          <w:b/>
-          <w:bCs/>
-          <w:color w:val="000000"/>
-        </w:rPr>
-      </w:pPr>
-    </w:p>
-    <w:p>
-      <w:pPr>
-        <w:pStyle w:val="Standard"/>
-        <w:spacing w:before="170" w:after="57"/>
-        <w:jc w:val="both"/>
-        <w:rPr>
-          <w:rFonts w:ascii="Calibri" w:hAnsi="Calibri"/>
-          <w:b/>
-          <w:bCs/>
-        </w:rPr>
-      </w:pPr>
-      <w:r>
-        <w:rPr>
-          <w:rFonts w:ascii="Calibri" w:hAnsi="Calibri"/>
-          <w:b/>
-          <w:bCs/>
-        </w:rPr>
-        <w:t>A.</w:t>
-      </w:r>
-      <w:r>
-        <w:rPr>
-          <w:rFonts w:ascii="Calibri" w:hAnsi="Calibri"/>
-        </w:rPr>
-        <w:t xml:space="preserve"> Obserwacje bez pojemności obciążającej.</w:t>
-      </w:r>
-    </w:p>
-    <w:p>
-      <w:pPr>
-        <w:pStyle w:val="Standard"/>
-        <w:spacing w:before="170" w:after="57"/>
-        <w:jc w:val="both"/>
-        <w:rPr>
-          <w:rFonts w:ascii="Calibri" w:hAnsi="Calibri"/>
-          <w:b/>
-          <w:bCs/>
-        </w:rPr>
-      </w:pPr>
       <w:r>
         <w:rPr>
           <w:rFonts w:ascii="Calibri" w:hAnsi="Calibri"/>
@@ -14715,9 +15780,8 @@
           <w:noProof/>
           <w:lang w:val="ru-RU" w:eastAsia="ru-RU" w:bidi="ar-SA"/>
         </w:rPr>
-        <w:lastRenderedPageBreak/>
         <w:drawing>
-          <wp:anchor distT="0" distB="0" distL="114300" distR="114300" simplePos="0" relativeHeight="10" behindDoc="0" locked="0" layoutInCell="1" allowOverlap="1">
+          <wp:anchor distT="0" distB="0" distL="114300" distR="114300" simplePos="0" relativeHeight="9" behindDoc="0" locked="0" layoutInCell="1" allowOverlap="1">
             <wp:simplePos x="0" y="0"/>
             <wp:positionH relativeFrom="column">
               <wp:align>center</wp:align>
@@ -14728,7 +15792,7 @@
             <wp:extent cx="6120000" cy="3585960"/>
             <wp:effectExtent l="0" t="0" r="0" b="0"/>
             <wp:wrapSquare wrapText="bothSides"/>
-            <wp:docPr id="10" name="Obraz14"/>
+            <wp:docPr id="12" name="Obraz13"/>
             <wp:cNvGraphicFramePr/>
             <a:graphic xmlns:a="http://schemas.openxmlformats.org/drawingml/2006/main">
               <a:graphicData uri="http://schemas.openxmlformats.org/drawingml/2006/picture">
@@ -14771,20 +15835,135 @@
         <w:jc w:val="both"/>
         <w:rPr>
           <w:rFonts w:ascii="Calibri" w:hAnsi="Calibri"/>
+          <w:i/>
+          <w:iCs/>
+        </w:rPr>
+      </w:pPr>
+      <w:r>
+        <w:rPr>
+          <w:rFonts w:ascii="Calibri" w:hAnsi="Calibri"/>
+          <w:i/>
+          <w:iCs/>
+        </w:rPr>
+        <w:t>Obserwacje:</w:t>
+      </w:r>
+    </w:p>
+    <w:p>
+      <w:pPr>
+        <w:pStyle w:val="Standard"/>
+        <w:spacing w:before="170" w:after="57"/>
+        <w:jc w:val="both"/>
+        <w:rPr>
+          <w:rFonts w:ascii="Calibri" w:hAnsi="Calibri"/>
+        </w:rPr>
+      </w:pPr>
+    </w:p>
+    <w:p>
+      <w:pPr>
+        <w:pStyle w:val="Standard"/>
+        <w:spacing w:before="170" w:after="57"/>
+        <w:jc w:val="both"/>
+        <w:rPr>
+          <w:rFonts w:ascii="Calibri" w:hAnsi="Calibri"/>
+          <w:i/>
+          <w:iCs/>
+        </w:rPr>
+      </w:pPr>
+      <w:r>
+        <w:rPr>
+          <w:rFonts w:ascii="Calibri" w:hAnsi="Calibri"/>
+          <w:i/>
+          <w:iCs/>
+        </w:rPr>
+        <w:t>Wnioski:</w:t>
+      </w:r>
+    </w:p>
+    <w:p>
+      <w:pPr>
+        <w:pStyle w:val="Standard"/>
+        <w:spacing w:before="170" w:after="57"/>
+        <w:jc w:val="both"/>
+        <w:rPr>
+          <w:rFonts w:ascii="Calibri" w:hAnsi="Calibri"/>
           <w:b/>
           <w:bCs/>
         </w:rPr>
       </w:pPr>
-      <w:r>
+    </w:p>
+    <w:p>
+      <w:pPr>
+        <w:pStyle w:val="Standard"/>
+        <w:spacing w:before="170" w:after="57"/>
+        <w:jc w:val="both"/>
         <w:rPr>
           <w:rFonts w:ascii="Calibri" w:hAnsi="Calibri"/>
           <w:b/>
           <w:bCs/>
+        </w:rPr>
+      </w:pPr>
+      <w:r>
+        <w:rPr>
+          <w:rFonts w:ascii="Calibri" w:hAnsi="Calibri"/>
+          <w:b/>
+          <w:bCs/>
+        </w:rPr>
+        <w:t>B.</w:t>
+      </w:r>
+      <w:r>
+        <w:rPr>
+          <w:rFonts w:ascii="Calibri" w:hAnsi="Calibri"/>
+        </w:rPr>
+        <w:t xml:space="preserve"> Wtórnik obciążony pojemnością.</w:t>
+      </w:r>
+    </w:p>
+    <w:p>
+      <w:pPr>
+        <w:pStyle w:val="Standard"/>
+        <w:spacing w:before="170" w:after="57"/>
+        <w:jc w:val="both"/>
+        <w:rPr>
+          <w:rFonts w:ascii="Calibri" w:hAnsi="Calibri"/>
+        </w:rPr>
+      </w:pPr>
+      <w:r>
+        <w:rPr>
+          <w:rFonts w:ascii="Calibri" w:hAnsi="Calibri"/>
+        </w:rPr>
+        <w:lastRenderedPageBreak/>
+        <w:t xml:space="preserve">Do obciążania wtórnika została użyta pojemność </w:t>
+      </w:r>
+      <w:r>
+        <w:rPr>
+          <w:rFonts w:ascii="Calibri" w:hAnsi="Calibri"/>
+          <w:i/>
+          <w:iCs/>
+        </w:rPr>
+        <w:t>C</w:t>
+      </w:r>
+      <w:r>
+        <w:rPr>
+          <w:rFonts w:ascii="Calibri" w:hAnsi="Calibri"/>
+        </w:rPr>
+        <w:t> = 8,2 nF</w:t>
+      </w:r>
+    </w:p>
+    <w:p>
+      <w:pPr>
+        <w:pStyle w:val="Standard"/>
+        <w:spacing w:before="170" w:after="57"/>
+        <w:jc w:val="both"/>
+        <w:rPr>
+          <w:rFonts w:ascii="Calibri" w:hAnsi="Calibri"/>
+        </w:rPr>
+      </w:pPr>
+      <w:r>
+        <w:rPr>
+          <w:rFonts w:ascii="Calibri" w:hAnsi="Calibri"/>
           <w:noProof/>
           <w:lang w:val="ru-RU" w:eastAsia="ru-RU" w:bidi="ar-SA"/>
         </w:rPr>
         <w:drawing>
-          <wp:anchor distT="0" distB="0" distL="114300" distR="114300" simplePos="0" relativeHeight="8" behindDoc="0" locked="0" layoutInCell="1" allowOverlap="1">
+          <wp:anchor distT="0" distB="0" distL="114300" distR="114300" simplePos="0" relativeHeight="11" behindDoc="0" locked="0" layoutInCell="1" allowOverlap="1">
             <wp:simplePos x="0" y="0"/>
             <wp:positionH relativeFrom="column">
               <wp:align>center</wp:align>
@@ -14795,7 +15974,7 @@
             <wp:extent cx="6120000" cy="3585960"/>
             <wp:effectExtent l="0" t="0" r="0" b="0"/>
             <wp:wrapSquare wrapText="bothSides"/>
-            <wp:docPr id="11" name="Obraz12"/>
+            <wp:docPr id="13" name="Obraz15"/>
             <wp:cNvGraphicFramePr/>
             <a:graphic xmlns:a="http://schemas.openxmlformats.org/drawingml/2006/main">
               <a:graphicData uri="http://schemas.openxmlformats.org/drawingml/2006/picture">
@@ -14830,16 +16009,29 @@
           </wp:anchor>
         </w:drawing>
       </w:r>
+    </w:p>
+    <w:p>
+      <w:pPr>
+        <w:pStyle w:val="Standard"/>
+        <w:jc w:val="both"/>
+        <w:rPr>
+          <w:rFonts w:ascii="Calibri" w:hAnsi="Calibri"/>
+          <w:b/>
+          <w:bCs/>
+          <w:color w:val="000000"/>
+        </w:rPr>
+      </w:pPr>
       <w:r>
         <w:rPr>
           <w:rFonts w:ascii="Calibri" w:hAnsi="Calibri"/>
           <w:b/>
           <w:bCs/>
           <w:noProof/>
+          <w:color w:val="000000"/>
           <w:lang w:val="ru-RU" w:eastAsia="ru-RU" w:bidi="ar-SA"/>
         </w:rPr>
         <w:drawing>
-          <wp:anchor distT="0" distB="0" distL="114300" distR="114300" simplePos="0" relativeHeight="9" behindDoc="0" locked="0" layoutInCell="1" allowOverlap="1">
+          <wp:anchor distT="0" distB="0" distL="114300" distR="114300" simplePos="0" relativeHeight="12" behindDoc="0" locked="0" layoutInCell="1" allowOverlap="1">
             <wp:simplePos x="0" y="0"/>
             <wp:positionH relativeFrom="column">
               <wp:align>center</wp:align>
@@ -14850,7 +16042,7 @@
             <wp:extent cx="6120000" cy="3585960"/>
             <wp:effectExtent l="0" t="0" r="0" b="0"/>
             <wp:wrapSquare wrapText="bothSides"/>
-            <wp:docPr id="12" name="Obraz13"/>
+            <wp:docPr id="14" name="Obraz16"/>
             <wp:cNvGraphicFramePr/>
             <a:graphic xmlns:a="http://schemas.openxmlformats.org/drawingml/2006/main">
               <a:graphicData uri="http://schemas.openxmlformats.org/drawingml/2006/picture">
@@ -14939,256 +16131,6 @@
     <w:p>
       <w:pPr>
         <w:pStyle w:val="Standard"/>
-        <w:spacing w:before="170" w:after="57"/>
-        <w:jc w:val="both"/>
-        <w:rPr>
-          <w:rFonts w:ascii="Calibri" w:hAnsi="Calibri"/>
-          <w:b/>
-          <w:bCs/>
-        </w:rPr>
-      </w:pPr>
-    </w:p>
-    <w:p>
-      <w:pPr>
-        <w:pStyle w:val="Standard"/>
-        <w:spacing w:before="170" w:after="57"/>
-        <w:jc w:val="both"/>
-        <w:rPr>
-          <w:rFonts w:ascii="Calibri" w:hAnsi="Calibri"/>
-          <w:b/>
-          <w:bCs/>
-        </w:rPr>
-      </w:pPr>
-      <w:r>
-        <w:rPr>
-          <w:rFonts w:ascii="Calibri" w:hAnsi="Calibri"/>
-          <w:b/>
-          <w:bCs/>
-        </w:rPr>
-        <w:t>B.</w:t>
-      </w:r>
-      <w:r>
-        <w:rPr>
-          <w:rFonts w:ascii="Calibri" w:hAnsi="Calibri"/>
-        </w:rPr>
-        <w:t xml:space="preserve"> Wtórnik obciążony pojemnością.</w:t>
-      </w:r>
-    </w:p>
-    <w:p>
-      <w:pPr>
-        <w:pStyle w:val="Standard"/>
-        <w:spacing w:before="170" w:after="57"/>
-        <w:jc w:val="both"/>
-        <w:rPr>
-          <w:rFonts w:ascii="Calibri" w:hAnsi="Calibri"/>
-        </w:rPr>
-      </w:pPr>
-      <w:r>
-        <w:rPr>
-          <w:rFonts w:ascii="Calibri" w:hAnsi="Calibri"/>
-        </w:rPr>
-        <w:lastRenderedPageBreak/>
-        <w:t xml:space="preserve">Do obciążania wtórnika została użyta pojemność </w:t>
-      </w:r>
-      <w:r>
-        <w:rPr>
-          <w:rFonts w:ascii="Calibri" w:hAnsi="Calibri"/>
-          <w:i/>
-          <w:iCs/>
-        </w:rPr>
-        <w:t>C</w:t>
-      </w:r>
-      <w:r>
-        <w:rPr>
-          <w:rFonts w:ascii="Calibri" w:hAnsi="Calibri"/>
-        </w:rPr>
-        <w:t> = 8,2 nF</w:t>
-      </w:r>
-    </w:p>
-    <w:p>
-      <w:pPr>
-        <w:pStyle w:val="Standard"/>
-        <w:spacing w:before="170" w:after="57"/>
-        <w:jc w:val="both"/>
-        <w:rPr>
-          <w:rFonts w:ascii="Calibri" w:hAnsi="Calibri"/>
-        </w:rPr>
-      </w:pPr>
-      <w:r>
-        <w:rPr>
-          <w:rFonts w:ascii="Calibri" w:hAnsi="Calibri"/>
-          <w:noProof/>
-          <w:lang w:val="ru-RU" w:eastAsia="ru-RU" w:bidi="ar-SA"/>
-        </w:rPr>
-        <w:drawing>
-          <wp:anchor distT="0" distB="0" distL="114300" distR="114300" simplePos="0" relativeHeight="11" behindDoc="0" locked="0" layoutInCell="1" allowOverlap="1">
-            <wp:simplePos x="0" y="0"/>
-            <wp:positionH relativeFrom="column">
-              <wp:align>center</wp:align>
-            </wp:positionH>
-            <wp:positionV relativeFrom="paragraph">
-              <wp:align>top</wp:align>
-            </wp:positionV>
-            <wp:extent cx="6120000" cy="3585960"/>
-            <wp:effectExtent l="0" t="0" r="0" b="0"/>
-            <wp:wrapSquare wrapText="bothSides"/>
-            <wp:docPr id="13" name="Obraz15"/>
-            <wp:cNvGraphicFramePr/>
-            <a:graphic xmlns:a="http://schemas.openxmlformats.org/drawingml/2006/main">
-              <a:graphicData uri="http://schemas.openxmlformats.org/drawingml/2006/picture">
-                <pic:pic xmlns:pic="http://schemas.openxmlformats.org/drawingml/2006/picture">
-                  <pic:nvPicPr>
-                    <pic:cNvPr id="0" name=""/>
-                    <pic:cNvPicPr/>
-                  </pic:nvPicPr>
-                  <pic:blipFill>
-                    <a:blip r:embed="rId15">
-                      <a:lum/>
-                      <a:alphaModFix/>
-                    </a:blip>
-                    <a:srcRect/>
-                    <a:stretch>
-                      <a:fillRect/>
-                    </a:stretch>
-                  </pic:blipFill>
-                  <pic:spPr>
-                    <a:xfrm>
-                      <a:off x="0" y="0"/>
-                      <a:ext cx="6120000" cy="3585960"/>
-                    </a:xfrm>
-                    <a:prstGeom prst="rect">
-                      <a:avLst/>
-                    </a:prstGeom>
-                    <a:noFill/>
-                  </pic:spPr>
-                </pic:pic>
-              </a:graphicData>
-            </a:graphic>
-          </wp:anchor>
-        </w:drawing>
-      </w:r>
-    </w:p>
-    <w:p>
-      <w:pPr>
-        <w:pStyle w:val="Standard"/>
-        <w:jc w:val="both"/>
-        <w:rPr>
-          <w:rFonts w:ascii="Calibri" w:hAnsi="Calibri"/>
-          <w:b/>
-          <w:bCs/>
-          <w:color w:val="000000"/>
-        </w:rPr>
-      </w:pPr>
-      <w:r>
-        <w:rPr>
-          <w:rFonts w:ascii="Calibri" w:hAnsi="Calibri"/>
-          <w:b/>
-          <w:bCs/>
-          <w:noProof/>
-          <w:color w:val="000000"/>
-          <w:lang w:val="ru-RU" w:eastAsia="ru-RU" w:bidi="ar-SA"/>
-        </w:rPr>
-        <w:drawing>
-          <wp:anchor distT="0" distB="0" distL="114300" distR="114300" simplePos="0" relativeHeight="12" behindDoc="0" locked="0" layoutInCell="1" allowOverlap="1">
-            <wp:simplePos x="0" y="0"/>
-            <wp:positionH relativeFrom="column">
-              <wp:align>center</wp:align>
-            </wp:positionH>
-            <wp:positionV relativeFrom="paragraph">
-              <wp:align>top</wp:align>
-            </wp:positionV>
-            <wp:extent cx="6120000" cy="3585960"/>
-            <wp:effectExtent l="0" t="0" r="0" b="0"/>
-            <wp:wrapSquare wrapText="bothSides"/>
-            <wp:docPr id="14" name="Obraz16"/>
-            <wp:cNvGraphicFramePr/>
-            <a:graphic xmlns:a="http://schemas.openxmlformats.org/drawingml/2006/main">
-              <a:graphicData uri="http://schemas.openxmlformats.org/drawingml/2006/picture">
-                <pic:pic xmlns:pic="http://schemas.openxmlformats.org/drawingml/2006/picture">
-                  <pic:nvPicPr>
-                    <pic:cNvPr id="0" name=""/>
-                    <pic:cNvPicPr/>
-                  </pic:nvPicPr>
-                  <pic:blipFill>
-                    <a:blip r:embed="rId16">
-                      <a:lum/>
-                      <a:alphaModFix/>
-                    </a:blip>
-                    <a:srcRect/>
-                    <a:stretch>
-                      <a:fillRect/>
-                    </a:stretch>
-                  </pic:blipFill>
-                  <pic:spPr>
-                    <a:xfrm>
-                      <a:off x="0" y="0"/>
-                      <a:ext cx="6120000" cy="3585960"/>
-                    </a:xfrm>
-                    <a:prstGeom prst="rect">
-                      <a:avLst/>
-                    </a:prstGeom>
-                    <a:noFill/>
-                  </pic:spPr>
-                </pic:pic>
-              </a:graphicData>
-            </a:graphic>
-          </wp:anchor>
-        </w:drawing>
-      </w:r>
-    </w:p>
-    <w:p>
-      <w:pPr>
-        <w:pStyle w:val="Standard"/>
-        <w:spacing w:before="170" w:after="57"/>
-        <w:jc w:val="both"/>
-        <w:rPr>
-          <w:rFonts w:ascii="Calibri" w:hAnsi="Calibri"/>
-          <w:i/>
-          <w:iCs/>
-        </w:rPr>
-      </w:pPr>
-      <w:r>
-        <w:rPr>
-          <w:rFonts w:ascii="Calibri" w:hAnsi="Calibri"/>
-          <w:i/>
-          <w:iCs/>
-        </w:rPr>
-        <w:t>Obserwacje:</w:t>
-      </w:r>
-    </w:p>
-    <w:p>
-      <w:pPr>
-        <w:pStyle w:val="Standard"/>
-        <w:spacing w:before="170" w:after="57"/>
-        <w:jc w:val="both"/>
-        <w:rPr>
-          <w:rFonts w:ascii="Calibri" w:hAnsi="Calibri"/>
-        </w:rPr>
-      </w:pPr>
-    </w:p>
-    <w:p>
-      <w:pPr>
-        <w:pStyle w:val="Standard"/>
-        <w:spacing w:before="170" w:after="57"/>
-        <w:jc w:val="both"/>
-        <w:rPr>
-          <w:rFonts w:ascii="Calibri" w:hAnsi="Calibri"/>
-          <w:i/>
-          <w:iCs/>
-        </w:rPr>
-      </w:pPr>
-      <w:r>
-        <w:rPr>
-          <w:rFonts w:ascii="Calibri" w:hAnsi="Calibri"/>
-          <w:i/>
-          <w:iCs/>
-        </w:rPr>
-        <w:t>Wnioski:</w:t>
-      </w:r>
-    </w:p>
-    <w:p>
-      <w:pPr>
-        <w:pStyle w:val="Standard"/>
         <w:jc w:val="both"/>
         <w:rPr>
           <w:rFonts w:ascii="Calibri" w:hAnsi="Calibri"/>
@@ -15855,7 +16797,7 @@
                     <pic:cNvPicPr/>
                   </pic:nvPicPr>
                   <pic:blipFill>
-                    <a:blip r:embed="rId17">
+                    <a:blip r:embed="rId15">
                       <a:lum/>
                       <a:alphaModFix/>
                     </a:blip>
@@ -17084,7 +18026,7 @@
                     <pic:cNvPicPr/>
                   </pic:nvPicPr>
                   <pic:blipFill>
-                    <a:blip r:embed="rId18">
+                    <a:blip r:embed="rId16">
                       <a:lum/>
                       <a:alphaModFix/>
                     </a:blip>
@@ -17154,7 +18096,7 @@
                     <pic:cNvPicPr/>
                   </pic:nvPicPr>
                   <pic:blipFill>
-                    <a:blip r:embed="rId19">
+                    <a:blip r:embed="rId17">
                       <a:lum/>
                       <a:alphaModFix/>
                     </a:blip>
@@ -18212,7 +19154,7 @@
                     <pic:cNvPicPr/>
                   </pic:nvPicPr>
                   <pic:blipFill>
-                    <a:blip r:embed="rId20">
+                    <a:blip r:embed="rId18">
                       <a:lum/>
                       <a:alphaModFix/>
                     </a:blip>
@@ -18295,7 +19237,7 @@
                     <pic:cNvPicPr/>
                   </pic:nvPicPr>
                   <pic:blipFill>
-                    <a:blip r:embed="rId21">
+                    <a:blip r:embed="rId19">
                       <a:lum/>
                       <a:alphaModFix/>
                     </a:blip>
@@ -18959,7 +19901,7 @@
                     <pic:cNvPicPr/>
                   </pic:nvPicPr>
                   <pic:blipFill>
-                    <a:blip r:embed="rId22">
+                    <a:blip r:embed="rId20">
                       <a:lum/>
                       <a:alphaModFix/>
                     </a:blip>
@@ -19032,7 +19974,7 @@
                     <pic:cNvPicPr/>
                   </pic:nvPicPr>
                   <pic:blipFill>
-                    <a:blip r:embed="rId23">
+                    <a:blip r:embed="rId21">
                       <a:lum/>
                       <a:alphaModFix/>
                     </a:blip>
@@ -19171,7 +20113,7 @@
                     <pic:cNvPicPr/>
                   </pic:nvPicPr>
                   <pic:blipFill>
-                    <a:blip r:embed="rId24">
+                    <a:blip r:embed="rId22">
                       <a:lum/>
                       <a:alphaModFix/>
                     </a:blip>

--- a/Lab3/LELA1_LAB3_Rah_Sal.docx
+++ b/Lab3/LELA1_LAB3_Rah_Sal.docx
@@ -564,7 +564,7 @@
                 <w:rFonts w:ascii="Calibri" w:hAnsi="Calibri" w:cs="Arial"/>
                 <w:b/>
               </w:rPr>
-              <w:t>Maciej Radtke</w:t>
+              <w:t>Kataryna Opalska</w:t>
             </w:r>
           </w:p>
         </w:tc>
@@ -7054,7 +7054,7 @@
               <w:rPr>
                 <w:rFonts w:ascii="Calibri" w:hAnsi="Calibri"/>
               </w:rPr>
-              <w:t>0,95</w:t>
+              <w:t>0,85</w:t>
             </w:r>
           </w:p>
         </w:tc>
@@ -7084,7 +7084,7 @@
               <w:rPr>
                 <w:rFonts w:ascii="Calibri" w:hAnsi="Calibri"/>
               </w:rPr>
-              <w:t>0,98</w:t>
+              <w:t>0,93</w:t>
             </w:r>
           </w:p>
         </w:tc>
@@ -7188,7 +7188,7 @@
               <w:rPr>
                 <w:rFonts w:ascii="Calibri" w:hAnsi="Calibri"/>
               </w:rPr>
-              <w:t>0,97</w:t>
+              <w:t>0,85</w:t>
             </w:r>
           </w:p>
         </w:tc>
@@ -7218,7 +7218,7 @@
               <w:rPr>
                 <w:rFonts w:ascii="Calibri" w:hAnsi="Calibri"/>
               </w:rPr>
-              <w:t>0,99</w:t>
+              <w:t>0,93</w:t>
             </w:r>
           </w:p>
         </w:tc>
@@ -7634,16 +7634,7 @@
             <w:rPr>
               <w:rFonts w:ascii="Cambria Math" w:hAnsi="Cambria Math" w:cs="Cambria Math"/>
             </w:rPr>
-            <m:t>||</m:t>
-          </m:r>
-          <m:r>
-            <m:rPr>
-              <m:sty m:val="p"/>
-            </m:rPr>
-            <w:rPr>
-              <w:rFonts w:ascii="Cambria Math" w:hAnsi="Cambria Math" w:cs="Cambria Math"/>
-            </w:rPr>
-            <m:t>(</m:t>
+            <m:t>||(</m:t>
           </m:r>
           <m:r>
             <m:rPr>
@@ -7661,16 +7652,7 @@
             <w:rPr>
               <w:rFonts w:ascii="Cambria Math" w:hAnsi="Cambria Math" w:cs="Times New Roman"/>
             </w:rPr>
-            <m:t>β</m:t>
-          </m:r>
-          <m:r>
-            <m:rPr>
-              <m:sty m:val="p"/>
-            </m:rPr>
-            <w:rPr>
-              <w:rFonts w:ascii="Cambria Math" w:hAnsi="Cambria Math" w:cs="Times New Roman"/>
-            </w:rPr>
-            <m:t>+1)</m:t>
+            <m:t>β+1)</m:t>
           </m:r>
           <m:r>
             <m:rPr>
@@ -7759,16 +7741,7 @@
                 <w:rPr>
                   <w:rFonts w:ascii="Cambria Math" w:hAnsi="Cambria Math"/>
                 </w:rPr>
-                <m:t>+</m:t>
-              </m:r>
-              <m:r>
-                <m:rPr>
-                  <m:sty m:val="p"/>
-                </m:rPr>
-                <w:rPr>
-                  <w:rFonts w:ascii="Cambria Math" w:hAnsi="Cambria Math"/>
-                </w:rPr>
-                <m:t>R</m:t>
+                <m:t>+R</m:t>
               </m:r>
               <m:ctrlPr>
                 <w:rPr>
@@ -7798,16 +7771,7 @@
             <w:rPr>
               <w:rFonts w:ascii="Cambria Math" w:hAnsi="Cambria Math"/>
             </w:rPr>
-            <m:t>)</m:t>
-          </m:r>
-          <m:r>
-            <m:rPr>
-              <m:sty m:val="p"/>
-            </m:rPr>
-            <w:rPr>
-              <w:rFonts w:ascii="Cambria Math" w:hAnsi="Cambria Math"/>
-            </w:rPr>
-            <m:t>=</m:t>
+            <m:t>)=</m:t>
           </m:r>
         </m:oMath>
       </m:oMathPara>
@@ -7827,25 +7791,7 @@
             <w:rPr>
               <w:rFonts w:ascii="Cambria Math" w:hAnsi="Cambria Math"/>
             </w:rPr>
-            <m:t>=</m:t>
-          </m:r>
-          <m:r>
-            <w:rPr>
-              <w:rFonts w:ascii="Cambria Math" w:hAnsi="Cambria Math"/>
-            </w:rPr>
-            <m:t>39,00 kΩ||(</m:t>
-          </m:r>
-          <m:r>
-            <w:rPr>
-              <w:rFonts w:ascii="Cambria Math" w:hAnsi="Cambria Math"/>
-            </w:rPr>
-            <m:t>(</m:t>
-          </m:r>
-          <m:r>
-            <w:rPr>
-              <w:rFonts w:ascii="Cambria Math" w:hAnsi="Cambria Math"/>
-            </w:rPr>
-            <m:t>132,41</m:t>
+            <m:t>=39,00 kΩ||((132,41</m:t>
           </m:r>
           <m:r>
             <m:rPr>
@@ -7887,13 +7833,7 @@
             <w:rPr>
               <w:rFonts w:ascii="Cambria Math" w:hAnsi="Cambria Math"/>
             </w:rPr>
-            <m:t>+1)</m:t>
-          </m:r>
-          <m:r>
-            <w:rPr>
-              <w:rFonts w:ascii="Cambria Math" w:hAnsi="Cambria Math"/>
-            </w:rPr>
-            <m:t>∙</m:t>
+            <m:t>+1)∙</m:t>
           </m:r>
           <m:d>
             <m:dPr>
@@ -7910,13 +7850,7 @@
                 <w:rPr>
                   <w:rFonts w:ascii="Cambria Math" w:hAnsi="Cambria Math"/>
                 </w:rPr>
-                <m:t>4,84 Ω+</m:t>
-              </m:r>
-              <m:r>
-                <w:rPr>
-                  <w:rFonts w:ascii="Cambria Math" w:hAnsi="Cambria Math"/>
-                </w:rPr>
-                <m:t>173,33 Ω</m:t>
+                <m:t>4,84 Ω+173,33 Ω</m:t>
               </m:r>
             </m:e>
           </m:d>
@@ -7924,19 +7858,7 @@
             <w:rPr>
               <w:rFonts w:ascii="Cambria Math" w:hAnsi="Cambria Math"/>
             </w:rPr>
-            <m:t xml:space="preserve">)= </m:t>
-          </m:r>
-          <m:r>
-            <w:rPr>
-              <w:rFonts w:ascii="Cambria Math" w:hAnsi="Cambria Math"/>
-            </w:rPr>
-            <m:t>14,77</m:t>
-          </m:r>
-          <m:r>
-            <w:rPr>
-              <w:rFonts w:ascii="Cambria Math" w:hAnsi="Cambria Math"/>
-            </w:rPr>
-            <m:t xml:space="preserve"> </m:t>
+            <m:t xml:space="preserve">)= 14,77 </m:t>
           </m:r>
           <m:r>
             <w:rPr>
@@ -8062,13 +7984,7 @@
                     <w:rPr>
                       <w:rFonts w:ascii="Cambria Math" w:hAnsi="Cambria Math"/>
                     </w:rPr>
-                    <m:t>b</m:t>
-                  </m:r>
-                  <m:r>
-                    <w:rPr>
-                      <w:rFonts w:ascii="Cambria Math" w:hAnsi="Cambria Math"/>
-                    </w:rPr>
-                    <m:t>1</m:t>
+                    <m:t>b1</m:t>
                   </m:r>
                 </m:sub>
               </m:sSub>
@@ -8124,13 +8040,7 @@
                     <w:rPr>
                       <w:rFonts w:ascii="Cambria Math" w:hAnsi="Cambria Math"/>
                     </w:rPr>
-                    <m:t>b</m:t>
-                  </m:r>
-                  <m:r>
-                    <w:rPr>
-                      <w:rFonts w:ascii="Cambria Math" w:hAnsi="Cambria Math"/>
-                    </w:rPr>
-                    <m:t>1</m:t>
+                    <m:t>b1</m:t>
                   </m:r>
                 </m:sub>
               </m:sSub>
@@ -8140,19 +8050,7 @@
             <w:rPr>
               <w:rFonts w:ascii="Cambria Math" w:hAnsi="Cambria Math"/>
             </w:rPr>
-            <m:t>=2</m:t>
-          </m:r>
-          <m:r>
-            <w:rPr>
-              <w:rFonts w:ascii="Cambria Math" w:hAnsi="Cambria Math"/>
-            </w:rPr>
-            <m:t>,00</m:t>
-          </m:r>
-          <m:r>
-            <w:rPr>
-              <w:rFonts w:ascii="Cambria Math" w:hAnsi="Cambria Math"/>
-            </w:rPr>
-            <m:t>kΩ∙</m:t>
+            <m:t>=2,00kΩ∙</m:t>
           </m:r>
           <m:f>
             <m:fPr>
@@ -8196,7 +8094,6 @@
         <w:rPr>
           <w:rFonts w:ascii="Calibri" w:hAnsi="Calibri"/>
           <w:i/>
-          <w:iCs/>
         </w:rPr>
       </w:pPr>
     </w:p>
@@ -8236,7 +8133,14 @@
                   <w:rFonts w:ascii="Cambria Math" w:hAnsi="Cambria Math"/>
                   <w:vertAlign w:val="subscript"/>
                 </w:rPr>
-                <m:t>us1BJTt</m:t>
+                <m:t>uo</m:t>
+              </m:r>
+              <m:r>
+                <w:rPr>
+                  <w:rFonts w:ascii="Cambria Math" w:hAnsi="Cambria Math"/>
+                  <w:vertAlign w:val="subscript"/>
+                </w:rPr>
+                <m:t>BJT</m:t>
               </m:r>
             </m:sub>
           </m:sSub>
@@ -8294,39 +8198,7 @@
                     <w:rPr>
                       <w:rFonts w:ascii="Cambria Math" w:hAnsi="Cambria Math"/>
                     </w:rPr>
-                    <m:t>4</m:t>
-                  </m:r>
-                </m:sub>
-              </m:sSub>
-              <m:r>
-                <w:rPr>
-                  <w:rFonts w:ascii="Cambria Math" w:hAnsi="Cambria Math"/>
-                </w:rPr>
-                <m:t>||</m:t>
-              </m:r>
-              <m:sSub>
-                <m:sSubPr>
-                  <m:ctrlPr>
-                    <w:rPr>
-                      <w:rFonts w:ascii="Cambria Math" w:hAnsi="Cambria Math"/>
-                      <w:i/>
-                    </w:rPr>
-                  </m:ctrlPr>
-                </m:sSubPr>
-                <m:e>
-                  <m:r>
-                    <w:rPr>
-                      <w:rFonts w:ascii="Cambria Math" w:hAnsi="Cambria Math"/>
-                    </w:rPr>
-                    <m:t>R</m:t>
-                  </m:r>
-                </m:e>
-                <m:sub>
-                  <m:r>
-                    <w:rPr>
-                      <w:rFonts w:ascii="Cambria Math" w:hAnsi="Cambria Math"/>
-                    </w:rPr>
-                    <m:t>6</m:t>
+                    <m:t>L</m:t>
                   </m:r>
                 </m:sub>
               </m:sSub>
@@ -8407,39 +8279,7 @@
                     <w:rPr>
                       <w:rFonts w:ascii="Cambria Math" w:hAnsi="Cambria Math"/>
                     </w:rPr>
-                    <m:t>4</m:t>
-                  </m:r>
-                </m:sub>
-              </m:sSub>
-              <m:r>
-                <w:rPr>
-                  <w:rFonts w:ascii="Cambria Math" w:hAnsi="Cambria Math"/>
-                </w:rPr>
-                <m:t>||</m:t>
-              </m:r>
-              <m:sSub>
-                <m:sSubPr>
-                  <m:ctrlPr>
-                    <w:rPr>
-                      <w:rFonts w:ascii="Cambria Math" w:hAnsi="Cambria Math"/>
-                      <w:i/>
-                    </w:rPr>
-                  </m:ctrlPr>
-                </m:sSubPr>
-                <m:e>
-                  <m:r>
-                    <w:rPr>
-                      <w:rFonts w:ascii="Cambria Math" w:hAnsi="Cambria Math"/>
-                    </w:rPr>
-                    <m:t>R</m:t>
-                  </m:r>
-                </m:e>
-                <m:sub>
-                  <m:r>
-                    <w:rPr>
-                      <w:rFonts w:ascii="Cambria Math" w:hAnsi="Cambria Math"/>
-                    </w:rPr>
-                    <m:t>6</m:t>
+                    <m:t>L</m:t>
                   </m:r>
                 </m:sub>
               </m:sSub>
@@ -8468,7 +8308,7 @@
                 <w:rPr>
                   <w:rFonts w:ascii="Cambria Math" w:hAnsi="Cambria Math"/>
                 </w:rPr>
-                <m:t>200,00 Ω||1,30 kΩ</m:t>
+                <m:t>173,33 Ω</m:t>
               </m:r>
               <m:ctrlPr>
                 <w:rPr>
@@ -8484,13 +8324,13 @@
                 <w:rPr>
                   <w:rFonts w:ascii="Cambria Math" w:hAnsi="Cambria Math"/>
                 </w:rPr>
-                <m:t>4,84Ω</m:t>
-              </m:r>
-              <m:r>
-                <w:rPr>
-                  <w:rFonts w:ascii="Cambria Math" w:hAnsi="Cambria Math"/>
-                </w:rPr>
-                <m:t>+200,00 Ω||1,30 kΩ</m:t>
+                <m:t>4,84Ω+</m:t>
+              </m:r>
+              <m:r>
+                <w:rPr>
+                  <w:rFonts w:ascii="Cambria Math" w:hAnsi="Cambria Math"/>
+                </w:rPr>
+                <m:t>173,33 Ω</m:t>
               </m:r>
             </m:den>
           </m:f>
@@ -8551,6 +8391,350 @@
           <w:iCs/>
         </w:rPr>
       </w:pPr>
+    </w:p>
+    <w:p>
+      <w:pPr>
+        <w:pStyle w:val="Standard"/>
+        <w:rPr>
+          <w:rFonts w:ascii="Calibri" w:hAnsi="Calibri"/>
+          <w:i/>
+          <w:iCs/>
+          <w:vertAlign w:val="subscript"/>
+        </w:rPr>
+      </w:pPr>
+      <m:oMathPara>
+        <m:oMath>
+          <m:sSub>
+            <m:sSubPr>
+              <m:ctrlPr>
+                <w:rPr>
+                  <w:rFonts w:ascii="Cambria Math" w:hAnsi="Cambria Math"/>
+                  <w:i/>
+                  <w:iCs/>
+                </w:rPr>
+              </m:ctrlPr>
+            </m:sSubPr>
+            <m:e>
+              <m:r>
+                <w:rPr>
+                  <w:rFonts w:ascii="Cambria Math" w:hAnsi="Cambria Math"/>
+                </w:rPr>
+                <m:t>k</m:t>
+              </m:r>
+            </m:e>
+            <m:sub>
+              <m:r>
+                <w:rPr>
+                  <w:rFonts w:ascii="Cambria Math" w:hAnsi="Cambria Math"/>
+                  <w:vertAlign w:val="subscript"/>
+                </w:rPr>
+                <m:t>us1BJTt</m:t>
+              </m:r>
+            </m:sub>
+          </m:sSub>
+          <m:r>
+            <w:rPr>
+              <w:rFonts w:ascii="Cambria Math" w:hAnsi="Calibri"/>
+              <w:vertAlign w:val="subscript"/>
+            </w:rPr>
+            <m:t>=</m:t>
+          </m:r>
+          <m:sSub>
+            <m:sSubPr>
+              <m:ctrlPr>
+                <w:rPr>
+                  <w:rFonts w:ascii="Cambria Math" w:hAnsi="Calibri"/>
+                  <w:i/>
+                  <w:vertAlign w:val="subscript"/>
+                </w:rPr>
+              </m:ctrlPr>
+            </m:sSubPr>
+            <m:e>
+              <m:r>
+                <w:rPr>
+                  <w:rFonts w:ascii="Cambria Math" w:hAnsi="Calibri"/>
+                  <w:vertAlign w:val="subscript"/>
+                </w:rPr>
+                <m:t>k</m:t>
+              </m:r>
+            </m:e>
+            <m:sub>
+              <m:r>
+                <w:rPr>
+                  <w:rFonts w:ascii="Cambria Math" w:hAnsi="Calibri"/>
+                  <w:vertAlign w:val="subscript"/>
+                </w:rPr>
+                <m:t>uoBJT</m:t>
+              </m:r>
+            </m:sub>
+          </m:sSub>
+          <m:r>
+            <w:rPr>
+              <w:rFonts w:ascii="Cambria Math" w:hAnsi="Cambria Math"/>
+              <w:vertAlign w:val="subscript"/>
+            </w:rPr>
+            <m:t>∙</m:t>
+          </m:r>
+          <m:f>
+            <m:fPr>
+              <m:ctrlPr>
+                <w:rPr>
+                  <w:rFonts w:ascii="Cambria Math" w:hAnsi="Calibri"/>
+                  <w:i/>
+                  <w:vertAlign w:val="subscript"/>
+                </w:rPr>
+              </m:ctrlPr>
+            </m:fPr>
+            <m:num>
+              <m:sSub>
+                <m:sSubPr>
+                  <m:ctrlPr>
+                    <w:rPr>
+                      <w:rFonts w:ascii="Cambria Math" w:hAnsi="Calibri"/>
+                      <w:i/>
+                      <w:vertAlign w:val="subscript"/>
+                    </w:rPr>
+                  </m:ctrlPr>
+                </m:sSubPr>
+                <m:e>
+                  <m:r>
+                    <w:rPr>
+                      <w:rFonts w:ascii="Cambria Math" w:hAnsi="Calibri"/>
+                      <w:vertAlign w:val="subscript"/>
+                    </w:rPr>
+                    <m:t>r</m:t>
+                  </m:r>
+                </m:e>
+                <m:sub>
+                  <m:r>
+                    <w:rPr>
+                      <w:rFonts w:ascii="Cambria Math" w:hAnsi="Calibri"/>
+                      <w:vertAlign w:val="subscript"/>
+                    </w:rPr>
+                    <m:t>we1BJTt</m:t>
+                  </m:r>
+                </m:sub>
+              </m:sSub>
+            </m:num>
+            <m:den>
+              <m:sSub>
+                <m:sSubPr>
+                  <m:ctrlPr>
+                    <w:rPr>
+                      <w:rFonts w:ascii="Cambria Math" w:hAnsi="Calibri"/>
+                      <w:i/>
+                      <w:vertAlign w:val="subscript"/>
+                    </w:rPr>
+                  </m:ctrlPr>
+                </m:sSubPr>
+                <m:e>
+                  <m:r>
+                    <w:rPr>
+                      <w:rFonts w:ascii="Cambria Math" w:hAnsi="Calibri"/>
+                      <w:vertAlign w:val="subscript"/>
+                    </w:rPr>
+                    <m:t>r</m:t>
+                  </m:r>
+                </m:e>
+                <m:sub>
+                  <m:r>
+                    <w:rPr>
+                      <w:rFonts w:ascii="Cambria Math" w:hAnsi="Calibri"/>
+                      <w:vertAlign w:val="subscript"/>
+                    </w:rPr>
+                    <m:t>we1BJTt</m:t>
+                  </m:r>
+                </m:sub>
+              </m:sSub>
+              <m:r>
+                <w:rPr>
+                  <w:rFonts w:ascii="Cambria Math" w:hAnsi="Calibri"/>
+                  <w:vertAlign w:val="subscript"/>
+                </w:rPr>
+                <m:t>+RG(1)</m:t>
+              </m:r>
+            </m:den>
+          </m:f>
+          <m:r>
+            <w:rPr>
+              <w:rFonts w:ascii="Cambria Math" w:hAnsi="Calibri"/>
+              <w:vertAlign w:val="subscript"/>
+            </w:rPr>
+            <m:t>=</m:t>
+          </m:r>
+          <m:r>
+            <w:rPr>
+              <w:rFonts w:ascii="Cambria Math" w:hAnsi="Calibri"/>
+              <w:vertAlign w:val="subscript"/>
+            </w:rPr>
+            <m:t>0,97</m:t>
+          </m:r>
+          <m:f>
+            <m:fPr>
+              <m:ctrlPr>
+                <w:rPr>
+                  <w:rFonts w:ascii="Cambria Math" w:hAnsi="Cambria Math"/>
+                  <w:i/>
+                  <w:iCs/>
+                  <w:vertAlign w:val="subscript"/>
+                </w:rPr>
+              </m:ctrlPr>
+            </m:fPr>
+            <m:num>
+              <m:r>
+                <w:rPr>
+                  <w:rFonts w:ascii="Cambria Math" w:hAnsi="Cambria Math"/>
+                  <w:vertAlign w:val="subscript"/>
+                </w:rPr>
+                <m:t>V</m:t>
+              </m:r>
+              <m:ctrlPr>
+                <w:rPr>
+                  <w:rFonts w:ascii="Cambria Math" w:hAnsi="Calibri"/>
+                  <w:i/>
+                  <w:iCs/>
+                  <w:vertAlign w:val="subscript"/>
+                </w:rPr>
+              </m:ctrlPr>
+            </m:num>
+            <m:den>
+              <m:r>
+                <w:rPr>
+                  <w:rFonts w:ascii="Cambria Math" w:hAnsi="Cambria Math"/>
+                  <w:vertAlign w:val="subscript"/>
+                </w:rPr>
+                <m:t>V</m:t>
+              </m:r>
+            </m:den>
+          </m:f>
+          <m:r>
+            <w:rPr>
+              <w:rFonts w:ascii="Cambria Math" w:hAnsi="Cambria Math"/>
+              <w:vertAlign w:val="subscript"/>
+            </w:rPr>
+            <m:t>∙</m:t>
+          </m:r>
+          <m:f>
+            <m:fPr>
+              <m:ctrlPr>
+                <w:rPr>
+                  <w:rFonts w:ascii="Cambria Math" w:hAnsi="Calibri"/>
+                  <w:i/>
+                  <w:vertAlign w:val="subscript"/>
+                </w:rPr>
+              </m:ctrlPr>
+            </m:fPr>
+            <m:num>
+              <m:r>
+                <w:rPr>
+                  <w:rFonts w:ascii="Cambria Math" w:hAnsi="Calibri"/>
+                  <w:vertAlign w:val="subscript"/>
+                </w:rPr>
+                <m:t>14,77 k</m:t>
+              </m:r>
+              <m:r>
+                <w:rPr>
+                  <w:rFonts w:ascii="Cambria Math" w:hAnsi="Calibri"/>
+                  <w:vertAlign w:val="subscript"/>
+                </w:rPr>
+                <m:t>Ω</m:t>
+              </m:r>
+            </m:num>
+            <m:den>
+              <m:r>
+                <w:rPr>
+                  <w:rFonts w:ascii="Cambria Math" w:hAnsi="Calibri"/>
+                  <w:vertAlign w:val="subscript"/>
+                </w:rPr>
+                <m:t>14,77 k</m:t>
+              </m:r>
+              <m:r>
+                <w:rPr>
+                  <w:rFonts w:ascii="Cambria Math" w:hAnsi="Calibri"/>
+                  <w:vertAlign w:val="subscript"/>
+                </w:rPr>
+                <m:t>Ω</m:t>
+              </m:r>
+              <m:r>
+                <w:rPr>
+                  <w:rFonts w:ascii="Cambria Math" w:hAnsi="Calibri"/>
+                  <w:vertAlign w:val="subscript"/>
+                </w:rPr>
+                <m:t>+</m:t>
+              </m:r>
+              <m:r>
+                <w:rPr>
+                  <w:rFonts w:ascii="Cambria Math" w:hAnsi="Calibri"/>
+                  <w:vertAlign w:val="subscript"/>
+                </w:rPr>
+                <m:t>2,00 k</m:t>
+              </m:r>
+              <m:r>
+                <w:rPr>
+                  <w:rFonts w:ascii="Cambria Math" w:hAnsi="Calibri"/>
+                  <w:vertAlign w:val="subscript"/>
+                </w:rPr>
+                <m:t>Ω</m:t>
+              </m:r>
+            </m:den>
+          </m:f>
+          <m:r>
+            <w:rPr>
+              <w:rFonts w:ascii="Cambria Math" w:hAnsi="Calibri"/>
+              <w:vertAlign w:val="subscript"/>
+            </w:rPr>
+            <m:t>=0,85</m:t>
+          </m:r>
+          <m:f>
+            <m:fPr>
+              <m:ctrlPr>
+                <w:rPr>
+                  <w:rFonts w:ascii="Cambria Math" w:hAnsi="Cambria Math"/>
+                  <w:i/>
+                  <w:iCs/>
+                  <w:vertAlign w:val="subscript"/>
+                </w:rPr>
+              </m:ctrlPr>
+            </m:fPr>
+            <m:num>
+              <m:r>
+                <w:rPr>
+                  <w:rFonts w:ascii="Cambria Math" w:hAnsi="Cambria Math"/>
+                  <w:vertAlign w:val="subscript"/>
+                </w:rPr>
+                <m:t>V</m:t>
+              </m:r>
+              <m:ctrlPr>
+                <w:rPr>
+                  <w:rFonts w:ascii="Cambria Math" w:hAnsi="Calibri"/>
+                  <w:i/>
+                  <w:iCs/>
+                  <w:vertAlign w:val="subscript"/>
+                </w:rPr>
+              </m:ctrlPr>
+            </m:num>
+            <m:den>
+              <m:r>
+                <w:rPr>
+                  <w:rFonts w:ascii="Cambria Math" w:hAnsi="Cambria Math"/>
+                  <w:vertAlign w:val="subscript"/>
+                </w:rPr>
+                <m:t>V</m:t>
+              </m:r>
+            </m:den>
+          </m:f>
+        </m:oMath>
+      </m:oMathPara>
+    </w:p>
+    <w:p>
+      <w:pPr>
+        <w:pStyle w:val="Standard"/>
+        <w:rPr>
+          <w:rFonts w:ascii="Calibri" w:hAnsi="Calibri"/>
+          <w:i/>
+          <w:iCs/>
+        </w:rPr>
+      </w:pPr>
       <m:oMathPara>
         <m:oMath>
           <m:sSub>
@@ -8642,7 +8826,7 @@
                     <w:rPr>
                       <w:rFonts w:ascii="Cambria Math" w:hAnsi="Cambria Math"/>
                     </w:rPr>
-                    <m:t>U</m:t>
+                    <m:t>E</m:t>
                   </m:r>
                 </m:e>
                 <m:sub>
@@ -8650,7 +8834,7 @@
                     <w:rPr>
                       <w:rFonts w:ascii="Cambria Math" w:hAnsi="Cambria Math"/>
                     </w:rPr>
-                    <m:t>b1</m:t>
+                    <m:t>g</m:t>
                   </m:r>
                 </m:sub>
               </m:sSub>
@@ -8685,7 +8869,13 @@
                 <w:rPr>
                   <w:rFonts w:ascii="Cambria Math" w:hAnsi="Cambria Math"/>
                 </w:rPr>
-                <m:t>446,43 mV</m:t>
+                <m:t>500,00</m:t>
+              </m:r>
+              <m:r>
+                <w:rPr>
+                  <w:rFonts w:ascii="Cambria Math" w:hAnsi="Cambria Math"/>
+                </w:rPr>
+                <m:t xml:space="preserve"> mV</m:t>
               </m:r>
             </m:den>
           </m:f>
@@ -8693,7 +8883,7 @@
             <w:rPr>
               <w:rFonts w:ascii="Cambria Math" w:hAnsi="Cambria Math"/>
             </w:rPr>
-            <m:t>=0,95</m:t>
+            <m:t>=0,85</m:t>
           </m:r>
           <m:f>
             <m:fPr>
@@ -9044,19 +9234,7 @@
                 <w:rPr>
                   <w:rFonts w:ascii="Cambria Math" w:hAnsi="Cambria Math"/>
                 </w:rPr>
-                <m:t>4,84 Ω+</m:t>
-              </m:r>
-              <m:r>
-                <w:rPr>
-                  <w:rFonts w:ascii="Cambria Math" w:hAnsi="Cambria Math"/>
-                </w:rPr>
-                <m:t>1,3 k</m:t>
-              </m:r>
-              <m:r>
-                <w:rPr>
-                  <w:rFonts w:ascii="Cambria Math" w:hAnsi="Cambria Math"/>
-                </w:rPr>
-                <m:t>Ω</m:t>
+                <m:t>4,84 Ω+1,3 kΩ</m:t>
               </m:r>
             </m:e>
           </m:d>
@@ -9064,19 +9242,7 @@
             <w:rPr>
               <w:rFonts w:ascii="Cambria Math" w:hAnsi="Cambria Math"/>
             </w:rPr>
-            <m:t xml:space="preserve">)= </m:t>
-          </m:r>
-          <m:r>
-            <w:rPr>
-              <w:rFonts w:ascii="Cambria Math" w:hAnsi="Cambria Math"/>
-            </w:rPr>
-            <m:t>31,86</m:t>
-          </m:r>
-          <m:r>
-            <w:rPr>
-              <w:rFonts w:ascii="Cambria Math" w:hAnsi="Cambria Math"/>
-            </w:rPr>
-            <m:t xml:space="preserve"> </m:t>
+            <m:t xml:space="preserve">)= 31,86 </m:t>
           </m:r>
           <m:r>
             <w:rPr>
@@ -9202,13 +9368,7 @@
                     <w:rPr>
                       <w:rFonts w:ascii="Cambria Math" w:hAnsi="Cambria Math"/>
                     </w:rPr>
-                    <m:t>b</m:t>
-                  </m:r>
-                  <m:r>
-                    <w:rPr>
-                      <w:rFonts w:ascii="Cambria Math" w:hAnsi="Cambria Math"/>
-                    </w:rPr>
-                    <m:t>1</m:t>
+                    <m:t>b1</m:t>
                   </m:r>
                 </m:sub>
               </m:sSub>
@@ -9264,13 +9424,7 @@
                     <w:rPr>
                       <w:rFonts w:ascii="Cambria Math" w:hAnsi="Cambria Math"/>
                     </w:rPr>
-                    <m:t>b</m:t>
-                  </m:r>
-                  <m:r>
-                    <w:rPr>
-                      <w:rFonts w:ascii="Cambria Math" w:hAnsi="Cambria Math"/>
-                    </w:rPr>
-                    <m:t>1</m:t>
+                    <m:t>b1</m:t>
                   </m:r>
                 </m:sub>
               </m:sSub>
@@ -9280,19 +9434,7 @@
             <w:rPr>
               <w:rFonts w:ascii="Cambria Math" w:hAnsi="Cambria Math"/>
             </w:rPr>
-            <m:t>=2</m:t>
-          </m:r>
-          <m:r>
-            <w:rPr>
-              <w:rFonts w:ascii="Cambria Math" w:hAnsi="Cambria Math"/>
-            </w:rPr>
-            <m:t>,00</m:t>
-          </m:r>
-          <m:r>
-            <w:rPr>
-              <w:rFonts w:ascii="Cambria Math" w:hAnsi="Cambria Math"/>
-            </w:rPr>
-            <m:t>kΩ∙</m:t>
+            <m:t>=2,00kΩ∙</m:t>
           </m:r>
           <m:f>
             <m:fPr>
@@ -9349,13 +9491,7 @@
             <w:rPr>
               <w:rFonts w:ascii="Cambria Math" w:hAnsi="Cambria Math"/>
             </w:rPr>
-            <m:t xml:space="preserve">=36,97 </m:t>
-          </m:r>
-          <m:r>
-            <w:rPr>
-              <w:rFonts w:ascii="Cambria Math" w:hAnsi="Cambria Math"/>
-            </w:rPr>
-            <m:t>kΩ</m:t>
+            <m:t>=36,97 kΩ</m:t>
           </m:r>
         </m:oMath>
       </m:oMathPara>
@@ -9366,7 +9502,6 @@
         <w:rPr>
           <w:rFonts w:ascii="Calibri" w:hAnsi="Calibri"/>
           <w:i/>
-          <w:iCs/>
         </w:rPr>
       </w:pPr>
     </w:p>
@@ -9376,8 +9511,6 @@
         <w:rPr>
           <w:rFonts w:ascii="Calibri" w:hAnsi="Calibri"/>
           <w:i/>
-          <w:iCs/>
-          <w:vertAlign w:val="subscript"/>
         </w:rPr>
       </w:pPr>
       <m:oMathPara>
@@ -9406,7 +9539,7 @@
                   <w:rFonts w:ascii="Cambria Math" w:hAnsi="Cambria Math"/>
                   <w:vertAlign w:val="subscript"/>
                 </w:rPr>
-                <m:t>us1BJTt</m:t>
+                <m:t>uoBJT</m:t>
               </m:r>
             </m:sub>
           </m:sSub>
@@ -9590,13 +9723,7 @@
                 <w:rPr>
                   <w:rFonts w:ascii="Cambria Math" w:hAnsi="Cambria Math"/>
                 </w:rPr>
-                <m:t>4,84Ω+</m:t>
-              </m:r>
-              <m:r>
-                <w:rPr>
-                  <w:rFonts w:ascii="Cambria Math" w:hAnsi="Cambria Math"/>
-                </w:rPr>
-                <m:t>1,30 kΩ</m:t>
+                <m:t>4,84Ω+1,30 kΩ</m:t>
               </m:r>
             </m:den>
           </m:f>
@@ -9645,6 +9772,376 @@
               </m:r>
             </m:den>
           </m:f>
+        </m:oMath>
+      </m:oMathPara>
+    </w:p>
+    <w:p>
+      <w:pPr>
+        <w:pStyle w:val="Standard"/>
+        <w:rPr>
+          <w:rFonts w:ascii="Calibri" w:hAnsi="Calibri"/>
+          <w:i/>
+          <w:iCs/>
+        </w:rPr>
+      </w:pPr>
+    </w:p>
+    <w:p>
+      <w:pPr>
+        <w:pStyle w:val="Standard"/>
+        <w:rPr>
+          <w:rFonts w:ascii="Calibri" w:hAnsi="Calibri"/>
+          <w:i/>
+          <w:iCs/>
+          <w:vertAlign w:val="subscript"/>
+        </w:rPr>
+      </w:pPr>
+      <m:oMathPara>
+        <m:oMath>
+          <m:sSub>
+            <m:sSubPr>
+              <m:ctrlPr>
+                <w:rPr>
+                  <w:rFonts w:ascii="Cambria Math" w:hAnsi="Cambria Math"/>
+                  <w:i/>
+                  <w:iCs/>
+                </w:rPr>
+              </m:ctrlPr>
+            </m:sSubPr>
+            <m:e>
+              <m:r>
+                <w:rPr>
+                  <w:rFonts w:ascii="Cambria Math" w:hAnsi="Cambria Math"/>
+                </w:rPr>
+                <m:t>k</m:t>
+              </m:r>
+            </m:e>
+            <m:sub>
+              <m:r>
+                <w:rPr>
+                  <w:rFonts w:ascii="Cambria Math" w:hAnsi="Cambria Math"/>
+                  <w:vertAlign w:val="subscript"/>
+                </w:rPr>
+                <m:t>us1BJTt</m:t>
+              </m:r>
+            </m:sub>
+          </m:sSub>
+          <m:r>
+            <w:rPr>
+              <w:rFonts w:ascii="Cambria Math" w:hAnsi="Calibri"/>
+              <w:vertAlign w:val="subscript"/>
+            </w:rPr>
+            <m:t>=</m:t>
+          </m:r>
+          <m:sSub>
+            <m:sSubPr>
+              <m:ctrlPr>
+                <w:rPr>
+                  <w:rFonts w:ascii="Cambria Math" w:hAnsi="Cambria Math"/>
+                  <w:i/>
+                  <w:iCs/>
+                </w:rPr>
+              </m:ctrlPr>
+            </m:sSubPr>
+            <m:e>
+              <m:r>
+                <w:rPr>
+                  <w:rFonts w:ascii="Cambria Math" w:hAnsi="Cambria Math"/>
+                </w:rPr>
+                <m:t>k</m:t>
+              </m:r>
+            </m:e>
+            <m:sub>
+              <m:r>
+                <w:rPr>
+                  <w:rFonts w:ascii="Cambria Math" w:hAnsi="Cambria Math"/>
+                  <w:vertAlign w:val="subscript"/>
+                </w:rPr>
+                <m:t>uoBJT</m:t>
+              </m:r>
+            </m:sub>
+          </m:sSub>
+          <m:r>
+            <w:rPr>
+              <w:rFonts w:ascii="Cambria Math" w:hAnsi="Calibri"/>
+              <w:vertAlign w:val="subscript"/>
+            </w:rPr>
+            <m:t>∙</m:t>
+          </m:r>
+          <m:f>
+            <m:fPr>
+              <m:ctrlPr>
+                <w:rPr>
+                  <w:rFonts w:ascii="Cambria Math" w:hAnsi="Calibri"/>
+                  <w:i/>
+                  <w:vertAlign w:val="subscript"/>
+                </w:rPr>
+              </m:ctrlPr>
+            </m:fPr>
+            <m:num>
+              <m:sSub>
+                <m:sSubPr>
+                  <m:ctrlPr>
+                    <w:rPr>
+                      <w:rFonts w:ascii="Cambria Math" w:hAnsi="Calibri"/>
+                      <w:i/>
+                      <w:vertAlign w:val="subscript"/>
+                    </w:rPr>
+                  </m:ctrlPr>
+                </m:sSubPr>
+                <m:e>
+                  <m:r>
+                    <w:rPr>
+                      <w:rFonts w:ascii="Cambria Math" w:hAnsi="Calibri"/>
+                      <w:vertAlign w:val="subscript"/>
+                    </w:rPr>
+                    <m:t>r</m:t>
+                  </m:r>
+                </m:e>
+                <m:sub>
+                  <m:r>
+                    <w:rPr>
+                      <w:rFonts w:ascii="Cambria Math" w:hAnsi="Calibri"/>
+                      <w:vertAlign w:val="subscript"/>
+                    </w:rPr>
+                    <m:t>we1BJTt</m:t>
+                  </m:r>
+                </m:sub>
+              </m:sSub>
+            </m:num>
+            <m:den>
+              <m:sSub>
+                <m:sSubPr>
+                  <m:ctrlPr>
+                    <w:rPr>
+                      <w:rFonts w:ascii="Cambria Math" w:hAnsi="Calibri"/>
+                      <w:i/>
+                      <w:vertAlign w:val="subscript"/>
+                    </w:rPr>
+                  </m:ctrlPr>
+                </m:sSubPr>
+                <m:e>
+                  <m:r>
+                    <w:rPr>
+                      <w:rFonts w:ascii="Cambria Math" w:hAnsi="Calibri"/>
+                      <w:vertAlign w:val="subscript"/>
+                    </w:rPr>
+                    <m:t>r</m:t>
+                  </m:r>
+                </m:e>
+                <m:sub>
+                  <m:r>
+                    <w:rPr>
+                      <w:rFonts w:ascii="Cambria Math" w:hAnsi="Calibri"/>
+                      <w:vertAlign w:val="subscript"/>
+                    </w:rPr>
+                    <m:t>we1BJTt</m:t>
+                  </m:r>
+                </m:sub>
+              </m:sSub>
+              <m:r>
+                <w:rPr>
+                  <w:rFonts w:ascii="Cambria Math" w:hAnsi="Calibri"/>
+                  <w:vertAlign w:val="subscript"/>
+                </w:rPr>
+                <m:t>+RG</m:t>
+              </m:r>
+              <m:d>
+                <m:dPr>
+                  <m:ctrlPr>
+                    <w:rPr>
+                      <w:rFonts w:ascii="Cambria Math" w:hAnsi="Calibri"/>
+                      <w:i/>
+                      <w:vertAlign w:val="subscript"/>
+                    </w:rPr>
+                  </m:ctrlPr>
+                </m:dPr>
+                <m:e>
+                  <m:r>
+                    <w:rPr>
+                      <w:rFonts w:ascii="Cambria Math" w:hAnsi="Calibri"/>
+                      <w:vertAlign w:val="subscript"/>
+                    </w:rPr>
+                    <m:t>1</m:t>
+                  </m:r>
+                </m:e>
+              </m:d>
+            </m:den>
+          </m:f>
+          <m:r>
+            <w:rPr>
+              <w:rFonts w:ascii="Cambria Math" w:hAnsi="Calibri"/>
+              <w:vertAlign w:val="subscript"/>
+            </w:rPr>
+            <m:t>=</m:t>
+          </m:r>
+          <m:r>
+            <w:rPr>
+              <w:rFonts w:ascii="Cambria Math" w:hAnsi="Calibri"/>
+              <w:vertAlign w:val="subscript"/>
+            </w:rPr>
+            <m:t>0,99</m:t>
+          </m:r>
+          <m:f>
+            <m:fPr>
+              <m:ctrlPr>
+                <w:rPr>
+                  <w:rFonts w:ascii="Cambria Math" w:hAnsi="Cambria Math"/>
+                  <w:i/>
+                  <w:iCs/>
+                  <w:vertAlign w:val="subscript"/>
+                </w:rPr>
+              </m:ctrlPr>
+            </m:fPr>
+            <m:num>
+              <m:r>
+                <w:rPr>
+                  <w:rFonts w:ascii="Cambria Math" w:hAnsi="Cambria Math"/>
+                  <w:vertAlign w:val="subscript"/>
+                </w:rPr>
+                <m:t>V</m:t>
+              </m:r>
+              <m:ctrlPr>
+                <w:rPr>
+                  <w:rFonts w:ascii="Cambria Math" w:hAnsi="Calibri"/>
+                  <w:i/>
+                  <w:iCs/>
+                  <w:vertAlign w:val="subscript"/>
+                </w:rPr>
+              </m:ctrlPr>
+            </m:num>
+            <m:den>
+              <m:r>
+                <w:rPr>
+                  <w:rFonts w:ascii="Cambria Math" w:hAnsi="Cambria Math"/>
+                  <w:vertAlign w:val="subscript"/>
+                </w:rPr>
+                <m:t>V</m:t>
+              </m:r>
+            </m:den>
+          </m:f>
+          <m:r>
+            <w:rPr>
+              <w:rFonts w:ascii="Cambria Math" w:hAnsi="Calibri"/>
+              <w:vertAlign w:val="subscript"/>
+            </w:rPr>
+            <m:t>∙</m:t>
+          </m:r>
+          <m:f>
+            <m:fPr>
+              <m:ctrlPr>
+                <w:rPr>
+                  <w:rFonts w:ascii="Cambria Math" w:hAnsi="Calibri"/>
+                  <w:i/>
+                  <w:vertAlign w:val="subscript"/>
+                </w:rPr>
+              </m:ctrlPr>
+            </m:fPr>
+            <m:num>
+              <m:r>
+                <w:rPr>
+                  <w:rFonts w:ascii="Cambria Math" w:hAnsi="Calibri"/>
+                  <w:vertAlign w:val="subscript"/>
+                </w:rPr>
+                <m:t>31,86</m:t>
+              </m:r>
+              <m:r>
+                <w:rPr>
+                  <w:rFonts w:ascii="Cambria Math" w:hAnsi="Calibri"/>
+                  <w:vertAlign w:val="subscript"/>
+                </w:rPr>
+                <m:t xml:space="preserve"> k</m:t>
+              </m:r>
+              <m:r>
+                <w:rPr>
+                  <w:rFonts w:ascii="Cambria Math" w:hAnsi="Calibri"/>
+                  <w:vertAlign w:val="subscript"/>
+                </w:rPr>
+                <m:t>Ω</m:t>
+              </m:r>
+            </m:num>
+            <m:den>
+              <m:r>
+                <w:rPr>
+                  <w:rFonts w:ascii="Cambria Math" w:hAnsi="Calibri"/>
+                  <w:vertAlign w:val="subscript"/>
+                </w:rPr>
+                <m:t>31,86</m:t>
+              </m:r>
+              <m:r>
+                <w:rPr>
+                  <w:rFonts w:ascii="Cambria Math" w:hAnsi="Calibri"/>
+                  <w:vertAlign w:val="subscript"/>
+                </w:rPr>
+                <m:t xml:space="preserve"> k</m:t>
+              </m:r>
+              <m:r>
+                <w:rPr>
+                  <w:rFonts w:ascii="Cambria Math" w:hAnsi="Calibri"/>
+                  <w:vertAlign w:val="subscript"/>
+                </w:rPr>
+                <m:t>Ω</m:t>
+              </m:r>
+              <m:r>
+                <w:rPr>
+                  <w:rFonts w:ascii="Cambria Math" w:hAnsi="Calibri"/>
+                  <w:vertAlign w:val="subscript"/>
+                </w:rPr>
+                <m:t>+2,00 k</m:t>
+              </m:r>
+              <m:r>
+                <w:rPr>
+                  <w:rFonts w:ascii="Cambria Math" w:hAnsi="Calibri"/>
+                  <w:vertAlign w:val="subscript"/>
+                </w:rPr>
+                <m:t>Ω</m:t>
+              </m:r>
+            </m:den>
+          </m:f>
+          <m:r>
+            <w:rPr>
+              <w:rFonts w:ascii="Cambria Math" w:hAnsi="Calibri"/>
+              <w:vertAlign w:val="subscript"/>
+            </w:rPr>
+            <m:t>=0,93</m:t>
+          </m:r>
+          <m:f>
+            <m:fPr>
+              <m:ctrlPr>
+                <w:rPr>
+                  <w:rFonts w:ascii="Cambria Math" w:hAnsi="Cambria Math"/>
+                  <w:i/>
+                  <w:iCs/>
+                  <w:vertAlign w:val="subscript"/>
+                </w:rPr>
+              </m:ctrlPr>
+            </m:fPr>
+            <m:num>
+              <m:r>
+                <w:rPr>
+                  <w:rFonts w:ascii="Cambria Math" w:hAnsi="Cambria Math"/>
+                  <w:vertAlign w:val="subscript"/>
+                </w:rPr>
+                <m:t>V</m:t>
+              </m:r>
+              <m:ctrlPr>
+                <w:rPr>
+                  <w:rFonts w:ascii="Cambria Math" w:hAnsi="Calibri"/>
+                  <w:i/>
+                  <w:iCs/>
+                  <w:vertAlign w:val="subscript"/>
+                </w:rPr>
+              </m:ctrlPr>
+            </m:num>
+            <m:den>
+              <m:r>
+                <w:rPr>
+                  <w:rFonts w:ascii="Cambria Math" w:hAnsi="Cambria Math"/>
+                  <w:vertAlign w:val="subscript"/>
+                </w:rPr>
+                <m:t>V</m:t>
+              </m:r>
+            </m:den>
+          </m:f>
           <m:r>
             <w:rPr>
               <w:rFonts w:ascii="Cambria Math" w:hAnsi="Cambria Math"/>
@@ -9766,7 +10263,7 @@
                     <w:rPr>
                       <w:rFonts w:ascii="Cambria Math" w:hAnsi="Cambria Math"/>
                     </w:rPr>
-                    <m:t>U</m:t>
+                    <m:t>E</m:t>
                   </m:r>
                 </m:e>
                 <m:sub>
@@ -9774,7 +10271,7 @@
                     <w:rPr>
                       <w:rFonts w:ascii="Cambria Math" w:hAnsi="Cambria Math"/>
                     </w:rPr>
-                    <m:t>b1</m:t>
+                    <m:t>g</m:t>
                   </m:r>
                 </m:sub>
               </m:sSub>
@@ -9801,13 +10298,7 @@
                 <w:rPr>
                   <w:rFonts w:ascii="Cambria Math" w:hAnsi="Cambria Math"/>
                 </w:rPr>
-                <m:t>465,76</m:t>
-              </m:r>
-              <m:r>
-                <w:rPr>
-                  <w:rFonts w:ascii="Cambria Math" w:hAnsi="Cambria Math"/>
-                </w:rPr>
-                <m:t xml:space="preserve"> mV</m:t>
+                <m:t>465,76 mV</m:t>
               </m:r>
             </m:num>
             <m:den>
@@ -9815,7 +10306,7 @@
                 <w:rPr>
                   <w:rFonts w:ascii="Cambria Math" w:hAnsi="Cambria Math"/>
                 </w:rPr>
-                <m:t>474,34</m:t>
+                <m:t>500,00</m:t>
               </m:r>
               <m:r>
                 <w:rPr>
@@ -9829,7 +10320,7 @@
             <w:rPr>
               <w:rFonts w:ascii="Cambria Math" w:hAnsi="Cambria Math"/>
             </w:rPr>
-            <m:t>=0,98</m:t>
+            <m:t>=0,93</m:t>
           </m:r>
           <m:f>
             <m:fPr>
@@ -9964,7 +10455,37 @@
           <w:rFonts w:ascii="Calibri" w:hAnsi="Calibri"/>
           <w:iCs/>
         </w:rPr>
-        <w:t>Natomiast w przypadku skutecznych wzmocnień napięciowych błędy wyniosły jedynie kilka procent, co wynika z tego, że nie występuje tam odejmowanie bliskich wartości. W związku z tym uzyskane wyniki pomiarów można uznać za zgodne z oczekiwaniami.</w:t>
+        <w:t>Natomiast skuteczne wzmocnienia napięciowe</w:t>
+      </w:r>
+      <w:r>
+        <w:rPr>
+          <w:rFonts w:ascii="Calibri" w:hAnsi="Calibri"/>
+          <w:iCs/>
+        </w:rPr>
+        <w:t xml:space="preserve"> </w:t>
+      </w:r>
+      <w:r>
+        <w:rPr>
+          <w:rFonts w:ascii="Calibri" w:hAnsi="Calibri"/>
+          <w:iCs/>
+        </w:rPr>
+        <w:t xml:space="preserve">są identyczne warwościam przewidywalnym. </w:t>
+      </w:r>
+    </w:p>
+    <w:p>
+      <w:pPr>
+        <w:pStyle w:val="Standard"/>
+        <w:rPr>
+          <w:rFonts w:ascii="Calibri" w:hAnsi="Calibri"/>
+          <w:iCs/>
+        </w:rPr>
+      </w:pPr>
+      <w:r>
+        <w:rPr>
+          <w:rFonts w:ascii="Calibri" w:hAnsi="Calibri"/>
+          <w:iCs/>
+        </w:rPr>
+        <w:t>W związku z tym uzyskane wyniki pomiarów można uznać za zgodne z oczekiwaniami.</w:t>
       </w:r>
     </w:p>
     <w:p>
@@ -10767,7 +11288,7 @@
               <w:rPr>
                 <w:rFonts w:ascii="Calibri" w:hAnsi="Calibri"/>
               </w:rPr>
-              <w:t>0,96</w:t>
+              <w:t>0,42</w:t>
             </w:r>
           </w:p>
         </w:tc>
@@ -10797,7 +11318,7 @@
               <w:rPr>
                 <w:rFonts w:ascii="Calibri" w:hAnsi="Calibri"/>
               </w:rPr>
-              <w:t>0,98</w:t>
+              <w:t>0,60</w:t>
             </w:r>
           </w:p>
         </w:tc>
@@ -10901,7 +11422,7 @@
               <w:rPr>
                 <w:rFonts w:ascii="Calibri" w:hAnsi="Calibri"/>
               </w:rPr>
-              <w:t>0,97</w:t>
+              <w:t>0,41</w:t>
             </w:r>
           </w:p>
         </w:tc>
@@ -10931,7 +11452,7 @@
               <w:rPr>
                 <w:rFonts w:ascii="Calibri" w:hAnsi="Calibri"/>
               </w:rPr>
-              <w:t>0,99</w:t>
+              <w:t>0,61</w:t>
             </w:r>
           </w:p>
         </w:tc>
@@ -10957,6 +11478,7 @@
           <w:i/>
           <w:iCs/>
         </w:rPr>
+        <w:lastRenderedPageBreak/>
         <w:t>Obliczenia:</w:t>
       </w:r>
       <w:r>
@@ -11291,13 +11813,7 @@
           <w:rPr>
             <w:rFonts w:ascii="Cambria Math" w:hAnsi="Cambria Math"/>
           </w:rPr>
-          <m:t>200,0</m:t>
-        </m:r>
-        <m:r>
-          <w:rPr>
-            <w:rFonts w:ascii="Cambria Math" w:hAnsi="Cambria Math"/>
-          </w:rPr>
-          <m:t>0 kΩ=173,33 Ω</m:t>
+          <m:t>200,00 kΩ=173,33 Ω</m:t>
         </m:r>
       </m:oMath>
     </w:p>
@@ -11316,7 +11832,6 @@
         <w:pStyle w:val="Standard"/>
       </w:pPr>
       <w:r>
-        <w:lastRenderedPageBreak/>
         <w:t>Wtórnik obciążony</w:t>
       </w:r>
     </w:p>
@@ -11614,13 +12129,7 @@
                 <w:rPr>
                   <w:rFonts w:ascii="Cambria Math" w:hAnsi="Cambria Math"/>
                 </w:rPr>
-                <m:t>4,84 Ω+</m:t>
-              </m:r>
-              <m:r>
-                <w:rPr>
-                  <w:rFonts w:ascii="Cambria Math" w:hAnsi="Cambria Math"/>
-                </w:rPr>
-                <m:t>173,33 Ω</m:t>
+                <m:t>4,84 Ω+173,33 Ω</m:t>
               </m:r>
             </m:e>
           </m:d>
@@ -11754,13 +12263,7 @@
                     <w:rPr>
                       <w:rFonts w:ascii="Cambria Math" w:hAnsi="Cambria Math"/>
                     </w:rPr>
-                    <m:t>b</m:t>
-                  </m:r>
-                  <m:r>
-                    <w:rPr>
-                      <w:rFonts w:ascii="Cambria Math" w:hAnsi="Cambria Math"/>
-                    </w:rPr>
-                    <m:t>2</m:t>
+                    <m:t>b2</m:t>
                   </m:r>
                 </m:sub>
               </m:sSub>
@@ -11816,13 +12319,7 @@
                     <w:rPr>
                       <w:rFonts w:ascii="Cambria Math" w:hAnsi="Cambria Math"/>
                     </w:rPr>
-                    <m:t>b</m:t>
-                  </m:r>
-                  <m:r>
-                    <w:rPr>
-                      <w:rFonts w:ascii="Cambria Math" w:hAnsi="Cambria Math"/>
-                    </w:rPr>
-                    <m:t>2</m:t>
+                    <m:t>b2</m:t>
                   </m:r>
                 </m:sub>
               </m:sSub>
@@ -11832,19 +12329,7 @@
             <w:rPr>
               <w:rFonts w:ascii="Cambria Math" w:hAnsi="Cambria Math"/>
             </w:rPr>
-            <m:t>=2</m:t>
-          </m:r>
-          <m:r>
-            <w:rPr>
-              <w:rFonts w:ascii="Cambria Math" w:hAnsi="Cambria Math"/>
-            </w:rPr>
-            <m:t>0,00</m:t>
-          </m:r>
-          <m:r>
-            <w:rPr>
-              <w:rFonts w:ascii="Cambria Math" w:hAnsi="Cambria Math"/>
-            </w:rPr>
-            <m:t>kΩ∙</m:t>
+            <m:t>=20,00kΩ∙</m:t>
           </m:r>
           <m:f>
             <m:fPr>
@@ -11861,13 +12346,7 @@
                 <w:rPr>
                   <w:rFonts w:ascii="Cambria Math" w:hAnsi="Cambria Math"/>
                 </w:rPr>
-                <m:t>220,97</m:t>
-              </m:r>
-              <m:r>
-                <w:rPr>
-                  <w:rFonts w:ascii="Cambria Math" w:hAnsi="Cambria Math"/>
-                </w:rPr>
-                <m:t>mV</m:t>
+                <m:t>220,97mV</m:t>
               </m:r>
             </m:num>
             <m:den>
@@ -11875,25 +12354,7 @@
                 <w:rPr>
                   <w:rFonts w:ascii="Cambria Math" w:hAnsi="Cambria Math"/>
                 </w:rPr>
-                <m:t>500,00</m:t>
-              </m:r>
-              <m:r>
-                <w:rPr>
-                  <w:rFonts w:ascii="Cambria Math" w:hAnsi="Cambria Math"/>
-                </w:rPr>
-                <m:t>mV-</m:t>
-              </m:r>
-              <m:r>
-                <w:rPr>
-                  <w:rFonts w:ascii="Cambria Math" w:hAnsi="Cambria Math"/>
-                </w:rPr>
-                <m:t>220,97</m:t>
-              </m:r>
-              <m:r>
-                <w:rPr>
-                  <w:rFonts w:ascii="Cambria Math" w:hAnsi="Cambria Math"/>
-                </w:rPr>
-                <m:t>mV</m:t>
+                <m:t>500,00mV-220,97mV</m:t>
               </m:r>
             </m:den>
           </m:f>
@@ -11901,13 +12362,7 @@
             <w:rPr>
               <w:rFonts w:ascii="Cambria Math" w:hAnsi="Cambria Math"/>
             </w:rPr>
-            <m:t>=15,83</m:t>
-          </m:r>
-          <m:r>
-            <w:rPr>
-              <w:rFonts w:ascii="Cambria Math" w:hAnsi="Cambria Math"/>
-            </w:rPr>
-            <m:t>kΩ</m:t>
+            <m:t>=15,83kΩ</m:t>
           </m:r>
         </m:oMath>
       </m:oMathPara>
@@ -11918,8 +12373,6 @@
         <w:rPr>
           <w:rFonts w:ascii="Calibri" w:hAnsi="Calibri"/>
           <w:i/>
-          <w:iCs/>
-          <w:highlight w:val="yellow"/>
         </w:rPr>
       </w:pPr>
     </w:p>
@@ -11959,7 +12412,7 @@
                   <w:rFonts w:ascii="Cambria Math" w:hAnsi="Cambria Math"/>
                   <w:vertAlign w:val="subscript"/>
                 </w:rPr>
-                <m:t>us1BJTt</m:t>
+                <m:t>uoBJT</m:t>
               </m:r>
             </m:sub>
           </m:sSub>
@@ -12017,39 +12470,7 @@
                     <w:rPr>
                       <w:rFonts w:ascii="Cambria Math" w:hAnsi="Cambria Math"/>
                     </w:rPr>
-                    <m:t>4</m:t>
-                  </m:r>
-                </m:sub>
-              </m:sSub>
-              <m:r>
-                <w:rPr>
-                  <w:rFonts w:ascii="Cambria Math" w:hAnsi="Cambria Math"/>
-                </w:rPr>
-                <m:t>||</m:t>
-              </m:r>
-              <m:sSub>
-                <m:sSubPr>
-                  <m:ctrlPr>
-                    <w:rPr>
-                      <w:rFonts w:ascii="Cambria Math" w:hAnsi="Cambria Math"/>
-                      <w:i/>
-                    </w:rPr>
-                  </m:ctrlPr>
-                </m:sSubPr>
-                <m:e>
-                  <m:r>
-                    <w:rPr>
-                      <w:rFonts w:ascii="Cambria Math" w:hAnsi="Cambria Math"/>
-                    </w:rPr>
-                    <m:t>R</m:t>
-                  </m:r>
-                </m:e>
-                <m:sub>
-                  <m:r>
-                    <w:rPr>
-                      <w:rFonts w:ascii="Cambria Math" w:hAnsi="Cambria Math"/>
-                    </w:rPr>
-                    <m:t>6</m:t>
+                    <m:t>L</m:t>
                   </m:r>
                 </m:sub>
               </m:sSub>
@@ -12085,35 +12506,8 @@
                     <w:rPr>
                       <w:rFonts w:ascii="Cambria Math" w:hAnsi="Cambria Math"/>
                     </w:rPr>
-                    <m:t>e</m:t>
+                    <m:t>eb'</m:t>
                   </m:r>
-                  <m:sSup>
-                    <m:sSupPr>
-                      <m:ctrlPr>
-                        <w:rPr>
-                          <w:rFonts w:ascii="Cambria Math" w:hAnsi="Cambria Math"/>
-                          <w:i/>
-                          <w:iCs/>
-                        </w:rPr>
-                      </m:ctrlPr>
-                    </m:sSupPr>
-                    <m:e>
-                      <m:r>
-                        <w:rPr>
-                          <w:rFonts w:ascii="Cambria Math" w:hAnsi="Cambria Math"/>
-                        </w:rPr>
-                        <m:t>b</m:t>
-                      </m:r>
-                    </m:e>
-                    <m:sup>
-                      <m:r>
-                        <w:rPr>
-                          <w:rFonts w:ascii="Cambria Math" w:hAnsi="Cambria Math"/>
-                        </w:rPr>
-                        <m:t>'</m:t>
-                      </m:r>
-                    </m:sup>
-                  </m:sSup>
                 </m:sub>
               </m:sSub>
               <m:r>
@@ -12157,39 +12551,7 @@
                     <w:rPr>
                       <w:rFonts w:ascii="Cambria Math" w:hAnsi="Cambria Math"/>
                     </w:rPr>
-                    <m:t>4</m:t>
-                  </m:r>
-                </m:sub>
-              </m:sSub>
-              <m:r>
-                <w:rPr>
-                  <w:rFonts w:ascii="Cambria Math" w:hAnsi="Cambria Math"/>
-                </w:rPr>
-                <m:t>||</m:t>
-              </m:r>
-              <m:sSub>
-                <m:sSubPr>
-                  <m:ctrlPr>
-                    <w:rPr>
-                      <w:rFonts w:ascii="Cambria Math" w:hAnsi="Cambria Math"/>
-                      <w:i/>
-                    </w:rPr>
-                  </m:ctrlPr>
-                </m:sSubPr>
-                <m:e>
-                  <m:r>
-                    <w:rPr>
-                      <w:rFonts w:ascii="Cambria Math" w:hAnsi="Cambria Math"/>
-                    </w:rPr>
-                    <m:t>R</m:t>
-                  </m:r>
-                </m:e>
-                <m:sub>
-                  <m:r>
-                    <w:rPr>
-                      <w:rFonts w:ascii="Cambria Math" w:hAnsi="Cambria Math"/>
-                    </w:rPr>
-                    <m:t>6</m:t>
+                    <m:t>L</m:t>
                   </m:r>
                 </m:sub>
               </m:sSub>
@@ -12218,7 +12580,7 @@
                 <w:rPr>
                   <w:rFonts w:ascii="Cambria Math" w:hAnsi="Cambria Math"/>
                 </w:rPr>
-                <m:t>200,00 Ω||1,30 kΩ</m:t>
+                <m:t>173,33 Ω</m:t>
               </m:r>
               <m:ctrlPr>
                 <w:rPr>
@@ -12234,7 +12596,7 @@
                 <w:rPr>
                   <w:rFonts w:ascii="Cambria Math" w:hAnsi="Cambria Math"/>
                 </w:rPr>
-                <m:t>4,84Ω+200,00 Ω||1,30 kΩ</m:t>
+                <m:t>4,84Ω+173,33 Ω</m:t>
               </m:r>
             </m:den>
           </m:f>
@@ -12293,6 +12655,389 @@
           <w:rFonts w:ascii="Calibri" w:hAnsi="Calibri"/>
           <w:i/>
           <w:iCs/>
+          <w:highlight w:val="yellow"/>
+        </w:rPr>
+      </w:pPr>
+    </w:p>
+    <w:p>
+      <w:pPr>
+        <w:pStyle w:val="Standard"/>
+        <w:rPr>
+          <w:rFonts w:ascii="Calibri" w:hAnsi="Calibri"/>
+          <w:i/>
+          <w:iCs/>
+          <w:vertAlign w:val="subscript"/>
+        </w:rPr>
+      </w:pPr>
+      <m:oMathPara>
+        <m:oMath>
+          <m:sSub>
+            <m:sSubPr>
+              <m:ctrlPr>
+                <w:rPr>
+                  <w:rFonts w:ascii="Cambria Math" w:hAnsi="Cambria Math"/>
+                  <w:i/>
+                  <w:iCs/>
+                </w:rPr>
+              </m:ctrlPr>
+            </m:sSubPr>
+            <m:e>
+              <m:r>
+                <w:rPr>
+                  <w:rFonts w:ascii="Cambria Math" w:hAnsi="Cambria Math"/>
+                </w:rPr>
+                <m:t>k</m:t>
+              </m:r>
+            </m:e>
+            <m:sub>
+              <m:r>
+                <w:rPr>
+                  <w:rFonts w:ascii="Cambria Math" w:hAnsi="Cambria Math"/>
+                  <w:vertAlign w:val="subscript"/>
+                </w:rPr>
+                <m:t>us1BJTt</m:t>
+              </m:r>
+            </m:sub>
+          </m:sSub>
+          <m:r>
+            <w:rPr>
+              <w:rFonts w:ascii="Cambria Math" w:hAnsi="Calibri"/>
+              <w:vertAlign w:val="subscript"/>
+            </w:rPr>
+            <m:t>=</m:t>
+          </m:r>
+          <m:sSub>
+            <m:sSubPr>
+              <m:ctrlPr>
+                <w:rPr>
+                  <w:rFonts w:ascii="Cambria Math" w:hAnsi="Cambria Math"/>
+                  <w:i/>
+                  <w:iCs/>
+                </w:rPr>
+              </m:ctrlPr>
+            </m:sSubPr>
+            <m:e>
+              <m:r>
+                <w:rPr>
+                  <w:rFonts w:ascii="Cambria Math" w:hAnsi="Cambria Math"/>
+                </w:rPr>
+                <m:t>k</m:t>
+              </m:r>
+            </m:e>
+            <m:sub>
+              <m:r>
+                <w:rPr>
+                  <w:rFonts w:ascii="Cambria Math" w:hAnsi="Cambria Math"/>
+                  <w:vertAlign w:val="subscript"/>
+                </w:rPr>
+                <m:t>uoBJT</m:t>
+              </m:r>
+            </m:sub>
+          </m:sSub>
+          <m:r>
+            <w:rPr>
+              <w:rFonts w:ascii="Cambria Math" w:hAnsi="Calibri"/>
+              <w:vertAlign w:val="subscript"/>
+            </w:rPr>
+            <m:t>∙</m:t>
+          </m:r>
+          <m:f>
+            <m:fPr>
+              <m:ctrlPr>
+                <w:rPr>
+                  <w:rFonts w:ascii="Cambria Math" w:hAnsi="Calibri"/>
+                  <w:i/>
+                  <w:iCs/>
+                  <w:vertAlign w:val="subscript"/>
+                </w:rPr>
+              </m:ctrlPr>
+            </m:fPr>
+            <m:num>
+              <m:sSub>
+                <m:sSubPr>
+                  <m:ctrlPr>
+                    <w:rPr>
+                      <w:rFonts w:ascii="Cambria Math" w:hAnsi="Calibri"/>
+                      <w:i/>
+                      <w:iCs/>
+                      <w:vertAlign w:val="subscript"/>
+                    </w:rPr>
+                  </m:ctrlPr>
+                </m:sSubPr>
+                <m:e>
+                  <m:r>
+                    <w:rPr>
+                      <w:rFonts w:ascii="Cambria Math" w:hAnsi="Calibri"/>
+                      <w:vertAlign w:val="subscript"/>
+                    </w:rPr>
+                    <m:t>r</m:t>
+                  </m:r>
+                </m:e>
+                <m:sub>
+                  <m:r>
+                    <w:rPr>
+                      <w:rFonts w:ascii="Cambria Math" w:hAnsi="Calibri"/>
+                      <w:vertAlign w:val="subscript"/>
+                    </w:rPr>
+                    <m:t>we1BJTt</m:t>
+                  </m:r>
+                </m:sub>
+              </m:sSub>
+            </m:num>
+            <m:den>
+              <m:sSub>
+                <m:sSubPr>
+                  <m:ctrlPr>
+                    <w:rPr>
+                      <w:rFonts w:ascii="Cambria Math" w:hAnsi="Calibri"/>
+                      <w:i/>
+                      <w:iCs/>
+                      <w:vertAlign w:val="subscript"/>
+                    </w:rPr>
+                  </m:ctrlPr>
+                </m:sSubPr>
+                <m:e>
+                  <m:r>
+                    <w:rPr>
+                      <w:rFonts w:ascii="Cambria Math" w:hAnsi="Calibri"/>
+                      <w:vertAlign w:val="subscript"/>
+                    </w:rPr>
+                    <m:t>r</m:t>
+                  </m:r>
+                </m:e>
+                <m:sub>
+                  <m:r>
+                    <w:rPr>
+                      <w:rFonts w:ascii="Cambria Math" w:hAnsi="Calibri"/>
+                      <w:vertAlign w:val="subscript"/>
+                    </w:rPr>
+                    <m:t>we1BJTt</m:t>
+                  </m:r>
+                </m:sub>
+              </m:sSub>
+              <m:r>
+                <w:rPr>
+                  <w:rFonts w:ascii="Cambria Math" w:hAnsi="Calibri"/>
+                  <w:vertAlign w:val="subscript"/>
+                </w:rPr>
+                <m:t>+RG</m:t>
+              </m:r>
+              <m:d>
+                <m:dPr>
+                  <m:ctrlPr>
+                    <w:rPr>
+                      <w:rFonts w:ascii="Cambria Math" w:hAnsi="Calibri"/>
+                      <w:i/>
+                      <w:iCs/>
+                      <w:vertAlign w:val="subscript"/>
+                    </w:rPr>
+                  </m:ctrlPr>
+                </m:dPr>
+                <m:e>
+                  <m:r>
+                    <w:rPr>
+                      <w:rFonts w:ascii="Cambria Math" w:hAnsi="Calibri"/>
+                      <w:vertAlign w:val="subscript"/>
+                    </w:rPr>
+                    <m:t>2</m:t>
+                  </m:r>
+                </m:e>
+              </m:d>
+            </m:den>
+          </m:f>
+          <m:r>
+            <w:rPr>
+              <w:rFonts w:ascii="Cambria Math" w:hAnsi="Calibri"/>
+              <w:vertAlign w:val="subscript"/>
+            </w:rPr>
+            <m:t>=</m:t>
+          </m:r>
+          <m:r>
+            <w:rPr>
+              <w:rFonts w:ascii="Cambria Math" w:hAnsi="Calibri"/>
+              <w:vertAlign w:val="subscript"/>
+            </w:rPr>
+            <m:t>0,97</m:t>
+          </m:r>
+          <m:f>
+            <m:fPr>
+              <m:ctrlPr>
+                <w:rPr>
+                  <w:rFonts w:ascii="Cambria Math" w:hAnsi="Cambria Math"/>
+                  <w:i/>
+                  <w:iCs/>
+                  <w:vertAlign w:val="subscript"/>
+                </w:rPr>
+              </m:ctrlPr>
+            </m:fPr>
+            <m:num>
+              <m:r>
+                <w:rPr>
+                  <w:rFonts w:ascii="Cambria Math" w:hAnsi="Cambria Math"/>
+                  <w:vertAlign w:val="subscript"/>
+                </w:rPr>
+                <m:t>V</m:t>
+              </m:r>
+              <m:ctrlPr>
+                <w:rPr>
+                  <w:rFonts w:ascii="Cambria Math" w:hAnsi="Calibri"/>
+                  <w:i/>
+                  <w:iCs/>
+                  <w:vertAlign w:val="subscript"/>
+                </w:rPr>
+              </m:ctrlPr>
+            </m:num>
+            <m:den>
+              <m:r>
+                <w:rPr>
+                  <w:rFonts w:ascii="Cambria Math" w:hAnsi="Cambria Math"/>
+                  <w:vertAlign w:val="subscript"/>
+                </w:rPr>
+                <m:t>V</m:t>
+              </m:r>
+            </m:den>
+          </m:f>
+          <m:r>
+            <w:rPr>
+              <w:rFonts w:ascii="Cambria Math" w:hAnsi="Calibri"/>
+              <w:vertAlign w:val="subscript"/>
+            </w:rPr>
+            <m:t xml:space="preserve"> </m:t>
+          </m:r>
+          <m:r>
+            <w:rPr>
+              <w:rFonts w:ascii="Cambria Math" w:hAnsi="Calibri"/>
+              <w:vertAlign w:val="subscript"/>
+            </w:rPr>
+            <m:t>∙</m:t>
+          </m:r>
+          <m:f>
+            <m:fPr>
+              <m:ctrlPr>
+                <w:rPr>
+                  <w:rFonts w:ascii="Cambria Math" w:hAnsi="Calibri"/>
+                  <w:i/>
+                  <w:iCs/>
+                  <w:vertAlign w:val="subscript"/>
+                </w:rPr>
+              </m:ctrlPr>
+            </m:fPr>
+            <m:num>
+              <m:r>
+                <w:rPr>
+                  <w:rFonts w:ascii="Cambria Math" w:hAnsi="Calibri"/>
+                  <w:vertAlign w:val="subscript"/>
+                </w:rPr>
+                <m:t>14,77 k</m:t>
+              </m:r>
+              <m:r>
+                <w:rPr>
+                  <w:rFonts w:ascii="Cambria Math" w:hAnsi="Calibri"/>
+                  <w:vertAlign w:val="subscript"/>
+                </w:rPr>
+                <m:t>Ω</m:t>
+              </m:r>
+            </m:num>
+            <m:den>
+              <m:r>
+                <w:rPr>
+                  <w:rFonts w:ascii="Cambria Math" w:hAnsi="Calibri"/>
+                  <w:vertAlign w:val="subscript"/>
+                </w:rPr>
+                <m:t>14,77 k</m:t>
+              </m:r>
+              <m:r>
+                <w:rPr>
+                  <w:rFonts w:ascii="Cambria Math" w:hAnsi="Calibri"/>
+                  <w:vertAlign w:val="subscript"/>
+                </w:rPr>
+                <m:t>Ω</m:t>
+              </m:r>
+              <m:r>
+                <w:rPr>
+                  <w:rFonts w:ascii="Cambria Math" w:hAnsi="Calibri"/>
+                  <w:vertAlign w:val="subscript"/>
+                </w:rPr>
+                <m:t>+2</m:t>
+              </m:r>
+              <m:r>
+                <w:rPr>
+                  <w:rFonts w:ascii="Cambria Math" w:hAnsi="Calibri"/>
+                  <w:vertAlign w:val="subscript"/>
+                </w:rPr>
+                <m:t>0</m:t>
+              </m:r>
+              <m:r>
+                <w:rPr>
+                  <w:rFonts w:ascii="Cambria Math" w:hAnsi="Calibri"/>
+                  <w:vertAlign w:val="subscript"/>
+                </w:rPr>
+                <m:t>,00 k</m:t>
+              </m:r>
+              <m:r>
+                <w:rPr>
+                  <w:rFonts w:ascii="Cambria Math" w:hAnsi="Calibri"/>
+                  <w:vertAlign w:val="subscript"/>
+                </w:rPr>
+                <m:t>Ω</m:t>
+              </m:r>
+            </m:den>
+          </m:f>
+          <m:r>
+            <w:rPr>
+              <w:rFonts w:ascii="Cambria Math" w:hAnsi="Calibri"/>
+              <w:vertAlign w:val="subscript"/>
+            </w:rPr>
+            <m:t>=0,41</m:t>
+          </m:r>
+          <m:f>
+            <m:fPr>
+              <m:ctrlPr>
+                <w:rPr>
+                  <w:rFonts w:ascii="Cambria Math" w:hAnsi="Cambria Math"/>
+                  <w:i/>
+                  <w:iCs/>
+                  <w:vertAlign w:val="subscript"/>
+                </w:rPr>
+              </m:ctrlPr>
+            </m:fPr>
+            <m:num>
+              <m:r>
+                <w:rPr>
+                  <w:rFonts w:ascii="Cambria Math" w:hAnsi="Cambria Math"/>
+                  <w:vertAlign w:val="subscript"/>
+                </w:rPr>
+                <m:t>V</m:t>
+              </m:r>
+              <m:ctrlPr>
+                <w:rPr>
+                  <w:rFonts w:ascii="Cambria Math" w:hAnsi="Calibri"/>
+                  <w:i/>
+                  <w:iCs/>
+                  <w:vertAlign w:val="subscript"/>
+                </w:rPr>
+              </m:ctrlPr>
+            </m:num>
+            <m:den>
+              <m:r>
+                <w:rPr>
+                  <w:rFonts w:ascii="Cambria Math" w:hAnsi="Cambria Math"/>
+                  <w:vertAlign w:val="subscript"/>
+                </w:rPr>
+                <m:t>V</m:t>
+              </m:r>
+            </m:den>
+          </m:f>
+        </m:oMath>
+      </m:oMathPara>
+    </w:p>
+    <w:p>
+      <w:pPr>
+        <w:pStyle w:val="Standard"/>
+        <w:rPr>
+          <w:rFonts w:ascii="Calibri" w:hAnsi="Calibri"/>
+          <w:i/>
+          <w:iCs/>
           <w:vertAlign w:val="subscript"/>
         </w:rPr>
       </w:pPr>
@@ -12397,7 +13142,7 @@
                     <w:rPr>
                       <w:rFonts w:ascii="Cambria Math" w:hAnsi="Cambria Math"/>
                     </w:rPr>
-                    <m:t>U</m:t>
+                    <m:t>E</m:t>
                   </m:r>
                 </m:e>
                 <m:sub>
@@ -12405,7 +13150,7 @@
                     <w:rPr>
                       <w:rFonts w:ascii="Cambria Math" w:hAnsi="Cambria Math"/>
                     </w:rPr>
-                    <m:t>b1</m:t>
+                    <m:t>g</m:t>
                   </m:r>
                 </m:sub>
               </m:sSub>
@@ -12440,7 +13185,13 @@
                 <w:rPr>
                   <w:rFonts w:ascii="Cambria Math" w:hAnsi="Cambria Math"/>
                 </w:rPr>
-                <m:t>220,97 mV</m:t>
+                <m:t>500,00</m:t>
+              </m:r>
+              <m:r>
+                <w:rPr>
+                  <w:rFonts w:ascii="Cambria Math" w:hAnsi="Cambria Math"/>
+                </w:rPr>
+                <m:t xml:space="preserve"> mV</m:t>
               </m:r>
             </m:den>
           </m:f>
@@ -12448,7 +13199,7 @@
             <w:rPr>
               <w:rFonts w:ascii="Cambria Math" w:hAnsi="Cambria Math"/>
             </w:rPr>
-            <m:t>=0,96</m:t>
+            <m:t>=0,42</m:t>
           </m:r>
           <m:f>
             <m:fPr>
@@ -12799,13 +13550,7 @@
                 <w:rPr>
                   <w:rFonts w:ascii="Cambria Math" w:hAnsi="Cambria Math"/>
                 </w:rPr>
-                <m:t>4,84 Ω+</m:t>
-              </m:r>
-              <m:r>
-                <w:rPr>
-                  <w:rFonts w:ascii="Cambria Math" w:hAnsi="Cambria Math"/>
-                </w:rPr>
-                <m:t>1,3 kΩ</m:t>
+                <m:t>4,84 Ω+1,3 kΩ</m:t>
               </m:r>
             </m:e>
           </m:d>
@@ -12940,13 +13685,7 @@
                     <w:rPr>
                       <w:rFonts w:ascii="Cambria Math" w:hAnsi="Cambria Math"/>
                     </w:rPr>
-                    <m:t>b</m:t>
-                  </m:r>
-                  <m:r>
-                    <w:rPr>
-                      <w:rFonts w:ascii="Cambria Math" w:hAnsi="Cambria Math"/>
-                    </w:rPr>
-                    <m:t>2</m:t>
+                    <m:t>b2</m:t>
                   </m:r>
                 </m:sub>
               </m:sSub>
@@ -13002,13 +13741,7 @@
                     <w:rPr>
                       <w:rFonts w:ascii="Cambria Math" w:hAnsi="Cambria Math"/>
                     </w:rPr>
-                    <m:t>b</m:t>
-                  </m:r>
-                  <m:r>
-                    <w:rPr>
-                      <w:rFonts w:ascii="Cambria Math" w:hAnsi="Cambria Math"/>
-                    </w:rPr>
-                    <m:t>2</m:t>
+                    <m:t>b2</m:t>
                   </m:r>
                 </m:sub>
               </m:sSub>
@@ -13018,19 +13751,7 @@
             <w:rPr>
               <w:rFonts w:ascii="Cambria Math" w:hAnsi="Cambria Math"/>
             </w:rPr>
-            <m:t>=2</m:t>
-          </m:r>
-          <m:r>
-            <w:rPr>
-              <w:rFonts w:ascii="Cambria Math" w:hAnsi="Cambria Math"/>
-            </w:rPr>
-            <m:t>0,00</m:t>
-          </m:r>
-          <m:r>
-            <w:rPr>
-              <w:rFonts w:ascii="Cambria Math" w:hAnsi="Cambria Math"/>
-            </w:rPr>
-            <m:t>kΩ∙</m:t>
+            <m:t>=20,00kΩ∙</m:t>
           </m:r>
           <m:f>
             <m:fPr>
@@ -13087,13 +13808,7 @@
             <w:rPr>
               <w:rFonts w:ascii="Cambria Math" w:hAnsi="Cambria Math"/>
             </w:rPr>
-            <m:t>=31,82</m:t>
-          </m:r>
-          <m:r>
-            <w:rPr>
-              <w:rFonts w:ascii="Cambria Math" w:hAnsi="Cambria Math"/>
-            </w:rPr>
-            <m:t xml:space="preserve"> kΩ</m:t>
+            <m:t>=31,82 kΩ</m:t>
           </m:r>
         </m:oMath>
       </m:oMathPara>
@@ -13104,7 +13819,6 @@
         <w:rPr>
           <w:rFonts w:ascii="Calibri" w:hAnsi="Calibri"/>
           <w:i/>
-          <w:iCs/>
         </w:rPr>
       </w:pPr>
     </w:p>
@@ -13114,8 +13828,6 @@
         <w:rPr>
           <w:rFonts w:ascii="Calibri" w:hAnsi="Calibri"/>
           <w:i/>
-          <w:iCs/>
-          <w:vertAlign w:val="subscript"/>
         </w:rPr>
       </w:pPr>
       <m:oMathPara>
@@ -13144,7 +13856,7 @@
                   <w:rFonts w:ascii="Cambria Math" w:hAnsi="Cambria Math"/>
                   <w:vertAlign w:val="subscript"/>
                 </w:rPr>
-                <m:t>us1BJTt</m:t>
+                <m:t>uoBJT</m:t>
               </m:r>
             </m:sub>
           </m:sSub>
@@ -13377,6 +14089,381 @@
               </m:r>
             </m:den>
           </m:f>
+        </m:oMath>
+      </m:oMathPara>
+    </w:p>
+    <w:p>
+      <w:pPr>
+        <w:pStyle w:val="Standard"/>
+        <w:rPr>
+          <w:rFonts w:ascii="Calibri" w:hAnsi="Calibri"/>
+          <w:i/>
+          <w:iCs/>
+        </w:rPr>
+      </w:pPr>
+    </w:p>
+    <w:p>
+      <w:pPr>
+        <w:pStyle w:val="Standard"/>
+        <w:rPr>
+          <w:rFonts w:ascii="Calibri" w:hAnsi="Calibri"/>
+          <w:i/>
+          <w:iCs/>
+          <w:vertAlign w:val="subscript"/>
+        </w:rPr>
+      </w:pPr>
+      <m:oMathPara>
+        <m:oMath>
+          <m:sSub>
+            <m:sSubPr>
+              <m:ctrlPr>
+                <w:rPr>
+                  <w:rFonts w:ascii="Cambria Math" w:hAnsi="Cambria Math"/>
+                  <w:i/>
+                  <w:iCs/>
+                </w:rPr>
+              </m:ctrlPr>
+            </m:sSubPr>
+            <m:e>
+              <m:r>
+                <w:rPr>
+                  <w:rFonts w:ascii="Cambria Math" w:hAnsi="Cambria Math"/>
+                </w:rPr>
+                <m:t>k</m:t>
+              </m:r>
+            </m:e>
+            <m:sub>
+              <m:r>
+                <w:rPr>
+                  <w:rFonts w:ascii="Cambria Math" w:hAnsi="Cambria Math"/>
+                  <w:vertAlign w:val="subscript"/>
+                </w:rPr>
+                <m:t>us1BJTt</m:t>
+              </m:r>
+            </m:sub>
+          </m:sSub>
+          <m:r>
+            <w:rPr>
+              <w:rFonts w:ascii="Cambria Math" w:hAnsi="Calibri"/>
+              <w:vertAlign w:val="subscript"/>
+            </w:rPr>
+            <m:t>=</m:t>
+          </m:r>
+          <m:sSub>
+            <m:sSubPr>
+              <m:ctrlPr>
+                <w:rPr>
+                  <w:rFonts w:ascii="Cambria Math" w:hAnsi="Cambria Math"/>
+                  <w:i/>
+                  <w:iCs/>
+                </w:rPr>
+              </m:ctrlPr>
+            </m:sSubPr>
+            <m:e>
+              <m:r>
+                <w:rPr>
+                  <w:rFonts w:ascii="Cambria Math" w:hAnsi="Cambria Math"/>
+                </w:rPr>
+                <m:t>k</m:t>
+              </m:r>
+            </m:e>
+            <m:sub>
+              <m:r>
+                <w:rPr>
+                  <w:rFonts w:ascii="Cambria Math" w:hAnsi="Cambria Math"/>
+                  <w:vertAlign w:val="subscript"/>
+                </w:rPr>
+                <m:t>uoBJT</m:t>
+              </m:r>
+            </m:sub>
+          </m:sSub>
+          <m:r>
+            <w:rPr>
+              <w:rFonts w:ascii="Cambria Math" w:hAnsi="Calibri"/>
+              <w:vertAlign w:val="subscript"/>
+            </w:rPr>
+            <m:t>∙</m:t>
+          </m:r>
+          <m:f>
+            <m:fPr>
+              <m:ctrlPr>
+                <w:rPr>
+                  <w:rFonts w:ascii="Cambria Math" w:hAnsi="Calibri"/>
+                  <w:i/>
+                  <w:iCs/>
+                  <w:vertAlign w:val="subscript"/>
+                </w:rPr>
+              </m:ctrlPr>
+            </m:fPr>
+            <m:num>
+              <m:sSub>
+                <m:sSubPr>
+                  <m:ctrlPr>
+                    <w:rPr>
+                      <w:rFonts w:ascii="Cambria Math" w:hAnsi="Calibri"/>
+                      <w:i/>
+                      <w:iCs/>
+                      <w:vertAlign w:val="subscript"/>
+                    </w:rPr>
+                  </m:ctrlPr>
+                </m:sSubPr>
+                <m:e>
+                  <m:r>
+                    <w:rPr>
+                      <w:rFonts w:ascii="Cambria Math" w:hAnsi="Calibri"/>
+                      <w:vertAlign w:val="subscript"/>
+                    </w:rPr>
+                    <m:t>r</m:t>
+                  </m:r>
+                </m:e>
+                <m:sub>
+                  <m:r>
+                    <w:rPr>
+                      <w:rFonts w:ascii="Cambria Math" w:hAnsi="Calibri"/>
+                      <w:vertAlign w:val="subscript"/>
+                    </w:rPr>
+                    <m:t>we1BJTt</m:t>
+                  </m:r>
+                </m:sub>
+              </m:sSub>
+            </m:num>
+            <m:den>
+              <m:sSub>
+                <m:sSubPr>
+                  <m:ctrlPr>
+                    <w:rPr>
+                      <w:rFonts w:ascii="Cambria Math" w:hAnsi="Calibri"/>
+                      <w:i/>
+                      <w:iCs/>
+                      <w:vertAlign w:val="subscript"/>
+                    </w:rPr>
+                  </m:ctrlPr>
+                </m:sSubPr>
+                <m:e>
+                  <m:r>
+                    <w:rPr>
+                      <w:rFonts w:ascii="Cambria Math" w:hAnsi="Calibri"/>
+                      <w:vertAlign w:val="subscript"/>
+                    </w:rPr>
+                    <m:t>r</m:t>
+                  </m:r>
+                </m:e>
+                <m:sub>
+                  <m:r>
+                    <w:rPr>
+                      <w:rFonts w:ascii="Cambria Math" w:hAnsi="Calibri"/>
+                      <w:vertAlign w:val="subscript"/>
+                    </w:rPr>
+                    <m:t>we1BJTt</m:t>
+                  </m:r>
+                </m:sub>
+              </m:sSub>
+              <m:r>
+                <w:rPr>
+                  <w:rFonts w:ascii="Cambria Math" w:hAnsi="Calibri"/>
+                  <w:vertAlign w:val="subscript"/>
+                </w:rPr>
+                <m:t>+RG</m:t>
+              </m:r>
+              <m:d>
+                <m:dPr>
+                  <m:ctrlPr>
+                    <w:rPr>
+                      <w:rFonts w:ascii="Cambria Math" w:hAnsi="Calibri"/>
+                      <w:i/>
+                      <w:iCs/>
+                      <w:vertAlign w:val="subscript"/>
+                    </w:rPr>
+                  </m:ctrlPr>
+                </m:dPr>
+                <m:e>
+                  <m:r>
+                    <w:rPr>
+                      <w:rFonts w:ascii="Cambria Math" w:hAnsi="Calibri"/>
+                      <w:vertAlign w:val="subscript"/>
+                    </w:rPr>
+                    <m:t>2</m:t>
+                  </m:r>
+                </m:e>
+              </m:d>
+            </m:den>
+          </m:f>
+          <m:r>
+            <w:rPr>
+              <w:rFonts w:ascii="Cambria Math" w:hAnsi="Calibri"/>
+              <w:vertAlign w:val="subscript"/>
+            </w:rPr>
+            <m:t>=</m:t>
+          </m:r>
+          <m:r>
+            <w:rPr>
+              <w:rFonts w:ascii="Cambria Math" w:hAnsi="Calibri"/>
+              <w:vertAlign w:val="subscript"/>
+            </w:rPr>
+            <m:t>0,99</m:t>
+          </m:r>
+          <m:f>
+            <m:fPr>
+              <m:ctrlPr>
+                <w:rPr>
+                  <w:rFonts w:ascii="Cambria Math" w:hAnsi="Cambria Math"/>
+                  <w:i/>
+                  <w:iCs/>
+                  <w:vertAlign w:val="subscript"/>
+                </w:rPr>
+              </m:ctrlPr>
+            </m:fPr>
+            <m:num>
+              <m:r>
+                <w:rPr>
+                  <w:rFonts w:ascii="Cambria Math" w:hAnsi="Cambria Math"/>
+                  <w:vertAlign w:val="subscript"/>
+                </w:rPr>
+                <m:t>V</m:t>
+              </m:r>
+              <m:ctrlPr>
+                <w:rPr>
+                  <w:rFonts w:ascii="Cambria Math" w:hAnsi="Calibri"/>
+                  <w:i/>
+                  <w:iCs/>
+                  <w:vertAlign w:val="subscript"/>
+                </w:rPr>
+              </m:ctrlPr>
+            </m:num>
+            <m:den>
+              <m:r>
+                <w:rPr>
+                  <w:rFonts w:ascii="Cambria Math" w:hAnsi="Cambria Math"/>
+                  <w:vertAlign w:val="subscript"/>
+                </w:rPr>
+                <m:t>V</m:t>
+              </m:r>
+            </m:den>
+          </m:f>
+          <m:r>
+            <w:rPr>
+              <w:rFonts w:ascii="Cambria Math" w:hAnsi="Calibri"/>
+              <w:vertAlign w:val="subscript"/>
+            </w:rPr>
+            <m:t>∙</m:t>
+          </m:r>
+          <m:f>
+            <m:fPr>
+              <m:ctrlPr>
+                <w:rPr>
+                  <w:rFonts w:ascii="Cambria Math" w:hAnsi="Calibri"/>
+                  <w:i/>
+                  <w:iCs/>
+                  <w:vertAlign w:val="subscript"/>
+                </w:rPr>
+              </m:ctrlPr>
+            </m:fPr>
+            <m:num>
+              <m:r>
+                <w:rPr>
+                  <w:rFonts w:ascii="Cambria Math" w:hAnsi="Calibri"/>
+                  <w:vertAlign w:val="subscript"/>
+                </w:rPr>
+                <m:t>31,86 k</m:t>
+              </m:r>
+              <m:r>
+                <w:rPr>
+                  <w:rFonts w:ascii="Cambria Math" w:hAnsi="Calibri"/>
+                  <w:vertAlign w:val="subscript"/>
+                </w:rPr>
+                <m:t>Ω</m:t>
+              </m:r>
+            </m:num>
+            <m:den>
+              <m:r>
+                <w:rPr>
+                  <w:rFonts w:ascii="Cambria Math" w:hAnsi="Calibri"/>
+                  <w:vertAlign w:val="subscript"/>
+                </w:rPr>
+                <m:t>31,86 k</m:t>
+              </m:r>
+              <m:r>
+                <w:rPr>
+                  <w:rFonts w:ascii="Cambria Math" w:hAnsi="Calibri"/>
+                  <w:vertAlign w:val="subscript"/>
+                </w:rPr>
+                <m:t>Ω</m:t>
+              </m:r>
+              <m:r>
+                <w:rPr>
+                  <w:rFonts w:ascii="Cambria Math" w:hAnsi="Calibri"/>
+                  <w:vertAlign w:val="subscript"/>
+                </w:rPr>
+                <m:t>+2</m:t>
+              </m:r>
+              <m:r>
+                <w:rPr>
+                  <w:rFonts w:ascii="Cambria Math" w:hAnsi="Calibri"/>
+                  <w:vertAlign w:val="subscript"/>
+                </w:rPr>
+                <m:t>0</m:t>
+              </m:r>
+              <m:r>
+                <w:rPr>
+                  <w:rFonts w:ascii="Cambria Math" w:hAnsi="Calibri"/>
+                  <w:vertAlign w:val="subscript"/>
+                </w:rPr>
+                <m:t>,00 k</m:t>
+              </m:r>
+              <m:r>
+                <w:rPr>
+                  <w:rFonts w:ascii="Cambria Math" w:hAnsi="Calibri"/>
+                  <w:vertAlign w:val="subscript"/>
+                </w:rPr>
+                <m:t>Ω</m:t>
+              </m:r>
+            </m:den>
+          </m:f>
+          <m:r>
+            <w:rPr>
+              <w:rFonts w:ascii="Cambria Math" w:hAnsi="Calibri"/>
+              <w:vertAlign w:val="subscript"/>
+            </w:rPr>
+            <m:t>=0,61</m:t>
+          </m:r>
+          <m:f>
+            <m:fPr>
+              <m:ctrlPr>
+                <w:rPr>
+                  <w:rFonts w:ascii="Cambria Math" w:hAnsi="Cambria Math"/>
+                  <w:i/>
+                  <w:iCs/>
+                  <w:vertAlign w:val="subscript"/>
+                </w:rPr>
+              </m:ctrlPr>
+            </m:fPr>
+            <m:num>
+              <m:r>
+                <w:rPr>
+                  <w:rFonts w:ascii="Cambria Math" w:hAnsi="Cambria Math"/>
+                  <w:vertAlign w:val="subscript"/>
+                </w:rPr>
+                <m:t>V</m:t>
+              </m:r>
+              <m:ctrlPr>
+                <w:rPr>
+                  <w:rFonts w:ascii="Cambria Math" w:hAnsi="Calibri"/>
+                  <w:i/>
+                  <w:iCs/>
+                  <w:vertAlign w:val="subscript"/>
+                </w:rPr>
+              </m:ctrlPr>
+            </m:num>
+            <m:den>
+              <m:r>
+                <w:rPr>
+                  <w:rFonts w:ascii="Cambria Math" w:hAnsi="Cambria Math"/>
+                  <w:vertAlign w:val="subscript"/>
+                </w:rPr>
+                <m:t>V</m:t>
+              </m:r>
+            </m:den>
+          </m:f>
           <m:r>
             <w:rPr>
               <w:rFonts w:ascii="Cambria Math" w:hAnsi="Cambria Math"/>
@@ -13499,7 +14586,7 @@
                     <w:rPr>
                       <w:rFonts w:ascii="Cambria Math" w:hAnsi="Cambria Math"/>
                     </w:rPr>
-                    <m:t>U</m:t>
+                    <m:t>E</m:t>
                   </m:r>
                 </m:e>
                 <m:sub>
@@ -13507,7 +14594,7 @@
                     <w:rPr>
                       <w:rFonts w:ascii="Cambria Math" w:hAnsi="Cambria Math"/>
                     </w:rPr>
-                    <m:t>b1</m:t>
+                    <m:t>g</m:t>
                   </m:r>
                 </m:sub>
               </m:sSub>
@@ -13534,13 +14621,7 @@
                 <w:rPr>
                   <w:rFonts w:ascii="Cambria Math" w:hAnsi="Cambria Math"/>
                 </w:rPr>
-                <m:t>302,22</m:t>
-              </m:r>
-              <m:r>
-                <w:rPr>
-                  <w:rFonts w:ascii="Cambria Math" w:hAnsi="Cambria Math"/>
-                </w:rPr>
-                <m:t xml:space="preserve"> mV</m:t>
+                <m:t>302,22 mV</m:t>
               </m:r>
             </m:num>
             <m:den>
@@ -13548,7 +14629,7 @@
                 <w:rPr>
                   <w:rFonts w:ascii="Cambria Math" w:hAnsi="Cambria Math"/>
                 </w:rPr>
-                <m:t>307,03</m:t>
+                <m:t>500,00</m:t>
               </m:r>
               <m:r>
                 <w:rPr>
@@ -13562,7 +14643,7 @@
             <w:rPr>
               <w:rFonts w:ascii="Cambria Math" w:hAnsi="Cambria Math"/>
             </w:rPr>
-            <m:t>=0,98</m:t>
+            <m:t>=0,60</m:t>
           </m:r>
           <m:f>
             <m:fPr>
@@ -13679,7 +14760,19 @@
         <w:rPr>
           <w:rFonts w:ascii="Calibri" w:hAnsi="Calibri"/>
         </w:rPr>
-        <w:t>Błędy wyznaczania skutecznych wzmocnień napięciowych pozostały na poziomie kilku procent</w:t>
+        <w:t xml:space="preserve">Błędy wyznaczania skutecznych </w:t>
+      </w:r>
+      <w:r>
+        <w:rPr>
+          <w:rFonts w:ascii="Calibri" w:hAnsi="Calibri"/>
+        </w:rPr>
+        <w:t>wzmocnień napięciowych są</w:t>
+      </w:r>
+      <w:r>
+        <w:rPr>
+          <w:rFonts w:ascii="Calibri" w:hAnsi="Calibri"/>
+        </w:rPr>
+        <w:t xml:space="preserve"> na poziomie kilku procent</w:t>
       </w:r>
       <w:r>
         <w:rPr>
@@ -13716,14 +14809,14 @@
       <w:pPr>
         <w:pStyle w:val="Standard"/>
         <w:rPr>
-          <w:rFonts w:ascii="Calibri" w:hAnsi="Calibri"/>
+          <w:rFonts w:asciiTheme="minorHAnsi" w:hAnsiTheme="minorHAnsi" w:cstheme="minorHAnsi"/>
           <w:i/>
           <w:iCs/>
         </w:rPr>
       </w:pPr>
       <w:r>
         <w:rPr>
-          <w:rFonts w:ascii="Calibri" w:hAnsi="Calibri"/>
+          <w:rFonts w:asciiTheme="minorHAnsi" w:hAnsiTheme="minorHAnsi" w:cstheme="minorHAnsi"/>
           <w:i/>
           <w:iCs/>
         </w:rPr>
@@ -13734,19 +14827,201 @@
       <w:pPr>
         <w:pStyle w:val="Standard"/>
         <w:rPr>
-          <w:rFonts w:ascii="Calibri" w:hAnsi="Calibri"/>
+          <w:rFonts w:asciiTheme="minorHAnsi" w:hAnsiTheme="minorHAnsi" w:cstheme="minorHAnsi"/>
           <w:bCs/>
         </w:rPr>
       </w:pPr>
       <w:r>
         <w:rPr>
-          <w:rFonts w:ascii="Calibri" w:hAnsi="Calibri"/>
+          <w:rFonts w:asciiTheme="minorHAnsi" w:hAnsiTheme="minorHAnsi" w:cstheme="minorHAnsi"/>
           <w:bCs/>
         </w:rPr>
-        <w:t xml:space="preserve">Wyniki obserwacji udowodniają teorje. Ktora mowi ze </w:t>
-      </w:r>
-      <w:r>
-        <w:t>rezystancja wejściowa wtórnika emiterowego oraz jego wzmocnienie napięciowe zależą tylko od elementów, z których ten wtórnik jest zbudowany</w:t>
+        <w:lastRenderedPageBreak/>
+        <w:t>Wyniki ob</w:t>
+      </w:r>
+      <w:r>
+        <w:rPr>
+          <w:rFonts w:asciiTheme="minorHAnsi" w:hAnsiTheme="minorHAnsi" w:cstheme="minorHAnsi"/>
+          <w:bCs/>
+        </w:rPr>
+        <w:t>serwacji udowodniają teorje. Która mó</w:t>
+      </w:r>
+      <w:r>
+        <w:rPr>
+          <w:rFonts w:asciiTheme="minorHAnsi" w:hAnsiTheme="minorHAnsi" w:cstheme="minorHAnsi"/>
+          <w:bCs/>
+        </w:rPr>
+        <w:t>wi</w:t>
+      </w:r>
+      <w:r>
+        <w:rPr>
+          <w:rFonts w:asciiTheme="minorHAnsi" w:hAnsiTheme="minorHAnsi" w:cstheme="minorHAnsi"/>
+          <w:bCs/>
+        </w:rPr>
+        <w:t>, ż</w:t>
+      </w:r>
+      <w:r>
+        <w:rPr>
+          <w:rFonts w:asciiTheme="minorHAnsi" w:hAnsiTheme="minorHAnsi" w:cstheme="minorHAnsi"/>
+          <w:bCs/>
+        </w:rPr>
+        <w:t>e</w:t>
+      </w:r>
+      <w:r>
+        <w:rPr>
+          <w:rFonts w:asciiTheme="minorHAnsi" w:hAnsiTheme="minorHAnsi" w:cstheme="minorHAnsi"/>
+          <w:bCs/>
+        </w:rPr>
+        <w:t>:</w:t>
+      </w:r>
+    </w:p>
+    <w:p>
+      <w:pPr>
+        <w:pStyle w:val="Standard"/>
+        <w:rPr>
+          <w:rFonts w:asciiTheme="minorHAnsi" w:hAnsiTheme="minorHAnsi" w:cstheme="minorHAnsi"/>
+        </w:rPr>
+      </w:pPr>
+      <w:r>
+        <w:rPr>
+          <w:rFonts w:asciiTheme="minorHAnsi" w:hAnsiTheme="minorHAnsi" w:cstheme="minorHAnsi"/>
+          <w:bCs/>
+        </w:rPr>
+        <w:t>R</w:t>
+      </w:r>
+      <w:r>
+        <w:rPr>
+          <w:rFonts w:asciiTheme="minorHAnsi" w:hAnsiTheme="minorHAnsi" w:cstheme="minorHAnsi"/>
+        </w:rPr>
+        <w:t>ezystancja wejściowa wtórnika emiterowego</w:t>
+      </w:r>
+      <w:r>
+        <w:rPr>
+          <w:rFonts w:asciiTheme="minorHAnsi" w:hAnsiTheme="minorHAnsi" w:cstheme="minorHAnsi"/>
+        </w:rPr>
+        <w:t xml:space="preserve"> zależy</w:t>
+      </w:r>
+      <w:r>
+        <w:rPr>
+          <w:rFonts w:asciiTheme="minorHAnsi" w:hAnsiTheme="minorHAnsi" w:cstheme="minorHAnsi"/>
+        </w:rPr>
+        <w:t xml:space="preserve"> tylko od elementów, z których ten wtórnik jest zbudowany</w:t>
+      </w:r>
+    </w:p>
+    <w:p>
+      <w:pPr>
+        <w:pStyle w:val="Standard"/>
+        <w:rPr>
+          <w:rFonts w:asciiTheme="minorHAnsi" w:hAnsiTheme="minorHAnsi" w:cstheme="minorHAnsi"/>
+        </w:rPr>
+      </w:pPr>
+      <w:r>
+        <w:rPr>
+          <w:rFonts w:asciiTheme="minorHAnsi" w:hAnsiTheme="minorHAnsi" w:cstheme="minorHAnsi"/>
+        </w:rPr>
+        <w:t>W</w:t>
+      </w:r>
+      <w:r>
+        <w:rPr>
+          <w:rFonts w:asciiTheme="minorHAnsi" w:hAnsiTheme="minorHAnsi" w:cstheme="minorHAnsi"/>
+        </w:rPr>
+        <w:t xml:space="preserve">zmocnienie napięciowe </w:t>
+      </w:r>
+      <w:r>
+        <w:rPr>
+          <w:rFonts w:asciiTheme="minorHAnsi" w:hAnsiTheme="minorHAnsi" w:cstheme="minorHAnsi"/>
+        </w:rPr>
+        <w:t xml:space="preserve">zależy od dzielnika napięciowego, </w:t>
+      </w:r>
+      <w:r>
+        <w:rPr>
+          <w:rFonts w:asciiTheme="minorHAnsi" w:hAnsiTheme="minorHAnsi" w:cstheme="minorHAnsi"/>
+        </w:rPr>
+        <w:t>jaki tworzą na wy</w:t>
+      </w:r>
+      <w:r>
+        <w:rPr>
+          <w:rFonts w:asciiTheme="minorHAnsi" w:hAnsiTheme="minorHAnsi" w:cstheme="minorHAnsi"/>
+        </w:rPr>
+        <w:t>jściu układu rezystancje R</w:t>
+      </w:r>
+      <w:r>
+        <w:rPr>
+          <w:rFonts w:asciiTheme="minorHAnsi" w:hAnsiTheme="minorHAnsi" w:cstheme="minorHAnsi"/>
+          <w:vertAlign w:val="subscript"/>
+        </w:rPr>
+        <w:t>4</w:t>
+      </w:r>
+      <w:r>
+        <w:rPr>
+          <w:rFonts w:asciiTheme="minorHAnsi" w:hAnsiTheme="minorHAnsi" w:cstheme="minorHAnsi"/>
+        </w:rPr>
+        <w:t xml:space="preserve"> i R</w:t>
+      </w:r>
+      <w:r>
+        <w:rPr>
+          <w:rFonts w:asciiTheme="minorHAnsi" w:hAnsiTheme="minorHAnsi" w:cstheme="minorHAnsi"/>
+          <w:vertAlign w:val="subscript"/>
+        </w:rPr>
+        <w:t>6</w:t>
+      </w:r>
+    </w:p>
+    <w:p>
+      <w:pPr>
+        <w:pStyle w:val="Standard"/>
+        <w:rPr>
+          <w:rFonts w:asciiTheme="minorHAnsi" w:hAnsiTheme="minorHAnsi" w:cstheme="minorHAnsi"/>
+        </w:rPr>
+      </w:pPr>
+      <w:r>
+        <w:rPr>
+          <w:rFonts w:asciiTheme="minorHAnsi" w:hAnsiTheme="minorHAnsi" w:cstheme="minorHAnsi"/>
+        </w:rPr>
+        <w:t>S</w:t>
+      </w:r>
+      <w:r>
+        <w:rPr>
+          <w:rFonts w:asciiTheme="minorHAnsi" w:hAnsiTheme="minorHAnsi" w:cstheme="minorHAnsi"/>
+        </w:rPr>
+        <w:t xml:space="preserve">kuteczne wzmocnienie napięciowe zależy od </w:t>
+      </w:r>
+      <w:r>
+        <w:rPr>
+          <w:rFonts w:asciiTheme="minorHAnsi" w:hAnsiTheme="minorHAnsi" w:cstheme="minorHAnsi"/>
+        </w:rPr>
+        <w:t>dzielnik</w:t>
+      </w:r>
+      <w:r>
+        <w:rPr>
+          <w:rFonts w:asciiTheme="minorHAnsi" w:hAnsiTheme="minorHAnsi" w:cstheme="minorHAnsi"/>
+        </w:rPr>
+        <w:t xml:space="preserve">a napięciowego, jaki tworzą na wejściu </w:t>
+      </w:r>
+      <w:r>
+        <w:rPr>
+          <w:rFonts w:asciiTheme="minorHAnsi" w:hAnsiTheme="minorHAnsi" w:cstheme="minorHAnsi"/>
+        </w:rPr>
+        <w:t>układu rezystancje R</w:t>
+      </w:r>
+      <w:r>
+        <w:rPr>
+          <w:rFonts w:asciiTheme="minorHAnsi" w:hAnsiTheme="minorHAnsi" w:cstheme="minorHAnsi"/>
+          <w:vertAlign w:val="subscript"/>
+        </w:rPr>
+        <w:t>G</w:t>
+      </w:r>
+      <w:r>
+        <w:rPr>
+          <w:rFonts w:asciiTheme="minorHAnsi" w:hAnsiTheme="minorHAnsi" w:cstheme="minorHAnsi"/>
+        </w:rPr>
+        <w:t xml:space="preserve"> i r</w:t>
+      </w:r>
+      <w:r>
+        <w:rPr>
+          <w:rFonts w:asciiTheme="minorHAnsi" w:hAnsiTheme="minorHAnsi" w:cstheme="minorHAnsi"/>
+          <w:vertAlign w:val="subscript"/>
+        </w:rPr>
+        <w:t>we</w:t>
       </w:r>
     </w:p>
     <w:p>
@@ -13758,6 +15033,9 @@
           <w:bCs/>
         </w:rPr>
       </w:pPr>
+      <w:r>
+        <w:t xml:space="preserve"> </w:t>
+      </w:r>
     </w:p>
     <w:p>
       <w:pPr>
@@ -14296,7 +15574,7 @@
               <w:rPr>
                 <w:rFonts w:ascii="Calibri" w:hAnsi="Calibri"/>
               </w:rPr>
-              <w:t>0,91</w:t>
+              <w:t>0,49</w:t>
             </w:r>
           </w:p>
         </w:tc>
@@ -14326,7 +15604,7 @@
               <w:rPr>
                 <w:rFonts w:ascii="Calibri" w:hAnsi="Calibri"/>
               </w:rPr>
-              <w:t>0,97</w:t>
+              <w:t>0,83</w:t>
             </w:r>
           </w:p>
         </w:tc>
@@ -14355,7 +15633,6 @@
         <w:rPr>
           <w:rFonts w:ascii="Calibri" w:hAnsi="Calibri"/>
         </w:rPr>
-        <w:lastRenderedPageBreak/>
         <w:t>Maksymalna amplituda nieobciętego sygnału:</w:t>
       </w:r>
     </w:p>
@@ -14434,13 +15711,7 @@
         <w:rPr>
           <w:rFonts w:ascii="Calibri" w:hAnsi="Calibri"/>
         </w:rPr>
-        <w:t>Rys. 3</w:t>
-      </w:r>
-      <w:r>
-        <w:rPr>
-          <w:rFonts w:ascii="Calibri" w:hAnsi="Calibri"/>
-        </w:rPr>
-        <w:t xml:space="preserve">.1 </w:t>
+        <w:t xml:space="preserve">Rys. 3.1 </w:t>
       </w:r>
       <w:r>
         <w:rPr>
@@ -14569,13 +15840,7 @@
         <w:rPr>
           <w:rFonts w:ascii="Calibri" w:hAnsi="Calibri"/>
         </w:rPr>
-        <w:t>Obliczymy</w:t>
-      </w:r>
-      <w:r>
-        <w:rPr>
-          <w:rFonts w:ascii="Calibri" w:hAnsi="Calibri"/>
-        </w:rPr>
-        <w:t xml:space="preserve"> przesu</w:t>
+        <w:t>Obliczymy przesu</w:t>
       </w:r>
       <w:r>
         <w:rPr>
@@ -14705,13 +15970,7 @@
             <w:rPr>
               <w:rFonts w:ascii="Cambria Math" w:hAnsi="Cambria Math" w:cstheme="minorHAnsi"/>
             </w:rPr>
-            <m:t>=</m:t>
-          </m:r>
-          <m:r>
-            <w:rPr>
-              <w:rFonts w:ascii="Cambria Math" w:hAnsi="Cambria Math" w:cstheme="minorHAnsi"/>
-            </w:rPr>
-            <m:t>β∙</m:t>
+            <m:t>=β∙</m:t>
           </m:r>
           <m:f>
             <m:fPr>
@@ -14786,13 +16045,7 @@
                     <w:rPr>
                       <w:rFonts w:ascii="Cambria Math" w:hAnsi="Cambria Math" w:cstheme="minorHAnsi"/>
                     </w:rPr>
-                    <m:t>B</m:t>
-                  </m:r>
-                  <m:r>
-                    <w:rPr>
-                      <w:rFonts w:ascii="Cambria Math" w:hAnsi="Cambria Math" w:cstheme="minorHAnsi"/>
-                    </w:rPr>
-                    <m:t>E</m:t>
+                    <m:t>BE</m:t>
                   </m:r>
                 </m:sub>
               </m:sSub>
@@ -14903,13 +16156,7 @@
             <w:rPr>
               <w:rFonts w:ascii="Cambria Math" w:hAnsi="Cambria Math" w:cstheme="minorHAnsi"/>
             </w:rPr>
-            <m:t>=</m:t>
-          </m:r>
-          <m:r>
-            <w:rPr>
-              <w:rFonts w:ascii="Cambria Math" w:hAnsi="Cambria Math" w:cstheme="minorHAnsi"/>
-            </w:rPr>
-            <m:t>132,41</m:t>
+            <m:t>=132,41</m:t>
           </m:r>
           <m:f>
             <m:fPr>
@@ -14983,13 +16230,7 @@
                 <w:rPr>
                   <w:rFonts w:ascii="Cambria Math" w:hAnsi="Cambria Math" w:cstheme="minorHAnsi"/>
                 </w:rPr>
-                <m:t xml:space="preserve">- </m:t>
-              </m:r>
-              <m:r>
-                <w:rPr>
-                  <w:rFonts w:ascii="Cambria Math" w:hAnsi="Cambria Math" w:cstheme="minorHAnsi"/>
-                </w:rPr>
-                <m:t>0,70 V</m:t>
+                <m:t>- 0,70 V</m:t>
               </m:r>
             </m:num>
             <m:den>
@@ -14997,19 +16238,7 @@
                 <w:rPr>
                   <w:rFonts w:ascii="Cambria Math" w:hAnsi="Cambria Math" w:cstheme="minorHAnsi"/>
                 </w:rPr>
-                <m:t>390,00 kΩ</m:t>
-              </m:r>
-              <m:r>
-                <w:rPr>
-                  <w:rFonts w:ascii="Cambria Math" w:hAnsi="Cambria Math" w:cstheme="minorHAnsi"/>
-                </w:rPr>
-                <m:t>+</m:t>
-              </m:r>
-              <m:r>
-                <w:rPr>
-                  <w:rFonts w:ascii="Cambria Math" w:hAnsi="Cambria Math" w:cstheme="minorHAnsi"/>
-                </w:rPr>
-                <m:t>132,41</m:t>
+                <m:t>390,00 kΩ+132,41</m:t>
               </m:r>
               <m:f>
                 <m:fPr>
@@ -15041,13 +16270,7 @@
                 <w:rPr>
                   <w:rFonts w:ascii="Cambria Math" w:hAnsi="Cambria Math" w:cstheme="minorHAnsi"/>
                 </w:rPr>
-                <m:t xml:space="preserve">∙ </m:t>
-              </m:r>
-              <m:r>
-                <w:rPr>
-                  <w:rFonts w:ascii="Cambria Math" w:hAnsi="Cambria Math" w:cstheme="minorHAnsi"/>
-                </w:rPr>
-                <m:t>1,30 kΩ</m:t>
+                <m:t>∙ 1,30 kΩ</m:t>
               </m:r>
             </m:den>
           </m:f>
@@ -15055,25 +16278,7 @@
             <w:rPr>
               <w:rFonts w:ascii="Cambria Math" w:hAnsi="Cambria Math" w:cstheme="minorHAnsi"/>
             </w:rPr>
-            <m:t>=</m:t>
-          </m:r>
-          <m:r>
-            <w:rPr>
-              <w:rFonts w:ascii="Cambria Math" w:hAnsi="Cambria Math" w:cstheme="minorHAnsi"/>
-            </w:rPr>
-            <m:t>1,95</m:t>
-          </m:r>
-          <m:r>
-            <w:rPr>
-              <w:rFonts w:ascii="Cambria Math" w:hAnsi="Cambria Math" w:cstheme="minorHAnsi"/>
-            </w:rPr>
-            <m:t xml:space="preserve"> </m:t>
-          </m:r>
-          <m:r>
-            <w:rPr>
-              <w:rFonts w:ascii="Cambria Math" w:hAnsi="Cambria Math" w:cstheme="minorHAnsi"/>
-            </w:rPr>
-            <m:t>mA</m:t>
+            <m:t>=1,95 mA</m:t>
           </m:r>
         </m:oMath>
       </m:oMathPara>
@@ -15225,37 +16430,7 @@
             <w:rPr>
               <w:rFonts w:ascii="Cambria Math" w:hAnsi="Cambria Math" w:cstheme="minorHAnsi"/>
             </w:rPr>
-            <m:t>=</m:t>
-          </m:r>
-          <m:r>
-            <w:rPr>
-              <w:rFonts w:ascii="Cambria Math" w:hAnsi="Cambria Math" w:cstheme="minorHAnsi"/>
-            </w:rPr>
-            <m:t>-9,00 V+1,30 kΩ∙</m:t>
-          </m:r>
-          <m:r>
-            <w:rPr>
-              <w:rFonts w:ascii="Cambria Math" w:hAnsi="Cambria Math" w:cstheme="minorHAnsi"/>
-            </w:rPr>
-            <m:t>1,95 mA</m:t>
-          </m:r>
-          <m:r>
-            <w:rPr>
-              <w:rFonts w:ascii="Cambria Math" w:hAnsi="Cambria Math" w:cstheme="minorHAnsi"/>
-            </w:rPr>
-            <m:t>=</m:t>
-          </m:r>
-          <m:r>
-            <w:rPr>
-              <w:rFonts w:ascii="Cambria Math" w:hAnsi="Cambria Math" w:cstheme="minorHAnsi"/>
-            </w:rPr>
-            <m:t>-6,46</m:t>
-          </m:r>
-          <m:r>
-            <w:rPr>
-              <w:rFonts w:ascii="Cambria Math" w:hAnsi="Cambria Math" w:cstheme="minorHAnsi"/>
-            </w:rPr>
-            <m:t xml:space="preserve"> V</m:t>
+            <m:t>=-9,00 V+1,30 kΩ∙1,95 mA=-6,46 V</m:t>
           </m:r>
         </m:oMath>
       </m:oMathPara>
@@ -15464,49 +16639,7 @@
             <w:rPr>
               <w:rFonts w:ascii="Cambria Math" w:hAnsi="Cambria Math"/>
             </w:rPr>
-            <m:t xml:space="preserve"> = 1,95</m:t>
-          </m:r>
-          <m:r>
-            <w:rPr>
-              <w:rFonts w:ascii="Cambria Math" w:hAnsi="Cambria Math"/>
-            </w:rPr>
-            <m:t xml:space="preserve"> mA</m:t>
-          </m:r>
-          <m:r>
-            <w:rPr>
-              <w:rFonts w:ascii="Cambria Math" w:hAnsi="Cambria Math"/>
-            </w:rPr>
-            <m:t xml:space="preserve"> ∙ 173,33</m:t>
-          </m:r>
-          <m:r>
-            <w:rPr>
-              <w:rFonts w:ascii="Cambria Math" w:hAnsi="Cambria Math"/>
-            </w:rPr>
-            <m:t xml:space="preserve"> Ω</m:t>
-          </m:r>
-          <m:r>
-            <w:rPr>
-              <w:rFonts w:ascii="Cambria Math" w:hAnsi="Cambria Math"/>
-            </w:rPr>
-            <m:t xml:space="preserve"> = 337,99</m:t>
-          </m:r>
-          <m:r>
-            <w:rPr>
-              <w:rFonts w:ascii="Cambria Math" w:hAnsi="Cambria Math"/>
-            </w:rPr>
-            <m:t xml:space="preserve"> </m:t>
-          </m:r>
-          <m:r>
-            <w:rPr>
-              <w:rFonts w:ascii="Cambria Math" w:hAnsi="Cambria Math"/>
-            </w:rPr>
-            <m:t>m</m:t>
-          </m:r>
-          <m:r>
-            <w:rPr>
-              <w:rFonts w:ascii="Cambria Math" w:hAnsi="Cambria Math"/>
-            </w:rPr>
-            <m:t>V</m:t>
+            <m:t xml:space="preserve"> = 1,95 mA ∙ 173,33 Ω = 337,99 mV</m:t>
           </m:r>
         </m:oMath>
       </m:oMathPara>
@@ -15547,24 +16680,851 @@
         <w:pStyle w:val="Standard"/>
         <w:rPr>
           <w:rFonts w:ascii="Calibri" w:hAnsi="Calibri"/>
+          <w:bCs/>
+        </w:rPr>
+      </w:pPr>
+      <w:r>
+        <w:rPr>
+          <w:rFonts w:ascii="Calibri" w:hAnsi="Calibri"/>
+          <w:bCs/>
+        </w:rPr>
+        <w:t>Zwiększenie rezystancji R</w:t>
+      </w:r>
+      <w:r>
+        <w:rPr>
+          <w:rFonts w:ascii="Calibri" w:hAnsi="Calibri"/>
+          <w:bCs/>
+          <w:vertAlign w:val="subscript"/>
+        </w:rPr>
+        <w:t>2</w:t>
+      </w:r>
+      <w:bookmarkStart w:id="0" w:name="_GoBack"/>
+      <w:bookmarkEnd w:id="0"/>
+      <w:r>
+        <w:rPr>
+          <w:rFonts w:ascii="Calibri" w:hAnsi="Calibri"/>
+          <w:bCs/>
+        </w:rPr>
+        <w:t xml:space="preserve"> </w:t>
+      </w:r>
+      <w:r>
+        <w:rPr>
+          <w:rFonts w:ascii="Calibri" w:hAnsi="Calibri"/>
+          <w:bCs/>
+        </w:rPr>
+        <w:t xml:space="preserve">spowodowało wzrost rezystancji wejściowej wtórnika, co zmniejszyło wpływ dzielnika napięcia utworzonego przez </w:t>
+      </w:r>
+    </w:p>
+    <w:p>
+      <w:pPr>
+        <w:pStyle w:val="Standard"/>
+        <w:rPr>
+          <w:rFonts w:ascii="Calibri" w:hAnsi="Calibri"/>
+          <w:bCs/>
+        </w:rPr>
+      </w:pPr>
+      <w:r>
+        <w:rPr>
+          <w:rFonts w:ascii="Calibri" w:hAnsi="Calibri"/>
+          <w:bCs/>
+        </w:rPr>
+        <w:t>R</w:t>
+      </w:r>
+    </w:p>
+    <w:p>
+      <w:pPr>
+        <w:pStyle w:val="Standard"/>
+        <w:rPr>
+          <w:rFonts w:ascii="Calibri" w:hAnsi="Calibri"/>
+          <w:bCs/>
+        </w:rPr>
+      </w:pPr>
+      <w:r>
+        <w:rPr>
+          <w:rFonts w:ascii="Calibri" w:hAnsi="Calibri"/>
+          <w:bCs/>
+        </w:rPr>
+        <w:t>G</w:t>
+      </w:r>
+    </w:p>
+    <w:p>
+      <w:pPr>
+        <w:pStyle w:val="Standard"/>
+        <w:rPr>
+          <w:rFonts w:ascii="Calibri" w:hAnsi="Calibri"/>
+          <w:bCs/>
+        </w:rPr>
+      </w:pPr>
+      <w:r>
+        <w:rPr>
+          <w:rFonts w:ascii="Calibri" w:hAnsi="Calibri"/>
+          <w:bCs/>
+        </w:rPr>
+        <w:t xml:space="preserve">R </w:t>
+      </w:r>
+    </w:p>
+    <w:p>
+      <w:pPr>
+        <w:pStyle w:val="Standard"/>
+        <w:rPr>
+          <w:rFonts w:ascii="Calibri" w:hAnsi="Calibri"/>
+          <w:bCs/>
+        </w:rPr>
+      </w:pPr>
+      <w:r>
+        <w:rPr>
+          <w:rFonts w:ascii="Calibri" w:hAnsi="Calibri"/>
+          <w:bCs/>
+        </w:rPr>
+        <w:t>G</w:t>
+      </w:r>
+    </w:p>
+    <w:p>
+      <w:pPr>
+        <w:pStyle w:val="Standard"/>
+        <w:rPr>
+          <w:rFonts w:ascii="Calibri" w:hAnsi="Calibri"/>
+          <w:bCs/>
+        </w:rPr>
+      </w:pPr>
+      <w:r>
+        <w:rPr>
+          <w:rFonts w:ascii="Calibri" w:hAnsi="Calibri"/>
+          <w:bCs/>
+        </w:rPr>
+        <w:t>​</w:t>
+      </w:r>
+    </w:p>
+    <w:p>
+      <w:pPr>
+        <w:pStyle w:val="Standard"/>
+        <w:rPr>
+          <w:rFonts w:ascii="Calibri" w:hAnsi="Calibri"/>
+          <w:bCs/>
+        </w:rPr>
+      </w:pPr>
+      <w:r>
+        <w:rPr>
+          <w:rFonts w:ascii="Calibri" w:hAnsi="Calibri"/>
+          <w:bCs/>
+        </w:rPr>
+        <w:t xml:space="preserve">  i </w:t>
+      </w:r>
+    </w:p>
+    <w:p>
+      <w:pPr>
+        <w:pStyle w:val="Standard"/>
+        <w:rPr>
+          <w:rFonts w:ascii="Calibri" w:hAnsi="Calibri"/>
+          <w:bCs/>
+        </w:rPr>
+      </w:pPr>
+      <w:r>
+        <w:rPr>
+          <w:rFonts w:ascii="Calibri" w:hAnsi="Calibri"/>
+          <w:bCs/>
+        </w:rPr>
+        <w:t>r</w:t>
+      </w:r>
+    </w:p>
+    <w:p>
+      <w:pPr>
+        <w:pStyle w:val="Standard"/>
+        <w:rPr>
+          <w:rFonts w:ascii="Calibri" w:hAnsi="Calibri"/>
+          <w:bCs/>
+        </w:rPr>
+      </w:pPr>
+      <w:r>
+        <w:rPr>
+          <w:rFonts w:ascii="Calibri" w:hAnsi="Calibri"/>
+          <w:bCs/>
+        </w:rPr>
+        <w:t>w</w:t>
+      </w:r>
+    </w:p>
+    <w:p>
+      <w:pPr>
+        <w:pStyle w:val="Standard"/>
+        <w:rPr>
+          <w:rFonts w:ascii="Calibri" w:hAnsi="Calibri"/>
+          <w:bCs/>
+        </w:rPr>
+      </w:pPr>
+      <w:r>
+        <w:rPr>
+          <w:rFonts w:ascii="Calibri" w:hAnsi="Calibri"/>
+          <w:bCs/>
+        </w:rPr>
+        <w:t>e</w:t>
+      </w:r>
+    </w:p>
+    <w:p>
+      <w:pPr>
+        <w:pStyle w:val="Standard"/>
+        <w:rPr>
+          <w:rFonts w:ascii="Calibri" w:hAnsi="Calibri"/>
+          <w:bCs/>
+        </w:rPr>
+      </w:pPr>
+      <w:r>
+        <w:rPr>
+          <w:rFonts w:ascii="Calibri" w:hAnsi="Calibri"/>
+          <w:bCs/>
+        </w:rPr>
+        <w:t xml:space="preserve">r </w:t>
+      </w:r>
+    </w:p>
+    <w:p>
+      <w:pPr>
+        <w:pStyle w:val="Standard"/>
+        <w:rPr>
+          <w:rFonts w:ascii="Calibri" w:hAnsi="Calibri"/>
+          <w:bCs/>
+        </w:rPr>
+      </w:pPr>
+      <w:r>
+        <w:rPr>
+          <w:rFonts w:ascii="Calibri" w:hAnsi="Calibri"/>
+          <w:bCs/>
+        </w:rPr>
+        <w:t>we</w:t>
+      </w:r>
+    </w:p>
+    <w:p>
+      <w:pPr>
+        <w:pStyle w:val="Standard"/>
+        <w:rPr>
+          <w:rFonts w:ascii="Calibri" w:hAnsi="Calibri"/>
+          <w:bCs/>
+        </w:rPr>
+      </w:pPr>
+      <w:r>
+        <w:rPr>
+          <w:rFonts w:ascii="Calibri" w:hAnsi="Calibri"/>
+          <w:bCs/>
+        </w:rPr>
+        <w:t>​</w:t>
+      </w:r>
+    </w:p>
+    <w:p>
+      <w:pPr>
+        <w:pStyle w:val="Standard"/>
+        <w:rPr>
+          <w:rFonts w:ascii="Calibri" w:hAnsi="Calibri"/>
+          <w:bCs/>
+        </w:rPr>
+      </w:pPr>
+      <w:r>
+        <w:rPr>
+          <w:rFonts w:ascii="Calibri" w:hAnsi="Calibri"/>
+          <w:bCs/>
+        </w:rPr>
+        <w:t xml:space="preserve"> . W rezultacie większa część napięcia generatora pojawiła się na wejściu tranzystora, co doprowadziło do zwiększenia skutecznego wzmocnienia napięciowego.</w:t>
+      </w:r>
+    </w:p>
+    <w:p>
+      <w:pPr>
+        <w:pStyle w:val="Standard"/>
+        <w:rPr>
+          <w:rFonts w:ascii="Calibri" w:hAnsi="Calibri"/>
+          <w:bCs/>
+        </w:rPr>
+      </w:pPr>
+    </w:p>
+    <w:p>
+      <w:pPr>
+        <w:pStyle w:val="Standard"/>
+        <w:rPr>
+          <w:rFonts w:ascii="Calibri" w:hAnsi="Calibri"/>
+          <w:bCs/>
+        </w:rPr>
+      </w:pPr>
+      <w:r>
+        <w:rPr>
+          <w:rFonts w:ascii="Calibri" w:hAnsi="Calibri"/>
+          <w:bCs/>
+        </w:rPr>
+        <w:t xml:space="preserve">Jednocześnie należy zauważyć, że dalsze zwiększanie </w:t>
+      </w:r>
+    </w:p>
+    <w:p>
+      <w:pPr>
+        <w:pStyle w:val="Standard"/>
+        <w:rPr>
+          <w:rFonts w:ascii="Calibri" w:hAnsi="Calibri"/>
+          <w:bCs/>
+        </w:rPr>
+      </w:pPr>
+      <w:r>
+        <w:rPr>
+          <w:rFonts w:ascii="Calibri" w:hAnsi="Calibri"/>
+          <w:bCs/>
+        </w:rPr>
+        <w:t>R</w:t>
+      </w:r>
+    </w:p>
+    <w:p>
+      <w:pPr>
+        <w:pStyle w:val="Standard"/>
+        <w:rPr>
+          <w:rFonts w:ascii="Calibri" w:hAnsi="Calibri"/>
+          <w:bCs/>
+        </w:rPr>
+      </w:pPr>
+      <w:r>
+        <w:rPr>
+          <w:rFonts w:ascii="Calibri" w:hAnsi="Calibri"/>
+          <w:bCs/>
+        </w:rPr>
+        <w:t>2</w:t>
+      </w:r>
+    </w:p>
+    <w:p>
+      <w:pPr>
+        <w:pStyle w:val="Standard"/>
+        <w:rPr>
+          <w:rFonts w:ascii="Calibri" w:hAnsi="Calibri"/>
+          <w:bCs/>
+        </w:rPr>
+      </w:pPr>
+      <w:r>
+        <w:rPr>
+          <w:rFonts w:ascii="Calibri" w:hAnsi="Calibri"/>
+          <w:bCs/>
+        </w:rPr>
+        <w:t xml:space="preserve">R </w:t>
+      </w:r>
+    </w:p>
+    <w:p>
+      <w:pPr>
+        <w:pStyle w:val="Standard"/>
+        <w:rPr>
+          <w:rFonts w:ascii="Calibri" w:hAnsi="Calibri"/>
+          <w:bCs/>
+        </w:rPr>
+      </w:pPr>
+      <w:r>
+        <w:rPr>
+          <w:rFonts w:ascii="Calibri" w:hAnsi="Calibri"/>
+          <w:bCs/>
+        </w:rPr>
+        <w:t>2</w:t>
+      </w:r>
+    </w:p>
+    <w:p>
+      <w:pPr>
+        <w:pStyle w:val="Standard"/>
+        <w:rPr>
+          <w:rFonts w:ascii="Calibri" w:hAnsi="Calibri"/>
+          <w:bCs/>
+        </w:rPr>
+      </w:pPr>
+      <w:r>
+        <w:rPr>
+          <w:rFonts w:ascii="Calibri" w:hAnsi="Calibri"/>
+          <w:bCs/>
+        </w:rPr>
+        <w:t>​</w:t>
+      </w:r>
+    </w:p>
+    <w:p>
+      <w:pPr>
+        <w:pStyle w:val="Standard"/>
+        <w:rPr>
+          <w:rFonts w:ascii="Calibri" w:hAnsi="Calibri"/>
+          <w:bCs/>
+        </w:rPr>
+      </w:pPr>
+      <w:r>
+        <w:rPr>
+          <w:rFonts w:ascii="Calibri" w:hAnsi="Calibri"/>
+          <w:bCs/>
+        </w:rPr>
+        <w:t xml:space="preserve">  nie będzie prowadziło do nieograniczonego wzrostu </w:t>
+      </w:r>
+    </w:p>
+    <w:p>
+      <w:pPr>
+        <w:pStyle w:val="Standard"/>
+        <w:rPr>
+          <w:rFonts w:ascii="Calibri" w:hAnsi="Calibri"/>
+          <w:bCs/>
+        </w:rPr>
+      </w:pPr>
+      <w:r>
+        <w:rPr>
+          <w:rFonts w:ascii="Calibri" w:hAnsi="Calibri"/>
+          <w:bCs/>
+        </w:rPr>
+        <w:t>r</w:t>
+      </w:r>
+    </w:p>
+    <w:p>
+      <w:pPr>
+        <w:pStyle w:val="Standard"/>
+        <w:rPr>
+          <w:rFonts w:ascii="Calibri" w:hAnsi="Calibri"/>
+          <w:bCs/>
+        </w:rPr>
+      </w:pPr>
+      <w:r>
+        <w:rPr>
+          <w:rFonts w:ascii="Calibri" w:hAnsi="Calibri"/>
+          <w:bCs/>
+        </w:rPr>
+        <w:t>w</w:t>
+      </w:r>
+    </w:p>
+    <w:p>
+      <w:pPr>
+        <w:pStyle w:val="Standard"/>
+        <w:rPr>
+          <w:rFonts w:ascii="Calibri" w:hAnsi="Calibri"/>
+          <w:bCs/>
+        </w:rPr>
+      </w:pPr>
+      <w:r>
+        <w:rPr>
+          <w:rFonts w:ascii="Calibri" w:hAnsi="Calibri"/>
+          <w:bCs/>
+        </w:rPr>
+        <w:t>e</w:t>
+      </w:r>
+    </w:p>
+    <w:p>
+      <w:pPr>
+        <w:pStyle w:val="Standard"/>
+        <w:rPr>
+          <w:rFonts w:ascii="Calibri" w:hAnsi="Calibri"/>
+          <w:bCs/>
+        </w:rPr>
+      </w:pPr>
+      <w:r>
+        <w:rPr>
+          <w:rFonts w:ascii="Calibri" w:hAnsi="Calibri"/>
+          <w:bCs/>
+        </w:rPr>
+        <w:t xml:space="preserve">r </w:t>
+      </w:r>
+    </w:p>
+    <w:p>
+      <w:pPr>
+        <w:pStyle w:val="Standard"/>
+        <w:rPr>
+          <w:rFonts w:ascii="Calibri" w:hAnsi="Calibri"/>
+          <w:bCs/>
+        </w:rPr>
+      </w:pPr>
+      <w:r>
+        <w:rPr>
+          <w:rFonts w:ascii="Calibri" w:hAnsi="Calibri"/>
+          <w:bCs/>
+        </w:rPr>
+        <w:t>we</w:t>
+      </w:r>
+    </w:p>
+    <w:p>
+      <w:pPr>
+        <w:pStyle w:val="Standard"/>
+        <w:rPr>
+          <w:rFonts w:ascii="Calibri" w:hAnsi="Calibri"/>
+          <w:bCs/>
+        </w:rPr>
+      </w:pPr>
+      <w:r>
+        <w:rPr>
+          <w:rFonts w:ascii="Calibri" w:hAnsi="Calibri"/>
+          <w:bCs/>
+        </w:rPr>
+        <w:t>​</w:t>
+      </w:r>
+    </w:p>
+    <w:p>
+      <w:pPr>
+        <w:pStyle w:val="Standard"/>
+        <w:rPr>
+          <w:rFonts w:ascii="Calibri" w:hAnsi="Calibri"/>
+          <w:bCs/>
+        </w:rPr>
+      </w:pPr>
+      <w:r>
+        <w:rPr>
+          <w:rFonts w:ascii="Calibri" w:hAnsi="Calibri"/>
+          <w:bCs/>
+        </w:rPr>
+        <w:t xml:space="preserve"> , ponieważ jego wartość jest ograniczona przez rezystancję wejściową samego tranzystora </w:t>
+      </w:r>
+    </w:p>
+    <w:p>
+      <w:pPr>
+        <w:pStyle w:val="Standard"/>
+        <w:rPr>
+          <w:rFonts w:ascii="Calibri" w:hAnsi="Calibri"/>
+          <w:bCs/>
+        </w:rPr>
+      </w:pPr>
+      <w:r>
+        <w:rPr>
+          <w:rFonts w:ascii="Calibri" w:hAnsi="Calibri"/>
+          <w:bCs/>
+        </w:rPr>
+        <w:t>(</w:t>
+      </w:r>
+    </w:p>
+    <w:p>
+      <w:pPr>
+        <w:pStyle w:val="Standard"/>
+        <w:rPr>
+          <w:rFonts w:ascii="Calibri" w:hAnsi="Calibri"/>
+          <w:bCs/>
+        </w:rPr>
+      </w:pPr>
+      <w:r>
+        <w:rPr>
+          <w:rFonts w:ascii="Calibri" w:hAnsi="Calibri"/>
+          <w:bCs/>
+        </w:rPr>
+        <w:t>β</w:t>
+      </w:r>
+    </w:p>
+    <w:p>
+      <w:pPr>
+        <w:pStyle w:val="Standard"/>
+        <w:rPr>
+          <w:rFonts w:ascii="Calibri" w:hAnsi="Calibri"/>
+          <w:bCs/>
+        </w:rPr>
+      </w:pPr>
+      <w:r>
+        <w:rPr>
+          <w:rFonts w:ascii="Calibri" w:hAnsi="Calibri"/>
+          <w:bCs/>
+        </w:rPr>
+        <w:t>+</w:t>
+      </w:r>
+    </w:p>
+    <w:p>
+      <w:pPr>
+        <w:pStyle w:val="Standard"/>
+        <w:rPr>
+          <w:rFonts w:ascii="Calibri" w:hAnsi="Calibri"/>
+          <w:bCs/>
+        </w:rPr>
+      </w:pPr>
+      <w:r>
+        <w:rPr>
+          <w:rFonts w:ascii="Calibri" w:hAnsi="Calibri"/>
+          <w:bCs/>
+        </w:rPr>
+        <w:t>1</w:t>
+      </w:r>
+    </w:p>
+    <w:p>
+      <w:pPr>
+        <w:pStyle w:val="Standard"/>
+        <w:rPr>
+          <w:rFonts w:ascii="Calibri" w:hAnsi="Calibri"/>
+          <w:bCs/>
+        </w:rPr>
+      </w:pPr>
+      <w:r>
+        <w:rPr>
+          <w:rFonts w:ascii="Calibri" w:hAnsi="Calibri"/>
+          <w:bCs/>
+        </w:rPr>
+        <w:t>)</w:t>
+      </w:r>
+    </w:p>
+    <w:p>
+      <w:pPr>
+        <w:pStyle w:val="Standard"/>
+        <w:rPr>
+          <w:rFonts w:ascii="Calibri" w:hAnsi="Calibri"/>
+          <w:bCs/>
+        </w:rPr>
+      </w:pPr>
+      <w:r>
+        <w:rPr>
+          <w:rFonts w:ascii="Calibri" w:hAnsi="Calibri"/>
+          <w:bCs/>
+        </w:rPr>
+        <w:t>(</w:t>
+      </w:r>
+    </w:p>
+    <w:p>
+      <w:pPr>
+        <w:pStyle w:val="Standard"/>
+        <w:rPr>
+          <w:rFonts w:ascii="Calibri" w:hAnsi="Calibri"/>
+          <w:bCs/>
+        </w:rPr>
+      </w:pPr>
+      <w:r>
+        <w:rPr>
+          <w:rFonts w:ascii="Calibri" w:hAnsi="Calibri"/>
+          <w:bCs/>
+        </w:rPr>
+        <w:t>r</w:t>
+      </w:r>
+    </w:p>
+    <w:p>
+      <w:pPr>
+        <w:pStyle w:val="Standard"/>
+        <w:rPr>
+          <w:rFonts w:ascii="Calibri" w:hAnsi="Calibri"/>
+          <w:bCs/>
+        </w:rPr>
+      </w:pPr>
+      <w:r>
+        <w:rPr>
+          <w:rFonts w:ascii="Calibri" w:hAnsi="Calibri"/>
+          <w:bCs/>
+        </w:rPr>
+        <w:t>e</w:t>
+      </w:r>
+    </w:p>
+    <w:p>
+      <w:pPr>
+        <w:pStyle w:val="Standard"/>
+        <w:rPr>
+          <w:rFonts w:ascii="Calibri" w:hAnsi="Calibri"/>
+          <w:bCs/>
+        </w:rPr>
+      </w:pPr>
+      <w:r>
+        <w:rPr>
+          <w:rFonts w:ascii="Calibri" w:hAnsi="Calibri"/>
+          <w:bCs/>
+        </w:rPr>
+        <w:t>b</w:t>
+      </w:r>
+    </w:p>
+    <w:p>
+      <w:pPr>
+        <w:pStyle w:val="Standard"/>
+        <w:rPr>
+          <w:rFonts w:ascii="Calibri" w:hAnsi="Calibri"/>
+          <w:bCs/>
+        </w:rPr>
+      </w:pPr>
+      <w:r>
+        <w:rPr>
+          <w:rFonts w:ascii="Calibri" w:hAnsi="Calibri"/>
+          <w:bCs/>
+        </w:rPr>
+        <w:t>′</w:t>
+      </w:r>
+    </w:p>
+    <w:p>
+      <w:pPr>
+        <w:pStyle w:val="Standard"/>
+        <w:rPr>
+          <w:rFonts w:ascii="Calibri" w:hAnsi="Calibri"/>
+          <w:bCs/>
+        </w:rPr>
+      </w:pPr>
+      <w:r>
+        <w:rPr>
+          <w:rFonts w:ascii="Calibri" w:hAnsi="Calibri"/>
+          <w:bCs/>
+        </w:rPr>
+        <w:t>+</w:t>
+      </w:r>
+    </w:p>
+    <w:p>
+      <w:pPr>
+        <w:pStyle w:val="Standard"/>
+        <w:rPr>
+          <w:rFonts w:ascii="Calibri" w:hAnsi="Calibri"/>
+          <w:bCs/>
+        </w:rPr>
+      </w:pPr>
+      <w:r>
+        <w:rPr>
+          <w:rFonts w:ascii="Calibri" w:hAnsi="Calibri"/>
+          <w:bCs/>
+        </w:rPr>
+        <w:t>R</w:t>
+      </w:r>
+    </w:p>
+    <w:p>
+      <w:pPr>
+        <w:pStyle w:val="Standard"/>
+        <w:rPr>
+          <w:rFonts w:ascii="Calibri" w:hAnsi="Calibri"/>
+          <w:bCs/>
+        </w:rPr>
+      </w:pPr>
+      <w:r>
+        <w:rPr>
+          <w:rFonts w:ascii="Calibri" w:hAnsi="Calibri"/>
+          <w:bCs/>
+        </w:rPr>
+        <w:t>E</w:t>
+      </w:r>
+    </w:p>
+    <w:p>
+      <w:pPr>
+        <w:pStyle w:val="Standard"/>
+        <w:rPr>
+          <w:rFonts w:ascii="Calibri" w:hAnsi="Calibri"/>
+          <w:bCs/>
+        </w:rPr>
+      </w:pPr>
+      <w:r>
+        <w:rPr>
+          <w:rFonts w:ascii="Calibri" w:hAnsi="Calibri"/>
+          <w:bCs/>
+        </w:rPr>
+        <w:t>)</w:t>
+      </w:r>
+    </w:p>
+    <w:p>
+      <w:pPr>
+        <w:pStyle w:val="Standard"/>
+        <w:rPr>
+          <w:rFonts w:ascii="Calibri" w:hAnsi="Calibri"/>
+          <w:bCs/>
+        </w:rPr>
+      </w:pPr>
+      <w:r>
+        <w:rPr>
+          <w:rFonts w:ascii="Calibri" w:hAnsi="Calibri"/>
+          <w:bCs/>
+        </w:rPr>
+        <w:t xml:space="preserve">(β+1)(r </w:t>
+      </w:r>
+    </w:p>
+    <w:p>
+      <w:pPr>
+        <w:pStyle w:val="Standard"/>
+        <w:rPr>
+          <w:rFonts w:ascii="Calibri" w:hAnsi="Calibri"/>
+          <w:bCs/>
+        </w:rPr>
+      </w:pPr>
+      <w:r>
+        <w:rPr>
+          <w:rFonts w:ascii="Calibri" w:hAnsi="Calibri"/>
+          <w:bCs/>
+        </w:rPr>
+        <w:lastRenderedPageBreak/>
+        <w:t>eb</w:t>
+      </w:r>
+    </w:p>
+    <w:p>
+      <w:pPr>
+        <w:pStyle w:val="Standard"/>
+        <w:rPr>
+          <w:rFonts w:ascii="Calibri" w:hAnsi="Calibri"/>
+          <w:bCs/>
+        </w:rPr>
+      </w:pPr>
+      <w:r>
+        <w:rPr>
+          <w:rFonts w:ascii="Calibri" w:hAnsi="Calibri"/>
+          <w:bCs/>
+        </w:rPr>
+        <w:t>′</w:t>
+      </w:r>
+    </w:p>
+    <w:p>
+      <w:pPr>
+        <w:pStyle w:val="Standard"/>
+        <w:rPr>
+          <w:rFonts w:ascii="Calibri" w:hAnsi="Calibri"/>
+          <w:bCs/>
+        </w:rPr>
+      </w:pPr>
+      <w:r>
+        <w:rPr>
+          <w:rFonts w:ascii="Calibri" w:hAnsi="Calibri"/>
+          <w:bCs/>
+        </w:rPr>
+        <w:t>​</w:t>
+      </w:r>
+    </w:p>
+    <w:p>
+      <w:pPr>
+        <w:pStyle w:val="Standard"/>
+        <w:rPr>
+          <w:rFonts w:ascii="Calibri" w:hAnsi="Calibri"/>
+          <w:bCs/>
+        </w:rPr>
+      </w:pPr>
+      <w:r>
+        <w:rPr>
+          <w:rFonts w:ascii="Calibri" w:hAnsi="Calibri"/>
+          <w:bCs/>
+        </w:rPr>
+        <w:t xml:space="preserve"> +R </w:t>
+      </w:r>
+    </w:p>
+    <w:p>
+      <w:pPr>
+        <w:pStyle w:val="Standard"/>
+        <w:rPr>
+          <w:rFonts w:ascii="Calibri" w:hAnsi="Calibri"/>
+          <w:bCs/>
+        </w:rPr>
+      </w:pPr>
+      <w:r>
+        <w:rPr>
+          <w:rFonts w:ascii="Calibri" w:hAnsi="Calibri"/>
+          <w:bCs/>
+        </w:rPr>
+        <w:t>E</w:t>
+      </w:r>
+    </w:p>
+    <w:p>
+      <w:pPr>
+        <w:pStyle w:val="Standard"/>
+        <w:rPr>
+          <w:rFonts w:ascii="Calibri" w:hAnsi="Calibri"/>
+          <w:bCs/>
+        </w:rPr>
+      </w:pPr>
+      <w:r>
+        <w:rPr>
+          <w:rFonts w:ascii="Calibri" w:hAnsi="Calibri"/>
+          <w:bCs/>
+        </w:rPr>
+        <w:t>​</w:t>
+      </w:r>
+    </w:p>
+    <w:p>
+      <w:pPr>
+        <w:pStyle w:val="Standard"/>
+        <w:rPr>
+          <w:rFonts w:ascii="Calibri" w:hAnsi="Calibri"/>
           <w:b/>
           <w:bCs/>
           <w:sz w:val="28"/>
           <w:szCs w:val="28"/>
         </w:rPr>
       </w:pPr>
-    </w:p>
-    <w:p>
-      <w:pPr>
-        <w:pStyle w:val="Standard"/>
-        <w:rPr>
-          <w:rFonts w:ascii="Calibri" w:hAnsi="Calibri"/>
-          <w:b/>
+      <w:r>
+        <w:rPr>
+          <w:rFonts w:ascii="Calibri" w:hAnsi="Calibri"/>
           <w:bCs/>
-          <w:sz w:val="28"/>
-          <w:szCs w:val="28"/>
-        </w:rPr>
-      </w:pPr>
+        </w:rPr>
+        <w:t xml:space="preserve"> ). Oznacza to, że poprawa parametrów układu ma charakter ograniczony.</w:t>
+      </w:r>
+      <w:r>
+        <w:rPr>
+          <w:rFonts w:ascii="Calibri" w:hAnsi="Calibri"/>
+          <w:bCs/>
+        </w:rPr>
+        <w:t xml:space="preserve"> </w:t>
+      </w:r>
+      <w:r>
+        <w:rPr>
+          <w:rFonts w:ascii="Calibri" w:hAnsi="Calibri"/>
+          <w:bCs/>
+        </w:rPr>
+        <w:t>Dodatkowo zaobserwowano pogorszenie dynamiki wtórnika, czyli zmniejszenie maksymalnej amplitudy nieobciętego sygnału wyjściowego. Oznacza to, że tranzystor szybciej wchodzi w odcięcie, co ogranicza zakres liniowej pracy.</w:t>
+      </w:r>
     </w:p>
     <w:p>
       <w:pPr>
@@ -15609,8 +17569,6 @@
           <w:color w:val="000000"/>
         </w:rPr>
       </w:pPr>
-      <w:bookmarkStart w:id="0" w:name="_GoBack"/>
-      <w:bookmarkEnd w:id="0"/>
     </w:p>
     <w:p>
       <w:pPr>
@@ -15657,7 +17615,6 @@
           <w:noProof/>
           <w:lang w:val="ru-RU" w:eastAsia="ru-RU" w:bidi="ar-SA"/>
         </w:rPr>
-        <w:lastRenderedPageBreak/>
         <w:drawing>
           <wp:anchor distT="0" distB="0" distL="114300" distR="114300" simplePos="0" relativeHeight="10" behindDoc="0" locked="0" layoutInCell="1" allowOverlap="1">
             <wp:simplePos x="0" y="0"/>
@@ -15725,6 +17682,7 @@
           <w:noProof/>
           <w:lang w:val="ru-RU" w:eastAsia="ru-RU" w:bidi="ar-SA"/>
         </w:rPr>
+        <w:lastRenderedPageBreak/>
         <w:drawing>
           <wp:anchor distT="0" distB="0" distL="114300" distR="114300" simplePos="0" relativeHeight="8" behindDoc="0" locked="0" layoutInCell="1" allowOverlap="1">
             <wp:simplePos x="0" y="0"/>
@@ -15929,7 +17887,6 @@
         <w:rPr>
           <w:rFonts w:ascii="Calibri" w:hAnsi="Calibri"/>
         </w:rPr>
-        <w:lastRenderedPageBreak/>
         <w:t xml:space="preserve">Do obciążania wtórnika została użyta pojemność </w:t>
       </w:r>
       <w:r>
@@ -15962,6 +17919,7 @@
           <w:noProof/>
           <w:lang w:val="ru-RU" w:eastAsia="ru-RU" w:bidi="ar-SA"/>
         </w:rPr>
+        <w:lastRenderedPageBreak/>
         <w:drawing>
           <wp:anchor distT="0" distB="0" distL="114300" distR="114300" simplePos="0" relativeHeight="11" behindDoc="0" locked="0" layoutInCell="1" allowOverlap="1">
             <wp:simplePos x="0" y="0"/>
@@ -16183,6 +18141,7 @@
           <w:sz w:val="28"/>
           <w:szCs w:val="28"/>
         </w:rPr>
+        <w:lastRenderedPageBreak/>
         <w:t>5.</w:t>
       </w:r>
       <w:r>
@@ -16980,6 +18939,7 @@
           <w:sz w:val="28"/>
           <w:szCs w:val="28"/>
         </w:rPr>
+        <w:lastRenderedPageBreak/>
         <w:t>7.</w:t>
       </w:r>
       <w:r>

--- a/Lab3/LELA1_LAB3_Rah_Sal.docx
+++ b/Lab3/LELA1_LAB3_Rah_Sal.docx
@@ -16,7 +16,7 @@
           <w:lang w:val="ru-RU" w:eastAsia="ru-RU" w:bidi="ar-SA"/>
         </w:rPr>
         <w:drawing>
-          <wp:anchor distT="0" distB="0" distL="114300" distR="114300" simplePos="0" relativeHeight="251658240" behindDoc="0" locked="0" layoutInCell="1" allowOverlap="1">
+          <wp:anchor distT="0" distB="0" distL="114300" distR="114300" simplePos="0" relativeHeight="251658240" behindDoc="0" locked="0" layoutInCell="1" allowOverlap="1" wp14:anchorId="141A58D1" wp14:editId="51CE0B7D">
             <wp:simplePos x="0" y="0"/>
             <wp:positionH relativeFrom="column">
               <wp:posOffset>13320</wp:posOffset>
@@ -564,7 +564,21 @@
                 <w:rFonts w:ascii="Calibri" w:hAnsi="Calibri" w:cs="Arial"/>
                 <w:b/>
               </w:rPr>
-              <w:t>Kataryna Opalska</w:t>
+              <w:t>Katar</w:t>
+            </w:r>
+            <w:r>
+              <w:rPr>
+                <w:rFonts w:ascii="Calibri" w:hAnsi="Calibri" w:cs="Arial"/>
+                <w:b/>
+              </w:rPr>
+              <w:t>z</w:t>
+            </w:r>
+            <w:r>
+              <w:rPr>
+                <w:rFonts w:ascii="Calibri" w:hAnsi="Calibri" w:cs="Arial"/>
+                <w:b/>
+              </w:rPr>
+              <w:t>yna Opalska</w:t>
             </w:r>
           </w:p>
         </w:tc>
@@ -1640,7 +1654,7 @@
           <w:lang w:val="ru-RU" w:eastAsia="ru-RU" w:bidi="ar-SA"/>
         </w:rPr>
         <w:drawing>
-          <wp:inline distT="0" distB="0" distL="0" distR="0" wp14:anchorId="641738E7" wp14:editId="06F59F1B">
+          <wp:inline distT="0" distB="0" distL="0" distR="0" wp14:anchorId="689B91C6" wp14:editId="33345131">
             <wp:extent cx="2934109" cy="1914792"/>
             <wp:effectExtent l="0" t="0" r="0" b="9525"/>
             <wp:docPr id="23" name="Рисунок 23"/>
@@ -2163,7 +2177,19 @@
             <w:rPr>
               <w:rFonts w:ascii="Cambria Math" w:hAnsi="Cambria Math" w:cstheme="minorHAnsi"/>
             </w:rPr>
-            <m:t> =0 V- 1,52 V=-1,52 V</m:t>
+            <m:t> =0</m:t>
+          </m:r>
+          <m:r>
+            <w:rPr>
+              <w:rFonts w:ascii="Cambria Math" w:hAnsi="Cambria Math" w:cstheme="minorHAnsi"/>
+            </w:rPr>
+            <m:t>,00</m:t>
+          </m:r>
+          <m:r>
+            <w:rPr>
+              <w:rFonts w:ascii="Cambria Math" w:hAnsi="Cambria Math" w:cstheme="minorHAnsi"/>
+            </w:rPr>
+            <m:t xml:space="preserve"> V- 1,52 V=-1,52 V</m:t>
           </m:r>
         </m:oMath>
       </m:oMathPara>
@@ -4932,7 +4958,7 @@
           <w:lang w:val="ru-RU" w:eastAsia="ru-RU" w:bidi="ar-SA"/>
         </w:rPr>
         <w:drawing>
-          <wp:inline distT="0" distB="0" distL="0" distR="0">
+          <wp:inline distT="0" distB="0" distL="0" distR="0" wp14:anchorId="791B8CBB" wp14:editId="30F2CA29">
             <wp:extent cx="4086225" cy="2394287"/>
             <wp:effectExtent l="0" t="0" r="0" b="6350"/>
             <wp:docPr id="2" name="Obraz2"/>
@@ -8125,14 +8151,7 @@
                   <w:rFonts w:ascii="Cambria Math" w:hAnsi="Cambria Math"/>
                   <w:vertAlign w:val="subscript"/>
                 </w:rPr>
-                <m:t>uo</m:t>
-              </m:r>
-              <m:r>
-                <w:rPr>
-                  <w:rFonts w:ascii="Cambria Math" w:hAnsi="Cambria Math"/>
-                  <w:vertAlign w:val="subscript"/>
-                </w:rPr>
-                <m:t>BJT</m:t>
+                <m:t>uoBJT</m:t>
               </m:r>
             </m:sub>
           </m:sSub>
@@ -8316,13 +8335,7 @@
                 <w:rPr>
                   <w:rFonts w:ascii="Cambria Math" w:hAnsi="Cambria Math"/>
                 </w:rPr>
-                <m:t>4,84Ω+</m:t>
-              </m:r>
-              <m:r>
-                <w:rPr>
-                  <w:rFonts w:ascii="Cambria Math" w:hAnsi="Cambria Math"/>
-                </w:rPr>
-                <m:t>173,33 Ω</m:t>
+                <m:t>4,84Ω+173,33 Ω</m:t>
               </m:r>
             </m:den>
           </m:f>
@@ -8552,14 +8565,7 @@
               <w:rFonts w:ascii="Cambria Math" w:hAnsi="Calibri"/>
               <w:vertAlign w:val="subscript"/>
             </w:rPr>
-            <m:t>=</m:t>
-          </m:r>
-          <m:r>
-            <w:rPr>
-              <w:rFonts w:ascii="Cambria Math" w:hAnsi="Calibri"/>
-              <w:vertAlign w:val="subscript"/>
-            </w:rPr>
-            <m:t>0,97</m:t>
+            <m:t>=0,97</m:t>
           </m:r>
           <m:f>
             <m:fPr>
@@ -8652,14 +8658,7 @@
                   <w:rFonts w:ascii="Cambria Math" w:hAnsi="Calibri"/>
                   <w:vertAlign w:val="subscript"/>
                 </w:rPr>
-                <m:t>+</m:t>
-              </m:r>
-              <m:r>
-                <w:rPr>
-                  <w:rFonts w:ascii="Cambria Math" w:hAnsi="Calibri"/>
-                  <w:vertAlign w:val="subscript"/>
-                </w:rPr>
-                <m:t>2,00 k</m:t>
+                <m:t>+2,00 k</m:t>
               </m:r>
               <m:r>
                 <w:rPr>
@@ -8861,13 +8860,7 @@
                 <w:rPr>
                   <w:rFonts w:ascii="Cambria Math" w:hAnsi="Cambria Math"/>
                 </w:rPr>
-                <m:t>500,00</m:t>
-              </m:r>
-              <m:r>
-                <w:rPr>
-                  <w:rFonts w:ascii="Cambria Math" w:hAnsi="Cambria Math"/>
-                </w:rPr>
-                <m:t xml:space="preserve"> mV</m:t>
+                <m:t>500,00 mV</m:t>
               </m:r>
             </m:den>
           </m:f>
@@ -9964,14 +9957,7 @@
               <w:rFonts w:ascii="Cambria Math" w:hAnsi="Calibri"/>
               <w:vertAlign w:val="subscript"/>
             </w:rPr>
-            <m:t>=</m:t>
-          </m:r>
-          <m:r>
-            <w:rPr>
-              <w:rFonts w:ascii="Cambria Math" w:hAnsi="Calibri"/>
-              <w:vertAlign w:val="subscript"/>
-            </w:rPr>
-            <m:t>0,99</m:t>
+            <m:t>=0,99</m:t>
           </m:r>
           <m:f>
             <m:fPr>
@@ -10034,37 +10020,23 @@
                   <w:rFonts w:ascii="Cambria Math" w:hAnsi="Calibri"/>
                   <w:vertAlign w:val="subscript"/>
                 </w:rPr>
-                <m:t>31,86</m:t>
+                <m:t>31,86 k</m:t>
               </m:r>
               <m:r>
                 <w:rPr>
                   <w:rFonts w:ascii="Cambria Math" w:hAnsi="Calibri"/>
                   <w:vertAlign w:val="subscript"/>
                 </w:rPr>
-                <m:t xml:space="preserve"> k</m:t>
-              </m:r>
+                <m:t>Ω</m:t>
+              </m:r>
+            </m:num>
+            <m:den>
               <m:r>
                 <w:rPr>
                   <w:rFonts w:ascii="Cambria Math" w:hAnsi="Calibri"/>
                   <w:vertAlign w:val="subscript"/>
                 </w:rPr>
-                <m:t>Ω</m:t>
-              </m:r>
-            </m:num>
-            <m:den>
-              <m:r>
-                <w:rPr>
-                  <w:rFonts w:ascii="Cambria Math" w:hAnsi="Calibri"/>
-                  <w:vertAlign w:val="subscript"/>
-                </w:rPr>
-                <m:t>31,86</m:t>
-              </m:r>
-              <m:r>
-                <w:rPr>
-                  <w:rFonts w:ascii="Cambria Math" w:hAnsi="Calibri"/>
-                  <w:vertAlign w:val="subscript"/>
-                </w:rPr>
-                <m:t xml:space="preserve"> k</m:t>
+                <m:t>31,86 k</m:t>
               </m:r>
               <m:r>
                 <w:rPr>
@@ -10298,13 +10270,7 @@
                 <w:rPr>
                   <w:rFonts w:ascii="Cambria Math" w:hAnsi="Cambria Math"/>
                 </w:rPr>
-                <m:t>500,00</m:t>
-              </m:r>
-              <m:r>
-                <w:rPr>
-                  <w:rFonts w:ascii="Cambria Math" w:hAnsi="Cambria Math"/>
-                </w:rPr>
-                <m:t xml:space="preserve"> mV</m:t>
+                <m:t>500,00 mV</m:t>
               </m:r>
             </m:den>
           </m:f>
@@ -12872,14 +12838,7 @@
               <w:rFonts w:ascii="Cambria Math" w:hAnsi="Calibri"/>
               <w:vertAlign w:val="subscript"/>
             </w:rPr>
-            <m:t>=</m:t>
-          </m:r>
-          <m:r>
-            <w:rPr>
-              <w:rFonts w:ascii="Cambria Math" w:hAnsi="Calibri"/>
-              <w:vertAlign w:val="subscript"/>
-            </w:rPr>
-            <m:t>0,97</m:t>
+            <m:t>=0,97</m:t>
           </m:r>
           <m:f>
             <m:fPr>
@@ -12980,21 +12939,7 @@
                   <w:rFonts w:ascii="Cambria Math" w:hAnsi="Calibri"/>
                   <w:vertAlign w:val="subscript"/>
                 </w:rPr>
-                <m:t>+2</m:t>
-              </m:r>
-              <m:r>
-                <w:rPr>
-                  <w:rFonts w:ascii="Cambria Math" w:hAnsi="Calibri"/>
-                  <w:vertAlign w:val="subscript"/>
-                </w:rPr>
-                <m:t>0</m:t>
-              </m:r>
-              <m:r>
-                <w:rPr>
-                  <w:rFonts w:ascii="Cambria Math" w:hAnsi="Calibri"/>
-                  <w:vertAlign w:val="subscript"/>
-                </w:rPr>
-                <m:t>,00 k</m:t>
+                <m:t>+20,00 k</m:t>
               </m:r>
               <m:r>
                 <w:rPr>
@@ -13207,13 +13152,7 @@
                 <w:rPr>
                   <w:rFonts w:ascii="Cambria Math" w:hAnsi="Cambria Math"/>
                 </w:rPr>
-                <m:t>500,00</m:t>
-              </m:r>
-              <m:r>
-                <w:rPr>
-                  <w:rFonts w:ascii="Cambria Math" w:hAnsi="Cambria Math"/>
-                </w:rPr>
-                <m:t xml:space="preserve"> mV</m:t>
+                <m:t>500,00 mV</m:t>
               </m:r>
             </m:den>
           </m:f>
@@ -14315,14 +14254,7 @@
               <w:rFonts w:ascii="Cambria Math" w:hAnsi="Calibri"/>
               <w:vertAlign w:val="subscript"/>
             </w:rPr>
-            <m:t>=</m:t>
-          </m:r>
-          <m:r>
-            <w:rPr>
-              <w:rFonts w:ascii="Cambria Math" w:hAnsi="Calibri"/>
-              <w:vertAlign w:val="subscript"/>
-            </w:rPr>
-            <m:t>0,99</m:t>
+            <m:t>=0,99</m:t>
           </m:r>
           <m:f>
             <m:fPr>
@@ -14416,21 +14348,7 @@
                   <w:rFonts w:ascii="Cambria Math" w:hAnsi="Calibri"/>
                   <w:vertAlign w:val="subscript"/>
                 </w:rPr>
-                <m:t>+2</m:t>
-              </m:r>
-              <m:r>
-                <w:rPr>
-                  <w:rFonts w:ascii="Cambria Math" w:hAnsi="Calibri"/>
-                  <w:vertAlign w:val="subscript"/>
-                </w:rPr>
-                <m:t>0</m:t>
-              </m:r>
-              <m:r>
-                <w:rPr>
-                  <w:rFonts w:ascii="Cambria Math" w:hAnsi="Calibri"/>
-                  <w:vertAlign w:val="subscript"/>
-                </w:rPr>
-                <m:t>,00 k</m:t>
+                <m:t>+20,00 k</m:t>
               </m:r>
               <m:r>
                 <w:rPr>
@@ -14651,13 +14569,7 @@
                 <w:rPr>
                   <w:rFonts w:ascii="Cambria Math" w:hAnsi="Cambria Math"/>
                 </w:rPr>
-                <m:t>500,00</m:t>
-              </m:r>
-              <m:r>
-                <w:rPr>
-                  <w:rFonts w:ascii="Cambria Math" w:hAnsi="Cambria Math"/>
-                </w:rPr>
-                <m:t xml:space="preserve"> mV</m:t>
+                <m:t>500,00 mV</m:t>
               </m:r>
             </m:den>
           </m:f>
@@ -15015,25 +14927,7 @@
         <w:rPr>
           <w:rFonts w:asciiTheme="minorHAnsi" w:hAnsiTheme="minorHAnsi" w:cstheme="minorHAnsi"/>
         </w:rPr>
-        <w:t xml:space="preserve">kuteczne wzmocnienie napięciowe zależy od </w:t>
-      </w:r>
-      <w:r>
-        <w:rPr>
-          <w:rFonts w:asciiTheme="minorHAnsi" w:hAnsiTheme="minorHAnsi" w:cstheme="minorHAnsi"/>
-        </w:rPr>
-        <w:t>dzielnik</w:t>
-      </w:r>
-      <w:r>
-        <w:rPr>
-          <w:rFonts w:asciiTheme="minorHAnsi" w:hAnsiTheme="minorHAnsi" w:cstheme="minorHAnsi"/>
-        </w:rPr>
-        <w:t xml:space="preserve">a napięciowego, jaki tworzą na wejściu </w:t>
-      </w:r>
-      <w:r>
-        <w:rPr>
-          <w:rFonts w:asciiTheme="minorHAnsi" w:hAnsiTheme="minorHAnsi" w:cstheme="minorHAnsi"/>
-        </w:rPr>
-        <w:t>układu rezystancje R</w:t>
+        <w:t>kuteczne wzmocnienie napięciowe zależy od dzielnika napięciowego, jaki tworzą na wejściu układu rezystancje R</w:t>
       </w:r>
       <w:r>
         <w:rPr>
@@ -15687,7 +15581,7 @@
           <w:lang w:val="ru-RU" w:eastAsia="ru-RU" w:bidi="ar-SA"/>
         </w:rPr>
         <w:drawing>
-          <wp:inline distT="0" distB="0" distL="0" distR="0">
+          <wp:inline distT="0" distB="0" distL="0" distR="0" wp14:anchorId="6D4253D8" wp14:editId="24977437">
             <wp:extent cx="4660024" cy="2730500"/>
             <wp:effectExtent l="0" t="0" r="7620" b="0"/>
             <wp:docPr id="9" name="Obraz9"/>
@@ -15819,14 +15713,12 @@
         </w:rPr>
         <w:t> = </w:t>
       </w:r>
-      <m:oMath>
-        <m:r>
-          <w:rPr>
-            <w:rFonts w:ascii="Cambria Math" w:hAnsi="Cambria Math" w:cstheme="minorHAnsi"/>
-          </w:rPr>
-          <m:t>-</m:t>
-        </m:r>
-      </m:oMath>
+      <w:r>
+        <w:rPr>
+          <w:rFonts w:ascii="Calibri" w:hAnsi="Calibri"/>
+        </w:rPr>
+        <w:t>|</w:t>
+      </w:r>
       <w:r>
         <w:rPr>
           <w:rFonts w:ascii="Calibri" w:hAnsi="Calibri"/>
@@ -15844,7 +15736,19 @@
         <w:rPr>
           <w:rFonts w:ascii="Calibri" w:hAnsi="Calibri"/>
         </w:rPr>
-        <w:t xml:space="preserve"> = </w:t>
+        <w:t xml:space="preserve"> </w:t>
+      </w:r>
+      <w:r>
+        <w:rPr>
+          <w:rFonts w:ascii="Calibri" w:hAnsi="Calibri"/>
+        </w:rPr>
+        <w:t>|</w:t>
+      </w:r>
+      <w:r>
+        <w:rPr>
+          <w:rFonts w:ascii="Calibri" w:hAnsi="Calibri"/>
+        </w:rPr>
+        <w:t xml:space="preserve">= </w:t>
       </w:r>
       <w:r>
         <w:rPr>
@@ -17045,14 +16949,7 @@
           <w:rFonts w:ascii="Calibri" w:hAnsi="Calibri"/>
           <w:bCs/>
         </w:rPr>
-        <w:t>. Oznacza to, że poprawa parametrów układu ma charakter ograniczony.</w:t>
-      </w:r>
-      <w:r>
-        <w:rPr>
-          <w:rFonts w:ascii="Calibri" w:hAnsi="Calibri"/>
-          <w:bCs/>
-        </w:rPr>
-        <w:t xml:space="preserve"> </w:t>
+        <w:t xml:space="preserve">. Oznacza to, że poprawa parametrów układu ma charakter ograniczony. </w:t>
       </w:r>
     </w:p>
     <w:p>
@@ -17232,7 +17129,7 @@
           <w:lang w:val="ru-RU" w:eastAsia="ru-RU" w:bidi="ar-SA"/>
         </w:rPr>
         <w:drawing>
-          <wp:inline distT="0" distB="0" distL="0" distR="0">
+          <wp:inline distT="0" distB="0" distL="0" distR="0" wp14:anchorId="61522770" wp14:editId="27BFDC24">
             <wp:extent cx="2985655" cy="1749419"/>
             <wp:effectExtent l="0" t="0" r="5715" b="3810"/>
             <wp:docPr id="10" name="Obraz14"/>
@@ -17284,7 +17181,7 @@
           <w:lang w:val="ru-RU" w:eastAsia="ru-RU" w:bidi="ar-SA"/>
         </w:rPr>
         <w:drawing>
-          <wp:inline distT="0" distB="0" distL="0" distR="0" wp14:anchorId="27747C3B" wp14:editId="3ACEB52E">
+          <wp:inline distT="0" distB="0" distL="0" distR="0" wp14:anchorId="066D0C80" wp14:editId="20853F8D">
             <wp:extent cx="2974269" cy="1742748"/>
             <wp:effectExtent l="0" t="0" r="0" b="0"/>
             <wp:docPr id="12" name="Obraz13"/>
@@ -17401,19 +17298,7 @@
               <w:rPr>
                 <w:rFonts w:ascii="Calibri" w:hAnsi="Calibri"/>
               </w:rPr>
-              <w:t>Rys. 4.2 Zbocze opadające</w:t>
-            </w:r>
-            <w:r>
-              <w:rPr>
-                <w:rFonts w:ascii="Calibri" w:hAnsi="Calibri"/>
-              </w:rPr>
-              <w:t xml:space="preserve"> </w:t>
-            </w:r>
-            <w:r>
-              <w:rPr>
-                <w:rFonts w:ascii="Calibri" w:hAnsi="Calibri"/>
-              </w:rPr>
-              <w:t>bez</w:t>
+              <w:t>Rys. 4.2 Zbocze opadające bez</w:t>
             </w:r>
             <w:r>
               <w:rPr>
@@ -17567,14 +17452,7 @@
           <w:rFonts w:ascii="Calibri" w:hAnsi="Calibri"/>
           <w:iCs/>
         </w:rPr>
-        <w:t xml:space="preserve">teoretycznie </w:t>
-      </w:r>
-      <w:r>
-        <w:rPr>
-          <w:rFonts w:ascii="Calibri" w:hAnsi="Calibri"/>
-          <w:iCs/>
-        </w:rPr>
-        <w:t>można wnioskować, że układ wykazuje właściwości dolnoprzepustowe, jednak efekt ten nie był możliwy do jednoznacznego zaobserwowania ze względu na wpływ układu pomiarowego.</w:t>
+        <w:t>teoretycznie można wnioskować, że układ wykazuje właściwości dolnoprzepustowe, jednak efekt ten nie był możliwy do jednoznacznego zaobserwowania ze względu na wpływ układu pomiarowego.</w:t>
       </w:r>
     </w:p>
     <w:p>
@@ -17661,7 +17539,7 @@
           <w:lang w:val="ru-RU" w:eastAsia="ru-RU" w:bidi="ar-SA"/>
         </w:rPr>
         <w:drawing>
-          <wp:inline distT="0" distB="0" distL="0" distR="0">
+          <wp:inline distT="0" distB="0" distL="0" distR="0" wp14:anchorId="32E3CEC7" wp14:editId="688077DD">
             <wp:extent cx="2943796" cy="1724891"/>
             <wp:effectExtent l="0" t="0" r="9525" b="8890"/>
             <wp:docPr id="13" name="Obraz15"/>
@@ -17714,7 +17592,7 @@
           <w:lang w:val="ru-RU" w:eastAsia="ru-RU" w:bidi="ar-SA"/>
         </w:rPr>
         <w:drawing>
-          <wp:inline distT="0" distB="0" distL="0" distR="0">
+          <wp:inline distT="0" distB="0" distL="0" distR="0" wp14:anchorId="238355BE" wp14:editId="007D288D">
             <wp:extent cx="2920150" cy="1711036"/>
             <wp:effectExtent l="0" t="0" r="0" b="3810"/>
             <wp:docPr id="14" name="Obraz16"/>
@@ -17796,25 +17674,7 @@
               <w:rPr>
                 <w:rFonts w:ascii="Calibri" w:hAnsi="Calibri"/>
               </w:rPr>
-              <w:t>Rys. 4</w:t>
-            </w:r>
-            <w:r>
-              <w:rPr>
-                <w:rFonts w:ascii="Calibri" w:hAnsi="Calibri"/>
-              </w:rPr>
-              <w:t>.3</w:t>
-            </w:r>
-            <w:r>
-              <w:rPr>
-                <w:rFonts w:ascii="Calibri" w:hAnsi="Calibri"/>
-              </w:rPr>
-              <w:t xml:space="preserve"> Zbocze narastające </w:t>
-            </w:r>
-            <w:r>
-              <w:rPr>
-                <w:rFonts w:ascii="Calibri" w:hAnsi="Calibri"/>
-              </w:rPr>
-              <w:t>z</w:t>
+              <w:t>Rys. 4.3 Zbocze narastające z</w:t>
             </w:r>
             <w:r>
               <w:rPr>
@@ -17826,19 +17686,7 @@
               <w:rPr>
                 <w:rFonts w:ascii="Calibri" w:hAnsi="Calibri"/>
               </w:rPr>
-              <w:t>pojemności</w:t>
-            </w:r>
-            <w:r>
-              <w:rPr>
-                <w:rFonts w:ascii="Calibri" w:hAnsi="Calibri"/>
-              </w:rPr>
-              <w:t>ą</w:t>
-            </w:r>
-            <w:r>
-              <w:rPr>
-                <w:rFonts w:ascii="Calibri" w:hAnsi="Calibri"/>
-              </w:rPr>
-              <w:t xml:space="preserve"> obciążającej</w:t>
+              <w:t>pojemnością obciążającej</w:t>
             </w:r>
           </w:p>
         </w:tc>
@@ -17861,25 +17709,7 @@
               <w:rPr>
                 <w:rFonts w:ascii="Calibri" w:hAnsi="Calibri"/>
               </w:rPr>
-              <w:t>Rys. 4</w:t>
-            </w:r>
-            <w:r>
-              <w:rPr>
-                <w:rFonts w:ascii="Calibri" w:hAnsi="Calibri"/>
-              </w:rPr>
-              <w:t>.4</w:t>
-            </w:r>
-            <w:r>
-              <w:rPr>
-                <w:rFonts w:ascii="Calibri" w:hAnsi="Calibri"/>
-              </w:rPr>
-              <w:t xml:space="preserve"> Zbocze opadające </w:t>
-            </w:r>
-            <w:r>
-              <w:rPr>
-                <w:rFonts w:ascii="Calibri" w:hAnsi="Calibri"/>
-              </w:rPr>
-              <w:t>z</w:t>
+              <w:t>Rys. 4.4 Zbocze opadające z</w:t>
             </w:r>
             <w:r>
               <w:rPr>
@@ -17891,19 +17721,7 @@
               <w:rPr>
                 <w:rFonts w:ascii="Calibri" w:hAnsi="Calibri"/>
               </w:rPr>
-              <w:t>pojemności</w:t>
-            </w:r>
-            <w:r>
-              <w:rPr>
-                <w:rFonts w:ascii="Calibri" w:hAnsi="Calibri"/>
-              </w:rPr>
-              <w:t>ą</w:t>
-            </w:r>
-            <w:r>
-              <w:rPr>
-                <w:rFonts w:ascii="Calibri" w:hAnsi="Calibri"/>
-              </w:rPr>
-              <w:t xml:space="preserve"> obciążającej</w:t>
+              <w:t>pojemnością obciążającej</w:t>
             </w:r>
           </w:p>
         </w:tc>
@@ -17997,13 +17815,7 @@
         <w:rPr>
           <w:rFonts w:ascii="Calibri" w:hAnsi="Calibri"/>
         </w:rPr>
-        <w:t xml:space="preserve">ć. Powoduje to spadek napięcia </w:t>
-      </w:r>
-      <w:r>
-        <w:rPr>
-          <w:rFonts w:ascii="Calibri" w:hAnsi="Calibri"/>
-        </w:rPr>
-        <w:t>U</w:t>
+        <w:t>ć. Powoduje to spadek napięcia U</w:t>
       </w:r>
       <w:r>
         <w:rPr>
@@ -18098,7 +17910,7 @@
           <w:lang w:val="ru-RU" w:eastAsia="ru-RU" w:bidi="ar-SA"/>
         </w:rPr>
         <w:drawing>
-          <wp:inline distT="0" distB="0" distL="0" distR="0">
+          <wp:inline distT="0" distB="0" distL="0" distR="0" wp14:anchorId="5C896A7C" wp14:editId="1EC6F8E8">
             <wp:extent cx="1635760" cy="1272258"/>
             <wp:effectExtent l="0" t="0" r="2540" b="4445"/>
             <wp:docPr id="8" name="Рисунок 8"/>
@@ -18330,7 +18142,7 @@
           <w:lang w:val="ru-RU" w:eastAsia="ru-RU" w:bidi="ar-SA"/>
         </w:rPr>
         <w:drawing>
-          <wp:inline distT="0" distB="0" distL="0" distR="0" wp14:anchorId="3884667E" wp14:editId="4A5CC5DE">
+          <wp:inline distT="0" distB="0" distL="0" distR="0" wp14:anchorId="5247A3C3" wp14:editId="2162549F">
             <wp:extent cx="3040618" cy="2029691"/>
             <wp:effectExtent l="0" t="0" r="7620" b="8890"/>
             <wp:docPr id="3" name="Рисунок 3"/>
@@ -18365,8 +18177,6 @@
           </wp:inline>
         </w:drawing>
       </w:r>
-      <w:bookmarkStart w:id="0" w:name="_GoBack"/>
-      <w:bookmarkEnd w:id="0"/>
     </w:p>
     <w:p>
       <w:pPr>
@@ -18402,7 +18212,13 @@
         <w:rPr>
           <w:rFonts w:asciiTheme="minorHAnsi" w:hAnsiTheme="minorHAnsi" w:cstheme="minorHAnsi"/>
         </w:rPr>
-        <w:t>wtórnika emiterowego</w:t>
+        <w:t xml:space="preserve">wtórnika </w:t>
+      </w:r>
+      <w:r>
+        <w:rPr>
+          <w:rFonts w:asciiTheme="minorHAnsi" w:hAnsiTheme="minorHAnsi" w:cstheme="minorHAnsi"/>
+        </w:rPr>
+        <w:t>źródłowego</w:t>
       </w:r>
     </w:p>
     <w:p>
@@ -18481,7 +18297,21 @@
             <w:rFonts w:ascii="Cambria Math" w:hAnsi="Cambria Math"/>
             <w:lang w:val="en-US"/>
           </w:rPr>
-          <m:t xml:space="preserve">≈0 </m:t>
+          <m:t>≈0</m:t>
+        </m:r>
+        <m:r>
+          <w:rPr>
+            <w:rFonts w:ascii="Cambria Math" w:hAnsi="Cambria Math"/>
+            <w:lang w:val="en-US"/>
+          </w:rPr>
+          <m:t>,00</m:t>
+        </m:r>
+        <m:r>
+          <w:rPr>
+            <w:rFonts w:ascii="Cambria Math" w:hAnsi="Cambria Math"/>
+            <w:lang w:val="en-US"/>
+          </w:rPr>
+          <m:t xml:space="preserve"> </m:t>
         </m:r>
         <m:r>
           <w:rPr>
@@ -18843,7 +18673,7 @@
                 <w:rFonts w:ascii="Cambria Math" w:hAnsi="Cambria Math"/>
                 <w:lang w:val="en-US"/>
               </w:rPr>
-              <m:t>7.13</m:t>
+              <m:t>7.13 V</m:t>
             </m:r>
           </m:num>
           <m:den>
@@ -18906,7 +18736,7 @@
                 <w:rFonts w:ascii="Cambria Math" w:hAnsi="Cambria Math"/>
                 <w:lang w:val="en-US"/>
               </w:rPr>
-              <m:t xml:space="preserve"> </m:t>
+              <m:t xml:space="preserve"> Ω </m:t>
             </m:r>
           </m:den>
         </m:f>
@@ -18923,25 +18753,56 @@
           <w:rFonts w:ascii="Calibri" w:hAnsi="Calibri"/>
           <w:lang w:val="en-US"/>
         </w:rPr>
-        <w:t xml:space="preserve"> 5.48 mA</w:t>
-      </w:r>
-    </w:p>
-    <w:p>
-      <w:pPr>
-        <w:pStyle w:val="Standard"/>
+        <w:t xml:space="preserve"> 5</w:t>
+      </w:r>
+      <w:r>
         <w:rPr>
           <w:rFonts w:ascii="Calibri" w:hAnsi="Calibri"/>
           <w:lang w:val="en-US"/>
         </w:rPr>
-      </w:pPr>
-    </w:p>
-    <w:p>
-      <w:pPr>
-        <w:pStyle w:val="Standard"/>
-        <w:rPr>
-          <w:rFonts w:ascii="Calibri" w:hAnsi="Calibri"/>
-        </w:rPr>
-      </w:pPr>
+        <w:t>,</w:t>
+      </w:r>
+      <w:r>
+        <w:rPr>
+          <w:rFonts w:ascii="Calibri" w:hAnsi="Calibri"/>
+          <w:lang w:val="en-US"/>
+        </w:rPr>
+        <w:t>48 mA</w:t>
+      </w:r>
+    </w:p>
+    <w:p>
+      <w:pPr>
+        <w:pStyle w:val="Standard"/>
+        <w:rPr>
+          <w:rFonts w:ascii="Calibri" w:hAnsi="Calibri"/>
+        </w:rPr>
+      </w:pPr>
+    </w:p>
+    <w:p>
+      <w:pPr>
+        <w:pStyle w:val="Standard"/>
+        <w:rPr>
+          <w:rFonts w:asciiTheme="minorHAnsi" w:hAnsiTheme="minorHAnsi" w:cstheme="minorHAnsi"/>
+        </w:rPr>
+      </w:pPr>
+      <w:r>
+        <w:rPr>
+          <w:rFonts w:ascii="Calibri" w:hAnsi="Calibri"/>
+        </w:rPr>
+        <w:t>Podc</w:t>
+      </w:r>
+      <w:r>
+        <w:rPr>
+          <w:rFonts w:ascii="Calibri" w:hAnsi="Calibri"/>
+        </w:rPr>
+        <w:t>z</w:t>
+      </w:r>
+      <w:r>
+        <w:rPr>
+          <w:rFonts w:ascii="Calibri" w:hAnsi="Calibri"/>
+        </w:rPr>
+        <w:t xml:space="preserve">as obliczeń w trakcie laboratorium zanotowano  </w:t>
+      </w:r>
       <m:oMath>
         <m:sSub>
           <m:sSubPr>
@@ -18949,7 +18810,6 @@
               <w:rPr>
                 <w:rFonts w:ascii="Cambria Math" w:hAnsi="Cambria Math"/>
                 <w:i/>
-                <w:iCs/>
               </w:rPr>
             </m:ctrlPr>
           </m:sSubPr>
@@ -18965,9 +18825,8 @@
             <m:r>
               <w:rPr>
                 <w:rFonts w:ascii="Cambria Math" w:hAnsi="Cambria Math"/>
-                <w:vertAlign w:val="subscript"/>
-              </w:rPr>
-              <m:t>S</m:t>
+              </w:rPr>
+              <m:t>DS</m:t>
             </m:r>
           </m:sub>
         </m:sSub>
@@ -18975,87 +18834,54 @@
           <w:rPr>
             <w:rFonts w:ascii="Cambria Math" w:hAnsi="Cambria Math"/>
           </w:rPr>
-          <m:t> = </m:t>
-        </m:r>
-        <m:sSub>
-          <m:sSubPr>
-            <m:ctrlPr>
-              <w:rPr>
-                <w:rFonts w:ascii="Cambria Math" w:hAnsi="Cambria Math"/>
-                <w:i/>
-              </w:rPr>
-            </m:ctrlPr>
-          </m:sSubPr>
-          <m:e>
-            <m:r>
-              <w:rPr>
-                <w:rFonts w:ascii="Cambria Math" w:hAnsi="Cambria Math"/>
-              </w:rPr>
-              <m:t>U</m:t>
-            </m:r>
-          </m:e>
-          <m:sub>
-            <m:r>
-              <w:rPr>
-                <w:rFonts w:ascii="Cambria Math" w:hAnsi="Cambria Math"/>
-              </w:rPr>
-              <m:t>2</m:t>
-            </m:r>
-          </m:sub>
-        </m:sSub>
-        <m:r>
-          <w:rPr>
-            <w:rFonts w:ascii="Cambria Math" w:hAnsi="Cambria Math"/>
-          </w:rPr>
-          <m:t>+</m:t>
-        </m:r>
-        <m:sSub>
-          <m:sSubPr>
-            <m:ctrlPr>
-              <w:rPr>
-                <w:rFonts w:ascii="Cambria Math" w:hAnsi="Cambria Math"/>
-                <w:i/>
-              </w:rPr>
-            </m:ctrlPr>
-          </m:sSubPr>
-          <m:e>
-            <m:r>
-              <w:rPr>
-                <w:rFonts w:ascii="Cambria Math" w:hAnsi="Cambria Math"/>
-              </w:rPr>
-              <m:t>U</m:t>
-            </m:r>
-          </m:e>
-          <m:sub>
-            <m:r>
-              <w:rPr>
-                <w:rFonts w:ascii="Cambria Math" w:hAnsi="Cambria Math"/>
-              </w:rPr>
-              <m:t>R4</m:t>
-            </m:r>
-          </m:sub>
-        </m:sSub>
-        <m:r>
-          <w:rPr>
-            <w:rFonts w:ascii="Cambria Math" w:hAnsi="Cambria Math"/>
-          </w:rPr>
-          <m:t xml:space="preserve">  = -9 + 7.13 =</m:t>
+          <m:t xml:space="preserve"> = 5,78</m:t>
         </m:r>
       </m:oMath>
       <w:r>
         <w:rPr>
           <w:rFonts w:ascii="Calibri" w:hAnsi="Calibri"/>
         </w:rPr>
-        <w:t xml:space="preserve"> </w:t>
-      </w:r>
-      <m:oMath>
-        <m:r>
-          <w:rPr>
-            <w:rFonts w:ascii="Cambria Math" w:hAnsi="Cambria Math"/>
-          </w:rPr>
-          <m:t>-1.87 V</m:t>
-        </m:r>
-      </m:oMath>
+        <w:t xml:space="preserve"> V</w:t>
+      </w:r>
+      <w:r>
+        <w:rPr>
+          <w:rFonts w:ascii="Calibri" w:hAnsi="Calibri"/>
+        </w:rPr>
+        <w:t xml:space="preserve">, natomiast teraz przy obliczeniach mamy 5,87 V. </w:t>
+      </w:r>
+      <w:r>
+        <w:rPr>
+          <w:rFonts w:asciiTheme="minorHAnsi" w:hAnsiTheme="minorHAnsi" w:cstheme="minorHAnsi"/>
+        </w:rPr>
+        <w:t xml:space="preserve">czyli bardzo bliską wartość. </w:t>
+      </w:r>
+      <w:r>
+        <w:rPr>
+          <w:rStyle w:val="mord"/>
+          <w:rFonts w:asciiTheme="minorHAnsi" w:hAnsiTheme="minorHAnsi" w:cstheme="minorHAnsi"/>
+        </w:rPr>
+        <w:t>0</w:t>
+      </w:r>
+      <w:r>
+        <w:rPr>
+          <w:rStyle w:val="mord"/>
+          <w:rFonts w:asciiTheme="minorHAnsi" w:hAnsiTheme="minorHAnsi" w:cstheme="minorHAnsi"/>
+        </w:rPr>
+        <w:t>,</w:t>
+      </w:r>
+      <w:r>
+        <w:rPr>
+          <w:rStyle w:val="mord"/>
+          <w:rFonts w:asciiTheme="minorHAnsi" w:hAnsiTheme="minorHAnsi" w:cstheme="minorHAnsi"/>
+        </w:rPr>
+        <w:t>09 V</w:t>
+      </w:r>
+      <w:r>
+        <w:rPr>
+          <w:rFonts w:asciiTheme="minorHAnsi" w:hAnsiTheme="minorHAnsi" w:cstheme="minorHAnsi"/>
+        </w:rPr>
+        <w:t xml:space="preserve"> może wynikać z dokładności odczytu napięć i pomiaru bezpośredniego. Do punktu pracy przyjmujemy więc:</w:t>
+      </w:r>
     </w:p>
     <w:p>
       <w:pPr>
@@ -19076,6 +18902,90 @@
           <w:szCs w:val="21"/>
         </w:rPr>
       </w:pPr>
+      <m:oMathPara>
+        <m:oMath>
+          <m:sSub>
+            <m:sSubPr>
+              <m:ctrlPr>
+                <w:rPr>
+                  <w:rFonts w:ascii="Cambria Math" w:hAnsi="Cambria Math"/>
+                  <w:i/>
+                  <w:sz w:val="21"/>
+                  <w:szCs w:val="21"/>
+                </w:rPr>
+              </m:ctrlPr>
+            </m:sSubPr>
+            <m:e>
+              <m:r>
+                <w:rPr>
+                  <w:rFonts w:ascii="Cambria Math" w:hAnsi="Cambria Math"/>
+                  <w:sz w:val="21"/>
+                  <w:szCs w:val="21"/>
+                </w:rPr>
+                <m:t>I</m:t>
+              </m:r>
+            </m:e>
+            <m:sub>
+              <m:r>
+                <w:rPr>
+                  <w:rFonts w:ascii="Cambria Math" w:hAnsi="Cambria Math"/>
+                  <w:sz w:val="21"/>
+                  <w:szCs w:val="21"/>
+                </w:rPr>
+                <m:t>DQ</m:t>
+              </m:r>
+            </m:sub>
+          </m:sSub>
+          <m:r>
+            <w:rPr>
+              <w:rFonts w:ascii="Cambria Math" w:hAnsi="Cambria Math"/>
+              <w:sz w:val="21"/>
+              <w:szCs w:val="21"/>
+            </w:rPr>
+            <m:t xml:space="preserve"> ≈5,48 mA,        </m:t>
+          </m:r>
+          <m:sSub>
+            <m:sSubPr>
+              <m:ctrlPr>
+                <w:rPr>
+                  <w:rFonts w:ascii="Cambria Math" w:hAnsi="Cambria Math"/>
+                  <w:i/>
+                  <w:sz w:val="21"/>
+                  <w:szCs w:val="21"/>
+                </w:rPr>
+              </m:ctrlPr>
+            </m:sSubPr>
+            <m:e>
+              <m:r>
+                <w:rPr>
+                  <w:rFonts w:ascii="Cambria Math" w:hAnsi="Cambria Math"/>
+                  <w:sz w:val="21"/>
+                  <w:szCs w:val="21"/>
+                </w:rPr>
+                <m:t>U</m:t>
+              </m:r>
+            </m:e>
+            <m:sub>
+              <m:r>
+                <w:rPr>
+                  <w:rFonts w:ascii="Cambria Math" w:hAnsi="Cambria Math"/>
+                  <w:sz w:val="21"/>
+                  <w:szCs w:val="21"/>
+                </w:rPr>
+                <m:t>DSQ</m:t>
+              </m:r>
+            </m:sub>
+          </m:sSub>
+          <m:r>
+            <w:rPr>
+              <w:rFonts w:ascii="Cambria Math" w:hAnsi="Cambria Math"/>
+              <w:sz w:val="21"/>
+              <w:szCs w:val="21"/>
+            </w:rPr>
+            <m:t>≈5,78 V</m:t>
+          </m:r>
+        </m:oMath>
+      </m:oMathPara>
     </w:p>
     <w:p>
       <w:pPr>
@@ -19280,7 +19190,140 @@
           <w:rFonts w:ascii="Calibri" w:hAnsi="Calibri"/>
         </w:rPr>
       </w:pPr>
+      <m:oMath>
+        <m:sSub>
+          <m:sSubPr>
+            <m:ctrlPr>
+              <w:rPr>
+                <w:rFonts w:ascii="Cambria Math" w:hAnsi="Cambria Math"/>
+                <w:i/>
+                <w:iCs/>
+              </w:rPr>
+            </m:ctrlPr>
+          </m:sSubPr>
+          <m:e>
+            <m:r>
+              <w:rPr>
+                <w:rFonts w:ascii="Cambria Math" w:hAnsi="Cambria Math"/>
+              </w:rPr>
+              <m:t>U</m:t>
+            </m:r>
+          </m:e>
+          <m:sub>
+            <m:r>
+              <w:rPr>
+                <w:rFonts w:ascii="Cambria Math" w:hAnsi="Cambria Math"/>
+                <w:vertAlign w:val="subscript"/>
+              </w:rPr>
+              <m:t>S</m:t>
+            </m:r>
+          </m:sub>
+        </m:sSub>
+        <m:r>
+          <w:rPr>
+            <w:rFonts w:ascii="Cambria Math" w:hAnsi="Cambria Math"/>
+          </w:rPr>
+          <m:t> = </m:t>
+        </m:r>
+        <m:sSub>
+          <m:sSubPr>
+            <m:ctrlPr>
+              <w:rPr>
+                <w:rFonts w:ascii="Cambria Math" w:hAnsi="Cambria Math"/>
+                <w:i/>
+              </w:rPr>
+            </m:ctrlPr>
+          </m:sSubPr>
+          <m:e>
+            <m:r>
+              <w:rPr>
+                <w:rFonts w:ascii="Cambria Math" w:hAnsi="Cambria Math"/>
+              </w:rPr>
+              <m:t>U</m:t>
+            </m:r>
+          </m:e>
+          <m:sub>
+            <m:r>
+              <w:rPr>
+                <w:rFonts w:ascii="Cambria Math" w:hAnsi="Cambria Math"/>
+              </w:rPr>
+              <m:t>2</m:t>
+            </m:r>
+          </m:sub>
+        </m:sSub>
+        <m:r>
+          <w:rPr>
+            <w:rFonts w:ascii="Cambria Math" w:hAnsi="Cambria Math"/>
+          </w:rPr>
+          <m:t>+</m:t>
+        </m:r>
+        <m:sSub>
+          <m:sSubPr>
+            <m:ctrlPr>
+              <w:rPr>
+                <w:rFonts w:ascii="Cambria Math" w:hAnsi="Cambria Math"/>
+                <w:i/>
+              </w:rPr>
+            </m:ctrlPr>
+          </m:sSubPr>
+          <m:e>
+            <m:r>
+              <w:rPr>
+                <w:rFonts w:ascii="Cambria Math" w:hAnsi="Cambria Math"/>
+              </w:rPr>
+              <m:t>U</m:t>
+            </m:r>
+          </m:e>
+          <m:sub>
+            <m:r>
+              <w:rPr>
+                <w:rFonts w:ascii="Cambria Math" w:hAnsi="Cambria Math"/>
+              </w:rPr>
+              <m:t>R4</m:t>
+            </m:r>
+          </m:sub>
+        </m:sSub>
+        <m:r>
+          <w:rPr>
+            <w:rFonts w:ascii="Cambria Math" w:hAnsi="Cambria Math"/>
+          </w:rPr>
+          <m:t xml:space="preserve">  = -9,00 V + 7,13 V =</m:t>
+        </m:r>
+      </m:oMath>
+      <w:r>
+        <w:rPr>
+          <w:rFonts w:ascii="Calibri" w:hAnsi="Calibri"/>
+        </w:rPr>
+        <w:t xml:space="preserve"> </w:t>
+      </w:r>
+      <m:oMath>
+        <m:r>
+          <w:rPr>
+            <w:rFonts w:ascii="Cambria Math" w:hAnsi="Cambria Math"/>
+          </w:rPr>
+          <m:t>-1,87 V</m:t>
+        </m:r>
+      </m:oMath>
+    </w:p>
+    <w:p>
+      <w:pPr>
+        <w:pStyle w:val="Standard"/>
+        <w:rPr>
+          <w:rFonts w:ascii="Calibri" w:hAnsi="Calibri"/>
+        </w:rPr>
+      </w:pPr>
+    </w:p>
+    <w:p>
+      <w:pPr>
+        <w:pStyle w:val="Standard"/>
+        <w:rPr>
+          <w:rFonts w:ascii="Calibri" w:hAnsi="Calibri"/>
+        </w:rPr>
+      </w:pPr>
       <m:oMathPara>
+        <m:oMathParaPr>
+          <m:jc m:val="left"/>
+        </m:oMathParaPr>
         <m:oMath>
           <m:sSub>
             <m:sSubPr>
@@ -19376,31 +19419,94 @@
             <w:rPr>
               <w:rFonts w:ascii="Cambria Math" w:hAnsi="Cambria Math"/>
             </w:rPr>
-            <m:t>=0-</m:t>
+            <m:t>=0,00 V-1,87 V=1.87 V</m:t>
           </m:r>
-          <m:d>
-            <m:dPr>
+        </m:oMath>
+      </m:oMathPara>
+    </w:p>
+    <w:p>
+      <w:pPr>
+        <w:pStyle w:val="Standard"/>
+        <w:rPr>
+          <w:rFonts w:ascii="Calibri" w:hAnsi="Calibri"/>
+        </w:rPr>
+      </w:pPr>
+    </w:p>
+    <w:p>
+      <w:pPr>
+        <w:pStyle w:val="Standard"/>
+        <w:rPr>
+          <w:rFonts w:ascii="Calibri" w:hAnsi="Calibri"/>
+        </w:rPr>
+      </w:pPr>
+      <m:oMathPara>
+        <m:oMathParaPr>
+          <m:jc m:val="left"/>
+        </m:oMathParaPr>
+        <m:oMath>
+          <m:sSub>
+            <m:sSubPr>
               <m:ctrlPr>
                 <w:rPr>
                   <w:rFonts w:ascii="Cambria Math" w:hAnsi="Cambria Math"/>
                   <w:i/>
                 </w:rPr>
               </m:ctrlPr>
-            </m:dPr>
+            </m:sSubPr>
             <m:e>
               <m:r>
                 <w:rPr>
                   <w:rFonts w:ascii="Cambria Math" w:hAnsi="Cambria Math"/>
                 </w:rPr>
-                <m:t>-1.87</m:t>
+                <m:t>U</m:t>
               </m:r>
             </m:e>
-          </m:d>
+            <m:sub>
+              <m:r>
+                <w:rPr>
+                  <w:rFonts w:ascii="Cambria Math" w:hAnsi="Cambria Math"/>
+                </w:rPr>
+                <m:t>D</m:t>
+              </m:r>
+            </m:sub>
+          </m:sSub>
           <m:r>
             <w:rPr>
               <w:rFonts w:ascii="Cambria Math" w:hAnsi="Cambria Math"/>
             </w:rPr>
-            <m:t>=1.87 V</m:t>
+            <m:t>≈</m:t>
+          </m:r>
+          <m:sSub>
+            <m:sSubPr>
+              <m:ctrlPr>
+                <w:rPr>
+                  <w:rFonts w:ascii="Cambria Math" w:hAnsi="Cambria Math"/>
+                  <w:i/>
+                </w:rPr>
+              </m:ctrlPr>
+            </m:sSubPr>
+            <m:e>
+              <m:r>
+                <w:rPr>
+                  <w:rFonts w:ascii="Cambria Math" w:hAnsi="Cambria Math"/>
+                </w:rPr>
+                <m:t>U</m:t>
+              </m:r>
+            </m:e>
+            <m:sub>
+              <m:r>
+                <w:rPr>
+                  <w:rFonts w:ascii="Cambria Math" w:hAnsi="Cambria Math"/>
+                </w:rPr>
+                <m:t>1</m:t>
+              </m:r>
+            </m:sub>
+          </m:sSub>
+          <m:r>
+            <w:rPr>
+              <w:rFonts w:ascii="Cambria Math" w:hAnsi="Cambria Math"/>
+            </w:rPr>
+            <m:t>=4,00 V</m:t>
           </m:r>
         </m:oMath>
       </m:oMathPara>
@@ -19428,7 +19534,10 @@
           <w:szCs w:val="28"/>
         </w:rPr>
       </w:pPr>
-      <w:r>
+    </w:p>
+    <w:p>
+      <w:pPr>
+        <w:pStyle w:val="Standard"/>
         <w:rPr>
           <w:rFonts w:ascii="Calibri" w:hAnsi="Calibri"/>
           <w:b/>
@@ -19436,13 +19545,95 @@
           <w:sz w:val="28"/>
           <w:szCs w:val="28"/>
         </w:rPr>
-        <w:t>6.</w:t>
-      </w:r>
-      <w:r>
+      </w:pPr>
+    </w:p>
+    <w:p>
+      <w:pPr>
+        <w:pStyle w:val="Standard"/>
         <w:rPr>
           <w:rFonts w:ascii="Calibri" w:hAnsi="Calibri"/>
           <w:b/>
           <w:bCs/>
+          <w:sz w:val="28"/>
+          <w:szCs w:val="28"/>
+        </w:rPr>
+      </w:pPr>
+    </w:p>
+    <w:p>
+      <w:pPr>
+        <w:pStyle w:val="Standard"/>
+        <w:rPr>
+          <w:rFonts w:ascii="Calibri" w:hAnsi="Calibri"/>
+          <w:b/>
+          <w:bCs/>
+          <w:sz w:val="28"/>
+          <w:szCs w:val="28"/>
+        </w:rPr>
+      </w:pPr>
+    </w:p>
+    <w:p>
+      <w:pPr>
+        <w:pStyle w:val="Standard"/>
+        <w:rPr>
+          <w:rFonts w:ascii="Calibri" w:hAnsi="Calibri"/>
+          <w:b/>
+          <w:bCs/>
+          <w:sz w:val="28"/>
+          <w:szCs w:val="28"/>
+        </w:rPr>
+      </w:pPr>
+    </w:p>
+    <w:p>
+      <w:pPr>
+        <w:pStyle w:val="Standard"/>
+        <w:rPr>
+          <w:rFonts w:ascii="Calibri" w:hAnsi="Calibri"/>
+          <w:b/>
+          <w:bCs/>
+          <w:sz w:val="28"/>
+          <w:szCs w:val="28"/>
+        </w:rPr>
+      </w:pPr>
+    </w:p>
+    <w:p>
+      <w:pPr>
+        <w:pStyle w:val="Standard"/>
+        <w:rPr>
+          <w:rFonts w:ascii="Calibri" w:hAnsi="Calibri"/>
+          <w:b/>
+          <w:bCs/>
+          <w:sz w:val="28"/>
+          <w:szCs w:val="28"/>
+        </w:rPr>
+      </w:pPr>
+    </w:p>
+    <w:p>
+      <w:pPr>
+        <w:pStyle w:val="Standard"/>
+        <w:rPr>
+          <w:rFonts w:ascii="Calibri" w:hAnsi="Calibri"/>
+          <w:b/>
+          <w:bCs/>
+          <w:sz w:val="28"/>
+          <w:szCs w:val="28"/>
+        </w:rPr>
+      </w:pPr>
+      <w:r>
+        <w:rPr>
+          <w:rFonts w:ascii="Calibri" w:hAnsi="Calibri"/>
+          <w:b/>
+          <w:bCs/>
+          <w:sz w:val="28"/>
+          <w:szCs w:val="28"/>
+        </w:rPr>
+        <w:lastRenderedPageBreak/>
+        <w:t>6.</w:t>
+      </w:r>
+      <w:r>
+        <w:rPr>
+          <w:rFonts w:ascii="Calibri" w:hAnsi="Calibri"/>
+          <w:b/>
+          <w:bCs/>
         </w:rPr>
         <w:t xml:space="preserve"> Wyznaczenie maksymalnej amplitudy nieobciętego sygnału wyjściowego</w:t>
       </w:r>
@@ -19494,6 +19685,7 @@
     <w:p>
       <w:pPr>
         <w:pStyle w:val="Standard"/>
+        <w:jc w:val="center"/>
         <w:rPr>
           <w:rFonts w:ascii="Calibri" w:hAnsi="Calibri"/>
         </w:rPr>
@@ -19504,19 +19696,10 @@
           <w:noProof/>
           <w:lang w:val="ru-RU" w:eastAsia="ru-RU" w:bidi="ar-SA"/>
         </w:rPr>
-        <w:lastRenderedPageBreak/>
         <w:drawing>
-          <wp:anchor distT="0" distB="0" distL="114300" distR="114300" simplePos="0" relativeHeight="251660288" behindDoc="0" locked="0" layoutInCell="1" allowOverlap="1" wp14:anchorId="641FA42C" wp14:editId="2CEA139D">
-            <wp:simplePos x="0" y="0"/>
-            <wp:positionH relativeFrom="column">
-              <wp:align>center</wp:align>
-            </wp:positionH>
-            <wp:positionV relativeFrom="paragraph">
-              <wp:align>top</wp:align>
-            </wp:positionV>
-            <wp:extent cx="6120000" cy="3585960"/>
+          <wp:inline distT="0" distB="0" distL="0" distR="0" wp14:anchorId="7A9BD579" wp14:editId="6F795067">
+            <wp:extent cx="5016500" cy="2939374"/>
             <wp:effectExtent l="0" t="0" r="0" b="0"/>
-            <wp:wrapSquare wrapText="bothSides"/>
             <wp:docPr id="15" name="Obraz17"/>
             <wp:cNvGraphicFramePr/>
             <a:graphic xmlns:a="http://schemas.openxmlformats.org/drawingml/2006/main">
@@ -19530,6 +19713,11 @@
                     <a:blip r:embed="rId16">
                       <a:lum/>
                       <a:alphaModFix/>
+                      <a:extLst>
+                        <a:ext uri="{28A0092B-C50C-407E-A947-70E740481C1C}">
+                          <a14:useLocalDpi xmlns:a14="http://schemas.microsoft.com/office/drawing/2010/main" val="0"/>
+                        </a:ext>
+                      </a:extLst>
                     </a:blip>
                     <a:srcRect/>
                     <a:stretch>
@@ -19539,7 +19727,7 @@
                   <pic:spPr>
                     <a:xfrm>
                       <a:off x="0" y="0"/>
-                      <a:ext cx="6120000" cy="3585960"/>
+                      <a:ext cx="5026708" cy="2945355"/>
                     </a:xfrm>
                     <a:prstGeom prst="rect">
                       <a:avLst/>
@@ -19549,7 +19737,7 @@
                 </pic:pic>
               </a:graphicData>
             </a:graphic>
-          </wp:anchor>
+          </wp:inline>
         </w:drawing>
       </w:r>
     </w:p>
@@ -19670,61 +19858,19 @@
         <w:rPr>
           <w:rFonts w:asciiTheme="minorHAnsi" w:hAnsiTheme="minorHAnsi" w:cstheme="minorHAnsi"/>
         </w:rPr>
-        <w:t xml:space="preserve">Metodę oparto na odczycie </w:t>
-      </w:r>
-      <w:r>
-        <w:rPr>
-          <w:rStyle w:val="mord"/>
+        <w:t xml:space="preserve">Z odczytanych wartości obliczono </w:t>
+      </w:r>
+      <w:r>
+        <w:rPr>
           <w:rFonts w:asciiTheme="minorHAnsi" w:hAnsiTheme="minorHAnsi" w:cstheme="minorHAnsi"/>
         </w:rPr>
-        <w:t>V</w:t>
-      </w:r>
-      <w:r>
-        <w:rPr>
-          <w:rStyle w:val="mtight"/>
+        <w:t>amplitudę</w:t>
+      </w:r>
+      <w:r>
+        <w:rPr>
           <w:rFonts w:asciiTheme="minorHAnsi" w:hAnsiTheme="minorHAnsi" w:cstheme="minorHAnsi"/>
         </w:rPr>
-        <w:t>max</w:t>
-      </w:r>
-      <w:r>
-        <w:rPr>
-          <w:rStyle w:val="vlist-s"/>
-          <w:rFonts w:asciiTheme="minorHAnsi" w:hAnsiTheme="minorHAnsi" w:cstheme="minorHAnsi"/>
-        </w:rPr>
-        <w:t>​</w:t>
-      </w:r>
-      <w:r>
-        <w:rPr>
-          <w:rFonts w:asciiTheme="minorHAnsi" w:hAnsiTheme="minorHAnsi" w:cstheme="minorHAnsi"/>
-        </w:rPr>
-        <w:t xml:space="preserve"> i </w:t>
-      </w:r>
-      <w:r>
-        <w:rPr>
-          <w:rStyle w:val="mord"/>
-          <w:rFonts w:asciiTheme="minorHAnsi" w:hAnsiTheme="minorHAnsi" w:cstheme="minorHAnsi"/>
-        </w:rPr>
-        <w:t>V</w:t>
-      </w:r>
-      <w:r>
-        <w:rPr>
-          <w:rStyle w:val="mtight"/>
-          <w:rFonts w:asciiTheme="minorHAnsi" w:hAnsiTheme="minorHAnsi" w:cstheme="minorHAnsi"/>
-        </w:rPr>
-        <w:t>min</w:t>
-      </w:r>
-      <w:r>
-        <w:rPr>
-          <w:rStyle w:val="vlist-s"/>
-          <w:rFonts w:asciiTheme="minorHAnsi" w:hAnsiTheme="minorHAnsi" w:cstheme="minorHAnsi"/>
-        </w:rPr>
-        <w:t>​</w:t>
-      </w:r>
-      <w:r>
-        <w:rPr>
-          <w:rFonts w:asciiTheme="minorHAnsi" w:hAnsiTheme="minorHAnsi" w:cstheme="minorHAnsi"/>
-        </w:rPr>
-        <w:t xml:space="preserve"> ze zrzutu oscyloskopu i właśnie z takich wartości skrajnych wyznaczenia maksymalnej amplitudy nieobciętego sygnału. Z odczytanych wartości obliczono napięcie międzyszczytowe:</w:t>
+        <w:t>:</w:t>
       </w:r>
     </w:p>
     <w:p>
@@ -19841,68 +19987,32 @@
               </m:r>
             </m:sub>
           </m:sSub>
-          <m:d>
-            <m:dPr>
-              <m:ctrlPr>
-                <w:rPr>
-                  <w:rStyle w:val="mopen"/>
-                  <w:rFonts w:ascii="Cambria Math" w:hAnsi="Cambria Math"/>
-                  <w:i/>
-                  <w:lang w:val="en-US"/>
-                </w:rPr>
-              </m:ctrlPr>
-            </m:dPr>
-            <m:e>
-              <m:r>
-                <w:rPr>
-                  <w:rStyle w:val="mord"/>
-                  <w:rFonts w:ascii="Cambria Math" w:hAnsi="Cambria Math"/>
-                  <w:lang w:val="en-US"/>
-                </w:rPr>
-                <m:t>R4</m:t>
-              </m:r>
-              <m:r>
-                <w:rPr>
-                  <w:rStyle w:val="vlist-s"/>
-                  <w:rFonts w:ascii="Cambria Math" w:hAnsi="Cambria Math"/>
-                  <w:lang w:val="en-US"/>
-                </w:rPr>
-                <m:t>​</m:t>
-              </m:r>
-              <m:r>
-                <w:rPr>
-                  <w:rStyle w:val="mrel"/>
-                  <w:rFonts w:ascii="Cambria Math" w:hAnsi="Cambria Math" w:cs="Cambria Math"/>
-                  <w:lang w:val="en-US"/>
-                </w:rPr>
-                <m:t>∥</m:t>
-              </m:r>
-              <m:r>
-                <w:rPr>
-                  <w:rStyle w:val="mord"/>
-                  <w:rFonts w:ascii="Cambria Math" w:hAnsi="Cambria Math"/>
-                  <w:lang w:val="en-US"/>
-                </w:rPr>
-                <m:t>R6</m:t>
-              </m:r>
-              <m:r>
-                <w:rPr>
-                  <w:rStyle w:val="vlist-s"/>
-                  <w:rFonts w:ascii="Cambria Math" w:hAnsi="Cambria Math"/>
-                  <w:lang w:val="en-US"/>
-                </w:rPr>
-                <m:t>​</m:t>
-              </m:r>
-              <m:ctrlPr>
-                <w:rPr>
-                  <w:rStyle w:val="mclose"/>
-                  <w:rFonts w:ascii="Cambria Math" w:hAnsi="Cambria Math"/>
-                  <w:i/>
-                  <w:lang w:val="en-US"/>
-                </w:rPr>
-              </m:ctrlPr>
-            </m:e>
-          </m:d>
+          <m:r>
+            <w:rPr>
+              <w:rStyle w:val="mord"/>
+              <w:rFonts w:ascii="Cambria Math" w:hAnsi="Cambria Math"/>
+              <w:lang w:val="en-US"/>
+            </w:rPr>
+            <m:t xml:space="preserve"> </m:t>
+          </m:r>
+          <m:r>
+            <m:rPr>
+              <m:sty m:val="p"/>
+            </m:rPr>
+            <w:rPr>
+              <w:rStyle w:val="mbin"/>
+              <w:rFonts w:ascii="Cambria Math" w:hAnsi="Cambria Math" w:cs="Cambria Math"/>
+            </w:rPr>
+            <m:t xml:space="preserve">⋅ </m:t>
+          </m:r>
+          <m:r>
+            <w:rPr>
+              <w:rStyle w:val="mopen"/>
+              <w:rFonts w:ascii="Cambria Math" w:hAnsi="Cambria Math"/>
+              <w:lang w:val="en-US"/>
+            </w:rPr>
+            <m:t>RL</m:t>
+          </m:r>
           <m:r>
             <m:rPr>
               <m:sty m:val="p"/>
@@ -19911,7 +20021,7 @@
               <w:rStyle w:val="mord"/>
               <w:rFonts w:ascii="Cambria Math" w:hAnsi="Cambria Math"/>
             </w:rPr>
-            <m:t>=5.485 mA</m:t>
+            <m:t>=5,49 mA</m:t>
           </m:r>
           <m:r>
             <m:rPr>
@@ -19931,7 +20041,7 @@
               <w:rStyle w:val="mord"/>
               <w:rFonts w:ascii="Cambria Math" w:hAnsi="Cambria Math"/>
             </w:rPr>
-            <m:t>173.33Ω</m:t>
+            <m:t>173,33Ω</m:t>
           </m:r>
           <m:r>
             <m:rPr>
@@ -19951,7 +20061,7 @@
               <w:rStyle w:val="mord"/>
               <w:rFonts w:ascii="Cambria Math" w:hAnsi="Cambria Math"/>
             </w:rPr>
-            <m:t>0.9507 V</m:t>
+            <m:t>0,95 V</m:t>
           </m:r>
         </m:oMath>
       </m:oMathPara>
@@ -19972,6 +20082,7 @@
         <w:rPr>
           <w:rStyle w:val="vlist-s"/>
           <w:rFonts w:asciiTheme="minorHAnsi" w:hAnsiTheme="minorHAnsi" w:cstheme="minorHAnsi"/>
+          <w:lang w:val="en-US"/>
         </w:rPr>
       </w:pPr>
       <m:oMath>
@@ -20027,309 +20138,107 @@
           <w:rPr>
             <w:rStyle w:val="mrel"/>
             <w:rFonts w:ascii="Cambria Math" w:hAnsi="Cambria Math"/>
+            <w:lang w:val="en-US"/>
           </w:rPr>
-          <m:t>=948.24</m:t>
+          <m:t>=</m:t>
+        </m:r>
+        <m:r>
+          <m:rPr>
+            <m:sty m:val="p"/>
+          </m:rPr>
+          <w:rPr>
+            <w:rFonts w:ascii="Cambria Math" w:hAnsi="Cambria Math"/>
+            <w:lang w:val="en-US"/>
+          </w:rPr>
+          <m:t> </m:t>
+        </m:r>
+        <m:d>
+          <m:dPr>
+            <m:begChr m:val="|"/>
+            <m:endChr m:val="|"/>
+            <m:ctrlPr>
+              <w:rPr>
+                <w:rFonts w:ascii="Cambria Math" w:hAnsi="Cambria Math"/>
+              </w:rPr>
+            </m:ctrlPr>
+          </m:dPr>
+          <m:e>
+            <m:sSub>
+              <m:sSubPr>
+                <m:ctrlPr>
+                  <w:rPr>
+                    <w:rFonts w:ascii="Cambria Math" w:hAnsi="Cambria Math"/>
+                    <w:lang w:val="en-US"/>
+                  </w:rPr>
+                </m:ctrlPr>
+              </m:sSubPr>
+              <m:e>
+                <m:r>
+                  <m:rPr>
+                    <m:sty m:val="p"/>
+                  </m:rPr>
+                  <w:rPr>
+                    <w:rFonts w:ascii="Cambria Math" w:hAnsi="Cambria Math"/>
+                    <w:lang w:val="en-US"/>
+                  </w:rPr>
+                  <m:t>V</m:t>
+                </m:r>
+              </m:e>
+              <m:sub>
+                <m:r>
+                  <m:rPr>
+                    <m:sty m:val="p"/>
+                  </m:rPr>
+                  <w:rPr>
+                    <w:rFonts w:ascii="Cambria Math" w:hAnsi="Cambria Math"/>
+                    <w:vertAlign w:val="subscript"/>
+                    <w:lang w:val="en-US"/>
+                  </w:rPr>
+                  <m:t>min2</m:t>
+                </m:r>
+              </m:sub>
+            </m:sSub>
+          </m:e>
+        </m:d>
+        <m:r>
+          <w:rPr>
+            <w:rStyle w:val="mrel"/>
+            <w:rFonts w:ascii="Cambria Math" w:hAnsi="Cambria Math"/>
+            <w:lang w:val="en-US"/>
+          </w:rPr>
+          <m:t>=</m:t>
+        </m:r>
+        <m:r>
+          <w:rPr>
+            <w:rStyle w:val="mrel"/>
+            <w:rFonts w:ascii="Cambria Math" w:hAnsi="Cambria Math"/>
+            <w:lang w:val="en-US"/>
+          </w:rPr>
+          <m:t>948,24</m:t>
         </m:r>
       </m:oMath>
       <w:r>
         <w:rPr>
           <w:rStyle w:val="mrel"/>
           <w:rFonts w:asciiTheme="minorHAnsi" w:hAnsiTheme="minorHAnsi" w:cstheme="minorHAnsi"/>
-        </w:rPr>
-        <w:t xml:space="preserve"> </w:t>
-      </w:r>
-      <w:r>
-        <w:rPr>
-          <w:rStyle w:val="mrel"/>
+          <w:lang w:val="en-US"/>
+        </w:rPr>
+        <w:t xml:space="preserve"> mV</w:t>
+      </w:r>
+    </w:p>
+    <w:p>
+      <w:pPr>
+        <w:pStyle w:val="Standard"/>
+        <w:rPr>
           <w:rFonts w:asciiTheme="minorHAnsi" w:hAnsiTheme="minorHAnsi" w:cstheme="minorHAnsi"/>
         </w:rPr>
-        <w:t>mV</w:t>
-      </w:r>
-    </w:p>
-    <w:p>
-      <w:pPr>
-        <w:pStyle w:val="Standard"/>
+      </w:pPr>
+      <w:r>
         <w:rPr>
           <w:rFonts w:asciiTheme="minorHAnsi" w:hAnsiTheme="minorHAnsi" w:cstheme="minorHAnsi"/>
         </w:rPr>
-      </w:pPr>
-      <w:r>
-        <w:rPr>
-          <w:rFonts w:asciiTheme="minorHAnsi" w:hAnsiTheme="minorHAnsi" w:cstheme="minorHAnsi"/>
-        </w:rPr>
         <w:t>a następnie amplitudę:</w:t>
       </w:r>
-    </w:p>
-    <w:p>
-      <w:pPr>
-        <w:pStyle w:val="Standard"/>
-        <w:rPr>
-          <w:rFonts w:asciiTheme="minorHAnsi" w:hAnsiTheme="minorHAnsi" w:cstheme="minorHAnsi"/>
-        </w:rPr>
-      </w:pPr>
-    </w:p>
-    <w:p>
-      <w:pPr>
-        <w:pStyle w:val="Standard"/>
-        <w:rPr>
-          <w:rStyle w:val="vlist-s"/>
-          <w:rFonts w:asciiTheme="minorHAnsi" w:hAnsiTheme="minorHAnsi" w:cstheme="minorHAnsi"/>
-        </w:rPr>
-      </w:pPr>
-      <m:oMathPara>
-        <m:oMath>
-          <m:sSub>
-            <m:sSubPr>
-              <m:ctrlPr>
-                <w:rPr>
-                  <w:rStyle w:val="mord"/>
-                  <w:rFonts w:ascii="Cambria Math" w:hAnsi="Cambria Math"/>
-                  <w:i/>
-                </w:rPr>
-              </m:ctrlPr>
-            </m:sSubPr>
-            <m:e>
-              <m:r>
-                <w:rPr>
-                  <w:rStyle w:val="mord"/>
-                  <w:rFonts w:ascii="Cambria Math" w:hAnsi="Cambria Math"/>
-                </w:rPr>
-                <m:t>U</m:t>
-              </m:r>
-            </m:e>
-            <m:sub>
-              <m:r>
-                <w:rPr>
-                  <w:rStyle w:val="mord"/>
-                  <w:rFonts w:ascii="Cambria Math" w:hAnsi="Cambria Math"/>
-                </w:rPr>
-                <m:t>wyppt</m:t>
-              </m:r>
-            </m:sub>
-          </m:sSub>
-          <m:r>
-            <w:rPr>
-              <w:rStyle w:val="vlist-s"/>
-              <w:rFonts w:ascii="Cambria Math" w:hAnsi="Cambria Math"/>
-            </w:rPr>
-            <m:t>​</m:t>
-          </m:r>
-          <m:r>
-            <w:rPr>
-              <w:rStyle w:val="mrel"/>
-              <w:rFonts w:ascii="Cambria Math" w:hAnsi="Cambria Math"/>
-            </w:rPr>
-            <m:t>=</m:t>
-          </m:r>
-          <m:r>
-            <w:rPr>
-              <w:rStyle w:val="mord"/>
-              <w:rFonts w:ascii="Cambria Math" w:hAnsi="Cambria Math"/>
-            </w:rPr>
-            <m:t>2</m:t>
-          </m:r>
-          <m:sSub>
-            <m:sSubPr>
-              <m:ctrlPr>
-                <w:rPr>
-                  <w:rStyle w:val="mord"/>
-                  <w:rFonts w:ascii="Cambria Math" w:hAnsi="Cambria Math"/>
-                  <w:i/>
-                </w:rPr>
-              </m:ctrlPr>
-            </m:sSubPr>
-            <m:e>
-              <m:r>
-                <w:rPr>
-                  <w:rStyle w:val="mord"/>
-                  <w:rFonts w:ascii="Cambria Math" w:hAnsi="Cambria Math"/>
-                </w:rPr>
-                <m:t>U</m:t>
-              </m:r>
-            </m:e>
-            <m:sub>
-              <m:r>
-                <w:rPr>
-                  <w:rStyle w:val="mord"/>
-                  <w:rFonts w:ascii="Cambria Math" w:hAnsi="Cambria Math"/>
-                </w:rPr>
-                <m:t>O</m:t>
-              </m:r>
-              <m:r>
-                <w:rPr>
-                  <w:rStyle w:val="mtight"/>
-                  <w:rFonts w:ascii="Cambria Math" w:hAnsi="Cambria Math"/>
-                </w:rPr>
-                <m:t>max</m:t>
-              </m:r>
-              <m:r>
-                <w:rPr>
-                  <w:rStyle w:val="mord"/>
-                  <w:rFonts w:ascii="Cambria Math" w:hAnsi="Cambria Math"/>
-                </w:rPr>
-                <m:t>MOSt</m:t>
-              </m:r>
-            </m:sub>
-          </m:sSub>
-          <m:r>
-            <w:rPr>
-              <w:rStyle w:val="vlist-s"/>
-              <w:rFonts w:ascii="Cambria Math" w:hAnsi="Cambria Math"/>
-            </w:rPr>
-            <m:t>​</m:t>
-          </m:r>
-          <m:r>
-            <w:rPr>
-              <w:rStyle w:val="mrel"/>
-              <w:rFonts w:ascii="Cambria Math" w:hAnsi="Cambria Math"/>
-            </w:rPr>
-            <m:t>≈</m:t>
-          </m:r>
-          <m:r>
-            <w:rPr>
-              <w:rStyle w:val="mord"/>
-              <w:rFonts w:ascii="Cambria Math" w:hAnsi="Cambria Math"/>
-            </w:rPr>
-            <m:t>1.90 Vpp</m:t>
-          </m:r>
-        </m:oMath>
-      </m:oMathPara>
-    </w:p>
-    <w:p>
-      <w:pPr>
-        <w:pStyle w:val="Standard"/>
-        <w:rPr>
-          <w:rStyle w:val="vlist-s"/>
-          <w:rFonts w:ascii="Calibri" w:hAnsi="Calibri"/>
-        </w:rPr>
-      </w:pPr>
-    </w:p>
-    <w:p>
-      <w:pPr>
-        <w:pStyle w:val="Standard"/>
-        <w:rPr>
-          <w:rStyle w:val="vlist-s"/>
-          <w:rFonts w:asciiTheme="minorHAnsi" w:hAnsiTheme="minorHAnsi" w:cstheme="minorHAnsi"/>
-        </w:rPr>
-      </w:pPr>
-      <m:oMathPara>
-        <m:oMath>
-          <m:sSub>
-            <m:sSubPr>
-              <m:ctrlPr>
-                <w:rPr>
-                  <w:rStyle w:val="mord"/>
-                  <w:rFonts w:ascii="Cambria Math" w:hAnsi="Cambria Math"/>
-                  <w:i/>
-                </w:rPr>
-              </m:ctrlPr>
-            </m:sSubPr>
-            <m:e>
-              <m:r>
-                <w:rPr>
-                  <w:rStyle w:val="mord"/>
-                  <w:rFonts w:ascii="Cambria Math" w:hAnsi="Cambria Math"/>
-                </w:rPr>
-                <m:t>U</m:t>
-              </m:r>
-            </m:e>
-            <m:sub>
-              <m:r>
-                <w:rPr>
-                  <w:rStyle w:val="mord"/>
-                  <w:rFonts w:ascii="Cambria Math" w:hAnsi="Cambria Math"/>
-                </w:rPr>
-                <m:t>wyppp</m:t>
-              </m:r>
-            </m:sub>
-          </m:sSub>
-          <m:r>
-            <w:rPr>
-              <w:rStyle w:val="vlist-s"/>
-              <w:rFonts w:ascii="Cambria Math" w:hAnsi="Cambria Math"/>
-            </w:rPr>
-            <m:t>​</m:t>
-          </m:r>
-          <m:r>
-            <w:rPr>
-              <w:rStyle w:val="mrel"/>
-              <w:rFonts w:ascii="Cambria Math" w:hAnsi="Cambria Math"/>
-            </w:rPr>
-            <m:t>=</m:t>
-          </m:r>
-          <m:r>
-            <w:rPr>
-              <w:rStyle w:val="mord"/>
-              <w:rFonts w:ascii="Cambria Math" w:hAnsi="Cambria Math"/>
-            </w:rPr>
-            <m:t>2</m:t>
-          </m:r>
-          <m:sSub>
-            <m:sSubPr>
-              <m:ctrlPr>
-                <w:rPr>
-                  <w:rStyle w:val="mord"/>
-                  <w:rFonts w:ascii="Cambria Math" w:hAnsi="Cambria Math"/>
-                  <w:i/>
-                </w:rPr>
-              </m:ctrlPr>
-            </m:sSubPr>
-            <m:e>
-              <m:r>
-                <w:rPr>
-                  <w:rStyle w:val="mord"/>
-                  <w:rFonts w:ascii="Cambria Math" w:hAnsi="Cambria Math"/>
-                </w:rPr>
-                <m:t>U</m:t>
-              </m:r>
-            </m:e>
-            <m:sub>
-              <m:r>
-                <w:rPr>
-                  <w:rStyle w:val="mord"/>
-                  <w:rFonts w:ascii="Cambria Math" w:hAnsi="Cambria Math"/>
-                </w:rPr>
-                <m:t>O</m:t>
-              </m:r>
-              <m:r>
-                <w:rPr>
-                  <w:rStyle w:val="mtight"/>
-                  <w:rFonts w:ascii="Cambria Math" w:hAnsi="Cambria Math"/>
-                </w:rPr>
-                <m:t>max</m:t>
-              </m:r>
-              <m:r>
-                <w:rPr>
-                  <w:rStyle w:val="mord"/>
-                  <w:rFonts w:ascii="Cambria Math" w:hAnsi="Cambria Math"/>
-                </w:rPr>
-                <m:t>MOSp</m:t>
-              </m:r>
-            </m:sub>
-          </m:sSub>
-          <m:r>
-            <w:rPr>
-              <w:rStyle w:val="vlist-s"/>
-              <w:rFonts w:ascii="Cambria Math" w:hAnsi="Cambria Math"/>
-            </w:rPr>
-            <m:t>​</m:t>
-          </m:r>
-          <m:r>
-            <w:rPr>
-              <w:rStyle w:val="mrel"/>
-              <w:rFonts w:ascii="Cambria Math" w:hAnsi="Cambria Math"/>
-            </w:rPr>
-            <m:t>≈</m:t>
-          </m:r>
-          <m:r>
-            <w:rPr>
-              <w:rStyle w:val="mord"/>
-              <w:rFonts w:ascii="Cambria Math" w:hAnsi="Cambria Math"/>
-            </w:rPr>
-            <m:t>1.90 Vpp</m:t>
-          </m:r>
-        </m:oMath>
-      </m:oMathPara>
     </w:p>
     <w:p>
       <w:pPr>
@@ -20650,7 +20559,6 @@
           <w:kern w:val="0"/>
           <w:lang w:eastAsia="ru-RU" w:bidi="ar-SA"/>
         </w:rPr>
-        <w:lastRenderedPageBreak/>
         <w:t>W badanym układzie punkt pracy wtórnika źródłowego okazał się korzystniejszy pod względem dopuszczalnego wychylenia sygnału, dlatego uzyskano większą amplitudę nieobciętego sygnału.</w:t>
       </w:r>
     </w:p>
@@ -20688,7 +20596,23 @@
           <w:kern w:val="0"/>
           <w:lang w:eastAsia="ru-RU" w:bidi="ar-SA"/>
         </w:rPr>
-        <w:t>0.2%, co świadczy o dobrze wykonanych pomiarach.</w:t>
+        <w:t>0</w:t>
+      </w:r>
+      <w:r>
+        <w:rPr>
+          <w:rFonts w:ascii="Calibri" w:eastAsia="Times New Roman" w:hAnsi="Calibri" w:cs="Calibri"/>
+          <w:kern w:val="0"/>
+          <w:lang w:eastAsia="ru-RU" w:bidi="ar-SA"/>
+        </w:rPr>
+        <w:t>,</w:t>
+      </w:r>
+      <w:r>
+        <w:rPr>
+          <w:rFonts w:ascii="Calibri" w:eastAsia="Times New Roman" w:hAnsi="Calibri" w:cs="Calibri"/>
+          <w:kern w:val="0"/>
+          <w:lang w:eastAsia="ru-RU" w:bidi="ar-SA"/>
+        </w:rPr>
+        <w:t>2%, co świadczy o dobrze wykonanych pomiarach.</w:t>
       </w:r>
     </w:p>
     <w:p>
@@ -20708,6 +20632,7 @@
           <w:sz w:val="28"/>
           <w:szCs w:val="28"/>
         </w:rPr>
+        <w:lastRenderedPageBreak/>
         <w:t>7.</w:t>
       </w:r>
       <w:r>
@@ -20773,7 +20698,7 @@
           <w:rPr>
             <w:rFonts w:ascii="Cambria Math" w:hAnsi="Cambria Math"/>
           </w:rPr>
-          <m:t>=0.1 S</m:t>
+          <m:t>=0,1 S</m:t>
         </m:r>
       </m:oMath>
       <w:r>
@@ -20909,6 +20834,13 @@
                     </w:rPr>
                     <m:t>m</m:t>
                   </m:r>
+                  <m:r>
+                    <w:rPr>
+                      <w:rStyle w:val="mbin"/>
+                      <w:rFonts w:ascii="Cambria Math" w:hAnsi="Cambria Math" w:cs="Cambria Math"/>
+                    </w:rPr>
+                    <m:t>⋅</m:t>
+                  </m:r>
                 </m:e>
                 <m:sub>
                   <m:r>
@@ -20918,15 +20850,15 @@
                     </w:rPr>
                     <m:t>​</m:t>
                   </m:r>
-                  <m:r>
-                    <w:rPr>
-                      <w:rStyle w:val="mord"/>
-                      <w:rFonts w:ascii="Cambria Math" w:hAnsi="Cambria Math"/>
-                    </w:rPr>
-                    <m:t>RL</m:t>
-                  </m:r>
                 </m:sub>
               </m:sSub>
+              <m:r>
+                <w:rPr>
+                  <w:rStyle w:val="mord"/>
+                  <w:rFonts w:ascii="Cambria Math" w:hAnsi="Cambria Math"/>
+                </w:rPr>
+                <m:t>RL</m:t>
+              </m:r>
             </m:num>
             <m:den>
               <m:r>
@@ -20934,13 +20866,13 @@
                   <w:rStyle w:val="mord"/>
                   <w:rFonts w:ascii="Cambria Math" w:hAnsi="Cambria Math"/>
                 </w:rPr>
-                <m:t>1+gm</m:t>
+                <m:t>1+g</m:t>
               </m:r>
               <m:sSub>
                 <m:sSubPr>
                   <m:ctrlPr>
                     <w:rPr>
-                      <w:rStyle w:val="vlist-s"/>
+                      <w:rStyle w:val="mord"/>
                       <w:rFonts w:ascii="Cambria Math" w:hAnsi="Cambria Math"/>
                       <w:i/>
                     </w:rPr>
@@ -20949,22 +20881,36 @@
                 <m:e>
                   <m:r>
                     <w:rPr>
+                      <w:rStyle w:val="mord"/>
+                      <w:rFonts w:ascii="Cambria Math" w:hAnsi="Cambria Math"/>
+                    </w:rPr>
+                    <m:t>m</m:t>
+                  </m:r>
+                  <m:r>
+                    <w:rPr>
+                      <w:rStyle w:val="mbin"/>
+                      <w:rFonts w:ascii="Cambria Math" w:hAnsi="Cambria Math" w:cs="Cambria Math"/>
+                    </w:rPr>
+                    <m:t>⋅</m:t>
+                  </m:r>
+                </m:e>
+                <m:sub>
+                  <m:r>
+                    <w:rPr>
                       <w:rStyle w:val="vlist-s"/>
                       <w:rFonts w:ascii="Cambria Math" w:hAnsi="Cambria Math"/>
                     </w:rPr>
                     <m:t>​</m:t>
                   </m:r>
-                </m:e>
-                <m:sub>
-                  <m:r>
-                    <w:rPr>
-                      <w:rStyle w:val="mord"/>
-                      <w:rFonts w:ascii="Cambria Math" w:hAnsi="Cambria Math"/>
-                    </w:rPr>
-                    <m:t>RL</m:t>
-                  </m:r>
                 </m:sub>
               </m:sSub>
+              <m:r>
+                <w:rPr>
+                  <w:rStyle w:val="mord"/>
+                  <w:rFonts w:ascii="Cambria Math" w:hAnsi="Cambria Math"/>
+                </w:rPr>
+                <m:t>RL</m:t>
+              </m:r>
             </m:den>
           </m:f>
           <m:r>
@@ -21219,6 +21165,13 @@
                     </w:rPr>
                     <m:t>m</m:t>
                   </m:r>
+                  <m:r>
+                    <w:rPr>
+                      <w:rStyle w:val="mbin"/>
+                      <w:rFonts w:ascii="Cambria Math" w:hAnsi="Cambria Math" w:cs="Cambria Math"/>
+                    </w:rPr>
+                    <m:t>⋅</m:t>
+                  </m:r>
                 </m:e>
                 <m:sub>
                   <m:r>
@@ -21228,15 +21181,15 @@
                     </w:rPr>
                     <m:t>​</m:t>
                   </m:r>
-                  <m:r>
-                    <w:rPr>
-                      <w:rStyle w:val="mord"/>
-                      <w:rFonts w:ascii="Cambria Math" w:hAnsi="Cambria Math"/>
-                    </w:rPr>
-                    <m:t>RL</m:t>
-                  </m:r>
                 </m:sub>
               </m:sSub>
+              <m:r>
+                <w:rPr>
+                  <w:rStyle w:val="mord"/>
+                  <w:rFonts w:ascii="Cambria Math" w:hAnsi="Cambria Math"/>
+                </w:rPr>
+                <m:t>RL</m:t>
+              </m:r>
             </m:num>
             <m:den>
               <m:r>
@@ -21246,35 +21199,20 @@
                 </w:rPr>
                 <m:t>1+gm</m:t>
               </m:r>
-              <m:sSub>
-                <m:sSubPr>
-                  <m:ctrlPr>
-                    <w:rPr>
-                      <w:rStyle w:val="vlist-s"/>
-                      <w:rFonts w:ascii="Cambria Math" w:hAnsi="Cambria Math"/>
-                      <w:i/>
-                    </w:rPr>
-                  </m:ctrlPr>
-                </m:sSubPr>
-                <m:e>
-                  <m:r>
-                    <w:rPr>
-                      <w:rStyle w:val="vlist-s"/>
-                      <w:rFonts w:ascii="Cambria Math" w:hAnsi="Cambria Math"/>
-                    </w:rPr>
-                    <m:t>​</m:t>
-                  </m:r>
-                </m:e>
-                <m:sub>
-                  <m:r>
-                    <w:rPr>
-                      <w:rStyle w:val="mord"/>
-                      <w:rFonts w:ascii="Cambria Math" w:hAnsi="Cambria Math"/>
-                    </w:rPr>
-                    <m:t>RL</m:t>
-                  </m:r>
-                </m:sub>
-              </m:sSub>
+              <m:r>
+                <w:rPr>
+                  <w:rStyle w:val="mbin"/>
+                  <w:rFonts w:ascii="Cambria Math" w:hAnsi="Cambria Math" w:cs="Cambria Math"/>
+                </w:rPr>
+                <m:t>⋅</m:t>
+              </m:r>
+              <m:r>
+                <w:rPr>
+                  <w:rStyle w:val="vlist-s"/>
+                  <w:rFonts w:ascii="Cambria Math" w:hAnsi="Cambria Math"/>
+                </w:rPr>
+                <m:t>RL</m:t>
+              </m:r>
             </m:den>
           </m:f>
           <m:r>
@@ -21378,7 +21316,7 @@
                 <w:rStyle w:val="mord"/>
                 <w:rFonts w:ascii="Cambria Math" w:hAnsi="Cambria Math"/>
               </w:rPr>
-              <m:t xml:space="preserve">0.1 </m:t>
+              <m:t xml:space="preserve">0,1 S </m:t>
             </m:r>
             <m:r>
               <w:rPr>
@@ -21392,7 +21330,7 @@
                 <w:rStyle w:val="mord"/>
                 <w:rFonts w:ascii="Cambria Math" w:hAnsi="Cambria Math"/>
               </w:rPr>
-              <m:t xml:space="preserve"> 1300</m:t>
+              <m:t xml:space="preserve"> 1300 Ω </m:t>
             </m:r>
           </m:num>
           <m:den>
@@ -21401,7 +21339,7 @@
                 <w:rStyle w:val="mord"/>
                 <w:rFonts w:ascii="Cambria Math" w:hAnsi="Cambria Math"/>
               </w:rPr>
-              <m:t xml:space="preserve">1+0.1 </m:t>
+              <m:t xml:space="preserve">1+0,1 S </m:t>
             </m:r>
             <m:r>
               <w:rPr>
@@ -21415,7 +21353,7 @@
                 <w:rStyle w:val="mord"/>
                 <w:rFonts w:ascii="Cambria Math" w:hAnsi="Cambria Math"/>
               </w:rPr>
-              <m:t xml:space="preserve"> 1300</m:t>
+              <m:t xml:space="preserve"> 1300 Ω</m:t>
             </m:r>
           </m:den>
         </m:f>
@@ -21424,7 +21362,7 @@
             <w:rStyle w:val="mord"/>
             <w:rFonts w:ascii="Cambria Math" w:hAnsi="Cambria Math"/>
           </w:rPr>
-          <m:t>=0.9924</m:t>
+          <m:t>=0,99</m:t>
         </m:r>
       </m:oMath>
       <w:r>
@@ -21434,6 +21372,44 @@
         </w:rPr>
         <w:t xml:space="preserve"> </w:t>
       </w:r>
+      <w:r>
+        <w:rPr>
+          <w:rStyle w:val="mord"/>
+          <w:rFonts w:ascii="Calibri" w:hAnsi="Calibri"/>
+        </w:rPr>
+        <w:t xml:space="preserve"> </w:t>
+      </w:r>
+      <m:oMath>
+        <m:f>
+          <m:fPr>
+            <m:ctrlPr>
+              <w:rPr>
+                <w:rStyle w:val="mord"/>
+                <w:rFonts w:ascii="Cambria Math" w:hAnsi="Cambria Math"/>
+                <w:i/>
+              </w:rPr>
+            </m:ctrlPr>
+          </m:fPr>
+          <m:num>
+            <m:r>
+              <w:rPr>
+                <w:rStyle w:val="mord"/>
+                <w:rFonts w:ascii="Cambria Math" w:hAnsi="Cambria Math"/>
+              </w:rPr>
+              <m:t>V</m:t>
+            </m:r>
+          </m:num>
+          <m:den>
+            <m:r>
+              <w:rPr>
+                <w:rStyle w:val="mord"/>
+                <w:rFonts w:ascii="Cambria Math" w:hAnsi="Cambria Math"/>
+              </w:rPr>
+              <m:t>V</m:t>
+            </m:r>
+          </m:den>
+        </m:f>
+      </m:oMath>
     </w:p>
     <w:p>
       <w:pPr>
@@ -21527,7 +21503,7 @@
                 <w:rStyle w:val="mord"/>
                 <w:rFonts w:ascii="Cambria Math" w:hAnsi="Cambria Math"/>
               </w:rPr>
-              <m:t xml:space="preserve">0.1 </m:t>
+              <m:t xml:space="preserve">0,1 S </m:t>
             </m:r>
             <m:r>
               <w:rPr>
@@ -21541,7 +21517,7 @@
                 <w:rStyle w:val="mord"/>
                 <w:rFonts w:ascii="Cambria Math" w:hAnsi="Cambria Math"/>
               </w:rPr>
-              <m:t xml:space="preserve"> 173.33</m:t>
+              <m:t xml:space="preserve"> 173,33 Ω</m:t>
             </m:r>
           </m:num>
           <m:den>
@@ -21550,7 +21526,7 @@
                 <w:rStyle w:val="mord"/>
                 <w:rFonts w:ascii="Cambria Math" w:hAnsi="Cambria Math"/>
               </w:rPr>
-              <m:t xml:space="preserve">1+0.1 </m:t>
+              <m:t xml:space="preserve">1+0,1 S </m:t>
             </m:r>
             <m:r>
               <w:rPr>
@@ -21564,7 +21540,7 @@
                 <w:rStyle w:val="mord"/>
                 <w:rFonts w:ascii="Cambria Math" w:hAnsi="Cambria Math"/>
               </w:rPr>
-              <m:t xml:space="preserve"> 173.33</m:t>
+              <m:t xml:space="preserve"> 173,33 Ω</m:t>
             </m:r>
           </m:den>
         </m:f>
@@ -21573,8 +21549,46 @@
             <w:rStyle w:val="mord"/>
             <w:rFonts w:ascii="Cambria Math" w:hAnsi="Cambria Math"/>
           </w:rPr>
-          <m:t>=0.9455</m:t>
+          <m:t xml:space="preserve">=0,95 </m:t>
         </m:r>
+      </m:oMath>
+      <w:r>
+        <w:rPr>
+          <w:rStyle w:val="mord"/>
+          <w:rFonts w:ascii="Calibri" w:hAnsi="Calibri"/>
+        </w:rPr>
+        <w:t xml:space="preserve"> </w:t>
+      </w:r>
+      <m:oMath>
+        <m:f>
+          <m:fPr>
+            <m:ctrlPr>
+              <w:rPr>
+                <w:rStyle w:val="mord"/>
+                <w:rFonts w:ascii="Cambria Math" w:hAnsi="Cambria Math"/>
+                <w:i/>
+              </w:rPr>
+            </m:ctrlPr>
+          </m:fPr>
+          <m:num>
+            <m:r>
+              <w:rPr>
+                <w:rStyle w:val="mord"/>
+                <w:rFonts w:ascii="Cambria Math" w:hAnsi="Cambria Math"/>
+              </w:rPr>
+              <m:t>V</m:t>
+            </m:r>
+          </m:num>
+          <m:den>
+            <m:r>
+              <w:rPr>
+                <w:rStyle w:val="mord"/>
+                <w:rFonts w:ascii="Cambria Math" w:hAnsi="Cambria Math"/>
+              </w:rPr>
+              <m:t>V</m:t>
+            </m:r>
+          </m:den>
+        </m:f>
       </m:oMath>
     </w:p>
     <w:p>
@@ -21642,7 +21656,19 @@
         <w:rPr>
           <w:rFonts w:ascii="Calibri" w:hAnsi="Calibri"/>
         </w:rPr>
-        <w:t> = 500 mV</w:t>
+        <w:t> = 500</w:t>
+      </w:r>
+      <w:r>
+        <w:rPr>
+          <w:rFonts w:ascii="Calibri" w:hAnsi="Calibri"/>
+        </w:rPr>
+        <w:t>,00</w:t>
+      </w:r>
+      <w:r>
+        <w:rPr>
+          <w:rFonts w:ascii="Calibri" w:hAnsi="Calibri"/>
+        </w:rPr>
+        <w:t> mV</w:t>
       </w:r>
       <w:r>
         <w:rPr>
@@ -21703,7 +21729,7 @@
               <w:rPr>
                 <w:rFonts w:ascii="Cambria Math" w:hAnsi="Cambria Math"/>
               </w:rPr>
-              <m:t>G</m:t>
+              <m:t>G(1)</m:t>
             </m:r>
           </m:e>
           <m:sub>
@@ -21711,11 +21737,37 @@
               <w:rPr>
                 <w:rFonts w:ascii="Cambria Math" w:hAnsi="Cambria Math"/>
               </w:rPr>
-              <m:t>1</m:t>
+              <m:t xml:space="preserve"> </m:t>
             </m:r>
           </m:sub>
         </m:sSub>
+        <m:r>
+          <w:rPr>
+            <w:rFonts w:ascii="Cambria Math" w:hAnsi="Cambria Math"/>
+          </w:rPr>
+          <m:t xml:space="preserve">=2,00 </m:t>
+        </m:r>
+        <m:r>
+          <w:rPr>
+            <w:rFonts w:ascii="Cambria Math" w:hAnsi="Cambria Math"/>
+            <w:lang w:val="en-US"/>
+          </w:rPr>
+          <m:t>k</m:t>
+        </m:r>
+        <m:r>
+          <w:rPr>
+            <w:rFonts w:ascii="Cambria Math" w:hAnsi="Cambria Math"/>
+          </w:rPr>
+          <m:t>Ω</m:t>
+        </m:r>
       </m:oMath>
+      <w:r>
+        <w:rPr>
+          <w:rFonts w:ascii="Calibri" w:hAnsi="Calibri"/>
+          <w:iCs/>
+        </w:rPr>
+        <w:t xml:space="preserve"> </w:t>
+      </w:r>
     </w:p>
     <w:p>
       <w:pPr>
@@ -21934,7 +21986,19 @@
               <w:rPr>
                 <w:rFonts w:ascii="Calibri" w:hAnsi="Calibri"/>
               </w:rPr>
-              <w:t>474.34</w:t>
+              <w:t>474</w:t>
+            </w:r>
+            <w:r>
+              <w:rPr>
+                <w:rFonts w:ascii="Calibri" w:hAnsi="Calibri"/>
+              </w:rPr>
+              <w:t>,</w:t>
+            </w:r>
+            <w:r>
+              <w:rPr>
+                <w:rFonts w:ascii="Calibri" w:hAnsi="Calibri"/>
+              </w:rPr>
+              <w:t>34</w:t>
             </w:r>
           </w:p>
         </w:tc>
@@ -21964,7 +22028,19 @@
               <w:rPr>
                 <w:rFonts w:ascii="Calibri" w:hAnsi="Calibri"/>
               </w:rPr>
-              <w:t>474.34</w:t>
+              <w:t>474</w:t>
+            </w:r>
+            <w:r>
+              <w:rPr>
+                <w:rFonts w:ascii="Calibri" w:hAnsi="Calibri"/>
+              </w:rPr>
+              <w:t>,</w:t>
+            </w:r>
+            <w:r>
+              <w:rPr>
+                <w:rFonts w:ascii="Calibri" w:hAnsi="Calibri"/>
+              </w:rPr>
+              <w:t>34</w:t>
             </w:r>
           </w:p>
         </w:tc>
@@ -22063,7 +22139,19 @@
               <w:rPr>
                 <w:rFonts w:ascii="Calibri" w:hAnsi="Calibri"/>
               </w:rPr>
-              <w:t>461.10</w:t>
+              <w:t>461</w:t>
+            </w:r>
+            <w:r>
+              <w:rPr>
+                <w:rFonts w:ascii="Calibri" w:hAnsi="Calibri"/>
+              </w:rPr>
+              <w:t>,</w:t>
+            </w:r>
+            <w:r>
+              <w:rPr>
+                <w:rFonts w:ascii="Calibri" w:hAnsi="Calibri"/>
+              </w:rPr>
+              <w:t>10</w:t>
             </w:r>
           </w:p>
         </w:tc>
@@ -22093,7 +22181,19 @@
               <w:rPr>
                 <w:rFonts w:ascii="Calibri" w:hAnsi="Calibri"/>
               </w:rPr>
-              <w:t>414.52</w:t>
+              <w:t>414</w:t>
+            </w:r>
+            <w:r>
+              <w:rPr>
+                <w:rFonts w:ascii="Calibri" w:hAnsi="Calibri"/>
+              </w:rPr>
+              <w:t>,</w:t>
+            </w:r>
+            <w:r>
+              <w:rPr>
+                <w:rFonts w:ascii="Calibri" w:hAnsi="Calibri"/>
+              </w:rPr>
+              <w:t>52</w:t>
             </w:r>
           </w:p>
         </w:tc>
@@ -22197,7 +22297,19 @@
               <w:rPr>
                 <w:rFonts w:asciiTheme="minorHAnsi" w:hAnsiTheme="minorHAnsi" w:cstheme="minorHAnsi"/>
               </w:rPr>
-              <w:t>36,97</w:t>
+              <w:t>36</w:t>
+            </w:r>
+            <w:r>
+              <w:rPr>
+                <w:rFonts w:asciiTheme="minorHAnsi" w:hAnsiTheme="minorHAnsi" w:cstheme="minorHAnsi"/>
+              </w:rPr>
+              <w:t>,</w:t>
+            </w:r>
+            <w:r>
+              <w:rPr>
+                <w:rFonts w:asciiTheme="minorHAnsi" w:hAnsiTheme="minorHAnsi" w:cstheme="minorHAnsi"/>
+              </w:rPr>
+              <w:t>97</w:t>
             </w:r>
           </w:p>
         </w:tc>
@@ -22227,7 +22339,19 @@
               <w:rPr>
                 <w:rFonts w:asciiTheme="minorHAnsi" w:hAnsiTheme="minorHAnsi" w:cstheme="minorHAnsi"/>
               </w:rPr>
-              <w:t>36,97</w:t>
+              <w:t>36</w:t>
+            </w:r>
+            <w:r>
+              <w:rPr>
+                <w:rFonts w:asciiTheme="minorHAnsi" w:hAnsiTheme="minorHAnsi" w:cstheme="minorHAnsi"/>
+              </w:rPr>
+              <w:t>,</w:t>
+            </w:r>
+            <w:r>
+              <w:rPr>
+                <w:rFonts w:asciiTheme="minorHAnsi" w:hAnsiTheme="minorHAnsi" w:cstheme="minorHAnsi"/>
+              </w:rPr>
+              <w:t>97</w:t>
             </w:r>
           </w:p>
         </w:tc>
@@ -22599,7 +22723,7 @@
               <w:rPr>
                 <w:rFonts w:ascii="Calibri" w:hAnsi="Calibri"/>
               </w:rPr>
-              <w:t>0,944</w:t>
+              <w:t>0,94</w:t>
             </w:r>
           </w:p>
         </w:tc>
@@ -22623,13 +22747,21 @@
               <w:pStyle w:val="TableContents"/>
               <w:rPr>
                 <w:rFonts w:ascii="Calibri" w:hAnsi="Calibri"/>
+                <w:lang w:val="ru-RU"/>
               </w:rPr>
             </w:pPr>
             <w:r>
               <w:rPr>
                 <w:rFonts w:ascii="Calibri" w:hAnsi="Calibri"/>
               </w:rPr>
-              <w:t>0,899</w:t>
+              <w:t>0,</w:t>
+            </w:r>
+            <w:r>
+              <w:rPr>
+                <w:rFonts w:ascii="Calibri" w:hAnsi="Calibri"/>
+                <w:lang w:val="ru-RU"/>
+              </w:rPr>
+              <w:t>90</w:t>
             </w:r>
           </w:p>
         </w:tc>
@@ -22665,33 +22797,747 @@
     </w:p>
     <w:p>
       <w:pPr>
-        <w:pStyle w:val="ae"/>
-        <w:rPr>
-          <w:lang w:val="pl-PL"/>
-        </w:rPr>
-      </w:pPr>
-      <w:r>
-        <w:rPr>
-          <w:lang w:val="pl-PL"/>
-        </w:rPr>
-        <w:t>Współczynnik dzielnika wejściowego:</w:t>
-      </w:r>
-      <w:r>
-        <w:rPr>
-          <w:lang w:val="pl-PL"/>
-        </w:rPr>
-        <w:t xml:space="preserve"> </w:t>
-      </w:r>
+        <w:pStyle w:val="Standard"/>
+        <w:rPr>
+          <w:rFonts w:ascii="Calibri" w:hAnsi="Calibri"/>
+          <w:i/>
+          <w:iCs/>
+        </w:rPr>
+      </w:pPr>
+    </w:p>
+    <w:p>
+      <w:pPr>
+        <w:pStyle w:val="Standard"/>
+        <w:rPr>
+          <w:rStyle w:val="vlist-s"/>
+          <w:rFonts w:ascii="Calibri" w:hAnsi="Calibri"/>
+        </w:rPr>
+      </w:pPr>
       <m:oMath>
+        <m:sSub>
+          <m:sSubPr>
+            <m:ctrlPr>
+              <w:rPr>
+                <w:rStyle w:val="mord"/>
+                <w:rFonts w:ascii="Cambria Math" w:hAnsi="Cambria Math"/>
+                <w:i/>
+              </w:rPr>
+            </m:ctrlPr>
+          </m:sSubPr>
+          <m:e>
+            <m:r>
+              <w:rPr>
+                <w:rStyle w:val="mord"/>
+                <w:rFonts w:ascii="Cambria Math" w:hAnsi="Cambria Math"/>
+              </w:rPr>
+              <m:t>r</m:t>
+            </m:r>
+          </m:e>
+          <m:sub>
+            <m:r>
+              <w:rPr>
+                <w:rStyle w:val="mord"/>
+                <w:rFonts w:ascii="Cambria Math" w:hAnsi="Cambria Math"/>
+              </w:rPr>
+              <m:t>we1MOSp</m:t>
+            </m:r>
+            <m:r>
+              <w:rPr>
+                <w:rStyle w:val="vlist-s"/>
+                <w:rFonts w:ascii="Cambria Math" w:hAnsi="Cambria Math"/>
+              </w:rPr>
+              <m:t>​</m:t>
+            </m:r>
+          </m:sub>
+        </m:sSub>
+        <m:r>
+          <w:rPr>
+            <w:rStyle w:val="mrel"/>
+            <w:rFonts w:ascii="Cambria Math" w:hAnsi="Cambria Math"/>
+          </w:rPr>
+          <m:t>=</m:t>
+        </m:r>
+        <m:sSub>
+          <m:sSubPr>
+            <m:ctrlPr>
+              <w:rPr>
+                <w:rStyle w:val="mord"/>
+                <w:rFonts w:ascii="Cambria Math" w:hAnsi="Cambria Math"/>
+                <w:i/>
+              </w:rPr>
+            </m:ctrlPr>
+          </m:sSubPr>
+          <m:e>
+            <m:r>
+              <w:rPr>
+                <w:rStyle w:val="mord"/>
+                <w:rFonts w:ascii="Cambria Math" w:hAnsi="Cambria Math"/>
+              </w:rPr>
+              <m:t>R</m:t>
+            </m:r>
+          </m:e>
+          <m:sub>
+            <m:r>
+              <w:rPr>
+                <w:rStyle w:val="mord"/>
+                <w:rFonts w:ascii="Cambria Math" w:hAnsi="Cambria Math"/>
+              </w:rPr>
+              <m:t>G</m:t>
+            </m:r>
+          </m:sub>
+        </m:sSub>
+        <m:r>
+          <w:rPr>
+            <w:rStyle w:val="vlist-s"/>
+            <w:rFonts w:ascii="Cambria Math" w:hAnsi="Cambria Math"/>
+          </w:rPr>
+          <m:t xml:space="preserve"> </m:t>
+        </m:r>
         <m:f>
           <m:fPr>
             <m:ctrlPr>
               <w:rPr>
-                <w:rFonts w:ascii="Cambria Math" w:eastAsia="Noto Serif CJK SC" w:hAnsi="Cambria Math" w:cs="Noto Sans Devanagari"/>
+                <w:rStyle w:val="mord"/>
+                <w:rFonts w:ascii="Cambria Math" w:hAnsi="Cambria Math"/>
+                <w:i/>
+              </w:rPr>
+            </m:ctrlPr>
+          </m:fPr>
+          <m:num>
+            <m:r>
+              <w:rPr>
+                <w:rStyle w:val="vlist-s"/>
+                <w:rFonts w:ascii="Cambria Math" w:hAnsi="Cambria Math"/>
+              </w:rPr>
+              <m:t>​</m:t>
+            </m:r>
+            <m:r>
+              <w:rPr>
+                <w:rStyle w:val="mord"/>
+                <w:rFonts w:ascii="Cambria Math" w:hAnsi="Cambria Math"/>
+              </w:rPr>
+              <m:t>Ug</m:t>
+            </m:r>
+          </m:num>
+          <m:den>
+            <m:r>
+              <w:rPr>
+                <w:rStyle w:val="vlist-s"/>
+                <w:rFonts w:ascii="Cambria Math" w:hAnsi="Cambria Math"/>
+              </w:rPr>
+              <m:t>​</m:t>
+            </m:r>
+            <m:r>
+              <w:rPr>
+                <w:rStyle w:val="mord"/>
+                <w:rFonts w:ascii="Cambria Math" w:hAnsi="Cambria Math"/>
+              </w:rPr>
+              <m:t>Eg</m:t>
+            </m:r>
+            <m:r>
+              <w:rPr>
+                <w:rStyle w:val="vlist-s"/>
+                <w:rFonts w:ascii="Cambria Math" w:hAnsi="Cambria Math"/>
+              </w:rPr>
+              <m:t>​</m:t>
+            </m:r>
+            <m:r>
+              <w:rPr>
+                <w:rStyle w:val="mbin"/>
+                <w:rFonts w:ascii="Cambria Math" w:hAnsi="Cambria Math"/>
+              </w:rPr>
+              <m:t>-</m:t>
+            </m:r>
+            <m:r>
+              <w:rPr>
+                <w:rStyle w:val="mord"/>
+                <w:rFonts w:ascii="Cambria Math" w:hAnsi="Cambria Math"/>
+              </w:rPr>
+              <m:t>Ug</m:t>
+            </m:r>
+          </m:den>
+        </m:f>
+        <m:r>
+          <w:rPr>
+            <w:rStyle w:val="vlist-s"/>
+            <w:rFonts w:ascii="Cambria Math" w:hAnsi="Cambria Math"/>
+          </w:rPr>
+          <m:t xml:space="preserve">​​=2 kΩ </m:t>
+        </m:r>
+        <m:r>
+          <m:rPr>
+            <m:sty m:val="p"/>
+          </m:rPr>
+          <w:rPr>
+            <w:rStyle w:val="mbin"/>
+            <w:rFonts w:ascii="Cambria Math" w:hAnsi="Cambria Math" w:cs="Cambria Math"/>
+          </w:rPr>
+          <m:t>⋅</m:t>
+        </m:r>
+        <m:r>
+          <m:rPr>
+            <m:sty m:val="p"/>
+          </m:rPr>
+          <w:rPr>
+            <w:rStyle w:val="vlist-s"/>
+            <w:rFonts w:ascii="Cambria Math" w:hAnsi="Cambria Math"/>
+          </w:rPr>
+          <m:t>​</m:t>
+        </m:r>
+        <m:r>
+          <w:rPr>
+            <w:rStyle w:val="vlist-s"/>
+            <w:rFonts w:ascii="Cambria Math" w:hAnsi="Cambria Math"/>
+          </w:rPr>
+          <m:t> </m:t>
+        </m:r>
+        <m:f>
+          <m:fPr>
+            <m:ctrlPr>
+              <w:rPr>
+                <w:rStyle w:val="vlist-s"/>
+                <w:rFonts w:ascii="Cambria Math" w:hAnsi="Cambria Math"/>
+                <w:i/>
+              </w:rPr>
+            </m:ctrlPr>
+          </m:fPr>
+          <m:num>
+            <m:r>
+              <w:rPr>
+                <w:rStyle w:val="vlist-s"/>
+                <w:rFonts w:ascii="Cambria Math" w:hAnsi="Cambria Math"/>
+              </w:rPr>
+              <m:t>474,34 mV</m:t>
+            </m:r>
+          </m:num>
+          <m:den>
+            <m:r>
+              <w:rPr>
+                <w:rStyle w:val="vlist-s"/>
+                <w:rFonts w:ascii="Cambria Math" w:hAnsi="Cambria Math"/>
+              </w:rPr>
+              <m:t>500</m:t>
+            </m:r>
+            <m:r>
+              <w:rPr>
+                <w:rStyle w:val="vlist-s"/>
+                <w:rFonts w:ascii="Cambria Math" w:hAnsi="Cambria Math"/>
+              </w:rPr>
+              <m:t>,00</m:t>
+            </m:r>
+            <m:r>
+              <w:rPr>
+                <w:rStyle w:val="vlist-s"/>
+                <w:rFonts w:ascii="Cambria Math" w:hAnsi="Cambria Math"/>
+              </w:rPr>
+              <m:t xml:space="preserve"> mV -474,34 mV</m:t>
+            </m:r>
+          </m:den>
+        </m:f>
+        <m:r>
+          <w:rPr>
+            <w:rStyle w:val="vlist-s"/>
+            <w:rFonts w:ascii="Cambria Math" w:hAnsi="Cambria Math"/>
+          </w:rPr>
+          <m:t>=36,97 k</m:t>
+        </m:r>
+        <m:r>
+          <m:rPr>
+            <m:sty m:val="p"/>
+          </m:rPr>
+          <w:rPr>
+            <w:rFonts w:ascii="Cambria Math" w:hAnsi="Cambria Math"/>
+          </w:rPr>
+          <m:t>Ω</m:t>
+        </m:r>
+      </m:oMath>
+      <w:r>
+        <w:rPr>
+          <w:rStyle w:val="vlist-s"/>
+          <w:rFonts w:ascii="Calibri" w:hAnsi="Calibri"/>
+        </w:rPr>
+        <w:t xml:space="preserve">  (Ponieważ </w:t>
+      </w:r>
+      <m:oMath>
+        <m:sSub>
+          <m:sSubPr>
+            <m:ctrlPr>
+              <w:rPr>
+                <w:rStyle w:val="vlist-s"/>
+                <w:rFonts w:ascii="Cambria Math" w:hAnsi="Cambria Math"/>
+                <w:i/>
+              </w:rPr>
+            </m:ctrlPr>
+          </m:sSubPr>
+          <m:e>
+            <m:r>
+              <w:rPr>
+                <w:rStyle w:val="vlist-s"/>
+                <w:rFonts w:ascii="Cambria Math" w:hAnsi="Cambria Math"/>
+              </w:rPr>
+              <m:t>U</m:t>
+            </m:r>
+          </m:e>
+          <m:sub>
+            <m:r>
+              <w:rPr>
+                <w:rStyle w:val="vlist-s"/>
+                <w:rFonts w:ascii="Cambria Math" w:hAnsi="Cambria Math"/>
+              </w:rPr>
+              <m:t>g</m:t>
+            </m:r>
+          </m:sub>
+        </m:sSub>
+      </m:oMath>
+      <w:r>
+        <w:rPr>
+          <w:rStyle w:val="vlist-s"/>
+          <w:rFonts w:ascii="Calibri" w:hAnsi="Calibri"/>
+        </w:rPr>
+        <w:t xml:space="preserve"> jest takie samo).</w:t>
+      </w:r>
+    </w:p>
+    <w:p>
+      <w:pPr>
+        <w:pStyle w:val="Standard"/>
+        <w:rPr>
+          <w:rStyle w:val="vlist-s"/>
+          <w:rFonts w:ascii="Calibri" w:hAnsi="Calibri"/>
+        </w:rPr>
+      </w:pPr>
+    </w:p>
+    <w:p>
+      <w:pPr>
+        <w:pStyle w:val="Standard"/>
+        <w:rPr>
+          <w:rStyle w:val="vlist-s"/>
+          <w:rFonts w:ascii="Calibri" w:hAnsi="Calibri"/>
+          <w:lang w:val="ru-RU"/>
+        </w:rPr>
+      </w:pPr>
+      <m:oMathPara>
+        <m:oMathParaPr>
+          <m:jc m:val="left"/>
+        </m:oMathParaPr>
+        <m:oMath>
+          <m:sSub>
+            <m:sSubPr>
+              <m:ctrlPr>
+                <w:rPr>
+                  <w:rStyle w:val="mord"/>
+                  <w:rFonts w:ascii="Cambria Math" w:hAnsi="Cambria Math"/>
+                </w:rPr>
+              </m:ctrlPr>
+            </m:sSubPr>
+            <m:e>
+              <m:r>
+                <m:rPr>
+                  <m:sty m:val="p"/>
+                </m:rPr>
+                <w:rPr>
+                  <w:rStyle w:val="mord"/>
+                  <w:rFonts w:ascii="Cambria Math" w:hAnsi="Cambria Math"/>
+                </w:rPr>
+                <m:t>r</m:t>
+              </m:r>
+            </m:e>
+            <m:sub>
+              <m:r>
+                <m:rPr>
+                  <m:sty m:val="p"/>
+                </m:rPr>
+                <w:rPr>
+                  <w:rStyle w:val="mord"/>
+                  <w:rFonts w:ascii="Cambria Math" w:hAnsi="Cambria Math"/>
+                </w:rPr>
+                <m:t>we1MOSt</m:t>
+              </m:r>
+            </m:sub>
+          </m:sSub>
+          <m:r>
+            <m:rPr>
+              <m:sty m:val="p"/>
+            </m:rPr>
+            <w:rPr>
+              <w:rStyle w:val="vlist-s"/>
+              <w:rFonts w:ascii="Cambria Math" w:hAnsi="Cambria Math"/>
+            </w:rPr>
+            <m:t>​</m:t>
+          </m:r>
+          <m:r>
+            <m:rPr>
+              <m:sty m:val="p"/>
+            </m:rPr>
+            <w:rPr>
+              <w:rStyle w:val="mrel"/>
+              <w:rFonts w:ascii="Cambria Math" w:hAnsi="Cambria Math"/>
+            </w:rPr>
+            <m:t>=</m:t>
+          </m:r>
+          <m:sSub>
+            <m:sSubPr>
+              <m:ctrlPr>
+                <w:rPr>
+                  <w:rStyle w:val="mord"/>
+                  <w:rFonts w:ascii="Cambria Math" w:hAnsi="Cambria Math"/>
+                </w:rPr>
+              </m:ctrlPr>
+            </m:sSubPr>
+            <m:e>
+              <m:r>
+                <m:rPr>
+                  <m:sty m:val="p"/>
+                </m:rPr>
+                <w:rPr>
+                  <w:rStyle w:val="mord"/>
+                  <w:rFonts w:ascii="Cambria Math" w:hAnsi="Cambria Math"/>
+                </w:rPr>
+                <m:t>R</m:t>
+              </m:r>
+            </m:e>
+            <m:sub>
+              <m:r>
+                <m:rPr>
+                  <m:sty m:val="p"/>
+                </m:rPr>
+                <w:rPr>
+                  <w:rStyle w:val="mord"/>
+                  <w:rFonts w:ascii="Cambria Math" w:hAnsi="Cambria Math"/>
+                </w:rPr>
+                <m:t>2</m:t>
+              </m:r>
+            </m:sub>
+          </m:sSub>
+          <m:r>
+            <m:rPr>
+              <m:sty m:val="p"/>
+            </m:rPr>
+            <w:rPr>
+              <w:rStyle w:val="vlist-s"/>
+              <w:rFonts w:ascii="Cambria Math" w:hAnsi="Cambria Math"/>
+            </w:rPr>
+            <m:t>​</m:t>
+          </m:r>
+          <m:r>
+            <m:rPr>
+              <m:sty m:val="p"/>
+            </m:rPr>
+            <w:rPr>
+              <w:rStyle w:val="mrel"/>
+              <w:rFonts w:ascii="Cambria Math" w:hAnsi="Cambria Math"/>
+            </w:rPr>
+            <m:t>=</m:t>
+          </m:r>
+          <m:r>
+            <m:rPr>
+              <m:sty m:val="p"/>
+            </m:rPr>
+            <w:rPr>
+              <w:rStyle w:val="mord"/>
+              <w:rFonts w:ascii="Cambria Math" w:hAnsi="Cambria Math"/>
+            </w:rPr>
+            <m:t>39,</m:t>
+          </m:r>
+          <m:r>
+            <m:rPr>
+              <m:sty m:val="p"/>
+            </m:rPr>
+            <w:rPr>
+              <w:rStyle w:val="mord"/>
+              <w:rFonts w:ascii="Cambria Math" w:hAnsi="Cambria Math"/>
+            </w:rPr>
+            <m:t>00 kΩ</m:t>
+          </m:r>
+        </m:oMath>
+      </m:oMathPara>
+    </w:p>
+    <w:p>
+      <w:pPr>
+        <w:pStyle w:val="Standard"/>
+        <w:rPr>
+          <w:rStyle w:val="vlist-s"/>
+          <w:rFonts w:ascii="Calibri" w:hAnsi="Calibri"/>
+        </w:rPr>
+      </w:pPr>
+    </w:p>
+    <w:p>
+      <w:pPr>
+        <w:pStyle w:val="Standard"/>
+        <w:rPr>
+          <w:rStyle w:val="mord"/>
+          <w:rFonts w:ascii="Calibri" w:hAnsi="Calibri"/>
+        </w:rPr>
+      </w:pPr>
+      <m:oMath>
+        <m:sSub>
+          <m:sSubPr>
+            <m:ctrlPr>
+              <w:rPr>
+                <w:rStyle w:val="mord"/>
+                <w:rFonts w:ascii="Cambria Math" w:hAnsi="Cambria Math"/>
+                <w:i/>
+              </w:rPr>
+            </m:ctrlPr>
+          </m:sSubPr>
+          <m:e>
+            <m:r>
+              <w:rPr>
+                <w:rStyle w:val="mord"/>
+                <w:rFonts w:ascii="Cambria Math" w:hAnsi="Cambria Math"/>
+              </w:rPr>
+              <m:t>k</m:t>
+            </m:r>
+          </m:e>
+          <m:sub>
+            <m:r>
+              <w:rPr>
+                <w:rStyle w:val="mord"/>
+                <w:rFonts w:ascii="Cambria Math" w:hAnsi="Cambria Math"/>
+              </w:rPr>
+              <m:t>us1MOSp</m:t>
+            </m:r>
+          </m:sub>
+        </m:sSub>
+        <m:r>
+          <w:rPr>
+            <w:rStyle w:val="vlist-s"/>
+            <w:rFonts w:ascii="Cambria Math" w:hAnsi="Cambria Math"/>
+          </w:rPr>
+          <m:t>​</m:t>
+        </m:r>
+        <m:r>
+          <w:rPr>
+            <w:rStyle w:val="mrel"/>
+            <w:rFonts w:ascii="Cambria Math" w:hAnsi="Cambria Math"/>
+          </w:rPr>
+          <m:t>=</m:t>
+        </m:r>
+        <m:f>
+          <m:fPr>
+            <m:ctrlPr>
+              <w:rPr>
+                <w:rStyle w:val="mord"/>
+                <w:rFonts w:ascii="Cambria Math" w:hAnsi="Cambria Math"/>
+                <w:i/>
+              </w:rPr>
+            </m:ctrlPr>
+          </m:fPr>
+          <m:num>
+            <m:r>
+              <w:rPr>
+                <w:rStyle w:val="mord"/>
+                <w:rFonts w:ascii="Cambria Math" w:hAnsi="Cambria Math"/>
+              </w:rPr>
+              <m:t>Us1</m:t>
+            </m:r>
+          </m:num>
+          <m:den>
+            <m:sSub>
+              <m:sSubPr>
+                <m:ctrlPr>
+                  <w:rPr>
+                    <w:rStyle w:val="mord"/>
+                    <w:rFonts w:ascii="Cambria Math" w:hAnsi="Cambria Math"/>
+                    <w:i/>
+                  </w:rPr>
+                </m:ctrlPr>
+              </m:sSubPr>
+              <m:e>
+                <m:r>
+                  <w:rPr>
+                    <w:rStyle w:val="mord"/>
+                    <w:rFonts w:ascii="Cambria Math" w:hAnsi="Cambria Math"/>
+                  </w:rPr>
+                  <m:t>E</m:t>
+                </m:r>
+              </m:e>
+              <m:sub>
+                <m:r>
+                  <w:rPr>
+                    <w:rStyle w:val="mord"/>
+                    <w:rFonts w:ascii="Cambria Math" w:hAnsi="Cambria Math"/>
+                  </w:rPr>
+                  <m:t>g</m:t>
+                </m:r>
+              </m:sub>
+            </m:sSub>
+          </m:den>
+        </m:f>
+        <m:r>
+          <w:rPr>
+            <w:rStyle w:val="vlist-s"/>
+            <w:rFonts w:ascii="Cambria Math" w:hAnsi="Cambria Math"/>
+          </w:rPr>
+          <m:t>​​​</m:t>
+        </m:r>
+        <m:r>
+          <w:rPr>
+            <w:rStyle w:val="mrel"/>
+            <w:rFonts w:ascii="Cambria Math" w:hAnsi="Cambria Math"/>
+          </w:rPr>
+          <m:t>=</m:t>
+        </m:r>
+        <m:f>
+          <m:fPr>
+            <m:ctrlPr>
+              <w:rPr>
+                <w:rStyle w:val="mord"/>
+                <w:rFonts w:ascii="Cambria Math" w:hAnsi="Cambria Math"/>
+                <w:i/>
+              </w:rPr>
+            </m:ctrlPr>
+          </m:fPr>
+          <m:num>
+            <m:r>
+              <w:rPr>
+                <w:rStyle w:val="mord"/>
+                <w:rFonts w:ascii="Cambria Math" w:hAnsi="Cambria Math"/>
+              </w:rPr>
+              <m:t>461,10 mV</m:t>
+            </m:r>
+          </m:num>
+          <m:den>
+            <m:r>
+              <w:rPr>
+                <w:rStyle w:val="mord"/>
+                <w:rFonts w:ascii="Cambria Math" w:hAnsi="Cambria Math"/>
+              </w:rPr>
+              <m:t>500</m:t>
+            </m:r>
+            <m:r>
+              <w:rPr>
+                <w:rStyle w:val="mord"/>
+                <w:rFonts w:ascii="Cambria Math" w:hAnsi="Cambria Math"/>
+              </w:rPr>
+              <m:t>,00</m:t>
+            </m:r>
+            <m:r>
+              <w:rPr>
+                <w:rStyle w:val="mord"/>
+                <w:rFonts w:ascii="Cambria Math" w:hAnsi="Cambria Math"/>
+              </w:rPr>
+              <m:t xml:space="preserve"> mV</m:t>
+            </m:r>
+          </m:den>
+        </m:f>
+        <m:r>
+          <w:rPr>
+            <w:rStyle w:val="vlist-s"/>
+            <w:rFonts w:ascii="Cambria Math" w:hAnsi="Cambria Math"/>
+          </w:rPr>
+          <m:t>​</m:t>
+        </m:r>
+        <m:r>
+          <w:rPr>
+            <w:rStyle w:val="mrel"/>
+            <w:rFonts w:ascii="Cambria Math" w:hAnsi="Cambria Math"/>
+          </w:rPr>
+          <m:t>≈</m:t>
+        </m:r>
+        <m:r>
+          <w:rPr>
+            <w:rStyle w:val="mord"/>
+            <w:rFonts w:ascii="Cambria Math" w:hAnsi="Cambria Math"/>
+          </w:rPr>
+          <m:t xml:space="preserve">0,92 </m:t>
+        </m:r>
+        <m:f>
+          <m:fPr>
+            <m:ctrlPr>
+              <w:rPr>
+                <w:rStyle w:val="mord"/>
+                <w:rFonts w:ascii="Cambria Math" w:hAnsi="Cambria Math"/>
+                <w:i/>
+              </w:rPr>
+            </m:ctrlPr>
+          </m:fPr>
+          <m:num>
+            <m:r>
+              <w:rPr>
+                <w:rStyle w:val="mord"/>
+                <w:rFonts w:ascii="Cambria Math" w:hAnsi="Cambria Math"/>
+              </w:rPr>
+              <m:t>V</m:t>
+            </m:r>
+          </m:num>
+          <m:den>
+            <m:r>
+              <w:rPr>
+                <w:rStyle w:val="mord"/>
+                <w:rFonts w:ascii="Cambria Math" w:hAnsi="Cambria Math"/>
+              </w:rPr>
+              <m:t>V</m:t>
+            </m:r>
+          </m:den>
+        </m:f>
+      </m:oMath>
+      <w:r>
+        <w:rPr>
+          <w:rStyle w:val="mord"/>
+          <w:rFonts w:ascii="Calibri" w:hAnsi="Calibri"/>
+        </w:rPr>
+        <w:t xml:space="preserve"> (nieobciążony)</w:t>
+      </w:r>
+    </w:p>
+    <w:p>
+      <w:pPr>
+        <w:pStyle w:val="Standard"/>
+        <w:rPr>
+          <w:rFonts w:ascii="Calibri" w:hAnsi="Calibri"/>
+        </w:rPr>
+      </w:pPr>
+    </w:p>
+    <w:p>
+      <w:pPr>
+        <w:pStyle w:val="Standard"/>
+        <w:rPr>
+          <w:rFonts w:ascii="Calibri" w:hAnsi="Calibri"/>
+        </w:rPr>
+      </w:pPr>
+      <m:oMath>
+        <m:sSub>
+          <m:sSubPr>
+            <m:ctrlPr>
+              <w:rPr>
+                <w:rStyle w:val="mord"/>
+                <w:rFonts w:ascii="Cambria Math" w:hAnsi="Cambria Math"/>
+                <w:i/>
+              </w:rPr>
+            </m:ctrlPr>
+          </m:sSubPr>
+          <m:e>
+            <m:r>
+              <w:rPr>
+                <w:rStyle w:val="mord"/>
+                <w:rFonts w:ascii="Cambria Math" w:hAnsi="Cambria Math"/>
+              </w:rPr>
+              <m:t>k</m:t>
+            </m:r>
+          </m:e>
+          <m:sub>
+            <m:r>
+              <w:rPr>
+                <w:rStyle w:val="mord"/>
+                <w:rFonts w:ascii="Cambria Math" w:hAnsi="Cambria Math"/>
+              </w:rPr>
+              <m:t>us1MOSt</m:t>
+            </m:r>
+          </m:sub>
+        </m:sSub>
+        <m:r>
+          <w:rPr>
+            <w:rStyle w:val="mord"/>
+            <w:rFonts w:ascii="Cambria Math" w:hAnsi="Cambria Math"/>
+          </w:rPr>
+          <m:t xml:space="preserve">= </m:t>
+        </m:r>
+        <m:f>
+          <m:fPr>
+            <m:ctrlPr>
+              <w:rPr>
+                <w:rFonts w:ascii="Cambria Math" w:hAnsi="Cambria Math"/>
                 <w:i/>
                 <w:iCs/>
-                <w:kern w:val="3"/>
-                <w:lang w:val="pl-PL" w:eastAsia="zh-CN" w:bidi="hi-IN"/>
               </w:rPr>
             </m:ctrlPr>
           </m:fPr>
@@ -22755,7 +23601,6 @@
             <m:r>
               <w:rPr>
                 <w:rFonts w:ascii="Cambria Math" w:hAnsi="Cambria Math"/>
-                <w:lang w:val="pl-PL"/>
               </w:rPr>
               <m:t>+</m:t>
             </m:r>
@@ -22790,219 +23635,10 @@
         </m:f>
         <m:r>
           <w:rPr>
-            <w:rFonts w:ascii="Cambria Math" w:hAnsi="Cambria Math"/>
-            <w:lang w:val="pl-PL"/>
-          </w:rPr>
-          <m:t xml:space="preserve">= </m:t>
-        </m:r>
-        <m:f>
-          <m:fPr>
-            <m:ctrlPr>
-              <w:rPr>
-                <w:rFonts w:ascii="Cambria Math" w:eastAsia="Noto Serif CJK SC" w:hAnsi="Cambria Math" w:cs="Noto Sans Devanagari"/>
-                <w:i/>
-                <w:iCs/>
-                <w:kern w:val="3"/>
-                <w:lang w:val="pl-PL" w:eastAsia="zh-CN" w:bidi="hi-IN"/>
-              </w:rPr>
-            </m:ctrlPr>
-          </m:fPr>
-          <m:num>
-            <m:r>
-              <w:rPr>
-                <w:rFonts w:ascii="Cambria Math" w:hAnsi="Cambria Math"/>
-                <w:lang w:val="pl-PL"/>
-              </w:rPr>
-              <m:t>39</m:t>
-            </m:r>
-          </m:num>
-          <m:den>
-            <m:r>
-              <w:rPr>
-                <w:rFonts w:ascii="Cambria Math" w:hAnsi="Cambria Math"/>
-                <w:lang w:val="pl-PL"/>
-              </w:rPr>
-              <m:t>2+39</m:t>
-            </m:r>
-          </m:den>
-        </m:f>
-        <m:r>
-          <w:rPr>
-            <w:rFonts w:ascii="Cambria Math" w:hAnsi="Cambria Math"/>
-            <w:lang w:val="pl-PL"/>
-          </w:rPr>
-          <m:t>=0.95122</m:t>
-        </m:r>
-      </m:oMath>
-    </w:p>
-    <w:p>
-      <w:pPr>
-        <w:pStyle w:val="Standard"/>
-        <w:rPr>
-          <w:rFonts w:ascii="Calibri" w:hAnsi="Calibri"/>
-          <w:i/>
-          <w:iCs/>
-        </w:rPr>
-      </w:pPr>
-    </w:p>
-    <w:p>
-      <w:pPr>
-        <w:pStyle w:val="Standard"/>
-        <w:rPr>
-          <w:rStyle w:val="vlist-s"/>
-          <w:rFonts w:ascii="Calibri" w:hAnsi="Calibri"/>
-        </w:rPr>
-      </w:pPr>
-      <m:oMath>
-        <m:sSub>
-          <m:sSubPr>
-            <m:ctrlPr>
-              <w:rPr>
-                <w:rStyle w:val="mord"/>
-                <w:rFonts w:ascii="Cambria Math" w:hAnsi="Cambria Math"/>
-                <w:i/>
-              </w:rPr>
-            </m:ctrlPr>
-          </m:sSubPr>
-          <m:e>
-            <m:r>
-              <w:rPr>
-                <w:rStyle w:val="mord"/>
-                <w:rFonts w:ascii="Cambria Math" w:hAnsi="Cambria Math"/>
-              </w:rPr>
-              <m:t>r</m:t>
-            </m:r>
-          </m:e>
-          <m:sub>
-            <m:r>
-              <w:rPr>
-                <w:rStyle w:val="mord"/>
-                <w:rFonts w:ascii="Cambria Math" w:hAnsi="Cambria Math"/>
-              </w:rPr>
-              <m:t>we1MOSp</m:t>
-            </m:r>
-            <m:r>
-              <w:rPr>
-                <w:rStyle w:val="vlist-s"/>
-                <w:rFonts w:ascii="Cambria Math" w:hAnsi="Cambria Math"/>
-              </w:rPr>
-              <m:t>​</m:t>
-            </m:r>
-          </m:sub>
-        </m:sSub>
-        <m:r>
-          <w:rPr>
-            <w:rStyle w:val="mrel"/>
-            <w:rFonts w:ascii="Cambria Math" w:hAnsi="Cambria Math"/>
-          </w:rPr>
-          <m:t>=</m:t>
-        </m:r>
-        <m:sSub>
-          <m:sSubPr>
-            <m:ctrlPr>
-              <w:rPr>
-                <w:rStyle w:val="mord"/>
-                <w:rFonts w:ascii="Cambria Math" w:hAnsi="Cambria Math"/>
-                <w:i/>
-              </w:rPr>
-            </m:ctrlPr>
-          </m:sSubPr>
-          <m:e>
-            <m:r>
-              <w:rPr>
-                <w:rStyle w:val="mord"/>
-                <w:rFonts w:ascii="Cambria Math" w:hAnsi="Cambria Math"/>
-              </w:rPr>
-              <m:t>R</m:t>
-            </m:r>
-          </m:e>
-          <m:sub>
-            <m:r>
-              <w:rPr>
-                <w:rStyle w:val="mord"/>
-                <w:rFonts w:ascii="Cambria Math" w:hAnsi="Cambria Math"/>
-              </w:rPr>
-              <m:t>G</m:t>
-            </m:r>
-          </m:sub>
-        </m:sSub>
-        <m:r>
-          <w:rPr>
-            <w:rStyle w:val="vlist-s"/>
+            <w:rStyle w:val="mord"/>
             <w:rFonts w:ascii="Cambria Math" w:hAnsi="Cambria Math"/>
           </w:rPr>
           <m:t xml:space="preserve"> </m:t>
-        </m:r>
-        <m:f>
-          <m:fPr>
-            <m:ctrlPr>
-              <w:rPr>
-                <w:rStyle w:val="mord"/>
-                <w:rFonts w:ascii="Cambria Math" w:hAnsi="Cambria Math"/>
-                <w:i/>
-              </w:rPr>
-            </m:ctrlPr>
-          </m:fPr>
-          <m:num>
-            <m:r>
-              <w:rPr>
-                <w:rStyle w:val="vlist-s"/>
-                <w:rFonts w:ascii="Cambria Math" w:hAnsi="Cambria Math"/>
-              </w:rPr>
-              <m:t>​</m:t>
-            </m:r>
-            <m:r>
-              <w:rPr>
-                <w:rStyle w:val="mord"/>
-                <w:rFonts w:ascii="Cambria Math" w:hAnsi="Cambria Math"/>
-              </w:rPr>
-              <m:t>Ug</m:t>
-            </m:r>
-          </m:num>
-          <m:den>
-            <m:r>
-              <w:rPr>
-                <w:rStyle w:val="vlist-s"/>
-                <w:rFonts w:ascii="Cambria Math" w:hAnsi="Cambria Math"/>
-              </w:rPr>
-              <m:t>​</m:t>
-            </m:r>
-            <m:r>
-              <w:rPr>
-                <w:rStyle w:val="mord"/>
-                <w:rFonts w:ascii="Cambria Math" w:hAnsi="Cambria Math"/>
-              </w:rPr>
-              <m:t>Eg</m:t>
-            </m:r>
-            <m:r>
-              <w:rPr>
-                <w:rStyle w:val="vlist-s"/>
-                <w:rFonts w:ascii="Cambria Math" w:hAnsi="Cambria Math"/>
-              </w:rPr>
-              <m:t>​</m:t>
-            </m:r>
-            <m:r>
-              <w:rPr>
-                <w:rStyle w:val="mbin"/>
-                <w:rFonts w:ascii="Cambria Math" w:hAnsi="Cambria Math"/>
-              </w:rPr>
-              <m:t>-</m:t>
-            </m:r>
-            <m:r>
-              <w:rPr>
-                <w:rStyle w:val="mord"/>
-                <w:rFonts w:ascii="Cambria Math" w:hAnsi="Cambria Math"/>
-              </w:rPr>
-              <m:t>Ug</m:t>
-            </m:r>
-          </m:den>
-        </m:f>
-        <m:r>
-          <w:rPr>
-            <w:rStyle w:val="vlist-s"/>
-            <w:rFonts w:ascii="Cambria Math" w:hAnsi="Cambria Math"/>
-          </w:rPr>
-          <m:t xml:space="preserve">​​=2 </m:t>
         </m:r>
         <m:r>
           <m:rPr>
@@ -23015,81 +23651,215 @@
           <m:t>⋅</m:t>
         </m:r>
         <m:r>
-          <m:rPr>
-            <m:sty m:val="p"/>
-          </m:rPr>
           <w:rPr>
-            <w:rStyle w:val="vlist-s"/>
+            <w:rStyle w:val="mord"/>
             <w:rFonts w:ascii="Cambria Math" w:hAnsi="Cambria Math"/>
           </w:rPr>
-          <m:t>​</m:t>
+          <m:t xml:space="preserve"> </m:t>
         </m:r>
+        <m:sSub>
+          <m:sSubPr>
+            <m:ctrlPr>
+              <w:rPr>
+                <w:rStyle w:val="mord"/>
+                <w:rFonts w:ascii="Cambria Math" w:hAnsi="Cambria Math"/>
+                <w:i/>
+              </w:rPr>
+            </m:ctrlPr>
+          </m:sSubPr>
+          <m:e>
+            <m:r>
+              <w:rPr>
+                <w:rStyle w:val="mord"/>
+                <w:rFonts w:ascii="Cambria Math" w:hAnsi="Cambria Math"/>
+              </w:rPr>
+              <m:t>k</m:t>
+            </m:r>
+          </m:e>
+          <m:sub>
+            <m:r>
+              <w:rPr>
+                <w:rStyle w:val="mord"/>
+                <w:rFonts w:ascii="Cambria Math" w:hAnsi="Cambria Math"/>
+              </w:rPr>
+              <m:t>uo</m:t>
+            </m:r>
+          </m:sub>
+        </m:sSub>
         <m:r>
           <w:rPr>
-            <w:rStyle w:val="vlist-s"/>
+            <w:rStyle w:val="mord"/>
             <w:rFonts w:ascii="Cambria Math" w:hAnsi="Cambria Math"/>
           </w:rPr>
-          <m:t> </m:t>
+          <m:t xml:space="preserve">= </m:t>
         </m:r>
         <m:f>
           <m:fPr>
             <m:ctrlPr>
               <w:rPr>
-                <w:rStyle w:val="vlist-s"/>
                 <w:rFonts w:ascii="Cambria Math" w:hAnsi="Cambria Math"/>
                 <w:i/>
+                <w:iCs/>
               </w:rPr>
             </m:ctrlPr>
           </m:fPr>
           <m:num>
             <m:r>
               <w:rPr>
-                <w:rStyle w:val="vlist-s"/>
                 <w:rFonts w:ascii="Cambria Math" w:hAnsi="Cambria Math"/>
               </w:rPr>
-              <m:t>474.34</m:t>
+              <m:t xml:space="preserve">390,00 </m:t>
+            </m:r>
+            <m:r>
+              <w:rPr>
+                <w:rStyle w:val="mord"/>
+                <w:rFonts w:ascii="Cambria Math" w:hAnsi="Cambria Math" w:cstheme="minorHAnsi"/>
+              </w:rPr>
+              <m:t>Ω</m:t>
             </m:r>
           </m:num>
           <m:den>
             <m:r>
               <w:rPr>
-                <w:rStyle w:val="vlist-s"/>
                 <w:rFonts w:ascii="Cambria Math" w:hAnsi="Cambria Math"/>
               </w:rPr>
-              <m:t>500-474.34</m:t>
+              <m:t xml:space="preserve">20,00 </m:t>
+            </m:r>
+            <m:r>
+              <w:rPr>
+                <w:rStyle w:val="mord"/>
+                <w:rFonts w:ascii="Cambria Math" w:hAnsi="Cambria Math" w:cstheme="minorHAnsi"/>
+              </w:rPr>
+              <m:t>Ω</m:t>
+            </m:r>
+            <m:r>
+              <w:rPr>
+                <w:rFonts w:ascii="Cambria Math" w:hAnsi="Cambria Math"/>
+              </w:rPr>
+              <m:t xml:space="preserve">+390,00 </m:t>
+            </m:r>
+            <m:r>
+              <w:rPr>
+                <w:rStyle w:val="mord"/>
+                <w:rFonts w:ascii="Cambria Math" w:hAnsi="Cambria Math" w:cstheme="minorHAnsi"/>
+              </w:rPr>
+              <m:t>Ω</m:t>
             </m:r>
           </m:den>
         </m:f>
-        <m:r>
-          <w:rPr>
-            <w:rStyle w:val="vlist-s"/>
-            <w:rFonts w:ascii="Cambria Math" w:hAnsi="Cambria Math"/>
-          </w:rPr>
-          <m:t>=36.97 k</m:t>
-        </m:r>
         <m:r>
           <m:rPr>
             <m:sty m:val="p"/>
           </m:rPr>
           <w:rPr>
+            <w:rStyle w:val="mbin"/>
+            <w:rFonts w:ascii="Cambria Math" w:hAnsi="Cambria Math" w:cs="Cambria Math"/>
+          </w:rPr>
+          <m:t xml:space="preserve">⋅ </m:t>
+        </m:r>
+        <m:r>
+          <w:rPr>
+            <w:rStyle w:val="mord"/>
             <w:rFonts w:ascii="Cambria Math" w:hAnsi="Cambria Math"/>
           </w:rPr>
-          <m:t>Ω</m:t>
+          <m:t xml:space="preserve">0,99 </m:t>
         </m:r>
+        <m:f>
+          <m:fPr>
+            <m:ctrlPr>
+              <w:rPr>
+                <w:rStyle w:val="mord"/>
+                <w:rFonts w:ascii="Cambria Math" w:hAnsi="Cambria Math"/>
+                <w:i/>
+              </w:rPr>
+            </m:ctrlPr>
+          </m:fPr>
+          <m:num>
+            <m:r>
+              <w:rPr>
+                <w:rStyle w:val="mord"/>
+                <w:rFonts w:ascii="Cambria Math" w:hAnsi="Cambria Math"/>
+              </w:rPr>
+              <m:t>V</m:t>
+            </m:r>
+          </m:num>
+          <m:den>
+            <m:r>
+              <w:rPr>
+                <w:rStyle w:val="mord"/>
+                <w:rFonts w:ascii="Cambria Math" w:hAnsi="Cambria Math"/>
+              </w:rPr>
+              <m:t>V</m:t>
+            </m:r>
+          </m:den>
+        </m:f>
+        <m:r>
+          <w:rPr>
+            <w:rStyle w:val="mord"/>
+            <w:rFonts w:ascii="Cambria Math" w:hAnsi="Cambria Math"/>
+          </w:rPr>
+          <m:t xml:space="preserve">=0,94 </m:t>
+        </m:r>
+        <m:f>
+          <m:fPr>
+            <m:ctrlPr>
+              <w:rPr>
+                <w:rStyle w:val="mord"/>
+                <w:rFonts w:ascii="Cambria Math" w:hAnsi="Cambria Math"/>
+                <w:i/>
+              </w:rPr>
+            </m:ctrlPr>
+          </m:fPr>
+          <m:num>
+            <m:r>
+              <w:rPr>
+                <w:rStyle w:val="mord"/>
+                <w:rFonts w:ascii="Cambria Math" w:hAnsi="Cambria Math"/>
+              </w:rPr>
+              <m:t>V</m:t>
+            </m:r>
+          </m:num>
+          <m:den>
+            <m:r>
+              <w:rPr>
+                <w:rStyle w:val="mord"/>
+                <w:rFonts w:ascii="Cambria Math" w:hAnsi="Cambria Math"/>
+              </w:rPr>
+              <m:t>V</m:t>
+            </m:r>
+          </m:den>
+        </m:f>
       </m:oMath>
       <w:r>
         <w:rPr>
-          <w:rStyle w:val="vlist-s"/>
-          <w:rFonts w:ascii="Calibri" w:hAnsi="Calibri"/>
-        </w:rPr>
-        <w:t xml:space="preserve">  (Ponieważ </w:t>
-      </w:r>
+          <w:rStyle w:val="mord"/>
+          <w:rFonts w:ascii="Calibri" w:hAnsi="Calibri"/>
+        </w:rPr>
+        <w:t xml:space="preserve">  (nieobciążony)</w:t>
+      </w:r>
+    </w:p>
+    <w:p>
+      <w:pPr>
+        <w:pStyle w:val="Standard"/>
+        <w:rPr>
+          <w:rFonts w:ascii="Calibri" w:hAnsi="Calibri"/>
+        </w:rPr>
+      </w:pPr>
+    </w:p>
+    <w:p>
+      <w:pPr>
+        <w:pStyle w:val="Standard"/>
+        <w:rPr>
+          <w:rStyle w:val="mord"/>
+          <w:rFonts w:ascii="Calibri" w:hAnsi="Calibri"/>
+        </w:rPr>
+      </w:pPr>
       <m:oMath>
         <m:sSub>
           <m:sSubPr>
             <m:ctrlPr>
               <w:rPr>
-                <w:rStyle w:val="vlist-s"/>
+                <w:rStyle w:val="mord"/>
                 <w:rFonts w:ascii="Cambria Math" w:hAnsi="Cambria Math"/>
                 <w:i/>
               </w:rPr>
@@ -23098,234 +23868,28 @@
           <m:e>
             <m:r>
               <w:rPr>
-                <w:rStyle w:val="vlist-s"/>
+                <w:rStyle w:val="mord"/>
                 <w:rFonts w:ascii="Cambria Math" w:hAnsi="Cambria Math"/>
               </w:rPr>
-              <m:t>U</m:t>
+              <m:t>k</m:t>
             </m:r>
           </m:e>
           <m:sub>
             <m:r>
               <w:rPr>
-                <w:rStyle w:val="vlist-s"/>
+                <w:rStyle w:val="mord"/>
                 <w:rFonts w:ascii="Cambria Math" w:hAnsi="Cambria Math"/>
               </w:rPr>
-              <m:t>g</m:t>
+              <m:t>us1MOSp</m:t>
             </m:r>
           </m:sub>
         </m:sSub>
-      </m:oMath>
-      <w:r>
-        <w:rPr>
-          <w:rStyle w:val="vlist-s"/>
-          <w:rFonts w:ascii="Calibri" w:hAnsi="Calibri"/>
-        </w:rPr>
-        <w:t xml:space="preserve"> jest takie samo).</w:t>
-      </w:r>
-    </w:p>
-    <w:p>
-      <w:pPr>
-        <w:pStyle w:val="Standard"/>
-        <w:rPr>
-          <w:rStyle w:val="vlist-s"/>
-          <w:rFonts w:ascii="Calibri" w:hAnsi="Calibri"/>
-        </w:rPr>
-      </w:pPr>
-    </w:p>
-    <w:p>
-      <w:pPr>
-        <w:pStyle w:val="Standard"/>
-        <w:rPr>
-          <w:rStyle w:val="vlist-s"/>
-          <w:rFonts w:ascii="Calibri" w:hAnsi="Calibri"/>
-        </w:rPr>
-      </w:pPr>
-      <m:oMathPara>
-        <m:oMathParaPr>
-          <m:jc m:val="left"/>
-        </m:oMathParaPr>
-        <m:oMath>
-          <m:sSub>
-            <m:sSubPr>
-              <m:ctrlPr>
-                <w:rPr>
-                  <w:rStyle w:val="mord"/>
-                  <w:rFonts w:ascii="Cambria Math" w:hAnsi="Cambria Math"/>
-                </w:rPr>
-              </m:ctrlPr>
-            </m:sSubPr>
-            <m:e>
-              <m:r>
-                <m:rPr>
-                  <m:sty m:val="p"/>
-                </m:rPr>
-                <w:rPr>
-                  <w:rStyle w:val="mord"/>
-                  <w:rFonts w:ascii="Cambria Math" w:hAnsi="Cambria Math"/>
-                </w:rPr>
-                <m:t>r</m:t>
-              </m:r>
-            </m:e>
-            <m:sub>
-              <m:r>
-                <m:rPr>
-                  <m:sty m:val="p"/>
-                </m:rPr>
-                <w:rPr>
-                  <w:rStyle w:val="mord"/>
-                  <w:rFonts w:ascii="Cambria Math" w:hAnsi="Cambria Math"/>
-                </w:rPr>
-                <m:t>we1MOSt</m:t>
-              </m:r>
-            </m:sub>
-          </m:sSub>
-          <m:r>
-            <m:rPr>
-              <m:sty m:val="p"/>
-            </m:rPr>
-            <w:rPr>
-              <w:rStyle w:val="vlist-s"/>
-              <w:rFonts w:ascii="Cambria Math" w:hAnsi="Cambria Math"/>
-            </w:rPr>
-            <m:t>​</m:t>
-          </m:r>
-          <m:r>
-            <m:rPr>
-              <m:sty m:val="p"/>
-            </m:rPr>
-            <w:rPr>
-              <w:rStyle w:val="mrel"/>
-              <w:rFonts w:ascii="Cambria Math" w:hAnsi="Cambria Math"/>
-            </w:rPr>
-            <m:t>=</m:t>
-          </m:r>
-          <m:sSub>
-            <m:sSubPr>
-              <m:ctrlPr>
-                <w:rPr>
-                  <w:rStyle w:val="mord"/>
-                  <w:rFonts w:ascii="Cambria Math" w:hAnsi="Cambria Math"/>
-                </w:rPr>
-              </m:ctrlPr>
-            </m:sSubPr>
-            <m:e>
-              <m:r>
-                <m:rPr>
-                  <m:sty m:val="p"/>
-                </m:rPr>
-                <w:rPr>
-                  <w:rStyle w:val="mord"/>
-                  <w:rFonts w:ascii="Cambria Math" w:hAnsi="Cambria Math"/>
-                </w:rPr>
-                <m:t>R</m:t>
-              </m:r>
-            </m:e>
-            <m:sub>
-              <m:r>
-                <m:rPr>
-                  <m:sty m:val="p"/>
-                </m:rPr>
-                <w:rPr>
-                  <w:rStyle w:val="mord"/>
-                  <w:rFonts w:ascii="Cambria Math" w:hAnsi="Cambria Math"/>
-                </w:rPr>
-                <m:t>2</m:t>
-              </m:r>
-            </m:sub>
-          </m:sSub>
-          <m:r>
-            <m:rPr>
-              <m:sty m:val="p"/>
-            </m:rPr>
-            <w:rPr>
-              <w:rStyle w:val="vlist-s"/>
-              <w:rFonts w:ascii="Cambria Math" w:hAnsi="Cambria Math"/>
-            </w:rPr>
-            <m:t>​</m:t>
-          </m:r>
-          <m:r>
-            <m:rPr>
-              <m:sty m:val="p"/>
-            </m:rPr>
-            <w:rPr>
-              <w:rStyle w:val="mrel"/>
-              <w:rFonts w:ascii="Cambria Math" w:hAnsi="Cambria Math"/>
-            </w:rPr>
-            <m:t>=</m:t>
-          </m:r>
-          <m:r>
-            <m:rPr>
-              <m:sty m:val="p"/>
-            </m:rPr>
-            <w:rPr>
-              <w:rStyle w:val="mord"/>
-              <w:rFonts w:ascii="Cambria Math" w:hAnsi="Cambria Math"/>
-            </w:rPr>
-            <m:t>39.00 kΩ</m:t>
-          </m:r>
-        </m:oMath>
-      </m:oMathPara>
-    </w:p>
-    <w:p>
-      <w:pPr>
-        <w:pStyle w:val="Standard"/>
-        <w:rPr>
-          <w:rStyle w:val="vlist-s"/>
-          <w:rFonts w:ascii="Calibri" w:hAnsi="Calibri"/>
-        </w:rPr>
-      </w:pPr>
-    </w:p>
-    <w:p>
-      <w:pPr>
-        <w:pStyle w:val="Standard"/>
-        <w:rPr>
-          <w:rStyle w:val="mord"/>
-          <w:rFonts w:ascii="Calibri" w:hAnsi="Calibri"/>
-        </w:rPr>
-      </w:pPr>
-      <m:oMath>
-        <m:sSub>
-          <m:sSubPr>
-            <m:ctrlPr>
-              <w:rPr>
-                <w:rStyle w:val="mord"/>
-                <w:rFonts w:ascii="Cambria Math" w:hAnsi="Cambria Math"/>
-                <w:i/>
-              </w:rPr>
-            </m:ctrlPr>
-          </m:sSubPr>
-          <m:e>
-            <m:r>
-              <w:rPr>
-                <w:rStyle w:val="mord"/>
-                <w:rFonts w:ascii="Cambria Math" w:hAnsi="Cambria Math"/>
-              </w:rPr>
-              <m:t>k</m:t>
-            </m:r>
-          </m:e>
-          <m:sub>
-            <m:r>
-              <w:rPr>
-                <w:rStyle w:val="mord"/>
-                <w:rFonts w:ascii="Cambria Math" w:hAnsi="Cambria Math"/>
-              </w:rPr>
-              <m:t>us1MOSp</m:t>
-            </m:r>
-          </m:sub>
-        </m:sSub>
-        <m:r>
-          <w:rPr>
-            <w:rStyle w:val="vlist-s"/>
-            <w:rFonts w:ascii="Cambria Math" w:hAnsi="Cambria Math"/>
-          </w:rPr>
-          <m:t>​</m:t>
-        </m:r>
         <m:r>
           <w:rPr>
             <w:rStyle w:val="mrel"/>
             <w:rFonts w:ascii="Cambria Math" w:hAnsi="Cambria Math"/>
           </w:rPr>
-          <m:t>=</m:t>
+          <m:t xml:space="preserve">= </m:t>
         </m:r>
         <m:f>
           <m:fPr>
@@ -23380,14 +23944,7 @@
         </m:f>
         <m:r>
           <w:rPr>
-            <w:rStyle w:val="vlist-s"/>
-            <w:rFonts w:ascii="Cambria Math" w:hAnsi="Cambria Math"/>
-          </w:rPr>
-          <m:t>​​​</m:t>
-        </m:r>
-        <m:r>
-          <w:rPr>
-            <w:rStyle w:val="mrel"/>
+            <w:rStyle w:val="mord"/>
             <w:rFonts w:ascii="Cambria Math" w:hAnsi="Cambria Math"/>
           </w:rPr>
           <m:t>=</m:t>
@@ -23408,7 +23965,7 @@
                 <w:rStyle w:val="mord"/>
                 <w:rFonts w:ascii="Cambria Math" w:hAnsi="Cambria Math"/>
               </w:rPr>
-              <m:t>461.10</m:t>
+              <m:t>414,52 mV</m:t>
             </m:r>
           </m:num>
           <m:den>
@@ -23418,6 +23975,20 @@
                 <w:rFonts w:ascii="Cambria Math" w:hAnsi="Cambria Math"/>
               </w:rPr>
               <m:t>500</m:t>
+            </m:r>
+            <m:r>
+              <w:rPr>
+                <w:rStyle w:val="mord"/>
+                <w:rFonts w:ascii="Cambria Math" w:hAnsi="Cambria Math"/>
+              </w:rPr>
+              <m:t>,00</m:t>
+            </m:r>
+            <m:r>
+              <w:rPr>
+                <w:rStyle w:val="mord"/>
+                <w:rFonts w:ascii="Cambria Math" w:hAnsi="Cambria Math"/>
+              </w:rPr>
+              <m:t xml:space="preserve"> mV</m:t>
             </m:r>
           </m:den>
         </m:f>
@@ -23433,20 +24004,6 @@
             <w:rStyle w:val="mrel"/>
             <w:rFonts w:ascii="Cambria Math" w:hAnsi="Cambria Math"/>
           </w:rPr>
-          <m:t>=</m:t>
-        </m:r>
-        <m:r>
-          <w:rPr>
-            <w:rStyle w:val="mord"/>
-            <w:rFonts w:ascii="Cambria Math" w:hAnsi="Cambria Math"/>
-          </w:rPr>
-          <m:t>0.92</m:t>
-        </m:r>
-        <m:r>
-          <w:rPr>
-            <w:rStyle w:val="mrel"/>
-            <w:rFonts w:ascii="Cambria Math" w:hAnsi="Cambria Math"/>
-          </w:rPr>
           <m:t>≈</m:t>
         </m:r>
         <m:r>
@@ -23454,7 +24011,7 @@
             <w:rStyle w:val="mord"/>
             <w:rFonts w:ascii="Cambria Math" w:hAnsi="Cambria Math"/>
           </w:rPr>
-          <m:t xml:space="preserve">0.92 </m:t>
+          <m:t xml:space="preserve">0,83 </m:t>
         </m:r>
         <m:f>
           <m:fPr>
@@ -23491,13 +24048,14 @@
           <w:rStyle w:val="mord"/>
           <w:rFonts w:ascii="Calibri" w:hAnsi="Calibri"/>
         </w:rPr>
-        <w:t xml:space="preserve"> (nieobciążony)</w:t>
-      </w:r>
-    </w:p>
-    <w:p>
-      <w:pPr>
-        <w:pStyle w:val="Standard"/>
-        <w:rPr>
+        <w:t xml:space="preserve"> (obciążony)</w:t>
+      </w:r>
+    </w:p>
+    <w:p>
+      <w:pPr>
+        <w:pStyle w:val="Standard"/>
+        <w:rPr>
+          <w:rStyle w:val="mord"/>
           <w:rFonts w:ascii="Calibri" w:hAnsi="Calibri"/>
         </w:rPr>
       </w:pPr>
@@ -23544,7 +24102,230 @@
             <w:rStyle w:val="mord"/>
             <w:rFonts w:ascii="Cambria Math" w:hAnsi="Cambria Math"/>
           </w:rPr>
-          <m:t xml:space="preserve">=0.95122 </m:t>
+          <m:t>=</m:t>
+        </m:r>
+        <m:f>
+          <m:fPr>
+            <m:ctrlPr>
+              <w:rPr>
+                <w:rFonts w:ascii="Cambria Math" w:hAnsi="Cambria Math"/>
+                <w:i/>
+                <w:iCs/>
+              </w:rPr>
+            </m:ctrlPr>
+          </m:fPr>
+          <m:num>
+            <m:sSub>
+              <m:sSubPr>
+                <m:ctrlPr>
+                  <w:rPr>
+                    <w:rFonts w:ascii="Cambria Math" w:hAnsi="Cambria Math"/>
+                    <w:i/>
+                    <w:iCs/>
+                  </w:rPr>
+                </m:ctrlPr>
+              </m:sSubPr>
+              <m:e>
+                <m:r>
+                  <w:rPr>
+                    <w:rFonts w:ascii="Cambria Math" w:hAnsi="Cambria Math"/>
+                  </w:rPr>
+                  <m:t>R</m:t>
+                </m:r>
+              </m:e>
+              <m:sub>
+                <m:r>
+                  <w:rPr>
+                    <w:rFonts w:ascii="Cambria Math" w:hAnsi="Cambria Math"/>
+                  </w:rPr>
+                  <m:t>B</m:t>
+                </m:r>
+              </m:sub>
+            </m:sSub>
+          </m:num>
+          <m:den>
+            <m:sSub>
+              <m:sSubPr>
+                <m:ctrlPr>
+                  <w:rPr>
+                    <w:rFonts w:ascii="Cambria Math" w:hAnsi="Cambria Math"/>
+                    <w:i/>
+                    <w:iCs/>
+                  </w:rPr>
+                </m:ctrlPr>
+              </m:sSubPr>
+              <m:e>
+                <m:r>
+                  <w:rPr>
+                    <w:rFonts w:ascii="Cambria Math" w:hAnsi="Cambria Math"/>
+                  </w:rPr>
+                  <m:t>R</m:t>
+                </m:r>
+              </m:e>
+              <m:sub>
+                <m:r>
+                  <w:rPr>
+                    <w:rFonts w:ascii="Cambria Math" w:hAnsi="Cambria Math"/>
+                  </w:rPr>
+                  <m:t>G</m:t>
+                </m:r>
+              </m:sub>
+            </m:sSub>
+            <m:r>
+              <w:rPr>
+                <w:rFonts w:ascii="Cambria Math" w:hAnsi="Cambria Math"/>
+              </w:rPr>
+              <m:t>+</m:t>
+            </m:r>
+            <m:sSub>
+              <m:sSubPr>
+                <m:ctrlPr>
+                  <w:rPr>
+                    <w:rFonts w:ascii="Cambria Math" w:hAnsi="Cambria Math"/>
+                    <w:i/>
+                    <w:iCs/>
+                  </w:rPr>
+                </m:ctrlPr>
+              </m:sSubPr>
+              <m:e>
+                <m:r>
+                  <w:rPr>
+                    <w:rFonts w:ascii="Cambria Math" w:hAnsi="Cambria Math"/>
+                  </w:rPr>
+                  <m:t>R</m:t>
+                </m:r>
+              </m:e>
+              <m:sub>
+                <m:r>
+                  <w:rPr>
+                    <w:rFonts w:ascii="Cambria Math" w:hAnsi="Cambria Math"/>
+                  </w:rPr>
+                  <m:t>B</m:t>
+                </m:r>
+              </m:sub>
+            </m:sSub>
+          </m:den>
+        </m:f>
+        <m:r>
+          <w:rPr>
+            <w:rStyle w:val="mord"/>
+            <w:rFonts w:ascii="Cambria Math" w:hAnsi="Cambria Math"/>
+          </w:rPr>
+          <m:t xml:space="preserve"> </m:t>
+        </m:r>
+        <m:r>
+          <m:rPr>
+            <m:sty m:val="p"/>
+          </m:rPr>
+          <w:rPr>
+            <w:rStyle w:val="mbin"/>
+            <w:rFonts w:ascii="Cambria Math" w:hAnsi="Cambria Math" w:cs="Cambria Math"/>
+          </w:rPr>
+          <m:t>⋅</m:t>
+        </m:r>
+        <m:r>
+          <w:rPr>
+            <w:rStyle w:val="mord"/>
+            <w:rFonts w:ascii="Cambria Math" w:hAnsi="Cambria Math"/>
+          </w:rPr>
+          <m:t xml:space="preserve"> </m:t>
+        </m:r>
+        <m:sSub>
+          <m:sSubPr>
+            <m:ctrlPr>
+              <w:rPr>
+                <w:rStyle w:val="mord"/>
+                <w:rFonts w:ascii="Cambria Math" w:hAnsi="Cambria Math"/>
+                <w:i/>
+              </w:rPr>
+            </m:ctrlPr>
+          </m:sSubPr>
+          <m:e>
+            <m:r>
+              <w:rPr>
+                <w:rStyle w:val="mord"/>
+                <w:rFonts w:ascii="Cambria Math" w:hAnsi="Cambria Math"/>
+              </w:rPr>
+              <m:t>k</m:t>
+            </m:r>
+          </m:e>
+          <m:sub>
+            <m:r>
+              <w:rPr>
+                <w:rStyle w:val="mord"/>
+                <w:rFonts w:ascii="Cambria Math" w:hAnsi="Cambria Math"/>
+              </w:rPr>
+              <m:t>uo</m:t>
+            </m:r>
+          </m:sub>
+        </m:sSub>
+        <m:r>
+          <w:rPr>
+            <w:rStyle w:val="mord"/>
+            <w:rFonts w:ascii="Cambria Math" w:hAnsi="Cambria Math"/>
+          </w:rPr>
+          <m:t xml:space="preserve">= </m:t>
+        </m:r>
+        <m:f>
+          <m:fPr>
+            <m:ctrlPr>
+              <w:rPr>
+                <w:rFonts w:ascii="Cambria Math" w:hAnsi="Cambria Math"/>
+                <w:i/>
+                <w:iCs/>
+              </w:rPr>
+            </m:ctrlPr>
+          </m:fPr>
+          <m:num>
+            <m:r>
+              <w:rPr>
+                <w:rFonts w:ascii="Cambria Math" w:hAnsi="Cambria Math"/>
+              </w:rPr>
+              <m:t xml:space="preserve">390,00 </m:t>
+            </m:r>
+            <m:r>
+              <w:rPr>
+                <w:rStyle w:val="mord"/>
+                <w:rFonts w:ascii="Cambria Math" w:hAnsi="Cambria Math" w:cstheme="minorHAnsi"/>
+              </w:rPr>
+              <m:t>Ω</m:t>
+            </m:r>
+          </m:num>
+          <m:den>
+            <m:r>
+              <w:rPr>
+                <w:rFonts w:ascii="Cambria Math" w:hAnsi="Cambria Math"/>
+              </w:rPr>
+              <m:t xml:space="preserve">20,00 </m:t>
+            </m:r>
+            <m:r>
+              <w:rPr>
+                <w:rStyle w:val="mord"/>
+                <w:rFonts w:ascii="Cambria Math" w:hAnsi="Cambria Math" w:cstheme="minorHAnsi"/>
+              </w:rPr>
+              <m:t>Ω</m:t>
+            </m:r>
+            <m:r>
+              <w:rPr>
+                <w:rFonts w:ascii="Cambria Math" w:hAnsi="Cambria Math"/>
+              </w:rPr>
+              <m:t xml:space="preserve">+390,00 </m:t>
+            </m:r>
+            <m:r>
+              <w:rPr>
+                <w:rStyle w:val="mord"/>
+                <w:rFonts w:ascii="Cambria Math" w:hAnsi="Cambria Math" w:cstheme="minorHAnsi"/>
+              </w:rPr>
+              <m:t>Ω</m:t>
+            </m:r>
+          </m:den>
+        </m:f>
+        <m:r>
+          <w:rPr>
+            <w:rStyle w:val="mord"/>
+            <w:rFonts w:ascii="Cambria Math" w:hAnsi="Cambria Math"/>
+          </w:rPr>
+          <m:t xml:space="preserve"> </m:t>
         </m:r>
         <m:r>
           <m:rPr>
@@ -23561,7 +24342,7 @@
             <w:rStyle w:val="mord"/>
             <w:rFonts w:ascii="Cambria Math" w:hAnsi="Cambria Math"/>
           </w:rPr>
-          <m:t xml:space="preserve">0.9924=0.944 </m:t>
+          <m:t xml:space="preserve">0,94 </m:t>
         </m:r>
         <m:f>
           <m:fPr>
@@ -23592,131 +24373,12 @@
             </m:r>
           </m:den>
         </m:f>
-      </m:oMath>
-      <w:r>
-        <w:rPr>
-          <w:rStyle w:val="mord"/>
-          <w:rFonts w:ascii="Calibri" w:hAnsi="Calibri"/>
-        </w:rPr>
-        <w:t xml:space="preserve">  (nieobciążony)</w:t>
-      </w:r>
-    </w:p>
-    <w:p>
-      <w:pPr>
-        <w:pStyle w:val="Standard"/>
-        <w:rPr>
-          <w:rFonts w:ascii="Calibri" w:hAnsi="Calibri"/>
-        </w:rPr>
-      </w:pPr>
-    </w:p>
-    <w:p>
-      <w:pPr>
-        <w:pStyle w:val="Standard"/>
-        <w:rPr>
-          <w:rStyle w:val="mord"/>
-          <w:rFonts w:ascii="Calibri" w:hAnsi="Calibri"/>
-        </w:rPr>
-      </w:pPr>
-      <m:oMath>
-        <m:sSub>
-          <m:sSubPr>
-            <m:ctrlPr>
-              <w:rPr>
-                <w:rStyle w:val="mord"/>
-                <w:rFonts w:ascii="Cambria Math" w:hAnsi="Cambria Math"/>
-                <w:i/>
-              </w:rPr>
-            </m:ctrlPr>
-          </m:sSubPr>
-          <m:e>
-            <m:r>
-              <w:rPr>
-                <w:rStyle w:val="mord"/>
-                <w:rFonts w:ascii="Cambria Math" w:hAnsi="Cambria Math"/>
-              </w:rPr>
-              <m:t>k</m:t>
-            </m:r>
-          </m:e>
-          <m:sub>
-            <m:r>
-              <w:rPr>
-                <w:rStyle w:val="mord"/>
-                <w:rFonts w:ascii="Cambria Math" w:hAnsi="Cambria Math"/>
-              </w:rPr>
-              <m:t>us1MOSp</m:t>
-            </m:r>
-          </m:sub>
-        </m:sSub>
-        <m:r>
-          <w:rPr>
-            <w:rStyle w:val="mrel"/>
-            <w:rFonts w:ascii="Cambria Math" w:hAnsi="Cambria Math"/>
-          </w:rPr>
-          <m:t>=</m:t>
-        </m:r>
-        <m:f>
-          <m:fPr>
-            <m:ctrlPr>
-              <w:rPr>
-                <w:rStyle w:val="mord"/>
-                <w:rFonts w:ascii="Cambria Math" w:hAnsi="Cambria Math"/>
-                <w:i/>
-              </w:rPr>
-            </m:ctrlPr>
-          </m:fPr>
-          <m:num>
-            <m:r>
-              <w:rPr>
-                <w:rStyle w:val="mord"/>
-                <w:rFonts w:ascii="Cambria Math" w:hAnsi="Cambria Math"/>
-              </w:rPr>
-              <m:t>414.52</m:t>
-            </m:r>
-          </m:num>
-          <m:den>
-            <m:r>
-              <w:rPr>
-                <w:rStyle w:val="mord"/>
-                <w:rFonts w:ascii="Cambria Math" w:hAnsi="Cambria Math"/>
-              </w:rPr>
-              <m:t>500</m:t>
-            </m:r>
-          </m:den>
-        </m:f>
-        <m:r>
-          <w:rPr>
-            <w:rStyle w:val="vlist-s"/>
-            <w:rFonts w:ascii="Cambria Math" w:hAnsi="Cambria Math"/>
-          </w:rPr>
-          <m:t>​</m:t>
-        </m:r>
-        <m:r>
-          <w:rPr>
-            <w:rStyle w:val="mrel"/>
-            <w:rFonts w:ascii="Cambria Math" w:hAnsi="Cambria Math"/>
-          </w:rPr>
-          <m:t>=</m:t>
-        </m:r>
         <m:r>
           <w:rPr>
             <w:rStyle w:val="mord"/>
             <w:rFonts w:ascii="Cambria Math" w:hAnsi="Cambria Math"/>
           </w:rPr>
-          <m:t>0.82904</m:t>
-        </m:r>
-        <m:r>
-          <w:rPr>
-            <w:rStyle w:val="mrel"/>
-            <w:rFonts w:ascii="Cambria Math" w:hAnsi="Cambria Math"/>
-          </w:rPr>
-          <m:t>≈</m:t>
-        </m:r>
-        <m:r>
-          <w:rPr>
-            <w:rStyle w:val="mord"/>
-            <w:rFonts w:ascii="Cambria Math" w:hAnsi="Cambria Math"/>
-          </w:rPr>
-          <m:t xml:space="preserve">0.83 </m:t>
+          <m:t xml:space="preserve">=0,90 </m:t>
         </m:r>
         <m:f>
           <m:fPr>
@@ -23753,32 +24415,71 @@
           <w:rStyle w:val="mord"/>
           <w:rFonts w:ascii="Calibri" w:hAnsi="Calibri"/>
         </w:rPr>
-        <w:t xml:space="preserve"> (obciążony)</w:t>
-      </w:r>
-    </w:p>
-    <w:p>
-      <w:pPr>
-        <w:pStyle w:val="Standard"/>
-        <w:rPr>
-          <w:rStyle w:val="mord"/>
-          <w:rFonts w:ascii="Calibri" w:hAnsi="Calibri"/>
-        </w:rPr>
-      </w:pPr>
-    </w:p>
-    <w:p>
-      <w:pPr>
-        <w:pStyle w:val="Standard"/>
-        <w:rPr>
-          <w:rFonts w:ascii="Calibri" w:hAnsi="Calibri"/>
-        </w:rPr>
-      </w:pPr>
+        <w:t xml:space="preserve">  (obciążony)</w:t>
+      </w:r>
+    </w:p>
+    <w:p>
+      <w:pPr>
+        <w:pStyle w:val="Standard"/>
+        <w:rPr>
+          <w:rFonts w:ascii="Calibri" w:hAnsi="Calibri"/>
+        </w:rPr>
+      </w:pPr>
+    </w:p>
+    <w:p>
+      <w:pPr>
+        <w:pStyle w:val="Standard"/>
+        <w:rPr>
+          <w:rFonts w:ascii="Calibri" w:hAnsi="Calibri"/>
+        </w:rPr>
+      </w:pPr>
+    </w:p>
+    <w:p>
+      <w:pPr>
+        <w:pStyle w:val="Standard"/>
+        <w:rPr>
+          <w:rFonts w:ascii="Calibri" w:hAnsi="Calibri"/>
+          <w:i/>
+          <w:iCs/>
+        </w:rPr>
+      </w:pPr>
+      <w:r>
+        <w:rPr>
+          <w:rFonts w:ascii="Calibri" w:hAnsi="Calibri"/>
+          <w:i/>
+          <w:iCs/>
+        </w:rPr>
+        <w:t>Wnioski:</w:t>
+      </w:r>
+    </w:p>
+    <w:p>
+      <w:pPr>
+        <w:pStyle w:val="Standard"/>
+        <w:rPr>
+          <w:rFonts w:ascii="Calibri" w:hAnsi="Calibri"/>
+        </w:rPr>
+      </w:pPr>
+    </w:p>
+    <w:p>
+      <w:pPr>
+        <w:pStyle w:val="Standard"/>
+        <w:rPr>
+          <w:rFonts w:asciiTheme="minorHAnsi" w:hAnsiTheme="minorHAnsi" w:cstheme="minorHAnsi"/>
+        </w:rPr>
+      </w:pPr>
+      <w:r>
+        <w:rPr>
+          <w:rFonts w:asciiTheme="minorHAnsi" w:hAnsiTheme="minorHAnsi" w:cstheme="minorHAnsi"/>
+        </w:rPr>
+        <w:t xml:space="preserve">Po odłączeniu obciążenia </w:t>
+      </w:r>
       <m:oMath>
         <m:sSub>
           <m:sSubPr>
             <m:ctrlPr>
               <w:rPr>
-                <w:rStyle w:val="mord"/>
-                <w:rFonts w:ascii="Cambria Math" w:hAnsi="Cambria Math"/>
+                <w:rStyle w:val="katex-mathml"/>
+                <w:rFonts w:ascii="Cambria Math" w:hAnsi="Cambria Math" w:cstheme="minorHAnsi"/>
                 <w:i/>
               </w:rPr>
             </m:ctrlPr>
@@ -23786,138 +24487,108 @@
           <m:e>
             <m:r>
               <w:rPr>
-                <w:rStyle w:val="mord"/>
-                <w:rFonts w:ascii="Cambria Math" w:hAnsi="Cambria Math"/>
-              </w:rPr>
-              <m:t>k</m:t>
+                <w:rStyle w:val="katex-mathml"/>
+                <w:rFonts w:ascii="Cambria Math" w:hAnsi="Cambria Math" w:cstheme="minorHAnsi"/>
+              </w:rPr>
+              <m:t>R</m:t>
             </m:r>
           </m:e>
           <m:sub>
             <m:r>
               <w:rPr>
-                <w:rStyle w:val="mord"/>
-                <w:rFonts w:ascii="Cambria Math" w:hAnsi="Cambria Math"/>
-              </w:rPr>
-              <m:t>us1MOSt</m:t>
+                <w:rStyle w:val="katex-mathml"/>
+                <w:rFonts w:ascii="Cambria Math" w:hAnsi="Cambria Math" w:cstheme="minorHAnsi"/>
+              </w:rPr>
+              <m:t>6</m:t>
             </m:r>
           </m:sub>
         </m:sSub>
-        <m:r>
-          <w:rPr>
-            <w:rStyle w:val="mord"/>
-            <w:rFonts w:ascii="Cambria Math" w:hAnsi="Cambria Math"/>
-          </w:rPr>
-          <m:t xml:space="preserve">=0.95122 </m:t>
-        </m:r>
-        <m:r>
-          <m:rPr>
-            <m:sty m:val="p"/>
-          </m:rPr>
-          <w:rPr>
-            <w:rStyle w:val="mbin"/>
-            <w:rFonts w:ascii="Cambria Math" w:hAnsi="Cambria Math" w:cs="Cambria Math"/>
-          </w:rPr>
-          <m:t xml:space="preserve">⋅ </m:t>
-        </m:r>
-        <m:r>
-          <w:rPr>
-            <w:rStyle w:val="mord"/>
-            <w:rFonts w:ascii="Cambria Math" w:hAnsi="Cambria Math"/>
-          </w:rPr>
-          <m:t xml:space="preserve">0.9455=0.899 </m:t>
-        </m:r>
-        <m:f>
-          <m:fPr>
-            <m:ctrlPr>
-              <w:rPr>
-                <w:rStyle w:val="mord"/>
-                <w:rFonts w:ascii="Cambria Math" w:hAnsi="Cambria Math"/>
-                <w:i/>
-              </w:rPr>
-            </m:ctrlPr>
-          </m:fPr>
-          <m:num>
-            <m:r>
-              <w:rPr>
-                <w:rStyle w:val="mord"/>
-                <w:rFonts w:ascii="Cambria Math" w:hAnsi="Cambria Math"/>
-              </w:rPr>
-              <m:t>V</m:t>
-            </m:r>
-          </m:num>
-          <m:den>
-            <m:r>
-              <w:rPr>
-                <w:rStyle w:val="mord"/>
-                <w:rFonts w:ascii="Cambria Math" w:hAnsi="Cambria Math"/>
-              </w:rPr>
-              <m:t>V</m:t>
-            </m:r>
-          </m:den>
-        </m:f>
       </m:oMath>
       <w:r>
         <w:rPr>
-          <w:rStyle w:val="mord"/>
-          <w:rFonts w:ascii="Calibri" w:hAnsi="Calibri"/>
-        </w:rPr>
-        <w:t xml:space="preserve">  (obciążony)</w:t>
-      </w:r>
-    </w:p>
-    <w:p>
-      <w:pPr>
-        <w:pStyle w:val="Standard"/>
-        <w:rPr>
-          <w:rFonts w:ascii="Calibri" w:hAnsi="Calibri"/>
-        </w:rPr>
-      </w:pPr>
-    </w:p>
-    <w:p>
-      <w:pPr>
-        <w:pStyle w:val="Standard"/>
-        <w:rPr>
-          <w:rFonts w:ascii="Calibri" w:hAnsi="Calibri"/>
-        </w:rPr>
-      </w:pPr>
-    </w:p>
-    <w:p>
-      <w:pPr>
-        <w:pStyle w:val="Standard"/>
-        <w:rPr>
-          <w:rFonts w:ascii="Calibri" w:hAnsi="Calibri"/>
-          <w:i/>
-          <w:iCs/>
-        </w:rPr>
-      </w:pPr>
-      <w:r>
-        <w:rPr>
-          <w:rFonts w:ascii="Calibri" w:hAnsi="Calibri"/>
-          <w:i/>
-          <w:iCs/>
-        </w:rPr>
-        <w:t>Wnioski:</w:t>
-      </w:r>
-    </w:p>
-    <w:p>
-      <w:pPr>
-        <w:pStyle w:val="Standard"/>
-        <w:rPr>
-          <w:rFonts w:ascii="Calibri" w:hAnsi="Calibri"/>
-        </w:rPr>
-      </w:pPr>
-    </w:p>
-    <w:p>
-      <w:pPr>
-        <w:pStyle w:val="Standard"/>
-        <w:rPr>
+          <w:rStyle w:val="vlist-s"/>
           <w:rFonts w:asciiTheme="minorHAnsi" w:hAnsiTheme="minorHAnsi" w:cstheme="minorHAnsi"/>
         </w:rPr>
-      </w:pPr>
+        <w:t>​</w:t>
+      </w:r>
       <w:r>
         <w:rPr>
           <w:rFonts w:asciiTheme="minorHAnsi" w:hAnsiTheme="minorHAnsi" w:cstheme="minorHAnsi"/>
         </w:rPr>
-        <w:t xml:space="preserve">Po odłączeniu obciążenia </w:t>
+        <w:t xml:space="preserve"> wzmocnienie wzrosło z około </w:t>
+      </w:r>
+      <w:r>
+        <w:rPr>
+          <w:rStyle w:val="katex-mathml"/>
+          <w:rFonts w:asciiTheme="minorHAnsi" w:hAnsiTheme="minorHAnsi" w:cstheme="minorHAnsi"/>
+        </w:rPr>
+        <w:t>0</w:t>
+      </w:r>
+      <w:r>
+        <w:rPr>
+          <w:rStyle w:val="katex-mathml"/>
+          <w:rFonts w:asciiTheme="minorHAnsi" w:hAnsiTheme="minorHAnsi" w:cstheme="minorHAnsi"/>
+        </w:rPr>
+        <w:t>,</w:t>
+      </w:r>
+      <w:r>
+        <w:rPr>
+          <w:rStyle w:val="katex-mathml"/>
+          <w:rFonts w:asciiTheme="minorHAnsi" w:hAnsiTheme="minorHAnsi" w:cstheme="minorHAnsi"/>
+        </w:rPr>
+        <w:t>83</w:t>
+      </w:r>
+      <w:r>
+        <w:rPr>
+          <w:rFonts w:asciiTheme="minorHAnsi" w:hAnsiTheme="minorHAnsi" w:cstheme="minorHAnsi"/>
+        </w:rPr>
+        <w:t xml:space="preserve"> do około </w:t>
+      </w:r>
+      <w:r>
+        <w:rPr>
+          <w:rStyle w:val="katex-mathml"/>
+          <w:rFonts w:asciiTheme="minorHAnsi" w:hAnsiTheme="minorHAnsi" w:cstheme="minorHAnsi"/>
+        </w:rPr>
+        <w:t>0</w:t>
+      </w:r>
+      <w:r>
+        <w:rPr>
+          <w:rStyle w:val="katex-mathml"/>
+          <w:rFonts w:asciiTheme="minorHAnsi" w:hAnsiTheme="minorHAnsi" w:cstheme="minorHAnsi"/>
+        </w:rPr>
+        <w:t>,</w:t>
+      </w:r>
+      <w:r>
+        <w:rPr>
+          <w:rStyle w:val="katex-mathml"/>
+          <w:rFonts w:asciiTheme="minorHAnsi" w:hAnsiTheme="minorHAnsi" w:cstheme="minorHAnsi"/>
+        </w:rPr>
+        <w:t>9</w:t>
+      </w:r>
+      <w:r>
+        <w:rPr>
+          <w:rStyle w:val="katex-mathml"/>
+          <w:rFonts w:asciiTheme="minorHAnsi" w:hAnsiTheme="minorHAnsi" w:cstheme="minorHAnsi"/>
+        </w:rPr>
+        <w:t>2</w:t>
+      </w:r>
+      <w:r>
+        <w:rPr>
+          <w:rFonts w:asciiTheme="minorHAnsi" w:hAnsiTheme="minorHAnsi" w:cstheme="minorHAnsi"/>
+        </w:rPr>
+        <w:t xml:space="preserve">, </w:t>
+      </w:r>
+      <w:r>
+        <w:rPr>
+          <w:rFonts w:asciiTheme="minorHAnsi" w:hAnsiTheme="minorHAnsi" w:cstheme="minorHAnsi"/>
+        </w:rPr>
+        <w:t>ponieważ</w:t>
+      </w:r>
+      <w:r>
+        <w:rPr>
+          <w:rFonts w:asciiTheme="minorHAnsi" w:hAnsiTheme="minorHAnsi" w:cstheme="minorHAnsi"/>
+        </w:rPr>
+        <w:t xml:space="preserve"> wzrosła rezystancja obciążenia widziana od strony źródła. Rezystancja wejściowa praktycznie nie zależy od obciążenia i wyszła blisko </w:t>
       </w:r>
       <m:oMath>
         <m:sSub>
@@ -23945,7 +24616,7 @@
                 <w:rStyle w:val="katex-mathml"/>
                 <w:rFonts w:ascii="Cambria Math" w:hAnsi="Cambria Math" w:cstheme="minorHAnsi"/>
               </w:rPr>
-              <m:t>6</m:t>
+              <m:t>2</m:t>
             </m:r>
           </m:sub>
         </m:sSub>
@@ -23961,102 +24632,6 @@
         <w:rPr>
           <w:rFonts w:asciiTheme="minorHAnsi" w:hAnsiTheme="minorHAnsi" w:cstheme="minorHAnsi"/>
         </w:rPr>
-        <w:t xml:space="preserve"> wzmocnienie wzrosło z około </w:t>
-      </w:r>
-      <w:r>
-        <w:rPr>
-          <w:rStyle w:val="katex-mathml"/>
-          <w:rFonts w:asciiTheme="minorHAnsi" w:hAnsiTheme="minorHAnsi" w:cstheme="minorHAnsi"/>
-        </w:rPr>
-        <w:t>0.</w:t>
-      </w:r>
-      <w:r>
-        <w:rPr>
-          <w:rStyle w:val="katex-mathml"/>
-          <w:rFonts w:asciiTheme="minorHAnsi" w:hAnsiTheme="minorHAnsi" w:cstheme="minorHAnsi"/>
-        </w:rPr>
-        <w:t>83</w:t>
-      </w:r>
-      <w:r>
-        <w:rPr>
-          <w:rFonts w:asciiTheme="minorHAnsi" w:hAnsiTheme="minorHAnsi" w:cstheme="minorHAnsi"/>
-        </w:rPr>
-        <w:t xml:space="preserve"> do około </w:t>
-      </w:r>
-      <w:r>
-        <w:rPr>
-          <w:rStyle w:val="katex-mathml"/>
-          <w:rFonts w:asciiTheme="minorHAnsi" w:hAnsiTheme="minorHAnsi" w:cstheme="minorHAnsi"/>
-        </w:rPr>
-        <w:t>0.9</w:t>
-      </w:r>
-      <w:r>
-        <w:rPr>
-          <w:rStyle w:val="katex-mathml"/>
-          <w:rFonts w:asciiTheme="minorHAnsi" w:hAnsiTheme="minorHAnsi" w:cstheme="minorHAnsi"/>
-        </w:rPr>
-        <w:t>2</w:t>
-      </w:r>
-      <w:r>
-        <w:rPr>
-          <w:rFonts w:asciiTheme="minorHAnsi" w:hAnsiTheme="minorHAnsi" w:cstheme="minorHAnsi"/>
-        </w:rPr>
-        <w:t xml:space="preserve">, </w:t>
-      </w:r>
-      <w:r>
-        <w:rPr>
-          <w:rFonts w:asciiTheme="minorHAnsi" w:hAnsiTheme="minorHAnsi" w:cstheme="minorHAnsi"/>
-        </w:rPr>
-        <w:t>ponieważ</w:t>
-      </w:r>
-      <w:r>
-        <w:rPr>
-          <w:rFonts w:asciiTheme="minorHAnsi" w:hAnsiTheme="minorHAnsi" w:cstheme="minorHAnsi"/>
-        </w:rPr>
-        <w:t xml:space="preserve"> wzrosła rezystancja obciążenia widziana od strony źródła. Rezystancja wejściowa praktycznie nie zależy od obciążenia i wyszła blisko </w:t>
-      </w:r>
-      <m:oMath>
-        <m:sSub>
-          <m:sSubPr>
-            <m:ctrlPr>
-              <w:rPr>
-                <w:rStyle w:val="katex-mathml"/>
-                <w:rFonts w:ascii="Cambria Math" w:hAnsi="Cambria Math" w:cstheme="minorHAnsi"/>
-                <w:i/>
-              </w:rPr>
-            </m:ctrlPr>
-          </m:sSubPr>
-          <m:e>
-            <m:r>
-              <w:rPr>
-                <w:rStyle w:val="katex-mathml"/>
-                <w:rFonts w:ascii="Cambria Math" w:hAnsi="Cambria Math" w:cstheme="minorHAnsi"/>
-              </w:rPr>
-              <m:t>R</m:t>
-            </m:r>
-          </m:e>
-          <m:sub>
-            <m:r>
-              <w:rPr>
-                <w:rStyle w:val="katex-mathml"/>
-                <w:rFonts w:ascii="Cambria Math" w:hAnsi="Cambria Math" w:cstheme="minorHAnsi"/>
-              </w:rPr>
-              <m:t>2</m:t>
-            </m:r>
-          </m:sub>
-        </m:sSub>
-      </m:oMath>
-      <w:r>
-        <w:rPr>
-          <w:rStyle w:val="vlist-s"/>
-          <w:rFonts w:asciiTheme="minorHAnsi" w:hAnsiTheme="minorHAnsi" w:cstheme="minorHAnsi"/>
-        </w:rPr>
-        <w:t>​</w:t>
-      </w:r>
-      <w:r>
-        <w:rPr>
-          <w:rFonts w:asciiTheme="minorHAnsi" w:hAnsiTheme="minorHAnsi" w:cstheme="minorHAnsi"/>
-        </w:rPr>
         <w:t>, co jest zgodne z teorią dla tranzystora MOS</w:t>
       </w:r>
       <w:r>
@@ -24081,7 +24656,6 @@
         <w:pStyle w:val="Standard"/>
         <w:rPr>
           <w:rFonts w:ascii="Calibri" w:hAnsi="Calibri"/>
-          <w:iCs/>
         </w:rPr>
       </w:pPr>
       <w:r>
@@ -24120,7 +24694,7 @@
               <w:rPr>
                 <w:rFonts w:ascii="Cambria Math" w:hAnsi="Cambria Math"/>
               </w:rPr>
-              <m:t>G</m:t>
+              <m:t>G(2)</m:t>
             </m:r>
           </m:e>
           <m:sub>
@@ -24128,189 +24702,37 @@
               <w:rPr>
                 <w:rFonts w:ascii="Cambria Math" w:hAnsi="Cambria Math"/>
               </w:rPr>
-              <m:t>2</m:t>
+              <m:t xml:space="preserve"> </m:t>
             </m:r>
           </m:sub>
         </m:sSub>
+        <m:r>
+          <w:rPr>
+            <w:rFonts w:ascii="Cambria Math" w:hAnsi="Cambria Math"/>
+          </w:rPr>
+          <m:t xml:space="preserve">= 20,00 </m:t>
+        </m:r>
+        <m:r>
+          <w:rPr>
+            <w:rFonts w:ascii="Cambria Math" w:hAnsi="Cambria Math"/>
+            <w:lang w:val="en-US"/>
+          </w:rPr>
+          <m:t>k</m:t>
+        </m:r>
+        <m:r>
+          <w:rPr>
+            <w:rFonts w:ascii="Cambria Math" w:hAnsi="Cambria Math"/>
+          </w:rPr>
+          <m:t>Ω</m:t>
+        </m:r>
       </m:oMath>
-    </w:p>
-    <w:p>
-      <w:pPr>
-        <w:pStyle w:val="Standard"/>
+      <w:r>
         <w:rPr>
           <w:rFonts w:ascii="Calibri" w:hAnsi="Calibri"/>
           <w:iCs/>
         </w:rPr>
-      </w:pPr>
-    </w:p>
-    <w:p>
-      <w:pPr>
-        <w:pStyle w:val="ae"/>
-        <w:rPr>
-          <w:lang w:val="pl-PL"/>
-        </w:rPr>
-      </w:pPr>
-      <w:r>
-        <w:rPr>
-          <w:lang w:val="pl-PL"/>
-        </w:rPr>
-        <w:t>Współczynnik dzielnika wejściowego:</w:t>
-      </w:r>
-    </w:p>
-    <w:p>
-      <w:pPr>
-        <w:pStyle w:val="Standard"/>
-        <w:rPr>
-          <w:rFonts w:ascii="Calibri" w:hAnsi="Calibri"/>
-          <w:i/>
-          <w:iCs/>
-        </w:rPr>
-      </w:pPr>
-      <m:oMathPara>
-        <m:oMath>
-          <m:f>
-            <m:fPr>
-              <m:ctrlPr>
-                <w:rPr>
-                  <w:rFonts w:ascii="Cambria Math" w:hAnsi="Cambria Math"/>
-                  <w:i/>
-                  <w:iCs/>
-                </w:rPr>
-              </m:ctrlPr>
-            </m:fPr>
-            <m:num>
-              <m:sSub>
-                <m:sSubPr>
-                  <m:ctrlPr>
-                    <w:rPr>
-                      <w:rFonts w:ascii="Cambria Math" w:hAnsi="Cambria Math"/>
-                      <w:i/>
-                      <w:iCs/>
-                    </w:rPr>
-                  </m:ctrlPr>
-                </m:sSubPr>
-                <m:e>
-                  <m:r>
-                    <w:rPr>
-                      <w:rFonts w:ascii="Cambria Math" w:hAnsi="Cambria Math"/>
-                    </w:rPr>
-                    <m:t>R</m:t>
-                  </m:r>
-                </m:e>
-                <m:sub>
-                  <m:r>
-                    <w:rPr>
-                      <w:rFonts w:ascii="Cambria Math" w:hAnsi="Cambria Math"/>
-                    </w:rPr>
-                    <m:t>B</m:t>
-                  </m:r>
-                </m:sub>
-              </m:sSub>
-            </m:num>
-            <m:den>
-              <m:sSub>
-                <m:sSubPr>
-                  <m:ctrlPr>
-                    <w:rPr>
-                      <w:rFonts w:ascii="Cambria Math" w:hAnsi="Cambria Math"/>
-                      <w:i/>
-                      <w:iCs/>
-                    </w:rPr>
-                  </m:ctrlPr>
-                </m:sSubPr>
-                <m:e>
-                  <m:r>
-                    <w:rPr>
-                      <w:rFonts w:ascii="Cambria Math" w:hAnsi="Cambria Math"/>
-                    </w:rPr>
-                    <m:t>R</m:t>
-                  </m:r>
-                </m:e>
-                <m:sub>
-                  <m:r>
-                    <w:rPr>
-                      <w:rFonts w:ascii="Cambria Math" w:hAnsi="Cambria Math"/>
-                    </w:rPr>
-                    <m:t>G</m:t>
-                  </m:r>
-                </m:sub>
-              </m:sSub>
-              <m:r>
-                <w:rPr>
-                  <w:rFonts w:ascii="Cambria Math" w:hAnsi="Cambria Math"/>
-                </w:rPr>
-                <m:t>+</m:t>
-              </m:r>
-              <m:sSub>
-                <m:sSubPr>
-                  <m:ctrlPr>
-                    <w:rPr>
-                      <w:rFonts w:ascii="Cambria Math" w:hAnsi="Cambria Math"/>
-                      <w:i/>
-                      <w:iCs/>
-                    </w:rPr>
-                  </m:ctrlPr>
-                </m:sSubPr>
-                <m:e>
-                  <m:r>
-                    <w:rPr>
-                      <w:rFonts w:ascii="Cambria Math" w:hAnsi="Cambria Math"/>
-                    </w:rPr>
-                    <m:t>R</m:t>
-                  </m:r>
-                </m:e>
-                <m:sub>
-                  <m:r>
-                    <w:rPr>
-                      <w:rFonts w:ascii="Cambria Math" w:hAnsi="Cambria Math"/>
-                    </w:rPr>
-                    <m:t>B</m:t>
-                  </m:r>
-                </m:sub>
-              </m:sSub>
-            </m:den>
-          </m:f>
-          <m:r>
-            <w:rPr>
-              <w:rFonts w:ascii="Cambria Math" w:hAnsi="Cambria Math"/>
-            </w:rPr>
-            <m:t xml:space="preserve">= </m:t>
-          </m:r>
-          <m:f>
-            <m:fPr>
-              <m:ctrlPr>
-                <w:rPr>
-                  <w:rFonts w:ascii="Cambria Math" w:hAnsi="Cambria Math"/>
-                  <w:i/>
-                  <w:iCs/>
-                </w:rPr>
-              </m:ctrlPr>
-            </m:fPr>
-            <m:num>
-              <m:r>
-                <w:rPr>
-                  <w:rFonts w:ascii="Cambria Math" w:hAnsi="Cambria Math"/>
-                </w:rPr>
-                <m:t>39</m:t>
-              </m:r>
-            </m:num>
-            <m:den>
-              <m:r>
-                <w:rPr>
-                  <w:rFonts w:ascii="Cambria Math" w:hAnsi="Cambria Math"/>
-                </w:rPr>
-                <m:t>20+39</m:t>
-              </m:r>
-            </m:den>
-          </m:f>
-          <m:r>
-            <w:rPr>
-              <w:rFonts w:ascii="Cambria Math" w:hAnsi="Cambria Math"/>
-            </w:rPr>
-            <m:t>=0.66102</m:t>
-          </m:r>
-        </m:oMath>
-      </m:oMathPara>
+        <w:t xml:space="preserve"> </w:t>
+      </w:r>
     </w:p>
     <w:p>
       <w:pPr>
@@ -24537,7 +24959,19 @@
               <w:rPr>
                 <w:rFonts w:ascii="Calibri" w:hAnsi="Calibri"/>
               </w:rPr>
-              <w:t>325.64</w:t>
+              <w:t>325</w:t>
+            </w:r>
+            <w:r>
+              <w:rPr>
+                <w:rFonts w:ascii="Calibri" w:hAnsi="Calibri"/>
+              </w:rPr>
+              <w:t>,</w:t>
+            </w:r>
+            <w:r>
+              <w:rPr>
+                <w:rFonts w:ascii="Calibri" w:hAnsi="Calibri"/>
+              </w:rPr>
+              <w:t>64</w:t>
             </w:r>
           </w:p>
         </w:tc>
@@ -24567,7 +25001,19 @@
               <w:rPr>
                 <w:rFonts w:ascii="Calibri" w:hAnsi="Calibri"/>
               </w:rPr>
-              <w:t>325.64</w:t>
+              <w:t>325</w:t>
+            </w:r>
+            <w:r>
+              <w:rPr>
+                <w:rFonts w:ascii="Calibri" w:hAnsi="Calibri"/>
+              </w:rPr>
+              <w:t>,</w:t>
+            </w:r>
+            <w:r>
+              <w:rPr>
+                <w:rFonts w:ascii="Calibri" w:hAnsi="Calibri"/>
+              </w:rPr>
+              <w:t>64</w:t>
             </w:r>
           </w:p>
         </w:tc>
@@ -24666,7 +25112,19 @@
               <w:rPr>
                 <w:rFonts w:ascii="Calibri" w:hAnsi="Calibri"/>
               </w:rPr>
-              <w:t>318.49</w:t>
+              <w:t>318</w:t>
+            </w:r>
+            <w:r>
+              <w:rPr>
+                <w:rFonts w:ascii="Calibri" w:hAnsi="Calibri"/>
+              </w:rPr>
+              <w:t>,</w:t>
+            </w:r>
+            <w:r>
+              <w:rPr>
+                <w:rFonts w:ascii="Calibri" w:hAnsi="Calibri"/>
+              </w:rPr>
+              <w:t>49</w:t>
             </w:r>
           </w:p>
         </w:tc>
@@ -24800,7 +25258,19 @@
               <w:rPr>
                 <w:rFonts w:ascii="Calibri" w:hAnsi="Calibri"/>
               </w:rPr>
-              <w:t>37.35</w:t>
+              <w:t>37</w:t>
+            </w:r>
+            <w:r>
+              <w:rPr>
+                <w:rFonts w:ascii="Calibri" w:hAnsi="Calibri"/>
+              </w:rPr>
+              <w:t>,</w:t>
+            </w:r>
+            <w:r>
+              <w:rPr>
+                <w:rFonts w:ascii="Calibri" w:hAnsi="Calibri"/>
+              </w:rPr>
+              <w:t>35</w:t>
             </w:r>
           </w:p>
         </w:tc>
@@ -24830,7 +25300,19 @@
               <w:rPr>
                 <w:rFonts w:ascii="Calibri" w:hAnsi="Calibri"/>
               </w:rPr>
-              <w:t>37.35</w:t>
+              <w:t>37</w:t>
+            </w:r>
+            <w:r>
+              <w:rPr>
+                <w:rFonts w:ascii="Calibri" w:hAnsi="Calibri"/>
+              </w:rPr>
+              <w:t>,</w:t>
+            </w:r>
+            <w:r>
+              <w:rPr>
+                <w:rFonts w:ascii="Calibri" w:hAnsi="Calibri"/>
+              </w:rPr>
+              <w:t>35</w:t>
             </w:r>
           </w:p>
         </w:tc>
@@ -24934,7 +25416,19 @@
               <w:rPr>
                 <w:rFonts w:ascii="Calibri" w:hAnsi="Calibri"/>
               </w:rPr>
-              <w:t>39.00</w:t>
+              <w:t>39</w:t>
+            </w:r>
+            <w:r>
+              <w:rPr>
+                <w:rFonts w:ascii="Calibri" w:hAnsi="Calibri"/>
+              </w:rPr>
+              <w:t>,</w:t>
+            </w:r>
+            <w:r>
+              <w:rPr>
+                <w:rFonts w:ascii="Calibri" w:hAnsi="Calibri"/>
+              </w:rPr>
+              <w:t>00</w:t>
             </w:r>
           </w:p>
         </w:tc>
@@ -24964,7 +25458,19 @@
               <w:rPr>
                 <w:rFonts w:ascii="Calibri" w:hAnsi="Calibri"/>
               </w:rPr>
-              <w:t>39.00</w:t>
+              <w:t>39</w:t>
+            </w:r>
+            <w:r>
+              <w:rPr>
+                <w:rFonts w:ascii="Calibri" w:hAnsi="Calibri"/>
+              </w:rPr>
+              <w:t>,</w:t>
+            </w:r>
+            <w:r>
+              <w:rPr>
+                <w:rFonts w:ascii="Calibri" w:hAnsi="Calibri"/>
+              </w:rPr>
+              <w:t>00</w:t>
             </w:r>
           </w:p>
         </w:tc>
@@ -25068,7 +25574,19 @@
               <w:rPr>
                 <w:rFonts w:ascii="Calibri" w:hAnsi="Calibri"/>
               </w:rPr>
-              <w:t>0.64</w:t>
+              <w:t>0</w:t>
+            </w:r>
+            <w:r>
+              <w:rPr>
+                <w:rFonts w:ascii="Calibri" w:hAnsi="Calibri"/>
+              </w:rPr>
+              <w:t>,</w:t>
+            </w:r>
+            <w:r>
+              <w:rPr>
+                <w:rFonts w:ascii="Calibri" w:hAnsi="Calibri"/>
+              </w:rPr>
+              <w:t>64</w:t>
             </w:r>
           </w:p>
         </w:tc>
@@ -25098,7 +25616,19 @@
               <w:rPr>
                 <w:rFonts w:ascii="Calibri" w:hAnsi="Calibri"/>
               </w:rPr>
-              <w:t>0.58</w:t>
+              <w:t>0</w:t>
+            </w:r>
+            <w:r>
+              <w:rPr>
+                <w:rFonts w:ascii="Calibri" w:hAnsi="Calibri"/>
+              </w:rPr>
+              <w:t>,</w:t>
+            </w:r>
+            <w:r>
+              <w:rPr>
+                <w:rFonts w:ascii="Calibri" w:hAnsi="Calibri"/>
+              </w:rPr>
+              <w:t>58</w:t>
             </w:r>
           </w:p>
         </w:tc>
@@ -25202,7 +25732,19 @@
               <w:rPr>
                 <w:rFonts w:ascii="Calibri" w:hAnsi="Calibri"/>
               </w:rPr>
-              <w:t>0.656</w:t>
+              <w:t>0</w:t>
+            </w:r>
+            <w:r>
+              <w:rPr>
+                <w:rFonts w:ascii="Calibri" w:hAnsi="Calibri"/>
+              </w:rPr>
+              <w:t>,</w:t>
+            </w:r>
+            <w:r>
+              <w:rPr>
+                <w:rFonts w:ascii="Calibri" w:hAnsi="Calibri"/>
+              </w:rPr>
+              <w:t>66</w:t>
             </w:r>
           </w:p>
         </w:tc>
@@ -25226,13 +25768,33 @@
               <w:pStyle w:val="TableContents"/>
               <w:rPr>
                 <w:rFonts w:ascii="Calibri" w:hAnsi="Calibri"/>
+                <w:lang w:val="ru-RU"/>
               </w:rPr>
             </w:pPr>
             <w:r>
               <w:rPr>
                 <w:rFonts w:ascii="Calibri" w:hAnsi="Calibri"/>
               </w:rPr>
-              <w:t>0.625</w:t>
+              <w:t>0</w:t>
+            </w:r>
+            <w:r>
+              <w:rPr>
+                <w:rFonts w:ascii="Calibri" w:hAnsi="Calibri"/>
+              </w:rPr>
+              <w:t>,</w:t>
+            </w:r>
+            <w:r>
+              <w:rPr>
+                <w:rFonts w:ascii="Calibri" w:hAnsi="Calibri"/>
+              </w:rPr>
+              <w:t>6</w:t>
+            </w:r>
+            <w:r>
+              <w:rPr>
+                <w:rFonts w:ascii="Calibri" w:hAnsi="Calibri"/>
+                <w:lang w:val="ru-RU"/>
+              </w:rPr>
+              <w:t>3</w:t>
             </w:r>
           </w:p>
         </w:tc>
@@ -25473,7 +26035,14 @@
             <w:rStyle w:val="vlist-s"/>
             <w:rFonts w:ascii="Cambria Math" w:hAnsi="Cambria Math"/>
           </w:rPr>
-          <m:t xml:space="preserve">​​=20 </m:t>
+          <m:t>​​=20</m:t>
+        </m:r>
+        <m:r>
+          <w:rPr>
+            <w:rStyle w:val="vlist-s"/>
+            <w:rFonts w:ascii="Cambria Math" w:hAnsi="Cambria Math"/>
+          </w:rPr>
+          <m:t>,00kΩ</m:t>
         </m:r>
         <m:r>
           <m:rPr>
@@ -25495,13 +26064,6 @@
           </w:rPr>
           <m:t>​</m:t>
         </m:r>
-        <m:r>
-          <w:rPr>
-            <w:rStyle w:val="vlist-s"/>
-            <w:rFonts w:ascii="Cambria Math" w:hAnsi="Cambria Math"/>
-          </w:rPr>
-          <m:t> </m:t>
-        </m:r>
         <m:f>
           <m:fPr>
             <m:ctrlPr>
@@ -25518,7 +26080,14 @@
                 <w:rStyle w:val="vlist-s"/>
                 <w:rFonts w:ascii="Cambria Math" w:hAnsi="Cambria Math"/>
               </w:rPr>
-              <m:t>325.64</m:t>
+              <m:t xml:space="preserve">325,64 </m:t>
+            </m:r>
+            <m:r>
+              <w:rPr>
+                <w:rStyle w:val="mord"/>
+                <w:rFonts w:ascii="Cambria Math" w:hAnsi="Cambria Math"/>
+              </w:rPr>
+              <m:t xml:space="preserve"> mV</m:t>
             </m:r>
           </m:num>
           <m:den>
@@ -25527,7 +26096,35 @@
                 <w:rStyle w:val="vlist-s"/>
                 <w:rFonts w:ascii="Cambria Math" w:hAnsi="Cambria Math"/>
               </w:rPr>
-              <m:t>500-325.64</m:t>
+              <m:t>500</m:t>
+            </m:r>
+            <m:r>
+              <w:rPr>
+                <w:rStyle w:val="vlist-s"/>
+                <w:rFonts w:ascii="Cambria Math" w:hAnsi="Cambria Math"/>
+              </w:rPr>
+              <m:t xml:space="preserve">,00 </m:t>
+            </m:r>
+            <m:r>
+              <w:rPr>
+                <w:rStyle w:val="mord"/>
+                <w:rFonts w:ascii="Cambria Math" w:hAnsi="Cambria Math"/>
+              </w:rPr>
+              <m:t xml:space="preserve"> mV</m:t>
+            </m:r>
+            <m:r>
+              <w:rPr>
+                <w:rStyle w:val="vlist-s"/>
+                <w:rFonts w:ascii="Cambria Math" w:hAnsi="Cambria Math"/>
+              </w:rPr>
+              <m:t xml:space="preserve"> -325,64</m:t>
+            </m:r>
+            <m:r>
+              <w:rPr>
+                <w:rStyle w:val="mord"/>
+                <w:rFonts w:ascii="Cambria Math" w:hAnsi="Cambria Math"/>
+              </w:rPr>
+              <m:t xml:space="preserve"> mV</m:t>
             </m:r>
           </m:den>
         </m:f>
@@ -25536,7 +26133,7 @@
             <w:rStyle w:val="vlist-s"/>
             <w:rFonts w:ascii="Cambria Math" w:hAnsi="Cambria Math"/>
           </w:rPr>
-          <m:t>=37.35 k</m:t>
+          <m:t>=37,35 k</m:t>
         </m:r>
         <m:r>
           <m:rPr>
@@ -25553,7 +26150,23 @@
           <w:rStyle w:val="vlist-s"/>
           <w:rFonts w:ascii="Calibri" w:hAnsi="Calibri"/>
         </w:rPr>
-        <w:t xml:space="preserve">  (Ponieważ </w:t>
+        <w:t xml:space="preserve">  </w:t>
+      </w:r>
+    </w:p>
+    <w:p>
+      <w:pPr>
+        <w:pStyle w:val="Standard"/>
+        <w:rPr>
+          <w:rStyle w:val="vlist-s"/>
+          <w:rFonts w:ascii="Calibri" w:hAnsi="Calibri"/>
+        </w:rPr>
+      </w:pPr>
+      <w:r>
+        <w:rPr>
+          <w:rStyle w:val="vlist-s"/>
+          <w:rFonts w:ascii="Calibri" w:hAnsi="Calibri"/>
+        </w:rPr>
+        <w:t xml:space="preserve">(Ponieważ </w:t>
       </w:r>
       <m:oMath>
         <m:sSub>
@@ -25664,16 +26277,88 @@
                 <w:rStyle w:val="mord"/>
                 <w:rFonts w:ascii="Cambria Math" w:hAnsi="Cambria Math"/>
               </w:rPr>
-              <m:t>318.49</m:t>
+              <m:t>Us2</m:t>
             </m:r>
           </m:num>
           <m:den>
-            <m:r>
+            <m:sSub>
+              <m:sSubPr>
+                <m:ctrlPr>
+                  <w:rPr>
+                    <w:rStyle w:val="mord"/>
+                    <w:rFonts w:ascii="Cambria Math" w:hAnsi="Cambria Math"/>
+                    <w:i/>
+                  </w:rPr>
+                </m:ctrlPr>
+              </m:sSubPr>
+              <m:e>
+                <m:r>
+                  <w:rPr>
+                    <w:rStyle w:val="mord"/>
+                    <w:rFonts w:ascii="Cambria Math" w:hAnsi="Cambria Math"/>
+                  </w:rPr>
+                  <m:t>E</m:t>
+                </m:r>
+              </m:e>
+              <m:sub>
+                <m:r>
+                  <w:rPr>
+                    <w:rStyle w:val="mord"/>
+                    <w:rFonts w:ascii="Cambria Math" w:hAnsi="Cambria Math"/>
+                  </w:rPr>
+                  <m:t>g</m:t>
+                </m:r>
+              </m:sub>
+            </m:sSub>
+          </m:den>
+        </m:f>
+        <m:r>
+          <w:rPr>
+            <w:rStyle w:val="mord"/>
+            <w:rFonts w:ascii="Cambria Math" w:hAnsi="Cambria Math"/>
+          </w:rPr>
+          <m:t xml:space="preserve">= </m:t>
+        </m:r>
+        <m:f>
+          <m:fPr>
+            <m:ctrlPr>
               <w:rPr>
                 <w:rStyle w:val="mord"/>
                 <w:rFonts w:ascii="Cambria Math" w:hAnsi="Cambria Math"/>
+                <w:i/>
+              </w:rPr>
+            </m:ctrlPr>
+          </m:fPr>
+          <m:num>
+            <m:r>
+              <w:rPr>
+                <w:rStyle w:val="mord"/>
+                <w:rFonts w:ascii="Cambria Math" w:hAnsi="Cambria Math"/>
+              </w:rPr>
+              <m:t>318,49 mV</m:t>
+            </m:r>
+          </m:num>
+          <m:den>
+            <m:r>
+              <w:rPr>
+                <w:rStyle w:val="mord"/>
+                <w:rFonts w:ascii="Cambria Math" w:hAnsi="Cambria Math"/>
               </w:rPr>
               <m:t>500</m:t>
+            </m:r>
+            <m:r>
+              <w:rPr>
+                <w:rStyle w:val="mord"/>
+                <w:rFonts w:ascii="Cambria Math" w:hAnsi="Cambria Math"/>
+              </w:rPr>
+              <m:t>,00</m:t>
+            </m:r>
+            <m:r>
+              <w:rPr>
+                <w:rStyle w:val="mord"/>
+                <w:rFonts w:ascii="Cambria Math" w:hAnsi="Cambria Math"/>
+              </w:rPr>
+              <m:t xml:space="preserve">  mV</m:t>
             </m:r>
           </m:den>
         </m:f>
@@ -25689,20 +26374,6 @@
             <w:rStyle w:val="mrel"/>
             <w:rFonts w:ascii="Cambria Math" w:hAnsi="Cambria Math"/>
           </w:rPr>
-          <m:t>=</m:t>
-        </m:r>
-        <m:r>
-          <w:rPr>
-            <w:rStyle w:val="mord"/>
-            <w:rFonts w:ascii="Cambria Math" w:hAnsi="Cambria Math"/>
-          </w:rPr>
-          <m:t>0.636</m:t>
-        </m:r>
-        <m:r>
-          <w:rPr>
-            <w:rStyle w:val="mrel"/>
-            <w:rFonts w:ascii="Cambria Math" w:hAnsi="Cambria Math"/>
-          </w:rPr>
           <m:t>≈</m:t>
         </m:r>
         <m:r>
@@ -25710,7 +26381,7 @@
             <w:rStyle w:val="mord"/>
             <w:rFonts w:ascii="Cambria Math" w:hAnsi="Cambria Math"/>
           </w:rPr>
-          <m:t xml:space="preserve">0.64 </m:t>
+          <m:t xml:space="preserve">0,64 </m:t>
         </m:r>
         <m:f>
           <m:fPr>
@@ -25802,8 +26473,224 @@
             <w:rStyle w:val="mord"/>
             <w:rFonts w:ascii="Cambria Math" w:hAnsi="Cambria Math"/>
           </w:rPr>
-          <m:t xml:space="preserve">=0.66102 </m:t>
+          <m:t>=</m:t>
         </m:r>
+        <m:f>
+          <m:fPr>
+            <m:ctrlPr>
+              <w:rPr>
+                <w:rFonts w:ascii="Cambria Math" w:hAnsi="Cambria Math"/>
+                <w:i/>
+                <w:iCs/>
+              </w:rPr>
+            </m:ctrlPr>
+          </m:fPr>
+          <m:num>
+            <m:sSub>
+              <m:sSubPr>
+                <m:ctrlPr>
+                  <w:rPr>
+                    <w:rFonts w:ascii="Cambria Math" w:hAnsi="Cambria Math"/>
+                    <w:i/>
+                    <w:iCs/>
+                  </w:rPr>
+                </m:ctrlPr>
+              </m:sSubPr>
+              <m:e>
+                <m:r>
+                  <w:rPr>
+                    <w:rFonts w:ascii="Cambria Math" w:hAnsi="Cambria Math"/>
+                  </w:rPr>
+                  <m:t>R</m:t>
+                </m:r>
+              </m:e>
+              <m:sub>
+                <m:r>
+                  <w:rPr>
+                    <w:rFonts w:ascii="Cambria Math" w:hAnsi="Cambria Math"/>
+                  </w:rPr>
+                  <m:t>B</m:t>
+                </m:r>
+              </m:sub>
+            </m:sSub>
+          </m:num>
+          <m:den>
+            <m:sSub>
+              <m:sSubPr>
+                <m:ctrlPr>
+                  <w:rPr>
+                    <w:rFonts w:ascii="Cambria Math" w:hAnsi="Cambria Math"/>
+                    <w:i/>
+                    <w:iCs/>
+                  </w:rPr>
+                </m:ctrlPr>
+              </m:sSubPr>
+              <m:e>
+                <m:r>
+                  <w:rPr>
+                    <w:rFonts w:ascii="Cambria Math" w:hAnsi="Cambria Math"/>
+                  </w:rPr>
+                  <m:t>R</m:t>
+                </m:r>
+              </m:e>
+              <m:sub>
+                <m:r>
+                  <w:rPr>
+                    <w:rFonts w:ascii="Cambria Math" w:hAnsi="Cambria Math"/>
+                  </w:rPr>
+                  <m:t>G</m:t>
+                </m:r>
+              </m:sub>
+            </m:sSub>
+            <m:r>
+              <w:rPr>
+                <w:rFonts w:ascii="Cambria Math" w:hAnsi="Cambria Math"/>
+              </w:rPr>
+              <m:t>+</m:t>
+            </m:r>
+            <m:sSub>
+              <m:sSubPr>
+                <m:ctrlPr>
+                  <w:rPr>
+                    <w:rFonts w:ascii="Cambria Math" w:hAnsi="Cambria Math"/>
+                    <w:i/>
+                    <w:iCs/>
+                  </w:rPr>
+                </m:ctrlPr>
+              </m:sSubPr>
+              <m:e>
+                <m:r>
+                  <w:rPr>
+                    <w:rFonts w:ascii="Cambria Math" w:hAnsi="Cambria Math"/>
+                  </w:rPr>
+                  <m:t>R</m:t>
+                </m:r>
+              </m:e>
+              <m:sub>
+                <m:r>
+                  <w:rPr>
+                    <w:rFonts w:ascii="Cambria Math" w:hAnsi="Cambria Math"/>
+                  </w:rPr>
+                  <m:t>B</m:t>
+                </m:r>
+              </m:sub>
+            </m:sSub>
+          </m:den>
+        </m:f>
+        <m:r>
+          <w:rPr>
+            <w:rStyle w:val="mord"/>
+            <w:rFonts w:ascii="Cambria Math" w:hAnsi="Cambria Math"/>
+          </w:rPr>
+          <m:t xml:space="preserve"> </m:t>
+        </m:r>
+        <m:r>
+          <m:rPr>
+            <m:sty m:val="p"/>
+          </m:rPr>
+          <w:rPr>
+            <w:rStyle w:val="mbin"/>
+            <w:rFonts w:ascii="Cambria Math" w:hAnsi="Cambria Math" w:cs="Cambria Math"/>
+          </w:rPr>
+          <m:t>⋅</m:t>
+        </m:r>
+        <m:r>
+          <w:rPr>
+            <w:rStyle w:val="mord"/>
+            <w:rFonts w:ascii="Cambria Math" w:hAnsi="Cambria Math"/>
+          </w:rPr>
+          <m:t xml:space="preserve"> </m:t>
+        </m:r>
+        <m:sSub>
+          <m:sSubPr>
+            <m:ctrlPr>
+              <w:rPr>
+                <w:rStyle w:val="mord"/>
+                <w:rFonts w:ascii="Cambria Math" w:hAnsi="Cambria Math"/>
+                <w:i/>
+              </w:rPr>
+            </m:ctrlPr>
+          </m:sSubPr>
+          <m:e>
+            <m:r>
+              <w:rPr>
+                <w:rStyle w:val="mord"/>
+                <w:rFonts w:ascii="Cambria Math" w:hAnsi="Cambria Math"/>
+              </w:rPr>
+              <m:t>k</m:t>
+            </m:r>
+          </m:e>
+          <m:sub>
+            <m:r>
+              <w:rPr>
+                <w:rStyle w:val="mord"/>
+                <w:rFonts w:ascii="Cambria Math" w:hAnsi="Cambria Math"/>
+              </w:rPr>
+              <m:t>uo</m:t>
+            </m:r>
+          </m:sub>
+        </m:sSub>
+        <m:r>
+          <w:rPr>
+            <w:rStyle w:val="mord"/>
+            <w:rFonts w:ascii="Cambria Math" w:hAnsi="Cambria Math"/>
+          </w:rPr>
+          <m:t>=</m:t>
+        </m:r>
+        <m:f>
+          <m:fPr>
+            <m:ctrlPr>
+              <w:rPr>
+                <w:rFonts w:ascii="Cambria Math" w:hAnsi="Cambria Math"/>
+                <w:i/>
+                <w:iCs/>
+              </w:rPr>
+            </m:ctrlPr>
+          </m:fPr>
+          <m:num>
+            <m:r>
+              <w:rPr>
+                <w:rFonts w:ascii="Cambria Math" w:hAnsi="Cambria Math"/>
+              </w:rPr>
+              <m:t xml:space="preserve">390,00 </m:t>
+            </m:r>
+            <m:r>
+              <w:rPr>
+                <w:rStyle w:val="mord"/>
+                <w:rFonts w:ascii="Cambria Math" w:hAnsi="Cambria Math" w:cstheme="minorHAnsi"/>
+              </w:rPr>
+              <m:t>Ω</m:t>
+            </m:r>
+          </m:num>
+          <m:den>
+            <m:r>
+              <w:rPr>
+                <w:rFonts w:ascii="Cambria Math" w:hAnsi="Cambria Math"/>
+              </w:rPr>
+              <m:t xml:space="preserve">20,00 </m:t>
+            </m:r>
+            <m:r>
+              <w:rPr>
+                <w:rStyle w:val="mord"/>
+                <w:rFonts w:ascii="Cambria Math" w:hAnsi="Cambria Math" w:cstheme="minorHAnsi"/>
+              </w:rPr>
+              <m:t>Ω</m:t>
+            </m:r>
+            <m:r>
+              <w:rPr>
+                <w:rFonts w:ascii="Cambria Math" w:hAnsi="Cambria Math"/>
+              </w:rPr>
+              <m:t xml:space="preserve">+390,00 </m:t>
+            </m:r>
+            <m:r>
+              <w:rPr>
+                <w:rStyle w:val="mord"/>
+                <w:rFonts w:ascii="Cambria Math" w:hAnsi="Cambria Math" w:cstheme="minorHAnsi"/>
+              </w:rPr>
+              <m:t>Ω</m:t>
+            </m:r>
+          </m:den>
+        </m:f>
         <m:r>
           <m:rPr>
             <m:sty m:val="p"/>
@@ -25819,7 +26706,53 @@
             <w:rStyle w:val="mord"/>
             <w:rFonts w:ascii="Cambria Math" w:hAnsi="Cambria Math"/>
           </w:rPr>
-          <m:t xml:space="preserve">0.9924=0.656 </m:t>
+          <m:t xml:space="preserve">0,99 </m:t>
+        </m:r>
+        <m:f>
+          <m:fPr>
+            <m:ctrlPr>
+              <w:rPr>
+                <w:rStyle w:val="mord"/>
+                <w:rFonts w:ascii="Cambria Math" w:hAnsi="Cambria Math"/>
+                <w:i/>
+              </w:rPr>
+            </m:ctrlPr>
+          </m:fPr>
+          <m:num>
+            <m:r>
+              <w:rPr>
+                <w:rStyle w:val="mord"/>
+                <w:rFonts w:ascii="Cambria Math" w:hAnsi="Cambria Math"/>
+              </w:rPr>
+              <m:t>V</m:t>
+            </m:r>
+          </m:num>
+          <m:den>
+            <m:r>
+              <w:rPr>
+                <w:rStyle w:val="mord"/>
+                <w:rFonts w:ascii="Cambria Math" w:hAnsi="Cambria Math"/>
+              </w:rPr>
+              <m:t>V</m:t>
+            </m:r>
+          </m:den>
+        </m:f>
+        <m:r>
+          <m:rPr>
+            <m:sty m:val="p"/>
+          </m:rPr>
+          <w:rPr>
+            <w:rStyle w:val="mord"/>
+            <w:rFonts w:ascii="Cambria Math" w:hAnsi="Cambria Math"/>
+          </w:rPr>
+          <m:t xml:space="preserve"> </m:t>
+        </m:r>
+        <m:r>
+          <w:rPr>
+            <w:rStyle w:val="mord"/>
+            <w:rFonts w:ascii="Cambria Math" w:hAnsi="Cambria Math"/>
+          </w:rPr>
+          <m:t xml:space="preserve">≈0,66 </m:t>
         </m:r>
         <m:f>
           <m:fPr>
@@ -25929,16 +26862,88 @@
                 <w:rStyle w:val="mord"/>
                 <w:rFonts w:ascii="Cambria Math" w:hAnsi="Cambria Math"/>
               </w:rPr>
-              <m:t>290.60</m:t>
+              <m:t>Us2</m:t>
             </m:r>
           </m:num>
           <m:den>
-            <m:r>
+            <m:sSub>
+              <m:sSubPr>
+                <m:ctrlPr>
+                  <w:rPr>
+                    <w:rStyle w:val="mord"/>
+                    <w:rFonts w:ascii="Cambria Math" w:hAnsi="Cambria Math"/>
+                    <w:i/>
+                  </w:rPr>
+                </m:ctrlPr>
+              </m:sSubPr>
+              <m:e>
+                <m:r>
+                  <w:rPr>
+                    <w:rStyle w:val="mord"/>
+                    <w:rFonts w:ascii="Cambria Math" w:hAnsi="Cambria Math"/>
+                  </w:rPr>
+                  <m:t>E</m:t>
+                </m:r>
+              </m:e>
+              <m:sub>
+                <m:r>
+                  <w:rPr>
+                    <w:rStyle w:val="mord"/>
+                    <w:rFonts w:ascii="Cambria Math" w:hAnsi="Cambria Math"/>
+                  </w:rPr>
+                  <m:t>g</m:t>
+                </m:r>
+              </m:sub>
+            </m:sSub>
+          </m:den>
+        </m:f>
+        <m:r>
+          <w:rPr>
+            <w:rStyle w:val="mord"/>
+            <w:rFonts w:ascii="Cambria Math" w:hAnsi="Cambria Math"/>
+          </w:rPr>
+          <m:t>=</m:t>
+        </m:r>
+        <m:f>
+          <m:fPr>
+            <m:ctrlPr>
               <w:rPr>
                 <w:rStyle w:val="mord"/>
                 <w:rFonts w:ascii="Cambria Math" w:hAnsi="Cambria Math"/>
+                <w:i/>
+              </w:rPr>
+            </m:ctrlPr>
+          </m:fPr>
+          <m:num>
+            <m:r>
+              <w:rPr>
+                <w:rStyle w:val="mord"/>
+                <w:rFonts w:ascii="Cambria Math" w:hAnsi="Cambria Math"/>
+              </w:rPr>
+              <m:t>290,60 mV</m:t>
+            </m:r>
+          </m:num>
+          <m:den>
+            <m:r>
+              <w:rPr>
+                <w:rStyle w:val="mord"/>
+                <w:rFonts w:ascii="Cambria Math" w:hAnsi="Cambria Math"/>
               </w:rPr>
               <m:t>500</m:t>
+            </m:r>
+            <m:r>
+              <w:rPr>
+                <w:rStyle w:val="mord"/>
+                <w:rFonts w:ascii="Cambria Math" w:hAnsi="Cambria Math"/>
+              </w:rPr>
+              <m:t>,00</m:t>
+            </m:r>
+            <m:r>
+              <w:rPr>
+                <w:rStyle w:val="mord"/>
+                <w:rFonts w:ascii="Cambria Math" w:hAnsi="Cambria Math"/>
+              </w:rPr>
+              <m:t xml:space="preserve"> mV</m:t>
             </m:r>
           </m:den>
         </m:f>
@@ -25954,20 +26959,6 @@
             <w:rStyle w:val="mrel"/>
             <w:rFonts w:ascii="Cambria Math" w:hAnsi="Cambria Math"/>
           </w:rPr>
-          <m:t>=</m:t>
-        </m:r>
-        <m:r>
-          <w:rPr>
-            <w:rStyle w:val="mord"/>
-            <w:rFonts w:ascii="Cambria Math" w:hAnsi="Cambria Math"/>
-          </w:rPr>
-          <m:t>0.581</m:t>
-        </m:r>
-        <m:r>
-          <w:rPr>
-            <w:rStyle w:val="mrel"/>
-            <w:rFonts w:ascii="Cambria Math" w:hAnsi="Cambria Math"/>
-          </w:rPr>
           <m:t>≈</m:t>
         </m:r>
         <m:r>
@@ -25975,7 +26966,7 @@
             <w:rStyle w:val="mord"/>
             <w:rFonts w:ascii="Cambria Math" w:hAnsi="Cambria Math"/>
           </w:rPr>
-          <m:t xml:space="preserve">0.58 </m:t>
+          <m:t xml:space="preserve">0,58 </m:t>
         </m:r>
         <m:f>
           <m:fPr>
@@ -26066,8 +27057,224 @@
             <w:rStyle w:val="mord"/>
             <w:rFonts w:ascii="Cambria Math" w:hAnsi="Cambria Math"/>
           </w:rPr>
-          <m:t xml:space="preserve">=0.66102 </m:t>
+          <m:t xml:space="preserve">= </m:t>
         </m:r>
+        <m:f>
+          <m:fPr>
+            <m:ctrlPr>
+              <w:rPr>
+                <w:rFonts w:ascii="Cambria Math" w:hAnsi="Cambria Math"/>
+                <w:i/>
+                <w:iCs/>
+              </w:rPr>
+            </m:ctrlPr>
+          </m:fPr>
+          <m:num>
+            <m:sSub>
+              <m:sSubPr>
+                <m:ctrlPr>
+                  <w:rPr>
+                    <w:rFonts w:ascii="Cambria Math" w:hAnsi="Cambria Math"/>
+                    <w:i/>
+                    <w:iCs/>
+                  </w:rPr>
+                </m:ctrlPr>
+              </m:sSubPr>
+              <m:e>
+                <m:r>
+                  <w:rPr>
+                    <w:rFonts w:ascii="Cambria Math" w:hAnsi="Cambria Math"/>
+                  </w:rPr>
+                  <m:t>R</m:t>
+                </m:r>
+              </m:e>
+              <m:sub>
+                <m:r>
+                  <w:rPr>
+                    <w:rFonts w:ascii="Cambria Math" w:hAnsi="Cambria Math"/>
+                  </w:rPr>
+                  <m:t>B</m:t>
+                </m:r>
+              </m:sub>
+            </m:sSub>
+          </m:num>
+          <m:den>
+            <m:sSub>
+              <m:sSubPr>
+                <m:ctrlPr>
+                  <w:rPr>
+                    <w:rFonts w:ascii="Cambria Math" w:hAnsi="Cambria Math"/>
+                    <w:i/>
+                    <w:iCs/>
+                  </w:rPr>
+                </m:ctrlPr>
+              </m:sSubPr>
+              <m:e>
+                <m:r>
+                  <w:rPr>
+                    <w:rFonts w:ascii="Cambria Math" w:hAnsi="Cambria Math"/>
+                  </w:rPr>
+                  <m:t>R</m:t>
+                </m:r>
+              </m:e>
+              <m:sub>
+                <m:r>
+                  <w:rPr>
+                    <w:rFonts w:ascii="Cambria Math" w:hAnsi="Cambria Math"/>
+                  </w:rPr>
+                  <m:t>G</m:t>
+                </m:r>
+              </m:sub>
+            </m:sSub>
+            <m:r>
+              <w:rPr>
+                <w:rFonts w:ascii="Cambria Math" w:hAnsi="Cambria Math"/>
+              </w:rPr>
+              <m:t>+</m:t>
+            </m:r>
+            <m:sSub>
+              <m:sSubPr>
+                <m:ctrlPr>
+                  <w:rPr>
+                    <w:rFonts w:ascii="Cambria Math" w:hAnsi="Cambria Math"/>
+                    <w:i/>
+                    <w:iCs/>
+                  </w:rPr>
+                </m:ctrlPr>
+              </m:sSubPr>
+              <m:e>
+                <m:r>
+                  <w:rPr>
+                    <w:rFonts w:ascii="Cambria Math" w:hAnsi="Cambria Math"/>
+                  </w:rPr>
+                  <m:t>R</m:t>
+                </m:r>
+              </m:e>
+              <m:sub>
+                <m:r>
+                  <w:rPr>
+                    <w:rFonts w:ascii="Cambria Math" w:hAnsi="Cambria Math"/>
+                  </w:rPr>
+                  <m:t>B</m:t>
+                </m:r>
+              </m:sub>
+            </m:sSub>
+          </m:den>
+        </m:f>
+        <m:r>
+          <w:rPr>
+            <w:rStyle w:val="mord"/>
+            <w:rFonts w:ascii="Cambria Math" w:hAnsi="Cambria Math"/>
+          </w:rPr>
+          <m:t xml:space="preserve"> </m:t>
+        </m:r>
+        <m:r>
+          <m:rPr>
+            <m:sty m:val="p"/>
+          </m:rPr>
+          <w:rPr>
+            <w:rStyle w:val="mbin"/>
+            <w:rFonts w:ascii="Cambria Math" w:hAnsi="Cambria Math" w:cs="Cambria Math"/>
+          </w:rPr>
+          <m:t>⋅</m:t>
+        </m:r>
+        <m:r>
+          <w:rPr>
+            <w:rStyle w:val="mord"/>
+            <w:rFonts w:ascii="Cambria Math" w:hAnsi="Cambria Math"/>
+          </w:rPr>
+          <m:t xml:space="preserve"> </m:t>
+        </m:r>
+        <m:sSub>
+          <m:sSubPr>
+            <m:ctrlPr>
+              <w:rPr>
+                <w:rStyle w:val="mord"/>
+                <w:rFonts w:ascii="Cambria Math" w:hAnsi="Cambria Math"/>
+                <w:i/>
+              </w:rPr>
+            </m:ctrlPr>
+          </m:sSubPr>
+          <m:e>
+            <m:r>
+              <w:rPr>
+                <w:rStyle w:val="mord"/>
+                <w:rFonts w:ascii="Cambria Math" w:hAnsi="Cambria Math"/>
+              </w:rPr>
+              <m:t>k</m:t>
+            </m:r>
+          </m:e>
+          <m:sub>
+            <m:r>
+              <w:rPr>
+                <w:rStyle w:val="mord"/>
+                <w:rFonts w:ascii="Cambria Math" w:hAnsi="Cambria Math"/>
+              </w:rPr>
+              <m:t>uo</m:t>
+            </m:r>
+          </m:sub>
+        </m:sSub>
+        <m:r>
+          <w:rPr>
+            <w:rStyle w:val="mord"/>
+            <w:rFonts w:ascii="Cambria Math" w:hAnsi="Cambria Math"/>
+          </w:rPr>
+          <m:t>=</m:t>
+        </m:r>
+        <m:f>
+          <m:fPr>
+            <m:ctrlPr>
+              <w:rPr>
+                <w:rFonts w:ascii="Cambria Math" w:hAnsi="Cambria Math"/>
+                <w:i/>
+                <w:iCs/>
+              </w:rPr>
+            </m:ctrlPr>
+          </m:fPr>
+          <m:num>
+            <m:r>
+              <w:rPr>
+                <w:rFonts w:ascii="Cambria Math" w:hAnsi="Cambria Math"/>
+              </w:rPr>
+              <m:t xml:space="preserve">390,00 </m:t>
+            </m:r>
+            <m:r>
+              <w:rPr>
+                <w:rStyle w:val="mord"/>
+                <w:rFonts w:ascii="Cambria Math" w:hAnsi="Cambria Math" w:cstheme="minorHAnsi"/>
+              </w:rPr>
+              <m:t>Ω</m:t>
+            </m:r>
+          </m:num>
+          <m:den>
+            <m:r>
+              <w:rPr>
+                <w:rFonts w:ascii="Cambria Math" w:hAnsi="Cambria Math"/>
+              </w:rPr>
+              <m:t xml:space="preserve">20,00 </m:t>
+            </m:r>
+            <m:r>
+              <w:rPr>
+                <w:rStyle w:val="mord"/>
+                <w:rFonts w:ascii="Cambria Math" w:hAnsi="Cambria Math" w:cstheme="minorHAnsi"/>
+              </w:rPr>
+              <m:t>Ω</m:t>
+            </m:r>
+            <m:r>
+              <w:rPr>
+                <w:rFonts w:ascii="Cambria Math" w:hAnsi="Cambria Math"/>
+              </w:rPr>
+              <m:t xml:space="preserve">+390,00 </m:t>
+            </m:r>
+            <m:r>
+              <w:rPr>
+                <w:rStyle w:val="mord"/>
+                <w:rFonts w:ascii="Cambria Math" w:hAnsi="Cambria Math" w:cstheme="minorHAnsi"/>
+              </w:rPr>
+              <m:t>Ω</m:t>
+            </m:r>
+          </m:den>
+        </m:f>
         <m:r>
           <m:rPr>
             <m:sty m:val="p"/>
@@ -26083,7 +27290,7 @@
             <w:rStyle w:val="mord"/>
             <w:rFonts w:ascii="Cambria Math" w:hAnsi="Cambria Math"/>
           </w:rPr>
-          <m:t xml:space="preserve">0.9455=0.625 </m:t>
+          <m:t xml:space="preserve">0,94 </m:t>
         </m:r>
         <m:f>
           <m:fPr>
@@ -26114,6 +27321,42 @@
             </m:r>
           </m:den>
         </m:f>
+        <m:r>
+          <w:rPr>
+            <w:rStyle w:val="mord"/>
+            <w:rFonts w:ascii="Cambria Math" w:hAnsi="Cambria Math"/>
+          </w:rPr>
+          <m:t xml:space="preserve">=0,63 </m:t>
+        </m:r>
+        <m:f>
+          <m:fPr>
+            <m:ctrlPr>
+              <w:rPr>
+                <w:rStyle w:val="mord"/>
+                <w:rFonts w:ascii="Cambria Math" w:hAnsi="Cambria Math"/>
+                <w:i/>
+              </w:rPr>
+            </m:ctrlPr>
+          </m:fPr>
+          <m:num>
+            <m:r>
+              <w:rPr>
+                <w:rStyle w:val="mord"/>
+                <w:rFonts w:ascii="Cambria Math" w:hAnsi="Cambria Math"/>
+              </w:rPr>
+              <m:t>V</m:t>
+            </m:r>
+          </m:num>
+          <m:den>
+            <m:r>
+              <w:rPr>
+                <w:rStyle w:val="mord"/>
+                <w:rFonts w:ascii="Cambria Math" w:hAnsi="Cambria Math"/>
+              </w:rPr>
+              <m:t>V</m:t>
+            </m:r>
+          </m:den>
+        </m:f>
       </m:oMath>
       <w:r>
         <w:rPr>
@@ -26122,6 +27365,36 @@
         </w:rPr>
         <w:t xml:space="preserve">  (obciążony)</w:t>
       </w:r>
+    </w:p>
+    <w:p>
+      <w:pPr>
+        <w:pStyle w:val="Standard"/>
+        <w:rPr>
+          <w:rFonts w:ascii="Calibri" w:hAnsi="Calibri"/>
+          <w:i/>
+          <w:iCs/>
+        </w:rPr>
+      </w:pPr>
+    </w:p>
+    <w:p>
+      <w:pPr>
+        <w:pStyle w:val="Standard"/>
+        <w:rPr>
+          <w:rFonts w:ascii="Calibri" w:hAnsi="Calibri"/>
+          <w:i/>
+          <w:iCs/>
+        </w:rPr>
+      </w:pPr>
+    </w:p>
+    <w:p>
+      <w:pPr>
+        <w:pStyle w:val="Standard"/>
+        <w:rPr>
+          <w:rFonts w:ascii="Calibri" w:hAnsi="Calibri"/>
+          <w:i/>
+          <w:iCs/>
+        </w:rPr>
+      </w:pPr>
     </w:p>
     <w:p>
       <w:pPr>
@@ -26160,6 +27433,7 @@
           <w:i/>
           <w:iCs/>
         </w:rPr>
+        <w:lastRenderedPageBreak/>
         <w:t>Wnioski, podsumowania:</w:t>
       </w:r>
     </w:p>
@@ -26185,55 +27459,24 @@
         <w:t xml:space="preserve">Zwiększenie </w:t>
       </w:r>
       <m:oMath>
-        <m:sSub>
-          <m:sSubPr>
-            <m:ctrlPr>
-              <w:rPr>
-                <w:rStyle w:val="vlist-s"/>
-                <w:rFonts w:ascii="Cambria Math" w:hAnsi="Cambria Math" w:cstheme="minorHAnsi"/>
-                <w:i/>
-              </w:rPr>
-            </m:ctrlPr>
-          </m:sSubPr>
-          <m:e>
-            <m:r>
-              <w:rPr>
-                <w:rStyle w:val="katex-mathml"/>
-                <w:rFonts w:ascii="Cambria Math" w:hAnsi="Cambria Math" w:cstheme="minorHAnsi"/>
-              </w:rPr>
-              <m:t>R</m:t>
-            </m:r>
-            <m:ctrlPr>
-              <w:rPr>
-                <w:rStyle w:val="katex-mathml"/>
-                <w:rFonts w:ascii="Cambria Math" w:hAnsi="Cambria Math" w:cstheme="minorHAnsi"/>
-                <w:i/>
-              </w:rPr>
-            </m:ctrlPr>
-          </m:e>
-          <m:sub>
-            <m:r>
-              <w:rPr>
-                <w:rStyle w:val="vlist-s"/>
-                <w:rFonts w:ascii="Cambria Math" w:hAnsi="Cambria Math" w:cstheme="minorHAnsi"/>
-              </w:rPr>
-              <m:t>G</m:t>
-            </m:r>
-          </m:sub>
-        </m:sSub>
+        <m:r>
+          <w:rPr>
+            <w:rFonts w:ascii="Cambria Math" w:hAnsi="Cambria Math" w:cstheme="minorHAnsi"/>
+          </w:rPr>
+          <m:t>RG</m:t>
+        </m:r>
       </m:oMath>
       <w:r>
         <w:rPr>
-          <w:rStyle w:val="vlist-s"/>
           <w:rFonts w:asciiTheme="minorHAnsi" w:hAnsiTheme="minorHAnsi" w:cstheme="minorHAnsi"/>
         </w:rPr>
-        <w:t>​</w:t>
+        <w:t xml:space="preserve"> </w:t>
       </w:r>
       <w:r>
         <w:rPr>
           <w:rFonts w:asciiTheme="minorHAnsi" w:hAnsiTheme="minorHAnsi" w:cstheme="minorHAnsi"/>
         </w:rPr>
-        <w:t xml:space="preserve"> z </w:t>
+        <w:t xml:space="preserve">z </w:t>
       </w:r>
       <w:r>
         <w:rPr>
@@ -26268,8 +27511,17 @@
         <w:rPr>
           <w:rStyle w:val="af"/>
           <w:rFonts w:asciiTheme="minorHAnsi" w:hAnsiTheme="minorHAnsi" w:cstheme="minorHAnsi"/>
-        </w:rPr>
-        <w:t xml:space="preserve">nie zmieniło istotnie samego stosunku </w:t>
+          <w:b w:val="0"/>
+          <w:bCs w:val="0"/>
+        </w:rPr>
+        <w:t>nie zmieniło istotnie samego stosunku</w:t>
+      </w:r>
+      <w:r>
+        <w:rPr>
+          <w:rStyle w:val="af"/>
+          <w:rFonts w:asciiTheme="minorHAnsi" w:hAnsiTheme="minorHAnsi" w:cstheme="minorHAnsi"/>
+        </w:rPr>
+        <w:t xml:space="preserve"> </w:t>
       </w:r>
       <m:oMath>
         <m:sSub>
@@ -26445,185 +27697,6 @@
         <w:pStyle w:val="Standard"/>
         <w:rPr>
           <w:rFonts w:ascii="Calibri" w:hAnsi="Calibri"/>
-        </w:rPr>
-      </w:pPr>
-    </w:p>
-    <w:p>
-      <w:pPr>
-        <w:pStyle w:val="ae"/>
-        <w:rPr>
-          <w:lang w:val="pl-PL"/>
-        </w:rPr>
-      </w:pPr>
-      <w:r>
-        <w:rPr>
-          <w:lang w:val="pl-PL"/>
-        </w:rPr>
-        <w:t>Współczynnik dzielnika wejściowego:</w:t>
-      </w:r>
-    </w:p>
-    <w:p>
-      <w:pPr>
-        <w:pStyle w:val="Standard"/>
-        <w:rPr>
-          <w:rFonts w:ascii="Calibri" w:hAnsi="Calibri"/>
-          <w:i/>
-          <w:iCs/>
-        </w:rPr>
-      </w:pPr>
-      <m:oMathPara>
-        <m:oMath>
-          <m:f>
-            <m:fPr>
-              <m:ctrlPr>
-                <w:rPr>
-                  <w:rFonts w:ascii="Cambria Math" w:hAnsi="Cambria Math"/>
-                  <w:i/>
-                  <w:iCs/>
-                </w:rPr>
-              </m:ctrlPr>
-            </m:fPr>
-            <m:num>
-              <m:sSub>
-                <m:sSubPr>
-                  <m:ctrlPr>
-                    <w:rPr>
-                      <w:rFonts w:ascii="Cambria Math" w:hAnsi="Cambria Math"/>
-                      <w:i/>
-                      <w:iCs/>
-                    </w:rPr>
-                  </m:ctrlPr>
-                </m:sSubPr>
-                <m:e>
-                  <m:r>
-                    <w:rPr>
-                      <w:rFonts w:ascii="Cambria Math" w:hAnsi="Cambria Math"/>
-                    </w:rPr>
-                    <m:t>R</m:t>
-                  </m:r>
-                </m:e>
-                <m:sub>
-                  <m:r>
-                    <w:rPr>
-                      <w:rFonts w:ascii="Cambria Math" w:hAnsi="Cambria Math"/>
-                    </w:rPr>
-                    <m:t>B</m:t>
-                  </m:r>
-                </m:sub>
-              </m:sSub>
-            </m:num>
-            <m:den>
-              <m:sSub>
-                <m:sSubPr>
-                  <m:ctrlPr>
-                    <w:rPr>
-                      <w:rFonts w:ascii="Cambria Math" w:hAnsi="Cambria Math"/>
-                      <w:i/>
-                      <w:iCs/>
-                    </w:rPr>
-                  </m:ctrlPr>
-                </m:sSubPr>
-                <m:e>
-                  <m:r>
-                    <w:rPr>
-                      <w:rFonts w:ascii="Cambria Math" w:hAnsi="Cambria Math"/>
-                    </w:rPr>
-                    <m:t>R</m:t>
-                  </m:r>
-                </m:e>
-                <m:sub>
-                  <m:r>
-                    <w:rPr>
-                      <w:rFonts w:ascii="Cambria Math" w:hAnsi="Cambria Math"/>
-                    </w:rPr>
-                    <m:t>G</m:t>
-                  </m:r>
-                </m:sub>
-              </m:sSub>
-              <m:r>
-                <w:rPr>
-                  <w:rFonts w:ascii="Cambria Math" w:hAnsi="Cambria Math"/>
-                </w:rPr>
-                <m:t>+</m:t>
-              </m:r>
-              <m:sSub>
-                <m:sSubPr>
-                  <m:ctrlPr>
-                    <w:rPr>
-                      <w:rFonts w:ascii="Cambria Math" w:hAnsi="Cambria Math"/>
-                      <w:i/>
-                      <w:iCs/>
-                    </w:rPr>
-                  </m:ctrlPr>
-                </m:sSubPr>
-                <m:e>
-                  <m:r>
-                    <w:rPr>
-                      <w:rFonts w:ascii="Cambria Math" w:hAnsi="Cambria Math"/>
-                    </w:rPr>
-                    <m:t>R</m:t>
-                  </m:r>
-                </m:e>
-                <m:sub>
-                  <m:r>
-                    <w:rPr>
-                      <w:rFonts w:ascii="Cambria Math" w:hAnsi="Cambria Math"/>
-                    </w:rPr>
-                    <m:t>B</m:t>
-                  </m:r>
-                </m:sub>
-              </m:sSub>
-            </m:den>
-          </m:f>
-          <m:r>
-            <w:rPr>
-              <w:rFonts w:ascii="Cambria Math" w:hAnsi="Cambria Math"/>
-            </w:rPr>
-            <m:t xml:space="preserve">= </m:t>
-          </m:r>
-          <m:f>
-            <m:fPr>
-              <m:ctrlPr>
-                <w:rPr>
-                  <w:rFonts w:ascii="Cambria Math" w:hAnsi="Cambria Math"/>
-                  <w:i/>
-                  <w:iCs/>
-                </w:rPr>
-              </m:ctrlPr>
-            </m:fPr>
-            <m:num>
-              <m:r>
-                <w:rPr>
-                  <w:rFonts w:ascii="Cambria Math" w:hAnsi="Cambria Math"/>
-                </w:rPr>
-                <m:t>390</m:t>
-              </m:r>
-            </m:num>
-            <m:den>
-              <m:r>
-                <w:rPr>
-                  <w:rFonts w:ascii="Cambria Math" w:hAnsi="Cambria Math"/>
-                </w:rPr>
-                <m:t>20+390</m:t>
-              </m:r>
-            </m:den>
-          </m:f>
-          <m:r>
-            <w:rPr>
-              <w:rFonts w:ascii="Cambria Math" w:hAnsi="Cambria Math"/>
-            </w:rPr>
-            <m:t>=0.95122</m:t>
-          </m:r>
-        </m:oMath>
-      </m:oMathPara>
-    </w:p>
-    <w:p>
-      <w:pPr>
-        <w:pStyle w:val="Standard"/>
-        <w:rPr>
-          <w:rFonts w:ascii="Calibri" w:hAnsi="Calibri"/>
-          <w:i/>
-          <w:iCs/>
         </w:rPr>
       </w:pPr>
     </w:p>
@@ -26882,7 +27955,19 @@
               <w:rPr>
                 <w:rFonts w:ascii="Calibri" w:hAnsi="Calibri"/>
               </w:rPr>
-              <w:t>474.34</w:t>
+              <w:t>474</w:t>
+            </w:r>
+            <w:r>
+              <w:rPr>
+                <w:rFonts w:ascii="Calibri" w:hAnsi="Calibri"/>
+              </w:rPr>
+              <w:t>,</w:t>
+            </w:r>
+            <w:r>
+              <w:rPr>
+                <w:rFonts w:ascii="Calibri" w:hAnsi="Calibri"/>
+              </w:rPr>
+              <w:t>34</w:t>
             </w:r>
           </w:p>
         </w:tc>
@@ -26912,7 +27997,19 @@
               <w:rPr>
                 <w:rFonts w:ascii="Calibri" w:hAnsi="Calibri"/>
               </w:rPr>
-              <w:t>474.34</w:t>
+              <w:t>474</w:t>
+            </w:r>
+            <w:r>
+              <w:rPr>
+                <w:rFonts w:ascii="Calibri" w:hAnsi="Calibri"/>
+              </w:rPr>
+              <w:t>,</w:t>
+            </w:r>
+            <w:r>
+              <w:rPr>
+                <w:rFonts w:ascii="Calibri" w:hAnsi="Calibri"/>
+              </w:rPr>
+              <w:t>34</w:t>
             </w:r>
           </w:p>
         </w:tc>
@@ -27011,7 +28108,19 @@
               <w:rPr>
                 <w:rFonts w:ascii="Calibri" w:hAnsi="Calibri"/>
               </w:rPr>
-              <w:t>461.10</w:t>
+              <w:t>461</w:t>
+            </w:r>
+            <w:r>
+              <w:rPr>
+                <w:rFonts w:ascii="Calibri" w:hAnsi="Calibri"/>
+              </w:rPr>
+              <w:t>,</w:t>
+            </w:r>
+            <w:r>
+              <w:rPr>
+                <w:rFonts w:ascii="Calibri" w:hAnsi="Calibri"/>
+              </w:rPr>
+              <w:t>10</w:t>
             </w:r>
           </w:p>
         </w:tc>
@@ -27041,7 +28150,19 @@
               <w:rPr>
                 <w:rFonts w:ascii="Calibri" w:hAnsi="Calibri"/>
               </w:rPr>
-              <w:t>414.52</w:t>
+              <w:t>414</w:t>
+            </w:r>
+            <w:r>
+              <w:rPr>
+                <w:rFonts w:ascii="Calibri" w:hAnsi="Calibri"/>
+              </w:rPr>
+              <w:t>,</w:t>
+            </w:r>
+            <w:r>
+              <w:rPr>
+                <w:rFonts w:ascii="Calibri" w:hAnsi="Calibri"/>
+              </w:rPr>
+              <w:t>52</w:t>
             </w:r>
           </w:p>
         </w:tc>
@@ -27146,7 +28267,19 @@
               <w:rPr>
                 <w:rFonts w:ascii="Calibri" w:hAnsi="Calibri"/>
               </w:rPr>
-              <w:t>0.92</w:t>
+              <w:t>0</w:t>
+            </w:r>
+            <w:r>
+              <w:rPr>
+                <w:rFonts w:ascii="Calibri" w:hAnsi="Calibri"/>
+              </w:rPr>
+              <w:t>,</w:t>
+            </w:r>
+            <w:r>
+              <w:rPr>
+                <w:rFonts w:ascii="Calibri" w:hAnsi="Calibri"/>
+              </w:rPr>
+              <w:t>92</w:t>
             </w:r>
           </w:p>
         </w:tc>
@@ -27176,7 +28309,19 @@
               <w:rPr>
                 <w:rFonts w:ascii="Calibri" w:hAnsi="Calibri"/>
               </w:rPr>
-              <w:t>0.83</w:t>
+              <w:t>0</w:t>
+            </w:r>
+            <w:r>
+              <w:rPr>
+                <w:rFonts w:ascii="Calibri" w:hAnsi="Calibri"/>
+              </w:rPr>
+              <w:t>,</w:t>
+            </w:r>
+            <w:r>
+              <w:rPr>
+                <w:rFonts w:ascii="Calibri" w:hAnsi="Calibri"/>
+              </w:rPr>
+              <w:t>83</w:t>
             </w:r>
           </w:p>
         </w:tc>
@@ -27196,7 +28341,7 @@
       <w:pPr>
         <w:pStyle w:val="Standard"/>
         <w:rPr>
-          <w:rFonts w:ascii="Calibri" w:hAnsi="Calibri"/>
+          <w:rFonts w:asciiTheme="minorHAnsi" w:hAnsiTheme="minorHAnsi" w:cstheme="minorHAnsi"/>
           <w:i/>
           <w:iCs/>
         </w:rPr>
@@ -27206,20 +28351,20 @@
       <w:pPr>
         <w:pStyle w:val="Standard"/>
         <w:rPr>
-          <w:rFonts w:ascii="Calibri" w:hAnsi="Calibri"/>
+          <w:rFonts w:asciiTheme="minorHAnsi" w:hAnsiTheme="minorHAnsi" w:cstheme="minorHAnsi"/>
           <w:sz w:val="21"/>
           <w:szCs w:val="21"/>
         </w:rPr>
       </w:pPr>
       <w:r>
         <w:rPr>
-          <w:rFonts w:ascii="Calibri" w:hAnsi="Calibri"/>
+          <w:rFonts w:asciiTheme="minorHAnsi" w:hAnsiTheme="minorHAnsi" w:cstheme="minorHAnsi"/>
         </w:rPr>
         <w:t>Maksymalna amplituda nieobciętego sygnału:</w:t>
       </w:r>
       <w:r>
         <w:rPr>
-          <w:rFonts w:ascii="Calibri" w:hAnsi="Calibri"/>
+          <w:rFonts w:asciiTheme="minorHAnsi" w:hAnsiTheme="minorHAnsi" w:cstheme="minorHAnsi"/>
           <w:i/>
           <w:iCs/>
         </w:rPr>
@@ -27227,7 +28372,7 @@
       </w:r>
       <w:r>
         <w:rPr>
-          <w:rFonts w:ascii="Calibri" w:hAnsi="Calibri"/>
+          <w:rFonts w:asciiTheme="minorHAnsi" w:hAnsiTheme="minorHAnsi" w:cstheme="minorHAnsi"/>
           <w:i/>
           <w:iCs/>
           <w:sz w:val="21"/>
@@ -27237,7 +28382,7 @@
       </w:r>
       <w:r>
         <w:rPr>
-          <w:rFonts w:ascii="Calibri" w:hAnsi="Calibri"/>
+          <w:rFonts w:asciiTheme="minorHAnsi" w:hAnsiTheme="minorHAnsi" w:cstheme="minorHAnsi"/>
           <w:i/>
           <w:iCs/>
           <w:sz w:val="21"/>
@@ -27248,7 +28393,7 @@
       </w:r>
       <w:r>
         <w:rPr>
-          <w:rFonts w:ascii="Calibri" w:hAnsi="Calibri"/>
+          <w:rFonts w:asciiTheme="minorHAnsi" w:hAnsiTheme="minorHAnsi" w:cstheme="minorHAnsi"/>
           <w:i/>
           <w:iCs/>
           <w:sz w:val="21"/>
@@ -27258,7 +28403,7 @@
       </w:r>
       <w:r>
         <w:rPr>
-          <w:rFonts w:ascii="Calibri" w:hAnsi="Calibri"/>
+          <w:rFonts w:asciiTheme="minorHAnsi" w:hAnsiTheme="minorHAnsi" w:cstheme="minorHAnsi"/>
           <w:sz w:val="21"/>
           <w:szCs w:val="21"/>
         </w:rPr>
@@ -27269,7 +28414,7 @@
       <w:pPr>
         <w:pStyle w:val="Standard"/>
         <w:rPr>
-          <w:rFonts w:ascii="Calibri" w:hAnsi="Calibri"/>
+          <w:rFonts w:asciiTheme="minorHAnsi" w:hAnsiTheme="minorHAnsi" w:cstheme="minorHAnsi"/>
           <w:i/>
           <w:iCs/>
         </w:rPr>
@@ -27280,7 +28425,7 @@
         <w:pStyle w:val="Standard"/>
         <w:rPr>
           <w:rStyle w:val="vlist-s"/>
-          <w:rFonts w:ascii="Calibri" w:hAnsi="Calibri"/>
+          <w:rFonts w:asciiTheme="minorHAnsi" w:hAnsiTheme="minorHAnsi" w:cstheme="minorHAnsi"/>
         </w:rPr>
       </w:pPr>
       <m:oMath>
@@ -27289,7 +28434,7 @@
             <m:ctrlPr>
               <w:rPr>
                 <w:rStyle w:val="mord"/>
-                <w:rFonts w:ascii="Cambria Math" w:hAnsi="Cambria Math"/>
+                <w:rFonts w:ascii="Cambria Math" w:hAnsi="Cambria Math" w:cstheme="minorHAnsi"/>
                 <w:i/>
               </w:rPr>
             </m:ctrlPr>
@@ -27298,7 +28443,7 @@
             <m:r>
               <w:rPr>
                 <w:rStyle w:val="mord"/>
-                <w:rFonts w:ascii="Cambria Math" w:hAnsi="Cambria Math"/>
+                <w:rFonts w:ascii="Cambria Math" w:hAnsi="Cambria Math" w:cstheme="minorHAnsi"/>
               </w:rPr>
               <m:t>r</m:t>
             </m:r>
@@ -27307,14 +28452,14 @@
             <m:r>
               <w:rPr>
                 <w:rStyle w:val="mord"/>
-                <w:rFonts w:ascii="Cambria Math" w:hAnsi="Cambria Math"/>
+                <w:rFonts w:ascii="Cambria Math" w:hAnsi="Cambria Math" w:cstheme="minorHAnsi"/>
               </w:rPr>
               <m:t>we3MOSp</m:t>
             </m:r>
             <m:r>
               <w:rPr>
                 <w:rStyle w:val="vlist-s"/>
-                <w:rFonts w:ascii="Cambria Math" w:hAnsi="Cambria Math"/>
+                <w:rFonts w:ascii="Cambria Math" w:hAnsi="Cambria Math" w:cstheme="minorHAnsi"/>
               </w:rPr>
               <m:t>​</m:t>
             </m:r>
@@ -27323,7 +28468,7 @@
         <m:r>
           <w:rPr>
             <w:rStyle w:val="mrel"/>
-            <w:rFonts w:ascii="Cambria Math" w:hAnsi="Cambria Math"/>
+            <w:rFonts w:ascii="Cambria Math" w:hAnsi="Cambria Math" w:cstheme="minorHAnsi"/>
           </w:rPr>
           <m:t>=</m:t>
         </m:r>
@@ -27332,7 +28477,7 @@
             <m:ctrlPr>
               <w:rPr>
                 <w:rStyle w:val="mord"/>
-                <w:rFonts w:ascii="Cambria Math" w:hAnsi="Cambria Math"/>
+                <w:rFonts w:ascii="Cambria Math" w:hAnsi="Cambria Math" w:cstheme="minorHAnsi"/>
                 <w:i/>
               </w:rPr>
             </m:ctrlPr>
@@ -27341,7 +28486,7 @@
             <m:r>
               <w:rPr>
                 <w:rStyle w:val="mord"/>
-                <w:rFonts w:ascii="Cambria Math" w:hAnsi="Cambria Math"/>
+                <w:rFonts w:ascii="Cambria Math" w:hAnsi="Cambria Math" w:cstheme="minorHAnsi"/>
               </w:rPr>
               <m:t>R</m:t>
             </m:r>
@@ -27350,7 +28495,7 @@
             <m:r>
               <w:rPr>
                 <w:rStyle w:val="mord"/>
-                <w:rFonts w:ascii="Cambria Math" w:hAnsi="Cambria Math"/>
+                <w:rFonts w:ascii="Cambria Math" w:hAnsi="Cambria Math" w:cstheme="minorHAnsi"/>
               </w:rPr>
               <m:t>G</m:t>
             </m:r>
@@ -27359,7 +28504,7 @@
         <m:r>
           <w:rPr>
             <w:rStyle w:val="vlist-s"/>
-            <w:rFonts w:ascii="Cambria Math" w:hAnsi="Cambria Math"/>
+            <w:rFonts w:ascii="Cambria Math" w:hAnsi="Cambria Math" w:cstheme="minorHAnsi"/>
           </w:rPr>
           <m:t xml:space="preserve"> </m:t>
         </m:r>
@@ -27368,7 +28513,7 @@
             <m:ctrlPr>
               <w:rPr>
                 <w:rStyle w:val="mord"/>
-                <w:rFonts w:ascii="Cambria Math" w:hAnsi="Cambria Math"/>
+                <w:rFonts w:ascii="Cambria Math" w:hAnsi="Cambria Math" w:cstheme="minorHAnsi"/>
                 <w:i/>
               </w:rPr>
             </m:ctrlPr>
@@ -27377,14 +28522,14 @@
             <m:r>
               <w:rPr>
                 <w:rStyle w:val="vlist-s"/>
-                <w:rFonts w:ascii="Cambria Math" w:hAnsi="Cambria Math"/>
+                <w:rFonts w:ascii="Cambria Math" w:hAnsi="Cambria Math" w:cstheme="minorHAnsi"/>
               </w:rPr>
               <m:t>​</m:t>
             </m:r>
             <m:r>
               <w:rPr>
                 <w:rStyle w:val="mord"/>
-                <w:rFonts w:ascii="Cambria Math" w:hAnsi="Cambria Math"/>
+                <w:rFonts w:ascii="Cambria Math" w:hAnsi="Cambria Math" w:cstheme="minorHAnsi"/>
               </w:rPr>
               <m:t>Ug</m:t>
             </m:r>
@@ -27393,35 +28538,35 @@
             <m:r>
               <w:rPr>
                 <w:rStyle w:val="vlist-s"/>
-                <w:rFonts w:ascii="Cambria Math" w:hAnsi="Cambria Math"/>
+                <w:rFonts w:ascii="Cambria Math" w:hAnsi="Cambria Math" w:cstheme="minorHAnsi"/>
               </w:rPr>
               <m:t>​</m:t>
             </m:r>
             <m:r>
               <w:rPr>
                 <w:rStyle w:val="mord"/>
-                <w:rFonts w:ascii="Cambria Math" w:hAnsi="Cambria Math"/>
+                <w:rFonts w:ascii="Cambria Math" w:hAnsi="Cambria Math" w:cstheme="minorHAnsi"/>
               </w:rPr>
               <m:t>Eg</m:t>
             </m:r>
             <m:r>
               <w:rPr>
                 <w:rStyle w:val="vlist-s"/>
-                <w:rFonts w:ascii="Cambria Math" w:hAnsi="Cambria Math"/>
+                <w:rFonts w:ascii="Cambria Math" w:hAnsi="Cambria Math" w:cstheme="minorHAnsi"/>
               </w:rPr>
               <m:t>​</m:t>
             </m:r>
             <m:r>
               <w:rPr>
                 <w:rStyle w:val="mbin"/>
-                <w:rFonts w:ascii="Cambria Math" w:hAnsi="Cambria Math"/>
+                <w:rFonts w:ascii="Cambria Math" w:hAnsi="Cambria Math" w:cstheme="minorHAnsi"/>
               </w:rPr>
               <m:t>-</m:t>
             </m:r>
             <m:r>
               <w:rPr>
                 <w:rStyle w:val="mord"/>
-                <w:rFonts w:ascii="Cambria Math" w:hAnsi="Cambria Math"/>
+                <w:rFonts w:ascii="Cambria Math" w:hAnsi="Cambria Math" w:cstheme="minorHAnsi"/>
               </w:rPr>
               <m:t>Ug</m:t>
             </m:r>
@@ -27430,9 +28575,9 @@
         <m:r>
           <w:rPr>
             <w:rStyle w:val="vlist-s"/>
-            <w:rFonts w:ascii="Cambria Math" w:hAnsi="Cambria Math"/>
+            <w:rFonts w:ascii="Cambria Math" w:hAnsi="Cambria Math" w:cstheme="minorHAnsi"/>
           </w:rPr>
-          <m:t xml:space="preserve">​​=20 </m:t>
+          <m:t>​​=20 kΩ</m:t>
         </m:r>
         <m:r>
           <m:rPr>
@@ -27440,7 +28585,7 @@
           </m:rPr>
           <w:rPr>
             <w:rStyle w:val="mbin"/>
-            <w:rFonts w:ascii="Cambria Math" w:hAnsi="Cambria Math" w:cs="Cambria Math"/>
+            <w:rFonts w:ascii="Cambria Math" w:hAnsi="Cambria Math" w:cstheme="minorHAnsi"/>
           </w:rPr>
           <m:t>⋅</m:t>
         </m:r>
@@ -27450,14 +28595,14 @@
           </m:rPr>
           <w:rPr>
             <w:rStyle w:val="vlist-s"/>
-            <w:rFonts w:ascii="Cambria Math" w:hAnsi="Cambria Math"/>
+            <w:rFonts w:ascii="Cambria Math" w:hAnsi="Cambria Math" w:cstheme="minorHAnsi"/>
           </w:rPr>
           <m:t>​</m:t>
         </m:r>
         <m:r>
           <w:rPr>
             <w:rStyle w:val="vlist-s"/>
-            <w:rFonts w:ascii="Cambria Math" w:hAnsi="Cambria Math"/>
+            <w:rFonts w:ascii="Cambria Math" w:hAnsi="Cambria Math" w:cstheme="minorHAnsi"/>
           </w:rPr>
           <m:t> </m:t>
         </m:r>
@@ -27466,7 +28611,7 @@
             <m:ctrlPr>
               <w:rPr>
                 <w:rStyle w:val="vlist-s"/>
-                <w:rFonts w:ascii="Cambria Math" w:hAnsi="Cambria Math"/>
+                <w:rFonts w:ascii="Cambria Math" w:hAnsi="Cambria Math" w:cstheme="minorHAnsi"/>
                 <w:i/>
               </w:rPr>
             </m:ctrlPr>
@@ -27475,25 +28620,39 @@
             <m:r>
               <w:rPr>
                 <w:rStyle w:val="vlist-s"/>
-                <w:rFonts w:ascii="Cambria Math" w:hAnsi="Cambria Math"/>
-              </w:rPr>
-              <m:t>474.34</m:t>
+                <w:rFonts w:ascii="Cambria Math" w:hAnsi="Cambria Math" w:cstheme="minorHAnsi"/>
+              </w:rPr>
+              <m:t>474,34 mV</m:t>
             </m:r>
           </m:num>
           <m:den>
             <m:r>
               <w:rPr>
                 <w:rStyle w:val="vlist-s"/>
-                <w:rFonts w:ascii="Cambria Math" w:hAnsi="Cambria Math"/>
-              </w:rPr>
-              <m:t>500-474.34</m:t>
+                <w:rFonts w:ascii="Cambria Math" w:hAnsi="Cambria Math" w:cstheme="minorHAnsi"/>
+              </w:rPr>
+              <m:t>500</m:t>
+            </m:r>
+            <m:r>
+              <w:rPr>
+                <w:rStyle w:val="vlist-s"/>
+                <w:rFonts w:ascii="Cambria Math" w:hAnsi="Cambria Math" w:cstheme="minorHAnsi"/>
+              </w:rPr>
+              <m:t>,00</m:t>
+            </m:r>
+            <m:r>
+              <w:rPr>
+                <w:rStyle w:val="vlist-s"/>
+                <w:rFonts w:ascii="Cambria Math" w:hAnsi="Cambria Math" w:cstheme="minorHAnsi"/>
+              </w:rPr>
+              <m:t xml:space="preserve"> mV -474,34 mV</m:t>
             </m:r>
           </m:den>
         </m:f>
         <m:r>
           <w:rPr>
             <w:rStyle w:val="vlist-s"/>
-            <w:rFonts w:ascii="Cambria Math" w:hAnsi="Cambria Math"/>
+            <w:rFonts w:ascii="Cambria Math" w:hAnsi="Cambria Math" w:cstheme="minorHAnsi"/>
           </w:rPr>
           <m:t>≈370 k</m:t>
         </m:r>
@@ -27502,7 +28661,7 @@
             <m:sty m:val="p"/>
           </m:rPr>
           <w:rPr>
-            <w:rFonts w:ascii="Cambria Math" w:hAnsi="Cambria Math"/>
+            <w:rFonts w:ascii="Cambria Math" w:hAnsi="Cambria Math" w:cstheme="minorHAnsi"/>
           </w:rPr>
           <m:t>Ω</m:t>
         </m:r>
@@ -27510,7 +28669,7 @@
       <w:r>
         <w:rPr>
           <w:rStyle w:val="vlist-s"/>
-          <w:rFonts w:ascii="Calibri" w:hAnsi="Calibri"/>
+          <w:rFonts w:asciiTheme="minorHAnsi" w:hAnsiTheme="minorHAnsi" w:cstheme="minorHAnsi"/>
         </w:rPr>
         <w:t xml:space="preserve">  </w:t>
       </w:r>
@@ -27520,7 +28679,7 @@
         <w:pStyle w:val="Standard"/>
         <w:rPr>
           <w:rStyle w:val="vlist-s"/>
-          <w:rFonts w:ascii="Calibri" w:hAnsi="Calibri"/>
+          <w:rFonts w:asciiTheme="minorHAnsi" w:hAnsiTheme="minorHAnsi" w:cstheme="minorHAnsi"/>
         </w:rPr>
       </w:pPr>
     </w:p>
@@ -27529,7 +28688,7 @@
         <w:pStyle w:val="Standard"/>
         <w:rPr>
           <w:rStyle w:val="mord"/>
-          <w:rFonts w:ascii="Calibri" w:hAnsi="Calibri"/>
+          <w:rFonts w:asciiTheme="minorHAnsi" w:hAnsiTheme="minorHAnsi" w:cstheme="minorHAnsi"/>
         </w:rPr>
       </w:pPr>
       <m:oMath>
@@ -27538,7 +28697,7 @@
             <m:ctrlPr>
               <w:rPr>
                 <w:rStyle w:val="mord"/>
-                <w:rFonts w:ascii="Cambria Math" w:hAnsi="Cambria Math"/>
+                <w:rFonts w:ascii="Cambria Math" w:hAnsi="Cambria Math" w:cstheme="minorHAnsi"/>
                 <w:i/>
               </w:rPr>
             </m:ctrlPr>
@@ -27547,7 +28706,7 @@
             <m:r>
               <w:rPr>
                 <w:rStyle w:val="mord"/>
-                <w:rFonts w:ascii="Cambria Math" w:hAnsi="Cambria Math"/>
+                <w:rFonts w:ascii="Cambria Math" w:hAnsi="Cambria Math" w:cstheme="minorHAnsi"/>
               </w:rPr>
               <m:t>k</m:t>
             </m:r>
@@ -27556,7 +28715,7 @@
             <m:r>
               <w:rPr>
                 <w:rStyle w:val="mord"/>
-                <w:rFonts w:ascii="Cambria Math" w:hAnsi="Cambria Math"/>
+                <w:rFonts w:ascii="Cambria Math" w:hAnsi="Cambria Math" w:cstheme="minorHAnsi"/>
               </w:rPr>
               <m:t>us3MOSp</m:t>
             </m:r>
@@ -27565,7 +28724,7 @@
         <m:r>
           <w:rPr>
             <w:rStyle w:val="mrel"/>
-            <w:rFonts w:ascii="Cambria Math" w:hAnsi="Cambria Math"/>
+            <w:rFonts w:ascii="Cambria Math" w:hAnsi="Cambria Math" w:cstheme="minorHAnsi"/>
           </w:rPr>
           <m:t>=</m:t>
         </m:r>
@@ -27574,7 +28733,7 @@
             <m:ctrlPr>
               <w:rPr>
                 <w:rStyle w:val="mord"/>
-                <w:rFonts w:ascii="Cambria Math" w:hAnsi="Cambria Math"/>
+                <w:rFonts w:ascii="Cambria Math" w:hAnsi="Cambria Math" w:cstheme="minorHAnsi"/>
                 <w:i/>
               </w:rPr>
             </m:ctrlPr>
@@ -27583,48 +28742,120 @@
             <m:r>
               <w:rPr>
                 <w:rStyle w:val="mord"/>
-                <w:rFonts w:ascii="Cambria Math" w:hAnsi="Cambria Math"/>
-              </w:rPr>
-              <m:t>461.10</m:t>
+                <w:rFonts w:ascii="Cambria Math" w:hAnsi="Cambria Math" w:cstheme="minorHAnsi"/>
+              </w:rPr>
+              <m:t>Us3</m:t>
             </m:r>
           </m:num>
           <m:den>
-            <m:r>
+            <m:sSub>
+              <m:sSubPr>
+                <m:ctrlPr>
+                  <w:rPr>
+                    <w:rStyle w:val="mord"/>
+                    <w:rFonts w:ascii="Cambria Math" w:hAnsi="Cambria Math" w:cstheme="minorHAnsi"/>
+                    <w:i/>
+                  </w:rPr>
+                </m:ctrlPr>
+              </m:sSubPr>
+              <m:e>
+                <m:r>
+                  <w:rPr>
+                    <w:rStyle w:val="mord"/>
+                    <w:rFonts w:ascii="Cambria Math" w:hAnsi="Cambria Math" w:cstheme="minorHAnsi"/>
+                  </w:rPr>
+                  <m:t>E</m:t>
+                </m:r>
+              </m:e>
+              <m:sub>
+                <m:r>
+                  <w:rPr>
+                    <w:rStyle w:val="mord"/>
+                    <w:rFonts w:ascii="Cambria Math" w:hAnsi="Cambria Math" w:cstheme="minorHAnsi"/>
+                  </w:rPr>
+                  <m:t>g</m:t>
+                </m:r>
+              </m:sub>
+            </m:sSub>
+          </m:den>
+        </m:f>
+        <m:r>
+          <w:rPr>
+            <w:rStyle w:val="mord"/>
+            <w:rFonts w:ascii="Cambria Math" w:hAnsi="Cambria Math" w:cstheme="minorHAnsi"/>
+          </w:rPr>
+          <m:t>=</m:t>
+        </m:r>
+        <m:f>
+          <m:fPr>
+            <m:ctrlPr>
               <w:rPr>
                 <w:rStyle w:val="mord"/>
-                <w:rFonts w:ascii="Cambria Math" w:hAnsi="Cambria Math"/>
+                <w:rFonts w:ascii="Cambria Math" w:hAnsi="Cambria Math" w:cstheme="minorHAnsi"/>
+                <w:i/>
+              </w:rPr>
+            </m:ctrlPr>
+          </m:fPr>
+          <m:num>
+            <m:r>
+              <w:rPr>
+                <w:rStyle w:val="mord"/>
+                <w:rFonts w:ascii="Cambria Math" w:hAnsi="Cambria Math" w:cstheme="minorHAnsi"/>
+              </w:rPr>
+              <m:t>461,10 mV</m:t>
+            </m:r>
+          </m:num>
+          <m:den>
+            <m:r>
+              <w:rPr>
+                <w:rStyle w:val="mord"/>
+                <w:rFonts w:ascii="Cambria Math" w:hAnsi="Cambria Math" w:cstheme="minorHAnsi"/>
               </w:rPr>
               <m:t>500</m:t>
+            </m:r>
+            <m:r>
+              <w:rPr>
+                <w:rStyle w:val="mord"/>
+                <w:rFonts w:ascii="Cambria Math" w:hAnsi="Cambria Math" w:cstheme="minorHAnsi"/>
+              </w:rPr>
+              <m:t>,00</m:t>
+            </m:r>
+            <m:r>
+              <w:rPr>
+                <w:rStyle w:val="mord"/>
+                <w:rFonts w:ascii="Cambria Math" w:hAnsi="Cambria Math" w:cstheme="minorHAnsi"/>
+              </w:rPr>
+              <m:t xml:space="preserve"> mV</m:t>
             </m:r>
           </m:den>
         </m:f>
         <m:r>
           <w:rPr>
             <w:rStyle w:val="vlist-s"/>
-            <w:rFonts w:ascii="Cambria Math" w:hAnsi="Cambria Math"/>
+            <w:rFonts w:ascii="Cambria Math" w:hAnsi="Cambria Math" w:cstheme="minorHAnsi"/>
           </w:rPr>
           <m:t>​</m:t>
         </m:r>
         <m:r>
           <w:rPr>
             <w:rStyle w:val="mrel"/>
-            <w:rFonts w:ascii="Cambria Math" w:hAnsi="Cambria Math"/>
+            <w:rFonts w:ascii="Cambria Math" w:hAnsi="Cambria Math" w:cstheme="minorHAnsi"/>
           </w:rPr>
           <m:t>=</m:t>
         </m:r>
         <m:r>
           <w:rPr>
             <w:rStyle w:val="mord"/>
-            <w:rFonts w:ascii="Cambria Math" w:hAnsi="Cambria Math"/>
+            <w:rFonts w:ascii="Cambria Math" w:hAnsi="Cambria Math" w:cstheme="minorHAnsi"/>
           </w:rPr>
-          <m:t xml:space="preserve">0.92 </m:t>
+          <m:t xml:space="preserve">0,92 </m:t>
         </m:r>
         <m:f>
           <m:fPr>
             <m:ctrlPr>
               <w:rPr>
                 <w:rStyle w:val="mord"/>
-                <w:rFonts w:ascii="Cambria Math" w:hAnsi="Cambria Math"/>
+                <w:rFonts w:ascii="Cambria Math" w:hAnsi="Cambria Math" w:cstheme="minorHAnsi"/>
                 <w:i/>
               </w:rPr>
             </m:ctrlPr>
@@ -27633,7 +28864,7 @@
             <m:r>
               <w:rPr>
                 <w:rStyle w:val="mord"/>
-                <w:rFonts w:ascii="Cambria Math" w:hAnsi="Cambria Math"/>
+                <w:rFonts w:ascii="Cambria Math" w:hAnsi="Cambria Math" w:cstheme="minorHAnsi"/>
               </w:rPr>
               <m:t>V</m:t>
             </m:r>
@@ -27642,7 +28873,7 @@
             <m:r>
               <w:rPr>
                 <w:rStyle w:val="mord"/>
-                <w:rFonts w:ascii="Cambria Math" w:hAnsi="Cambria Math"/>
+                <w:rFonts w:ascii="Cambria Math" w:hAnsi="Cambria Math" w:cstheme="minorHAnsi"/>
               </w:rPr>
               <m:t>V</m:t>
             </m:r>
@@ -27652,7 +28883,7 @@
       <w:r>
         <w:rPr>
           <w:rStyle w:val="mord"/>
-          <w:rFonts w:ascii="Calibri" w:hAnsi="Calibri"/>
+          <w:rFonts w:asciiTheme="minorHAnsi" w:hAnsiTheme="minorHAnsi" w:cstheme="minorHAnsi"/>
         </w:rPr>
         <w:t xml:space="preserve"> (nieobciążony)</w:t>
       </w:r>
@@ -27662,7 +28893,7 @@
         <w:pStyle w:val="Standard"/>
         <w:rPr>
           <w:rStyle w:val="mord"/>
-          <w:rFonts w:ascii="Calibri" w:hAnsi="Calibri"/>
+          <w:rFonts w:asciiTheme="minorHAnsi" w:hAnsiTheme="minorHAnsi" w:cstheme="minorHAnsi"/>
         </w:rPr>
       </w:pPr>
     </w:p>
@@ -27671,7 +28902,7 @@
         <w:pStyle w:val="Standard"/>
         <w:rPr>
           <w:rStyle w:val="mord"/>
-          <w:rFonts w:ascii="Calibri" w:hAnsi="Calibri"/>
+          <w:rFonts w:asciiTheme="minorHAnsi" w:hAnsiTheme="minorHAnsi" w:cstheme="minorHAnsi"/>
         </w:rPr>
       </w:pPr>
       <m:oMath>
@@ -27680,7 +28911,7 @@
             <m:ctrlPr>
               <w:rPr>
                 <w:rStyle w:val="mord"/>
-                <w:rFonts w:ascii="Cambria Math" w:hAnsi="Cambria Math"/>
+                <w:rFonts w:ascii="Cambria Math" w:hAnsi="Cambria Math" w:cstheme="minorHAnsi"/>
                 <w:i/>
               </w:rPr>
             </m:ctrlPr>
@@ -27689,7 +28920,7 @@
             <m:r>
               <w:rPr>
                 <w:rStyle w:val="mord"/>
-                <w:rFonts w:ascii="Cambria Math" w:hAnsi="Cambria Math"/>
+                <w:rFonts w:ascii="Cambria Math" w:hAnsi="Cambria Math" w:cstheme="minorHAnsi"/>
               </w:rPr>
               <m:t>k</m:t>
             </m:r>
@@ -27698,7 +28929,7 @@
             <m:r>
               <w:rPr>
                 <w:rStyle w:val="mord"/>
-                <w:rFonts w:ascii="Cambria Math" w:hAnsi="Cambria Math"/>
+                <w:rFonts w:ascii="Cambria Math" w:hAnsi="Cambria Math" w:cstheme="minorHAnsi"/>
               </w:rPr>
               <m:t>us3MOSt</m:t>
             </m:r>
@@ -27707,9 +28938,118 @@
         <m:r>
           <w:rPr>
             <w:rStyle w:val="mord"/>
-            <w:rFonts w:ascii="Cambria Math" w:hAnsi="Cambria Math"/>
+            <w:rFonts w:ascii="Cambria Math" w:hAnsi="Cambria Math" w:cstheme="minorHAnsi"/>
           </w:rPr>
-          <m:t xml:space="preserve">=0.95122 </m:t>
+          <m:t>=</m:t>
+        </m:r>
+        <m:f>
+          <m:fPr>
+            <m:ctrlPr>
+              <w:rPr>
+                <w:rFonts w:ascii="Cambria Math" w:hAnsi="Cambria Math" w:cstheme="minorHAnsi"/>
+                <w:i/>
+                <w:iCs/>
+              </w:rPr>
+            </m:ctrlPr>
+          </m:fPr>
+          <m:num>
+            <m:sSub>
+              <m:sSubPr>
+                <m:ctrlPr>
+                  <w:rPr>
+                    <w:rFonts w:ascii="Cambria Math" w:hAnsi="Cambria Math" w:cstheme="minorHAnsi"/>
+                    <w:i/>
+                    <w:iCs/>
+                  </w:rPr>
+                </m:ctrlPr>
+              </m:sSubPr>
+              <m:e>
+                <m:r>
+                  <w:rPr>
+                    <w:rFonts w:ascii="Cambria Math" w:hAnsi="Cambria Math" w:cstheme="minorHAnsi"/>
+                  </w:rPr>
+                  <m:t>R</m:t>
+                </m:r>
+              </m:e>
+              <m:sub>
+                <m:r>
+                  <w:rPr>
+                    <w:rFonts w:ascii="Cambria Math" w:hAnsi="Cambria Math" w:cstheme="minorHAnsi"/>
+                  </w:rPr>
+                  <m:t>B</m:t>
+                </m:r>
+              </m:sub>
+            </m:sSub>
+          </m:num>
+          <m:den>
+            <m:sSub>
+              <m:sSubPr>
+                <m:ctrlPr>
+                  <w:rPr>
+                    <w:rFonts w:ascii="Cambria Math" w:hAnsi="Cambria Math" w:cstheme="minorHAnsi"/>
+                    <w:i/>
+                    <w:iCs/>
+                  </w:rPr>
+                </m:ctrlPr>
+              </m:sSubPr>
+              <m:e>
+                <m:r>
+                  <w:rPr>
+                    <w:rFonts w:ascii="Cambria Math" w:hAnsi="Cambria Math" w:cstheme="minorHAnsi"/>
+                  </w:rPr>
+                  <m:t>R</m:t>
+                </m:r>
+              </m:e>
+              <m:sub>
+                <m:r>
+                  <w:rPr>
+                    <w:rFonts w:ascii="Cambria Math" w:hAnsi="Cambria Math" w:cstheme="minorHAnsi"/>
+                  </w:rPr>
+                  <m:t>G</m:t>
+                </m:r>
+              </m:sub>
+            </m:sSub>
+            <m:r>
+              <w:rPr>
+                <w:rFonts w:ascii="Cambria Math" w:hAnsi="Cambria Math" w:cstheme="minorHAnsi"/>
+              </w:rPr>
+              <m:t>+</m:t>
+            </m:r>
+            <m:sSub>
+              <m:sSubPr>
+                <m:ctrlPr>
+                  <w:rPr>
+                    <w:rFonts w:ascii="Cambria Math" w:hAnsi="Cambria Math" w:cstheme="minorHAnsi"/>
+                    <w:i/>
+                    <w:iCs/>
+                  </w:rPr>
+                </m:ctrlPr>
+              </m:sSubPr>
+              <m:e>
+                <m:r>
+                  <w:rPr>
+                    <w:rFonts w:ascii="Cambria Math" w:hAnsi="Cambria Math" w:cstheme="minorHAnsi"/>
+                  </w:rPr>
+                  <m:t>R</m:t>
+                </m:r>
+              </m:e>
+              <m:sub>
+                <m:r>
+                  <w:rPr>
+                    <w:rFonts w:ascii="Cambria Math" w:hAnsi="Cambria Math" w:cstheme="minorHAnsi"/>
+                  </w:rPr>
+                  <m:t>B</m:t>
+                </m:r>
+              </m:sub>
+            </m:sSub>
+          </m:den>
+        </m:f>
+        <m:r>
+          <w:rPr>
+            <w:rStyle w:val="mord"/>
+            <w:rFonts w:ascii="Cambria Math" w:hAnsi="Cambria Math" w:cstheme="minorHAnsi"/>
+          </w:rPr>
+          <m:t xml:space="preserve"> </m:t>
         </m:r>
         <m:r>
           <m:rPr>
@@ -27717,23 +29057,136 @@
           </m:rPr>
           <w:rPr>
             <w:rStyle w:val="mbin"/>
-            <w:rFonts w:ascii="Cambria Math" w:hAnsi="Cambria Math" w:cs="Cambria Math"/>
+            <w:rFonts w:ascii="Cambria Math" w:hAnsi="Cambria Math" w:cstheme="minorHAnsi"/>
+          </w:rPr>
+          <m:t>⋅</m:t>
+        </m:r>
+        <m:r>
+          <w:rPr>
+            <w:rStyle w:val="mord"/>
+            <w:rFonts w:ascii="Cambria Math" w:hAnsi="Cambria Math" w:cstheme="minorHAnsi"/>
+          </w:rPr>
+          <m:t xml:space="preserve"> </m:t>
+        </m:r>
+        <m:sSub>
+          <m:sSubPr>
+            <m:ctrlPr>
+              <w:rPr>
+                <w:rStyle w:val="mord"/>
+                <w:rFonts w:ascii="Cambria Math" w:hAnsi="Cambria Math" w:cstheme="minorHAnsi"/>
+                <w:i/>
+              </w:rPr>
+            </m:ctrlPr>
+          </m:sSubPr>
+          <m:e>
+            <m:r>
+              <w:rPr>
+                <w:rStyle w:val="mord"/>
+                <w:rFonts w:ascii="Cambria Math" w:hAnsi="Cambria Math" w:cstheme="minorHAnsi"/>
+              </w:rPr>
+              <m:t>k</m:t>
+            </m:r>
+          </m:e>
+          <m:sub>
+            <m:r>
+              <w:rPr>
+                <w:rStyle w:val="mord"/>
+                <w:rFonts w:ascii="Cambria Math" w:hAnsi="Cambria Math" w:cstheme="minorHAnsi"/>
+              </w:rPr>
+              <m:t>uo</m:t>
+            </m:r>
+          </m:sub>
+        </m:sSub>
+        <m:r>
+          <w:rPr>
+            <w:rStyle w:val="mord"/>
+            <w:rFonts w:ascii="Cambria Math" w:hAnsi="Cambria Math" w:cstheme="minorHAnsi"/>
+          </w:rPr>
+          <m:t xml:space="preserve">= </m:t>
+        </m:r>
+        <m:r>
+          <w:rPr>
+            <w:rFonts w:ascii="Cambria Math" w:hAnsi="Cambria Math"/>
+          </w:rPr>
+          <m:t xml:space="preserve"> </m:t>
+        </m:r>
+        <m:f>
+          <m:fPr>
+            <m:ctrlPr>
+              <w:rPr>
+                <w:rFonts w:ascii="Cambria Math" w:hAnsi="Cambria Math"/>
+                <w:i/>
+                <w:iCs/>
+              </w:rPr>
+            </m:ctrlPr>
+          </m:fPr>
+          <m:num>
+            <m:r>
+              <w:rPr>
+                <w:rFonts w:ascii="Cambria Math" w:hAnsi="Cambria Math"/>
+              </w:rPr>
+              <m:t xml:space="preserve">390,00 </m:t>
+            </m:r>
+            <m:r>
+              <w:rPr>
+                <w:rStyle w:val="mord"/>
+                <w:rFonts w:ascii="Cambria Math" w:hAnsi="Cambria Math" w:cstheme="minorHAnsi"/>
+              </w:rPr>
+              <m:t>Ω</m:t>
+            </m:r>
+          </m:num>
+          <m:den>
+            <m:r>
+              <w:rPr>
+                <w:rFonts w:ascii="Cambria Math" w:hAnsi="Cambria Math"/>
+              </w:rPr>
+              <m:t xml:space="preserve">20,00 </m:t>
+            </m:r>
+            <m:r>
+              <w:rPr>
+                <w:rStyle w:val="mord"/>
+                <w:rFonts w:ascii="Cambria Math" w:hAnsi="Cambria Math" w:cstheme="minorHAnsi"/>
+              </w:rPr>
+              <m:t>Ω</m:t>
+            </m:r>
+            <m:r>
+              <w:rPr>
+                <w:rFonts w:ascii="Cambria Math" w:hAnsi="Cambria Math"/>
+              </w:rPr>
+              <m:t xml:space="preserve">+390,00 </m:t>
+            </m:r>
+            <m:r>
+              <w:rPr>
+                <w:rStyle w:val="mord"/>
+                <w:rFonts w:ascii="Cambria Math" w:hAnsi="Cambria Math" w:cstheme="minorHAnsi"/>
+              </w:rPr>
+              <m:t>Ω</m:t>
+            </m:r>
+          </m:den>
+        </m:f>
+        <m:r>
+          <m:rPr>
+            <m:sty m:val="p"/>
+          </m:rPr>
+          <w:rPr>
+            <w:rStyle w:val="mbin"/>
+            <w:rFonts w:ascii="Cambria Math" w:hAnsi="Cambria Math" w:cstheme="minorHAnsi"/>
           </w:rPr>
           <m:t xml:space="preserve">⋅ </m:t>
         </m:r>
         <m:r>
           <w:rPr>
             <w:rStyle w:val="mord"/>
-            <w:rFonts w:ascii="Cambria Math" w:hAnsi="Cambria Math"/>
+            <w:rFonts w:ascii="Cambria Math" w:hAnsi="Cambria Math" w:cstheme="minorHAnsi"/>
           </w:rPr>
-          <m:t xml:space="preserve">0.9924=0.944 </m:t>
+          <m:t xml:space="preserve">0,99 </m:t>
         </m:r>
         <m:f>
           <m:fPr>
             <m:ctrlPr>
               <w:rPr>
                 <w:rStyle w:val="mord"/>
-                <w:rFonts w:ascii="Cambria Math" w:hAnsi="Cambria Math"/>
+                <w:rFonts w:ascii="Cambria Math" w:hAnsi="Cambria Math" w:cstheme="minorHAnsi"/>
                 <w:i/>
               </w:rPr>
             </m:ctrlPr>
@@ -27742,7 +29195,7 @@
             <m:r>
               <w:rPr>
                 <w:rStyle w:val="mord"/>
-                <w:rFonts w:ascii="Cambria Math" w:hAnsi="Cambria Math"/>
+                <w:rFonts w:ascii="Cambria Math" w:hAnsi="Cambria Math" w:cstheme="minorHAnsi"/>
               </w:rPr>
               <m:t>V</m:t>
             </m:r>
@@ -27751,7 +29204,43 @@
             <m:r>
               <w:rPr>
                 <w:rStyle w:val="mord"/>
-                <w:rFonts w:ascii="Cambria Math" w:hAnsi="Cambria Math"/>
+                <w:rFonts w:ascii="Cambria Math" w:hAnsi="Cambria Math" w:cstheme="minorHAnsi"/>
+              </w:rPr>
+              <m:t>V</m:t>
+            </m:r>
+          </m:den>
+        </m:f>
+        <m:r>
+          <w:rPr>
+            <w:rStyle w:val="mord"/>
+            <w:rFonts w:ascii="Cambria Math" w:hAnsi="Cambria Math" w:cstheme="minorHAnsi"/>
+          </w:rPr>
+          <m:t xml:space="preserve">=0,94 </m:t>
+        </m:r>
+        <m:f>
+          <m:fPr>
+            <m:ctrlPr>
+              <w:rPr>
+                <w:rStyle w:val="mord"/>
+                <w:rFonts w:ascii="Cambria Math" w:hAnsi="Cambria Math" w:cstheme="minorHAnsi"/>
+                <w:i/>
+              </w:rPr>
+            </m:ctrlPr>
+          </m:fPr>
+          <m:num>
+            <m:r>
+              <w:rPr>
+                <w:rStyle w:val="mord"/>
+                <w:rFonts w:ascii="Cambria Math" w:hAnsi="Cambria Math" w:cstheme="minorHAnsi"/>
+              </w:rPr>
+              <m:t>V</m:t>
+            </m:r>
+          </m:num>
+          <m:den>
+            <m:r>
+              <w:rPr>
+                <w:rStyle w:val="mord"/>
+                <w:rFonts w:ascii="Cambria Math" w:hAnsi="Cambria Math" w:cstheme="minorHAnsi"/>
               </w:rPr>
               <m:t>V</m:t>
             </m:r>
@@ -27761,7 +29250,7 @@
       <w:r>
         <w:rPr>
           <w:rStyle w:val="mord"/>
-          <w:rFonts w:ascii="Calibri" w:hAnsi="Calibri"/>
+          <w:rFonts w:asciiTheme="minorHAnsi" w:hAnsiTheme="minorHAnsi" w:cstheme="minorHAnsi"/>
         </w:rPr>
         <w:t xml:space="preserve"> (nieobciążony)</w:t>
       </w:r>
@@ -27771,7 +29260,7 @@
         <w:pStyle w:val="Standard"/>
         <w:rPr>
           <w:rStyle w:val="mord"/>
-          <w:rFonts w:ascii="Calibri" w:hAnsi="Calibri"/>
+          <w:rFonts w:asciiTheme="minorHAnsi" w:hAnsiTheme="minorHAnsi" w:cstheme="minorHAnsi"/>
         </w:rPr>
       </w:pPr>
     </w:p>
@@ -27780,7 +29269,7 @@
         <w:pStyle w:val="Standard"/>
         <w:rPr>
           <w:rStyle w:val="mord"/>
-          <w:rFonts w:ascii="Calibri" w:hAnsi="Calibri"/>
+          <w:rFonts w:asciiTheme="minorHAnsi" w:hAnsiTheme="minorHAnsi" w:cstheme="minorHAnsi"/>
         </w:rPr>
       </w:pPr>
       <m:oMath>
@@ -27789,7 +29278,7 @@
             <m:ctrlPr>
               <w:rPr>
                 <w:rStyle w:val="mord"/>
-                <w:rFonts w:ascii="Cambria Math" w:hAnsi="Cambria Math"/>
+                <w:rFonts w:ascii="Cambria Math" w:hAnsi="Cambria Math" w:cstheme="minorHAnsi"/>
                 <w:i/>
               </w:rPr>
             </m:ctrlPr>
@@ -27798,7 +29287,7 @@
             <m:r>
               <w:rPr>
                 <w:rStyle w:val="mord"/>
-                <w:rFonts w:ascii="Cambria Math" w:hAnsi="Cambria Math"/>
+                <w:rFonts w:ascii="Cambria Math" w:hAnsi="Cambria Math" w:cstheme="minorHAnsi"/>
               </w:rPr>
               <m:t>k</m:t>
             </m:r>
@@ -27807,7 +29296,7 @@
             <m:r>
               <w:rPr>
                 <w:rStyle w:val="mord"/>
-                <w:rFonts w:ascii="Cambria Math" w:hAnsi="Cambria Math"/>
+                <w:rFonts w:ascii="Cambria Math" w:hAnsi="Cambria Math" w:cstheme="minorHAnsi"/>
               </w:rPr>
               <m:t>us3MOSp</m:t>
             </m:r>
@@ -27816,7 +29305,7 @@
         <m:r>
           <w:rPr>
             <w:rStyle w:val="mrel"/>
-            <w:rFonts w:ascii="Cambria Math" w:hAnsi="Cambria Math"/>
+            <w:rFonts w:ascii="Cambria Math" w:hAnsi="Cambria Math" w:cstheme="minorHAnsi"/>
           </w:rPr>
           <m:t>=</m:t>
         </m:r>
@@ -27825,7 +29314,7 @@
             <m:ctrlPr>
               <w:rPr>
                 <w:rStyle w:val="mord"/>
-                <w:rFonts w:ascii="Cambria Math" w:hAnsi="Cambria Math"/>
+                <w:rFonts w:ascii="Cambria Math" w:hAnsi="Cambria Math" w:cstheme="minorHAnsi"/>
                 <w:i/>
               </w:rPr>
             </m:ctrlPr>
@@ -27834,62 +29323,120 @@
             <m:r>
               <w:rPr>
                 <w:rStyle w:val="mord"/>
-                <w:rFonts w:ascii="Cambria Math" w:hAnsi="Cambria Math"/>
-              </w:rPr>
-              <m:t>414.52</m:t>
+                <w:rFonts w:ascii="Cambria Math" w:hAnsi="Cambria Math" w:cstheme="minorHAnsi"/>
+              </w:rPr>
+              <m:t>Us3</m:t>
             </m:r>
           </m:num>
           <m:den>
-            <m:r>
+            <m:sSub>
+              <m:sSubPr>
+                <m:ctrlPr>
+                  <w:rPr>
+                    <w:rStyle w:val="mord"/>
+                    <w:rFonts w:ascii="Cambria Math" w:hAnsi="Cambria Math" w:cstheme="minorHAnsi"/>
+                    <w:i/>
+                  </w:rPr>
+                </m:ctrlPr>
+              </m:sSubPr>
+              <m:e>
+                <m:r>
+                  <w:rPr>
+                    <w:rStyle w:val="mord"/>
+                    <w:rFonts w:ascii="Cambria Math" w:hAnsi="Cambria Math" w:cstheme="minorHAnsi"/>
+                  </w:rPr>
+                  <m:t>E</m:t>
+                </m:r>
+              </m:e>
+              <m:sub>
+                <m:r>
+                  <w:rPr>
+                    <w:rStyle w:val="mord"/>
+                    <w:rFonts w:ascii="Cambria Math" w:hAnsi="Cambria Math" w:cstheme="minorHAnsi"/>
+                  </w:rPr>
+                  <m:t>g</m:t>
+                </m:r>
+              </m:sub>
+            </m:sSub>
+          </m:den>
+        </m:f>
+        <m:r>
+          <w:rPr>
+            <w:rStyle w:val="mord"/>
+            <w:rFonts w:ascii="Cambria Math" w:hAnsi="Cambria Math" w:cstheme="minorHAnsi"/>
+          </w:rPr>
+          <m:t>=</m:t>
+        </m:r>
+        <m:f>
+          <m:fPr>
+            <m:ctrlPr>
               <w:rPr>
                 <w:rStyle w:val="mord"/>
-                <w:rFonts w:ascii="Cambria Math" w:hAnsi="Cambria Math"/>
+                <w:rFonts w:ascii="Cambria Math" w:hAnsi="Cambria Math" w:cstheme="minorHAnsi"/>
+                <w:i/>
+              </w:rPr>
+            </m:ctrlPr>
+          </m:fPr>
+          <m:num>
+            <m:r>
+              <w:rPr>
+                <w:rStyle w:val="mord"/>
+                <w:rFonts w:ascii="Cambria Math" w:hAnsi="Cambria Math" w:cstheme="minorHAnsi"/>
+              </w:rPr>
+              <m:t>414,52 mV</m:t>
+            </m:r>
+          </m:num>
+          <m:den>
+            <m:r>
+              <w:rPr>
+                <w:rStyle w:val="mord"/>
+                <w:rFonts w:ascii="Cambria Math" w:hAnsi="Cambria Math" w:cstheme="minorHAnsi"/>
               </w:rPr>
               <m:t>500</m:t>
+            </m:r>
+            <m:r>
+              <w:rPr>
+                <w:rStyle w:val="mord"/>
+                <w:rFonts w:ascii="Cambria Math" w:hAnsi="Cambria Math" w:cstheme="minorHAnsi"/>
+              </w:rPr>
+              <m:t>,00</m:t>
+            </m:r>
+            <m:r>
+              <w:rPr>
+                <w:rStyle w:val="mord"/>
+                <w:rFonts w:ascii="Cambria Math" w:hAnsi="Cambria Math" w:cstheme="minorHAnsi"/>
+              </w:rPr>
+              <m:t xml:space="preserve"> mV</m:t>
             </m:r>
           </m:den>
         </m:f>
         <m:r>
           <w:rPr>
             <w:rStyle w:val="vlist-s"/>
-            <w:rFonts w:ascii="Cambria Math" w:hAnsi="Cambria Math"/>
+            <w:rFonts w:ascii="Cambria Math" w:hAnsi="Cambria Math" w:cstheme="minorHAnsi"/>
           </w:rPr>
           <m:t>​</m:t>
         </m:r>
         <m:r>
           <w:rPr>
             <w:rStyle w:val="mrel"/>
-            <w:rFonts w:ascii="Cambria Math" w:hAnsi="Cambria Math"/>
-          </w:rPr>
-          <m:t>=</m:t>
-        </m:r>
-        <m:r>
-          <w:rPr>
-            <w:rStyle w:val="mord"/>
-            <w:rFonts w:ascii="Cambria Math" w:hAnsi="Cambria Math"/>
-          </w:rPr>
-          <m:t>0.829</m:t>
-        </m:r>
-        <m:r>
-          <w:rPr>
-            <w:rStyle w:val="mrel"/>
-            <w:rFonts w:ascii="Cambria Math" w:hAnsi="Cambria Math"/>
+            <w:rFonts w:ascii="Cambria Math" w:hAnsi="Cambria Math" w:cstheme="minorHAnsi"/>
           </w:rPr>
           <m:t>≈</m:t>
         </m:r>
         <m:r>
           <w:rPr>
             <w:rStyle w:val="mord"/>
-            <w:rFonts w:ascii="Cambria Math" w:hAnsi="Cambria Math"/>
+            <w:rFonts w:ascii="Cambria Math" w:hAnsi="Cambria Math" w:cstheme="minorHAnsi"/>
           </w:rPr>
-          <m:t xml:space="preserve">0.83 </m:t>
+          <m:t xml:space="preserve">0,83 </m:t>
         </m:r>
         <m:f>
           <m:fPr>
             <m:ctrlPr>
               <w:rPr>
                 <w:rStyle w:val="mord"/>
-                <w:rFonts w:ascii="Cambria Math" w:hAnsi="Cambria Math"/>
+                <w:rFonts w:ascii="Cambria Math" w:hAnsi="Cambria Math" w:cstheme="minorHAnsi"/>
                 <w:i/>
               </w:rPr>
             </m:ctrlPr>
@@ -27898,7 +29445,7 @@
             <m:r>
               <w:rPr>
                 <w:rStyle w:val="mord"/>
-                <w:rFonts w:ascii="Cambria Math" w:hAnsi="Cambria Math"/>
+                <w:rFonts w:ascii="Cambria Math" w:hAnsi="Cambria Math" w:cstheme="minorHAnsi"/>
               </w:rPr>
               <m:t>V</m:t>
             </m:r>
@@ -27907,7 +29454,7 @@
             <m:r>
               <w:rPr>
                 <w:rStyle w:val="mord"/>
-                <w:rFonts w:ascii="Cambria Math" w:hAnsi="Cambria Math"/>
+                <w:rFonts w:ascii="Cambria Math" w:hAnsi="Cambria Math" w:cstheme="minorHAnsi"/>
               </w:rPr>
               <m:t>V</m:t>
             </m:r>
@@ -27917,7 +29464,7 @@
       <w:r>
         <w:rPr>
           <w:rStyle w:val="mord"/>
-          <w:rFonts w:ascii="Calibri" w:hAnsi="Calibri"/>
+          <w:rFonts w:asciiTheme="minorHAnsi" w:hAnsiTheme="minorHAnsi" w:cstheme="minorHAnsi"/>
         </w:rPr>
         <w:t xml:space="preserve"> (obciążony)</w:t>
       </w:r>
@@ -27927,15 +29474,15 @@
         <w:pStyle w:val="Standard"/>
         <w:rPr>
           <w:rStyle w:val="mord"/>
-          <w:rFonts w:ascii="Calibri" w:hAnsi="Calibri"/>
-        </w:rPr>
-      </w:pPr>
-    </w:p>
-    <w:p>
-      <w:pPr>
-        <w:pStyle w:val="Standard"/>
-        <w:rPr>
-          <w:rFonts w:ascii="Calibri" w:hAnsi="Calibri"/>
+          <w:rFonts w:asciiTheme="minorHAnsi" w:hAnsiTheme="minorHAnsi" w:cstheme="minorHAnsi"/>
+        </w:rPr>
+      </w:pPr>
+    </w:p>
+    <w:p>
+      <w:pPr>
+        <w:pStyle w:val="Standard"/>
+        <w:rPr>
+          <w:rFonts w:asciiTheme="minorHAnsi" w:hAnsiTheme="minorHAnsi" w:cstheme="minorHAnsi"/>
           <w:color w:val="FF0000"/>
           <w:sz w:val="21"/>
           <w:szCs w:val="21"/>
@@ -27947,7 +29494,7 @@
             <m:ctrlPr>
               <w:rPr>
                 <w:rStyle w:val="mord"/>
-                <w:rFonts w:ascii="Cambria Math" w:hAnsi="Cambria Math"/>
+                <w:rFonts w:ascii="Cambria Math" w:hAnsi="Cambria Math" w:cstheme="minorHAnsi"/>
                 <w:i/>
               </w:rPr>
             </m:ctrlPr>
@@ -27956,7 +29503,7 @@
             <m:r>
               <w:rPr>
                 <w:rStyle w:val="mord"/>
-                <w:rFonts w:ascii="Cambria Math" w:hAnsi="Cambria Math"/>
+                <w:rFonts w:ascii="Cambria Math" w:hAnsi="Cambria Math" w:cstheme="minorHAnsi"/>
               </w:rPr>
               <m:t>k</m:t>
             </m:r>
@@ -27965,7 +29512,7 @@
             <m:r>
               <w:rPr>
                 <w:rStyle w:val="mord"/>
-                <w:rFonts w:ascii="Cambria Math" w:hAnsi="Cambria Math"/>
+                <w:rFonts w:ascii="Cambria Math" w:hAnsi="Cambria Math" w:cstheme="minorHAnsi"/>
               </w:rPr>
               <m:t>us3MOSt</m:t>
             </m:r>
@@ -27974,9 +29521,118 @@
         <m:r>
           <w:rPr>
             <w:rStyle w:val="mord"/>
-            <w:rFonts w:ascii="Cambria Math" w:hAnsi="Cambria Math"/>
+            <w:rFonts w:ascii="Cambria Math" w:hAnsi="Cambria Math" w:cstheme="minorHAnsi"/>
           </w:rPr>
-          <m:t xml:space="preserve">=0.95122 </m:t>
+          <m:t xml:space="preserve">= </m:t>
+        </m:r>
+        <m:f>
+          <m:fPr>
+            <m:ctrlPr>
+              <w:rPr>
+                <w:rFonts w:ascii="Cambria Math" w:hAnsi="Cambria Math" w:cstheme="minorHAnsi"/>
+                <w:i/>
+                <w:iCs/>
+              </w:rPr>
+            </m:ctrlPr>
+          </m:fPr>
+          <m:num>
+            <m:sSub>
+              <m:sSubPr>
+                <m:ctrlPr>
+                  <w:rPr>
+                    <w:rFonts w:ascii="Cambria Math" w:hAnsi="Cambria Math" w:cstheme="minorHAnsi"/>
+                    <w:i/>
+                    <w:iCs/>
+                  </w:rPr>
+                </m:ctrlPr>
+              </m:sSubPr>
+              <m:e>
+                <m:r>
+                  <w:rPr>
+                    <w:rFonts w:ascii="Cambria Math" w:hAnsi="Cambria Math" w:cstheme="minorHAnsi"/>
+                  </w:rPr>
+                  <m:t>R</m:t>
+                </m:r>
+              </m:e>
+              <m:sub>
+                <m:r>
+                  <w:rPr>
+                    <w:rFonts w:ascii="Cambria Math" w:hAnsi="Cambria Math" w:cstheme="minorHAnsi"/>
+                  </w:rPr>
+                  <m:t>B</m:t>
+                </m:r>
+              </m:sub>
+            </m:sSub>
+          </m:num>
+          <m:den>
+            <m:sSub>
+              <m:sSubPr>
+                <m:ctrlPr>
+                  <w:rPr>
+                    <w:rFonts w:ascii="Cambria Math" w:hAnsi="Cambria Math" w:cstheme="minorHAnsi"/>
+                    <w:i/>
+                    <w:iCs/>
+                  </w:rPr>
+                </m:ctrlPr>
+              </m:sSubPr>
+              <m:e>
+                <m:r>
+                  <w:rPr>
+                    <w:rFonts w:ascii="Cambria Math" w:hAnsi="Cambria Math" w:cstheme="minorHAnsi"/>
+                  </w:rPr>
+                  <m:t>R</m:t>
+                </m:r>
+              </m:e>
+              <m:sub>
+                <m:r>
+                  <w:rPr>
+                    <w:rFonts w:ascii="Cambria Math" w:hAnsi="Cambria Math" w:cstheme="minorHAnsi"/>
+                  </w:rPr>
+                  <m:t>G</m:t>
+                </m:r>
+              </m:sub>
+            </m:sSub>
+            <m:r>
+              <w:rPr>
+                <w:rFonts w:ascii="Cambria Math" w:hAnsi="Cambria Math" w:cstheme="minorHAnsi"/>
+              </w:rPr>
+              <m:t>+</m:t>
+            </m:r>
+            <m:sSub>
+              <m:sSubPr>
+                <m:ctrlPr>
+                  <w:rPr>
+                    <w:rFonts w:ascii="Cambria Math" w:hAnsi="Cambria Math" w:cstheme="minorHAnsi"/>
+                    <w:i/>
+                    <w:iCs/>
+                  </w:rPr>
+                </m:ctrlPr>
+              </m:sSubPr>
+              <m:e>
+                <m:r>
+                  <w:rPr>
+                    <w:rFonts w:ascii="Cambria Math" w:hAnsi="Cambria Math" w:cstheme="minorHAnsi"/>
+                  </w:rPr>
+                  <m:t>R</m:t>
+                </m:r>
+              </m:e>
+              <m:sub>
+                <m:r>
+                  <w:rPr>
+                    <w:rFonts w:ascii="Cambria Math" w:hAnsi="Cambria Math" w:cstheme="minorHAnsi"/>
+                  </w:rPr>
+                  <m:t>B</m:t>
+                </m:r>
+              </m:sub>
+            </m:sSub>
+          </m:den>
+        </m:f>
+        <m:r>
+          <w:rPr>
+            <w:rStyle w:val="mord"/>
+            <w:rFonts w:ascii="Cambria Math" w:hAnsi="Cambria Math" w:cstheme="minorHAnsi"/>
+          </w:rPr>
+          <m:t xml:space="preserve"> </m:t>
         </m:r>
         <m:r>
           <m:rPr>
@@ -27984,23 +29640,130 @@
           </m:rPr>
           <w:rPr>
             <w:rStyle w:val="mbin"/>
-            <w:rFonts w:ascii="Cambria Math" w:hAnsi="Cambria Math" w:cs="Cambria Math"/>
+            <w:rFonts w:ascii="Cambria Math" w:hAnsi="Cambria Math" w:cstheme="minorHAnsi"/>
+          </w:rPr>
+          <m:t>⋅</m:t>
+        </m:r>
+        <m:r>
+          <w:rPr>
+            <w:rStyle w:val="mord"/>
+            <w:rFonts w:ascii="Cambria Math" w:hAnsi="Cambria Math" w:cstheme="minorHAnsi"/>
+          </w:rPr>
+          <m:t xml:space="preserve"> </m:t>
+        </m:r>
+        <m:sSub>
+          <m:sSubPr>
+            <m:ctrlPr>
+              <w:rPr>
+                <w:rStyle w:val="mord"/>
+                <w:rFonts w:ascii="Cambria Math" w:hAnsi="Cambria Math" w:cstheme="minorHAnsi"/>
+                <w:i/>
+              </w:rPr>
+            </m:ctrlPr>
+          </m:sSubPr>
+          <m:e>
+            <m:r>
+              <w:rPr>
+                <w:rStyle w:val="mord"/>
+                <w:rFonts w:ascii="Cambria Math" w:hAnsi="Cambria Math" w:cstheme="minorHAnsi"/>
+              </w:rPr>
+              <m:t>k</m:t>
+            </m:r>
+          </m:e>
+          <m:sub>
+            <m:r>
+              <w:rPr>
+                <w:rStyle w:val="mord"/>
+                <w:rFonts w:ascii="Cambria Math" w:hAnsi="Cambria Math" w:cstheme="minorHAnsi"/>
+              </w:rPr>
+              <m:t>uo</m:t>
+            </m:r>
+          </m:sub>
+        </m:sSub>
+        <m:r>
+          <w:rPr>
+            <w:rStyle w:val="mord"/>
+            <w:rFonts w:ascii="Cambria Math" w:hAnsi="Cambria Math" w:cstheme="minorHAnsi"/>
+          </w:rPr>
+          <m:t>=</m:t>
+        </m:r>
+        <m:f>
+          <m:fPr>
+            <m:ctrlPr>
+              <w:rPr>
+                <w:rFonts w:ascii="Cambria Math" w:hAnsi="Cambria Math"/>
+                <w:i/>
+                <w:iCs/>
+              </w:rPr>
+            </m:ctrlPr>
+          </m:fPr>
+          <m:num>
+            <m:r>
+              <w:rPr>
+                <w:rFonts w:ascii="Cambria Math" w:hAnsi="Cambria Math"/>
+              </w:rPr>
+              <m:t xml:space="preserve">390,00 </m:t>
+            </m:r>
+            <m:r>
+              <w:rPr>
+                <w:rStyle w:val="mord"/>
+                <w:rFonts w:ascii="Cambria Math" w:hAnsi="Cambria Math" w:cstheme="minorHAnsi"/>
+              </w:rPr>
+              <m:t>Ω</m:t>
+            </m:r>
+          </m:num>
+          <m:den>
+            <m:r>
+              <w:rPr>
+                <w:rFonts w:ascii="Cambria Math" w:hAnsi="Cambria Math"/>
+              </w:rPr>
+              <m:t xml:space="preserve">20,00 </m:t>
+            </m:r>
+            <m:r>
+              <w:rPr>
+                <w:rStyle w:val="mord"/>
+                <w:rFonts w:ascii="Cambria Math" w:hAnsi="Cambria Math" w:cstheme="minorHAnsi"/>
+              </w:rPr>
+              <m:t>Ω</m:t>
+            </m:r>
+            <m:r>
+              <w:rPr>
+                <w:rFonts w:ascii="Cambria Math" w:hAnsi="Cambria Math"/>
+              </w:rPr>
+              <m:t xml:space="preserve">+390,00 </m:t>
+            </m:r>
+            <m:r>
+              <w:rPr>
+                <w:rStyle w:val="mord"/>
+                <w:rFonts w:ascii="Cambria Math" w:hAnsi="Cambria Math" w:cstheme="minorHAnsi"/>
+              </w:rPr>
+              <m:t>Ω</m:t>
+            </m:r>
+          </m:den>
+        </m:f>
+        <m:r>
+          <m:rPr>
+            <m:sty m:val="p"/>
+          </m:rPr>
+          <w:rPr>
+            <w:rStyle w:val="mbin"/>
+            <w:rFonts w:ascii="Cambria Math" w:hAnsi="Cambria Math" w:cstheme="minorHAnsi"/>
           </w:rPr>
           <m:t xml:space="preserve">⋅ </m:t>
         </m:r>
         <m:r>
           <w:rPr>
             <w:rStyle w:val="mord"/>
-            <w:rFonts w:ascii="Cambria Math" w:hAnsi="Cambria Math"/>
+            <w:rFonts w:ascii="Cambria Math" w:hAnsi="Cambria Math" w:cstheme="minorHAnsi"/>
           </w:rPr>
-          <m:t xml:space="preserve">0.9455=0.899 </m:t>
+          <m:t xml:space="preserve">0,94 </m:t>
         </m:r>
         <m:f>
           <m:fPr>
             <m:ctrlPr>
               <w:rPr>
                 <w:rStyle w:val="mord"/>
-                <w:rFonts w:ascii="Cambria Math" w:hAnsi="Cambria Math"/>
+                <w:rFonts w:ascii="Cambria Math" w:hAnsi="Cambria Math" w:cstheme="minorHAnsi"/>
                 <w:i/>
               </w:rPr>
             </m:ctrlPr>
@@ -28009,7 +29772,7 @@
             <m:r>
               <w:rPr>
                 <w:rStyle w:val="mord"/>
-                <w:rFonts w:ascii="Cambria Math" w:hAnsi="Cambria Math"/>
+                <w:rFonts w:ascii="Cambria Math" w:hAnsi="Cambria Math" w:cstheme="minorHAnsi"/>
               </w:rPr>
               <m:t>V</m:t>
             </m:r>
@@ -28018,7 +29781,43 @@
             <m:r>
               <w:rPr>
                 <w:rStyle w:val="mord"/>
-                <w:rFonts w:ascii="Cambria Math" w:hAnsi="Cambria Math"/>
+                <w:rFonts w:ascii="Cambria Math" w:hAnsi="Cambria Math" w:cstheme="minorHAnsi"/>
+              </w:rPr>
+              <m:t>V</m:t>
+            </m:r>
+          </m:den>
+        </m:f>
+        <m:r>
+          <w:rPr>
+            <w:rStyle w:val="mord"/>
+            <w:rFonts w:ascii="Cambria Math" w:hAnsi="Cambria Math" w:cstheme="minorHAnsi"/>
+          </w:rPr>
+          <m:t xml:space="preserve">=0,90 </m:t>
+        </m:r>
+        <m:f>
+          <m:fPr>
+            <m:ctrlPr>
+              <w:rPr>
+                <w:rStyle w:val="mord"/>
+                <w:rFonts w:ascii="Cambria Math" w:hAnsi="Cambria Math" w:cstheme="minorHAnsi"/>
+                <w:i/>
+              </w:rPr>
+            </m:ctrlPr>
+          </m:fPr>
+          <m:num>
+            <m:r>
+              <w:rPr>
+                <w:rStyle w:val="mord"/>
+                <w:rFonts w:ascii="Cambria Math" w:hAnsi="Cambria Math" w:cstheme="minorHAnsi"/>
+              </w:rPr>
+              <m:t>V</m:t>
+            </m:r>
+          </m:num>
+          <m:den>
+            <m:r>
+              <w:rPr>
+                <w:rStyle w:val="mord"/>
+                <w:rFonts w:ascii="Cambria Math" w:hAnsi="Cambria Math" w:cstheme="minorHAnsi"/>
               </w:rPr>
               <m:t>V</m:t>
             </m:r>
@@ -28028,31 +29827,10 @@
       <w:r>
         <w:rPr>
           <w:rStyle w:val="mord"/>
-          <w:rFonts w:ascii="Calibri" w:hAnsi="Calibri"/>
+          <w:rFonts w:asciiTheme="minorHAnsi" w:hAnsiTheme="minorHAnsi" w:cstheme="minorHAnsi"/>
         </w:rPr>
         <w:t xml:space="preserve"> (obciążony)</w:t>
       </w:r>
-    </w:p>
-    <w:p>
-      <w:pPr>
-        <w:pStyle w:val="Standard"/>
-        <w:rPr>
-          <w:rFonts w:ascii="Calibri" w:hAnsi="Calibri"/>
-          <w:color w:val="FF0000"/>
-          <w:sz w:val="21"/>
-          <w:szCs w:val="21"/>
-        </w:rPr>
-      </w:pPr>
-    </w:p>
-    <w:p>
-      <w:pPr>
-        <w:pStyle w:val="Standard"/>
-        <w:rPr>
-          <w:rFonts w:ascii="Calibri" w:hAnsi="Calibri"/>
-          <w:i/>
-          <w:iCs/>
-        </w:rPr>
-      </w:pPr>
     </w:p>
     <w:p>
       <w:pPr>
@@ -28081,7 +29859,6 @@
           <w:i/>
           <w:iCs/>
         </w:rPr>
-        <w:lastRenderedPageBreak/>
         <w:t>Wnioski:</w:t>
       </w:r>
     </w:p>
@@ -28250,7 +30027,10 @@
           <w:szCs w:val="28"/>
         </w:rPr>
       </w:pPr>
-      <w:r>
+    </w:p>
+    <w:p>
+      <w:pPr>
+        <w:pStyle w:val="Standard"/>
         <w:rPr>
           <w:rFonts w:ascii="Calibri" w:hAnsi="Calibri"/>
           <w:b/>
@@ -28258,13 +30038,95 @@
           <w:sz w:val="28"/>
           <w:szCs w:val="28"/>
         </w:rPr>
-        <w:t>8.</w:t>
-      </w:r>
-      <w:r>
+      </w:pPr>
+    </w:p>
+    <w:p>
+      <w:pPr>
+        <w:pStyle w:val="Standard"/>
         <w:rPr>
           <w:rFonts w:ascii="Calibri" w:hAnsi="Calibri"/>
           <w:b/>
           <w:bCs/>
+          <w:sz w:val="28"/>
+          <w:szCs w:val="28"/>
+        </w:rPr>
+      </w:pPr>
+    </w:p>
+    <w:p>
+      <w:pPr>
+        <w:pStyle w:val="Standard"/>
+        <w:rPr>
+          <w:rFonts w:ascii="Calibri" w:hAnsi="Calibri"/>
+          <w:b/>
+          <w:bCs/>
+          <w:sz w:val="28"/>
+          <w:szCs w:val="28"/>
+        </w:rPr>
+      </w:pPr>
+    </w:p>
+    <w:p>
+      <w:pPr>
+        <w:pStyle w:val="Standard"/>
+        <w:rPr>
+          <w:rFonts w:ascii="Calibri" w:hAnsi="Calibri"/>
+          <w:b/>
+          <w:bCs/>
+          <w:sz w:val="28"/>
+          <w:szCs w:val="28"/>
+        </w:rPr>
+      </w:pPr>
+    </w:p>
+    <w:p>
+      <w:pPr>
+        <w:pStyle w:val="Standard"/>
+        <w:rPr>
+          <w:rFonts w:ascii="Calibri" w:hAnsi="Calibri"/>
+          <w:b/>
+          <w:bCs/>
+          <w:sz w:val="28"/>
+          <w:szCs w:val="28"/>
+        </w:rPr>
+      </w:pPr>
+    </w:p>
+    <w:p>
+      <w:pPr>
+        <w:pStyle w:val="Standard"/>
+        <w:rPr>
+          <w:rFonts w:ascii="Calibri" w:hAnsi="Calibri"/>
+          <w:b/>
+          <w:bCs/>
+          <w:sz w:val="28"/>
+          <w:szCs w:val="28"/>
+        </w:rPr>
+      </w:pPr>
+    </w:p>
+    <w:p>
+      <w:pPr>
+        <w:pStyle w:val="Standard"/>
+        <w:rPr>
+          <w:rFonts w:ascii="Calibri" w:hAnsi="Calibri"/>
+          <w:b/>
+          <w:bCs/>
+          <w:sz w:val="28"/>
+          <w:szCs w:val="28"/>
+        </w:rPr>
+      </w:pPr>
+      <w:r>
+        <w:rPr>
+          <w:rFonts w:ascii="Calibri" w:hAnsi="Calibri"/>
+          <w:b/>
+          <w:bCs/>
+          <w:sz w:val="28"/>
+          <w:szCs w:val="28"/>
+        </w:rPr>
+        <w:lastRenderedPageBreak/>
+        <w:t>8.</w:t>
+      </w:r>
+      <w:r>
+        <w:rPr>
+          <w:rFonts w:ascii="Calibri" w:hAnsi="Calibri"/>
+          <w:b/>
+          <w:bCs/>
         </w:rPr>
         <w:t xml:space="preserve"> Podsumowanie:</w:t>
       </w:r>
@@ -28273,28 +30135,22 @@
       <w:pPr>
         <w:pStyle w:val="Standard"/>
         <w:rPr>
-          <w:rFonts w:ascii="Calibri" w:hAnsi="Calibri"/>
-        </w:rPr>
-      </w:pPr>
-    </w:p>
-    <w:p>
-      <w:pPr>
-        <w:pStyle w:val="Standard"/>
-        <w:rPr>
           <w:rFonts w:asciiTheme="minorHAnsi" w:hAnsiTheme="minorHAnsi" w:cstheme="minorHAnsi"/>
         </w:rPr>
       </w:pPr>
-      <w:r>
+    </w:p>
+    <w:p>
+      <w:pPr>
+        <w:pStyle w:val="Standard"/>
         <w:rPr>
           <w:rFonts w:asciiTheme="minorHAnsi" w:hAnsiTheme="minorHAnsi" w:cstheme="minorHAnsi"/>
         </w:rPr>
-        <w:t>W</w:t>
-      </w:r>
+      </w:pPr>
       <w:r>
         <w:rPr>
           <w:rFonts w:asciiTheme="minorHAnsi" w:hAnsiTheme="minorHAnsi" w:cstheme="minorHAnsi"/>
         </w:rPr>
-        <w:t>tórnik źródłowy okazał się szczególnie korzystny wtedy, gdy źródło sygnału ma dużą rezystancję wewnętrzną i nie powinno być obciążane prądowo. Jego główną zaletą jest duża rezystancja wejściowa, natomiast wadą jest to, że przy większym obciążeniu oraz przy wzroście rezystancji źródła skuteczne wzmocnienie napięciowe wyraźnie maleje. Mimo to w badanym ćwiczeniu wtórnik źródłowy spełnił swoje zadanie i potwierdził przewidywania teoretyczne.</w:t>
+        <w:t>W danym ćwiczeniu laboratoryjnym zbadano właściwości wtórników zbudowanych przy użyciu tranzystorów BJT oraz MOSFET.</w:t>
       </w:r>
     </w:p>
     <w:p>
@@ -28312,141 +30168,135 @@
           <w:rFonts w:asciiTheme="minorHAnsi" w:hAnsiTheme="minorHAnsi" w:cstheme="minorHAnsi"/>
         </w:rPr>
       </w:pPr>
-    </w:p>
-    <w:p>
-      <w:pPr>
-        <w:pStyle w:val="Standard"/>
+      <w:r>
         <w:rPr>
           <w:rFonts w:asciiTheme="minorHAnsi" w:hAnsiTheme="minorHAnsi" w:cstheme="minorHAnsi"/>
-          <w:color w:val="538135" w:themeColor="accent6" w:themeShade="BF"/>
-        </w:rPr>
-      </w:pPr>
+        </w:rPr>
+        <w:t>Wtórnik emiterowy (BJT) charakteryzuje się małą rezystancją wyjściową oraz możliwością kształtowania rezystancji wejściowej poprzez dobór punktu pracy</w:t>
+      </w:r>
       <w:r>
         <w:rPr>
           <w:rFonts w:asciiTheme="minorHAnsi" w:hAnsiTheme="minorHAnsi" w:cstheme="minorHAnsi"/>
-          <w:color w:val="538135" w:themeColor="accent6" w:themeShade="BF"/>
-        </w:rPr>
-        <w:t>W badanym wtórniku źródłowym z tranzystorem 2N7000 uzyskano poprawny punkt pracy tranzystora. Prąd spoczynkowy tranzystora wyniósł około 5.48 mA, a tranzystor pracował w zakresie pentodowym, dzięki czemu układ mógł poprawnie pełnić funkcję wtórnika źródłowego. Bramkę tranzystora można było przyjąć jako spolaryzowaną blisko potencjału masy, ponieważ prąd bramki jest pomijalnie mały.</w:t>
-      </w:r>
-    </w:p>
-    <w:p>
-      <w:pPr>
-        <w:pStyle w:val="Standard"/>
+        </w:rPr>
+        <w:t xml:space="preserve"> tranzystora.</w:t>
+      </w:r>
+      <w:r>
         <w:rPr>
           <w:rFonts w:asciiTheme="minorHAnsi" w:hAnsiTheme="minorHAnsi" w:cstheme="minorHAnsi"/>
-          <w:color w:val="538135" w:themeColor="accent6" w:themeShade="BF"/>
-        </w:rPr>
-      </w:pPr>
-      <w:r>
+        </w:rPr>
+        <w:t xml:space="preserve"> </w:t>
+      </w:r>
+    </w:p>
+    <w:p>
+      <w:pPr>
+        <w:pStyle w:val="Standard"/>
         <w:rPr>
           <w:rFonts w:asciiTheme="minorHAnsi" w:hAnsiTheme="minorHAnsi" w:cstheme="minorHAnsi"/>
-          <w:color w:val="538135" w:themeColor="accent6" w:themeShade="BF"/>
-        </w:rPr>
-        <w:t>Najważniejszą cechą badanego wtórnika źródłowego okazała się jego stosunkowo duża rezystancja wejściowa. Z pomiarów uzyskano wartości około</w:t>
-      </w:r>
-      <w:r>
+        </w:rPr>
+      </w:pPr>
+    </w:p>
+    <w:p>
+      <w:pPr>
+        <w:pStyle w:val="Standard"/>
         <w:rPr>
           <w:rFonts w:asciiTheme="minorHAnsi" w:hAnsiTheme="minorHAnsi" w:cstheme="minorHAnsi"/>
-          <w:color w:val="538135" w:themeColor="accent6" w:themeShade="BF"/>
-        </w:rPr>
-        <w:t xml:space="preserve"> 37</w:t>
-      </w:r>
+        </w:rPr>
+      </w:pPr>
       <w:r>
         <w:rPr>
           <w:rFonts w:asciiTheme="minorHAnsi" w:hAnsiTheme="minorHAnsi" w:cstheme="minorHAnsi"/>
-          <w:color w:val="538135" w:themeColor="accent6" w:themeShade="BF"/>
-        </w:rPr>
-        <w:t>–37.4 k</w:t>
-      </w:r>
+        </w:rPr>
+        <w:t xml:space="preserve">Wtórnik źródłowy (MOSFET) cechuje się natomiast bardzo dużą rezystancją wejściową, ponieważ prąd bramki tranzystora MOSFET jest praktycznie pomijalny. W badanym układzie rezystancja wejściowa wyniosła około 37–37,4 kΩ, co jest wartością zbliżoną do przewidywanej </w:t>
+      </w:r>
+      <m:oMath>
+        <m:r>
+          <w:rPr>
+            <w:rFonts w:ascii="Cambria Math" w:hAnsi="Cambria Math" w:cstheme="minorHAnsi"/>
+          </w:rPr>
+          <m:t>(~</m:t>
+        </m:r>
+      </m:oMath>
       <w:r>
         <w:rPr>
           <w:rFonts w:asciiTheme="minorHAnsi" w:hAnsiTheme="minorHAnsi" w:cstheme="minorHAnsi"/>
-          <w:color w:val="538135" w:themeColor="accent6" w:themeShade="BF"/>
-          <w:lang w:val="ru-RU"/>
-        </w:rPr>
-        <w:t>Ω</w:t>
+        </w:rPr>
+        <w:t>39 kΩ). Dzięki temu wtórnik źródłowy lepiej współpracuje ze źródłami sygnału o dużej r</w:t>
       </w:r>
       <w:r>
         <w:rPr>
           <w:rFonts w:asciiTheme="minorHAnsi" w:hAnsiTheme="minorHAnsi" w:cstheme="minorHAnsi"/>
-          <w:color w:val="538135" w:themeColor="accent6" w:themeShade="BF"/>
-        </w:rPr>
-        <w:t xml:space="preserve">, co dobrze zgadza się z wartością przewidywaną </w:t>
-      </w:r>
-      <w:r>
+        </w:rPr>
+        <w:t xml:space="preserve">ezystancji wewnętrznej. </w:t>
+      </w:r>
+    </w:p>
+    <w:p>
+      <w:pPr>
+        <w:pStyle w:val="Standard"/>
         <w:rPr>
           <w:rFonts w:asciiTheme="minorHAnsi" w:hAnsiTheme="minorHAnsi" w:cstheme="minorHAnsi"/>
-          <w:color w:val="538135" w:themeColor="accent6" w:themeShade="BF"/>
-        </w:rPr>
-        <w:t>39</w:t>
-      </w:r>
-      <w:r>
+        </w:rPr>
+      </w:pPr>
+    </w:p>
+    <w:p>
+      <w:pPr>
+        <w:pStyle w:val="Standard"/>
         <w:rPr>
           <w:rFonts w:asciiTheme="minorHAnsi" w:hAnsiTheme="minorHAnsi" w:cstheme="minorHAnsi"/>
-          <w:color w:val="538135" w:themeColor="accent6" w:themeShade="BF"/>
-        </w:rPr>
-        <w:t> k</w:t>
-      </w:r>
+        </w:rPr>
+      </w:pPr>
+      <w:bookmarkStart w:id="0" w:name="_GoBack"/>
+      <w:bookmarkEnd w:id="0"/>
       <w:r>
         <w:rPr>
           <w:rFonts w:asciiTheme="minorHAnsi" w:hAnsiTheme="minorHAnsi" w:cstheme="minorHAnsi"/>
-          <w:color w:val="538135" w:themeColor="accent6" w:themeShade="BF"/>
-          <w:lang w:val="ru-RU"/>
-        </w:rPr>
-        <w:t>Ω</w:t>
+        </w:rPr>
+        <w:t>Zjawisko to jest szczególnie wid</w:t>
       </w:r>
       <w:r>
         <w:rPr>
           <w:rFonts w:asciiTheme="minorHAnsi" w:hAnsiTheme="minorHAnsi" w:cstheme="minorHAnsi"/>
-          <w:color w:val="538135" w:themeColor="accent6" w:themeShade="BF"/>
-        </w:rPr>
-        <w:t>. Potwierdza to teorię, według której rezystancja wejściowa wtórnika źródłowego jest w przybliżeniu równa rezystancji polaryzującej bramkę tranzystora. W odróżnieniu od wtórnika emiterowego wejście tranzystora MOS praktycznie nie pobiera prądu, dlatego taki układ znacznie lepiej nadaje się do współpracy ze źródłami sygnału o dużej rezystancji wewnętrznej.</w:t>
-      </w:r>
-    </w:p>
-    <w:p>
-      <w:pPr>
-        <w:pStyle w:val="Standard"/>
+        </w:rPr>
+        <w:t>oczne dla rezystancji źródła RG(2)</w:t>
+      </w:r>
+      <w:r>
         <w:rPr>
           <w:rFonts w:asciiTheme="minorHAnsi" w:hAnsiTheme="minorHAnsi" w:cstheme="minorHAnsi"/>
-          <w:color w:val="538135" w:themeColor="accent6" w:themeShade="BF"/>
-        </w:rPr>
-      </w:pPr>
+        </w:rPr>
+        <w:t xml:space="preserve"> = 20 kΩ: pod obciążeniem wtórnik emiterowy osiągnął skuteczne wzmocnienie około 0,42, natomiast wtórnik źródłowy około 0,58. Oznacza to, że przy dużej rezystancji źródła korzystniejszym rozw</w:t>
+      </w:r>
       <w:r>
         <w:rPr>
           <w:rFonts w:asciiTheme="minorHAnsi" w:hAnsiTheme="minorHAnsi" w:cstheme="minorHAnsi"/>
-          <w:color w:val="538135" w:themeColor="accent6" w:themeShade="BF"/>
-        </w:rPr>
-        <w:t>Pomiary małosygnałowe pokazały również, że skuteczne wzmocnienie napięciowe wtórnika źródłowego jest mniejsze od jedności, zgodnie z teorią. Bez obciążenia było ono wyraźnie większe niż przy dołączonym obciążeniu, co oznacza, że obciążenie pogarsza właściwości napięciowe układu. Dodatkowo wzrost rezystancji źródła sygnału z 2 k</w:t>
+        </w:rPr>
+        <w:t xml:space="preserve">iązaniem jest wtórnik źródłowy. </w:t>
       </w:r>
       <w:r>
         <w:rPr>
           <w:rFonts w:asciiTheme="minorHAnsi" w:hAnsiTheme="minorHAnsi" w:cstheme="minorHAnsi"/>
-          <w:color w:val="538135" w:themeColor="accent6" w:themeShade="BF"/>
-          <w:lang w:val="ru-RU"/>
-        </w:rPr>
-        <w:t>Ω</w:t>
-      </w:r>
-      <w:r>
+        </w:rPr>
+        <w:t>Wadą wtórnika źródłowego jest natomiast nieco gorsza zdolność do sterowania małymi rezystancjami obciążenia w porównaniu z wtórnikiem emiterowym oraz większa zależność parametrów układu od rozrzutu parametrów tranzystora MOSFET.</w:t>
+      </w:r>
+    </w:p>
+    <w:p>
+      <w:pPr>
+        <w:pStyle w:val="Standard"/>
         <w:rPr>
           <w:rFonts w:asciiTheme="minorHAnsi" w:hAnsiTheme="minorHAnsi" w:cstheme="minorHAnsi"/>
-          <w:color w:val="538135" w:themeColor="accent6" w:themeShade="BF"/>
-        </w:rPr>
-        <w:t xml:space="preserve"> do 20 k</w:t>
-      </w:r>
-      <w:r>
+        </w:rPr>
+      </w:pPr>
+    </w:p>
+    <w:p>
+      <w:pPr>
+        <w:pStyle w:val="Standard"/>
         <w:rPr>
           <w:rFonts w:asciiTheme="minorHAnsi" w:hAnsiTheme="minorHAnsi" w:cstheme="minorHAnsi"/>
-          <w:color w:val="538135" w:themeColor="accent6" w:themeShade="BF"/>
-          <w:lang w:val="ru-RU"/>
-        </w:rPr>
-        <w:t>Ω</w:t>
-      </w:r>
+        </w:rPr>
+      </w:pPr>
       <w:r>
         <w:rPr>
           <w:rFonts w:asciiTheme="minorHAnsi" w:hAnsiTheme="minorHAnsi" w:cstheme="minorHAnsi"/>
-          <w:color w:val="538135" w:themeColor="accent6" w:themeShade="BF"/>
-        </w:rPr>
-        <w:t xml:space="preserve"> spowodował spadek skutecznego wzmocnienia napięciowego, ponieważ większa rezystancja źródła tworzy silniejszy dzielnik napięcia z rezystancją wejściową wtórnika.</w:t>
+        </w:rPr>
+        <w:t>Zysk:</w:t>
       </w:r>
     </w:p>
     <w:p>
@@ -28454,15 +30304,13 @@
         <w:pStyle w:val="Standard"/>
         <w:rPr>
           <w:rFonts w:asciiTheme="minorHAnsi" w:hAnsiTheme="minorHAnsi" w:cstheme="minorHAnsi"/>
-          <w:color w:val="538135" w:themeColor="accent6" w:themeShade="BF"/>
         </w:rPr>
       </w:pPr>
       <w:r>
         <w:rPr>
           <w:rFonts w:asciiTheme="minorHAnsi" w:hAnsiTheme="minorHAnsi" w:cstheme="minorHAnsi"/>
-          <w:color w:val="538135" w:themeColor="accent6" w:themeShade="BF"/>
-        </w:rPr>
-        <w:t xml:space="preserve">Zwiększenie rezystancji </w:t>
+        </w:rPr>
+        <w:t xml:space="preserve">Bez wtórnika: </w:t>
       </w:r>
       <m:oMath>
         <m:sSub>
@@ -28471,7 +30319,6 @@
               <w:rPr>
                 <w:rFonts w:ascii="Cambria Math" w:hAnsi="Cambria Math" w:cstheme="minorHAnsi"/>
                 <w:i/>
-                <w:color w:val="538135" w:themeColor="accent6" w:themeShade="BF"/>
               </w:rPr>
             </m:ctrlPr>
           </m:sSubPr>
@@ -28479,74 +30326,453 @@
             <m:r>
               <w:rPr>
                 <w:rFonts w:ascii="Cambria Math" w:hAnsi="Cambria Math" w:cstheme="minorHAnsi"/>
-                <w:color w:val="538135" w:themeColor="accent6" w:themeShade="BF"/>
-              </w:rPr>
-              <m:t>R</m:t>
+              </w:rPr>
+              <m:t>U</m:t>
             </m:r>
           </m:e>
           <m:sub>
             <m:r>
               <w:rPr>
                 <w:rFonts w:ascii="Cambria Math" w:hAnsi="Cambria Math" w:cstheme="minorHAnsi"/>
-                <w:color w:val="538135" w:themeColor="accent6" w:themeShade="BF"/>
-              </w:rPr>
-              <m:t>2</m:t>
+              </w:rPr>
+              <m:t>R6</m:t>
             </m:r>
           </m:sub>
         </m:sSub>
+        <m:r>
+          <w:rPr>
+            <w:rFonts w:ascii="Cambria Math" w:hAnsi="Cambria Math" w:cstheme="minorHAnsi"/>
+          </w:rPr>
+          <m:t>=</m:t>
+        </m:r>
+        <m:sSub>
+          <m:sSubPr>
+            <m:ctrlPr>
+              <w:rPr>
+                <w:rFonts w:ascii="Cambria Math" w:hAnsi="Cambria Math" w:cstheme="minorHAnsi"/>
+                <w:i/>
+              </w:rPr>
+            </m:ctrlPr>
+          </m:sSubPr>
+          <m:e>
+            <m:r>
+              <w:rPr>
+                <w:rFonts w:ascii="Cambria Math" w:hAnsi="Cambria Math" w:cstheme="minorHAnsi"/>
+              </w:rPr>
+              <m:t>E</m:t>
+            </m:r>
+          </m:e>
+          <m:sub>
+            <m:r>
+              <w:rPr>
+                <w:rFonts w:ascii="Cambria Math" w:hAnsi="Cambria Math" w:cstheme="minorHAnsi"/>
+              </w:rPr>
+              <m:t>g</m:t>
+            </m:r>
+          </m:sub>
+        </m:sSub>
+        <m:r>
+          <w:rPr>
+            <w:rFonts w:ascii="Cambria Math" w:hAnsi="Cambria Math" w:cstheme="minorHAnsi"/>
+          </w:rPr>
+          <m:t>∙</m:t>
+        </m:r>
+        <m:f>
+          <m:fPr>
+            <m:ctrlPr>
+              <w:rPr>
+                <w:rFonts w:ascii="Cambria Math" w:hAnsi="Cambria Math" w:cstheme="minorHAnsi"/>
+                <w:i/>
+              </w:rPr>
+            </m:ctrlPr>
+          </m:fPr>
+          <m:num>
+            <m:sSub>
+              <m:sSubPr>
+                <m:ctrlPr>
+                  <w:rPr>
+                    <w:rFonts w:ascii="Cambria Math" w:hAnsi="Cambria Math" w:cstheme="minorHAnsi"/>
+                    <w:i/>
+                  </w:rPr>
+                </m:ctrlPr>
+              </m:sSubPr>
+              <m:e>
+                <m:r>
+                  <w:rPr>
+                    <w:rFonts w:ascii="Cambria Math" w:hAnsi="Cambria Math" w:cstheme="minorHAnsi"/>
+                  </w:rPr>
+                  <m:t>R</m:t>
+                </m:r>
+              </m:e>
+              <m:sub>
+                <m:r>
+                  <w:rPr>
+                    <w:rFonts w:ascii="Cambria Math" w:hAnsi="Cambria Math" w:cstheme="minorHAnsi"/>
+                  </w:rPr>
+                  <m:t>6</m:t>
+                </m:r>
+              </m:sub>
+            </m:sSub>
+          </m:num>
+          <m:den>
+            <m:r>
+              <w:rPr>
+                <w:rFonts w:ascii="Cambria Math" w:hAnsi="Cambria Math" w:cstheme="minorHAnsi"/>
+              </w:rPr>
+              <m:t>RG</m:t>
+            </m:r>
+            <m:d>
+              <m:dPr>
+                <m:ctrlPr>
+                  <w:rPr>
+                    <w:rFonts w:ascii="Cambria Math" w:hAnsi="Cambria Math" w:cstheme="minorHAnsi"/>
+                    <w:i/>
+                  </w:rPr>
+                </m:ctrlPr>
+              </m:dPr>
+              <m:e>
+                <m:r>
+                  <w:rPr>
+                    <w:rFonts w:ascii="Cambria Math" w:hAnsi="Cambria Math" w:cstheme="minorHAnsi"/>
+                  </w:rPr>
+                  <m:t>2</m:t>
+                </m:r>
+              </m:e>
+            </m:d>
+            <m:r>
+              <w:rPr>
+                <w:rFonts w:ascii="Cambria Math" w:hAnsi="Cambria Math" w:cstheme="minorHAnsi"/>
+              </w:rPr>
+              <m:t>+</m:t>
+            </m:r>
+            <m:sSub>
+              <m:sSubPr>
+                <m:ctrlPr>
+                  <w:rPr>
+                    <w:rFonts w:ascii="Cambria Math" w:hAnsi="Cambria Math" w:cstheme="minorHAnsi"/>
+                    <w:i/>
+                  </w:rPr>
+                </m:ctrlPr>
+              </m:sSubPr>
+              <m:e>
+                <m:r>
+                  <w:rPr>
+                    <w:rFonts w:ascii="Cambria Math" w:hAnsi="Cambria Math" w:cstheme="minorHAnsi"/>
+                  </w:rPr>
+                  <m:t>R</m:t>
+                </m:r>
+              </m:e>
+              <m:sub>
+                <m:r>
+                  <w:rPr>
+                    <w:rFonts w:ascii="Cambria Math" w:hAnsi="Cambria Math" w:cstheme="minorHAnsi"/>
+                  </w:rPr>
+                  <m:t>6</m:t>
+                </m:r>
+              </m:sub>
+            </m:sSub>
+          </m:den>
+        </m:f>
+        <m:r>
+          <w:rPr>
+            <w:rFonts w:ascii="Cambria Math" w:hAnsi="Cambria Math" w:cstheme="minorHAnsi"/>
+          </w:rPr>
+          <m:t>= 4,95 mV</m:t>
+        </m:r>
       </m:oMath>
-      <w:r>
+    </w:p>
+    <w:p>
+      <w:pPr>
+        <w:pStyle w:val="Standard"/>
         <w:rPr>
           <w:rFonts w:asciiTheme="minorHAnsi" w:hAnsiTheme="minorHAnsi" w:cstheme="minorHAnsi"/>
-          <w:color w:val="538135" w:themeColor="accent6" w:themeShade="BF"/>
-        </w:rPr>
-        <w:t>​ z 39 k</w:t>
-      </w:r>
+          <w:lang w:val="en-US"/>
+        </w:rPr>
+      </w:pPr>
       <w:r>
         <w:rPr>
           <w:rFonts w:asciiTheme="minorHAnsi" w:hAnsiTheme="minorHAnsi" w:cstheme="minorHAnsi"/>
-          <w:color w:val="538135" w:themeColor="accent6" w:themeShade="BF"/>
-          <w:lang w:val="ru-RU"/>
-        </w:rPr>
-        <w:t>Ω</w:t>
-      </w:r>
-      <w:r>
+          <w:lang w:val="en-US"/>
+        </w:rPr>
+        <w:t>BJT:</w:t>
+      </w:r>
+      <m:oMath>
+        <m:r>
+          <w:rPr>
+            <w:rFonts w:ascii="Cambria Math" w:hAnsi="Cambria Math" w:cstheme="minorHAnsi"/>
+            <w:lang w:val="en-US"/>
+          </w:rPr>
+          <m:t xml:space="preserve"> </m:t>
+        </m:r>
+        <m:sSub>
+          <m:sSubPr>
+            <m:ctrlPr>
+              <w:rPr>
+                <w:rFonts w:ascii="Cambria Math" w:hAnsi="Cambria Math" w:cstheme="minorHAnsi"/>
+                <w:i/>
+              </w:rPr>
+            </m:ctrlPr>
+          </m:sSubPr>
+          <m:e>
+            <m:r>
+              <w:rPr>
+                <w:rFonts w:ascii="Cambria Math" w:hAnsi="Cambria Math" w:cstheme="minorHAnsi"/>
+              </w:rPr>
+              <m:t>U</m:t>
+            </m:r>
+          </m:e>
+          <m:sub>
+            <m:r>
+              <w:rPr>
+                <w:rFonts w:ascii="Cambria Math" w:hAnsi="Cambria Math" w:cstheme="minorHAnsi"/>
+              </w:rPr>
+              <m:t>R</m:t>
+            </m:r>
+            <m:r>
+              <w:rPr>
+                <w:rFonts w:ascii="Cambria Math" w:hAnsi="Cambria Math" w:cstheme="minorHAnsi"/>
+                <w:lang w:val="en-US"/>
+              </w:rPr>
+              <m:t>6</m:t>
+            </m:r>
+          </m:sub>
+        </m:sSub>
+        <m:r>
+          <w:rPr>
+            <w:rFonts w:ascii="Cambria Math" w:hAnsi="Cambria Math" w:cstheme="minorHAnsi"/>
+            <w:lang w:val="en-US"/>
+          </w:rPr>
+          <m:t>=</m:t>
+        </m:r>
+        <m:sSub>
+          <m:sSubPr>
+            <m:ctrlPr>
+              <w:rPr>
+                <w:rFonts w:ascii="Cambria Math" w:hAnsi="Cambria Math" w:cstheme="minorHAnsi"/>
+                <w:i/>
+              </w:rPr>
+            </m:ctrlPr>
+          </m:sSubPr>
+          <m:e>
+            <m:r>
+              <w:rPr>
+                <w:rFonts w:ascii="Cambria Math" w:hAnsi="Cambria Math" w:cstheme="minorHAnsi"/>
+              </w:rPr>
+              <m:t>U</m:t>
+            </m:r>
+          </m:e>
+          <m:sub>
+            <m:r>
+              <w:rPr>
+                <w:rFonts w:ascii="Cambria Math" w:hAnsi="Cambria Math" w:cstheme="minorHAnsi"/>
+              </w:rPr>
+              <m:t>e</m:t>
+            </m:r>
+            <m:r>
+              <w:rPr>
+                <w:rFonts w:ascii="Cambria Math" w:hAnsi="Cambria Math" w:cstheme="minorHAnsi"/>
+                <w:lang w:val="en-US"/>
+              </w:rPr>
+              <m:t>2</m:t>
+            </m:r>
+          </m:sub>
+        </m:sSub>
+        <m:r>
+          <w:rPr>
+            <w:rFonts w:ascii="Cambria Math" w:hAnsi="Cambria Math"/>
+            <w:lang w:val="en-US"/>
+          </w:rPr>
+          <m:t>=</m:t>
+        </m:r>
+        <m:r>
+          <m:rPr>
+            <m:sty m:val="p"/>
+          </m:rPr>
+          <w:rPr>
+            <w:rFonts w:ascii="Cambria Math" w:hAnsi="Cambria Math"/>
+            <w:lang w:val="en-US"/>
+          </w:rPr>
+          <m:t xml:space="preserve">211,55 </m:t>
+        </m:r>
+        <m:r>
+          <m:rPr>
+            <m:sty m:val="p"/>
+          </m:rPr>
+          <w:rPr>
+            <w:rFonts w:ascii="Cambria Math" w:hAnsi="Calibri"/>
+            <w:lang w:val="en-US"/>
+          </w:rPr>
+          <m:t>mV</m:t>
+        </m:r>
+      </m:oMath>
+    </w:p>
+    <w:p>
+      <w:pPr>
+        <w:pStyle w:val="Standard"/>
         <w:rPr>
           <w:rFonts w:asciiTheme="minorHAnsi" w:hAnsiTheme="minorHAnsi" w:cstheme="minorHAnsi"/>
-          <w:color w:val="538135" w:themeColor="accent6" w:themeShade="BF"/>
-        </w:rPr>
-        <w:t xml:space="preserve"> do 390 k</w:t>
-      </w:r>
+          <w:lang w:val="en-US"/>
+        </w:rPr>
+      </w:pPr>
       <w:r>
         <w:rPr>
           <w:rFonts w:asciiTheme="minorHAnsi" w:hAnsiTheme="minorHAnsi" w:cstheme="minorHAnsi"/>
-          <w:color w:val="538135" w:themeColor="accent6" w:themeShade="BF"/>
-          <w:lang w:val="ru-RU"/>
-        </w:rPr>
-        <w:t>Ω</w:t>
-      </w:r>
-      <w:r>
+          <w:lang w:val="en-US"/>
+        </w:rPr>
+        <w:t>MOSFET:</w:t>
+      </w:r>
+      <m:oMath>
+        <m:r>
+          <w:rPr>
+            <w:rFonts w:ascii="Cambria Math" w:hAnsi="Cambria Math" w:cstheme="minorHAnsi"/>
+            <w:lang w:val="en-US"/>
+          </w:rPr>
+          <m:t xml:space="preserve"> </m:t>
+        </m:r>
+        <m:sSub>
+          <m:sSubPr>
+            <m:ctrlPr>
+              <w:rPr>
+                <w:rFonts w:ascii="Cambria Math" w:hAnsi="Cambria Math" w:cstheme="minorHAnsi"/>
+                <w:i/>
+              </w:rPr>
+            </m:ctrlPr>
+          </m:sSubPr>
+          <m:e>
+            <m:r>
+              <w:rPr>
+                <w:rFonts w:ascii="Cambria Math" w:hAnsi="Cambria Math" w:cstheme="minorHAnsi"/>
+              </w:rPr>
+              <m:t>U</m:t>
+            </m:r>
+          </m:e>
+          <m:sub>
+            <m:r>
+              <w:rPr>
+                <w:rFonts w:ascii="Cambria Math" w:hAnsi="Cambria Math" w:cstheme="minorHAnsi"/>
+              </w:rPr>
+              <m:t>R</m:t>
+            </m:r>
+            <m:r>
+              <w:rPr>
+                <w:rFonts w:ascii="Cambria Math" w:hAnsi="Cambria Math" w:cstheme="minorHAnsi"/>
+                <w:lang w:val="en-US"/>
+              </w:rPr>
+              <m:t>6</m:t>
+            </m:r>
+          </m:sub>
+        </m:sSub>
+        <m:r>
+          <w:rPr>
+            <w:rFonts w:ascii="Cambria Math" w:hAnsi="Cambria Math" w:cstheme="minorHAnsi"/>
+            <w:lang w:val="en-US"/>
+          </w:rPr>
+          <m:t>=</m:t>
+        </m:r>
+        <m:sSub>
+          <m:sSubPr>
+            <m:ctrlPr>
+              <w:rPr>
+                <w:rFonts w:ascii="Cambria Math" w:hAnsi="Cambria Math" w:cstheme="minorHAnsi"/>
+                <w:i/>
+              </w:rPr>
+            </m:ctrlPr>
+          </m:sSubPr>
+          <m:e>
+            <m:r>
+              <w:rPr>
+                <w:rFonts w:ascii="Cambria Math" w:hAnsi="Cambria Math" w:cstheme="minorHAnsi"/>
+              </w:rPr>
+              <m:t>U</m:t>
+            </m:r>
+          </m:e>
+          <m:sub>
+            <m:r>
+              <w:rPr>
+                <w:rFonts w:ascii="Cambria Math" w:hAnsi="Cambria Math" w:cstheme="minorHAnsi"/>
+              </w:rPr>
+              <m:t>s</m:t>
+            </m:r>
+            <m:r>
+              <w:rPr>
+                <w:rFonts w:ascii="Cambria Math" w:hAnsi="Cambria Math" w:cstheme="minorHAnsi"/>
+                <w:lang w:val="en-US"/>
+              </w:rPr>
+              <m:t>2</m:t>
+            </m:r>
+          </m:sub>
+        </m:sSub>
+        <m:r>
+          <w:rPr>
+            <w:rFonts w:ascii="Cambria Math" w:hAnsi="Cambria Math"/>
+            <w:lang w:val="en-US"/>
+          </w:rPr>
+          <m:t>=</m:t>
+        </m:r>
+        <m:r>
+          <m:rPr>
+            <m:sty m:val="p"/>
+          </m:rPr>
+          <w:rPr>
+            <w:rFonts w:ascii="Cambria Math" w:hAnsi="Cambria Math"/>
+            <w:lang w:val="en-US"/>
+          </w:rPr>
+          <m:t xml:space="preserve">290,60 </m:t>
+        </m:r>
+        <m:r>
+          <m:rPr>
+            <m:sty m:val="p"/>
+          </m:rPr>
+          <w:rPr>
+            <w:rFonts w:ascii="Cambria Math" w:hAnsi="Calibri"/>
+            <w:lang w:val="en-US"/>
+          </w:rPr>
+          <m:t>mV</m:t>
+        </m:r>
+      </m:oMath>
+    </w:p>
+    <w:p>
+      <w:pPr>
+        <w:pStyle w:val="Standard"/>
         <w:rPr>
           <w:rFonts w:asciiTheme="minorHAnsi" w:hAnsiTheme="minorHAnsi" w:cstheme="minorHAnsi"/>
-          <w:color w:val="538135" w:themeColor="accent6" w:themeShade="BF"/>
-        </w:rPr>
-        <w:t xml:space="preserve"> istotnie poprawiło dopasowanie wtórnika do źródła o dużej rezystancji wewnętrznej. Potwierdza to praktyczną zaletę wtórnika źródłowego: możliwość łatwego zwiększenia rezystancji wejściowej bez konieczności pobierania większego prądu ze źródła sterującego.</w:t>
-      </w:r>
-    </w:p>
-    <w:p>
-      <w:pPr>
-        <w:pStyle w:val="Standard"/>
+        </w:rPr>
+      </w:pPr>
+      <w:r>
         <w:rPr>
           <w:rFonts w:asciiTheme="minorHAnsi" w:hAnsiTheme="minorHAnsi" w:cstheme="minorHAnsi"/>
-          <w:color w:val="538135" w:themeColor="accent6" w:themeShade="BF"/>
-        </w:rPr>
-      </w:pPr>
+        </w:rPr>
+        <w:t xml:space="preserve">Więc na użyciu wtórników </w:t>
+      </w:r>
       <w:r>
         <w:rPr>
           <w:rFonts w:asciiTheme="minorHAnsi" w:hAnsiTheme="minorHAnsi" w:cstheme="minorHAnsi"/>
-          <w:color w:val="538135" w:themeColor="accent6" w:themeShade="BF"/>
-        </w:rPr>
-        <w:t>Maksymalna amplituda nieobciętego sygnału wyjściowego wtórnika źródłowego wyniosła około 0.95 V, co odpowiada około 1.90 Vpp. Wynik ten był zgodny z wartością oczekiwaną, co świadczy o poprawnym wyznaczeniu punktu pracy i prawidłowym działaniu układu.</w:t>
+        </w:rPr>
+        <w:t xml:space="preserve">w przypadku RG(2) </w:t>
+      </w:r>
+      <w:r>
+        <w:rPr>
+          <w:rFonts w:asciiTheme="minorHAnsi" w:hAnsiTheme="minorHAnsi" w:cstheme="minorHAnsi"/>
+        </w:rPr>
+        <w:t xml:space="preserve">zyskujemy ponad 4000% sygnału wejściowego </w:t>
+      </w:r>
+      <w:r>
+        <w:rPr>
+          <w:rFonts w:asciiTheme="minorHAnsi" w:hAnsiTheme="minorHAnsi" w:cstheme="minorHAnsi"/>
+        </w:rPr>
+        <w:t xml:space="preserve">przy BJT </w:t>
+      </w:r>
+      <w:r>
+        <w:rPr>
+          <w:rFonts w:asciiTheme="minorHAnsi" w:hAnsiTheme="minorHAnsi" w:cstheme="minorHAnsi"/>
+        </w:rPr>
+        <w:t>w porównaniu do dołączenia obciążenia wprost</w:t>
+      </w:r>
+      <w:r>
+        <w:rPr>
+          <w:rFonts w:asciiTheme="minorHAnsi" w:hAnsiTheme="minorHAnsi" w:cstheme="minorHAnsi"/>
+        </w:rPr>
+        <w:t>.</w:t>
       </w:r>
     </w:p>
     <w:p>

--- a/Lab3/LELA1_LAB3_Rah_Sal.docx
+++ b/Lab3/LELA1_LAB3_Rah_Sal.docx
@@ -18775,6 +18775,352 @@
         <w:pStyle w:val="Standard"/>
         <w:rPr>
           <w:rFonts w:ascii="Calibri" w:hAnsi="Calibri"/>
+          <w:lang w:val="en-US"/>
+        </w:rPr>
+      </w:pPr>
+    </w:p>
+    <w:p>
+      <w:pPr>
+        <w:pStyle w:val="Standard"/>
+        <w:rPr>
+          <w:rFonts w:ascii="Calibri" w:hAnsi="Calibri"/>
+        </w:rPr>
+      </w:pPr>
+      <m:oMath>
+        <m:sSub>
+          <m:sSubPr>
+            <m:ctrlPr>
+              <w:rPr>
+                <w:rFonts w:ascii="Cambria Math" w:hAnsi="Cambria Math"/>
+                <w:i/>
+                <w:iCs/>
+              </w:rPr>
+            </m:ctrlPr>
+          </m:sSubPr>
+          <m:e>
+            <m:r>
+              <w:rPr>
+                <w:rFonts w:ascii="Cambria Math" w:hAnsi="Cambria Math"/>
+              </w:rPr>
+              <m:t>U</m:t>
+            </m:r>
+          </m:e>
+          <m:sub>
+            <m:r>
+              <w:rPr>
+                <w:rFonts w:ascii="Cambria Math" w:hAnsi="Cambria Math"/>
+                <w:vertAlign w:val="subscript"/>
+              </w:rPr>
+              <m:t>S</m:t>
+            </m:r>
+          </m:sub>
+        </m:sSub>
+        <m:r>
+          <w:rPr>
+            <w:rFonts w:ascii="Cambria Math" w:hAnsi="Cambria Math"/>
+          </w:rPr>
+          <m:t> = </m:t>
+        </m:r>
+        <m:sSub>
+          <m:sSubPr>
+            <m:ctrlPr>
+              <w:rPr>
+                <w:rFonts w:ascii="Cambria Math" w:hAnsi="Cambria Math"/>
+                <w:i/>
+              </w:rPr>
+            </m:ctrlPr>
+          </m:sSubPr>
+          <m:e>
+            <m:r>
+              <w:rPr>
+                <w:rFonts w:ascii="Cambria Math" w:hAnsi="Cambria Math"/>
+              </w:rPr>
+              <m:t>U</m:t>
+            </m:r>
+          </m:e>
+          <m:sub>
+            <m:r>
+              <w:rPr>
+                <w:rFonts w:ascii="Cambria Math" w:hAnsi="Cambria Math"/>
+              </w:rPr>
+              <m:t>2</m:t>
+            </m:r>
+          </m:sub>
+        </m:sSub>
+        <m:r>
+          <w:rPr>
+            <w:rFonts w:ascii="Cambria Math" w:hAnsi="Cambria Math"/>
+          </w:rPr>
+          <m:t>+</m:t>
+        </m:r>
+        <m:sSub>
+          <m:sSubPr>
+            <m:ctrlPr>
+              <w:rPr>
+                <w:rFonts w:ascii="Cambria Math" w:hAnsi="Cambria Math"/>
+                <w:i/>
+              </w:rPr>
+            </m:ctrlPr>
+          </m:sSubPr>
+          <m:e>
+            <m:r>
+              <w:rPr>
+                <w:rFonts w:ascii="Cambria Math" w:hAnsi="Cambria Math"/>
+              </w:rPr>
+              <m:t>U</m:t>
+            </m:r>
+          </m:e>
+          <m:sub>
+            <m:r>
+              <w:rPr>
+                <w:rFonts w:ascii="Cambria Math" w:hAnsi="Cambria Math"/>
+              </w:rPr>
+              <m:t>R4</m:t>
+            </m:r>
+          </m:sub>
+        </m:sSub>
+        <m:r>
+          <w:rPr>
+            <w:rFonts w:ascii="Cambria Math" w:hAnsi="Cambria Math"/>
+          </w:rPr>
+          <m:t xml:space="preserve">  = -9,00 V + 7,13 V =</m:t>
+        </m:r>
+      </m:oMath>
+      <w:r>
+        <w:rPr>
+          <w:rFonts w:ascii="Calibri" w:hAnsi="Calibri"/>
+        </w:rPr>
+        <w:t xml:space="preserve"> </w:t>
+      </w:r>
+      <m:oMath>
+        <m:r>
+          <w:rPr>
+            <w:rFonts w:ascii="Cambria Math" w:hAnsi="Cambria Math"/>
+          </w:rPr>
+          <m:t>-1,87 V</m:t>
+        </m:r>
+      </m:oMath>
+    </w:p>
+    <w:p>
+      <w:pPr>
+        <w:pStyle w:val="Standard"/>
+        <w:rPr>
+          <w:rFonts w:ascii="Calibri" w:hAnsi="Calibri"/>
+        </w:rPr>
+      </w:pPr>
+    </w:p>
+    <w:p>
+      <w:pPr>
+        <w:pStyle w:val="Standard"/>
+        <w:rPr>
+          <w:rFonts w:ascii="Calibri" w:hAnsi="Calibri"/>
+        </w:rPr>
+      </w:pPr>
+      <m:oMathPara>
+        <m:oMathParaPr>
+          <m:jc m:val="left"/>
+        </m:oMathParaPr>
+        <m:oMath>
+          <m:sSub>
+            <m:sSubPr>
+              <m:ctrlPr>
+                <w:rPr>
+                  <w:rFonts w:ascii="Cambria Math" w:hAnsi="Cambria Math"/>
+                  <w:i/>
+                </w:rPr>
+              </m:ctrlPr>
+            </m:sSubPr>
+            <m:e>
+              <m:r>
+                <w:rPr>
+                  <w:rFonts w:ascii="Cambria Math" w:hAnsi="Cambria Math"/>
+                </w:rPr>
+                <m:t>U</m:t>
+              </m:r>
+            </m:e>
+            <m:sub>
+              <m:r>
+                <w:rPr>
+                  <w:rFonts w:ascii="Cambria Math" w:hAnsi="Cambria Math"/>
+                </w:rPr>
+                <m:t>GS</m:t>
+              </m:r>
+            </m:sub>
+          </m:sSub>
+          <m:r>
+            <w:rPr>
+              <w:rFonts w:ascii="Cambria Math" w:hAnsi="Cambria Math"/>
+            </w:rPr>
+            <m:t>=</m:t>
+          </m:r>
+          <m:sSub>
+            <m:sSubPr>
+              <m:ctrlPr>
+                <w:rPr>
+                  <w:rFonts w:ascii="Cambria Math" w:hAnsi="Cambria Math"/>
+                  <w:i/>
+                </w:rPr>
+              </m:ctrlPr>
+            </m:sSubPr>
+            <m:e>
+              <m:r>
+                <w:rPr>
+                  <w:rFonts w:ascii="Cambria Math" w:hAnsi="Cambria Math"/>
+                </w:rPr>
+                <m:t>U</m:t>
+              </m:r>
+            </m:e>
+            <m:sub>
+              <m:r>
+                <w:rPr>
+                  <w:rFonts w:ascii="Cambria Math" w:hAnsi="Cambria Math"/>
+                </w:rPr>
+                <m:t>G</m:t>
+              </m:r>
+            </m:sub>
+          </m:sSub>
+          <m:r>
+            <w:rPr>
+              <w:rFonts w:ascii="Cambria Math" w:hAnsi="Cambria Math"/>
+            </w:rPr>
+            <m:t>-</m:t>
+          </m:r>
+          <m:sSub>
+            <m:sSubPr>
+              <m:ctrlPr>
+                <w:rPr>
+                  <w:rFonts w:ascii="Cambria Math" w:hAnsi="Cambria Math"/>
+                  <w:i/>
+                </w:rPr>
+              </m:ctrlPr>
+            </m:sSubPr>
+            <m:e>
+              <m:r>
+                <w:rPr>
+                  <w:rFonts w:ascii="Cambria Math" w:hAnsi="Cambria Math"/>
+                </w:rPr>
+                <m:t>U</m:t>
+              </m:r>
+            </m:e>
+            <m:sub>
+              <m:r>
+                <w:rPr>
+                  <w:rFonts w:ascii="Cambria Math" w:hAnsi="Cambria Math"/>
+                </w:rPr>
+                <m:t>S</m:t>
+              </m:r>
+            </m:sub>
+          </m:sSub>
+          <m:r>
+            <w:rPr>
+              <w:rFonts w:ascii="Cambria Math" w:hAnsi="Cambria Math"/>
+            </w:rPr>
+            <m:t>=0,00 V-1,87 V=1.87 V</m:t>
+          </m:r>
+        </m:oMath>
+      </m:oMathPara>
+    </w:p>
+    <w:p>
+      <w:pPr>
+        <w:pStyle w:val="Standard"/>
+        <w:rPr>
+          <w:rFonts w:ascii="Calibri" w:hAnsi="Calibri"/>
+        </w:rPr>
+      </w:pPr>
+    </w:p>
+    <w:p>
+      <w:pPr>
+        <w:pStyle w:val="Standard"/>
+        <w:rPr>
+          <w:rFonts w:ascii="Calibri" w:hAnsi="Calibri"/>
+        </w:rPr>
+      </w:pPr>
+      <m:oMathPara>
+        <m:oMathParaPr>
+          <m:jc m:val="left"/>
+        </m:oMathParaPr>
+        <m:oMath>
+          <m:sSub>
+            <m:sSubPr>
+              <m:ctrlPr>
+                <w:rPr>
+                  <w:rFonts w:ascii="Cambria Math" w:hAnsi="Cambria Math"/>
+                  <w:i/>
+                </w:rPr>
+              </m:ctrlPr>
+            </m:sSubPr>
+            <m:e>
+              <m:r>
+                <w:rPr>
+                  <w:rFonts w:ascii="Cambria Math" w:hAnsi="Cambria Math"/>
+                </w:rPr>
+                <m:t>U</m:t>
+              </m:r>
+            </m:e>
+            <m:sub>
+              <m:r>
+                <w:rPr>
+                  <w:rFonts w:ascii="Cambria Math" w:hAnsi="Cambria Math"/>
+                </w:rPr>
+                <m:t>D</m:t>
+              </m:r>
+            </m:sub>
+          </m:sSub>
+          <m:r>
+            <w:rPr>
+              <w:rFonts w:ascii="Cambria Math" w:hAnsi="Cambria Math"/>
+            </w:rPr>
+            <m:t>≈</m:t>
+          </m:r>
+          <m:sSub>
+            <m:sSubPr>
+              <m:ctrlPr>
+                <w:rPr>
+                  <w:rFonts w:ascii="Cambria Math" w:hAnsi="Cambria Math"/>
+                  <w:i/>
+                </w:rPr>
+              </m:ctrlPr>
+            </m:sSubPr>
+            <m:e>
+              <m:r>
+                <w:rPr>
+                  <w:rFonts w:ascii="Cambria Math" w:hAnsi="Cambria Math"/>
+                </w:rPr>
+                <m:t>U</m:t>
+              </m:r>
+            </m:e>
+            <m:sub>
+              <m:r>
+                <w:rPr>
+                  <w:rFonts w:ascii="Cambria Math" w:hAnsi="Cambria Math"/>
+                </w:rPr>
+                <m:t>1</m:t>
+              </m:r>
+            </m:sub>
+          </m:sSub>
+          <m:r>
+            <w:rPr>
+              <w:rFonts w:ascii="Cambria Math" w:hAnsi="Cambria Math"/>
+            </w:rPr>
+            <m:t>=4,00 V</m:t>
+          </m:r>
+        </m:oMath>
+      </m:oMathPara>
+    </w:p>
+    <w:p>
+      <w:pPr>
+        <w:pStyle w:val="Standard"/>
+        <w:rPr>
+          <w:rFonts w:ascii="Calibri" w:hAnsi="Calibri"/>
+          <w:lang w:val="en-US"/>
+        </w:rPr>
+      </w:pPr>
+    </w:p>
+    <w:p>
+      <w:pPr>
+        <w:pStyle w:val="Standard"/>
+        <w:rPr>
+          <w:rFonts w:ascii="Calibri" w:hAnsi="Calibri"/>
         </w:rPr>
       </w:pPr>
     </w:p>
@@ -19180,180 +19526,419 @@
         <w:pStyle w:val="Standard"/>
         <w:rPr>
           <w:rFonts w:ascii="Calibri" w:hAnsi="Calibri"/>
-        </w:rPr>
-      </w:pPr>
-    </w:p>
-    <w:p>
-      <w:pPr>
-        <w:pStyle w:val="Standard"/>
-        <w:rPr>
-          <w:rFonts w:ascii="Calibri" w:hAnsi="Calibri"/>
-        </w:rPr>
-      </w:pPr>
-      <m:oMath>
-        <m:sSub>
-          <m:sSubPr>
-            <m:ctrlPr>
-              <w:rPr>
-                <w:rFonts w:ascii="Cambria Math" w:hAnsi="Cambria Math"/>
-                <w:i/>
-                <w:iCs/>
-              </w:rPr>
-            </m:ctrlPr>
-          </m:sSubPr>
-          <m:e>
-            <m:r>
-              <w:rPr>
-                <w:rFonts w:ascii="Cambria Math" w:hAnsi="Cambria Math"/>
-              </w:rPr>
-              <m:t>U</m:t>
-            </m:r>
-          </m:e>
-          <m:sub>
-            <m:r>
-              <w:rPr>
-                <w:rFonts w:ascii="Cambria Math" w:hAnsi="Cambria Math"/>
-                <w:vertAlign w:val="subscript"/>
-              </w:rPr>
-              <m:t>S</m:t>
-            </m:r>
-          </m:sub>
-        </m:sSub>
-        <m:r>
-          <w:rPr>
-            <w:rFonts w:ascii="Cambria Math" w:hAnsi="Cambria Math"/>
-          </w:rPr>
-          <m:t> = </m:t>
-        </m:r>
-        <m:sSub>
-          <m:sSubPr>
-            <m:ctrlPr>
-              <w:rPr>
-                <w:rFonts w:ascii="Cambria Math" w:hAnsi="Cambria Math"/>
-                <w:i/>
-              </w:rPr>
-            </m:ctrlPr>
-          </m:sSubPr>
-          <m:e>
-            <m:r>
-              <w:rPr>
-                <w:rFonts w:ascii="Cambria Math" w:hAnsi="Cambria Math"/>
-              </w:rPr>
-              <m:t>U</m:t>
-            </m:r>
-          </m:e>
-          <m:sub>
-            <m:r>
-              <w:rPr>
-                <w:rFonts w:ascii="Cambria Math" w:hAnsi="Cambria Math"/>
-              </w:rPr>
-              <m:t>2</m:t>
-            </m:r>
-          </m:sub>
-        </m:sSub>
-        <m:r>
-          <w:rPr>
-            <w:rFonts w:ascii="Cambria Math" w:hAnsi="Cambria Math"/>
-          </w:rPr>
-          <m:t>+</m:t>
-        </m:r>
-        <m:sSub>
-          <m:sSubPr>
-            <m:ctrlPr>
-              <w:rPr>
-                <w:rFonts w:ascii="Cambria Math" w:hAnsi="Cambria Math"/>
-                <w:i/>
-              </w:rPr>
-            </m:ctrlPr>
-          </m:sSubPr>
-          <m:e>
-            <m:r>
-              <w:rPr>
-                <w:rFonts w:ascii="Cambria Math" w:hAnsi="Cambria Math"/>
-              </w:rPr>
-              <m:t>U</m:t>
-            </m:r>
-          </m:e>
-          <m:sub>
-            <m:r>
-              <w:rPr>
-                <w:rFonts w:ascii="Cambria Math" w:hAnsi="Cambria Math"/>
-              </w:rPr>
-              <m:t>R4</m:t>
-            </m:r>
-          </m:sub>
-        </m:sSub>
-        <m:r>
-          <w:rPr>
-            <w:rFonts w:ascii="Cambria Math" w:hAnsi="Cambria Math"/>
-          </w:rPr>
-          <m:t xml:space="preserve">  = -9,00 V + 7,13 V =</m:t>
-        </m:r>
-      </m:oMath>
-      <w:r>
-        <w:rPr>
-          <w:rFonts w:ascii="Calibri" w:hAnsi="Calibri"/>
-        </w:rPr>
-        <w:t xml:space="preserve"> </w:t>
-      </w:r>
-      <m:oMath>
-        <m:r>
-          <w:rPr>
-            <w:rFonts w:ascii="Cambria Math" w:hAnsi="Cambria Math"/>
-          </w:rPr>
-          <m:t>-1,87 V</m:t>
-        </m:r>
-      </m:oMath>
-    </w:p>
-    <w:p>
-      <w:pPr>
-        <w:pStyle w:val="Standard"/>
-        <w:rPr>
-          <w:rFonts w:ascii="Calibri" w:hAnsi="Calibri"/>
-        </w:rPr>
-      </w:pPr>
-    </w:p>
-    <w:p>
-      <w:pPr>
-        <w:pStyle w:val="Standard"/>
-        <w:rPr>
-          <w:rFonts w:ascii="Calibri" w:hAnsi="Calibri"/>
+          <w:b/>
+          <w:bCs/>
+          <w:sz w:val="28"/>
+          <w:szCs w:val="28"/>
+        </w:rPr>
+      </w:pPr>
+    </w:p>
+    <w:p>
+      <w:pPr>
+        <w:pStyle w:val="Standard"/>
+        <w:rPr>
+          <w:rStyle w:val="mord"/>
+          <w:rFonts w:ascii="Calibri" w:hAnsi="Calibri" w:cs="Calibri"/>
         </w:rPr>
       </w:pPr>
       <m:oMathPara>
-        <m:oMathParaPr>
-          <m:jc m:val="left"/>
-        </m:oMathParaPr>
         <m:oMath>
           <m:sSub>
             <m:sSubPr>
               <m:ctrlPr>
                 <w:rPr>
-                  <w:rFonts w:ascii="Cambria Math" w:hAnsi="Cambria Math"/>
-                  <w:i/>
+                  <w:rStyle w:val="mord"/>
+                  <w:rFonts w:ascii="Cambria Math" w:hAnsi="Cambria Math" w:cs="Calibri"/>
                 </w:rPr>
               </m:ctrlPr>
             </m:sSubPr>
             <m:e>
               <m:r>
-                <w:rPr>
-                  <w:rFonts w:ascii="Cambria Math" w:hAnsi="Cambria Math"/>
+                <m:rPr>
+                  <m:sty m:val="p"/>
+                </m:rPr>
+                <w:rPr>
+                  <w:rStyle w:val="mord"/>
+                  <w:rFonts w:ascii="Cambria Math" w:hAnsi="Cambria Math" w:cs="Calibri"/>
                 </w:rPr>
                 <m:t>U</m:t>
               </m:r>
             </m:e>
             <m:sub>
               <m:r>
-                <w:rPr>
-                  <w:rFonts w:ascii="Cambria Math" w:hAnsi="Cambria Math"/>
+                <m:rPr>
+                  <m:sty m:val="p"/>
+                </m:rPr>
+                <w:rPr>
+                  <w:rStyle w:val="mord"/>
+                  <w:rFonts w:ascii="Cambria Math" w:hAnsi="Cambria Math" w:cs="Calibri"/>
+                </w:rPr>
+                <m:t>Gteor</m:t>
+              </m:r>
+            </m:sub>
+          </m:sSub>
+          <m:r>
+            <m:rPr>
+              <m:sty m:val="p"/>
+            </m:rPr>
+            <w:rPr>
+              <w:rStyle w:val="vlist-s"/>
+              <w:rFonts w:ascii="Cambria Math" w:hAnsi="Cambria Math" w:cs="Calibri"/>
+            </w:rPr>
+            <m:t>​</m:t>
+          </m:r>
+          <m:r>
+            <m:rPr>
+              <m:sty m:val="p"/>
+            </m:rPr>
+            <w:rPr>
+              <w:rStyle w:val="mrel"/>
+              <w:rFonts w:ascii="Cambria Math" w:hAnsi="Cambria Math" w:cs="Calibri"/>
+            </w:rPr>
+            <m:t>≈</m:t>
+          </m:r>
+          <m:r>
+            <m:rPr>
+              <m:sty m:val="p"/>
+            </m:rPr>
+            <w:rPr>
+              <w:rStyle w:val="mord"/>
+              <w:rFonts w:ascii="Cambria Math" w:hAnsi="Cambria Math" w:cs="Calibri"/>
+            </w:rPr>
+            <m:t>0 V</m:t>
+          </m:r>
+        </m:oMath>
+      </m:oMathPara>
+    </w:p>
+    <w:p>
+      <w:pPr>
+        <w:suppressAutoHyphens w:val="0"/>
+        <w:autoSpaceDN/>
+        <w:spacing w:before="100" w:beforeAutospacing="1" w:after="100" w:afterAutospacing="1"/>
+        <w:textAlignment w:val="auto"/>
+        <w:rPr>
+          <w:rFonts w:ascii="Calibri" w:eastAsia="Times New Roman" w:hAnsi="Calibri" w:cs="Calibri"/>
+          <w:kern w:val="0"/>
+          <w:lang w:eastAsia="ru-RU" w:bidi="ar-SA"/>
+        </w:rPr>
+      </w:pPr>
+      <w:r>
+        <w:rPr>
+          <w:rFonts w:ascii="Calibri" w:eastAsia="Times New Roman" w:hAnsi="Calibri" w:cs="Calibri"/>
+          <w:kern w:val="0"/>
+          <w:lang w:eastAsia="ru-RU" w:bidi="ar-SA"/>
+        </w:rPr>
+        <w:t>Z karty katalogowej odczytujemy</w:t>
+      </w:r>
+      <w:r>
+        <w:rPr>
+          <w:rFonts w:ascii="Calibri" w:eastAsia="Times New Roman" w:hAnsi="Calibri" w:cs="Calibri"/>
+          <w:kern w:val="0"/>
+          <w:lang w:eastAsia="ru-RU" w:bidi="ar-SA"/>
+        </w:rPr>
+        <w:t>:</w:t>
+      </w:r>
+    </w:p>
+    <w:p>
+      <w:pPr>
+        <w:pStyle w:val="Standard"/>
+        <w:jc w:val="center"/>
+        <w:rPr>
+          <w:rFonts w:ascii="Calibri" w:hAnsi="Calibri" w:cs="Calibri"/>
+          <w:kern w:val="0"/>
+          <w:lang w:val="en-US" w:eastAsia="ru-RU" w:bidi="ar-SA"/>
+        </w:rPr>
+      </w:pPr>
+      <m:oMathPara>
+        <m:oMath>
+          <m:sSub>
+            <m:sSubPr>
+              <m:ctrlPr>
+                <w:rPr>
+                  <w:rFonts w:ascii="Cambria Math" w:eastAsia="Times New Roman" w:hAnsi="Cambria Math" w:cs="Calibri"/>
+                  <w:i/>
+                  <w:kern w:val="0"/>
+                  <w:lang w:val="en-US" w:eastAsia="ru-RU" w:bidi="ar-SA"/>
+                </w:rPr>
+              </m:ctrlPr>
+            </m:sSubPr>
+            <m:e>
+              <m:r>
+                <w:rPr>
+                  <w:rFonts w:ascii="Cambria Math" w:eastAsia="Times New Roman" w:hAnsi="Cambria Math" w:cs="Calibri"/>
+                  <w:kern w:val="0"/>
+                  <w:lang w:val="en-US" w:eastAsia="ru-RU" w:bidi="ar-SA"/>
+                </w:rPr>
+                <m:t>V</m:t>
+              </m:r>
+            </m:e>
+            <m:sub>
+              <m:r>
+                <w:rPr>
+                  <w:rFonts w:ascii="Cambria Math" w:eastAsia="Times New Roman" w:hAnsi="Cambria Math" w:cs="Calibri"/>
+                  <w:kern w:val="0"/>
+                  <w:lang w:val="en-US" w:eastAsia="ru-RU" w:bidi="ar-SA"/>
                 </w:rPr>
                 <m:t>GS</m:t>
               </m:r>
+              <m:d>
+                <m:dPr>
+                  <m:ctrlPr>
+                    <w:rPr>
+                      <w:rFonts w:ascii="Cambria Math" w:eastAsia="Times New Roman" w:hAnsi="Cambria Math" w:cs="Calibri"/>
+                      <w:i/>
+                      <w:kern w:val="0"/>
+                      <w:lang w:val="en-US" w:eastAsia="ru-RU" w:bidi="ar-SA"/>
+                    </w:rPr>
+                  </m:ctrlPr>
+                </m:dPr>
+                <m:e>
+                  <m:r>
+                    <w:rPr>
+                      <w:rFonts w:ascii="Cambria Math" w:eastAsia="Times New Roman" w:hAnsi="Cambria Math" w:cs="Calibri"/>
+                      <w:kern w:val="0"/>
+                      <w:lang w:val="en-US" w:eastAsia="ru-RU" w:bidi="ar-SA"/>
+                    </w:rPr>
+                    <m:t>th</m:t>
+                  </m:r>
+                </m:e>
+              </m:d>
             </m:sub>
           </m:sSub>
           <m:r>
             <w:rPr>
-              <w:rFonts w:ascii="Cambria Math" w:hAnsi="Cambria Math"/>
+              <w:rFonts w:ascii="Cambria Math" w:eastAsia="Times New Roman" w:hAnsi="Cambria Math" w:cs="Calibri"/>
+              <w:kern w:val="0"/>
+              <w:lang w:val="en-US" w:eastAsia="ru-RU" w:bidi="ar-SA"/>
+            </w:rPr>
+            <m:t>=0.8 V…3.0 V</m:t>
+          </m:r>
+        </m:oMath>
+      </m:oMathPara>
+    </w:p>
+    <w:p>
+      <w:pPr>
+        <w:pStyle w:val="Standard"/>
+        <w:jc w:val="center"/>
+        <w:rPr>
+          <w:rStyle w:val="mord"/>
+          <w:rFonts w:ascii="Calibri" w:hAnsi="Calibri" w:cs="Calibri"/>
+        </w:rPr>
+      </w:pPr>
+      <m:oMathPara>
+        <m:oMath>
+          <m:sSub>
+            <m:sSubPr>
+              <m:ctrlPr>
+                <w:rPr>
+                  <w:rStyle w:val="mord"/>
+                  <w:rFonts w:ascii="Cambria Math" w:hAnsi="Cambria Math" w:cs="Calibri"/>
+                  <w:i/>
+                </w:rPr>
+              </m:ctrlPr>
+            </m:sSubPr>
+            <m:e>
+              <m:r>
+                <w:rPr>
+                  <w:rStyle w:val="mord"/>
+                  <w:rFonts w:ascii="Cambria Math" w:hAnsi="Cambria Math" w:cs="Calibri"/>
+                </w:rPr>
+                <m:t>U</m:t>
+              </m:r>
+            </m:e>
+            <m:sub>
+              <m:r>
+                <w:rPr>
+                  <w:rStyle w:val="mord"/>
+                  <w:rFonts w:ascii="Cambria Math" w:hAnsi="Cambria Math" w:cs="Calibri"/>
+                </w:rPr>
+                <m:t>GSteor</m:t>
+              </m:r>
+            </m:sub>
+          </m:sSub>
+          <m:r>
+            <w:rPr>
+              <w:rStyle w:val="vlist-s"/>
+              <w:rFonts w:ascii="Cambria Math" w:hAnsi="Cambria Math" w:cs="Calibri"/>
+            </w:rPr>
+            <m:t>​</m:t>
+          </m:r>
+          <m:r>
+            <w:rPr>
+              <w:rStyle w:val="mrel"/>
+              <w:rFonts w:ascii="Cambria Math" w:hAnsi="Cambria Math" w:cs="Calibri"/>
+            </w:rPr>
+            <m:t>≈</m:t>
+          </m:r>
+          <m:r>
+            <w:rPr>
+              <w:rStyle w:val="mord"/>
+              <w:rFonts w:ascii="Cambria Math" w:hAnsi="Cambria Math" w:cs="Calibri"/>
+            </w:rPr>
+            <m:t>2,10 V</m:t>
+          </m:r>
+        </m:oMath>
+      </m:oMathPara>
+    </w:p>
+    <w:p>
+      <w:pPr>
+        <w:pStyle w:val="Standard"/>
+        <w:jc w:val="center"/>
+        <w:rPr>
+          <w:rStyle w:val="mord"/>
+          <w:rFonts w:ascii="Calibri" w:hAnsi="Calibri" w:cs="Calibri"/>
+        </w:rPr>
+      </w:pPr>
+      <m:oMathPara>
+        <m:oMath>
+          <m:sSub>
+            <m:sSubPr>
+              <m:ctrlPr>
+                <w:rPr>
+                  <w:rStyle w:val="mord"/>
+                  <w:rFonts w:ascii="Cambria Math" w:hAnsi="Cambria Math" w:cs="Calibri"/>
+                  <w:i/>
+                </w:rPr>
+              </m:ctrlPr>
+            </m:sSubPr>
+            <m:e>
+              <m:r>
+                <w:rPr>
+                  <w:rStyle w:val="mord"/>
+                  <w:rFonts w:ascii="Cambria Math" w:hAnsi="Cambria Math" w:cs="Calibri"/>
+                </w:rPr>
+                <m:t>U</m:t>
+              </m:r>
+            </m:e>
+            <m:sub>
+              <m:r>
+                <w:rPr>
+                  <w:rStyle w:val="mord"/>
+                  <w:rFonts w:ascii="Cambria Math" w:hAnsi="Cambria Math" w:cs="Calibri"/>
+                </w:rPr>
+                <m:t>Steor</m:t>
+              </m:r>
+            </m:sub>
+          </m:sSub>
+          <m:r>
+            <w:rPr>
+              <w:rStyle w:val="vlist-s"/>
+              <w:rFonts w:ascii="Cambria Math" w:hAnsi="Cambria Math" w:cs="Calibri"/>
+            </w:rPr>
+            <m:t>​</m:t>
+          </m:r>
+          <m:r>
+            <w:rPr>
+              <w:rStyle w:val="mrel"/>
+              <w:rFonts w:ascii="Cambria Math" w:hAnsi="Cambria Math" w:cs="Calibri"/>
+            </w:rPr>
+            <m:t>≈</m:t>
+          </m:r>
+          <m:r>
+            <w:rPr>
+              <w:rStyle w:val="mord"/>
+              <w:rFonts w:ascii="Cambria Math" w:hAnsi="Cambria Math" w:cs="Calibri"/>
+            </w:rPr>
+            <m:t>-2,10 V</m:t>
+          </m:r>
+        </m:oMath>
+      </m:oMathPara>
+    </w:p>
+    <w:p>
+      <w:pPr>
+        <w:pStyle w:val="Standard"/>
+        <w:rPr>
+          <w:rStyle w:val="mord"/>
+          <w:rFonts w:ascii="Calibri" w:hAnsi="Calibri" w:cs="Calibri"/>
+        </w:rPr>
+      </w:pPr>
+    </w:p>
+    <w:p>
+      <w:pPr>
+        <w:pStyle w:val="Standard"/>
+        <w:rPr>
+          <w:rFonts w:ascii="Calibri" w:hAnsi="Calibri" w:cs="Calibri"/>
+          <w:lang w:val="en-US"/>
+        </w:rPr>
+      </w:pPr>
+      <w:r>
+        <w:rPr>
+          <w:rStyle w:val="mord"/>
+          <w:rFonts w:ascii="Calibri" w:hAnsi="Calibri" w:cs="Calibri"/>
+        </w:rPr>
+        <w:lastRenderedPageBreak/>
+        <w:t>Obliczamy:</w:t>
+      </w:r>
+    </w:p>
+    <w:p>
+      <w:pPr>
+        <w:pStyle w:val="Standard"/>
+        <w:rPr>
+          <w:rFonts w:ascii="Calibri" w:hAnsi="Calibri" w:cs="Calibri"/>
+          <w:b/>
+          <w:bCs/>
+          <w:sz w:val="28"/>
+          <w:szCs w:val="28"/>
+          <w:lang w:val="en-US"/>
+        </w:rPr>
+      </w:pPr>
+    </w:p>
+    <w:p>
+      <w:pPr>
+        <w:pStyle w:val="Standard"/>
+        <w:rPr>
+          <w:rStyle w:val="mord"/>
+          <w:rFonts w:ascii="Calibri" w:hAnsi="Calibri" w:cs="Calibri"/>
+          <w:lang w:val="en-US"/>
+        </w:rPr>
+      </w:pPr>
+      <m:oMathPara>
+        <m:oMath>
+          <m:sSub>
+            <m:sSubPr>
+              <m:ctrlPr>
+                <w:rPr>
+                  <w:rStyle w:val="mord"/>
+                  <w:rFonts w:ascii="Cambria Math" w:hAnsi="Cambria Math" w:cs="Calibri"/>
+                  <w:i/>
+                  <w:lang w:val="en-US"/>
+                </w:rPr>
+              </m:ctrlPr>
+            </m:sSubPr>
+            <m:e>
+              <m:r>
+                <w:rPr>
+                  <w:rStyle w:val="mord"/>
+                  <w:rFonts w:ascii="Cambria Math" w:hAnsi="Cambria Math" w:cs="Calibri"/>
+                  <w:lang w:val="en-US"/>
+                </w:rPr>
+                <m:t>U</m:t>
+              </m:r>
+            </m:e>
+            <m:sub>
+              <m:r>
+                <w:rPr>
+                  <w:rStyle w:val="mord"/>
+                  <w:rFonts w:ascii="Cambria Math" w:hAnsi="Cambria Math" w:cs="Calibri"/>
+                  <w:lang w:val="en-US"/>
+                </w:rPr>
+                <m:t>R4teor</m:t>
+              </m:r>
+            </m:sub>
+          </m:sSub>
+          <m:r>
+            <w:rPr>
+              <w:rStyle w:val="vlist-s"/>
+              <w:rFonts w:ascii="Cambria Math" w:hAnsi="Cambria Math" w:cs="Calibri"/>
+              <w:lang w:val="en-US"/>
+            </w:rPr>
+            <m:t>​</m:t>
+          </m:r>
+          <m:r>
+            <w:rPr>
+              <w:rStyle w:val="mrel"/>
+              <w:rFonts w:ascii="Cambria Math" w:hAnsi="Cambria Math" w:cs="Calibri"/>
+              <w:lang w:val="en-US"/>
             </w:rPr>
             <m:t>=</m:t>
           </m:r>
@@ -19361,15 +19946,19 @@
             <m:sSubPr>
               <m:ctrlPr>
                 <w:rPr>
-                  <w:rFonts w:ascii="Cambria Math" w:hAnsi="Cambria Math"/>
+                  <w:rStyle w:val="mord"/>
+                  <w:rFonts w:ascii="Cambria Math" w:hAnsi="Cambria Math" w:cs="Calibri"/>
                   <w:i/>
+                  <w:lang w:val="en-US"/>
                 </w:rPr>
               </m:ctrlPr>
             </m:sSubPr>
             <m:e>
               <m:r>
                 <w:rPr>
-                  <w:rFonts w:ascii="Cambria Math" w:hAnsi="Cambria Math"/>
+                  <w:rStyle w:val="mord"/>
+                  <w:rFonts w:ascii="Cambria Math" w:hAnsi="Cambria Math" w:cs="Calibri"/>
+                  <w:lang w:val="en-US"/>
                 </w:rPr>
                 <m:t>U</m:t>
               </m:r>
@@ -19377,15 +19966,27 @@
             <m:sub>
               <m:r>
                 <w:rPr>
-                  <w:rFonts w:ascii="Cambria Math" w:hAnsi="Cambria Math"/>
-                </w:rPr>
-                <m:t>G</m:t>
+                  <w:rStyle w:val="mord"/>
+                  <w:rFonts w:ascii="Cambria Math" w:hAnsi="Cambria Math" w:cs="Calibri"/>
+                  <w:lang w:val="en-US"/>
+                </w:rPr>
+                <m:t>Steor</m:t>
               </m:r>
             </m:sub>
           </m:sSub>
           <m:r>
             <w:rPr>
-              <w:rFonts w:ascii="Cambria Math" w:hAnsi="Cambria Math"/>
+              <w:rStyle w:val="vlist-s"/>
+              <w:rFonts w:ascii="Cambria Math" w:hAnsi="Cambria Math" w:cs="Calibri"/>
+              <w:lang w:val="en-US"/>
+            </w:rPr>
+            <m:t>​</m:t>
+          </m:r>
+          <m:r>
+            <w:rPr>
+              <w:rStyle w:val="mbin"/>
+              <w:rFonts w:ascii="Cambria Math" w:hAnsi="Cambria Math" w:cs="Calibri"/>
+              <w:lang w:val="en-US"/>
             </w:rPr>
             <m:t>-</m:t>
           </m:r>
@@ -19393,33 +19994,119 @@
             <m:sSubPr>
               <m:ctrlPr>
                 <w:rPr>
-                  <w:rFonts w:ascii="Cambria Math" w:hAnsi="Cambria Math"/>
+                  <w:rStyle w:val="mord"/>
+                  <w:rFonts w:ascii="Cambria Math" w:hAnsi="Cambria Math" w:cs="Calibri"/>
                   <w:i/>
+                  <w:lang w:val="en-US"/>
                 </w:rPr>
               </m:ctrlPr>
             </m:sSubPr>
             <m:e>
               <m:r>
                 <w:rPr>
-                  <w:rFonts w:ascii="Cambria Math" w:hAnsi="Cambria Math"/>
+                  <w:rStyle w:val="mord"/>
+                  <w:rFonts w:ascii="Cambria Math" w:hAnsi="Cambria Math" w:cs="Calibri"/>
+                  <w:lang w:val="en-US"/>
                 </w:rPr>
                 <m:t>U</m:t>
               </m:r>
+              <m:ctrlPr>
+                <w:rPr>
+                  <w:rStyle w:val="mbin"/>
+                  <w:rFonts w:ascii="Cambria Math" w:hAnsi="Cambria Math" w:cs="Calibri"/>
+                  <w:i/>
+                  <w:lang w:val="en-US"/>
+                </w:rPr>
+              </m:ctrlPr>
             </m:e>
             <m:sub>
               <m:r>
                 <w:rPr>
-                  <w:rFonts w:ascii="Cambria Math" w:hAnsi="Cambria Math"/>
-                </w:rPr>
-                <m:t>S</m:t>
+                  <w:rStyle w:val="mord"/>
+                  <w:rFonts w:ascii="Cambria Math" w:hAnsi="Cambria Math" w:cs="Calibri"/>
+                  <w:lang w:val="en-US"/>
+                </w:rPr>
+                <m:t>2</m:t>
               </m:r>
             </m:sub>
           </m:sSub>
           <m:r>
             <w:rPr>
-              <w:rFonts w:ascii="Cambria Math" w:hAnsi="Cambria Math"/>
+              <w:rStyle w:val="vlist-s"/>
+              <w:rFonts w:ascii="Cambria Math" w:hAnsi="Cambria Math" w:cs="Calibri"/>
+              <w:lang w:val="en-US"/>
             </w:rPr>
-            <m:t>=0,00 V-1,87 V=1.87 V</m:t>
+            <m:t>​</m:t>
+          </m:r>
+          <m:r>
+            <w:rPr>
+              <w:rStyle w:val="mrel"/>
+              <w:rFonts w:ascii="Cambria Math" w:hAnsi="Cambria Math" w:cs="Calibri"/>
+              <w:lang w:val="en-US"/>
+            </w:rPr>
+            <m:t>=</m:t>
+          </m:r>
+          <m:r>
+            <w:rPr>
+              <w:rStyle w:val="mord"/>
+              <w:rFonts w:ascii="Cambria Math" w:hAnsi="Cambria Math" w:cs="Calibri"/>
+              <w:lang w:val="en-US"/>
+            </w:rPr>
+            <m:t>-2,10 V</m:t>
+          </m:r>
+          <m:r>
+            <w:rPr>
+              <w:rStyle w:val="mbin"/>
+              <w:rFonts w:ascii="Cambria Math" w:hAnsi="Cambria Math" w:cs="Calibri"/>
+              <w:lang w:val="en-US"/>
+            </w:rPr>
+            <m:t>-</m:t>
+          </m:r>
+          <m:d>
+            <m:dPr>
+              <m:ctrlPr>
+                <w:rPr>
+                  <w:rStyle w:val="mopen"/>
+                  <w:rFonts w:ascii="Cambria Math" w:hAnsi="Cambria Math" w:cs="Calibri"/>
+                  <w:i/>
+                  <w:lang w:val="en-US"/>
+                </w:rPr>
+              </m:ctrlPr>
+            </m:dPr>
+            <m:e>
+              <m:r>
+                <w:rPr>
+                  <w:rStyle w:val="mord"/>
+                  <w:rFonts w:ascii="Cambria Math" w:hAnsi="Cambria Math" w:cs="Calibri"/>
+                  <w:lang w:val="en-US"/>
+                </w:rPr>
+                <m:t>-9,0</m:t>
+              </m:r>
+              <m:ctrlPr>
+                <w:rPr>
+                  <w:rStyle w:val="mclose"/>
+                  <w:rFonts w:ascii="Cambria Math" w:hAnsi="Cambria Math" w:cs="Calibri"/>
+                  <w:i/>
+                  <w:lang w:val="en-US"/>
+                </w:rPr>
+              </m:ctrlPr>
+            </m:e>
+          </m:d>
+          <m:r>
+            <w:rPr>
+              <w:rStyle w:val="mrel"/>
+              <w:rFonts w:ascii="Cambria Math" w:hAnsi="Cambria Math" w:cs="Calibri"/>
+              <w:lang w:val="en-US"/>
+            </w:rPr>
+            <m:t xml:space="preserve"> V=</m:t>
+          </m:r>
+          <m:r>
+            <w:rPr>
+              <w:rStyle w:val="mord"/>
+              <w:rFonts w:ascii="Cambria Math" w:hAnsi="Cambria Math" w:cs="Calibri"/>
+              <w:lang w:val="en-US"/>
+            </w:rPr>
+            <m:t>6,90 V</m:t>
           </m:r>
         </m:oMath>
       </m:oMathPara>
@@ -19428,27 +20115,28 @@
       <w:pPr>
         <w:pStyle w:val="Standard"/>
         <w:rPr>
-          <w:rFonts w:ascii="Calibri" w:hAnsi="Calibri"/>
-        </w:rPr>
-      </w:pPr>
-    </w:p>
-    <w:p>
-      <w:pPr>
-        <w:pStyle w:val="Standard"/>
-        <w:rPr>
-          <w:rFonts w:ascii="Calibri" w:hAnsi="Calibri"/>
+          <w:rStyle w:val="mord"/>
+          <w:rFonts w:ascii="Calibri" w:hAnsi="Calibri" w:cs="Calibri"/>
+          <w:lang w:val="en-US"/>
+        </w:rPr>
+      </w:pPr>
+    </w:p>
+    <w:p>
+      <w:pPr>
+        <w:pStyle w:val="Standard"/>
+        <w:rPr>
+          <w:rStyle w:val="mord"/>
+          <w:rFonts w:ascii="Calibri" w:hAnsi="Calibri" w:cs="Calibri"/>
         </w:rPr>
       </w:pPr>
       <m:oMathPara>
-        <m:oMathParaPr>
-          <m:jc m:val="left"/>
-        </m:oMathParaPr>
         <m:oMath>
           <m:sSub>
             <m:sSubPr>
               <m:ctrlPr>
                 <w:rPr>
-                  <w:rFonts w:ascii="Cambria Math" w:hAnsi="Cambria Math"/>
+                  <w:rStyle w:val="mord"/>
+                  <w:rFonts w:ascii="Cambria Math" w:hAnsi="Cambria Math" w:cs="Calibri"/>
                   <w:i/>
                 </w:rPr>
               </m:ctrlPr>
@@ -19456,23 +20144,416 @@
             <m:e>
               <m:r>
                 <w:rPr>
-                  <w:rFonts w:ascii="Cambria Math" w:hAnsi="Cambria Math"/>
-                </w:rPr>
-                <m:t>U</m:t>
+                  <w:rStyle w:val="mord"/>
+                  <w:rFonts w:ascii="Cambria Math" w:hAnsi="Cambria Math" w:cs="Calibri"/>
+                </w:rPr>
+                <m:t>I</m:t>
               </m:r>
             </m:e>
             <m:sub>
               <m:r>
                 <w:rPr>
-                  <w:rFonts w:ascii="Cambria Math" w:hAnsi="Cambria Math"/>
-                </w:rPr>
-                <m:t>D</m:t>
+                  <w:rStyle w:val="mord"/>
+                  <w:rFonts w:ascii="Cambria Math" w:hAnsi="Cambria Math" w:cs="Calibri"/>
+                </w:rPr>
+                <m:t>Dteor</m:t>
               </m:r>
             </m:sub>
           </m:sSub>
           <m:r>
             <w:rPr>
-              <w:rFonts w:ascii="Cambria Math" w:hAnsi="Cambria Math"/>
+              <w:rStyle w:val="vlist-s"/>
+              <w:rFonts w:ascii="Cambria Math" w:hAnsi="Cambria Math" w:cs="Calibri"/>
+            </w:rPr>
+            <m:t>​</m:t>
+          </m:r>
+          <m:r>
+            <w:rPr>
+              <w:rStyle w:val="mrel"/>
+              <w:rFonts w:ascii="Cambria Math" w:hAnsi="Cambria Math" w:cs="Calibri"/>
+            </w:rPr>
+            <m:t>=</m:t>
+          </m:r>
+          <m:sSub>
+            <m:sSubPr>
+              <m:ctrlPr>
+                <w:rPr>
+                  <w:rStyle w:val="mord"/>
+                  <w:rFonts w:ascii="Cambria Math" w:hAnsi="Cambria Math" w:cs="Calibri"/>
+                  <w:i/>
+                </w:rPr>
+              </m:ctrlPr>
+            </m:sSubPr>
+            <m:e>
+              <m:r>
+                <w:rPr>
+                  <w:rStyle w:val="mord"/>
+                  <w:rFonts w:ascii="Cambria Math" w:hAnsi="Cambria Math" w:cs="Calibri"/>
+                </w:rPr>
+                <m:t>I</m:t>
+              </m:r>
+            </m:e>
+            <m:sub>
+              <m:r>
+                <w:rPr>
+                  <w:rStyle w:val="mord"/>
+                  <w:rFonts w:ascii="Cambria Math" w:hAnsi="Cambria Math" w:cs="Calibri"/>
+                </w:rPr>
+                <m:t>Steor</m:t>
+              </m:r>
+            </m:sub>
+          </m:sSub>
+          <m:r>
+            <w:rPr>
+              <w:rStyle w:val="vlist-s"/>
+              <w:rFonts w:ascii="Cambria Math" w:hAnsi="Cambria Math" w:cs="Calibri"/>
+            </w:rPr>
+            <m:t>​</m:t>
+          </m:r>
+          <m:r>
+            <w:rPr>
+              <w:rStyle w:val="mrel"/>
+              <w:rFonts w:ascii="Cambria Math" w:hAnsi="Cambria Math" w:cs="Calibri"/>
+            </w:rPr>
+            <m:t>=</m:t>
+          </m:r>
+          <m:f>
+            <m:fPr>
+              <m:ctrlPr>
+                <w:rPr>
+                  <w:rStyle w:val="mord"/>
+                  <w:rFonts w:ascii="Cambria Math" w:hAnsi="Cambria Math" w:cs="Calibri"/>
+                  <w:i/>
+                </w:rPr>
+              </m:ctrlPr>
+            </m:fPr>
+            <m:num>
+              <m:r>
+                <w:rPr>
+                  <w:rStyle w:val="mord"/>
+                  <w:rFonts w:ascii="Cambria Math" w:hAnsi="Cambria Math" w:cs="Calibri"/>
+                </w:rPr>
+                <m:t>6,90 V</m:t>
+              </m:r>
+            </m:num>
+            <m:den>
+              <m:r>
+                <w:rPr>
+                  <w:rStyle w:val="mord"/>
+                  <w:rFonts w:ascii="Cambria Math" w:hAnsi="Cambria Math" w:cs="Calibri"/>
+                </w:rPr>
+                <m:t>1,30 kΩ</m:t>
+              </m:r>
+            </m:den>
+          </m:f>
+          <m:r>
+            <w:rPr>
+              <w:rStyle w:val="vlist-s"/>
+              <w:rFonts w:ascii="Cambria Math" w:hAnsi="Cambria Math" w:cs="Calibri"/>
+            </w:rPr>
+            <m:t>​</m:t>
+          </m:r>
+          <m:r>
+            <w:rPr>
+              <w:rStyle w:val="mrel"/>
+              <w:rFonts w:ascii="Cambria Math" w:hAnsi="Cambria Math" w:cs="Calibri"/>
+            </w:rPr>
+            <m:t>=</m:t>
+          </m:r>
+          <m:r>
+            <w:rPr>
+              <w:rStyle w:val="mord"/>
+              <w:rFonts w:ascii="Cambria Math" w:hAnsi="Cambria Math" w:cs="Calibri"/>
+            </w:rPr>
+            <m:t>5.31 mA</m:t>
+          </m:r>
+        </m:oMath>
+      </m:oMathPara>
+    </w:p>
+    <w:p>
+      <w:pPr>
+        <w:pStyle w:val="Standard"/>
+        <w:rPr>
+          <w:rStyle w:val="mord"/>
+          <w:rFonts w:ascii="Calibri" w:hAnsi="Calibri" w:cs="Calibri"/>
+        </w:rPr>
+      </w:pPr>
+    </w:p>
+    <w:p>
+      <w:pPr>
+        <w:pStyle w:val="Standard"/>
+        <w:rPr>
+          <w:rStyle w:val="mord"/>
+          <w:rFonts w:ascii="Calibri" w:hAnsi="Calibri" w:cs="Calibri"/>
+        </w:rPr>
+      </w:pPr>
+      <m:oMathPara>
+        <m:oMath>
+          <m:sSub>
+            <m:sSubPr>
+              <m:ctrlPr>
+                <w:rPr>
+                  <w:rStyle w:val="mord"/>
+                  <w:rFonts w:ascii="Cambria Math" w:hAnsi="Cambria Math" w:cs="Calibri"/>
+                  <w:i/>
+                </w:rPr>
+              </m:ctrlPr>
+            </m:sSubPr>
+            <m:e>
+              <m:r>
+                <w:rPr>
+                  <w:rStyle w:val="mord"/>
+                  <w:rFonts w:ascii="Cambria Math" w:hAnsi="Cambria Math" w:cs="Calibri"/>
+                </w:rPr>
+                <m:t>U</m:t>
+              </m:r>
+            </m:e>
+            <m:sub>
+              <m:r>
+                <w:rPr>
+                  <w:rStyle w:val="mord"/>
+                  <w:rFonts w:ascii="Cambria Math" w:hAnsi="Cambria Math" w:cs="Calibri"/>
+                </w:rPr>
+                <m:t>DSteor</m:t>
+              </m:r>
+            </m:sub>
+          </m:sSub>
+          <m:r>
+            <w:rPr>
+              <w:rStyle w:val="vlist-s"/>
+              <w:rFonts w:ascii="Cambria Math" w:hAnsi="Cambria Math" w:cs="Calibri"/>
+            </w:rPr>
+            <m:t>​</m:t>
+          </m:r>
+          <m:r>
+            <w:rPr>
+              <w:rStyle w:val="mrel"/>
+              <w:rFonts w:ascii="Cambria Math" w:hAnsi="Cambria Math" w:cs="Calibri"/>
+            </w:rPr>
+            <m:t>=</m:t>
+          </m:r>
+          <m:sSub>
+            <m:sSubPr>
+              <m:ctrlPr>
+                <w:rPr>
+                  <w:rStyle w:val="mord"/>
+                  <w:rFonts w:ascii="Cambria Math" w:hAnsi="Cambria Math" w:cs="Calibri"/>
+                  <w:i/>
+                </w:rPr>
+              </m:ctrlPr>
+            </m:sSubPr>
+            <m:e>
+              <m:r>
+                <w:rPr>
+                  <w:rStyle w:val="mord"/>
+                  <w:rFonts w:ascii="Cambria Math" w:hAnsi="Cambria Math" w:cs="Calibri"/>
+                </w:rPr>
+                <m:t>U</m:t>
+              </m:r>
+            </m:e>
+            <m:sub>
+              <m:r>
+                <w:rPr>
+                  <w:rStyle w:val="mord"/>
+                  <w:rFonts w:ascii="Cambria Math" w:hAnsi="Cambria Math" w:cs="Calibri"/>
+                </w:rPr>
+                <m:t>1</m:t>
+              </m:r>
+            </m:sub>
+          </m:sSub>
+          <m:r>
+            <w:rPr>
+              <w:rStyle w:val="vlist-s"/>
+              <w:rFonts w:ascii="Cambria Math" w:hAnsi="Cambria Math" w:cs="Calibri"/>
+            </w:rPr>
+            <m:t>​</m:t>
+          </m:r>
+          <m:r>
+            <w:rPr>
+              <w:rStyle w:val="mbin"/>
+              <w:rFonts w:ascii="Cambria Math" w:hAnsi="Cambria Math" w:cs="Calibri"/>
+            </w:rPr>
+            <m:t>-</m:t>
+          </m:r>
+          <m:sSub>
+            <m:sSubPr>
+              <m:ctrlPr>
+                <w:rPr>
+                  <w:rStyle w:val="mord"/>
+                  <w:rFonts w:ascii="Cambria Math" w:hAnsi="Cambria Math" w:cs="Calibri"/>
+                  <w:i/>
+                </w:rPr>
+              </m:ctrlPr>
+            </m:sSubPr>
+            <m:e>
+              <m:r>
+                <w:rPr>
+                  <w:rStyle w:val="mord"/>
+                  <w:rFonts w:ascii="Cambria Math" w:hAnsi="Cambria Math" w:cs="Calibri"/>
+                </w:rPr>
+                <m:t>U</m:t>
+              </m:r>
+              <m:ctrlPr>
+                <w:rPr>
+                  <w:rStyle w:val="mbin"/>
+                  <w:rFonts w:ascii="Cambria Math" w:hAnsi="Cambria Math" w:cs="Calibri"/>
+                  <w:i/>
+                </w:rPr>
+              </m:ctrlPr>
+            </m:e>
+            <m:sub>
+              <m:r>
+                <w:rPr>
+                  <w:rStyle w:val="mord"/>
+                  <w:rFonts w:ascii="Cambria Math" w:hAnsi="Cambria Math" w:cs="Calibri"/>
+                </w:rPr>
+                <m:t>Steor</m:t>
+              </m:r>
+            </m:sub>
+          </m:sSub>
+          <m:r>
+            <w:rPr>
+              <w:rStyle w:val="vlist-s"/>
+              <w:rFonts w:ascii="Cambria Math" w:hAnsi="Cambria Math" w:cs="Calibri"/>
+            </w:rPr>
+            <m:t>​</m:t>
+          </m:r>
+          <m:r>
+            <w:rPr>
+              <w:rStyle w:val="mrel"/>
+              <w:rFonts w:ascii="Cambria Math" w:hAnsi="Cambria Math" w:cs="Calibri"/>
+            </w:rPr>
+            <m:t>=</m:t>
+          </m:r>
+          <m:r>
+            <w:rPr>
+              <w:rStyle w:val="mord"/>
+              <w:rFonts w:ascii="Cambria Math" w:hAnsi="Cambria Math" w:cs="Calibri"/>
+            </w:rPr>
+            <m:t>4,00 V</m:t>
+          </m:r>
+          <m:r>
+            <w:rPr>
+              <w:rStyle w:val="mbin"/>
+              <w:rFonts w:ascii="Cambria Math" w:hAnsi="Cambria Math" w:cs="Calibri"/>
+            </w:rPr>
+            <m:t>-</m:t>
+          </m:r>
+          <m:d>
+            <m:dPr>
+              <m:ctrlPr>
+                <w:rPr>
+                  <w:rStyle w:val="mopen"/>
+                  <w:rFonts w:ascii="Cambria Math" w:hAnsi="Cambria Math" w:cs="Calibri"/>
+                  <w:i/>
+                </w:rPr>
+              </m:ctrlPr>
+            </m:dPr>
+            <m:e>
+              <m:r>
+                <w:rPr>
+                  <w:rStyle w:val="mord"/>
+                  <w:rFonts w:ascii="Cambria Math" w:hAnsi="Cambria Math" w:cs="Calibri"/>
+                </w:rPr>
+                <m:t>-2,10</m:t>
+              </m:r>
+              <m:ctrlPr>
+                <w:rPr>
+                  <w:rStyle w:val="mclose"/>
+                  <w:rFonts w:ascii="Cambria Math" w:hAnsi="Cambria Math" w:cs="Calibri"/>
+                  <w:i/>
+                </w:rPr>
+              </m:ctrlPr>
+            </m:e>
+          </m:d>
+          <m:r>
+            <w:rPr>
+              <w:rStyle w:val="mrel"/>
+              <w:rFonts w:ascii="Cambria Math" w:hAnsi="Cambria Math" w:cs="Calibri"/>
+            </w:rPr>
+            <m:t xml:space="preserve"> V=</m:t>
+          </m:r>
+          <m:r>
+            <w:rPr>
+              <w:rStyle w:val="mord"/>
+              <w:rFonts w:ascii="Cambria Math" w:hAnsi="Cambria Math" w:cs="Calibri"/>
+            </w:rPr>
+            <m:t>6,10 V</m:t>
+          </m:r>
+        </m:oMath>
+      </m:oMathPara>
+    </w:p>
+    <w:p>
+      <w:pPr>
+        <w:pStyle w:val="Standard"/>
+        <w:rPr>
+          <w:rStyle w:val="mord"/>
+          <w:rFonts w:ascii="Calibri" w:hAnsi="Calibri" w:cs="Calibri"/>
+        </w:rPr>
+      </w:pPr>
+    </w:p>
+    <w:p>
+      <w:pPr>
+        <w:pStyle w:val="ae"/>
+        <w:rPr>
+          <w:rFonts w:ascii="Calibri" w:hAnsi="Calibri" w:cs="Calibri"/>
+          <w:lang w:val="pl-PL"/>
+        </w:rPr>
+      </w:pPr>
+      <w:r>
+        <w:rPr>
+          <w:rFonts w:ascii="Calibri" w:hAnsi="Calibri" w:cs="Calibri"/>
+          <w:lang w:val="pl-PL"/>
+        </w:rPr>
+        <w:t>Z pomiaru otrzymano:</w:t>
+      </w:r>
+    </w:p>
+    <w:p>
+      <w:pPr>
+        <w:pStyle w:val="Standard"/>
+        <w:rPr>
+          <w:rFonts w:ascii="Calibri" w:hAnsi="Calibri" w:cs="Calibri"/>
+          <w:b/>
+          <w:bCs/>
+          <w:sz w:val="28"/>
+          <w:szCs w:val="28"/>
+        </w:rPr>
+      </w:pPr>
+      <m:oMathPara>
+        <m:oMath>
+          <m:sSub>
+            <m:sSubPr>
+              <m:ctrlPr>
+                <w:rPr>
+                  <w:rStyle w:val="katex-mathml"/>
+                  <w:rFonts w:ascii="Cambria Math" w:hAnsi="Cambria Math" w:cs="Calibri"/>
+                  <w:i/>
+                </w:rPr>
+              </m:ctrlPr>
+            </m:sSubPr>
+            <m:e>
+              <m:r>
+                <w:rPr>
+                  <w:rStyle w:val="katex-mathml"/>
+                  <w:rFonts w:ascii="Cambria Math" w:hAnsi="Cambria Math" w:cs="Calibri"/>
+                </w:rPr>
+                <m:t>I</m:t>
+              </m:r>
+            </m:e>
+            <m:sub>
+              <m:r>
+                <w:rPr>
+                  <w:rStyle w:val="katex-mathml"/>
+                  <w:rFonts w:ascii="Cambria Math" w:hAnsi="Cambria Math" w:cs="Calibri"/>
+                </w:rPr>
+                <m:t>D</m:t>
+              </m:r>
+            </m:sub>
+          </m:sSub>
+          <m:r>
+            <w:rPr>
+              <w:rStyle w:val="katex-mathml"/>
+              <w:rFonts w:ascii="Cambria Math" w:hAnsi="Cambria Math" w:cs="Calibri"/>
             </w:rPr>
             <m:t>≈</m:t>
           </m:r>
@@ -19480,7 +20561,8 @@
             <m:sSubPr>
               <m:ctrlPr>
                 <w:rPr>
-                  <w:rFonts w:ascii="Cambria Math" w:hAnsi="Cambria Math"/>
+                  <w:rStyle w:val="katex-mathml"/>
+                  <w:rFonts w:ascii="Cambria Math" w:hAnsi="Cambria Math" w:cs="Calibri"/>
                   <w:i/>
                 </w:rPr>
               </m:ctrlPr>
@@ -19488,25 +20570,64 @@
             <m:e>
               <m:r>
                 <w:rPr>
-                  <w:rFonts w:ascii="Cambria Math" w:hAnsi="Cambria Math"/>
-                </w:rPr>
-                <m:t>U</m:t>
+                  <w:rStyle w:val="katex-mathml"/>
+                  <w:rFonts w:ascii="Cambria Math" w:hAnsi="Cambria Math" w:cs="Calibri"/>
+                </w:rPr>
+                <m:t>I</m:t>
               </m:r>
             </m:e>
             <m:sub>
               <m:r>
                 <w:rPr>
-                  <w:rFonts w:ascii="Cambria Math" w:hAnsi="Cambria Math"/>
-                </w:rPr>
-                <m:t>1</m:t>
+                  <w:rStyle w:val="katex-mathml"/>
+                  <w:rFonts w:ascii="Cambria Math" w:hAnsi="Cambria Math" w:cs="Calibri"/>
+                </w:rPr>
+                <m:t>S</m:t>
               </m:r>
             </m:sub>
           </m:sSub>
           <m:r>
             <w:rPr>
-              <w:rFonts w:ascii="Cambria Math" w:hAnsi="Cambria Math"/>
+              <w:rStyle w:val="katex-mathml"/>
+              <w:rFonts w:ascii="Cambria Math" w:hAnsi="Cambria Math" w:cs="Calibri"/>
             </w:rPr>
-            <m:t>=4,00 V</m:t>
+            <m:t xml:space="preserve">≈5.48 mA,  </m:t>
+          </m:r>
+          <m:sSub>
+            <m:sSubPr>
+              <m:ctrlPr>
+                <w:rPr>
+                  <w:rStyle w:val="katex-mathml"/>
+                  <w:rFonts w:ascii="Cambria Math" w:hAnsi="Cambria Math" w:cs="Calibri"/>
+                  <w:i/>
+                </w:rPr>
+              </m:ctrlPr>
+            </m:sSubPr>
+            <m:e>
+              <m:r>
+                <w:rPr>
+                  <w:rStyle w:val="katex-mathml"/>
+                  <w:rFonts w:ascii="Cambria Math" w:hAnsi="Cambria Math" w:cs="Calibri"/>
+                </w:rPr>
+                <m:t>U</m:t>
+              </m:r>
+            </m:e>
+            <m:sub>
+              <m:r>
+                <w:rPr>
+                  <w:rStyle w:val="katex-mathml"/>
+                  <w:rFonts w:ascii="Cambria Math" w:hAnsi="Cambria Math" w:cs="Calibri"/>
+                </w:rPr>
+                <m:t>DS</m:t>
+              </m:r>
+            </m:sub>
+          </m:sSub>
+          <m:r>
+            <w:rPr>
+              <w:rStyle w:val="katex-mathml"/>
+              <w:rFonts w:ascii="Cambria Math" w:hAnsi="Cambria Math" w:cs="Calibri"/>
+            </w:rPr>
+            <m:t>≈5.78 V</m:t>
           </m:r>
         </m:oMath>
       </m:oMathPara>
@@ -19534,10 +20655,7 @@
           <w:szCs w:val="28"/>
         </w:rPr>
       </w:pPr>
-    </w:p>
-    <w:p>
-      <w:pPr>
-        <w:pStyle w:val="Standard"/>
+      <w:r>
         <w:rPr>
           <w:rFonts w:ascii="Calibri" w:hAnsi="Calibri"/>
           <w:b/>
@@ -19545,88 +20663,6 @@
           <w:sz w:val="28"/>
           <w:szCs w:val="28"/>
         </w:rPr>
-      </w:pPr>
-    </w:p>
-    <w:p>
-      <w:pPr>
-        <w:pStyle w:val="Standard"/>
-        <w:rPr>
-          <w:rFonts w:ascii="Calibri" w:hAnsi="Calibri"/>
-          <w:b/>
-          <w:bCs/>
-          <w:sz w:val="28"/>
-          <w:szCs w:val="28"/>
-        </w:rPr>
-      </w:pPr>
-    </w:p>
-    <w:p>
-      <w:pPr>
-        <w:pStyle w:val="Standard"/>
-        <w:rPr>
-          <w:rFonts w:ascii="Calibri" w:hAnsi="Calibri"/>
-          <w:b/>
-          <w:bCs/>
-          <w:sz w:val="28"/>
-          <w:szCs w:val="28"/>
-        </w:rPr>
-      </w:pPr>
-    </w:p>
-    <w:p>
-      <w:pPr>
-        <w:pStyle w:val="Standard"/>
-        <w:rPr>
-          <w:rFonts w:ascii="Calibri" w:hAnsi="Calibri"/>
-          <w:b/>
-          <w:bCs/>
-          <w:sz w:val="28"/>
-          <w:szCs w:val="28"/>
-        </w:rPr>
-      </w:pPr>
-    </w:p>
-    <w:p>
-      <w:pPr>
-        <w:pStyle w:val="Standard"/>
-        <w:rPr>
-          <w:rFonts w:ascii="Calibri" w:hAnsi="Calibri"/>
-          <w:b/>
-          <w:bCs/>
-          <w:sz w:val="28"/>
-          <w:szCs w:val="28"/>
-        </w:rPr>
-      </w:pPr>
-    </w:p>
-    <w:p>
-      <w:pPr>
-        <w:pStyle w:val="Standard"/>
-        <w:rPr>
-          <w:rFonts w:ascii="Calibri" w:hAnsi="Calibri"/>
-          <w:b/>
-          <w:bCs/>
-          <w:sz w:val="28"/>
-          <w:szCs w:val="28"/>
-        </w:rPr>
-      </w:pPr>
-    </w:p>
-    <w:p>
-      <w:pPr>
-        <w:pStyle w:val="Standard"/>
-        <w:rPr>
-          <w:rFonts w:ascii="Calibri" w:hAnsi="Calibri"/>
-          <w:b/>
-          <w:bCs/>
-          <w:sz w:val="28"/>
-          <w:szCs w:val="28"/>
-        </w:rPr>
-      </w:pPr>
-      <w:r>
-        <w:rPr>
-          <w:rFonts w:ascii="Calibri" w:hAnsi="Calibri"/>
-          <w:b/>
-          <w:bCs/>
-          <w:sz w:val="28"/>
-          <w:szCs w:val="28"/>
-        </w:rPr>
-        <w:lastRenderedPageBreak/>
         <w:t>6.</w:t>
       </w:r>
       <w:r>
@@ -20233,20 +21269,20 @@
           <w:rFonts w:asciiTheme="minorHAnsi" w:hAnsiTheme="minorHAnsi" w:cstheme="minorHAnsi"/>
         </w:rPr>
       </w:pPr>
-      <w:r>
-        <w:rPr>
-          <w:rFonts w:asciiTheme="minorHAnsi" w:hAnsiTheme="minorHAnsi" w:cstheme="minorHAnsi"/>
-        </w:rPr>
-        <w:t>a następnie amplitudę:</w:t>
-      </w:r>
-    </w:p>
-    <w:p>
-      <w:pPr>
-        <w:pStyle w:val="Standard"/>
-        <w:rPr>
-          <w:rFonts w:ascii="Calibri" w:hAnsi="Calibri"/>
-        </w:rPr>
-      </w:pPr>
+    </w:p>
+    <w:p>
+      <w:pPr>
+        <w:pStyle w:val="Standard"/>
+        <w:rPr>
+          <w:rFonts w:ascii="Calibri" w:hAnsi="Calibri"/>
+        </w:rPr>
+      </w:pPr>
+      <w:r>
+        <w:rPr>
+          <w:rFonts w:ascii="Calibri" w:hAnsi="Calibri"/>
+        </w:rPr>
+        <w:t xml:space="preserve"> </w:t>
+      </w:r>
     </w:p>
     <w:p>
       <w:pPr>
@@ -20257,12 +21293,43 @@
           <w:iCs/>
         </w:rPr>
       </w:pPr>
-      <w:r>
+    </w:p>
+    <w:p>
+      <w:pPr>
+        <w:pStyle w:val="Standard"/>
         <w:rPr>
           <w:rFonts w:ascii="Calibri" w:hAnsi="Calibri"/>
           <w:i/>
           <w:iCs/>
         </w:rPr>
+      </w:pPr>
+    </w:p>
+    <w:p>
+      <w:pPr>
+        <w:pStyle w:val="Standard"/>
+        <w:rPr>
+          <w:rFonts w:ascii="Calibri" w:hAnsi="Calibri"/>
+          <w:i/>
+          <w:iCs/>
+        </w:rPr>
+      </w:pPr>
+    </w:p>
+    <w:p>
+      <w:pPr>
+        <w:pStyle w:val="Standard"/>
+        <w:rPr>
+          <w:rFonts w:ascii="Calibri" w:hAnsi="Calibri"/>
+          <w:i/>
+          <w:iCs/>
+        </w:rPr>
+      </w:pPr>
+      <w:r>
+        <w:rPr>
+          <w:rFonts w:ascii="Calibri" w:hAnsi="Calibri"/>
+          <w:i/>
+          <w:iCs/>
+        </w:rPr>
+        <w:lastRenderedPageBreak/>
         <w:t>Wnioski, porównanie z wartością oczekiwaną i odpowiedzi na pytania z instrukcji:</w:t>
       </w:r>
     </w:p>
@@ -20632,7 +21699,6 @@
           <w:sz w:val="28"/>
           <w:szCs w:val="28"/>
         </w:rPr>
-        <w:lastRenderedPageBreak/>
         <w:t>7.</w:t>
       </w:r>
       <w:r>
@@ -21693,12 +22759,78 @@
           <w:rFonts w:ascii="Calibri" w:hAnsi="Calibri"/>
         </w:rPr>
       </w:pPr>
-      <w:r>
+    </w:p>
+    <w:p>
+      <w:pPr>
+        <w:pStyle w:val="Standard"/>
+        <w:rPr>
+          <w:rFonts w:ascii="Calibri" w:hAnsi="Calibri"/>
+        </w:rPr>
+      </w:pPr>
+    </w:p>
+    <w:p>
+      <w:pPr>
+        <w:pStyle w:val="Standard"/>
+        <w:rPr>
+          <w:rFonts w:ascii="Calibri" w:hAnsi="Calibri"/>
+          <w:lang w:val="en-US"/>
+        </w:rPr>
+      </w:pPr>
+    </w:p>
+    <w:p>
+      <w:pPr>
+        <w:pStyle w:val="Standard"/>
         <w:rPr>
           <w:rFonts w:ascii="Calibri" w:hAnsi="Calibri"/>
           <w:b/>
           <w:bCs/>
         </w:rPr>
+      </w:pPr>
+    </w:p>
+    <w:p>
+      <w:pPr>
+        <w:pStyle w:val="Standard"/>
+        <w:rPr>
+          <w:rFonts w:ascii="Calibri" w:hAnsi="Calibri"/>
+          <w:b/>
+          <w:bCs/>
+        </w:rPr>
+      </w:pPr>
+    </w:p>
+    <w:p>
+      <w:pPr>
+        <w:pStyle w:val="Standard"/>
+        <w:rPr>
+          <w:rFonts w:ascii="Calibri" w:hAnsi="Calibri"/>
+          <w:b/>
+          <w:bCs/>
+        </w:rPr>
+      </w:pPr>
+    </w:p>
+    <w:p>
+      <w:pPr>
+        <w:pStyle w:val="Standard"/>
+        <w:rPr>
+          <w:rFonts w:ascii="Calibri" w:hAnsi="Calibri"/>
+          <w:b/>
+          <w:bCs/>
+        </w:rPr>
+      </w:pPr>
+    </w:p>
+    <w:p>
+      <w:pPr>
+        <w:pStyle w:val="Standard"/>
+        <w:rPr>
+          <w:rFonts w:ascii="Calibri" w:hAnsi="Calibri"/>
+        </w:rPr>
+      </w:pPr>
+      <w:r>
+        <w:rPr>
+          <w:rFonts w:ascii="Calibri" w:hAnsi="Calibri"/>
+          <w:b/>
+          <w:bCs/>
+        </w:rPr>
+        <w:lastRenderedPageBreak/>
         <w:t>A.</w:t>
       </w:r>
       <w:r>
@@ -22767,16 +23899,6 @@
         </w:tc>
       </w:tr>
     </w:tbl>
-    <w:p>
-      <w:pPr>
-        <w:pStyle w:val="Standard"/>
-        <w:rPr>
-          <w:rFonts w:ascii="Calibri" w:hAnsi="Calibri"/>
-          <w:i/>
-          <w:iCs/>
-        </w:rPr>
-      </w:pPr>
-    </w:p>
     <w:p>
       <w:pPr>
         <w:pStyle w:val="Standard"/>
@@ -24456,14 +25578,6 @@
       <w:pPr>
         <w:pStyle w:val="Standard"/>
         <w:rPr>
-          <w:rFonts w:ascii="Calibri" w:hAnsi="Calibri"/>
-        </w:rPr>
-      </w:pPr>
-    </w:p>
-    <w:p>
-      <w:pPr>
-        <w:pStyle w:val="Standard"/>
-        <w:rPr>
           <w:rFonts w:asciiTheme="minorHAnsi" w:hAnsiTheme="minorHAnsi" w:cstheme="minorHAnsi"/>
         </w:rPr>
       </w:pPr>
@@ -24733,22 +25847,6 @@
         </w:rPr>
         <w:t xml:space="preserve"> </w:t>
       </w:r>
-    </w:p>
-    <w:p>
-      <w:pPr>
-        <w:pStyle w:val="Standard"/>
-        <w:rPr>
-          <w:rFonts w:ascii="Calibri" w:hAnsi="Calibri"/>
-        </w:rPr>
-      </w:pPr>
-    </w:p>
-    <w:p>
-      <w:pPr>
-        <w:pStyle w:val="Standard"/>
-        <w:rPr>
-          <w:rFonts w:ascii="Calibri" w:hAnsi="Calibri"/>
-        </w:rPr>
-      </w:pPr>
     </w:p>
     <w:tbl>
       <w:tblPr>
@@ -25810,25 +26908,10 @@
       <w:r>
         <w:rPr>
           <w:rFonts w:ascii="Calibri" w:hAnsi="Calibri"/>
-        </w:rPr>
-        <w:t xml:space="preserve"> </w:t>
-      </w:r>
-    </w:p>
-    <w:p>
-      <w:pPr>
-        <w:pStyle w:val="Standard"/>
-        <w:rPr>
-          <w:rFonts w:ascii="Calibri" w:hAnsi="Calibri"/>
           <w:i/>
           <w:iCs/>
         </w:rPr>
-      </w:pPr>
-      <w:r>
-        <w:rPr>
-          <w:rFonts w:ascii="Calibri" w:hAnsi="Calibri"/>
-          <w:i/>
-          <w:iCs/>
-        </w:rPr>
+        <w:lastRenderedPageBreak/>
         <w:t>Obliczenia:</w:t>
       </w:r>
     </w:p>
@@ -27383,57 +28466,16 @@
           <w:rFonts w:ascii="Calibri" w:hAnsi="Calibri"/>
           <w:i/>
           <w:iCs/>
-        </w:rPr>
-      </w:pPr>
-    </w:p>
-    <w:p>
-      <w:pPr>
-        <w:pStyle w:val="Standard"/>
+          <w:sz w:val="28"/>
+          <w:szCs w:val="28"/>
+        </w:rPr>
+      </w:pPr>
+      <w:r>
         <w:rPr>
           <w:rFonts w:ascii="Calibri" w:hAnsi="Calibri"/>
           <w:i/>
           <w:iCs/>
         </w:rPr>
-      </w:pPr>
-    </w:p>
-    <w:p>
-      <w:pPr>
-        <w:pStyle w:val="Standard"/>
-        <w:rPr>
-          <w:rFonts w:ascii="Calibri" w:hAnsi="Calibri"/>
-          <w:i/>
-          <w:iCs/>
-        </w:rPr>
-      </w:pPr>
-    </w:p>
-    <w:p>
-      <w:pPr>
-        <w:pStyle w:val="Standard"/>
-        <w:rPr>
-          <w:rFonts w:ascii="Calibri" w:hAnsi="Calibri"/>
-          <w:i/>
-          <w:iCs/>
-        </w:rPr>
-      </w:pPr>
-    </w:p>
-    <w:p>
-      <w:pPr>
-        <w:pStyle w:val="Standard"/>
-        <w:rPr>
-          <w:rFonts w:ascii="Calibri" w:hAnsi="Calibri"/>
-          <w:i/>
-          <w:iCs/>
-          <w:sz w:val="28"/>
-          <w:szCs w:val="28"/>
-        </w:rPr>
-      </w:pPr>
-      <w:r>
-        <w:rPr>
-          <w:rFonts w:ascii="Calibri" w:hAnsi="Calibri"/>
-          <w:i/>
-          <w:iCs/>
-        </w:rPr>
-        <w:lastRenderedPageBreak/>
         <w:t>Wnioski, podsumowania:</w:t>
       </w:r>
     </w:p>
@@ -28407,7 +29449,107 @@
           <w:sz w:val="21"/>
           <w:szCs w:val="21"/>
         </w:rPr>
-        <w:t> = 2,4 Vpp</w:t>
+        <w:t> = -878,86  mV</w:t>
+      </w:r>
+    </w:p>
+    <w:p>
+      <w:pPr>
+        <w:pStyle w:val="Standard"/>
+        <w:rPr>
+          <w:rFonts w:asciiTheme="minorHAnsi" w:hAnsiTheme="minorHAnsi" w:cstheme="minorHAnsi"/>
+          <w:sz w:val="21"/>
+          <w:szCs w:val="21"/>
+        </w:rPr>
+      </w:pPr>
+    </w:p>
+    <w:p>
+      <w:pPr>
+        <w:pStyle w:val="Standard"/>
+        <w:jc w:val="center"/>
+        <w:rPr>
+          <w:rFonts w:asciiTheme="minorHAnsi" w:hAnsiTheme="minorHAnsi" w:cstheme="minorHAnsi"/>
+          <w:sz w:val="21"/>
+          <w:szCs w:val="21"/>
+        </w:rPr>
+      </w:pPr>
+      <w:r>
+        <w:rPr>
+          <w:rFonts w:ascii="Calibri" w:hAnsi="Calibri"/>
+          <w:i/>
+          <w:iCs/>
+          <w:noProof/>
+          <w:lang w:val="ru-RU" w:eastAsia="ru-RU" w:bidi="ar-SA"/>
+        </w:rPr>
+        <w:drawing>
+          <wp:inline distT="0" distB="0" distL="0" distR="0" wp14:anchorId="66CAD256" wp14:editId="5A9FC202">
+            <wp:extent cx="3384550" cy="1982797"/>
+            <wp:effectExtent l="0" t="0" r="6350" b="0"/>
+            <wp:docPr id="22" name="Obraz24"/>
+            <wp:cNvGraphicFramePr/>
+            <a:graphic xmlns:a="http://schemas.openxmlformats.org/drawingml/2006/main">
+              <a:graphicData uri="http://schemas.openxmlformats.org/drawingml/2006/picture">
+                <pic:pic xmlns:pic="http://schemas.openxmlformats.org/drawingml/2006/picture">
+                  <pic:nvPicPr>
+                    <pic:cNvPr id="0" name=""/>
+                    <pic:cNvPicPr/>
+                  </pic:nvPicPr>
+                  <pic:blipFill>
+                    <a:blip r:embed="rId17" cstate="print">
+                      <a:lum/>
+                      <a:alphaModFix/>
+                      <a:extLst>
+                        <a:ext uri="{28A0092B-C50C-407E-A947-70E740481C1C}">
+                          <a14:useLocalDpi xmlns:a14="http://schemas.microsoft.com/office/drawing/2010/main" val="0"/>
+                        </a:ext>
+                      </a:extLst>
+                    </a:blip>
+                    <a:srcRect/>
+                    <a:stretch>
+                      <a:fillRect/>
+                    </a:stretch>
+                  </pic:blipFill>
+                  <pic:spPr>
+                    <a:xfrm>
+                      <a:off x="0" y="0"/>
+                      <a:ext cx="3386908" cy="1984178"/>
+                    </a:xfrm>
+                    <a:prstGeom prst="rect">
+                      <a:avLst/>
+                    </a:prstGeom>
+                    <a:noFill/>
+                  </pic:spPr>
+                </pic:pic>
+              </a:graphicData>
+            </a:graphic>
+          </wp:inline>
+        </w:drawing>
+      </w:r>
+    </w:p>
+    <w:p>
+      <w:pPr>
+        <w:pStyle w:val="Standard"/>
+        <w:jc w:val="center"/>
+        <w:rPr>
+          <w:rFonts w:asciiTheme="minorHAnsi" w:hAnsiTheme="minorHAnsi" w:cstheme="minorHAnsi"/>
+        </w:rPr>
+      </w:pPr>
+      <w:r>
+        <w:rPr>
+          <w:rFonts w:asciiTheme="minorHAnsi" w:hAnsiTheme="minorHAnsi" w:cstheme="minorHAnsi"/>
+        </w:rPr>
+        <w:t>Rys 7.1.</w:t>
+      </w:r>
+      <w:r>
+        <w:rPr>
+          <w:rFonts w:ascii="Calibri" w:hAnsi="Calibri"/>
+        </w:rPr>
+        <w:t xml:space="preserve"> </w:t>
+      </w:r>
+      <w:r>
+        <w:rPr>
+          <w:rFonts w:ascii="Calibri" w:hAnsi="Calibri"/>
+        </w:rPr>
+        <w:t>Obserwowana amplituda na oscyloskopie</w:t>
       </w:r>
     </w:p>
     <w:p>
@@ -30039,10 +31181,7 @@
           <w:szCs w:val="28"/>
         </w:rPr>
       </w:pPr>
-    </w:p>
-    <w:p>
-      <w:pPr>
-        <w:pStyle w:val="Standard"/>
+      <w:r>
         <w:rPr>
           <w:rFonts w:ascii="Calibri" w:hAnsi="Calibri"/>
           <w:b/>
@@ -30050,76 +31189,6 @@
           <w:sz w:val="28"/>
           <w:szCs w:val="28"/>
         </w:rPr>
-      </w:pPr>
-    </w:p>
-    <w:p>
-      <w:pPr>
-        <w:pStyle w:val="Standard"/>
-        <w:rPr>
-          <w:rFonts w:ascii="Calibri" w:hAnsi="Calibri"/>
-          <w:b/>
-          <w:bCs/>
-          <w:sz w:val="28"/>
-          <w:szCs w:val="28"/>
-        </w:rPr>
-      </w:pPr>
-    </w:p>
-    <w:p>
-      <w:pPr>
-        <w:pStyle w:val="Standard"/>
-        <w:rPr>
-          <w:rFonts w:ascii="Calibri" w:hAnsi="Calibri"/>
-          <w:b/>
-          <w:bCs/>
-          <w:sz w:val="28"/>
-          <w:szCs w:val="28"/>
-        </w:rPr>
-      </w:pPr>
-    </w:p>
-    <w:p>
-      <w:pPr>
-        <w:pStyle w:val="Standard"/>
-        <w:rPr>
-          <w:rFonts w:ascii="Calibri" w:hAnsi="Calibri"/>
-          <w:b/>
-          <w:bCs/>
-          <w:sz w:val="28"/>
-          <w:szCs w:val="28"/>
-        </w:rPr>
-      </w:pPr>
-    </w:p>
-    <w:p>
-      <w:pPr>
-        <w:pStyle w:val="Standard"/>
-        <w:rPr>
-          <w:rFonts w:ascii="Calibri" w:hAnsi="Calibri"/>
-          <w:b/>
-          <w:bCs/>
-          <w:sz w:val="28"/>
-          <w:szCs w:val="28"/>
-        </w:rPr>
-      </w:pPr>
-    </w:p>
-    <w:p>
-      <w:pPr>
-        <w:pStyle w:val="Standard"/>
-        <w:rPr>
-          <w:rFonts w:ascii="Calibri" w:hAnsi="Calibri"/>
-          <w:b/>
-          <w:bCs/>
-          <w:sz w:val="28"/>
-          <w:szCs w:val="28"/>
-        </w:rPr>
-      </w:pPr>
-      <w:r>
-        <w:rPr>
-          <w:rFonts w:ascii="Calibri" w:hAnsi="Calibri"/>
-          <w:b/>
-          <w:bCs/>
-          <w:sz w:val="28"/>
-          <w:szCs w:val="28"/>
-        </w:rPr>
-        <w:lastRenderedPageBreak/>
         <w:t>8.</w:t>
       </w:r>
       <w:r>
@@ -30244,8 +31313,6 @@
           <w:rFonts w:asciiTheme="minorHAnsi" w:hAnsiTheme="minorHAnsi" w:cstheme="minorHAnsi"/>
         </w:rPr>
       </w:pPr>
-      <w:bookmarkStart w:id="0" w:name="_GoBack"/>
-      <w:bookmarkEnd w:id="0"/>
       <w:r>
         <w:rPr>
           <w:rFonts w:asciiTheme="minorHAnsi" w:hAnsiTheme="minorHAnsi" w:cstheme="minorHAnsi"/>
